--- a/report_template.docx
+++ b/report_template.docx
@@ -7958,7 +7958,7 @@
                 <w:szCs w:val="24"/>
                 <w:lang w:val="en-GB"/>
               </w:rPr>
-              <w:t>Soil Moisture Content</w:t>
+              <w:t>Soil Moisture Content — 38 mm (1.5 in)</w:t>
             </w:r>
           </w:p>
         </w:tc>
@@ -8037,6 +8037,123 @@
             </w:pPr>
             <w:r>
               <w:t>{res_moisture_cmt}</w:t>
+            </w:r>
+          </w:p>
+        </w:tc>
+      </w:tr>
+      <w:tr>
+        <w:trPr>
+          <w:trHeight w:val="718"/>
+        </w:trPr>
+        <w:tc>
+          <w:tcPr>
+            <w:tcW w:w="2552" w:type="dxa"/>
+            <w:tcBorders>
+              <w:top w:val="single" w:sz="4" w:space="0" w:color="auto"/>
+              <w:left w:val="single" w:sz="4" w:space="0" w:color="auto"/>
+              <w:bottom w:val="single" w:sz="4" w:space="0" w:color="auto"/>
+              <w:right w:val="single" w:sz="4" w:space="0" w:color="auto"/>
+            </w:tcBorders>
+            <w:vAlign w:val="center"/>
+          </w:tcPr>
+          <w:p>
+            <w:pPr>
+              <w:pStyle w:val="Heading2"/>
+              <w:rPr>
+                <w:rFonts w:ascii="Aptos" w:eastAsia="Times New Roman" w:hAnsi="Aptos"/>
+                <w:color w:val="0D0D0D" w:themeColor="text1" w:themeTint="F2"/>
+                <w:sz w:val="24"/>
+                <w:szCs w:val="24"/>
+                <w:lang w:val="en-GB"/>
+              </w:rPr>
+            </w:pPr>
+            <w:r>
+              <w:rPr>
+                <w:rFonts w:ascii="Aptos" w:eastAsia="Times New Roman" w:hAnsi="Aptos"/>
+                <w:color w:val="0D0D0D" w:themeColor="text1" w:themeTint="F2"/>
+                <w:sz w:val="24"/>
+                <w:szCs w:val="24"/>
+                <w:lang w:val="en-GB"/>
+              </w:rPr>
+              <w:t>Soil Moisture Content — 76 mm (3 in)</w:t>
+            </w:r>
+          </w:p>
+        </w:tc>
+        <w:tc>
+          <w:tcPr>
+            <w:tcW w:w="1417" w:type="dxa"/>
+            <w:tcBorders>
+              <w:top w:val="single" w:sz="4" w:space="0" w:color="auto"/>
+              <w:left w:val="single" w:sz="4" w:space="0" w:color="auto"/>
+              <w:bottom w:val="single" w:sz="4" w:space="0" w:color="auto"/>
+              <w:right w:val="single" w:sz="4" w:space="0" w:color="auto"/>
+            </w:tcBorders>
+            <w:vAlign w:val="center"/>
+          </w:tcPr>
+          <w:p>
+            <w:pPr>
+              <w:pStyle w:val="Heading2"/>
+              <w:jc w:val="center"/>
+              <w:rPr>
+                <w:rFonts w:ascii="Aptos" w:eastAsia="Times New Roman" w:hAnsi="Aptos"/>
+                <w:sz w:val="24"/>
+                <w:szCs w:val="24"/>
+                <w:lang w:val="en-GB"/>
+              </w:rPr>
+            </w:pPr>
+            <w:r>
+              <w:t>{res_moisture76_avg}</w:t>
+            </w:r>
+          </w:p>
+        </w:tc>
+        <w:tc>
+          <w:tcPr>
+            <w:tcW w:w="1843" w:type="dxa"/>
+            <w:tcBorders>
+              <w:top w:val="single" w:sz="4" w:space="0" w:color="auto"/>
+              <w:left w:val="single" w:sz="4" w:space="0" w:color="auto"/>
+              <w:bottom w:val="single" w:sz="4" w:space="0" w:color="auto"/>
+              <w:right w:val="single" w:sz="4" w:space="0" w:color="auto"/>
+            </w:tcBorders>
+            <w:vAlign w:val="center"/>
+          </w:tcPr>
+          <w:p>
+            <w:pPr>
+              <w:pStyle w:val="Heading2"/>
+              <w:jc w:val="center"/>
+              <w:rPr>
+                <w:rFonts w:ascii="Aptos" w:eastAsia="Times New Roman" w:hAnsi="Aptos"/>
+                <w:sz w:val="24"/>
+                <w:szCs w:val="24"/>
+                <w:lang w:val="en-GB"/>
+              </w:rPr>
+            </w:pPr>
+            <w:r>
+              <w:t>{res_moisture76_var}</w:t>
+            </w:r>
+          </w:p>
+        </w:tc>
+        <w:tc>
+          <w:tcPr>
+            <w:tcW w:w="3681" w:type="dxa"/>
+            <w:tcBorders>
+              <w:top w:val="single" w:sz="4" w:space="0" w:color="auto"/>
+              <w:left w:val="single" w:sz="4" w:space="0" w:color="auto"/>
+              <w:bottom w:val="single" w:sz="4" w:space="0" w:color="auto"/>
+              <w:right w:val="single" w:sz="4" w:space="0" w:color="auto"/>
+            </w:tcBorders>
+            <w:vAlign w:val="center"/>
+          </w:tcPr>
+          <w:p>
+            <w:pPr>
+              <w:rPr>
+                <w:sz w:val="20"/>
+                <w:szCs w:val="20"/>
+                <w:lang w:val="en-GB"/>
+              </w:rPr>
+            </w:pPr>
+            <w:r>
+              <w:t>{res_moisture76_cmt}</w:t>
             </w:r>
           </w:p>
         </w:tc>
@@ -8150,6 +8267,42 @@
       </w:pPr>
       <w:r>
         <w:t>{%test_maps}</w:t>
+      </w:r>
+    </w:p>
+    <w:p>
+      <w:r>
+        <w:t>{#has_soil_photos}</w:t>
+      </w:r>
+    </w:p>
+    <w:p>
+      <w:r>
+        <w:br w:type="page"/>
+      </w:r>
+    </w:p>
+    <w:p>
+      <w:pPr>
+        <w:pStyle w:val="Heading2"/>
+      </w:pPr>
+      <w:r>
+        <w:t>APPENDIX K. Soil profile / thatch photos</w:t>
+      </w:r>
+    </w:p>
+    <w:p>
+      <w:r>
+        <w:t>Thatch-depth observation photos, by test position.</w:t>
+      </w:r>
+    </w:p>
+    <w:p>
+      <w:pPr>
+        <w:jc w:val="center"/>
+      </w:pPr>
+      <w:r>
+        <w:t>{%soil_photos}</w:t>
+      </w:r>
+    </w:p>
+    <w:p>
+      <w:r>
+        <w:t>{/has_soil_photos}</w:t>
       </w:r>
     </w:p>
     <w:sectPr>

--- a/report_template.docx
+++ b/report_template.docx
@@ -2016,8 +2016,10 @@
     <w:p>
       <w:pPr>
         <w:jc w:val="center"/>
+        <w:spacing w:before="160" w:after="40"/>
         <w:rPr>
-          <w:rFonts w:ascii="Aptos" w:eastAsia="Times New Roman" w:hAnsi="Aptos"/>
+          <w:rFonts w:ascii="Aptos" w:hAnsi="Aptos"/>
+          <w:noProof/>
           <w:lang w:val="en-GB"/>
         </w:rPr>
       </w:pPr>
@@ -2027,62 +2029,20 @@
           <w:noProof/>
           <w:lang w:val="en-GB"/>
         </w:rPr>
-        <w:drawing>
-          <wp:inline distT="0" distB="0" distL="0" distR="0" wp14:anchorId="7BA7DA17" wp14:editId="71668D07">
-            <wp:extent cx="3905250" cy="2743757"/>
-            <wp:effectExtent l="0" t="0" r="0" b="0"/>
-            <wp:docPr id="325125787" name="Picture 1"/>
-            <wp:cNvGraphicFramePr>
-              <a:graphicFrameLocks xmlns:a="http://schemas.openxmlformats.org/drawingml/2006/main" noChangeAspect="1"/>
-            </wp:cNvGraphicFramePr>
-            <a:graphic xmlns:a="http://schemas.openxmlformats.org/drawingml/2006/main">
-              <a:graphicData uri="http://schemas.openxmlformats.org/drawingml/2006/picture">
-                <pic:pic xmlns:pic="http://schemas.openxmlformats.org/drawingml/2006/picture">
-                  <pic:nvPicPr>
-                    <pic:cNvPr id="1522832736" name=""/>
-                    <pic:cNvPicPr/>
-                  </pic:nvPicPr>
-                  <pic:blipFill rotWithShape="1">
-                    <a:blip r:embed="rId12"/>
-                    <a:srcRect t="1639"/>
-                    <a:stretch>
-                      <a:fillRect/>
-                    </a:stretch>
-                  </pic:blipFill>
-                  <pic:spPr bwMode="auto">
-                    <a:xfrm>
-                      <a:off x="0" y="0"/>
-                      <a:ext cx="3968229" cy="2788005"/>
-                    </a:xfrm>
-                    <a:prstGeom prst="rect">
-                      <a:avLst/>
-                    </a:prstGeom>
-                    <a:ln>
-                      <a:noFill/>
-                    </a:ln>
-                    <a:extLst>
-                      <a:ext uri="{53640926-AAD7-44D8-BBD7-CCE9431645EC}">
-                        <a14:shadowObscured xmlns:a14="http://schemas.microsoft.com/office/drawing/2010/main"/>
-                      </a:ext>
-                    </a:extLst>
-                  </pic:spPr>
-                </pic:pic>
-              </a:graphicData>
-            </a:graphic>
-          </wp:inline>
-        </w:drawing>
+        <w:t xml:space="preserve">{%map_shear}</w:t>
       </w:r>
     </w:p>
     <w:p>
       <w:pPr>
         <w:jc w:val="center"/>
+        <w:spacing w:after="240"/>
         <w:rPr>
           <w:rFonts w:ascii="Aptos" w:hAnsi="Aptos"/>
-          <w:b/>
-          <w:bCs/>
           <w:i/>
           <w:iCs/>
-          <w:color w:val="EE0000"/>
+          <w:sz w:val="20"/>
+          <w:szCs w:val="20"/>
+          <w:color w:val="28282A"/>
           <w:lang w:val="en-GB"/>
         </w:rPr>
       </w:pPr>
@@ -2091,80 +2051,21 @@
           <w:rFonts w:ascii="Aptos" w:hAnsi="Aptos"/>
           <w:i/>
           <w:iCs/>
+          <w:sz w:val="20"/>
+          <w:szCs w:val="20"/>
+          <w:color w:val="28282A"/>
           <w:lang w:val="en-GB"/>
         </w:rPr>
-        <w:t xml:space="preserve">Comment: One mapping for </w:t>
-      </w:r>
-      <w:r>
-        <w:rPr>
-          <w:rFonts w:ascii="Aptos" w:hAnsi="Aptos"/>
-          <w:i/>
-          <w:iCs/>
-          <w:lang w:val="en-GB"/>
-        </w:rPr>
-        <w:t>traction</w:t>
-      </w:r>
-      <w:r>
-        <w:rPr>
-          <w:rFonts w:ascii="Aptos" w:hAnsi="Aptos"/>
-          <w:i/>
-          <w:iCs/>
-          <w:lang w:val="en-GB"/>
-        </w:rPr>
-        <w:t xml:space="preserve"> results</w:t>
-      </w:r>
-      <w:r>
-        <w:rPr>
-          <w:rFonts w:ascii="Aptos" w:hAnsi="Aptos"/>
-          <w:i/>
-          <w:iCs/>
-          <w:lang w:val="en-GB"/>
-        </w:rPr>
-        <w:t xml:space="preserve"> -</w:t>
-      </w:r>
-      <w:r>
-        <w:rPr>
-          <w:rFonts w:ascii="Aptos" w:hAnsi="Aptos"/>
-          <w:i/>
-          <w:iCs/>
-          <w:lang w:val="en-GB"/>
-        </w:rPr>
-        <w:t xml:space="preserve"> </w:t>
-      </w:r>
-      <w:r>
-        <w:rPr>
-          <w:rFonts w:ascii="Aptos" w:hAnsi="Aptos"/>
-          <w:b/>
-          <w:bCs/>
-          <w:i/>
-          <w:iCs/>
-          <w:color w:val="EE0000"/>
-          <w:lang w:val="en-GB"/>
-        </w:rPr>
-        <w:t>12 positions</w:t>
+        <w:t xml:space="preserve">{cap_shear}</w:t>
       </w:r>
     </w:p>
     <w:p>
       <w:pPr>
+        <w:jc w:val="center"/>
+        <w:spacing w:before="160" w:after="40"/>
         <w:rPr>
-          <w:rFonts w:ascii="Aptos" w:eastAsia="Times New Roman" w:hAnsi="Aptos"/>
-          <w:lang w:val="en-GB"/>
-        </w:rPr>
-      </w:pPr>
-    </w:p>
-    <w:p>
-      <w:pPr>
-        <w:rPr>
-          <w:rFonts w:ascii="Aptos" w:eastAsia="Times New Roman" w:hAnsi="Aptos"/>
-          <w:lang w:val="en-GB"/>
-        </w:rPr>
-      </w:pPr>
-    </w:p>
-    <w:p>
-      <w:pPr>
-        <w:jc w:val="center"/>
-        <w:rPr>
-          <w:rFonts w:ascii="Aptos" w:eastAsia="Times New Roman" w:hAnsi="Aptos"/>
+          <w:rFonts w:ascii="Aptos" w:hAnsi="Aptos"/>
+          <w:noProof/>
           <w:lang w:val="en-GB"/>
         </w:rPr>
       </w:pPr>
@@ -2174,62 +2075,20 @@
           <w:noProof/>
           <w:lang w:val="en-GB"/>
         </w:rPr>
-        <w:drawing>
-          <wp:inline distT="0" distB="0" distL="0" distR="0" wp14:anchorId="773CE0C8" wp14:editId="75884380">
-            <wp:extent cx="3905250" cy="2743757"/>
-            <wp:effectExtent l="0" t="0" r="0" b="0"/>
-            <wp:docPr id="987701380" name="Picture 1"/>
-            <wp:cNvGraphicFramePr>
-              <a:graphicFrameLocks xmlns:a="http://schemas.openxmlformats.org/drawingml/2006/main" noChangeAspect="1"/>
-            </wp:cNvGraphicFramePr>
-            <a:graphic xmlns:a="http://schemas.openxmlformats.org/drawingml/2006/main">
-              <a:graphicData uri="http://schemas.openxmlformats.org/drawingml/2006/picture">
-                <pic:pic xmlns:pic="http://schemas.openxmlformats.org/drawingml/2006/picture">
-                  <pic:nvPicPr>
-                    <pic:cNvPr id="1522832736" name=""/>
-                    <pic:cNvPicPr/>
-                  </pic:nvPicPr>
-                  <pic:blipFill rotWithShape="1">
-                    <a:blip r:embed="rId12"/>
-                    <a:srcRect t="1639"/>
-                    <a:stretch>
-                      <a:fillRect/>
-                    </a:stretch>
-                  </pic:blipFill>
-                  <pic:spPr bwMode="auto">
-                    <a:xfrm>
-                      <a:off x="0" y="0"/>
-                      <a:ext cx="3968229" cy="2788005"/>
-                    </a:xfrm>
-                    <a:prstGeom prst="rect">
-                      <a:avLst/>
-                    </a:prstGeom>
-                    <a:ln>
-                      <a:noFill/>
-                    </a:ln>
-                    <a:extLst>
-                      <a:ext uri="{53640926-AAD7-44D8-BBD7-CCE9431645EC}">
-                        <a14:shadowObscured xmlns:a14="http://schemas.microsoft.com/office/drawing/2010/main"/>
-                      </a:ext>
-                    </a:extLst>
-                  </pic:spPr>
-                </pic:pic>
-              </a:graphicData>
-            </a:graphic>
-          </wp:inline>
-        </w:drawing>
+        <w:t xml:space="preserve">{%map_clegg}</w:t>
       </w:r>
     </w:p>
     <w:p>
       <w:pPr>
         <w:jc w:val="center"/>
+        <w:spacing w:after="240"/>
         <w:rPr>
           <w:rFonts w:ascii="Aptos" w:hAnsi="Aptos"/>
-          <w:b/>
-          <w:bCs/>
           <w:i/>
           <w:iCs/>
-          <w:color w:val="EE0000"/>
+          <w:sz w:val="20"/>
+          <w:szCs w:val="20"/>
+          <w:color w:val="28282A"/>
           <w:lang w:val="en-GB"/>
         </w:rPr>
       </w:pPr>
@@ -2238,57 +2097,58 @@
           <w:rFonts w:ascii="Aptos" w:hAnsi="Aptos"/>
           <w:i/>
           <w:iCs/>
+          <w:sz w:val="20"/>
+          <w:szCs w:val="20"/>
+          <w:color w:val="28282A"/>
           <w:lang w:val="en-GB"/>
         </w:rPr>
-        <w:t xml:space="preserve">Comment: One mapping for </w:t>
+        <w:t xml:space="preserve">{cap_clegg}</w:t>
       </w:r>
+    </w:p>
+    <w:p>
+      <w:pPr>
+        <w:jc w:val="center"/>
+        <w:spacing w:before="160" w:after="40"/>
+        <w:rPr>
+          <w:rFonts w:ascii="Aptos" w:hAnsi="Aptos"/>
+          <w:noProof/>
+          <w:lang w:val="en-GB"/>
+        </w:rPr>
+      </w:pPr>
+      <w:r>
+        <w:rPr>
+          <w:rFonts w:ascii="Aptos" w:hAnsi="Aptos"/>
+          <w:noProof/>
+          <w:lang w:val="en-GB"/>
+        </w:rPr>
+        <w:t xml:space="preserve">{%map_traction}</w:t>
+      </w:r>
+    </w:p>
+    <w:p>
+      <w:pPr>
+        <w:jc w:val="center"/>
+        <w:spacing w:after="240"/>
+        <w:rPr>
+          <w:rFonts w:ascii="Aptos" w:hAnsi="Aptos"/>
+          <w:i/>
+          <w:iCs/>
+          <w:sz w:val="20"/>
+          <w:szCs w:val="20"/>
+          <w:color w:val="28282A"/>
+          <w:lang w:val="en-GB"/>
+        </w:rPr>
+      </w:pPr>
       <w:r>
         <w:rPr>
           <w:rFonts w:ascii="Aptos" w:hAnsi="Aptos"/>
           <w:i/>
           <w:iCs/>
+          <w:sz w:val="20"/>
+          <w:szCs w:val="20"/>
+          <w:color w:val="28282A"/>
           <w:lang w:val="en-GB"/>
         </w:rPr>
-        <w:t>clegg</w:t>
-      </w:r>
-      <w:r>
-        <w:rPr>
-          <w:rFonts w:ascii="Aptos" w:hAnsi="Aptos"/>
-          <w:i/>
-          <w:iCs/>
-          <w:lang w:val="en-GB"/>
-        </w:rPr>
-        <w:t xml:space="preserve"> results</w:t>
-      </w:r>
-      <w:r>
-        <w:rPr>
-          <w:rFonts w:ascii="Aptos" w:hAnsi="Aptos"/>
-          <w:i/>
-          <w:iCs/>
-          <w:lang w:val="en-GB"/>
-        </w:rPr>
-        <w:t xml:space="preserve"> -</w:t>
-      </w:r>
-      <w:r>
-        <w:rPr>
-          <w:rFonts w:ascii="Aptos" w:hAnsi="Aptos"/>
-          <w:i/>
-          <w:iCs/>
-          <w:lang w:val="en-GB"/>
-        </w:rPr>
-        <w:t xml:space="preserve"> </w:t>
-      </w:r>
-      <w:r>
-        <w:rPr>
-          <w:rFonts w:ascii="Aptos" w:hAnsi="Aptos"/>
-          <w:b/>
-          <w:bCs/>
-          <w:i/>
-          <w:iCs/>
-          <w:color w:val="EE0000"/>
-          <w:lang w:val="en-GB"/>
-        </w:rPr>
-        <w:t>12 positions</w:t>
+        <w:t xml:space="preserve">{cap_traction}</w:t>
       </w:r>
     </w:p>
     <w:p>

--- a/report_template.docx
+++ b/report_template.docx
@@ -37,19 +37,19 @@
               <w:spacing w:before="120"/>
               <w:jc w:val="center"/>
               <w:rPr>
-                <w:rFonts w:ascii="Aptos" w:hAnsi="Aptos" w:cs="Calibri"/>
+                <w:rFonts w:ascii="Arial" w:hAnsi="Arial" w:cs="Arial"/>
                 <w:color w:val="FFFFFF" w:themeColor="background1"/>
-                <w:sz w:val="48"/>
-                <w:szCs w:val="48"/>
+                <w:sz w:val="24"/>
+                <w:szCs w:val="24"/>
               </w:rPr>
             </w:pPr>
             <w:r>
               <w:rPr>
                 <w:rStyle w:val="ui-provider"/>
-                <w:rFonts w:ascii="Aptos" w:hAnsi="Aptos" w:cs="Calibri"/>
+                <w:rFonts w:ascii="Arial" w:hAnsi="Arial" w:cs="Arial"/>
                 <w:color w:val="FFFFFF" w:themeColor="background1"/>
-                <w:sz w:val="48"/>
-                <w:szCs w:val="48"/>
+                <w:sz w:val="24"/>
+                <w:szCs w:val="24"/>
               </w:rPr>
               <w:t>PITCH INSPECTION REPORT</w:t>
             </w:r>
@@ -66,19 +66,19 @@
               <w:spacing w:before="120"/>
               <w:jc w:val="center"/>
               <w:rPr>
-                <w:rFonts w:ascii="Aptos" w:hAnsi="Aptos" w:cs="Calibri"/>
-                <w:color w:val="2C5F23"/>
-                <w:sz w:val="56"/>
-                <w:szCs w:val="56"/>
-              </w:rPr>
-            </w:pPr>
-            <w:r>
-              <w:rPr>
-                <w:rFonts w:ascii="Aptos" w:hAnsi="Aptos" w:cs="Calibri"/>
+                <w:rFonts w:ascii="Arial" w:hAnsi="Arial" w:cs="Arial"/>
+                <w:color w:val="000000"/>
+                <w:sz w:val="24"/>
+                <w:szCs w:val="24"/>
+              </w:rPr>
+            </w:pPr>
+            <w:r>
+              <w:rPr>
+                <w:rFonts w:ascii="Arial" w:hAnsi="Arial" w:cs="Arial"/>
                 <w:noProof/>
-                <w:color w:val="2C5F23"/>
-                <w:sz w:val="56"/>
-                <w:szCs w:val="56"/>
+                <w:color w:val="000000"/>
+                <w:sz w:val="24"/>
+                <w:szCs w:val="24"/>
                 <w14:ligatures w14:val="standardContextual"/>
               </w:rPr>
               <w:drawing>
@@ -148,7 +148,7 @@
             <w:pPr>
               <w:pStyle w:val="TableParagraph"/>
               <w:rPr>
-                <w:rFonts w:ascii="Aptos" w:hAnsi="Aptos"/>
+                <w:rFonts w:ascii="Arial" w:hAnsi="Arial"/>
                 <w:b/>
                 <w:bCs/>
                 <w:color w:val="FFFFFF" w:themeColor="background1"/>
@@ -157,7 +157,7 @@
             </w:pPr>
             <w:r>
               <w:rPr>
-                <w:rFonts w:ascii="Aptos" w:hAnsi="Aptos"/>
+                <w:rFonts w:ascii="Arial" w:hAnsi="Arial"/>
                 <w:b/>
                 <w:bCs/>
                 <w:color w:val="FFFFFF" w:themeColor="background1"/>
@@ -177,7 +177,7 @@
             <w:pPr>
               <w:pStyle w:val="TableParagraph"/>
               <w:rPr>
-                <w:rFonts w:ascii="Aptos" w:hAnsi="Aptos"/>
+                <w:rFonts w:ascii="Arial" w:hAnsi="Arial"/>
                 <w:b/>
                 <w:bCs/>
                 <w:color w:val="FFFFFF" w:themeColor="background1"/>
@@ -186,7 +186,7 @@
             </w:pPr>
             <w:r>
               <w:rPr>
-                <w:rFonts w:ascii="Aptos" w:hAnsi="Aptos"/>
+                <w:rFonts w:ascii="Arial" w:hAnsi="Arial"/>
                 <w:b/>
                 <w:bCs/>
                 <w:color w:val="FFFFFF" w:themeColor="background1"/>
@@ -213,7 +213,7 @@
               <w:spacing w:before="2"/>
               <w:ind w:right="98"/>
               <w:rPr>
-                <w:rFonts w:ascii="Aptos" w:hAnsi="Aptos"/>
+                <w:rFonts w:ascii="Arial" w:hAnsi="Arial"/>
                 <w:b/>
                 <w:bCs/>
                 <w:color w:val="FFFFFF" w:themeColor="background1"/>
@@ -223,7 +223,7 @@
             </w:pPr>
             <w:r>
               <w:rPr>
-                <w:rFonts w:ascii="Aptos" w:hAnsi="Aptos"/>
+                <w:rFonts w:ascii="Arial" w:hAnsi="Arial"/>
                 <w:b/>
                 <w:bCs/>
                 <w:color w:val="FFFFFF" w:themeColor="background1"/>
@@ -249,7 +249,7 @@
               <w:spacing w:before="1" w:line="229" w:lineRule="exact"/>
               <w:ind w:right="-84"/>
               <w:rPr>
-                <w:rFonts w:ascii="Aptos" w:hAnsi="Aptos"/>
+                <w:rFonts w:ascii="Arial" w:hAnsi="Arial"/>
                 <w:b/>
                 <w:bCs/>
                 <w:color w:val="FFFFFF" w:themeColor="background1"/>
@@ -257,7 +257,7 @@
             </w:pPr>
             <w:r>
               <w:rPr>
-                <w:rFonts w:ascii="Aptos" w:eastAsia="Times New Roman" w:hAnsi="Aptos"/>
+                <w:rFonts w:ascii="Arial" w:eastAsia="Arial" w:hAnsi="Arial"/>
                 <w:b/>
                 <w:bCs/>
                 <w:color w:val="FFFFFF" w:themeColor="background1"/>
@@ -279,7 +279,7 @@
               <w:spacing w:before="5" w:line="226" w:lineRule="exact"/>
               <w:ind w:left="137" w:right="98"/>
               <w:rPr>
-                <w:rFonts w:ascii="Aptos" w:hAnsi="Aptos"/>
+                <w:rFonts w:ascii="Arial" w:hAnsi="Arial"/>
                 <w:b/>
                 <w:bCs/>
                 <w:color w:val="FFFFFF" w:themeColor="background1"/>
@@ -287,7 +287,7 @@
             </w:pPr>
             <w:r>
               <w:rPr>
-                <w:rFonts w:ascii="Aptos" w:eastAsia="Times New Roman" w:hAnsi="Aptos"/>
+                <w:rFonts w:ascii="Arial" w:eastAsia="Arial" w:hAnsi="Arial"/>
                 <w:b/>
                 <w:bCs/>
                 <w:color w:val="FFFFFF" w:themeColor="background1"/>
@@ -313,13 +313,13 @@
               <w:spacing w:before="1" w:line="229" w:lineRule="exact"/>
               <w:ind w:right="-84"/>
               <w:rPr>
-                <w:rFonts w:ascii="Aptos" w:hAnsi="Aptos"/>
+                <w:rFonts w:ascii="Arial" w:hAnsi="Arial"/>
                 <w:lang w:val="fr-FR"/>
               </w:rPr>
             </w:pPr>
             <w:r>
               <w:rPr>
-                <w:rFonts w:ascii="Aptos" w:eastAsia="Times New Roman" w:hAnsi="Aptos"/>
+                <w:rFonts w:ascii="Arial" w:eastAsia="Arial" w:hAnsi="Arial"/>
                 <w:b/>
                 <w:bCs/>
                 <w:color w:val="FFFFFF" w:themeColor="background1"/>
@@ -342,7 +342,7 @@
               <w:spacing w:before="5" w:line="226" w:lineRule="exact"/>
               <w:ind w:left="137" w:right="98"/>
               <w:rPr>
-                <w:rFonts w:ascii="Aptos" w:hAnsi="Aptos"/>
+                <w:rFonts w:ascii="Arial" w:hAnsi="Arial"/>
                 <w:color w:val="FFFFFF" w:themeColor="background1"/>
                 <w:spacing w:val="-1"/>
                 <w:w w:val="105"/>
@@ -350,7 +350,7 @@
             </w:pPr>
             <w:r>
               <w:rPr>
-                <w:rFonts w:ascii="Aptos" w:hAnsi="Aptos"/>
+                <w:rFonts w:ascii="Arial" w:hAnsi="Arial"/>
                 <w:color w:val="FFFFFF" w:themeColor="background1"/>
               </w:rPr>
               <w:t>{phone}</w:t>
@@ -373,7 +373,7 @@
             <w:pPr>
               <w:pStyle w:val="TableParagraph"/>
               <w:rPr>
-                <w:rFonts w:ascii="Aptos" w:hAnsi="Aptos"/>
+                <w:rFonts w:ascii="Arial" w:hAnsi="Arial"/>
                 <w:b/>
                 <w:bCs/>
                 <w:color w:val="FFFFFF" w:themeColor="background1"/>
@@ -381,7 +381,7 @@
             </w:pPr>
             <w:r>
               <w:rPr>
-                <w:rFonts w:ascii="Aptos" w:hAnsi="Aptos"/>
+                <w:rFonts w:ascii="Arial" w:hAnsi="Arial"/>
                 <w:b/>
                 <w:bCs/>
                 <w:color w:val="FFFFFF" w:themeColor="background1"/>
@@ -391,7 +391,7 @@
             <w:sdt>
               <w:sdtPr>
                 <w:rPr>
-                  <w:rFonts w:ascii="Aptos" w:hAnsi="Aptos"/>
+                  <w:rFonts w:ascii="Arial" w:hAnsi="Arial"/>
                   <w:b/>
                   <w:bCs/>
                   <w:color w:val="FFFFFF" w:themeColor="background1"/>
@@ -408,7 +408,7 @@
               <w:sdtContent>
                 <w:r>
                   <w:rPr>
-                    <w:rFonts w:ascii="Aptos" w:hAnsi="Aptos"/>
+                    <w:rFonts w:ascii="Arial" w:hAnsi="Arial"/>
                     <w:b/>
                     <w:bCs/>
                     <w:color w:val="FFFFFF" w:themeColor="background1"/>
@@ -436,19 +436,19 @@
             <w:pPr>
               <w:pStyle w:val="TableParagraph"/>
               <w:rPr>
-                <w:rFonts w:ascii="Aptos" w:eastAsia="Times New Roman" w:hAnsi="Aptos"/>
-                <w:b/>
-                <w:bCs/>
-                <w:color w:val="3A4D2F"/>
-              </w:rPr>
-            </w:pPr>
-            <w:r>
-              <w:rPr>
-                <w:rFonts w:ascii="Aptos" w:eastAsia="Times New Roman" w:hAnsi="Aptos"/>
+                <w:rFonts w:ascii="Arial" w:eastAsia="Arial" w:hAnsi="Arial"/>
+                <w:b/>
+                <w:bCs/>
+                <w:color w:val="000000"/>
+              </w:rPr>
+            </w:pPr>
+            <w:r>
+              <w:rPr>
+                <w:rFonts w:ascii="Arial" w:eastAsia="Arial" w:hAnsi="Arial"/>
                 <w:b/>
                 <w:bCs/>
                 <w:noProof/>
-                <w:color w:val="3A4D2F"/>
+                <w:color w:val="000000"/>
               </w:rPr>
               <w:drawing>
                 <wp:inline distT="0" distB="0" distL="0" distR="0" wp14:anchorId="056ACEA4" wp14:editId="35D237EF">
@@ -498,22 +498,22 @@
             <w:pPr>
               <w:pStyle w:val="TableParagraph"/>
               <w:rPr>
-                <w:rFonts w:ascii="Aptos" w:eastAsia="Times New Roman" w:hAnsi="Aptos"/>
-                <w:b/>
-                <w:bCs/>
-                <w:color w:val="3A4D2F"/>
-                <w:sz w:val="20"/>
-                <w:szCs w:val="20"/>
-              </w:rPr>
-            </w:pPr>
-            <w:r>
-              <w:rPr>
-                <w:rFonts w:ascii="Aptos" w:eastAsia="Times New Roman" w:hAnsi="Aptos"/>
-                <w:b/>
-                <w:bCs/>
-                <w:color w:val="3A4D2F"/>
-                <w:sz w:val="20"/>
-                <w:szCs w:val="20"/>
+                <w:rFonts w:ascii="Arial" w:eastAsia="Arial" w:hAnsi="Arial"/>
+                <w:b/>
+                <w:bCs/>
+                <w:color w:val="000000"/>
+                <w:sz w:val="24"/>
+                <w:szCs w:val="24"/>
+              </w:rPr>
+            </w:pPr>
+            <w:r>
+              <w:rPr>
+                <w:rFonts w:ascii="Arial" w:eastAsia="Arial" w:hAnsi="Arial"/>
+                <w:b/>
+                <w:bCs/>
+                <w:color w:val="000000"/>
+                <w:sz w:val="24"/>
+                <w:szCs w:val="24"/>
               </w:rPr>
               <w:t>ON-SITE AGRONOMIST</w:t>
             </w:r>
@@ -530,18 +530,18 @@
             <w:pPr>
               <w:pStyle w:val="TableParagraph"/>
               <w:rPr>
-                <w:rFonts w:ascii="Aptos" w:eastAsia="Times New Roman" w:hAnsi="Aptos"/>
-                <w:b/>
-                <w:bCs/>
-                <w:color w:val="3A4D2F"/>
-              </w:rPr>
-            </w:pPr>
-            <w:r>
-              <w:rPr>
-                <w:rFonts w:ascii="Aptos" w:eastAsia="Times New Roman" w:hAnsi="Aptos"/>
-                <w:b/>
-                <w:bCs/>
-                <w:color w:val="3A4D2F"/>
+                <w:rFonts w:ascii="Arial" w:eastAsia="Arial" w:hAnsi="Arial"/>
+                <w:b/>
+                <w:bCs/>
+                <w:color w:val="000000"/>
+              </w:rPr>
+            </w:pPr>
+            <w:r>
+              <w:rPr>
+                <w:rFonts w:ascii="Arial" w:eastAsia="Arial" w:hAnsi="Arial"/>
+                <w:b/>
+                <w:bCs/>
+                <w:color w:val="000000"/>
               </w:rPr>
               <w:t>{agronomist}</w:t>
             </w:r>
@@ -564,10 +564,10 @@
             <w:pPr>
               <w:pStyle w:val="TableParagraph"/>
               <w:rPr>
-                <w:rFonts w:ascii="Aptos" w:eastAsia="Times New Roman" w:hAnsi="Aptos"/>
-                <w:b/>
-                <w:bCs/>
-                <w:color w:val="3A4D2F"/>
+                <w:rFonts w:ascii="Arial" w:eastAsia="Arial" w:hAnsi="Arial"/>
+                <w:b/>
+                <w:bCs/>
+                <w:color w:val="000000"/>
               </w:rPr>
             </w:pPr>
           </w:p>
@@ -582,22 +582,22 @@
             <w:pPr>
               <w:pStyle w:val="TableParagraph"/>
               <w:rPr>
-                <w:rFonts w:ascii="Aptos" w:eastAsia="Times New Roman" w:hAnsi="Aptos"/>
-                <w:b/>
-                <w:bCs/>
-                <w:color w:val="3A4D2F"/>
-                <w:sz w:val="20"/>
-                <w:szCs w:val="20"/>
-              </w:rPr>
-            </w:pPr>
-            <w:r>
-              <w:rPr>
-                <w:rFonts w:ascii="Aptos" w:eastAsia="Times New Roman" w:hAnsi="Aptos"/>
-                <w:b/>
-                <w:bCs/>
-                <w:color w:val="3A4D2F"/>
-                <w:sz w:val="20"/>
-                <w:szCs w:val="20"/>
+                <w:rFonts w:ascii="Arial" w:eastAsia="Arial" w:hAnsi="Arial"/>
+                <w:b/>
+                <w:bCs/>
+                <w:color w:val="000000"/>
+                <w:sz w:val="24"/>
+                <w:szCs w:val="24"/>
+              </w:rPr>
+            </w:pPr>
+            <w:r>
+              <w:rPr>
+                <w:rFonts w:ascii="Arial" w:eastAsia="Arial" w:hAnsi="Arial"/>
+                <w:b/>
+                <w:bCs/>
+                <w:color w:val="000000"/>
+                <w:sz w:val="24"/>
+                <w:szCs w:val="24"/>
               </w:rPr>
               <w:t>REPORT CHECKED BY</w:t>
             </w:r>
@@ -614,18 +614,18 @@
             <w:pPr>
               <w:pStyle w:val="TableParagraph"/>
               <w:rPr>
-                <w:rFonts w:ascii="Aptos" w:eastAsia="Times New Roman" w:hAnsi="Aptos"/>
-                <w:b/>
-                <w:bCs/>
-                <w:color w:val="3A4D2F"/>
-              </w:rPr>
-            </w:pPr>
-            <w:r>
-              <w:rPr>
-                <w:rFonts w:ascii="Aptos" w:eastAsia="Times New Roman" w:hAnsi="Aptos"/>
-                <w:b/>
-                <w:bCs/>
-                <w:color w:val="3A4D2F"/>
+                <w:rFonts w:ascii="Arial" w:eastAsia="Arial" w:hAnsi="Arial"/>
+                <w:b/>
+                <w:bCs/>
+                <w:color w:val="000000"/>
+              </w:rPr>
+            </w:pPr>
+            <w:r>
+              <w:rPr>
+                <w:rFonts w:ascii="Arial" w:eastAsia="Arial" w:hAnsi="Arial"/>
+                <w:b/>
+                <w:bCs/>
+                <w:color w:val="000000"/>
               </w:rPr>
               <w:t>{checked_by}</w:t>
             </w:r>
@@ -648,10 +648,10 @@
             <w:pPr>
               <w:pStyle w:val="TableParagraph"/>
               <w:rPr>
-                <w:rFonts w:ascii="Aptos" w:eastAsia="Times New Roman" w:hAnsi="Aptos"/>
-                <w:b/>
-                <w:bCs/>
-                <w:color w:val="3A4D2F"/>
+                <w:rFonts w:ascii="Arial" w:eastAsia="Arial" w:hAnsi="Arial"/>
+                <w:b/>
+                <w:bCs/>
+                <w:color w:val="000000"/>
               </w:rPr>
             </w:pPr>
           </w:p>
@@ -666,22 +666,22 @@
             <w:pPr>
               <w:pStyle w:val="TableParagraph"/>
               <w:rPr>
-                <w:rFonts w:ascii="Aptos" w:eastAsia="Times New Roman" w:hAnsi="Aptos"/>
-                <w:b/>
-                <w:bCs/>
-                <w:color w:val="3A4D2F"/>
-                <w:sz w:val="20"/>
-                <w:szCs w:val="20"/>
-              </w:rPr>
-            </w:pPr>
-            <w:r>
-              <w:rPr>
-                <w:rFonts w:ascii="Aptos" w:hAnsi="Aptos"/>
-                <w:b/>
-                <w:bCs/>
-                <w:color w:val="3A4D2F"/>
-                <w:sz w:val="20"/>
-                <w:szCs w:val="20"/>
+                <w:rFonts w:ascii="Arial" w:eastAsia="Arial" w:hAnsi="Arial"/>
+                <w:b/>
+                <w:bCs/>
+                <w:color w:val="000000"/>
+                <w:sz w:val="24"/>
+                <w:szCs w:val="24"/>
+              </w:rPr>
+            </w:pPr>
+            <w:r>
+              <w:rPr>
+                <w:rFonts w:ascii="Arial" w:hAnsi="Arial"/>
+                <w:b/>
+                <w:bCs/>
+                <w:color w:val="000000"/>
+                <w:sz w:val="24"/>
+                <w:szCs w:val="24"/>
               </w:rPr>
               <w:t>VISIT DATE</w:t>
             </w:r>
@@ -698,18 +698,18 @@
             <w:pPr>
               <w:pStyle w:val="TableParagraph"/>
               <w:rPr>
-                <w:rFonts w:ascii="Aptos" w:eastAsia="Times New Roman" w:hAnsi="Aptos"/>
-                <w:b/>
-                <w:bCs/>
-                <w:color w:val="3A4D2F"/>
-              </w:rPr>
-            </w:pPr>
-            <w:r>
-              <w:rPr>
-                <w:rFonts w:ascii="Aptos" w:hAnsi="Aptos"/>
-                <w:b/>
-                <w:bCs/>
-                <w:color w:val="3A4D2F"/>
+                <w:rFonts w:ascii="Arial" w:eastAsia="Arial" w:hAnsi="Arial"/>
+                <w:b/>
+                <w:bCs/>
+                <w:color w:val="000000"/>
+              </w:rPr>
+            </w:pPr>
+            <w:r>
+              <w:rPr>
+                <w:rFonts w:ascii="Arial" w:hAnsi="Arial"/>
+                <w:b/>
+                <w:bCs/>
+                <w:color w:val="000000"/>
                 <w:spacing w:val="-9"/>
                 <w:w w:val="105"/>
               </w:rPr>
@@ -723,23 +723,23 @@
       <w:pPr>
         <w:pStyle w:val="Heading2"/>
         <w:rPr>
-          <w:rFonts w:ascii="Aptos" w:eastAsia="Times New Roman" w:hAnsi="Aptos"/>
+          <w:rFonts w:ascii="Arial" w:eastAsia="Arial" w:hAnsi="Arial"/>
           <w:b/>
           <w:bCs/>
-          <w:color w:val="0D0D0D" w:themeColor="text1" w:themeTint="F2"/>
-          <w:sz w:val="28"/>
-          <w:szCs w:val="28"/>
+          <w:color w:val="000000"/>
+          <w:sz w:val="24"/>
+          <w:szCs w:val="24"/>
           <w:lang w:val="en-GB"/>
         </w:rPr>
       </w:pPr>
       <w:r>
         <w:rPr>
-          <w:rFonts w:ascii="Aptos" w:eastAsia="Times New Roman" w:hAnsi="Aptos"/>
+          <w:rFonts w:ascii="Arial" w:eastAsia="Arial" w:hAnsi="Arial"/>
           <w:b/>
           <w:bCs/>
-          <w:color w:val="0D0D0D" w:themeColor="text1" w:themeTint="F2"/>
-          <w:sz w:val="28"/>
-          <w:szCs w:val="28"/>
+          <w:color w:val="000000"/>
+          <w:sz w:val="24"/>
+          <w:szCs w:val="24"/>
           <w:lang w:val="en-GB"/>
         </w:rPr>
         <w:t>1. OVERALL ASSESSMENT – VENUE</w:t>
@@ -787,20 +787,20 @@
               <w:spacing w:after="0" w:line="240" w:lineRule="auto"/>
               <w:jc w:val="center"/>
               <w:rPr>
-                <w:rFonts w:ascii="Aptos" w:eastAsia="Times New Roman" w:hAnsi="Aptos"/>
+                <w:rFonts w:ascii="Arial" w:eastAsia="Arial" w:hAnsi="Arial"/>
                 <w:kern w:val="0"/>
-                <w:sz w:val="22"/>
-                <w:szCs w:val="22"/>
+                <w:sz w:val="24"/>
+                <w:szCs w:val="24"/>
                 <w14:ligatures w14:val="none"/>
               </w:rPr>
             </w:pPr>
             <w:r>
               <w:rPr>
-                <w:rFonts w:ascii="Aptos" w:eastAsia="Times New Roman" w:hAnsi="Aptos"/>
-                <w:b/>
-                <w:bCs/>
-                <w:sz w:val="22"/>
-                <w:szCs w:val="22"/>
+                <w:rFonts w:ascii="Arial" w:eastAsia="Arial" w:hAnsi="Arial"/>
+                <w:b/>
+                <w:bCs/>
+                <w:sz w:val="24"/>
+                <w:szCs w:val="24"/>
               </w:rPr>
               <w:t>OVERALL RISK RATING</w:t>
             </w:r>
@@ -815,7 +815,7 @@
               <w:bottom w:val="nil"/>
               <w:right w:val="nil"/>
             </w:tcBorders>
-            <w:shd w:val="clear" w:color="auto" w:fill="FFFFFF" w:themeFill="background1"/>
+            <w:shd w:val="clear" w:color="auto" w:fill="AA00FF" w:themeFill="background1"/>
             <w:vAlign w:val="center"/>
             <w:hideMark/>
           </w:tcPr>
@@ -824,18 +824,20 @@
               <w:spacing w:after="0" w:line="240" w:lineRule="auto"/>
               <w:jc w:val="center"/>
               <w:rPr>
-                <w:rFonts w:ascii="Aptos" w:eastAsia="Times New Roman" w:hAnsi="Aptos"/>
-                <w:sz w:val="22"/>
-                <w:szCs w:val="22"/>
-              </w:rPr>
-            </w:pPr>
-            <w:r>
-              <w:rPr>
-                <w:rFonts w:ascii="Aptos" w:eastAsia="Times New Roman" w:hAnsi="Aptos"/>
-                <w:b/>
-                <w:bCs/>
-                <w:sz w:val="22"/>
-                <w:szCs w:val="22"/>
+                <w:color w:val="FFFFFF"/>
+                <w:rFonts w:ascii="Arial" w:eastAsia="Arial" w:hAnsi="Arial"/>
+                <w:sz w:val="24"/>
+                <w:szCs w:val="24"/>
+              </w:rPr>
+            </w:pPr>
+            <w:r>
+              <w:rPr>
+                <w:color w:val="FFFFFF"/>
+                <w:rFonts w:ascii="Arial" w:eastAsia="Arial" w:hAnsi="Arial"/>
+                <w:b/>
+                <w:bCs/>
+                <w:sz w:val="24"/>
+                <w:szCs w:val="24"/>
               </w:rPr>
               <w:t>{overall_label}</w:t>
             </w:r>
@@ -850,7 +852,7 @@
               <w:bottom w:val="nil"/>
               <w:right w:val="nil"/>
             </w:tcBorders>
-            <w:shd w:val="clear" w:color="auto" w:fill="FFC000"/>
+            <w:shd w:val="clear" w:color="auto" w:fill="AA00FF"/>
             <w:vAlign w:val="center"/>
           </w:tcPr>
           <w:p>
@@ -858,16 +860,18 @@
               <w:spacing w:after="0" w:line="240" w:lineRule="auto"/>
               <w:jc w:val="center"/>
               <w:rPr>
-                <w:rFonts w:ascii="Aptos" w:eastAsia="Times New Roman" w:hAnsi="Aptos"/>
-                <w:b/>
-                <w:bCs/>
-                <w:sz w:val="22"/>
-                <w:szCs w:val="22"/>
-              </w:rPr>
-            </w:pPr>
-            <w:r>
-              <w:rPr>
-                <w:rFonts w:ascii="Aptos" w:eastAsia="Times New Roman" w:hAnsi="Aptos"/>
+                <w:color w:val="FFFFFF"/>
+                <w:rFonts w:ascii="Arial" w:eastAsia="Arial" w:hAnsi="Arial"/>
+                <w:b/>
+                <w:bCs/>
+                <w:sz w:val="24"/>
+                <w:szCs w:val="24"/>
+              </w:rPr>
+            </w:pPr>
+            <w:r>
+              <w:rPr>
+                <w:color w:val="FFFFFF"/>
+                <w:rFonts w:ascii="Arial" w:eastAsia="Arial" w:hAnsi="Arial"/>
                 <w:b/>
                 <w:bCs/>
               </w:rPr>
@@ -891,21 +895,21 @@
             <w:pPr>
               <w:spacing w:after="0" w:line="240" w:lineRule="auto"/>
               <w:rPr>
-                <w:rFonts w:ascii="Aptos" w:eastAsia="Times New Roman" w:hAnsi="Aptos"/>
-                <w:b/>
-                <w:bCs/>
-                <w:sz w:val="22"/>
-                <w:szCs w:val="22"/>
-                <w:lang w:val="en-GB"/>
-              </w:rPr>
-            </w:pPr>
-            <w:r>
-              <w:rPr>
-                <w:rFonts w:ascii="Aptos" w:eastAsia="Times New Roman" w:hAnsi="Aptos"/>
-                <w:b/>
-                <w:bCs/>
-                <w:sz w:val="22"/>
-                <w:szCs w:val="22"/>
+                <w:rFonts w:ascii="Arial" w:eastAsia="Arial" w:hAnsi="Arial"/>
+                <w:b/>
+                <w:bCs/>
+                <w:sz w:val="24"/>
+                <w:szCs w:val="24"/>
+                <w:lang w:val="en-GB"/>
+              </w:rPr>
+            </w:pPr>
+            <w:r>
+              <w:rPr>
+                <w:rFonts w:ascii="Arial" w:eastAsia="Arial" w:hAnsi="Arial"/>
+                <w:b/>
+                <w:bCs/>
+                <w:sz w:val="24"/>
+                <w:szCs w:val="24"/>
                 <w:lang w:val="en-GB"/>
               </w:rPr>
               <w:t>COMMENTS:</w:t>
@@ -920,23 +924,23 @@
       <w:pPr>
         <w:pStyle w:val="Heading2"/>
         <w:rPr>
-          <w:rFonts w:ascii="Aptos" w:eastAsia="Times New Roman" w:hAnsi="Aptos"/>
+          <w:rFonts w:ascii="Arial" w:eastAsia="Arial" w:hAnsi="Arial"/>
           <w:b/>
           <w:bCs/>
-          <w:color w:val="0D0D0D" w:themeColor="text1" w:themeTint="F2"/>
-          <w:sz w:val="28"/>
-          <w:szCs w:val="28"/>
+          <w:color w:val="000000"/>
+          <w:sz w:val="24"/>
+          <w:szCs w:val="24"/>
           <w:lang w:val="en-GB"/>
         </w:rPr>
       </w:pPr>
       <w:r>
         <w:rPr>
-          <w:rFonts w:ascii="Aptos" w:eastAsia="Times New Roman" w:hAnsi="Aptos"/>
+          <w:rFonts w:ascii="Arial" w:eastAsia="Arial" w:hAnsi="Arial"/>
           <w:b/>
           <w:bCs/>
-          <w:color w:val="0D0D0D" w:themeColor="text1" w:themeTint="F2"/>
-          <w:sz w:val="28"/>
-          <w:szCs w:val="28"/>
+          <w:color w:val="000000"/>
+          <w:sz w:val="24"/>
+          <w:szCs w:val="24"/>
           <w:lang w:val="en-GB"/>
         </w:rPr>
         <w:t>2. DETAILED RISK ASSESSMENT BY PARAMETER</w:t>
@@ -966,24 +970,25 @@
         <w:tc>
           <w:tcPr>
             <w:tcW w:w="2373" w:type="dxa"/>
-            <w:shd w:val="clear" w:color="auto" w:fill="00B050"/>
-          </w:tcPr>
-          <w:p>
-            <w:pPr>
-              <w:jc w:val="center"/>
-              <w:rPr>
-                <w:rFonts w:ascii="Aptos" w:hAnsi="Aptos"/>
-                <w:b/>
-                <w:bCs/>
-                <w:lang w:val="en-GB"/>
-              </w:rPr>
-            </w:pPr>
-            <w:r>
-              <w:rPr>
-                <w:rFonts w:ascii="Aptos" w:hAnsi="Aptos"/>
-                <w:b/>
-                <w:bCs/>
-                <w:color w:val="000000" w:themeColor="text1"/>
+            <w:shd w:val="clear" w:color="auto" w:fill="2E9E5B"/>
+          </w:tcPr>
+          <w:p>
+            <w:pPr>
+              <w:jc w:val="center"/>
+              <w:rPr>
+                <w:color w:val="FFFFFF"/>
+                <w:rFonts w:ascii="Arial" w:hAnsi="Arial"/>
+                <w:b/>
+                <w:bCs/>
+                <w:lang w:val="en-GB"/>
+              </w:rPr>
+            </w:pPr>
+            <w:r>
+              <w:rPr>
+                <w:color w:val="FFFFFF"/>
+                <w:rFonts w:ascii="Arial" w:hAnsi="Arial"/>
+                <w:b/>
+                <w:bCs/>
                 <w:lang w:val="en-GB"/>
               </w:rPr>
               <w:t>Low - 1</w:t>
@@ -993,21 +998,23 @@
         <w:tc>
           <w:tcPr>
             <w:tcW w:w="2373" w:type="dxa"/>
-            <w:shd w:val="clear" w:color="auto" w:fill="45B0E1" w:themeFill="accent1" w:themeFillTint="99"/>
-          </w:tcPr>
-          <w:p>
-            <w:pPr>
-              <w:jc w:val="center"/>
-              <w:rPr>
-                <w:rFonts w:ascii="Aptos" w:hAnsi="Aptos"/>
-                <w:b/>
-                <w:bCs/>
-                <w:lang w:val="en-GB"/>
-              </w:rPr>
-            </w:pPr>
-            <w:r>
-              <w:rPr>
-                <w:rFonts w:ascii="Aptos" w:hAnsi="Aptos"/>
+            <w:shd w:val="clear" w:color="auto" w:fill="E0A000" w:themeFill="accent1" w:themeFillTint="99"/>
+          </w:tcPr>
+          <w:p>
+            <w:pPr>
+              <w:jc w:val="center"/>
+              <w:rPr>
+                <w:color w:val="FFFFFF"/>
+                <w:rFonts w:ascii="Arial" w:hAnsi="Arial"/>
+                <w:b/>
+                <w:bCs/>
+                <w:lang w:val="en-GB"/>
+              </w:rPr>
+            </w:pPr>
+            <w:r>
+              <w:rPr>
+                <w:color w:val="FFFFFF"/>
+                <w:rFonts w:ascii="Arial" w:hAnsi="Arial"/>
                 <w:b/>
                 <w:bCs/>
                 <w:lang w:val="en-GB"/>
@@ -1016,7 +1023,8 @@
             </w:r>
             <w:r>
               <w:rPr>
-                <w:rFonts w:ascii="Aptos" w:hAnsi="Aptos"/>
+                <w:color w:val="FFFFFF"/>
+                <w:rFonts w:ascii="Arial" w:hAnsi="Arial"/>
                 <w:b/>
                 <w:bCs/>
                 <w:lang w:val="en-GB"/>
@@ -1025,7 +1033,8 @@
             </w:r>
             <w:r>
               <w:rPr>
-                <w:rFonts w:ascii="Aptos" w:hAnsi="Aptos"/>
+                <w:color w:val="FFFFFF"/>
+                <w:rFonts w:ascii="Arial" w:hAnsi="Arial"/>
                 <w:b/>
                 <w:bCs/>
                 <w:lang w:val="en-GB"/>
@@ -1037,21 +1046,23 @@
         <w:tc>
           <w:tcPr>
             <w:tcW w:w="2373" w:type="dxa"/>
-            <w:shd w:val="clear" w:color="auto" w:fill="FFC000"/>
-          </w:tcPr>
-          <w:p>
-            <w:pPr>
-              <w:jc w:val="center"/>
-              <w:rPr>
-                <w:rFonts w:ascii="Aptos" w:hAnsi="Aptos"/>
-                <w:b/>
-                <w:bCs/>
-                <w:lang w:val="en-GB"/>
-              </w:rPr>
-            </w:pPr>
-            <w:r>
-              <w:rPr>
-                <w:rFonts w:ascii="Aptos" w:hAnsi="Aptos"/>
+            <w:shd w:val="clear" w:color="auto" w:fill="E8731F"/>
+          </w:tcPr>
+          <w:p>
+            <w:pPr>
+              <w:jc w:val="center"/>
+              <w:rPr>
+                <w:color w:val="FFFFFF"/>
+                <w:rFonts w:ascii="Arial" w:hAnsi="Arial"/>
+                <w:b/>
+                <w:bCs/>
+                <w:lang w:val="en-GB"/>
+              </w:rPr>
+            </w:pPr>
+            <w:r>
+              <w:rPr>
+                <w:color w:val="FFFFFF"/>
+                <w:rFonts w:ascii="Arial" w:hAnsi="Arial"/>
                 <w:b/>
                 <w:bCs/>
                 <w:lang w:val="en-GB"/>
@@ -1060,7 +1071,8 @@
             </w:r>
             <w:r>
               <w:rPr>
-                <w:rFonts w:ascii="Aptos" w:hAnsi="Aptos"/>
+                <w:color w:val="FFFFFF"/>
+                <w:rFonts w:ascii="Arial" w:hAnsi="Arial"/>
                 <w:b/>
                 <w:bCs/>
                 <w:lang w:val="en-GB"/>
@@ -1069,7 +1081,8 @@
             </w:r>
             <w:r>
               <w:rPr>
-                <w:rFonts w:ascii="Aptos" w:hAnsi="Aptos"/>
+                <w:color w:val="FFFFFF"/>
+                <w:rFonts w:ascii="Arial" w:hAnsi="Arial"/>
                 <w:b/>
                 <w:bCs/>
                 <w:lang w:val="en-GB"/>
@@ -1081,44 +1094,45 @@
         <w:tc>
           <w:tcPr>
             <w:tcW w:w="2374" w:type="dxa"/>
-            <w:shd w:val="clear" w:color="auto" w:fill="F03030"/>
-          </w:tcPr>
-          <w:p>
-            <w:pPr>
-              <w:jc w:val="center"/>
-              <w:rPr>
-                <w:rFonts w:ascii="Aptos" w:hAnsi="Aptos"/>
-                <w:b/>
-                <w:bCs/>
-                <w:lang w:val="en-GB"/>
-              </w:rPr>
-            </w:pPr>
-            <w:r>
-              <w:rPr>
-                <w:rFonts w:ascii="Aptos" w:hAnsi="Aptos"/>
-                <w:b/>
-                <w:bCs/>
-                <w:color w:val="000000" w:themeColor="text1"/>
+            <w:shd w:val="clear" w:color="auto" w:fill="E92840"/>
+          </w:tcPr>
+          <w:p>
+            <w:pPr>
+              <w:jc w:val="center"/>
+              <w:rPr>
+                <w:color w:val="FFFFFF"/>
+                <w:rFonts w:ascii="Arial" w:hAnsi="Arial"/>
+                <w:b/>
+                <w:bCs/>
+                <w:lang w:val="en-GB"/>
+              </w:rPr>
+            </w:pPr>
+            <w:r>
+              <w:rPr>
+                <w:color w:val="FFFFFF"/>
+                <w:rFonts w:ascii="Arial" w:hAnsi="Arial"/>
+                <w:b/>
+                <w:bCs/>
                 <w:lang w:val="en-GB"/>
               </w:rPr>
               <w:t>Critical -</w:t>
             </w:r>
             <w:r>
               <w:rPr>
-                <w:rFonts w:ascii="Aptos" w:hAnsi="Aptos"/>
-                <w:b/>
-                <w:bCs/>
-                <w:color w:val="000000" w:themeColor="text1"/>
+                <w:color w:val="FFFFFF"/>
+                <w:rFonts w:ascii="Arial" w:hAnsi="Arial"/>
+                <w:b/>
+                <w:bCs/>
                 <w:lang w:val="en-GB"/>
               </w:rPr>
               <w:t xml:space="preserve"> </w:t>
             </w:r>
             <w:r>
               <w:rPr>
-                <w:rFonts w:ascii="Aptos" w:hAnsi="Aptos"/>
-                <w:b/>
-                <w:bCs/>
-                <w:color w:val="000000" w:themeColor="text1"/>
+                <w:color w:val="FFFFFF"/>
+                <w:rFonts w:ascii="Arial" w:hAnsi="Arial"/>
+                <w:b/>
+                <w:bCs/>
                 <w:lang w:val="en-GB"/>
               </w:rPr>
               <w:t>4</w:t>
@@ -1131,7 +1145,7 @@
       <w:pPr>
         <w:spacing w:after="0"/>
         <w:rPr>
-          <w:rFonts w:ascii="Aptos" w:hAnsi="Aptos"/>
+          <w:rFonts w:ascii="Arial" w:hAnsi="Arial"/>
           <w:sz w:val="4"/>
           <w:szCs w:val="4"/>
           <w:lang w:val="en-GB"/>
@@ -1163,14 +1177,14 @@
             <w:pPr>
               <w:jc w:val="center"/>
               <w:rPr>
-                <w:rFonts w:ascii="Aptos" w:eastAsia="Times New Roman" w:hAnsi="Aptos"/>
-                <w:b/>
-                <w:bCs/>
-              </w:rPr>
-            </w:pPr>
-            <w:r>
-              <w:rPr>
-                <w:rFonts w:ascii="Aptos" w:eastAsia="Times New Roman" w:hAnsi="Aptos"/>
+                <w:rFonts w:ascii="Arial" w:eastAsia="Arial" w:hAnsi="Arial"/>
+                <w:b/>
+                <w:bCs/>
+              </w:rPr>
+            </w:pPr>
+            <w:r>
+              <w:rPr>
+                <w:rFonts w:ascii="Arial" w:eastAsia="Arial" w:hAnsi="Arial"/>
                 <w:b/>
                 <w:bCs/>
               </w:rPr>
@@ -1189,14 +1203,14 @@
             <w:pPr>
               <w:jc w:val="center"/>
               <w:rPr>
-                <w:rFonts w:ascii="Aptos" w:eastAsia="Times New Roman" w:hAnsi="Aptos"/>
-                <w:b/>
-                <w:bCs/>
-              </w:rPr>
-            </w:pPr>
-            <w:r>
-              <w:rPr>
-                <w:rFonts w:ascii="Aptos" w:eastAsia="Times New Roman" w:hAnsi="Aptos"/>
+                <w:rFonts w:ascii="Arial" w:eastAsia="Arial" w:hAnsi="Arial"/>
+                <w:b/>
+                <w:bCs/>
+              </w:rPr>
+            </w:pPr>
+            <w:r>
+              <w:rPr>
+                <w:rFonts w:ascii="Arial" w:eastAsia="Arial" w:hAnsi="Arial"/>
                 <w:b/>
                 <w:bCs/>
               </w:rPr>
@@ -1213,13 +1227,13 @@
           <w:p>
             <w:pPr>
               <w:rPr>
-                <w:rFonts w:ascii="Aptos" w:hAnsi="Aptos"/>
-                <w:lang w:val="en-GB"/>
-              </w:rPr>
-            </w:pPr>
-            <w:r>
-              <w:rPr>
-                <w:rFonts w:ascii="Aptos" w:hAnsi="Aptos"/>
+                <w:rFonts w:ascii="Arial" w:hAnsi="Arial"/>
+                <w:lang w:val="en-GB"/>
+              </w:rPr>
+            </w:pPr>
+            <w:r>
+              <w:rPr>
+                <w:rFonts w:ascii="Arial" w:hAnsi="Arial"/>
                 <w:lang w:val="en-GB"/>
               </w:rPr>
               <w:t>Field usage</w:t>
@@ -1234,15 +1248,15 @@
             <w:pPr>
               <w:jc w:val="center"/>
               <w:rPr>
-                <w:rFonts w:ascii="Aptos" w:hAnsi="Aptos"/>
-                <w:b/>
-                <w:bCs/>
-                <w:lang w:val="en-GB"/>
-              </w:rPr>
-            </w:pPr>
-            <w:r>
-              <w:rPr>
-                <w:rFonts w:ascii="Aptos" w:hAnsi="Aptos"/>
+                <w:rFonts w:ascii="Arial" w:hAnsi="Arial"/>
+                <w:b/>
+                <w:bCs/>
+                <w:lang w:val="en-GB"/>
+              </w:rPr>
+            </w:pPr>
+            <w:r>
+              <w:rPr>
+                <w:rFonts w:ascii="Arial" w:hAnsi="Arial"/>
                 <w:b/>
                 <w:bCs/>
                 <w:lang w:val="en-GB"/>
@@ -1254,21 +1268,23 @@
         <w:tc>
           <w:tcPr>
             <w:tcW w:w="2552" w:type="dxa"/>
-            <w:shd w:val="clear" w:color="auto" w:fill="F03030"/>
-          </w:tcPr>
-          <w:p>
-            <w:pPr>
-              <w:jc w:val="center"/>
-              <w:rPr>
-                <w:rFonts w:ascii="Aptos" w:hAnsi="Aptos"/>
-                <w:b/>
-                <w:bCs/>
-                <w:lang w:val="en-GB"/>
-              </w:rPr>
-            </w:pPr>
-            <w:r>
-              <w:rPr>
-                <w:rFonts w:ascii="Aptos" w:hAnsi="Aptos"/>
+            <w:shd w:val="clear" w:color="auto" w:fill="AA0001"/>
+          </w:tcPr>
+          <w:p>
+            <w:pPr>
+              <w:jc w:val="center"/>
+              <w:rPr>
+                <w:color w:val="FFFFFF"/>
+                <w:rFonts w:ascii="Arial" w:hAnsi="Arial"/>
+                <w:b/>
+                <w:bCs/>
+                <w:lang w:val="en-GB"/>
+              </w:rPr>
+            </w:pPr>
+            <w:r>
+              <w:rPr>
+                <w:color w:val="FFFFFF"/>
+                <w:rFonts w:ascii="Arial" w:hAnsi="Arial"/>
                 <w:b/>
                 <w:bCs/>
                 <w:lang w:val="en-GB"/>
@@ -1286,13 +1302,13 @@
           <w:p>
             <w:pPr>
               <w:rPr>
-                <w:rFonts w:ascii="Aptos" w:hAnsi="Aptos"/>
-                <w:lang w:val="en-GB"/>
-              </w:rPr>
-            </w:pPr>
-            <w:r>
-              <w:rPr>
-                <w:rFonts w:ascii="Aptos" w:hAnsi="Aptos"/>
+                <w:rFonts w:ascii="Arial" w:hAnsi="Arial"/>
+                <w:lang w:val="en-GB"/>
+              </w:rPr>
+            </w:pPr>
+            <w:r>
+              <w:rPr>
+                <w:rFonts w:ascii="Arial" w:hAnsi="Arial"/>
                 <w:lang w:val="en-GB"/>
               </w:rPr>
               <w:t>Pitch dimensions</w:t>
@@ -1307,15 +1323,15 @@
             <w:pPr>
               <w:jc w:val="center"/>
               <w:rPr>
-                <w:rFonts w:ascii="Aptos" w:hAnsi="Aptos"/>
-                <w:b/>
-                <w:bCs/>
-                <w:lang w:val="en-GB"/>
-              </w:rPr>
-            </w:pPr>
-            <w:r>
-              <w:rPr>
-                <w:rFonts w:ascii="Aptos" w:hAnsi="Aptos"/>
+                <w:rFonts w:ascii="Arial" w:hAnsi="Arial"/>
+                <w:b/>
+                <w:bCs/>
+                <w:lang w:val="en-GB"/>
+              </w:rPr>
+            </w:pPr>
+            <w:r>
+              <w:rPr>
+                <w:rFonts w:ascii="Arial" w:hAnsi="Arial"/>
                 <w:b/>
                 <w:bCs/>
                 <w:lang w:val="en-GB"/>
@@ -1327,21 +1343,23 @@
         <w:tc>
           <w:tcPr>
             <w:tcW w:w="2552" w:type="dxa"/>
-            <w:shd w:val="clear" w:color="auto" w:fill="FFC000"/>
-          </w:tcPr>
-          <w:p>
-            <w:pPr>
-              <w:jc w:val="center"/>
-              <w:rPr>
-                <w:rFonts w:ascii="Aptos" w:hAnsi="Aptos"/>
-                <w:b/>
-                <w:bCs/>
-                <w:lang w:val="en-GB"/>
-              </w:rPr>
-            </w:pPr>
-            <w:r>
-              <w:rPr>
-                <w:rFonts w:ascii="Aptos" w:hAnsi="Aptos"/>
+            <w:shd w:val="clear" w:color="auto" w:fill="AA0002"/>
+          </w:tcPr>
+          <w:p>
+            <w:pPr>
+              <w:jc w:val="center"/>
+              <w:rPr>
+                <w:color w:val="FFFFFF"/>
+                <w:rFonts w:ascii="Arial" w:hAnsi="Arial"/>
+                <w:b/>
+                <w:bCs/>
+                <w:lang w:val="en-GB"/>
+              </w:rPr>
+            </w:pPr>
+            <w:r>
+              <w:rPr>
+                <w:color w:val="FFFFFF"/>
+                <w:rFonts w:ascii="Arial" w:hAnsi="Arial"/>
                 <w:b/>
                 <w:bCs/>
                 <w:lang w:val="en-GB"/>
@@ -1359,13 +1377,13 @@
           <w:p>
             <w:pPr>
               <w:rPr>
-                <w:rFonts w:ascii="Aptos" w:hAnsi="Aptos"/>
-                <w:lang w:val="en-GB"/>
-              </w:rPr>
-            </w:pPr>
-            <w:r>
-              <w:rPr>
-                <w:rFonts w:ascii="Aptos" w:hAnsi="Aptos"/>
+                <w:rFonts w:ascii="Arial" w:hAnsi="Arial"/>
+                <w:lang w:val="en-GB"/>
+              </w:rPr>
+            </w:pPr>
+            <w:r>
+              <w:rPr>
+                <w:rFonts w:ascii="Arial" w:hAnsi="Arial"/>
                 <w:lang w:val="en-GB"/>
               </w:rPr>
               <w:t>Soil profile</w:t>
@@ -1380,15 +1398,15 @@
             <w:pPr>
               <w:jc w:val="center"/>
               <w:rPr>
-                <w:rFonts w:ascii="Aptos" w:hAnsi="Aptos"/>
-                <w:b/>
-                <w:bCs/>
-                <w:lang w:val="en-GB"/>
-              </w:rPr>
-            </w:pPr>
-            <w:r>
-              <w:rPr>
-                <w:rFonts w:ascii="Aptos" w:hAnsi="Aptos"/>
+                <w:rFonts w:ascii="Arial" w:hAnsi="Arial"/>
+                <w:b/>
+                <w:bCs/>
+                <w:lang w:val="en-GB"/>
+              </w:rPr>
+            </w:pPr>
+            <w:r>
+              <w:rPr>
+                <w:rFonts w:ascii="Arial" w:hAnsi="Arial"/>
                 <w:b/>
                 <w:bCs/>
                 <w:lang w:val="en-GB"/>
@@ -1400,21 +1418,23 @@
         <w:tc>
           <w:tcPr>
             <w:tcW w:w="2552" w:type="dxa"/>
-            <w:shd w:val="clear" w:color="auto" w:fill="00B050"/>
-          </w:tcPr>
-          <w:p>
-            <w:pPr>
-              <w:jc w:val="center"/>
-              <w:rPr>
-                <w:rFonts w:ascii="Aptos" w:hAnsi="Aptos"/>
-                <w:b/>
-                <w:bCs/>
-                <w:lang w:val="en-GB"/>
-              </w:rPr>
-            </w:pPr>
-            <w:r>
-              <w:rPr>
-                <w:rFonts w:ascii="Aptos" w:hAnsi="Aptos"/>
+            <w:shd w:val="clear" w:color="auto" w:fill="AA0003"/>
+          </w:tcPr>
+          <w:p>
+            <w:pPr>
+              <w:jc w:val="center"/>
+              <w:rPr>
+                <w:color w:val="FFFFFF"/>
+                <w:rFonts w:ascii="Arial" w:hAnsi="Arial"/>
+                <w:b/>
+                <w:bCs/>
+                <w:lang w:val="en-GB"/>
+              </w:rPr>
+            </w:pPr>
+            <w:r>
+              <w:rPr>
+                <w:color w:val="FFFFFF"/>
+                <w:rFonts w:ascii="Arial" w:hAnsi="Arial"/>
                 <w:b/>
                 <w:bCs/>
                 <w:lang w:val="en-GB"/>
@@ -1432,41 +1452,41 @@
           <w:p>
             <w:pPr>
               <w:rPr>
-                <w:rFonts w:ascii="Aptos" w:hAnsi="Aptos"/>
-                <w:lang w:val="en-GB"/>
-              </w:rPr>
-            </w:pPr>
-            <w:r>
-              <w:rPr>
-                <w:rFonts w:ascii="Aptos" w:hAnsi="Aptos"/>
+                <w:rFonts w:ascii="Arial" w:hAnsi="Arial"/>
+                <w:lang w:val="en-GB"/>
+              </w:rPr>
+            </w:pPr>
+            <w:r>
+              <w:rPr>
+                <w:rFonts w:ascii="Arial" w:hAnsi="Arial"/>
                 <w:lang w:val="en-GB"/>
               </w:rPr>
               <w:t>Irr</w:t>
             </w:r>
             <w:r>
               <w:rPr>
-                <w:rFonts w:ascii="Aptos" w:hAnsi="Aptos"/>
+                <w:rFonts w:ascii="Arial" w:hAnsi="Arial"/>
                 <w:lang w:val="en-GB"/>
               </w:rPr>
               <w:t>i</w:t>
             </w:r>
             <w:r>
               <w:rPr>
-                <w:rFonts w:ascii="Aptos" w:hAnsi="Aptos"/>
+                <w:rFonts w:ascii="Arial" w:hAnsi="Arial"/>
                 <w:lang w:val="en-GB"/>
               </w:rPr>
               <w:t>g</w:t>
             </w:r>
             <w:r>
               <w:rPr>
-                <w:rFonts w:ascii="Aptos" w:hAnsi="Aptos"/>
+                <w:rFonts w:ascii="Arial" w:hAnsi="Arial"/>
                 <w:lang w:val="en-GB"/>
               </w:rPr>
               <w:t>a</w:t>
             </w:r>
             <w:r>
               <w:rPr>
-                <w:rFonts w:ascii="Aptos" w:hAnsi="Aptos"/>
+                <w:rFonts w:ascii="Arial" w:hAnsi="Arial"/>
                 <w:lang w:val="en-GB"/>
               </w:rPr>
               <w:t>tion and Water management</w:t>
@@ -1481,15 +1501,15 @@
             <w:pPr>
               <w:jc w:val="center"/>
               <w:rPr>
-                <w:rFonts w:ascii="Aptos" w:hAnsi="Aptos"/>
-                <w:b/>
-                <w:bCs/>
-                <w:lang w:val="en-GB"/>
-              </w:rPr>
-            </w:pPr>
-            <w:r>
-              <w:rPr>
-                <w:rFonts w:ascii="Aptos" w:hAnsi="Aptos"/>
+                <w:rFonts w:ascii="Arial" w:hAnsi="Arial"/>
+                <w:b/>
+                <w:bCs/>
+                <w:lang w:val="en-GB"/>
+              </w:rPr>
+            </w:pPr>
+            <w:r>
+              <w:rPr>
+                <w:rFonts w:ascii="Arial" w:hAnsi="Arial"/>
                 <w:b/>
                 <w:bCs/>
                 <w:lang w:val="en-GB"/>
@@ -1501,21 +1521,23 @@
         <w:tc>
           <w:tcPr>
             <w:tcW w:w="2552" w:type="dxa"/>
-            <w:shd w:val="clear" w:color="auto" w:fill="F03030"/>
-          </w:tcPr>
-          <w:p>
-            <w:pPr>
-              <w:jc w:val="center"/>
-              <w:rPr>
-                <w:rFonts w:ascii="Aptos" w:hAnsi="Aptos"/>
-                <w:b/>
-                <w:bCs/>
-                <w:lang w:val="en-GB"/>
-              </w:rPr>
-            </w:pPr>
-            <w:r>
-              <w:rPr>
-                <w:rFonts w:ascii="Aptos" w:hAnsi="Aptos"/>
+            <w:shd w:val="clear" w:color="auto" w:fill="AA0004"/>
+          </w:tcPr>
+          <w:p>
+            <w:pPr>
+              <w:jc w:val="center"/>
+              <w:rPr>
+                <w:color w:val="FFFFFF"/>
+                <w:rFonts w:ascii="Arial" w:hAnsi="Arial"/>
+                <w:b/>
+                <w:bCs/>
+                <w:lang w:val="en-GB"/>
+              </w:rPr>
+            </w:pPr>
+            <w:r>
+              <w:rPr>
+                <w:color w:val="FFFFFF"/>
+                <w:rFonts w:ascii="Arial" w:hAnsi="Arial"/>
                 <w:b/>
                 <w:bCs/>
                 <w:lang w:val="en-GB"/>
@@ -1533,13 +1555,13 @@
           <w:p>
             <w:pPr>
               <w:rPr>
-                <w:rFonts w:ascii="Aptos" w:hAnsi="Aptos"/>
-                <w:lang w:val="en-GB"/>
-              </w:rPr>
-            </w:pPr>
-            <w:r>
-              <w:rPr>
-                <w:rFonts w:ascii="Aptos" w:eastAsia="Times New Roman" w:hAnsi="Aptos"/>
+                <w:rFonts w:ascii="Arial" w:hAnsi="Arial"/>
+                <w:lang w:val="en-GB"/>
+              </w:rPr>
+            </w:pPr>
+            <w:r>
+              <w:rPr>
+                <w:rFonts w:ascii="Arial" w:eastAsia="Arial" w:hAnsi="Arial"/>
               </w:rPr>
               <w:t>Drainage &amp; Waterlogging Performance</w:t>
             </w:r>
@@ -1553,15 +1575,15 @@
             <w:pPr>
               <w:jc w:val="center"/>
               <w:rPr>
-                <w:rFonts w:ascii="Aptos" w:hAnsi="Aptos"/>
-                <w:b/>
-                <w:bCs/>
-                <w:lang w:val="en-GB"/>
-              </w:rPr>
-            </w:pPr>
-            <w:r>
-              <w:rPr>
-                <w:rFonts w:ascii="Aptos" w:hAnsi="Aptos"/>
+                <w:rFonts w:ascii="Arial" w:hAnsi="Arial"/>
+                <w:b/>
+                <w:bCs/>
+                <w:lang w:val="en-GB"/>
+              </w:rPr>
+            </w:pPr>
+            <w:r>
+              <w:rPr>
+                <w:rFonts w:ascii="Arial" w:hAnsi="Arial"/>
                 <w:b/>
                 <w:bCs/>
                 <w:lang w:val="en-GB"/>
@@ -1573,21 +1595,23 @@
         <w:tc>
           <w:tcPr>
             <w:tcW w:w="2552" w:type="dxa"/>
-            <w:shd w:val="clear" w:color="auto" w:fill="45B0E1" w:themeFill="accent1" w:themeFillTint="99"/>
-          </w:tcPr>
-          <w:p>
-            <w:pPr>
-              <w:jc w:val="center"/>
-              <w:rPr>
-                <w:rFonts w:ascii="Aptos" w:hAnsi="Aptos"/>
-                <w:b/>
-                <w:bCs/>
-                <w:lang w:val="en-GB"/>
-              </w:rPr>
-            </w:pPr>
-            <w:r>
-              <w:rPr>
-                <w:rFonts w:ascii="Aptos" w:hAnsi="Aptos"/>
+            <w:shd w:val="clear" w:color="auto" w:fill="AA0005" w:themeFill="accent1" w:themeFillTint="99"/>
+          </w:tcPr>
+          <w:p>
+            <w:pPr>
+              <w:jc w:val="center"/>
+              <w:rPr>
+                <w:color w:val="FFFFFF"/>
+                <w:rFonts w:ascii="Arial" w:hAnsi="Arial"/>
+                <w:b/>
+                <w:bCs/>
+                <w:lang w:val="en-GB"/>
+              </w:rPr>
+            </w:pPr>
+            <w:r>
+              <w:rPr>
+                <w:color w:val="FFFFFF"/>
+                <w:rFonts w:ascii="Arial" w:hAnsi="Arial"/>
                 <w:b/>
                 <w:bCs/>
                 <w:lang w:val="en-GB"/>
@@ -1605,13 +1629,13 @@
           <w:p>
             <w:pPr>
               <w:rPr>
-                <w:rFonts w:ascii="Aptos" w:hAnsi="Aptos"/>
-                <w:lang w:val="en-GB"/>
-              </w:rPr>
-            </w:pPr>
-            <w:r>
-              <w:rPr>
-                <w:rFonts w:ascii="Aptos" w:hAnsi="Aptos"/>
+                <w:rFonts w:ascii="Arial" w:hAnsi="Arial"/>
+                <w:lang w:val="en-GB"/>
+              </w:rPr>
+            </w:pPr>
+            <w:r>
+              <w:rPr>
+                <w:rFonts w:ascii="Arial" w:hAnsi="Arial"/>
                 <w:lang w:val="en-GB"/>
               </w:rPr>
               <w:t>Surface Performance</w:t>
@@ -1626,15 +1650,15 @@
             <w:pPr>
               <w:jc w:val="center"/>
               <w:rPr>
-                <w:rFonts w:ascii="Aptos" w:hAnsi="Aptos"/>
-                <w:b/>
-                <w:bCs/>
-                <w:lang w:val="en-GB"/>
-              </w:rPr>
-            </w:pPr>
-            <w:r>
-              <w:rPr>
-                <w:rFonts w:ascii="Aptos" w:hAnsi="Aptos"/>
+                <w:rFonts w:ascii="Arial" w:hAnsi="Arial"/>
+                <w:b/>
+                <w:bCs/>
+                <w:lang w:val="en-GB"/>
+              </w:rPr>
+            </w:pPr>
+            <w:r>
+              <w:rPr>
+                <w:rFonts w:ascii="Arial" w:hAnsi="Arial"/>
                 <w:b/>
                 <w:bCs/>
                 <w:lang w:val="en-GB"/>
@@ -1646,21 +1670,23 @@
         <w:tc>
           <w:tcPr>
             <w:tcW w:w="2552" w:type="dxa"/>
-            <w:shd w:val="clear" w:color="auto" w:fill="00B050"/>
-          </w:tcPr>
-          <w:p>
-            <w:pPr>
-              <w:jc w:val="center"/>
-              <w:rPr>
-                <w:rFonts w:ascii="Aptos" w:hAnsi="Aptos"/>
-                <w:b/>
-                <w:bCs/>
-                <w:lang w:val="en-GB"/>
-              </w:rPr>
-            </w:pPr>
-            <w:r>
-              <w:rPr>
-                <w:rFonts w:ascii="Aptos" w:hAnsi="Aptos"/>
+            <w:shd w:val="clear" w:color="auto" w:fill="AA0006"/>
+          </w:tcPr>
+          <w:p>
+            <w:pPr>
+              <w:jc w:val="center"/>
+              <w:rPr>
+                <w:color w:val="FFFFFF"/>
+                <w:rFonts w:ascii="Arial" w:hAnsi="Arial"/>
+                <w:b/>
+                <w:bCs/>
+                <w:lang w:val="en-GB"/>
+              </w:rPr>
+            </w:pPr>
+            <w:r>
+              <w:rPr>
+                <w:color w:val="FFFFFF"/>
+                <w:rFonts w:ascii="Arial" w:hAnsi="Arial"/>
                 <w:b/>
                 <w:bCs/>
                 <w:lang w:val="en-GB"/>
@@ -1678,13 +1704,13 @@
           <w:p>
             <w:pPr>
               <w:rPr>
-                <w:rFonts w:ascii="Aptos" w:hAnsi="Aptos"/>
-                <w:lang w:val="en-GB"/>
-              </w:rPr>
-            </w:pPr>
-            <w:r>
-              <w:rPr>
-                <w:rFonts w:ascii="Aptos" w:hAnsi="Aptos"/>
+                <w:rFonts w:ascii="Arial" w:hAnsi="Arial"/>
+                <w:lang w:val="en-GB"/>
+              </w:rPr>
+            </w:pPr>
+            <w:r>
+              <w:rPr>
+                <w:rFonts w:ascii="Arial" w:hAnsi="Arial"/>
                 <w:lang w:val="en-GB"/>
               </w:rPr>
               <w:t>Safety</w:t>
@@ -1699,15 +1725,15 @@
             <w:pPr>
               <w:jc w:val="center"/>
               <w:rPr>
-                <w:rFonts w:ascii="Aptos" w:hAnsi="Aptos"/>
-                <w:b/>
-                <w:bCs/>
-                <w:lang w:val="en-GB"/>
-              </w:rPr>
-            </w:pPr>
-            <w:r>
-              <w:rPr>
-                <w:rFonts w:ascii="Aptos" w:hAnsi="Aptos"/>
+                <w:rFonts w:ascii="Arial" w:hAnsi="Arial"/>
+                <w:b/>
+                <w:bCs/>
+                <w:lang w:val="en-GB"/>
+              </w:rPr>
+            </w:pPr>
+            <w:r>
+              <w:rPr>
+                <w:rFonts w:ascii="Arial" w:hAnsi="Arial"/>
                 <w:b/>
                 <w:bCs/>
                 <w:lang w:val="en-GB"/>
@@ -1719,21 +1745,23 @@
         <w:tc>
           <w:tcPr>
             <w:tcW w:w="2552" w:type="dxa"/>
-            <w:shd w:val="clear" w:color="auto" w:fill="00B050"/>
-          </w:tcPr>
-          <w:p>
-            <w:pPr>
-              <w:jc w:val="center"/>
-              <w:rPr>
-                <w:rFonts w:ascii="Aptos" w:hAnsi="Aptos"/>
-                <w:b/>
-                <w:bCs/>
-                <w:lang w:val="en-GB"/>
-              </w:rPr>
-            </w:pPr>
-            <w:r>
-              <w:rPr>
-                <w:rFonts w:ascii="Aptos" w:hAnsi="Aptos"/>
+            <w:shd w:val="clear" w:color="auto" w:fill="AA0007"/>
+          </w:tcPr>
+          <w:p>
+            <w:pPr>
+              <w:jc w:val="center"/>
+              <w:rPr>
+                <w:color w:val="FFFFFF"/>
+                <w:rFonts w:ascii="Arial" w:hAnsi="Arial"/>
+                <w:b/>
+                <w:bCs/>
+                <w:lang w:val="en-GB"/>
+              </w:rPr>
+            </w:pPr>
+            <w:r>
+              <w:rPr>
+                <w:color w:val="FFFFFF"/>
+                <w:rFonts w:ascii="Arial" w:hAnsi="Arial"/>
                 <w:b/>
                 <w:bCs/>
                 <w:lang w:val="en-GB"/>
@@ -1751,20 +1779,20 @@
           <w:p>
             <w:pPr>
               <w:rPr>
-                <w:rFonts w:ascii="Aptos" w:hAnsi="Aptos"/>
-                <w:lang w:val="en-GB"/>
-              </w:rPr>
-            </w:pPr>
-            <w:r>
-              <w:rPr>
-                <w:rFonts w:ascii="Aptos" w:hAnsi="Aptos"/>
+                <w:rFonts w:ascii="Arial" w:hAnsi="Arial"/>
+                <w:lang w:val="en-GB"/>
+              </w:rPr>
+            </w:pPr>
+            <w:r>
+              <w:rPr>
+                <w:rFonts w:ascii="Arial" w:hAnsi="Arial"/>
                 <w:lang w:val="en-GB"/>
               </w:rPr>
               <w:t>Turf Management</w:t>
             </w:r>
             <w:r>
               <w:rPr>
-                <w:rFonts w:ascii="Aptos" w:hAnsi="Aptos"/>
+                <w:rFonts w:ascii="Arial" w:hAnsi="Arial"/>
                 <w:lang w:val="en-GB"/>
               </w:rPr>
               <w:t xml:space="preserve"> Skills</w:t>
@@ -1779,15 +1807,15 @@
             <w:pPr>
               <w:jc w:val="center"/>
               <w:rPr>
-                <w:rFonts w:ascii="Aptos" w:hAnsi="Aptos"/>
-                <w:b/>
-                <w:bCs/>
-                <w:lang w:val="en-GB"/>
-              </w:rPr>
-            </w:pPr>
-            <w:r>
-              <w:rPr>
-                <w:rFonts w:ascii="Aptos" w:hAnsi="Aptos"/>
+                <w:rFonts w:ascii="Arial" w:hAnsi="Arial"/>
+                <w:b/>
+                <w:bCs/>
+                <w:lang w:val="en-GB"/>
+              </w:rPr>
+            </w:pPr>
+            <w:r>
+              <w:rPr>
+                <w:rFonts w:ascii="Arial" w:hAnsi="Arial"/>
                 <w:b/>
                 <w:bCs/>
                 <w:lang w:val="en-GB"/>
@@ -1799,21 +1827,23 @@
         <w:tc>
           <w:tcPr>
             <w:tcW w:w="2552" w:type="dxa"/>
-            <w:shd w:val="clear" w:color="auto" w:fill="F03030"/>
-          </w:tcPr>
-          <w:p>
-            <w:pPr>
-              <w:jc w:val="center"/>
-              <w:rPr>
-                <w:rFonts w:ascii="Aptos" w:hAnsi="Aptos"/>
-                <w:b/>
-                <w:bCs/>
-                <w:lang w:val="en-GB"/>
-              </w:rPr>
-            </w:pPr>
-            <w:r>
-              <w:rPr>
-                <w:rFonts w:ascii="Aptos" w:hAnsi="Aptos"/>
+            <w:shd w:val="clear" w:color="auto" w:fill="AA0008"/>
+          </w:tcPr>
+          <w:p>
+            <w:pPr>
+              <w:jc w:val="center"/>
+              <w:rPr>
+                <w:color w:val="FFFFFF"/>
+                <w:rFonts w:ascii="Arial" w:hAnsi="Arial"/>
+                <w:b/>
+                <w:bCs/>
+                <w:lang w:val="en-GB"/>
+              </w:rPr>
+            </w:pPr>
+            <w:r>
+              <w:rPr>
+                <w:color w:val="FFFFFF"/>
+                <w:rFonts w:ascii="Arial" w:hAnsi="Arial"/>
                 <w:b/>
                 <w:bCs/>
                 <w:lang w:val="en-GB"/>
@@ -1831,13 +1861,13 @@
           <w:p>
             <w:pPr>
               <w:rPr>
-                <w:rFonts w:ascii="Aptos" w:hAnsi="Aptos"/>
-                <w:lang w:val="en-GB"/>
-              </w:rPr>
-            </w:pPr>
-            <w:r>
-              <w:rPr>
-                <w:rFonts w:ascii="Aptos" w:hAnsi="Aptos"/>
+                <w:rFonts w:ascii="Arial" w:hAnsi="Arial"/>
+                <w:lang w:val="en-GB"/>
+              </w:rPr>
+            </w:pPr>
+            <w:r>
+              <w:rPr>
+                <w:rFonts w:ascii="Arial" w:hAnsi="Arial"/>
                 <w:lang w:val="en-GB"/>
               </w:rPr>
               <w:t>Resources</w:t>
@@ -1852,15 +1882,15 @@
             <w:pPr>
               <w:jc w:val="center"/>
               <w:rPr>
-                <w:rFonts w:ascii="Aptos" w:hAnsi="Aptos"/>
-                <w:b/>
-                <w:bCs/>
-                <w:lang w:val="en-GB"/>
-              </w:rPr>
-            </w:pPr>
-            <w:r>
-              <w:rPr>
-                <w:rFonts w:ascii="Aptos" w:hAnsi="Aptos"/>
+                <w:rFonts w:ascii="Arial" w:hAnsi="Arial"/>
+                <w:b/>
+                <w:bCs/>
+                <w:lang w:val="en-GB"/>
+              </w:rPr>
+            </w:pPr>
+            <w:r>
+              <w:rPr>
+                <w:rFonts w:ascii="Arial" w:hAnsi="Arial"/>
                 <w:b/>
                 <w:bCs/>
                 <w:lang w:val="en-GB"/>
@@ -1872,21 +1902,23 @@
         <w:tc>
           <w:tcPr>
             <w:tcW w:w="2552" w:type="dxa"/>
-            <w:shd w:val="clear" w:color="auto" w:fill="FFC000"/>
-          </w:tcPr>
-          <w:p>
-            <w:pPr>
-              <w:jc w:val="center"/>
-              <w:rPr>
-                <w:rFonts w:ascii="Aptos" w:hAnsi="Aptos"/>
-                <w:b/>
-                <w:bCs/>
-                <w:lang w:val="en-GB"/>
-              </w:rPr>
-            </w:pPr>
-            <w:r>
-              <w:rPr>
-                <w:rFonts w:ascii="Aptos" w:hAnsi="Aptos"/>
+            <w:shd w:val="clear" w:color="auto" w:fill="AA0009"/>
+          </w:tcPr>
+          <w:p>
+            <w:pPr>
+              <w:jc w:val="center"/>
+              <w:rPr>
+                <w:color w:val="FFFFFF"/>
+                <w:rFonts w:ascii="Arial" w:hAnsi="Arial"/>
+                <w:b/>
+                <w:bCs/>
+                <w:lang w:val="en-GB"/>
+              </w:rPr>
+            </w:pPr>
+            <w:r>
+              <w:rPr>
+                <w:color w:val="FFFFFF"/>
+                <w:rFonts w:ascii="Arial" w:hAnsi="Arial"/>
                 <w:b/>
                 <w:bCs/>
                 <w:lang w:val="en-GB"/>
@@ -1907,20 +1939,20 @@
           <w:p>
             <w:pPr>
               <w:rPr>
-                <w:rFonts w:ascii="Aptos" w:hAnsi="Aptos"/>
-                <w:lang w:val="en-GB"/>
-              </w:rPr>
-            </w:pPr>
-            <w:r>
-              <w:rPr>
-                <w:rFonts w:ascii="Aptos" w:hAnsi="Aptos"/>
+                <w:rFonts w:ascii="Arial" w:hAnsi="Arial"/>
+                <w:lang w:val="en-GB"/>
+              </w:rPr>
+            </w:pPr>
+            <w:r>
+              <w:rPr>
+                <w:rFonts w:ascii="Arial" w:hAnsi="Arial"/>
                 <w:lang w:val="en-GB"/>
               </w:rPr>
               <w:t xml:space="preserve">Additional </w:t>
             </w:r>
             <w:r>
               <w:rPr>
-                <w:rFonts w:ascii="Aptos" w:hAnsi="Aptos"/>
+                <w:rFonts w:ascii="Arial" w:hAnsi="Arial"/>
                 <w:lang w:val="en-GB"/>
               </w:rPr>
               <w:t>aspects</w:t>
@@ -1935,15 +1967,15 @@
             <w:pPr>
               <w:jc w:val="center"/>
               <w:rPr>
-                <w:rFonts w:ascii="Aptos" w:hAnsi="Aptos"/>
-                <w:b/>
-                <w:bCs/>
-                <w:lang w:val="en-GB"/>
-              </w:rPr>
-            </w:pPr>
-            <w:r>
-              <w:rPr>
-                <w:rFonts w:ascii="Aptos" w:hAnsi="Aptos"/>
+                <w:rFonts w:ascii="Arial" w:hAnsi="Arial"/>
+                <w:b/>
+                <w:bCs/>
+                <w:lang w:val="en-GB"/>
+              </w:rPr>
+            </w:pPr>
+            <w:r>
+              <w:rPr>
+                <w:rFonts w:ascii="Arial" w:hAnsi="Arial"/>
                 <w:b/>
                 <w:bCs/>
                 <w:lang w:val="en-GB"/>
@@ -1955,21 +1987,23 @@
         <w:tc>
           <w:tcPr>
             <w:tcW w:w="2552" w:type="dxa"/>
-            <w:shd w:val="clear" w:color="auto" w:fill="45B0E1" w:themeFill="accent1" w:themeFillTint="99"/>
-          </w:tcPr>
-          <w:p>
-            <w:pPr>
-              <w:jc w:val="center"/>
-              <w:rPr>
-                <w:rFonts w:ascii="Aptos" w:hAnsi="Aptos"/>
-                <w:b/>
-                <w:bCs/>
-                <w:lang w:val="en-GB"/>
-              </w:rPr>
-            </w:pPr>
-            <w:r>
-              <w:rPr>
-                <w:rFonts w:ascii="Aptos" w:hAnsi="Aptos"/>
+            <w:shd w:val="clear" w:color="auto" w:fill="AA000A" w:themeFill="accent1" w:themeFillTint="99"/>
+          </w:tcPr>
+          <w:p>
+            <w:pPr>
+              <w:jc w:val="center"/>
+              <w:rPr>
+                <w:color w:val="FFFFFF"/>
+                <w:rFonts w:ascii="Arial" w:hAnsi="Arial"/>
+                <w:b/>
+                <w:bCs/>
+                <w:lang w:val="en-GB"/>
+              </w:rPr>
+            </w:pPr>
+            <w:r>
+              <w:rPr>
+                <w:color w:val="FFFFFF"/>
+                <w:rFonts w:ascii="Arial" w:hAnsi="Arial"/>
                 <w:b/>
                 <w:bCs/>
                 <w:lang w:val="en-GB"/>
@@ -1983,30 +2017,30 @@
     <w:p>
       <w:pPr>
         <w:rPr>
-          <w:rFonts w:ascii="Aptos" w:eastAsia="Times New Roman" w:hAnsi="Aptos"/>
+          <w:rFonts w:ascii="Arial" w:eastAsia="Arial" w:hAnsi="Arial"/>
           <w:b/>
           <w:bCs/>
-          <w:color w:val="0D0D0D" w:themeColor="text1" w:themeTint="F2"/>
-          <w:sz w:val="28"/>
-          <w:szCs w:val="28"/>
+          <w:color w:val="000000"/>
+          <w:sz w:val="24"/>
+          <w:szCs w:val="24"/>
           <w:lang w:val="en-GB"/>
         </w:rPr>
       </w:pPr>
       <w:r>
         <w:rPr>
-          <w:rFonts w:ascii="Aptos" w:eastAsia="Times New Roman" w:hAnsi="Aptos"/>
+          <w:rFonts w:ascii="Arial" w:eastAsia="Arial" w:hAnsi="Arial"/>
           <w:lang w:val="en-GB"/>
         </w:rPr>
         <w:br w:type="page"/>
       </w:r>
       <w:r>
         <w:rPr>
-          <w:rFonts w:ascii="Aptos" w:eastAsia="Times New Roman" w:hAnsi="Aptos"/>
+          <w:rFonts w:ascii="Arial" w:eastAsia="Arial" w:hAnsi="Arial"/>
           <w:b/>
           <w:bCs/>
-          <w:color w:val="0D0D0D" w:themeColor="text1" w:themeTint="F2"/>
-          <w:sz w:val="28"/>
-          <w:szCs w:val="28"/>
+          <w:color w:val="000000"/>
+          <w:sz w:val="24"/>
+          <w:szCs w:val="24"/>
           <w:lang w:val="en-GB"/>
         </w:rPr>
         <w:lastRenderedPageBreak/>
@@ -2018,14 +2052,14 @@
         <w:jc w:val="center"/>
         <w:spacing w:before="160" w:after="40"/>
         <w:rPr>
-          <w:rFonts w:ascii="Aptos" w:hAnsi="Aptos"/>
+          <w:rFonts w:ascii="Arial" w:hAnsi="Arial"/>
           <w:noProof/>
           <w:lang w:val="en-GB"/>
         </w:rPr>
       </w:pPr>
       <w:r>
         <w:rPr>
-          <w:rFonts w:ascii="Aptos" w:hAnsi="Aptos"/>
+          <w:rFonts w:ascii="Arial" w:hAnsi="Arial"/>
           <w:noProof/>
           <w:lang w:val="en-GB"/>
         </w:rPr>
@@ -2037,23 +2071,23 @@
         <w:jc w:val="center"/>
         <w:spacing w:after="240"/>
         <w:rPr>
-          <w:rFonts w:ascii="Aptos" w:hAnsi="Aptos"/>
+          <w:rFonts w:ascii="Arial" w:hAnsi="Arial"/>
           <w:i/>
           <w:iCs/>
-          <w:sz w:val="20"/>
-          <w:szCs w:val="20"/>
-          <w:color w:val="28282A"/>
+          <w:sz w:val="24"/>
+          <w:szCs w:val="24"/>
+          <w:color w:val="000000"/>
           <w:lang w:val="en-GB"/>
         </w:rPr>
       </w:pPr>
       <w:r>
         <w:rPr>
-          <w:rFonts w:ascii="Aptos" w:hAnsi="Aptos"/>
+          <w:rFonts w:ascii="Arial" w:hAnsi="Arial"/>
           <w:i/>
           <w:iCs/>
-          <w:sz w:val="20"/>
-          <w:szCs w:val="20"/>
-          <w:color w:val="28282A"/>
+          <w:sz w:val="24"/>
+          <w:szCs w:val="24"/>
+          <w:color w:val="000000"/>
           <w:lang w:val="en-GB"/>
         </w:rPr>
         <w:t xml:space="preserve">{cap_shear}</w:t>
@@ -2064,14 +2098,14 @@
         <w:jc w:val="center"/>
         <w:spacing w:before="160" w:after="40"/>
         <w:rPr>
-          <w:rFonts w:ascii="Aptos" w:hAnsi="Aptos"/>
+          <w:rFonts w:ascii="Arial" w:hAnsi="Arial"/>
           <w:noProof/>
           <w:lang w:val="en-GB"/>
         </w:rPr>
       </w:pPr>
       <w:r>
         <w:rPr>
-          <w:rFonts w:ascii="Aptos" w:hAnsi="Aptos"/>
+          <w:rFonts w:ascii="Arial" w:hAnsi="Arial"/>
           <w:noProof/>
           <w:lang w:val="en-GB"/>
         </w:rPr>
@@ -2083,23 +2117,23 @@
         <w:jc w:val="center"/>
         <w:spacing w:after="240"/>
         <w:rPr>
-          <w:rFonts w:ascii="Aptos" w:hAnsi="Aptos"/>
+          <w:rFonts w:ascii="Arial" w:hAnsi="Arial"/>
           <w:i/>
           <w:iCs/>
-          <w:sz w:val="20"/>
-          <w:szCs w:val="20"/>
-          <w:color w:val="28282A"/>
+          <w:sz w:val="24"/>
+          <w:szCs w:val="24"/>
+          <w:color w:val="000000"/>
           <w:lang w:val="en-GB"/>
         </w:rPr>
       </w:pPr>
       <w:r>
         <w:rPr>
-          <w:rFonts w:ascii="Aptos" w:hAnsi="Aptos"/>
+          <w:rFonts w:ascii="Arial" w:hAnsi="Arial"/>
           <w:i/>
           <w:iCs/>
-          <w:sz w:val="20"/>
-          <w:szCs w:val="20"/>
-          <w:color w:val="28282A"/>
+          <w:sz w:val="24"/>
+          <w:szCs w:val="24"/>
+          <w:color w:val="000000"/>
           <w:lang w:val="en-GB"/>
         </w:rPr>
         <w:t xml:space="preserve">{cap_clegg}</w:t>
@@ -2110,14 +2144,14 @@
         <w:jc w:val="center"/>
         <w:spacing w:before="160" w:after="40"/>
         <w:rPr>
-          <w:rFonts w:ascii="Aptos" w:hAnsi="Aptos"/>
+          <w:rFonts w:ascii="Arial" w:hAnsi="Arial"/>
           <w:noProof/>
           <w:lang w:val="en-GB"/>
         </w:rPr>
       </w:pPr>
       <w:r>
         <w:rPr>
-          <w:rFonts w:ascii="Aptos" w:hAnsi="Aptos"/>
+          <w:rFonts w:ascii="Arial" w:hAnsi="Arial"/>
           <w:noProof/>
           <w:lang w:val="en-GB"/>
         </w:rPr>
@@ -2129,23 +2163,23 @@
         <w:jc w:val="center"/>
         <w:spacing w:after="240"/>
         <w:rPr>
-          <w:rFonts w:ascii="Aptos" w:hAnsi="Aptos"/>
+          <w:rFonts w:ascii="Arial" w:hAnsi="Arial"/>
           <w:i/>
           <w:iCs/>
-          <w:sz w:val="20"/>
-          <w:szCs w:val="20"/>
-          <w:color w:val="28282A"/>
+          <w:sz w:val="24"/>
+          <w:szCs w:val="24"/>
+          <w:color w:val="000000"/>
           <w:lang w:val="en-GB"/>
         </w:rPr>
       </w:pPr>
       <w:r>
         <w:rPr>
-          <w:rFonts w:ascii="Aptos" w:hAnsi="Aptos"/>
+          <w:rFonts w:ascii="Arial" w:hAnsi="Arial"/>
           <w:i/>
           <w:iCs/>
-          <w:sz w:val="20"/>
-          <w:szCs w:val="20"/>
-          <w:color w:val="28282A"/>
+          <w:sz w:val="24"/>
+          <w:szCs w:val="24"/>
+          <w:color w:val="000000"/>
           <w:lang w:val="en-GB"/>
         </w:rPr>
         <w:t xml:space="preserve">{cap_traction}</w:t>
@@ -2155,16 +2189,16 @@
       <w:pPr>
         <w:jc w:val="center"/>
         <w:rPr>
-          <w:rFonts w:ascii="Aptos" w:eastAsia="Times New Roman" w:hAnsi="Aptos" w:cstheme="majorBidi"/>
-          <w:color w:val="0F4761" w:themeColor="accent1" w:themeShade="BF"/>
-          <w:sz w:val="32"/>
-          <w:szCs w:val="32"/>
+          <w:rFonts w:ascii="Arial" w:eastAsia="Arial" w:hAnsi="Arial" w:cstheme="majorBidi"/>
+          <w:color w:val="000000"/>
+          <w:sz w:val="24"/>
+          <w:szCs w:val="24"/>
           <w:lang w:val="en-GB"/>
         </w:rPr>
       </w:pPr>
       <w:r>
         <w:rPr>
-          <w:rFonts w:ascii="Aptos" w:eastAsia="Times New Roman" w:hAnsi="Aptos"/>
+          <w:rFonts w:ascii="Arial" w:eastAsia="Arial" w:hAnsi="Arial"/>
           <w:lang w:val="en-GB"/>
         </w:rPr>
         <w:br w:type="page"/>
@@ -2174,23 +2208,23 @@
       <w:pPr>
         <w:pStyle w:val="Heading2"/>
         <w:rPr>
-          <w:rFonts w:ascii="Aptos" w:eastAsia="Times New Roman" w:hAnsi="Aptos"/>
+          <w:rFonts w:ascii="Arial" w:eastAsia="Arial" w:hAnsi="Arial"/>
           <w:b/>
           <w:bCs/>
-          <w:color w:val="0D0D0D" w:themeColor="text1" w:themeTint="F2"/>
-          <w:sz w:val="28"/>
-          <w:szCs w:val="28"/>
+          <w:color w:val="000000"/>
+          <w:sz w:val="24"/>
+          <w:szCs w:val="24"/>
           <w:lang w:val="en-GB"/>
         </w:rPr>
       </w:pPr>
       <w:r>
         <w:rPr>
-          <w:rFonts w:ascii="Aptos" w:eastAsia="Times New Roman" w:hAnsi="Aptos"/>
+          <w:rFonts w:ascii="Arial" w:eastAsia="Arial" w:hAnsi="Arial"/>
           <w:b/>
           <w:bCs/>
-          <w:color w:val="0D0D0D" w:themeColor="text1" w:themeTint="F2"/>
-          <w:sz w:val="28"/>
-          <w:szCs w:val="28"/>
+          <w:color w:val="000000"/>
+          <w:sz w:val="24"/>
+          <w:szCs w:val="24"/>
           <w:lang w:val="en-GB"/>
         </w:rPr>
         <w:lastRenderedPageBreak/>
@@ -2226,7 +2260,7 @@
             <w:pPr>
               <w:jc w:val="center"/>
               <w:rPr>
-                <w:rFonts w:ascii="Aptos" w:hAnsi="Aptos"/>
+                <w:rFonts w:ascii="Arial" w:hAnsi="Arial"/>
                 <w:lang w:val="en-GB"/>
               </w:rPr>
             </w:pPr>
@@ -2244,7 +2278,7 @@
             <w:pPr>
               <w:jc w:val="center"/>
               <w:rPr>
-                <w:rFonts w:ascii="Aptos" w:hAnsi="Aptos"/>
+                <w:rFonts w:ascii="Arial" w:hAnsi="Arial"/>
                 <w:lang w:val="en-GB"/>
               </w:rPr>
             </w:pPr>
@@ -2264,13 +2298,13 @@
             <w:pPr>
               <w:jc w:val="center"/>
               <w:rPr>
-                <w:rFonts w:ascii="Aptos" w:hAnsi="Aptos"/>
-                <w:lang w:val="en-GB"/>
-              </w:rPr>
-            </w:pPr>
-            <w:r>
-              <w:rPr>
-                <w:rFonts w:ascii="Aptos" w:hAnsi="Aptos"/>
+                <w:rFonts w:ascii="Arial" w:hAnsi="Arial"/>
+                <w:lang w:val="en-GB"/>
+              </w:rPr>
+            </w:pPr>
+            <w:r>
+              <w:rPr>
+                <w:rFonts w:ascii="Arial" w:hAnsi="Arial"/>
                 <w:lang w:val="en-GB"/>
               </w:rPr>
               <w:t>Overview</w:t>
@@ -2286,13 +2320,13 @@
             <w:pPr>
               <w:jc w:val="center"/>
               <w:rPr>
-                <w:rFonts w:ascii="Aptos" w:hAnsi="Aptos"/>
-                <w:lang w:val="en-GB"/>
-              </w:rPr>
-            </w:pPr>
-            <w:r>
-              <w:rPr>
-                <w:rFonts w:ascii="Aptos" w:hAnsi="Aptos"/>
+                <w:rFonts w:ascii="Arial" w:hAnsi="Arial"/>
+                <w:lang w:val="en-GB"/>
+              </w:rPr>
+            </w:pPr>
+            <w:r>
+              <w:rPr>
+                <w:rFonts w:ascii="Arial" w:hAnsi="Arial"/>
                 <w:lang w:val="en-GB"/>
               </w:rPr>
               <w:t>Close up</w:t>
@@ -2310,7 +2344,7 @@
             <w:pPr>
               <w:jc w:val="center"/>
               <w:rPr>
-                <w:rFonts w:ascii="Aptos" w:hAnsi="Aptos"/>
+                <w:rFonts w:ascii="Arial" w:hAnsi="Arial"/>
                 <w:lang w:val="en-GB"/>
               </w:rPr>
             </w:pPr>
@@ -2328,7 +2362,7 @@
             <w:pPr>
               <w:jc w:val="center"/>
               <w:rPr>
-                <w:rFonts w:ascii="Aptos" w:hAnsi="Aptos"/>
+                <w:rFonts w:ascii="Arial" w:hAnsi="Arial"/>
                 <w:lang w:val="en-GB"/>
               </w:rPr>
             </w:pPr>
@@ -2348,13 +2382,13 @@
             <w:pPr>
               <w:jc w:val="center"/>
               <w:rPr>
-                <w:rFonts w:ascii="Aptos" w:hAnsi="Aptos"/>
-                <w:lang w:val="en-GB"/>
-              </w:rPr>
-            </w:pPr>
-            <w:r>
-              <w:rPr>
-                <w:rFonts w:ascii="Aptos" w:hAnsi="Aptos"/>
+                <w:rFonts w:ascii="Arial" w:hAnsi="Arial"/>
+                <w:lang w:val="en-GB"/>
+              </w:rPr>
+            </w:pPr>
+            <w:r>
+              <w:rPr>
+                <w:rFonts w:ascii="Arial" w:hAnsi="Arial"/>
                 <w:lang w:val="en-GB"/>
               </w:rPr>
               <w:t>Photo 3</w:t>
@@ -2370,13 +2404,13 @@
             <w:pPr>
               <w:jc w:val="center"/>
               <w:rPr>
-                <w:rFonts w:ascii="Aptos" w:hAnsi="Aptos"/>
-                <w:lang w:val="en-GB"/>
-              </w:rPr>
-            </w:pPr>
-            <w:r>
-              <w:rPr>
-                <w:rFonts w:ascii="Aptos" w:hAnsi="Aptos"/>
+                <w:rFonts w:ascii="Arial" w:hAnsi="Arial"/>
+                <w:lang w:val="en-GB"/>
+              </w:rPr>
+            </w:pPr>
+            <w:r>
+              <w:rPr>
+                <w:rFonts w:ascii="Arial" w:hAnsi="Arial"/>
                 <w:lang w:val="en-GB"/>
               </w:rPr>
               <w:t>Photo 4</w:t>
@@ -2394,7 +2428,7 @@
             <w:pPr>
               <w:jc w:val="center"/>
               <w:rPr>
-                <w:rFonts w:ascii="Aptos" w:hAnsi="Aptos"/>
+                <w:rFonts w:ascii="Arial" w:hAnsi="Arial"/>
                 <w:lang w:val="en-GB"/>
               </w:rPr>
             </w:pPr>
@@ -2412,7 +2446,7 @@
             <w:pPr>
               <w:jc w:val="center"/>
               <w:rPr>
-                <w:rFonts w:ascii="Aptos" w:hAnsi="Aptos"/>
+                <w:rFonts w:ascii="Arial" w:hAnsi="Arial"/>
                 <w:lang w:val="en-GB"/>
               </w:rPr>
             </w:pPr>
@@ -2432,13 +2466,13 @@
             <w:pPr>
               <w:jc w:val="center"/>
               <w:rPr>
-                <w:rFonts w:ascii="Aptos" w:hAnsi="Aptos"/>
-                <w:lang w:val="en-GB"/>
-              </w:rPr>
-            </w:pPr>
-            <w:r>
-              <w:rPr>
-                <w:rFonts w:ascii="Aptos" w:hAnsi="Aptos"/>
+                <w:rFonts w:ascii="Arial" w:hAnsi="Arial"/>
+                <w:lang w:val="en-GB"/>
+              </w:rPr>
+            </w:pPr>
+            <w:r>
+              <w:rPr>
+                <w:rFonts w:ascii="Arial" w:hAnsi="Arial"/>
                 <w:lang w:val="en-GB"/>
               </w:rPr>
               <w:t>Photo 5</w:t>
@@ -2454,13 +2488,13 @@
             <w:pPr>
               <w:jc w:val="center"/>
               <w:rPr>
-                <w:rFonts w:ascii="Aptos" w:hAnsi="Aptos"/>
-                <w:lang w:val="en-GB"/>
-              </w:rPr>
-            </w:pPr>
-            <w:r>
-              <w:rPr>
-                <w:rFonts w:ascii="Aptos" w:hAnsi="Aptos"/>
+                <w:rFonts w:ascii="Arial" w:hAnsi="Arial"/>
+                <w:lang w:val="en-GB"/>
+              </w:rPr>
+            </w:pPr>
+            <w:r>
+              <w:rPr>
+                <w:rFonts w:ascii="Arial" w:hAnsi="Arial"/>
                 <w:lang w:val="en-GB"/>
               </w:rPr>
               <w:t>Photo 6</w:t>
@@ -2478,32 +2512,32 @@
           <w:p>
             <w:pPr>
               <w:rPr>
-                <w:rFonts w:ascii="Aptos" w:eastAsia="Times New Roman" w:hAnsi="Aptos"/>
-                <w:b/>
-                <w:bCs/>
-                <w:sz w:val="22"/>
-                <w:szCs w:val="22"/>
-                <w:lang w:val="en-GB"/>
-              </w:rPr>
-            </w:pPr>
-            <w:r>
-              <w:rPr>
-                <w:rFonts w:ascii="Aptos" w:eastAsia="Times New Roman" w:hAnsi="Aptos"/>
-                <w:b/>
-                <w:bCs/>
-                <w:sz w:val="22"/>
-                <w:szCs w:val="22"/>
+                <w:rFonts w:ascii="Arial" w:eastAsia="Arial" w:hAnsi="Arial"/>
+                <w:b/>
+                <w:bCs/>
+                <w:sz w:val="24"/>
+                <w:szCs w:val="24"/>
+                <w:lang w:val="en-GB"/>
+              </w:rPr>
+            </w:pPr>
+            <w:r>
+              <w:rPr>
+                <w:rFonts w:ascii="Arial" w:eastAsia="Arial" w:hAnsi="Arial"/>
+                <w:b/>
+                <w:bCs/>
+                <w:sz w:val="24"/>
+                <w:szCs w:val="24"/>
                 <w:lang w:val="en-GB"/>
               </w:rPr>
               <w:t>ADDITIONAL PHOTOS OR NOTES AND COMMENTS</w:t>
             </w:r>
             <w:r>
               <w:rPr>
-                <w:rFonts w:ascii="Aptos" w:eastAsia="Times New Roman" w:hAnsi="Aptos"/>
-                <w:b/>
-                <w:bCs/>
-                <w:sz w:val="22"/>
-                <w:szCs w:val="22"/>
+                <w:rFonts w:ascii="Arial" w:eastAsia="Arial" w:hAnsi="Arial"/>
+                <w:b/>
+                <w:bCs/>
+                <w:sz w:val="24"/>
+                <w:szCs w:val="24"/>
                 <w:lang w:val="en-GB"/>
               </w:rPr>
               <w:t xml:space="preserve">: </w:t>
@@ -2512,7 +2546,7 @@
           <w:p>
             <w:pPr>
               <w:rPr>
-                <w:rFonts w:ascii="Aptos" w:hAnsi="Aptos"/>
+                <w:rFonts w:ascii="Arial" w:hAnsi="Arial"/>
                 <w:lang w:val="en-GB"/>
               </w:rPr>
             </w:pPr>
@@ -2558,7 +2592,7 @@
             <w:pPr>
               <w:jc w:val="center"/>
               <w:rPr>
-                <w:rFonts w:ascii="Aptos" w:hAnsi="Aptos"/>
+                <w:rFonts w:ascii="Arial" w:hAnsi="Arial"/>
                 <w:lang w:val="en-GB"/>
               </w:rPr>
             </w:pPr>
@@ -2572,16 +2606,16 @@
     <w:p>
       <w:pPr>
         <w:rPr>
-          <w:rFonts w:ascii="Aptos" w:eastAsia="Times New Roman" w:hAnsi="Aptos" w:cstheme="majorBidi"/>
-          <w:color w:val="0F4761" w:themeColor="accent1" w:themeShade="BF"/>
-          <w:sz w:val="32"/>
-          <w:szCs w:val="32"/>
+          <w:rFonts w:ascii="Arial" w:eastAsia="Arial" w:hAnsi="Arial" w:cstheme="majorBidi"/>
+          <w:color w:val="000000"/>
+          <w:sz w:val="24"/>
+          <w:szCs w:val="24"/>
           <w:lang w:val="en-GB"/>
         </w:rPr>
       </w:pPr>
       <w:r>
         <w:rPr>
-          <w:rFonts w:ascii="Aptos" w:eastAsia="Times New Roman" w:hAnsi="Aptos"/>
+          <w:rFonts w:ascii="Arial" w:eastAsia="Arial" w:hAnsi="Arial"/>
           <w:lang w:val="en-GB"/>
         </w:rPr>
         <w:br w:type="page"/>
@@ -2592,19 +2626,19 @@
         <w:pStyle w:val="Heading2"/>
         <w:spacing w:after="0"/>
         <w:rPr>
-          <w:rFonts w:ascii="Aptos" w:eastAsia="Times New Roman" w:hAnsi="Aptos"/>
-          <w:color w:val="E92C43"/>
+          <w:rFonts w:ascii="Arial" w:eastAsia="Arial" w:hAnsi="Arial"/>
+          <w:color w:val="000000"/>
           <w:lang w:val="en-GB"/>
         </w:rPr>
       </w:pPr>
       <w:r>
         <w:rPr>
-          <w:rFonts w:ascii="Aptos" w:eastAsia="Times New Roman" w:hAnsi="Aptos"/>
+          <w:rFonts w:ascii="Arial" w:eastAsia="Arial" w:hAnsi="Arial"/>
           <w:b/>
           <w:bCs/>
-          <w:color w:val="000000" w:themeColor="text1"/>
-          <w:sz w:val="28"/>
-          <w:szCs w:val="28"/>
+          <w:color w:val="000000"/>
+          <w:sz w:val="24"/>
+          <w:szCs w:val="24"/>
           <w:lang w:val="en-GB"/>
         </w:rPr>
         <w:lastRenderedPageBreak/>
@@ -2612,8 +2646,8 @@
       </w:r>
       <w:r>
         <w:rPr>
-          <w:rFonts w:ascii="Aptos" w:eastAsia="Times New Roman" w:hAnsi="Aptos"/>
-          <w:color w:val="E92C43"/>
+          <w:rFonts w:ascii="Arial" w:eastAsia="Arial" w:hAnsi="Arial"/>
+          <w:color w:val="000000"/>
           <w:lang w:val="en-GB"/>
         </w:rPr>
         <w:t xml:space="preserve"> </w:t>
@@ -2631,47 +2665,47 @@
         <w:pStyle w:val="Heading2"/>
         <w:shd w:val="clear" w:color="auto" w:fill="3A4D2F"/>
         <w:rPr>
-          <w:rFonts w:ascii="Aptos" w:eastAsia="Times New Roman" w:hAnsi="Aptos"/>
+          <w:rFonts w:ascii="Arial" w:eastAsia="Arial" w:hAnsi="Arial"/>
           <w:b/>
           <w:bCs/>
           <w:color w:val="FFFFFF" w:themeColor="background1"/>
-          <w:sz w:val="28"/>
-          <w:szCs w:val="28"/>
+          <w:sz w:val="24"/>
+          <w:szCs w:val="24"/>
           <w:lang w:val="en-GB"/>
         </w:rPr>
       </w:pPr>
       <w:r>
         <w:rPr>
-          <w:rFonts w:ascii="Aptos" w:eastAsia="Times New Roman" w:hAnsi="Aptos"/>
+          <w:rFonts w:ascii="Arial" w:eastAsia="Arial" w:hAnsi="Arial"/>
           <w:b/>
           <w:bCs/>
           <w:color w:val="FFFFFF" w:themeColor="background1"/>
-          <w:sz w:val="28"/>
-          <w:szCs w:val="28"/>
+          <w:sz w:val="24"/>
+          <w:szCs w:val="24"/>
           <w:lang w:val="en-GB"/>
         </w:rPr>
         <w:t>A</w:t>
       </w:r>
       <w:r>
         <w:rPr>
-          <w:rFonts w:ascii="Aptos" w:eastAsia="Times New Roman" w:hAnsi="Aptos"/>
+          <w:rFonts w:ascii="Arial" w:eastAsia="Arial" w:hAnsi="Arial"/>
           <w:b/>
           <w:bCs/>
           <w:color w:val="FFFFFF" w:themeColor="background1"/>
-          <w:sz w:val="28"/>
-          <w:szCs w:val="28"/>
+          <w:sz w:val="24"/>
+          <w:szCs w:val="24"/>
           <w:lang w:val="en-GB"/>
         </w:rPr>
         <w:t xml:space="preserve">. </w:t>
       </w:r>
       <w:r>
         <w:rPr>
-          <w:rFonts w:ascii="Aptos" w:eastAsia="Times New Roman" w:hAnsi="Aptos"/>
+          <w:rFonts w:ascii="Arial" w:eastAsia="Arial" w:hAnsi="Arial"/>
           <w:b/>
           <w:bCs/>
           <w:color w:val="FFFFFF" w:themeColor="background1"/>
-          <w:sz w:val="28"/>
-          <w:szCs w:val="28"/>
+          <w:sz w:val="24"/>
+          <w:szCs w:val="24"/>
           <w:lang w:val="en-GB"/>
         </w:rPr>
         <w:t>Field Background</w:t>
@@ -2709,19 +2743,19 @@
               <w:pStyle w:val="Heading2"/>
               <w:spacing w:after="0"/>
               <w:rPr>
-                <w:rFonts w:ascii="Aptos" w:eastAsia="Times New Roman" w:hAnsi="Aptos"/>
-                <w:color w:val="0D0D0D" w:themeColor="text1" w:themeTint="F2"/>
-                <w:sz w:val="28"/>
-                <w:szCs w:val="28"/>
-                <w:lang w:val="en-GB"/>
-              </w:rPr>
-            </w:pPr>
-            <w:r>
-              <w:rPr>
-                <w:rFonts w:ascii="Aptos" w:eastAsia="Times New Roman" w:hAnsi="Aptos"/>
-                <w:color w:val="0D0D0D" w:themeColor="text1" w:themeTint="F2"/>
-                <w:sz w:val="28"/>
-                <w:szCs w:val="28"/>
+                <w:rFonts w:ascii="Arial" w:eastAsia="Arial" w:hAnsi="Arial"/>
+                <w:color w:val="000000"/>
+                <w:sz w:val="24"/>
+                <w:szCs w:val="24"/>
+                <w:lang w:val="en-GB"/>
+              </w:rPr>
+            </w:pPr>
+            <w:r>
+              <w:rPr>
+                <w:rFonts w:ascii="Arial" w:eastAsia="Arial" w:hAnsi="Arial"/>
+                <w:color w:val="000000"/>
+                <w:sz w:val="24"/>
+                <w:szCs w:val="24"/>
                 <w:lang w:val="en-GB"/>
               </w:rPr>
               <w:t>Number of grounds staff</w:t>
@@ -2737,7 +2771,7 @@
             <w:pPr>
               <w:jc w:val="center"/>
               <w:rPr>
-                <w:rFonts w:ascii="Aptos" w:hAnsi="Aptos"/>
+                <w:rFonts w:ascii="Arial" w:hAnsi="Arial"/>
                 <w:b/>
                 <w:bCs/>
                 <w:lang w:val="en-GB"/>
@@ -2764,19 +2798,19 @@
               <w:pStyle w:val="Heading2"/>
               <w:spacing w:after="0"/>
               <w:rPr>
-                <w:rFonts w:ascii="Aptos" w:eastAsia="Times New Roman" w:hAnsi="Aptos"/>
-                <w:color w:val="0D0D0D" w:themeColor="text1" w:themeTint="F2"/>
-                <w:sz w:val="28"/>
-                <w:szCs w:val="28"/>
-                <w:lang w:val="en-GB"/>
-              </w:rPr>
-            </w:pPr>
-            <w:r>
-              <w:rPr>
-                <w:rFonts w:ascii="Aptos" w:eastAsia="Times New Roman" w:hAnsi="Aptos"/>
-                <w:color w:val="0D0D0D" w:themeColor="text1" w:themeTint="F2"/>
-                <w:sz w:val="28"/>
-                <w:szCs w:val="28"/>
+                <w:rFonts w:ascii="Arial" w:eastAsia="Arial" w:hAnsi="Arial"/>
+                <w:color w:val="000000"/>
+                <w:sz w:val="24"/>
+                <w:szCs w:val="24"/>
+                <w:lang w:val="en-GB"/>
+              </w:rPr>
+            </w:pPr>
+            <w:r>
+              <w:rPr>
+                <w:rFonts w:ascii="Arial" w:eastAsia="Arial" w:hAnsi="Arial"/>
+                <w:color w:val="000000"/>
+                <w:sz w:val="24"/>
+                <w:szCs w:val="24"/>
                 <w:lang w:val="en-GB"/>
               </w:rPr>
               <w:t>Sports played on the field</w:t>
@@ -2793,7 +2827,7 @@
             <w:pPr>
               <w:jc w:val="center"/>
               <w:rPr>
-                <w:rFonts w:ascii="Aptos" w:hAnsi="Aptos"/>
+                <w:rFonts w:ascii="Arial" w:hAnsi="Arial"/>
                 <w:b/>
                 <w:bCs/>
                 <w:lang w:val="en-GB"/>
@@ -2819,39 +2853,39 @@
               <w:pStyle w:val="Heading2"/>
               <w:spacing w:after="0"/>
               <w:rPr>
-                <w:rFonts w:ascii="Aptos" w:eastAsia="Times New Roman" w:hAnsi="Aptos"/>
-                <w:color w:val="0D0D0D" w:themeColor="text1" w:themeTint="F2"/>
-                <w:sz w:val="28"/>
-                <w:szCs w:val="28"/>
-                <w:lang w:val="en-GB"/>
-              </w:rPr>
-            </w:pPr>
-            <w:r>
-              <w:rPr>
-                <w:rFonts w:ascii="Aptos" w:eastAsia="Times New Roman" w:hAnsi="Aptos"/>
-                <w:color w:val="0D0D0D" w:themeColor="text1" w:themeTint="F2"/>
-                <w:sz w:val="28"/>
-                <w:szCs w:val="28"/>
+                <w:rFonts w:ascii="Arial" w:eastAsia="Arial" w:hAnsi="Arial"/>
+                <w:color w:val="000000"/>
+                <w:sz w:val="24"/>
+                <w:szCs w:val="24"/>
+                <w:lang w:val="en-GB"/>
+              </w:rPr>
+            </w:pPr>
+            <w:r>
+              <w:rPr>
+                <w:rFonts w:ascii="Arial" w:eastAsia="Arial" w:hAnsi="Arial"/>
+                <w:color w:val="000000"/>
+                <w:sz w:val="24"/>
+                <w:szCs w:val="24"/>
                 <w:lang w:val="en-GB"/>
               </w:rPr>
               <w:t>Level</w:t>
             </w:r>
             <w:r>
               <w:rPr>
-                <w:rFonts w:ascii="Aptos" w:eastAsia="Times New Roman" w:hAnsi="Aptos"/>
-                <w:color w:val="0D0D0D" w:themeColor="text1" w:themeTint="F2"/>
-                <w:sz w:val="28"/>
-                <w:szCs w:val="28"/>
+                <w:rFonts w:ascii="Arial" w:eastAsia="Arial" w:hAnsi="Arial"/>
+                <w:color w:val="000000"/>
+                <w:sz w:val="24"/>
+                <w:szCs w:val="24"/>
                 <w:lang w:val="en-GB"/>
               </w:rPr>
               <w:t>s</w:t>
             </w:r>
             <w:r>
               <w:rPr>
-                <w:rFonts w:ascii="Aptos" w:eastAsia="Times New Roman" w:hAnsi="Aptos"/>
-                <w:color w:val="0D0D0D" w:themeColor="text1" w:themeTint="F2"/>
-                <w:sz w:val="28"/>
-                <w:szCs w:val="28"/>
+                <w:rFonts w:ascii="Arial" w:eastAsia="Arial" w:hAnsi="Arial"/>
+                <w:color w:val="000000"/>
+                <w:sz w:val="24"/>
+                <w:szCs w:val="24"/>
                 <w:lang w:val="en-GB"/>
               </w:rPr>
               <w:t xml:space="preserve"> of play</w:t>
@@ -2867,7 +2901,7 @@
             <w:pPr>
               <w:jc w:val="center"/>
               <w:rPr>
-                <w:rFonts w:ascii="Aptos" w:hAnsi="Aptos"/>
+                <w:rFonts w:ascii="Arial" w:hAnsi="Arial"/>
                 <w:b/>
                 <w:bCs/>
                 <w:lang w:val="en-GB"/>
@@ -2894,19 +2928,19 @@
               <w:pStyle w:val="Heading2"/>
               <w:spacing w:after="0"/>
               <w:rPr>
-                <w:rFonts w:ascii="Aptos" w:eastAsia="Times New Roman" w:hAnsi="Aptos"/>
-                <w:color w:val="0D0D0D" w:themeColor="text1" w:themeTint="F2"/>
-                <w:sz w:val="28"/>
-                <w:szCs w:val="28"/>
-                <w:lang w:val="en-GB"/>
-              </w:rPr>
-            </w:pPr>
-            <w:r>
-              <w:rPr>
-                <w:rFonts w:ascii="Aptos" w:eastAsia="Times New Roman" w:hAnsi="Aptos"/>
-                <w:color w:val="0D0D0D" w:themeColor="text1" w:themeTint="F2"/>
-                <w:sz w:val="28"/>
-                <w:szCs w:val="28"/>
+                <w:rFonts w:ascii="Arial" w:eastAsia="Arial" w:hAnsi="Arial"/>
+                <w:color w:val="000000"/>
+                <w:sz w:val="24"/>
+                <w:szCs w:val="24"/>
+                <w:lang w:val="en-GB"/>
+              </w:rPr>
+            </w:pPr>
+            <w:r>
+              <w:rPr>
+                <w:rFonts w:ascii="Arial" w:eastAsia="Arial" w:hAnsi="Arial"/>
+                <w:color w:val="000000"/>
+                <w:sz w:val="24"/>
+                <w:szCs w:val="24"/>
                 <w:lang w:val="en-GB"/>
               </w:rPr>
               <w:t>Number of games per year</w:t>
@@ -2923,7 +2957,7 @@
             <w:pPr>
               <w:jc w:val="center"/>
               <w:rPr>
-                <w:rFonts w:ascii="Aptos" w:hAnsi="Aptos"/>
+                <w:rFonts w:ascii="Arial" w:hAnsi="Arial"/>
                 <w:b/>
                 <w:bCs/>
                 <w:lang w:val="en-GB"/>
@@ -2949,19 +2983,19 @@
               <w:pStyle w:val="Heading2"/>
               <w:spacing w:after="0"/>
               <w:rPr>
-                <w:rFonts w:ascii="Aptos" w:eastAsia="Times New Roman" w:hAnsi="Aptos"/>
-                <w:color w:val="0D0D0D" w:themeColor="text1" w:themeTint="F2"/>
-                <w:sz w:val="28"/>
-                <w:szCs w:val="28"/>
-                <w:lang w:val="en-GB"/>
-              </w:rPr>
-            </w:pPr>
-            <w:r>
-              <w:rPr>
-                <w:rFonts w:ascii="Aptos" w:eastAsia="Times New Roman" w:hAnsi="Aptos"/>
-                <w:color w:val="0D0D0D" w:themeColor="text1" w:themeTint="F2"/>
-                <w:sz w:val="28"/>
-                <w:szCs w:val="28"/>
+                <w:rFonts w:ascii="Arial" w:eastAsia="Arial" w:hAnsi="Arial"/>
+                <w:color w:val="000000"/>
+                <w:sz w:val="24"/>
+                <w:szCs w:val="24"/>
+                <w:lang w:val="en-GB"/>
+              </w:rPr>
+            </w:pPr>
+            <w:r>
+              <w:rPr>
+                <w:rFonts w:ascii="Arial" w:eastAsia="Arial" w:hAnsi="Arial"/>
+                <w:color w:val="000000"/>
+                <w:sz w:val="24"/>
+                <w:szCs w:val="24"/>
                 <w:lang w:val="en-GB"/>
               </w:rPr>
               <w:t>Number of practice sessions per year</w:t>
@@ -2977,7 +3011,7 @@
             <w:pPr>
               <w:jc w:val="center"/>
               <w:rPr>
-                <w:rFonts w:ascii="Aptos" w:hAnsi="Aptos"/>
+                <w:rFonts w:ascii="Arial" w:hAnsi="Arial"/>
                 <w:b/>
                 <w:bCs/>
                 <w:lang w:val="en-GB"/>
@@ -2994,8 +3028,8 @@
       <w:pPr>
         <w:pStyle w:val="Heading2"/>
         <w:rPr>
-          <w:rFonts w:ascii="Aptos" w:eastAsia="Times New Roman" w:hAnsi="Aptos"/>
-          <w:color w:val="E92C43"/>
+          <w:rFonts w:ascii="Arial" w:eastAsia="Arial" w:hAnsi="Arial"/>
+          <w:color w:val="000000"/>
           <w:lang w:val="en-GB"/>
         </w:rPr>
       </w:pPr>
@@ -3005,35 +3039,35 @@
         <w:pStyle w:val="Heading2"/>
         <w:shd w:val="clear" w:color="auto" w:fill="3A4D2F"/>
         <w:rPr>
-          <w:rFonts w:ascii="Aptos" w:eastAsia="Times New Roman" w:hAnsi="Aptos"/>
+          <w:rFonts w:ascii="Arial" w:eastAsia="Arial" w:hAnsi="Arial"/>
           <w:b/>
           <w:bCs/>
           <w:color w:val="FFFFFF" w:themeColor="background1"/>
-          <w:sz w:val="28"/>
-          <w:szCs w:val="28"/>
+          <w:sz w:val="24"/>
+          <w:szCs w:val="24"/>
           <w:lang w:val="en-GB"/>
         </w:rPr>
       </w:pPr>
       <w:r>
         <w:rPr>
-          <w:rFonts w:ascii="Aptos" w:eastAsia="Times New Roman" w:hAnsi="Aptos"/>
+          <w:rFonts w:ascii="Arial" w:eastAsia="Arial" w:hAnsi="Arial"/>
           <w:b/>
           <w:bCs/>
           <w:color w:val="FFFFFF" w:themeColor="background1"/>
-          <w:sz w:val="28"/>
-          <w:szCs w:val="28"/>
+          <w:sz w:val="24"/>
+          <w:szCs w:val="24"/>
           <w:lang w:val="en-GB"/>
         </w:rPr>
         <w:t>B</w:t>
       </w:r>
       <w:r>
         <w:rPr>
-          <w:rFonts w:ascii="Aptos" w:eastAsia="Times New Roman" w:hAnsi="Aptos"/>
+          <w:rFonts w:ascii="Arial" w:eastAsia="Arial" w:hAnsi="Arial"/>
           <w:b/>
           <w:bCs/>
           <w:color w:val="FFFFFF" w:themeColor="background1"/>
-          <w:sz w:val="28"/>
-          <w:szCs w:val="28"/>
+          <w:sz w:val="24"/>
+          <w:szCs w:val="24"/>
           <w:lang w:val="en-GB"/>
         </w:rPr>
         <w:t>. Pitch Dimensions, Design &amp; Construction</w:t>
@@ -3070,39 +3104,39 @@
               <w:pStyle w:val="Heading2"/>
               <w:spacing w:line="240" w:lineRule="auto"/>
               <w:rPr>
-                <w:rFonts w:ascii="Aptos" w:eastAsia="Times New Roman" w:hAnsi="Aptos"/>
-                <w:color w:val="0D0D0D" w:themeColor="text1" w:themeTint="F2"/>
-                <w:sz w:val="28"/>
-                <w:szCs w:val="28"/>
-                <w:lang w:val="en-GB"/>
-              </w:rPr>
-            </w:pPr>
-            <w:r>
-              <w:rPr>
-                <w:rFonts w:ascii="Aptos" w:eastAsia="Times New Roman" w:hAnsi="Aptos"/>
-                <w:color w:val="0D0D0D" w:themeColor="text1" w:themeTint="F2"/>
-                <w:sz w:val="28"/>
-                <w:szCs w:val="28"/>
+                <w:rFonts w:ascii="Arial" w:eastAsia="Arial" w:hAnsi="Arial"/>
+                <w:color w:val="000000"/>
+                <w:sz w:val="24"/>
+                <w:szCs w:val="24"/>
+                <w:lang w:val="en-GB"/>
+              </w:rPr>
+            </w:pPr>
+            <w:r>
+              <w:rPr>
+                <w:rFonts w:ascii="Arial" w:eastAsia="Arial" w:hAnsi="Arial"/>
+                <w:color w:val="000000"/>
+                <w:sz w:val="24"/>
+                <w:szCs w:val="24"/>
                 <w:lang w:val="en-GB"/>
               </w:rPr>
               <w:t>Full area of playing surface (m</w:t>
             </w:r>
             <w:r>
               <w:rPr>
-                <w:rFonts w:ascii="Aptos" w:eastAsia="Times New Roman" w:hAnsi="Aptos"/>
-                <w:color w:val="0D0D0D" w:themeColor="text1" w:themeTint="F2"/>
-                <w:sz w:val="28"/>
-                <w:szCs w:val="28"/>
+                <w:rFonts w:ascii="Arial" w:eastAsia="Arial" w:hAnsi="Arial"/>
+                <w:color w:val="000000"/>
+                <w:sz w:val="24"/>
+                <w:szCs w:val="24"/>
                 <w:lang w:val="en-GB"/>
               </w:rPr>
               <w:t>²</w:t>
             </w:r>
             <w:r>
               <w:rPr>
-                <w:rFonts w:ascii="Aptos" w:eastAsia="Times New Roman" w:hAnsi="Aptos"/>
-                <w:color w:val="0D0D0D" w:themeColor="text1" w:themeTint="F2"/>
-                <w:sz w:val="28"/>
-                <w:szCs w:val="28"/>
+                <w:rFonts w:ascii="Arial" w:eastAsia="Arial" w:hAnsi="Arial"/>
+                <w:color w:val="000000"/>
+                <w:sz w:val="24"/>
+                <w:szCs w:val="24"/>
                 <w:lang w:val="en-GB"/>
               </w:rPr>
               <w:t>)</w:t>
@@ -3121,10 +3155,10 @@
               <w:spacing w:line="240" w:lineRule="auto"/>
               <w:jc w:val="center"/>
               <w:rPr>
-                <w:rFonts w:ascii="Aptos" w:eastAsia="Times New Roman" w:hAnsi="Aptos"/>
-                <w:b/>
-                <w:bCs/>
-                <w:color w:val="0D0D0D" w:themeColor="text1" w:themeTint="F2"/>
+                <w:rFonts w:ascii="Arial" w:eastAsia="Arial" w:hAnsi="Arial"/>
+                <w:b/>
+                <w:bCs/>
+                <w:color w:val="000000"/>
                 <w:sz w:val="24"/>
                 <w:szCs w:val="24"/>
                 <w:lang w:val="en-GB"/>
@@ -3152,19 +3186,19 @@
               <w:pStyle w:val="Heading2"/>
               <w:spacing w:line="240" w:lineRule="auto"/>
               <w:rPr>
-                <w:rFonts w:ascii="Aptos" w:eastAsia="Times New Roman" w:hAnsi="Aptos"/>
-                <w:color w:val="0D0D0D" w:themeColor="text1" w:themeTint="F2"/>
-                <w:sz w:val="28"/>
-                <w:szCs w:val="28"/>
-                <w:lang w:val="en-GB"/>
-              </w:rPr>
-            </w:pPr>
-            <w:r>
-              <w:rPr>
-                <w:rFonts w:ascii="Aptos" w:eastAsia="Times New Roman" w:hAnsi="Aptos"/>
-                <w:color w:val="0D0D0D" w:themeColor="text1" w:themeTint="F2"/>
-                <w:sz w:val="28"/>
-                <w:szCs w:val="28"/>
+                <w:rFonts w:ascii="Arial" w:eastAsia="Arial" w:hAnsi="Arial"/>
+                <w:color w:val="000000"/>
+                <w:sz w:val="24"/>
+                <w:szCs w:val="24"/>
+                <w:lang w:val="en-GB"/>
+              </w:rPr>
+            </w:pPr>
+            <w:r>
+              <w:rPr>
+                <w:rFonts w:ascii="Arial" w:eastAsia="Arial" w:hAnsi="Arial"/>
+                <w:color w:val="000000"/>
+                <w:sz w:val="24"/>
+                <w:szCs w:val="24"/>
                 <w:lang w:val="en-GB"/>
               </w:rPr>
               <w:t>Reinforcement system installed?</w:t>
@@ -3184,21 +3218,21 @@
               <w:spacing w:line="240" w:lineRule="auto"/>
               <w:jc w:val="center"/>
               <w:rPr>
-                <w:rFonts w:ascii="Aptos" w:eastAsia="Times New Roman" w:hAnsi="Aptos"/>
-                <w:b/>
-                <w:bCs/>
-                <w:color w:val="0D0D0D" w:themeColor="text1" w:themeTint="F2"/>
-                <w:sz w:val="24"/>
-                <w:szCs w:val="24"/>
-                <w:lang w:val="en-GB"/>
-              </w:rPr>
-            </w:pPr>
-            <w:r>
-              <w:rPr>
-                <w:rFonts w:ascii="Aptos" w:eastAsia="Times New Roman" w:hAnsi="Aptos"/>
-                <w:b/>
-                <w:bCs/>
-                <w:color w:val="0D0D0D" w:themeColor="text1" w:themeTint="F2"/>
+                <w:rFonts w:ascii="Arial" w:eastAsia="Arial" w:hAnsi="Arial"/>
+                <w:b/>
+                <w:bCs/>
+                <w:color w:val="000000"/>
+                <w:sz w:val="24"/>
+                <w:szCs w:val="24"/>
+                <w:lang w:val="en-GB"/>
+              </w:rPr>
+            </w:pPr>
+            <w:r>
+              <w:rPr>
+                <w:rFonts w:ascii="Arial" w:eastAsia="Arial" w:hAnsi="Arial"/>
+                <w:b/>
+                <w:bCs/>
+                <w:color w:val="000000"/>
                 <w:sz w:val="24"/>
                 <w:szCs w:val="24"/>
                 <w:lang w:val="en-GB"/>
@@ -3223,19 +3257,19 @@
               <w:pStyle w:val="Heading2"/>
               <w:spacing w:line="240" w:lineRule="auto"/>
               <w:rPr>
-                <w:rFonts w:ascii="Aptos" w:eastAsia="Times New Roman" w:hAnsi="Aptos"/>
-                <w:color w:val="0D0D0D" w:themeColor="text1" w:themeTint="F2"/>
-                <w:sz w:val="28"/>
-                <w:szCs w:val="28"/>
-                <w:lang w:val="en-GB"/>
-              </w:rPr>
-            </w:pPr>
-            <w:r>
-              <w:rPr>
-                <w:rFonts w:ascii="Aptos" w:eastAsia="Times New Roman" w:hAnsi="Aptos"/>
-                <w:color w:val="0D0D0D" w:themeColor="text1" w:themeTint="F2"/>
-                <w:sz w:val="28"/>
-                <w:szCs w:val="28"/>
+                <w:rFonts w:ascii="Arial" w:eastAsia="Arial" w:hAnsi="Arial"/>
+                <w:color w:val="000000"/>
+                <w:sz w:val="24"/>
+                <w:szCs w:val="24"/>
+                <w:lang w:val="en-GB"/>
+              </w:rPr>
+            </w:pPr>
+            <w:r>
+              <w:rPr>
+                <w:rFonts w:ascii="Arial" w:eastAsia="Arial" w:hAnsi="Arial"/>
+                <w:color w:val="000000"/>
+                <w:sz w:val="24"/>
+                <w:szCs w:val="24"/>
                 <w:lang w:val="en-GB"/>
               </w:rPr>
               <w:t>Reinforcement details</w:t>
@@ -3254,10 +3288,10 @@
               <w:spacing w:line="240" w:lineRule="auto"/>
               <w:jc w:val="center"/>
               <w:rPr>
-                <w:rFonts w:ascii="Aptos" w:eastAsia="Times New Roman" w:hAnsi="Aptos"/>
-                <w:b/>
-                <w:bCs/>
-                <w:color w:val="0D0D0D" w:themeColor="text1" w:themeTint="F2"/>
+                <w:rFonts w:ascii="Arial" w:eastAsia="Arial" w:hAnsi="Arial"/>
+                <w:b/>
+                <w:bCs/>
+                <w:color w:val="000000"/>
                 <w:sz w:val="24"/>
                 <w:szCs w:val="24"/>
                 <w:lang w:val="en-GB"/>
@@ -3285,19 +3319,19 @@
               <w:pStyle w:val="Heading2"/>
               <w:spacing w:line="240" w:lineRule="auto"/>
               <w:rPr>
-                <w:rFonts w:ascii="Aptos" w:eastAsia="Times New Roman" w:hAnsi="Aptos"/>
-                <w:color w:val="0D0D0D" w:themeColor="text1" w:themeTint="F2"/>
-                <w:sz w:val="28"/>
-                <w:szCs w:val="28"/>
-                <w:lang w:val="en-GB"/>
-              </w:rPr>
-            </w:pPr>
-            <w:r>
-              <w:rPr>
-                <w:rFonts w:ascii="Aptos" w:eastAsia="Times New Roman" w:hAnsi="Aptos"/>
-                <w:color w:val="0D0D0D" w:themeColor="text1" w:themeTint="F2"/>
-                <w:sz w:val="28"/>
-                <w:szCs w:val="28"/>
+                <w:rFonts w:ascii="Arial" w:eastAsia="Arial" w:hAnsi="Arial"/>
+                <w:color w:val="000000"/>
+                <w:sz w:val="24"/>
+                <w:szCs w:val="24"/>
+                <w:lang w:val="en-GB"/>
+              </w:rPr>
+            </w:pPr>
+            <w:r>
+              <w:rPr>
+                <w:rFonts w:ascii="Arial" w:eastAsia="Arial" w:hAnsi="Arial"/>
+                <w:color w:val="000000"/>
+                <w:sz w:val="24"/>
+                <w:szCs w:val="24"/>
                 <w:lang w:val="en-GB"/>
               </w:rPr>
               <w:t>Installation date</w:t>
@@ -3317,21 +3351,21 @@
               <w:spacing w:line="240" w:lineRule="auto"/>
               <w:jc w:val="center"/>
               <w:rPr>
-                <w:rFonts w:ascii="Aptos" w:eastAsia="Times New Roman" w:hAnsi="Aptos"/>
-                <w:b/>
-                <w:bCs/>
-                <w:color w:val="0D0D0D" w:themeColor="text1" w:themeTint="F2"/>
-                <w:sz w:val="24"/>
-                <w:szCs w:val="24"/>
-                <w:lang w:val="en-GB"/>
-              </w:rPr>
-            </w:pPr>
-            <w:r>
-              <w:rPr>
-                <w:rFonts w:ascii="Aptos" w:eastAsia="Times New Roman" w:hAnsi="Aptos"/>
-                <w:b/>
-                <w:bCs/>
-                <w:color w:val="0D0D0D" w:themeColor="text1" w:themeTint="F2"/>
+                <w:rFonts w:ascii="Arial" w:eastAsia="Arial" w:hAnsi="Arial"/>
+                <w:b/>
+                <w:bCs/>
+                <w:color w:val="000000"/>
+                <w:sz w:val="24"/>
+                <w:szCs w:val="24"/>
+                <w:lang w:val="en-GB"/>
+              </w:rPr>
+            </w:pPr>
+            <w:r>
+              <w:rPr>
+                <w:rFonts w:ascii="Arial" w:eastAsia="Arial" w:hAnsi="Arial"/>
+                <w:b/>
+                <w:bCs/>
+                <w:color w:val="000000"/>
                 <w:sz w:val="24"/>
                 <w:szCs w:val="24"/>
                 <w:lang w:val="en-GB"/>
@@ -3356,19 +3390,19 @@
               <w:pStyle w:val="Heading2"/>
               <w:spacing w:line="240" w:lineRule="auto"/>
               <w:rPr>
-                <w:rFonts w:ascii="Aptos" w:eastAsia="Times New Roman" w:hAnsi="Aptos"/>
-                <w:color w:val="0D0D0D" w:themeColor="text1" w:themeTint="F2"/>
-                <w:sz w:val="28"/>
-                <w:szCs w:val="28"/>
-                <w:lang w:val="en-GB"/>
-              </w:rPr>
-            </w:pPr>
-            <w:r>
-              <w:rPr>
-                <w:rFonts w:ascii="Aptos" w:eastAsia="Times New Roman" w:hAnsi="Aptos"/>
-                <w:color w:val="0D0D0D" w:themeColor="text1" w:themeTint="F2"/>
-                <w:sz w:val="28"/>
-                <w:szCs w:val="28"/>
+                <w:rFonts w:ascii="Arial" w:eastAsia="Arial" w:hAnsi="Arial"/>
+                <w:color w:val="000000"/>
+                <w:sz w:val="24"/>
+                <w:szCs w:val="24"/>
+                <w:lang w:val="en-GB"/>
+              </w:rPr>
+            </w:pPr>
+            <w:r>
+              <w:rPr>
+                <w:rFonts w:ascii="Arial" w:eastAsia="Arial" w:hAnsi="Arial"/>
+                <w:color w:val="000000"/>
+                <w:sz w:val="24"/>
+                <w:szCs w:val="24"/>
                 <w:lang w:val="en-GB"/>
               </w:rPr>
               <w:t>Pitch slope/gradient shape</w:t>
@@ -3387,10 +3421,10 @@
               <w:spacing w:line="240" w:lineRule="auto"/>
               <w:jc w:val="center"/>
               <w:rPr>
-                <w:rFonts w:ascii="Aptos" w:eastAsia="Times New Roman" w:hAnsi="Aptos"/>
-                <w:b/>
-                <w:bCs/>
-                <w:color w:val="0D0D0D" w:themeColor="text1" w:themeTint="F2"/>
+                <w:rFonts w:ascii="Arial" w:eastAsia="Arial" w:hAnsi="Arial"/>
+                <w:b/>
+                <w:bCs/>
+                <w:color w:val="000000"/>
                 <w:sz w:val="24"/>
                 <w:szCs w:val="24"/>
                 <w:lang w:val="en-GB"/>
@@ -3418,19 +3452,19 @@
               <w:pStyle w:val="Heading2"/>
               <w:spacing w:line="240" w:lineRule="auto"/>
               <w:rPr>
-                <w:rFonts w:ascii="Aptos" w:eastAsia="Times New Roman" w:hAnsi="Aptos"/>
-                <w:color w:val="0D0D0D" w:themeColor="text1" w:themeTint="F2"/>
-                <w:sz w:val="28"/>
-                <w:szCs w:val="28"/>
-                <w:lang w:val="en-GB"/>
-              </w:rPr>
-            </w:pPr>
-            <w:r>
-              <w:rPr>
-                <w:rFonts w:ascii="Aptos" w:eastAsia="Times New Roman" w:hAnsi="Aptos"/>
-                <w:color w:val="0D0D0D" w:themeColor="text1" w:themeTint="F2"/>
-                <w:sz w:val="28"/>
-                <w:szCs w:val="28"/>
+                <w:rFonts w:ascii="Arial" w:eastAsia="Arial" w:hAnsi="Arial"/>
+                <w:color w:val="000000"/>
+                <w:sz w:val="24"/>
+                <w:szCs w:val="24"/>
+                <w:lang w:val="en-GB"/>
+              </w:rPr>
+            </w:pPr>
+            <w:r>
+              <w:rPr>
+                <w:rFonts w:ascii="Arial" w:eastAsia="Arial" w:hAnsi="Arial"/>
+                <w:color w:val="000000"/>
+                <w:sz w:val="24"/>
+                <w:szCs w:val="24"/>
                 <w:lang w:val="en-GB"/>
               </w:rPr>
               <w:t>Slope/gradient assessment (questionnaire)</w:t>
@@ -3450,21 +3484,21 @@
               <w:spacing w:line="240" w:lineRule="auto"/>
               <w:jc w:val="center"/>
               <w:rPr>
-                <w:rFonts w:ascii="Aptos" w:eastAsia="Times New Roman" w:hAnsi="Aptos"/>
-                <w:b/>
-                <w:bCs/>
-                <w:color w:val="0D0D0D" w:themeColor="text1" w:themeTint="F2"/>
-                <w:sz w:val="24"/>
-                <w:szCs w:val="24"/>
-                <w:lang w:val="en-GB"/>
-              </w:rPr>
-            </w:pPr>
-            <w:r>
-              <w:rPr>
-                <w:rFonts w:ascii="Aptos" w:eastAsia="Times New Roman" w:hAnsi="Aptos"/>
-                <w:b/>
-                <w:bCs/>
-                <w:color w:val="0D0D0D" w:themeColor="text1" w:themeTint="F2"/>
+                <w:rFonts w:ascii="Arial" w:eastAsia="Arial" w:hAnsi="Arial"/>
+                <w:b/>
+                <w:bCs/>
+                <w:color w:val="000000"/>
+                <w:sz w:val="24"/>
+                <w:szCs w:val="24"/>
+                <w:lang w:val="en-GB"/>
+              </w:rPr>
+            </w:pPr>
+            <w:r>
+              <w:rPr>
+                <w:rFonts w:ascii="Arial" w:eastAsia="Arial" w:hAnsi="Arial"/>
+                <w:b/>
+                <w:bCs/>
+                <w:color w:val="000000"/>
                 <w:sz w:val="24"/>
                 <w:szCs w:val="24"/>
                 <w:lang w:val="en-GB"/>
@@ -3488,19 +3522,19 @@
               <w:pStyle w:val="Heading2"/>
               <w:spacing w:line="240" w:lineRule="auto"/>
               <w:rPr>
-                <w:rFonts w:ascii="Aptos" w:eastAsia="Times New Roman" w:hAnsi="Aptos"/>
-                <w:color w:val="0D0D0D" w:themeColor="text1" w:themeTint="F2"/>
-                <w:sz w:val="28"/>
-                <w:szCs w:val="28"/>
-                <w:lang w:val="en-GB"/>
-              </w:rPr>
-            </w:pPr>
-            <w:r>
-              <w:rPr>
-                <w:rFonts w:ascii="Aptos" w:eastAsia="Times New Roman" w:hAnsi="Aptos"/>
-                <w:color w:val="0D0D0D" w:themeColor="text1" w:themeTint="F2"/>
-                <w:sz w:val="28"/>
-                <w:szCs w:val="28"/>
+                <w:rFonts w:ascii="Arial" w:eastAsia="Arial" w:hAnsi="Arial"/>
+                <w:color w:val="000000"/>
+                <w:sz w:val="24"/>
+                <w:szCs w:val="24"/>
+                <w:lang w:val="en-GB"/>
+              </w:rPr>
+            </w:pPr>
+            <w:r>
+              <w:rPr>
+                <w:rFonts w:ascii="Arial" w:eastAsia="Arial" w:hAnsi="Arial"/>
+                <w:color w:val="000000"/>
+                <w:sz w:val="24"/>
+                <w:szCs w:val="24"/>
                 <w:lang w:val="en-GB"/>
               </w:rPr>
               <w:t>Overall levelness assessment (questionnaire)</w:t>
@@ -3518,21 +3552,21 @@
               <w:spacing w:line="240" w:lineRule="auto"/>
               <w:jc w:val="center"/>
               <w:rPr>
-                <w:rFonts w:ascii="Aptos" w:eastAsia="Times New Roman" w:hAnsi="Aptos"/>
-                <w:b/>
-                <w:bCs/>
-                <w:color w:val="0D0D0D" w:themeColor="text1" w:themeTint="F2"/>
-                <w:sz w:val="24"/>
-                <w:szCs w:val="24"/>
-                <w:lang w:val="en-GB"/>
-              </w:rPr>
-            </w:pPr>
-            <w:r>
-              <w:rPr>
-                <w:rFonts w:ascii="Aptos" w:eastAsia="Times New Roman" w:hAnsi="Aptos"/>
-                <w:b/>
-                <w:bCs/>
-                <w:color w:val="0D0D0D" w:themeColor="text1" w:themeTint="F2"/>
+                <w:rFonts w:ascii="Arial" w:eastAsia="Arial" w:hAnsi="Arial"/>
+                <w:b/>
+                <w:bCs/>
+                <w:color w:val="000000"/>
+                <w:sz w:val="24"/>
+                <w:szCs w:val="24"/>
+                <w:lang w:val="en-GB"/>
+              </w:rPr>
+            </w:pPr>
+            <w:r>
+              <w:rPr>
+                <w:rFonts w:ascii="Arial" w:eastAsia="Arial" w:hAnsi="Arial"/>
+                <w:b/>
+                <w:bCs/>
+                <w:color w:val="000000"/>
                 <w:sz w:val="24"/>
                 <w:szCs w:val="24"/>
                 <w:lang w:val="en-GB"/>
@@ -3557,19 +3591,19 @@
               <w:pStyle w:val="Heading2"/>
               <w:spacing w:line="240" w:lineRule="auto"/>
               <w:rPr>
-                <w:rFonts w:ascii="Aptos" w:eastAsia="Times New Roman" w:hAnsi="Aptos"/>
-                <w:color w:val="0D0D0D" w:themeColor="text1" w:themeTint="F2"/>
-                <w:sz w:val="28"/>
-                <w:szCs w:val="28"/>
-                <w:lang w:val="en-GB"/>
-              </w:rPr>
-            </w:pPr>
-            <w:r>
-              <w:rPr>
-                <w:rFonts w:ascii="Aptos" w:eastAsia="Times New Roman" w:hAnsi="Aptos"/>
-                <w:color w:val="0D0D0D" w:themeColor="text1" w:themeTint="F2"/>
-                <w:sz w:val="28"/>
-                <w:szCs w:val="28"/>
+                <w:rFonts w:ascii="Arial" w:eastAsia="Arial" w:hAnsi="Arial"/>
+                <w:color w:val="000000"/>
+                <w:sz w:val="24"/>
+                <w:szCs w:val="24"/>
+                <w:lang w:val="en-GB"/>
+              </w:rPr>
+            </w:pPr>
+            <w:r>
+              <w:rPr>
+                <w:rFonts w:ascii="Arial" w:eastAsia="Arial" w:hAnsi="Arial"/>
+                <w:color w:val="000000"/>
+                <w:sz w:val="24"/>
+                <w:szCs w:val="24"/>
                 <w:lang w:val="en-GB"/>
               </w:rPr>
               <w:t xml:space="preserve">Distance between post sockets (if any) </w:t>
@@ -3588,10 +3622,10 @@
               <w:spacing w:line="240" w:lineRule="auto"/>
               <w:jc w:val="center"/>
               <w:rPr>
-                <w:rFonts w:ascii="Aptos" w:eastAsia="Times New Roman" w:hAnsi="Aptos"/>
-                <w:b/>
-                <w:bCs/>
-                <w:color w:val="0D0D0D" w:themeColor="text1" w:themeTint="F2"/>
+                <w:rFonts w:ascii="Arial" w:eastAsia="Arial" w:hAnsi="Arial"/>
+                <w:b/>
+                <w:bCs/>
+                <w:color w:val="000000"/>
                 <w:sz w:val="24"/>
                 <w:szCs w:val="24"/>
                 <w:lang w:val="en-GB"/>
@@ -3612,8 +3646,8 @@
       </w:pPr>
       <w:r>
         <w:rPr>
-          <w:rFonts w:ascii="Aptos" w:eastAsia="Times New Roman" w:hAnsi="Aptos"/>
-          <w:color w:val="E92C43"/>
+          <w:rFonts w:ascii="Arial" w:eastAsia="Arial" w:hAnsi="Arial"/>
+          <w:color w:val="000000"/>
           <w:lang w:val="en-GB"/>
         </w:rPr>
         <w:br w:type="page"/>
@@ -3624,23 +3658,23 @@
         <w:pStyle w:val="Heading2"/>
         <w:shd w:val="clear" w:color="auto" w:fill="3A4D2F"/>
         <w:rPr>
-          <w:rFonts w:ascii="Aptos" w:eastAsia="Times New Roman" w:hAnsi="Aptos"/>
+          <w:rFonts w:ascii="Arial" w:eastAsia="Arial" w:hAnsi="Arial"/>
           <w:b/>
           <w:bCs/>
           <w:color w:val="FFFFFF" w:themeColor="background1"/>
-          <w:sz w:val="28"/>
-          <w:szCs w:val="28"/>
+          <w:sz w:val="24"/>
+          <w:szCs w:val="24"/>
           <w:lang w:val="en-GB"/>
         </w:rPr>
       </w:pPr>
       <w:r>
         <w:rPr>
-          <w:rFonts w:ascii="Aptos" w:eastAsia="Times New Roman" w:hAnsi="Aptos"/>
+          <w:rFonts w:ascii="Arial" w:eastAsia="Arial" w:hAnsi="Arial"/>
           <w:b/>
           <w:bCs/>
           <w:color w:val="FFFFFF" w:themeColor="background1"/>
-          <w:sz w:val="28"/>
-          <w:szCs w:val="28"/>
+          <w:sz w:val="24"/>
+          <w:szCs w:val="24"/>
           <w:lang w:val="en-GB"/>
         </w:rPr>
         <w:lastRenderedPageBreak/>
@@ -3648,36 +3682,36 @@
       </w:r>
       <w:r>
         <w:rPr>
-          <w:rFonts w:ascii="Aptos" w:eastAsia="Times New Roman" w:hAnsi="Aptos"/>
+          <w:rFonts w:ascii="Arial" w:eastAsia="Arial" w:hAnsi="Arial"/>
           <w:b/>
           <w:bCs/>
           <w:color w:val="FFFFFF" w:themeColor="background1"/>
-          <w:sz w:val="28"/>
-          <w:szCs w:val="28"/>
+          <w:sz w:val="24"/>
+          <w:szCs w:val="24"/>
           <w:lang w:val="en-GB"/>
         </w:rPr>
         <w:t xml:space="preserve">. </w:t>
       </w:r>
       <w:r>
         <w:rPr>
-          <w:rFonts w:ascii="Aptos" w:eastAsia="Times New Roman" w:hAnsi="Aptos"/>
+          <w:rFonts w:ascii="Arial" w:eastAsia="Arial" w:hAnsi="Arial"/>
           <w:b/>
           <w:bCs/>
           <w:color w:val="FFFFFF" w:themeColor="background1"/>
-          <w:sz w:val="28"/>
-          <w:szCs w:val="28"/>
+          <w:sz w:val="24"/>
+          <w:szCs w:val="24"/>
           <w:lang w:val="en-GB"/>
         </w:rPr>
         <w:t xml:space="preserve">Performance, </w:t>
       </w:r>
       <w:r>
         <w:rPr>
-          <w:rFonts w:ascii="Aptos" w:eastAsia="Times New Roman" w:hAnsi="Aptos"/>
+          <w:rFonts w:ascii="Arial" w:eastAsia="Arial" w:hAnsi="Arial"/>
           <w:b/>
           <w:bCs/>
           <w:color w:val="FFFFFF" w:themeColor="background1"/>
-          <w:sz w:val="28"/>
-          <w:szCs w:val="28"/>
+          <w:sz w:val="24"/>
+          <w:szCs w:val="24"/>
           <w:lang w:val="en-GB"/>
         </w:rPr>
         <w:t>Irrigation &amp; Water Management</w:t>
@@ -3714,39 +3748,39 @@
               <w:pStyle w:val="Heading2"/>
               <w:spacing w:line="240" w:lineRule="auto"/>
               <w:rPr>
-                <w:rFonts w:ascii="Aptos" w:eastAsia="Times New Roman" w:hAnsi="Aptos"/>
-                <w:color w:val="0D0D0D" w:themeColor="text1" w:themeTint="F2"/>
-                <w:sz w:val="28"/>
-                <w:szCs w:val="28"/>
-                <w:lang w:val="en-GB"/>
-              </w:rPr>
-            </w:pPr>
-            <w:r>
-              <w:rPr>
-                <w:rFonts w:ascii="Aptos" w:eastAsia="Times New Roman" w:hAnsi="Aptos"/>
-                <w:color w:val="0D0D0D" w:themeColor="text1" w:themeTint="F2"/>
-                <w:sz w:val="28"/>
-                <w:szCs w:val="28"/>
+                <w:rFonts w:ascii="Arial" w:eastAsia="Arial" w:hAnsi="Arial"/>
+                <w:color w:val="000000"/>
+                <w:sz w:val="24"/>
+                <w:szCs w:val="24"/>
+                <w:lang w:val="en-GB"/>
+              </w:rPr>
+            </w:pPr>
+            <w:r>
+              <w:rPr>
+                <w:rFonts w:ascii="Arial" w:eastAsia="Arial" w:hAnsi="Arial"/>
+                <w:color w:val="000000"/>
+                <w:sz w:val="24"/>
+                <w:szCs w:val="24"/>
                 <w:lang w:val="en-GB"/>
               </w:rPr>
               <w:t>Pop</w:t>
             </w:r>
             <w:r>
               <w:rPr>
-                <w:rFonts w:ascii="Aptos" w:eastAsia="Times New Roman" w:hAnsi="Aptos"/>
-                <w:color w:val="0D0D0D" w:themeColor="text1" w:themeTint="F2"/>
-                <w:sz w:val="28"/>
-                <w:szCs w:val="28"/>
+                <w:rFonts w:ascii="Arial" w:eastAsia="Arial" w:hAnsi="Arial"/>
+                <w:color w:val="000000"/>
+                <w:sz w:val="24"/>
+                <w:szCs w:val="24"/>
                 <w:lang w:val="en-GB"/>
               </w:rPr>
               <w:t>-</w:t>
             </w:r>
             <w:r>
               <w:rPr>
-                <w:rFonts w:ascii="Aptos" w:eastAsia="Times New Roman" w:hAnsi="Aptos"/>
-                <w:color w:val="0D0D0D" w:themeColor="text1" w:themeTint="F2"/>
-                <w:sz w:val="28"/>
-                <w:szCs w:val="28"/>
+                <w:rFonts w:ascii="Arial" w:eastAsia="Arial" w:hAnsi="Arial"/>
+                <w:color w:val="000000"/>
+                <w:sz w:val="24"/>
+                <w:szCs w:val="24"/>
                 <w:lang w:val="en-GB"/>
               </w:rPr>
               <w:t>up irrigation system present?</w:t>
@@ -3765,21 +3799,21 @@
               <w:spacing w:line="240" w:lineRule="auto"/>
               <w:jc w:val="center"/>
               <w:rPr>
-                <w:rFonts w:ascii="Aptos" w:eastAsia="Times New Roman" w:hAnsi="Aptos"/>
-                <w:b/>
-                <w:bCs/>
-                <w:color w:val="0D0D0D" w:themeColor="text1" w:themeTint="F2"/>
-                <w:sz w:val="24"/>
-                <w:szCs w:val="24"/>
-                <w:lang w:val="en-GB"/>
-              </w:rPr>
-            </w:pPr>
-            <w:r>
-              <w:rPr>
-                <w:rFonts w:ascii="Aptos" w:eastAsia="Times New Roman" w:hAnsi="Aptos"/>
-                <w:b/>
-                <w:bCs/>
-                <w:color w:val="0D0D0D" w:themeColor="text1" w:themeTint="F2"/>
+                <w:rFonts w:ascii="Arial" w:eastAsia="Arial" w:hAnsi="Arial"/>
+                <w:b/>
+                <w:bCs/>
+                <w:color w:val="000000"/>
+                <w:sz w:val="24"/>
+                <w:szCs w:val="24"/>
+                <w:lang w:val="en-GB"/>
+              </w:rPr>
+            </w:pPr>
+            <w:r>
+              <w:rPr>
+                <w:rFonts w:ascii="Arial" w:eastAsia="Arial" w:hAnsi="Arial"/>
+                <w:b/>
+                <w:bCs/>
+                <w:color w:val="000000"/>
                 <w:sz w:val="24"/>
                 <w:szCs w:val="24"/>
                 <w:lang w:val="en-GB"/>
@@ -3805,19 +3839,19 @@
               <w:pStyle w:val="Heading2"/>
               <w:spacing w:line="240" w:lineRule="auto"/>
               <w:rPr>
-                <w:rFonts w:ascii="Aptos" w:eastAsia="Times New Roman" w:hAnsi="Aptos"/>
-                <w:color w:val="0D0D0D" w:themeColor="text1" w:themeTint="F2"/>
-                <w:sz w:val="28"/>
-                <w:szCs w:val="28"/>
-                <w:lang w:val="en-GB"/>
-              </w:rPr>
-            </w:pPr>
-            <w:r>
-              <w:rPr>
-                <w:rFonts w:ascii="Aptos" w:eastAsia="Times New Roman" w:hAnsi="Aptos"/>
-                <w:color w:val="0D0D0D" w:themeColor="text1" w:themeTint="F2"/>
-                <w:sz w:val="28"/>
-                <w:szCs w:val="28"/>
+                <w:rFonts w:ascii="Arial" w:eastAsia="Arial" w:hAnsi="Arial"/>
+                <w:color w:val="000000"/>
+                <w:sz w:val="24"/>
+                <w:szCs w:val="24"/>
+                <w:lang w:val="en-GB"/>
+              </w:rPr>
+            </w:pPr>
+            <w:r>
+              <w:rPr>
+                <w:rFonts w:ascii="Arial" w:eastAsia="Arial" w:hAnsi="Arial"/>
+                <w:color w:val="000000"/>
+                <w:sz w:val="24"/>
+                <w:szCs w:val="24"/>
                 <w:lang w:val="en-GB"/>
               </w:rPr>
               <w:t>Number of sprinkler heads</w:t>
@@ -3837,10 +3871,10 @@
               <w:spacing w:line="240" w:lineRule="auto"/>
               <w:jc w:val="center"/>
               <w:rPr>
-                <w:rFonts w:ascii="Aptos" w:eastAsia="Times New Roman" w:hAnsi="Aptos"/>
-                <w:b/>
-                <w:bCs/>
-                <w:color w:val="0D0D0D" w:themeColor="text1" w:themeTint="F2"/>
+                <w:rFonts w:ascii="Arial" w:eastAsia="Arial" w:hAnsi="Arial"/>
+                <w:b/>
+                <w:bCs/>
+                <w:color w:val="000000"/>
                 <w:sz w:val="24"/>
                 <w:szCs w:val="24"/>
                 <w:lang w:val="en-GB"/>
@@ -3867,19 +3901,19 @@
               <w:pStyle w:val="Heading2"/>
               <w:spacing w:line="240" w:lineRule="auto"/>
               <w:rPr>
-                <w:rFonts w:ascii="Aptos" w:eastAsia="Times New Roman" w:hAnsi="Aptos"/>
-                <w:color w:val="0D0D0D" w:themeColor="text1" w:themeTint="F2"/>
-                <w:sz w:val="28"/>
-                <w:szCs w:val="28"/>
-                <w:lang w:val="en-GB"/>
-              </w:rPr>
-            </w:pPr>
-            <w:r>
-              <w:rPr>
-                <w:rFonts w:ascii="Aptos" w:eastAsia="Times New Roman" w:hAnsi="Aptos"/>
-                <w:color w:val="0D0D0D" w:themeColor="text1" w:themeTint="F2"/>
-                <w:sz w:val="28"/>
-                <w:szCs w:val="28"/>
+                <w:rFonts w:ascii="Arial" w:eastAsia="Arial" w:hAnsi="Arial"/>
+                <w:color w:val="000000"/>
+                <w:sz w:val="24"/>
+                <w:szCs w:val="24"/>
+                <w:lang w:val="en-GB"/>
+              </w:rPr>
+            </w:pPr>
+            <w:r>
+              <w:rPr>
+                <w:rFonts w:ascii="Arial" w:eastAsia="Arial" w:hAnsi="Arial"/>
+                <w:color w:val="000000"/>
+                <w:sz w:val="24"/>
+                <w:szCs w:val="24"/>
                 <w:lang w:val="en-GB"/>
               </w:rPr>
               <w:t>Year installed</w:t>
@@ -3898,10 +3932,10 @@
               <w:spacing w:line="240" w:lineRule="auto"/>
               <w:jc w:val="center"/>
               <w:rPr>
-                <w:rFonts w:ascii="Aptos" w:eastAsia="Times New Roman" w:hAnsi="Aptos"/>
-                <w:b/>
-                <w:bCs/>
-                <w:color w:val="0D0D0D" w:themeColor="text1" w:themeTint="F2"/>
+                <w:rFonts w:ascii="Arial" w:eastAsia="Arial" w:hAnsi="Arial"/>
+                <w:b/>
+                <w:bCs/>
+                <w:color w:val="000000"/>
                 <w:sz w:val="24"/>
                 <w:szCs w:val="24"/>
                 <w:lang w:val="en-GB"/>
@@ -3929,19 +3963,19 @@
               <w:pStyle w:val="Heading2"/>
               <w:spacing w:line="240" w:lineRule="auto"/>
               <w:rPr>
-                <w:rFonts w:ascii="Aptos" w:eastAsia="Times New Roman" w:hAnsi="Aptos"/>
-                <w:color w:val="0D0D0D" w:themeColor="text1" w:themeTint="F2"/>
-                <w:sz w:val="28"/>
-                <w:szCs w:val="28"/>
-                <w:lang w:val="en-GB"/>
-              </w:rPr>
-            </w:pPr>
-            <w:r>
-              <w:rPr>
-                <w:rFonts w:ascii="Aptos" w:eastAsia="Times New Roman" w:hAnsi="Aptos"/>
-                <w:color w:val="0D0D0D" w:themeColor="text1" w:themeTint="F2"/>
-                <w:sz w:val="28"/>
-                <w:szCs w:val="28"/>
+                <w:rFonts w:ascii="Arial" w:eastAsia="Arial" w:hAnsi="Arial"/>
+                <w:color w:val="000000"/>
+                <w:sz w:val="24"/>
+                <w:szCs w:val="24"/>
+                <w:lang w:val="en-GB"/>
+              </w:rPr>
+            </w:pPr>
+            <w:r>
+              <w:rPr>
+                <w:rFonts w:ascii="Arial" w:eastAsia="Arial" w:hAnsi="Arial"/>
+                <w:color w:val="000000"/>
+                <w:sz w:val="24"/>
+                <w:szCs w:val="24"/>
                 <w:lang w:val="en-GB"/>
               </w:rPr>
               <w:t>Water supply source</w:t>
@@ -3961,10 +3995,10 @@
               <w:spacing w:line="240" w:lineRule="auto"/>
               <w:jc w:val="center"/>
               <w:rPr>
-                <w:rFonts w:ascii="Aptos" w:eastAsia="Times New Roman" w:hAnsi="Aptos"/>
-                <w:b/>
-                <w:bCs/>
-                <w:color w:val="0D0D0D" w:themeColor="text1" w:themeTint="F2"/>
+                <w:rFonts w:ascii="Arial" w:eastAsia="Arial" w:hAnsi="Arial"/>
+                <w:b/>
+                <w:bCs/>
+                <w:color w:val="000000"/>
                 <w:sz w:val="24"/>
                 <w:szCs w:val="24"/>
                 <w:lang w:val="en-GB"/>
@@ -3991,19 +4025,19 @@
               <w:pStyle w:val="Heading2"/>
               <w:spacing w:line="240" w:lineRule="auto"/>
               <w:rPr>
-                <w:rFonts w:ascii="Aptos" w:eastAsia="Times New Roman" w:hAnsi="Aptos"/>
-                <w:color w:val="0D0D0D" w:themeColor="text1" w:themeTint="F2"/>
-                <w:sz w:val="28"/>
-                <w:szCs w:val="28"/>
-                <w:lang w:val="en-GB"/>
-              </w:rPr>
-            </w:pPr>
-            <w:r>
-              <w:rPr>
-                <w:rFonts w:ascii="Aptos" w:eastAsia="Times New Roman" w:hAnsi="Aptos"/>
-                <w:color w:val="0D0D0D" w:themeColor="text1" w:themeTint="F2"/>
-                <w:sz w:val="28"/>
-                <w:szCs w:val="28"/>
+                <w:rFonts w:ascii="Arial" w:eastAsia="Arial" w:hAnsi="Arial"/>
+                <w:color w:val="000000"/>
+                <w:sz w:val="24"/>
+                <w:szCs w:val="24"/>
+                <w:lang w:val="en-GB"/>
+              </w:rPr>
+            </w:pPr>
+            <w:r>
+              <w:rPr>
+                <w:rFonts w:ascii="Arial" w:eastAsia="Arial" w:hAnsi="Arial"/>
+                <w:color w:val="000000"/>
+                <w:sz w:val="24"/>
+                <w:szCs w:val="24"/>
                 <w:lang w:val="en-GB"/>
               </w:rPr>
               <w:t>Water quality</w:t>
@@ -4022,10 +4056,10 @@
               <w:spacing w:line="240" w:lineRule="auto"/>
               <w:jc w:val="center"/>
               <w:rPr>
-                <w:rFonts w:ascii="Aptos" w:eastAsia="Times New Roman" w:hAnsi="Aptos"/>
-                <w:b/>
-                <w:bCs/>
-                <w:color w:val="0D0D0D" w:themeColor="text1" w:themeTint="F2"/>
+                <w:rFonts w:ascii="Arial" w:eastAsia="Arial" w:hAnsi="Arial"/>
+                <w:b/>
+                <w:bCs/>
+                <w:color w:val="000000"/>
                 <w:sz w:val="24"/>
                 <w:szCs w:val="24"/>
                 <w:lang w:val="en-GB"/>
@@ -4053,19 +4087,19 @@
               <w:pStyle w:val="Heading2"/>
               <w:spacing w:line="240" w:lineRule="auto"/>
               <w:rPr>
-                <w:rFonts w:ascii="Aptos" w:eastAsia="Times New Roman" w:hAnsi="Aptos"/>
-                <w:color w:val="0D0D0D" w:themeColor="text1" w:themeTint="F2"/>
-                <w:sz w:val="28"/>
-                <w:szCs w:val="28"/>
-                <w:lang w:val="en-GB"/>
-              </w:rPr>
-            </w:pPr>
-            <w:r>
-              <w:rPr>
-                <w:rFonts w:ascii="Aptos" w:eastAsia="Times New Roman" w:hAnsi="Aptos"/>
-                <w:color w:val="0D0D0D" w:themeColor="text1" w:themeTint="F2"/>
-                <w:sz w:val="28"/>
-                <w:szCs w:val="28"/>
+                <w:rFonts w:ascii="Arial" w:eastAsia="Arial" w:hAnsi="Arial"/>
+                <w:color w:val="000000"/>
+                <w:sz w:val="24"/>
+                <w:szCs w:val="24"/>
+                <w:lang w:val="en-GB"/>
+              </w:rPr>
+            </w:pPr>
+            <w:r>
+              <w:rPr>
+                <w:rFonts w:ascii="Arial" w:eastAsia="Arial" w:hAnsi="Arial"/>
+                <w:color w:val="000000"/>
+                <w:sz w:val="24"/>
+                <w:szCs w:val="24"/>
                 <w:lang w:val="en-GB"/>
               </w:rPr>
               <w:t>Operational issues / performance concerns</w:t>
@@ -4085,10 +4119,10 @@
               <w:spacing w:line="240" w:lineRule="auto"/>
               <w:jc w:val="center"/>
               <w:rPr>
-                <w:rFonts w:ascii="Aptos" w:eastAsia="Times New Roman" w:hAnsi="Aptos"/>
-                <w:b/>
-                <w:bCs/>
-                <w:color w:val="0D0D0D" w:themeColor="text1" w:themeTint="F2"/>
+                <w:rFonts w:ascii="Arial" w:eastAsia="Arial" w:hAnsi="Arial"/>
+                <w:b/>
+                <w:bCs/>
+                <w:color w:val="000000"/>
                 <w:sz w:val="24"/>
                 <w:szCs w:val="24"/>
                 <w:lang w:val="en-GB"/>
@@ -4114,19 +4148,19 @@
               <w:pStyle w:val="Heading2"/>
               <w:spacing w:line="240" w:lineRule="auto"/>
               <w:rPr>
-                <w:rFonts w:ascii="Aptos" w:eastAsia="Times New Roman" w:hAnsi="Aptos"/>
-                <w:color w:val="0D0D0D" w:themeColor="text1" w:themeTint="F2"/>
-                <w:sz w:val="28"/>
-                <w:szCs w:val="28"/>
-                <w:lang w:val="en-GB"/>
-              </w:rPr>
-            </w:pPr>
-            <w:r>
-              <w:rPr>
-                <w:rFonts w:ascii="Aptos" w:eastAsia="Times New Roman" w:hAnsi="Aptos"/>
-                <w:color w:val="0D0D0D" w:themeColor="text1" w:themeTint="F2"/>
-                <w:sz w:val="28"/>
-                <w:szCs w:val="28"/>
+                <w:rFonts w:ascii="Arial" w:eastAsia="Arial" w:hAnsi="Arial"/>
+                <w:color w:val="000000"/>
+                <w:sz w:val="24"/>
+                <w:szCs w:val="24"/>
+                <w:lang w:val="en-GB"/>
+              </w:rPr>
+            </w:pPr>
+            <w:r>
+              <w:rPr>
+                <w:rFonts w:ascii="Arial" w:eastAsia="Arial" w:hAnsi="Arial"/>
+                <w:color w:val="000000"/>
+                <w:sz w:val="24"/>
+                <w:szCs w:val="24"/>
                 <w:lang w:val="en-GB"/>
               </w:rPr>
               <w:t>Performance data collected</w:t>
@@ -4144,21 +4178,21 @@
               <w:spacing w:line="240" w:lineRule="auto"/>
               <w:jc w:val="center"/>
               <w:rPr>
-                <w:rFonts w:ascii="Aptos" w:eastAsia="Times New Roman" w:hAnsi="Aptos"/>
-                <w:b/>
-                <w:bCs/>
-                <w:color w:val="0D0D0D" w:themeColor="text1" w:themeTint="F2"/>
-                <w:sz w:val="24"/>
-                <w:szCs w:val="24"/>
-                <w:lang w:val="en-GB"/>
-              </w:rPr>
-            </w:pPr>
-            <w:r>
-              <w:rPr>
-                <w:rFonts w:ascii="Aptos" w:eastAsia="Times New Roman" w:hAnsi="Aptos"/>
-                <w:b/>
-                <w:bCs/>
-                <w:color w:val="0D0D0D" w:themeColor="text1" w:themeTint="F2"/>
+                <w:rFonts w:ascii="Arial" w:eastAsia="Arial" w:hAnsi="Arial"/>
+                <w:b/>
+                <w:bCs/>
+                <w:color w:val="000000"/>
+                <w:sz w:val="24"/>
+                <w:szCs w:val="24"/>
+                <w:lang w:val="en-GB"/>
+              </w:rPr>
+            </w:pPr>
+            <w:r>
+              <w:rPr>
+                <w:rFonts w:ascii="Arial" w:eastAsia="Arial" w:hAnsi="Arial"/>
+                <w:b/>
+                <w:bCs/>
+                <w:color w:val="000000"/>
                 <w:sz w:val="24"/>
                 <w:szCs w:val="24"/>
                 <w:lang w:val="en-GB"/>
@@ -4183,19 +4217,19 @@
               <w:pStyle w:val="Heading2"/>
               <w:spacing w:line="240" w:lineRule="auto"/>
               <w:rPr>
-                <w:rFonts w:ascii="Aptos" w:eastAsia="Times New Roman" w:hAnsi="Aptos"/>
-                <w:color w:val="0D0D0D" w:themeColor="text1" w:themeTint="F2"/>
-                <w:sz w:val="28"/>
-                <w:szCs w:val="28"/>
-                <w:lang w:val="en-GB"/>
-              </w:rPr>
-            </w:pPr>
-            <w:r>
-              <w:rPr>
-                <w:rFonts w:ascii="Aptos" w:eastAsia="Times New Roman" w:hAnsi="Aptos"/>
-                <w:color w:val="0D0D0D" w:themeColor="text1" w:themeTint="F2"/>
-                <w:sz w:val="28"/>
-                <w:szCs w:val="28"/>
+                <w:rFonts w:ascii="Arial" w:eastAsia="Arial" w:hAnsi="Arial"/>
+                <w:color w:val="000000"/>
+                <w:sz w:val="24"/>
+                <w:szCs w:val="24"/>
+                <w:lang w:val="en-GB"/>
+              </w:rPr>
+            </w:pPr>
+            <w:r>
+              <w:rPr>
+                <w:rFonts w:ascii="Arial" w:eastAsia="Arial" w:hAnsi="Arial"/>
+                <w:color w:val="000000"/>
+                <w:sz w:val="24"/>
+                <w:szCs w:val="24"/>
                 <w:lang w:val="en-GB"/>
               </w:rPr>
               <w:t>Performance data collected (details)</w:t>
@@ -4214,10 +4248,10 @@
               <w:spacing w:line="240" w:lineRule="auto"/>
               <w:jc w:val="center"/>
               <w:rPr>
-                <w:rFonts w:ascii="Aptos" w:eastAsia="Times New Roman" w:hAnsi="Aptos"/>
-                <w:b/>
-                <w:bCs/>
-                <w:color w:val="0D0D0D" w:themeColor="text1" w:themeTint="F2"/>
+                <w:rFonts w:ascii="Arial" w:eastAsia="Arial" w:hAnsi="Arial"/>
+                <w:b/>
+                <w:bCs/>
+                <w:color w:val="000000"/>
                 <w:sz w:val="24"/>
                 <w:szCs w:val="24"/>
                 <w:lang w:val="en-GB"/>
@@ -4234,8 +4268,8 @@
       <w:pPr>
         <w:pStyle w:val="Heading2"/>
         <w:rPr>
-          <w:rFonts w:ascii="Aptos" w:eastAsia="Times New Roman" w:hAnsi="Aptos"/>
-          <w:color w:val="E92C43"/>
+          <w:rFonts w:ascii="Arial" w:eastAsia="Arial" w:hAnsi="Arial"/>
+          <w:color w:val="000000"/>
           <w:lang w:val="en-GB"/>
         </w:rPr>
       </w:pPr>
@@ -4244,8 +4278,8 @@
       <w:pPr>
         <w:pStyle w:val="Heading2"/>
         <w:rPr>
-          <w:rFonts w:ascii="Aptos" w:eastAsia="Times New Roman" w:hAnsi="Aptos"/>
-          <w:color w:val="E92C43"/>
+          <w:rFonts w:ascii="Arial" w:eastAsia="Arial" w:hAnsi="Arial"/>
+          <w:color w:val="000000"/>
           <w:lang w:val="en-GB"/>
         </w:rPr>
       </w:pPr>
@@ -4255,35 +4289,35 @@
         <w:pStyle w:val="Heading2"/>
         <w:shd w:val="clear" w:color="auto" w:fill="3A4D2F"/>
         <w:rPr>
-          <w:rFonts w:ascii="Aptos" w:eastAsia="Times New Roman" w:hAnsi="Aptos"/>
+          <w:rFonts w:ascii="Arial" w:eastAsia="Arial" w:hAnsi="Arial"/>
           <w:b/>
           <w:bCs/>
           <w:color w:val="FFFFFF" w:themeColor="background1"/>
-          <w:sz w:val="28"/>
-          <w:szCs w:val="28"/>
+          <w:sz w:val="24"/>
+          <w:szCs w:val="24"/>
           <w:lang w:val="en-GB"/>
         </w:rPr>
       </w:pPr>
       <w:r>
         <w:rPr>
-          <w:rFonts w:ascii="Aptos" w:eastAsia="Times New Roman" w:hAnsi="Aptos"/>
+          <w:rFonts w:ascii="Arial" w:eastAsia="Arial" w:hAnsi="Arial"/>
           <w:b/>
           <w:bCs/>
           <w:color w:val="FFFFFF" w:themeColor="background1"/>
-          <w:sz w:val="28"/>
-          <w:szCs w:val="28"/>
+          <w:sz w:val="24"/>
+          <w:szCs w:val="24"/>
           <w:lang w:val="en-GB"/>
         </w:rPr>
         <w:t>D</w:t>
       </w:r>
       <w:r>
         <w:rPr>
-          <w:rFonts w:ascii="Aptos" w:eastAsia="Times New Roman" w:hAnsi="Aptos"/>
+          <w:rFonts w:ascii="Arial" w:eastAsia="Arial" w:hAnsi="Arial"/>
           <w:b/>
           <w:bCs/>
           <w:color w:val="FFFFFF" w:themeColor="background1"/>
-          <w:sz w:val="28"/>
-          <w:szCs w:val="28"/>
+          <w:sz w:val="24"/>
+          <w:szCs w:val="24"/>
           <w:lang w:val="en-GB"/>
         </w:rPr>
         <w:t>. Drainage &amp; Waterlogging Performance</w:t>
@@ -4320,19 +4354,19 @@
               <w:pStyle w:val="Heading2"/>
               <w:spacing w:line="240" w:lineRule="auto"/>
               <w:rPr>
-                <w:rFonts w:ascii="Aptos" w:eastAsia="Times New Roman" w:hAnsi="Aptos"/>
-                <w:color w:val="0D0D0D" w:themeColor="text1" w:themeTint="F2"/>
-                <w:sz w:val="28"/>
-                <w:szCs w:val="28"/>
-                <w:lang w:val="en-GB"/>
-              </w:rPr>
-            </w:pPr>
-            <w:r>
-              <w:rPr>
-                <w:rFonts w:ascii="Aptos" w:eastAsia="Times New Roman" w:hAnsi="Aptos"/>
-                <w:color w:val="0D0D0D" w:themeColor="text1" w:themeTint="F2"/>
-                <w:sz w:val="28"/>
-                <w:szCs w:val="28"/>
+                <w:rFonts w:ascii="Arial" w:eastAsia="Arial" w:hAnsi="Arial"/>
+                <w:color w:val="000000"/>
+                <w:sz w:val="24"/>
+                <w:szCs w:val="24"/>
+                <w:lang w:val="en-GB"/>
+              </w:rPr>
+            </w:pPr>
+            <w:r>
+              <w:rPr>
+                <w:rFonts w:ascii="Arial" w:eastAsia="Arial" w:hAnsi="Arial"/>
+                <w:color w:val="000000"/>
+                <w:sz w:val="24"/>
+                <w:szCs w:val="24"/>
                 <w:lang w:val="en-GB"/>
               </w:rPr>
               <w:t>Ponding / squelchy conditions experienced?</w:t>
@@ -4351,21 +4385,21 @@
               <w:spacing w:line="240" w:lineRule="auto"/>
               <w:jc w:val="center"/>
               <w:rPr>
-                <w:rFonts w:ascii="Aptos" w:eastAsia="Times New Roman" w:hAnsi="Aptos"/>
-                <w:b/>
-                <w:bCs/>
-                <w:color w:val="0D0D0D" w:themeColor="text1" w:themeTint="F2"/>
-                <w:sz w:val="24"/>
-                <w:szCs w:val="24"/>
-                <w:lang w:val="en-GB"/>
-              </w:rPr>
-            </w:pPr>
-            <w:r>
-              <w:rPr>
-                <w:rFonts w:ascii="Aptos" w:eastAsia="Times New Roman" w:hAnsi="Aptos"/>
-                <w:b/>
-                <w:bCs/>
-                <w:color w:val="0D0D0D" w:themeColor="text1" w:themeTint="F2"/>
+                <w:rFonts w:ascii="Arial" w:eastAsia="Arial" w:hAnsi="Arial"/>
+                <w:b/>
+                <w:bCs/>
+                <w:color w:val="000000"/>
+                <w:sz w:val="24"/>
+                <w:szCs w:val="24"/>
+                <w:lang w:val="en-GB"/>
+              </w:rPr>
+            </w:pPr>
+            <w:r>
+              <w:rPr>
+                <w:rFonts w:ascii="Arial" w:eastAsia="Arial" w:hAnsi="Arial"/>
+                <w:b/>
+                <w:bCs/>
+                <w:color w:val="000000"/>
                 <w:sz w:val="24"/>
                 <w:szCs w:val="24"/>
                 <w:lang w:val="en-GB"/>
@@ -4390,19 +4424,19 @@
               <w:pStyle w:val="Heading2"/>
               <w:spacing w:line="240" w:lineRule="auto"/>
               <w:rPr>
-                <w:rFonts w:ascii="Aptos" w:eastAsia="Times New Roman" w:hAnsi="Aptos"/>
-                <w:color w:val="0D0D0D" w:themeColor="text1" w:themeTint="F2"/>
-                <w:sz w:val="28"/>
-                <w:szCs w:val="28"/>
-                <w:lang w:val="en-GB"/>
-              </w:rPr>
-            </w:pPr>
-            <w:r>
-              <w:rPr>
-                <w:rFonts w:ascii="Aptos" w:eastAsia="Times New Roman" w:hAnsi="Aptos"/>
-                <w:color w:val="0D0D0D" w:themeColor="text1" w:themeTint="F2"/>
-                <w:sz w:val="28"/>
-                <w:szCs w:val="28"/>
+                <w:rFonts w:ascii="Arial" w:eastAsia="Arial" w:hAnsi="Arial"/>
+                <w:color w:val="000000"/>
+                <w:sz w:val="24"/>
+                <w:szCs w:val="24"/>
+                <w:lang w:val="en-GB"/>
+              </w:rPr>
+            </w:pPr>
+            <w:r>
+              <w:rPr>
+                <w:rFonts w:ascii="Arial" w:eastAsia="Arial" w:hAnsi="Arial"/>
+                <w:color w:val="000000"/>
+                <w:sz w:val="24"/>
+                <w:szCs w:val="24"/>
                 <w:lang w:val="en-GB"/>
               </w:rPr>
               <w:t>Ponding / squelchy conditions (details)</w:t>
@@ -4421,10 +4455,10 @@
               <w:spacing w:line="240" w:lineRule="auto"/>
               <w:jc w:val="center"/>
               <w:rPr>
-                <w:rFonts w:ascii="Aptos" w:eastAsia="Times New Roman" w:hAnsi="Aptos"/>
-                <w:b/>
-                <w:bCs/>
-                <w:color w:val="0D0D0D" w:themeColor="text1" w:themeTint="F2"/>
+                <w:rFonts w:ascii="Arial" w:eastAsia="Arial" w:hAnsi="Arial"/>
+                <w:b/>
+                <w:bCs/>
+                <w:color w:val="000000"/>
                 <w:sz w:val="24"/>
                 <w:szCs w:val="24"/>
                 <w:lang w:val="en-GB"/>
@@ -4451,19 +4485,19 @@
               <w:pStyle w:val="Heading2"/>
               <w:spacing w:line="240" w:lineRule="auto"/>
               <w:rPr>
-                <w:rFonts w:ascii="Aptos" w:eastAsia="Times New Roman" w:hAnsi="Aptos"/>
-                <w:color w:val="0D0D0D" w:themeColor="text1" w:themeTint="F2"/>
-                <w:sz w:val="28"/>
-                <w:szCs w:val="28"/>
-                <w:lang w:val="en-GB"/>
-              </w:rPr>
-            </w:pPr>
-            <w:r>
-              <w:rPr>
-                <w:rFonts w:ascii="Aptos" w:eastAsia="Times New Roman" w:hAnsi="Aptos"/>
-                <w:color w:val="0D0D0D" w:themeColor="text1" w:themeTint="F2"/>
-                <w:sz w:val="28"/>
-                <w:szCs w:val="28"/>
+                <w:rFonts w:ascii="Arial" w:eastAsia="Arial" w:hAnsi="Arial"/>
+                <w:color w:val="000000"/>
+                <w:sz w:val="24"/>
+                <w:szCs w:val="24"/>
+                <w:lang w:val="en-GB"/>
+              </w:rPr>
+            </w:pPr>
+            <w:r>
+              <w:rPr>
+                <w:rFonts w:ascii="Arial" w:eastAsia="Arial" w:hAnsi="Arial"/>
+                <w:color w:val="000000"/>
+                <w:sz w:val="24"/>
+                <w:szCs w:val="24"/>
                 <w:lang w:val="en-GB"/>
               </w:rPr>
               <w:t>Typical ponding duration after heavy rainfall</w:t>
@@ -4482,21 +4516,21 @@
               <w:spacing w:line="240" w:lineRule="auto"/>
               <w:jc w:val="center"/>
               <w:rPr>
-                <w:rFonts w:ascii="Aptos" w:eastAsia="Times New Roman" w:hAnsi="Aptos"/>
-                <w:b/>
-                <w:bCs/>
-                <w:color w:val="0D0D0D" w:themeColor="text1" w:themeTint="F2"/>
-                <w:sz w:val="24"/>
-                <w:szCs w:val="24"/>
-                <w:lang w:val="en-GB"/>
-              </w:rPr>
-            </w:pPr>
-            <w:r>
-              <w:rPr>
-                <w:rFonts w:ascii="Aptos" w:eastAsia="Times New Roman" w:hAnsi="Aptos"/>
-                <w:b/>
-                <w:bCs/>
-                <w:color w:val="0D0D0D" w:themeColor="text1" w:themeTint="F2"/>
+                <w:rFonts w:ascii="Arial" w:eastAsia="Arial" w:hAnsi="Arial"/>
+                <w:b/>
+                <w:bCs/>
+                <w:color w:val="000000"/>
+                <w:sz w:val="24"/>
+                <w:szCs w:val="24"/>
+                <w:lang w:val="en-GB"/>
+              </w:rPr>
+            </w:pPr>
+            <w:r>
+              <w:rPr>
+                <w:rFonts w:ascii="Arial" w:eastAsia="Arial" w:hAnsi="Arial"/>
+                <w:b/>
+                <w:bCs/>
+                <w:color w:val="000000"/>
                 <w:sz w:val="24"/>
                 <w:szCs w:val="24"/>
                 <w:lang w:val="en-GB"/>
@@ -4522,19 +4556,19 @@
               <w:pStyle w:val="Heading2"/>
               <w:spacing w:line="240" w:lineRule="auto"/>
               <w:rPr>
-                <w:rFonts w:ascii="Aptos" w:eastAsia="Times New Roman" w:hAnsi="Aptos"/>
-                <w:color w:val="0D0D0D" w:themeColor="text1" w:themeTint="F2"/>
-                <w:sz w:val="28"/>
-                <w:szCs w:val="28"/>
-                <w:lang w:val="en-GB"/>
-              </w:rPr>
-            </w:pPr>
-            <w:r>
-              <w:rPr>
-                <w:rFonts w:ascii="Aptos" w:eastAsia="Times New Roman" w:hAnsi="Aptos"/>
-                <w:color w:val="0D0D0D" w:themeColor="text1" w:themeTint="F2"/>
-                <w:sz w:val="28"/>
-                <w:szCs w:val="28"/>
+                <w:rFonts w:ascii="Arial" w:eastAsia="Arial" w:hAnsi="Arial"/>
+                <w:color w:val="000000"/>
+                <w:sz w:val="24"/>
+                <w:szCs w:val="24"/>
+                <w:lang w:val="en-GB"/>
+              </w:rPr>
+            </w:pPr>
+            <w:r>
+              <w:rPr>
+                <w:rFonts w:ascii="Arial" w:eastAsia="Arial" w:hAnsi="Arial"/>
+                <w:color w:val="000000"/>
+                <w:sz w:val="24"/>
+                <w:szCs w:val="24"/>
                 <w:lang w:val="en-GB"/>
               </w:rPr>
               <w:t>Estimated ponding occurrences per year</w:t>
@@ -4554,21 +4588,21 @@
               <w:spacing w:line="240" w:lineRule="auto"/>
               <w:jc w:val="center"/>
               <w:rPr>
-                <w:rFonts w:ascii="Aptos" w:eastAsia="Times New Roman" w:hAnsi="Aptos"/>
-                <w:b/>
-                <w:bCs/>
-                <w:color w:val="0D0D0D" w:themeColor="text1" w:themeTint="F2"/>
-                <w:sz w:val="24"/>
-                <w:szCs w:val="24"/>
-                <w:lang w:val="en-GB"/>
-              </w:rPr>
-            </w:pPr>
-            <w:r>
-              <w:rPr>
-                <w:rFonts w:ascii="Aptos" w:eastAsia="Times New Roman" w:hAnsi="Aptos"/>
-                <w:b/>
-                <w:bCs/>
-                <w:color w:val="0D0D0D" w:themeColor="text1" w:themeTint="F2"/>
+                <w:rFonts w:ascii="Arial" w:eastAsia="Arial" w:hAnsi="Arial"/>
+                <w:b/>
+                <w:bCs/>
+                <w:color w:val="000000"/>
+                <w:sz w:val="24"/>
+                <w:szCs w:val="24"/>
+                <w:lang w:val="en-GB"/>
+              </w:rPr>
+            </w:pPr>
+            <w:r>
+              <w:rPr>
+                <w:rFonts w:ascii="Arial" w:eastAsia="Arial" w:hAnsi="Arial"/>
+                <w:b/>
+                <w:bCs/>
+                <w:color w:val="000000"/>
                 <w:sz w:val="24"/>
                 <w:szCs w:val="24"/>
                 <w:lang w:val="en-GB"/>
@@ -4594,39 +4628,39 @@
               <w:pStyle w:val="Heading2"/>
               <w:spacing w:line="240" w:lineRule="auto"/>
               <w:rPr>
-                <w:rFonts w:ascii="Aptos" w:eastAsia="Times New Roman" w:hAnsi="Aptos"/>
-                <w:color w:val="0D0D0D" w:themeColor="text1" w:themeTint="F2"/>
-                <w:sz w:val="28"/>
-                <w:szCs w:val="28"/>
-                <w:lang w:val="en-GB"/>
-              </w:rPr>
-            </w:pPr>
-            <w:r>
-              <w:rPr>
-                <w:rFonts w:ascii="Aptos" w:eastAsia="Times New Roman" w:hAnsi="Aptos"/>
-                <w:color w:val="0D0D0D" w:themeColor="text1" w:themeTint="F2"/>
-                <w:sz w:val="28"/>
-                <w:szCs w:val="28"/>
+                <w:rFonts w:ascii="Arial" w:eastAsia="Arial" w:hAnsi="Arial"/>
+                <w:color w:val="000000"/>
+                <w:sz w:val="24"/>
+                <w:szCs w:val="24"/>
+                <w:lang w:val="en-GB"/>
+              </w:rPr>
+            </w:pPr>
+            <w:r>
+              <w:rPr>
+                <w:rFonts w:ascii="Arial" w:eastAsia="Arial" w:hAnsi="Arial"/>
+                <w:color w:val="000000"/>
+                <w:sz w:val="24"/>
+                <w:szCs w:val="24"/>
                 <w:lang w:val="en-GB"/>
               </w:rPr>
               <w:t>Average field</w:t>
             </w:r>
             <w:r>
               <w:rPr>
-                <w:rFonts w:ascii="Aptos" w:eastAsia="Times New Roman" w:hAnsi="Aptos"/>
-                <w:color w:val="0D0D0D" w:themeColor="text1" w:themeTint="F2"/>
-                <w:sz w:val="28"/>
-                <w:szCs w:val="28"/>
+                <w:rFonts w:ascii="Arial" w:eastAsia="Arial" w:hAnsi="Arial"/>
+                <w:color w:val="000000"/>
+                <w:sz w:val="24"/>
+                <w:szCs w:val="24"/>
                 <w:lang w:val="en-GB"/>
               </w:rPr>
               <w:t xml:space="preserve"> </w:t>
             </w:r>
             <w:r>
               <w:rPr>
-                <w:rFonts w:ascii="Aptos" w:eastAsia="Times New Roman" w:hAnsi="Aptos"/>
-                <w:color w:val="0D0D0D" w:themeColor="text1" w:themeTint="F2"/>
-                <w:sz w:val="28"/>
-                <w:szCs w:val="28"/>
+                <w:rFonts w:ascii="Arial" w:eastAsia="Arial" w:hAnsi="Arial"/>
+                <w:color w:val="000000"/>
+                <w:sz w:val="24"/>
+                <w:szCs w:val="24"/>
                 <w:lang w:val="en-GB"/>
               </w:rPr>
               <w:t>closure days per season (wet conditions)</w:t>
@@ -4645,10 +4679,10 @@
               <w:spacing w:line="240" w:lineRule="auto"/>
               <w:jc w:val="center"/>
               <w:rPr>
-                <w:rFonts w:ascii="Aptos" w:eastAsia="Times New Roman" w:hAnsi="Aptos"/>
-                <w:b/>
-                <w:bCs/>
-                <w:color w:val="0D0D0D" w:themeColor="text1" w:themeTint="F2"/>
+                <w:rFonts w:ascii="Arial" w:eastAsia="Arial" w:hAnsi="Arial"/>
+                <w:b/>
+                <w:bCs/>
+                <w:color w:val="000000"/>
                 <w:sz w:val="24"/>
                 <w:szCs w:val="24"/>
                 <w:lang w:val="en-GB"/>
@@ -4665,8 +4699,8 @@
       <w:pPr>
         <w:pStyle w:val="Heading2"/>
         <w:rPr>
-          <w:rFonts w:ascii="Aptos" w:eastAsia="Times New Roman" w:hAnsi="Aptos"/>
-          <w:color w:val="E92C43"/>
+          <w:rFonts w:ascii="Arial" w:eastAsia="Arial" w:hAnsi="Arial"/>
+          <w:color w:val="000000"/>
           <w:lang w:val="en-GB"/>
         </w:rPr>
       </w:pPr>
@@ -4675,8 +4709,8 @@
       <w:pPr>
         <w:pStyle w:val="Heading2"/>
         <w:rPr>
-          <w:rFonts w:ascii="Aptos" w:eastAsia="Times New Roman" w:hAnsi="Aptos"/>
-          <w:color w:val="E92C43"/>
+          <w:rFonts w:ascii="Arial" w:eastAsia="Arial" w:hAnsi="Arial"/>
+          <w:color w:val="000000"/>
           <w:lang w:val="en-GB"/>
         </w:rPr>
       </w:pPr>
@@ -4685,8 +4719,8 @@
       <w:pPr>
         <w:pStyle w:val="Heading2"/>
         <w:rPr>
-          <w:rFonts w:ascii="Aptos" w:eastAsia="Times New Roman" w:hAnsi="Aptos"/>
-          <w:color w:val="E92C43"/>
+          <w:rFonts w:ascii="Arial" w:eastAsia="Arial" w:hAnsi="Arial"/>
+          <w:color w:val="000000"/>
           <w:lang w:val="en-GB"/>
         </w:rPr>
       </w:pPr>
@@ -4695,8 +4729,8 @@
       <w:pPr>
         <w:pStyle w:val="Heading2"/>
         <w:rPr>
-          <w:rFonts w:ascii="Aptos" w:eastAsia="Times New Roman" w:hAnsi="Aptos"/>
-          <w:color w:val="E92C43"/>
+          <w:rFonts w:ascii="Arial" w:eastAsia="Arial" w:hAnsi="Arial"/>
+          <w:color w:val="000000"/>
           <w:lang w:val="en-GB"/>
         </w:rPr>
       </w:pPr>
@@ -4713,23 +4747,23 @@
         <w:pStyle w:val="Heading2"/>
         <w:shd w:val="clear" w:color="auto" w:fill="3A4D2F"/>
         <w:rPr>
-          <w:rFonts w:ascii="Aptos" w:eastAsia="Times New Roman" w:hAnsi="Aptos"/>
+          <w:rFonts w:ascii="Arial" w:eastAsia="Arial" w:hAnsi="Arial"/>
           <w:b/>
           <w:bCs/>
           <w:color w:val="FFFFFF" w:themeColor="background1"/>
-          <w:sz w:val="28"/>
-          <w:szCs w:val="28"/>
+          <w:sz w:val="24"/>
+          <w:szCs w:val="24"/>
           <w:lang w:val="en-GB"/>
         </w:rPr>
       </w:pPr>
       <w:r>
         <w:rPr>
-          <w:rFonts w:ascii="Aptos" w:eastAsia="Times New Roman" w:hAnsi="Aptos"/>
+          <w:rFonts w:ascii="Arial" w:eastAsia="Arial" w:hAnsi="Arial"/>
           <w:b/>
           <w:bCs/>
           <w:color w:val="FFFFFF" w:themeColor="background1"/>
-          <w:sz w:val="28"/>
-          <w:szCs w:val="28"/>
+          <w:sz w:val="24"/>
+          <w:szCs w:val="24"/>
           <w:lang w:val="en-GB"/>
         </w:rPr>
         <w:lastRenderedPageBreak/>
@@ -4737,12 +4771,12 @@
       </w:r>
       <w:r>
         <w:rPr>
-          <w:rFonts w:ascii="Aptos" w:eastAsia="Times New Roman" w:hAnsi="Aptos"/>
+          <w:rFonts w:ascii="Arial" w:eastAsia="Arial" w:hAnsi="Arial"/>
           <w:b/>
           <w:bCs/>
           <w:color w:val="FFFFFF" w:themeColor="background1"/>
-          <w:sz w:val="28"/>
-          <w:szCs w:val="28"/>
+          <w:sz w:val="24"/>
+          <w:szCs w:val="24"/>
           <w:lang w:val="en-GB"/>
         </w:rPr>
         <w:t>. Grass Type, Growth &amp; Seasonal Management</w:t>
@@ -4779,19 +4813,19 @@
               <w:pStyle w:val="Heading2"/>
               <w:spacing w:line="240" w:lineRule="auto"/>
               <w:rPr>
-                <w:rFonts w:ascii="Aptos" w:eastAsia="Times New Roman" w:hAnsi="Aptos"/>
-                <w:color w:val="0D0D0D" w:themeColor="text1" w:themeTint="F2"/>
-                <w:sz w:val="28"/>
-                <w:szCs w:val="28"/>
-                <w:lang w:val="en-GB"/>
-              </w:rPr>
-            </w:pPr>
-            <w:r>
-              <w:rPr>
-                <w:rFonts w:ascii="Aptos" w:eastAsia="Times New Roman" w:hAnsi="Aptos"/>
-                <w:color w:val="0D0D0D" w:themeColor="text1" w:themeTint="F2"/>
-                <w:sz w:val="28"/>
-                <w:szCs w:val="28"/>
+                <w:rFonts w:ascii="Arial" w:eastAsia="Arial" w:hAnsi="Arial"/>
+                <w:color w:val="000000"/>
+                <w:sz w:val="24"/>
+                <w:szCs w:val="24"/>
+                <w:lang w:val="en-GB"/>
+              </w:rPr>
+            </w:pPr>
+            <w:r>
+              <w:rPr>
+                <w:rFonts w:ascii="Arial" w:eastAsia="Arial" w:hAnsi="Arial"/>
+                <w:color w:val="000000"/>
+                <w:sz w:val="24"/>
+                <w:szCs w:val="24"/>
                 <w:lang w:val="en-GB"/>
               </w:rPr>
               <w:t>Grass species / turf type(s)</w:t>
@@ -4810,10 +4844,10 @@
               <w:spacing w:line="240" w:lineRule="auto"/>
               <w:jc w:val="center"/>
               <w:rPr>
-                <w:rFonts w:ascii="Aptos" w:eastAsia="Times New Roman" w:hAnsi="Aptos"/>
-                <w:b/>
-                <w:bCs/>
-                <w:color w:val="0D0D0D" w:themeColor="text1" w:themeTint="F2"/>
+                <w:rFonts w:ascii="Arial" w:eastAsia="Arial" w:hAnsi="Arial"/>
+                <w:b/>
+                <w:bCs/>
+                <w:color w:val="000000"/>
                 <w:sz w:val="24"/>
                 <w:szCs w:val="24"/>
                 <w:lang w:val="en-GB"/>
@@ -4841,19 +4875,19 @@
               <w:pStyle w:val="Heading2"/>
               <w:spacing w:line="240" w:lineRule="auto"/>
               <w:rPr>
-                <w:rFonts w:ascii="Aptos" w:eastAsia="Times New Roman" w:hAnsi="Aptos"/>
-                <w:color w:val="0D0D0D" w:themeColor="text1" w:themeTint="F2"/>
-                <w:sz w:val="28"/>
-                <w:szCs w:val="28"/>
-                <w:lang w:val="en-GB"/>
-              </w:rPr>
-            </w:pPr>
-            <w:r>
-              <w:rPr>
-                <w:rFonts w:ascii="Aptos" w:eastAsia="Times New Roman" w:hAnsi="Aptos"/>
-                <w:color w:val="0D0D0D" w:themeColor="text1" w:themeTint="F2"/>
-                <w:sz w:val="28"/>
-                <w:szCs w:val="28"/>
+                <w:rFonts w:ascii="Arial" w:eastAsia="Arial" w:hAnsi="Arial"/>
+                <w:color w:val="000000"/>
+                <w:sz w:val="24"/>
+                <w:szCs w:val="24"/>
+                <w:lang w:val="en-GB"/>
+              </w:rPr>
+            </w:pPr>
+            <w:r>
+              <w:rPr>
+                <w:rFonts w:ascii="Arial" w:eastAsia="Arial" w:hAnsi="Arial"/>
+                <w:color w:val="000000"/>
+                <w:sz w:val="24"/>
+                <w:szCs w:val="24"/>
                 <w:lang w:val="en-GB"/>
               </w:rPr>
               <w:t>Any disease or disorder identified?</w:t>
@@ -4873,21 +4907,21 @@
               <w:spacing w:line="240" w:lineRule="auto"/>
               <w:jc w:val="center"/>
               <w:rPr>
-                <w:rFonts w:ascii="Aptos" w:eastAsia="Times New Roman" w:hAnsi="Aptos"/>
-                <w:b/>
-                <w:bCs/>
-                <w:color w:val="0D0D0D" w:themeColor="text1" w:themeTint="F2"/>
-                <w:sz w:val="24"/>
-                <w:szCs w:val="24"/>
-                <w:lang w:val="en-GB"/>
-              </w:rPr>
-            </w:pPr>
-            <w:r>
-              <w:rPr>
-                <w:rFonts w:ascii="Aptos" w:eastAsia="Times New Roman" w:hAnsi="Aptos"/>
-                <w:b/>
-                <w:bCs/>
-                <w:color w:val="0D0D0D" w:themeColor="text1" w:themeTint="F2"/>
+                <w:rFonts w:ascii="Arial" w:eastAsia="Arial" w:hAnsi="Arial"/>
+                <w:b/>
+                <w:bCs/>
+                <w:color w:val="000000"/>
+                <w:sz w:val="24"/>
+                <w:szCs w:val="24"/>
+                <w:lang w:val="en-GB"/>
+              </w:rPr>
+            </w:pPr>
+            <w:r>
+              <w:rPr>
+                <w:rFonts w:ascii="Arial" w:eastAsia="Arial" w:hAnsi="Arial"/>
+                <w:b/>
+                <w:bCs/>
+                <w:color w:val="000000"/>
                 <w:sz w:val="24"/>
                 <w:szCs w:val="24"/>
                 <w:lang w:val="en-GB"/>
@@ -4912,39 +4946,39 @@
               <w:pStyle w:val="Heading2"/>
               <w:spacing w:line="240" w:lineRule="auto"/>
               <w:rPr>
-                <w:rFonts w:ascii="Aptos" w:eastAsia="Times New Roman" w:hAnsi="Aptos"/>
-                <w:color w:val="0D0D0D" w:themeColor="text1" w:themeTint="F2"/>
-                <w:sz w:val="28"/>
-                <w:szCs w:val="28"/>
-                <w:lang w:val="en-GB"/>
-              </w:rPr>
-            </w:pPr>
-            <w:r>
-              <w:rPr>
-                <w:rFonts w:ascii="Aptos" w:eastAsia="Times New Roman" w:hAnsi="Aptos"/>
-                <w:color w:val="0D0D0D" w:themeColor="text1" w:themeTint="F2"/>
-                <w:sz w:val="28"/>
-                <w:szCs w:val="28"/>
+                <w:rFonts w:ascii="Arial" w:eastAsia="Arial" w:hAnsi="Arial"/>
+                <w:color w:val="000000"/>
+                <w:sz w:val="24"/>
+                <w:szCs w:val="24"/>
+                <w:lang w:val="en-GB"/>
+              </w:rPr>
+            </w:pPr>
+            <w:r>
+              <w:rPr>
+                <w:rFonts w:ascii="Arial" w:eastAsia="Arial" w:hAnsi="Arial"/>
+                <w:color w:val="000000"/>
+                <w:sz w:val="24"/>
+                <w:szCs w:val="24"/>
                 <w:lang w:val="en-GB"/>
               </w:rPr>
               <w:t>Disease or disorder identifie</w:t>
             </w:r>
             <w:r>
               <w:rPr>
-                <w:rFonts w:ascii="Aptos" w:eastAsia="Times New Roman" w:hAnsi="Aptos"/>
-                <w:color w:val="0D0D0D" w:themeColor="text1" w:themeTint="F2"/>
-                <w:sz w:val="28"/>
-                <w:szCs w:val="28"/>
+                <w:rFonts w:ascii="Arial" w:eastAsia="Arial" w:hAnsi="Arial"/>
+                <w:color w:val="000000"/>
+                <w:sz w:val="24"/>
+                <w:szCs w:val="24"/>
                 <w:lang w:val="en-GB"/>
               </w:rPr>
               <w:t>d</w:t>
             </w:r>
             <w:r>
               <w:rPr>
-                <w:rFonts w:ascii="Aptos" w:eastAsia="Times New Roman" w:hAnsi="Aptos"/>
-                <w:color w:val="0D0D0D" w:themeColor="text1" w:themeTint="F2"/>
-                <w:sz w:val="28"/>
-                <w:szCs w:val="28"/>
+                <w:rFonts w:ascii="Arial" w:eastAsia="Arial" w:hAnsi="Arial"/>
+                <w:color w:val="000000"/>
+                <w:sz w:val="24"/>
+                <w:szCs w:val="24"/>
                 <w:lang w:val="en-GB"/>
               </w:rPr>
               <w:t xml:space="preserve"> (details)</w:t>
@@ -4963,10 +4997,10 @@
               <w:spacing w:line="240" w:lineRule="auto"/>
               <w:jc w:val="center"/>
               <w:rPr>
-                <w:rFonts w:ascii="Aptos" w:eastAsia="Times New Roman" w:hAnsi="Aptos"/>
-                <w:b/>
-                <w:bCs/>
-                <w:color w:val="0D0D0D" w:themeColor="text1" w:themeTint="F2"/>
+                <w:rFonts w:ascii="Arial" w:eastAsia="Arial" w:hAnsi="Arial"/>
+                <w:b/>
+                <w:bCs/>
+                <w:color w:val="000000"/>
                 <w:sz w:val="24"/>
                 <w:szCs w:val="24"/>
                 <w:lang w:val="en-GB"/>
@@ -4983,8 +5017,8 @@
       <w:pPr>
         <w:pStyle w:val="Heading2"/>
         <w:rPr>
-          <w:rFonts w:ascii="Aptos" w:eastAsia="Times New Roman" w:hAnsi="Aptos"/>
-          <w:color w:val="E92C43"/>
+          <w:rFonts w:ascii="Arial" w:eastAsia="Arial" w:hAnsi="Arial"/>
+          <w:color w:val="000000"/>
           <w:lang w:val="en-GB"/>
         </w:rPr>
       </w:pPr>
@@ -4994,35 +5028,35 @@
         <w:pStyle w:val="Heading2"/>
         <w:shd w:val="clear" w:color="auto" w:fill="3A4D2F"/>
         <w:rPr>
-          <w:rFonts w:ascii="Aptos" w:eastAsia="Times New Roman" w:hAnsi="Aptos"/>
+          <w:rFonts w:ascii="Arial" w:eastAsia="Arial" w:hAnsi="Arial"/>
           <w:b/>
           <w:bCs/>
           <w:color w:val="FFFFFF" w:themeColor="background1"/>
-          <w:sz w:val="28"/>
-          <w:szCs w:val="28"/>
+          <w:sz w:val="24"/>
+          <w:szCs w:val="24"/>
           <w:lang w:val="en-GB"/>
         </w:rPr>
       </w:pPr>
       <w:r>
         <w:rPr>
-          <w:rFonts w:ascii="Aptos" w:eastAsia="Times New Roman" w:hAnsi="Aptos"/>
+          <w:rFonts w:ascii="Arial" w:eastAsia="Arial" w:hAnsi="Arial"/>
           <w:b/>
           <w:bCs/>
           <w:color w:val="FFFFFF" w:themeColor="background1"/>
-          <w:sz w:val="28"/>
-          <w:szCs w:val="28"/>
+          <w:sz w:val="24"/>
+          <w:szCs w:val="24"/>
           <w:lang w:val="en-GB"/>
         </w:rPr>
         <w:t>F</w:t>
       </w:r>
       <w:r>
         <w:rPr>
-          <w:rFonts w:ascii="Aptos" w:eastAsia="Times New Roman" w:hAnsi="Aptos"/>
+          <w:rFonts w:ascii="Arial" w:eastAsia="Arial" w:hAnsi="Arial"/>
           <w:b/>
           <w:bCs/>
           <w:color w:val="FFFFFF" w:themeColor="background1"/>
-          <w:sz w:val="28"/>
-          <w:szCs w:val="28"/>
+          <w:sz w:val="24"/>
+          <w:szCs w:val="24"/>
           <w:lang w:val="en-GB"/>
         </w:rPr>
         <w:t xml:space="preserve">. Turf Management Resources </w:t>
@@ -5060,22 +5094,22 @@
               <w:spacing w:after="0" w:line="240" w:lineRule="auto"/>
               <w:jc w:val="center"/>
               <w:rPr>
-                <w:rFonts w:ascii="Aptos" w:eastAsia="Times New Roman" w:hAnsi="Aptos"/>
-                <w:b/>
-                <w:bCs/>
-                <w:color w:val="000000" w:themeColor="text1"/>
-                <w:sz w:val="28"/>
-                <w:szCs w:val="28"/>
-              </w:rPr>
-            </w:pPr>
-            <w:r>
-              <w:rPr>
-                <w:rFonts w:ascii="Aptos" w:eastAsia="Times New Roman" w:hAnsi="Aptos"/>
-                <w:b/>
-                <w:bCs/>
-                <w:color w:val="000000" w:themeColor="text1"/>
-                <w:sz w:val="28"/>
-                <w:szCs w:val="28"/>
+                <w:rFonts w:ascii="Arial" w:eastAsia="Arial" w:hAnsi="Arial"/>
+                <w:b/>
+                <w:bCs/>
+                <w:color w:val="000000"/>
+                <w:sz w:val="24"/>
+                <w:szCs w:val="24"/>
+              </w:rPr>
+            </w:pPr>
+            <w:r>
+              <w:rPr>
+                <w:rFonts w:ascii="Arial" w:eastAsia="Arial" w:hAnsi="Arial"/>
+                <w:b/>
+                <w:bCs/>
+                <w:color w:val="000000"/>
+                <w:sz w:val="24"/>
+                <w:szCs w:val="24"/>
               </w:rPr>
               <w:t>RESOURCE AVAILABLE</w:t>
             </w:r>
@@ -5093,22 +5127,22 @@
               <w:spacing w:after="0" w:line="240" w:lineRule="auto"/>
               <w:jc w:val="center"/>
               <w:rPr>
-                <w:rFonts w:ascii="Aptos" w:eastAsia="Times New Roman" w:hAnsi="Aptos"/>
-                <w:b/>
-                <w:bCs/>
-                <w:color w:val="000000" w:themeColor="text1"/>
-                <w:sz w:val="28"/>
-                <w:szCs w:val="28"/>
-              </w:rPr>
-            </w:pPr>
-            <w:r>
-              <w:rPr>
-                <w:rFonts w:ascii="Aptos" w:eastAsia="Times New Roman" w:hAnsi="Aptos"/>
-                <w:b/>
-                <w:bCs/>
-                <w:color w:val="000000" w:themeColor="text1"/>
-                <w:sz w:val="28"/>
-                <w:szCs w:val="28"/>
+                <w:rFonts w:ascii="Arial" w:eastAsia="Arial" w:hAnsi="Arial"/>
+                <w:b/>
+                <w:bCs/>
+                <w:color w:val="000000"/>
+                <w:sz w:val="24"/>
+                <w:szCs w:val="24"/>
+              </w:rPr>
+            </w:pPr>
+            <w:r>
+              <w:rPr>
+                <w:rFonts w:ascii="Arial" w:eastAsia="Arial" w:hAnsi="Arial"/>
+                <w:b/>
+                <w:bCs/>
+                <w:color w:val="000000"/>
+                <w:sz w:val="24"/>
+                <w:szCs w:val="24"/>
               </w:rPr>
               <w:t>COMMENTS</w:t>
             </w:r>
@@ -5129,19 +5163,19 @@
               <w:pStyle w:val="Heading2"/>
               <w:spacing w:line="240" w:lineRule="auto"/>
               <w:rPr>
-                <w:rFonts w:ascii="Aptos" w:eastAsia="Times New Roman" w:hAnsi="Aptos"/>
-                <w:color w:val="0D0D0D" w:themeColor="text1" w:themeTint="F2"/>
-                <w:sz w:val="28"/>
-                <w:szCs w:val="28"/>
-                <w:lang w:val="en-GB"/>
-              </w:rPr>
-            </w:pPr>
-            <w:r>
-              <w:rPr>
-                <w:rFonts w:ascii="Aptos" w:eastAsia="Times New Roman" w:hAnsi="Aptos"/>
-                <w:color w:val="0D0D0D" w:themeColor="text1" w:themeTint="F2"/>
-                <w:sz w:val="28"/>
-                <w:szCs w:val="28"/>
+                <w:rFonts w:ascii="Arial" w:eastAsia="Arial" w:hAnsi="Arial"/>
+                <w:color w:val="000000"/>
+                <w:sz w:val="24"/>
+                <w:szCs w:val="24"/>
+                <w:lang w:val="en-GB"/>
+              </w:rPr>
+            </w:pPr>
+            <w:r>
+              <w:rPr>
+                <w:rFonts w:ascii="Arial" w:eastAsia="Arial" w:hAnsi="Arial"/>
+                <w:color w:val="000000"/>
+                <w:sz w:val="24"/>
+                <w:szCs w:val="24"/>
                 <w:lang w:val="en-GB"/>
               </w:rPr>
               <w:t>Tractor</w:t>
@@ -5160,7 +5194,7 @@
               <w:spacing w:line="240" w:lineRule="auto"/>
               <w:jc w:val="center"/>
               <w:rPr>
-                <w:rFonts w:ascii="Aptos" w:eastAsia="Times New Roman" w:hAnsi="Aptos"/>
+                <w:rFonts w:ascii="Arial" w:eastAsia="Arial" w:hAnsi="Arial"/>
                 <w:b/>
                 <w:bCs/>
                 <w:sz w:val="24"/>
@@ -5189,19 +5223,19 @@
               <w:pStyle w:val="Heading2"/>
               <w:spacing w:line="240" w:lineRule="auto"/>
               <w:rPr>
-                <w:rFonts w:ascii="Aptos" w:eastAsia="Times New Roman" w:hAnsi="Aptos"/>
-                <w:color w:val="0D0D0D" w:themeColor="text1" w:themeTint="F2"/>
-                <w:sz w:val="28"/>
-                <w:szCs w:val="28"/>
-                <w:lang w:val="en-GB"/>
-              </w:rPr>
-            </w:pPr>
-            <w:r>
-              <w:rPr>
-                <w:rFonts w:ascii="Aptos" w:eastAsia="Times New Roman" w:hAnsi="Aptos"/>
-                <w:color w:val="0D0D0D" w:themeColor="text1" w:themeTint="F2"/>
-                <w:sz w:val="28"/>
-                <w:szCs w:val="28"/>
+                <w:rFonts w:ascii="Arial" w:eastAsia="Arial" w:hAnsi="Arial"/>
+                <w:color w:val="000000"/>
+                <w:sz w:val="24"/>
+                <w:szCs w:val="24"/>
+                <w:lang w:val="en-GB"/>
+              </w:rPr>
+            </w:pPr>
+            <w:r>
+              <w:rPr>
+                <w:rFonts w:ascii="Arial" w:eastAsia="Arial" w:hAnsi="Arial"/>
+                <w:color w:val="000000"/>
+                <w:sz w:val="24"/>
+                <w:szCs w:val="24"/>
                 <w:lang w:val="en-GB"/>
               </w:rPr>
               <w:t>Cylinder mower</w:t>
@@ -5221,7 +5255,7 @@
               <w:spacing w:line="240" w:lineRule="auto"/>
               <w:jc w:val="center"/>
               <w:rPr>
-                <w:rFonts w:ascii="Aptos" w:eastAsia="Times New Roman" w:hAnsi="Aptos"/>
+                <w:rFonts w:ascii="Arial" w:eastAsia="Arial" w:hAnsi="Arial"/>
                 <w:b/>
                 <w:bCs/>
                 <w:sz w:val="24"/>
@@ -5249,19 +5283,19 @@
               <w:pStyle w:val="Heading2"/>
               <w:spacing w:line="240" w:lineRule="auto"/>
               <w:rPr>
-                <w:rFonts w:ascii="Aptos" w:eastAsia="Times New Roman" w:hAnsi="Aptos"/>
-                <w:color w:val="0D0D0D" w:themeColor="text1" w:themeTint="F2"/>
-                <w:sz w:val="28"/>
-                <w:szCs w:val="28"/>
-                <w:lang w:val="en-GB"/>
-              </w:rPr>
-            </w:pPr>
-            <w:r>
-              <w:rPr>
-                <w:rFonts w:ascii="Aptos" w:eastAsia="Times New Roman" w:hAnsi="Aptos"/>
-                <w:color w:val="0D0D0D" w:themeColor="text1" w:themeTint="F2"/>
-                <w:sz w:val="28"/>
-                <w:szCs w:val="28"/>
+                <w:rFonts w:ascii="Arial" w:eastAsia="Arial" w:hAnsi="Arial"/>
+                <w:color w:val="000000"/>
+                <w:sz w:val="24"/>
+                <w:szCs w:val="24"/>
+                <w:lang w:val="en-GB"/>
+              </w:rPr>
+            </w:pPr>
+            <w:r>
+              <w:rPr>
+                <w:rFonts w:ascii="Arial" w:eastAsia="Arial" w:hAnsi="Arial"/>
+                <w:color w:val="000000"/>
+                <w:sz w:val="24"/>
+                <w:szCs w:val="24"/>
                 <w:lang w:val="en-GB"/>
               </w:rPr>
               <w:t>Pedestrian rotary mower</w:t>
@@ -5280,7 +5314,7 @@
               <w:spacing w:line="240" w:lineRule="auto"/>
               <w:jc w:val="center"/>
               <w:rPr>
-                <w:rFonts w:ascii="Aptos" w:eastAsia="Times New Roman" w:hAnsi="Aptos"/>
+                <w:rFonts w:ascii="Arial" w:eastAsia="Arial" w:hAnsi="Arial"/>
                 <w:b/>
                 <w:bCs/>
                 <w:sz w:val="24"/>
@@ -5309,19 +5343,19 @@
               <w:pStyle w:val="Heading2"/>
               <w:spacing w:line="240" w:lineRule="auto"/>
               <w:rPr>
-                <w:rFonts w:ascii="Aptos" w:eastAsia="Times New Roman" w:hAnsi="Aptos"/>
-                <w:color w:val="0D0D0D" w:themeColor="text1" w:themeTint="F2"/>
-                <w:sz w:val="28"/>
-                <w:szCs w:val="28"/>
-                <w:lang w:val="en-GB"/>
-              </w:rPr>
-            </w:pPr>
-            <w:r>
-              <w:rPr>
-                <w:rFonts w:ascii="Aptos" w:eastAsia="Times New Roman" w:hAnsi="Aptos"/>
-                <w:color w:val="0D0D0D" w:themeColor="text1" w:themeTint="F2"/>
-                <w:sz w:val="28"/>
-                <w:szCs w:val="28"/>
+                <w:rFonts w:ascii="Arial" w:eastAsia="Arial" w:hAnsi="Arial"/>
+                <w:color w:val="000000"/>
+                <w:sz w:val="24"/>
+                <w:szCs w:val="24"/>
+                <w:lang w:val="en-GB"/>
+              </w:rPr>
+            </w:pPr>
+            <w:r>
+              <w:rPr>
+                <w:rFonts w:ascii="Arial" w:eastAsia="Arial" w:hAnsi="Arial"/>
+                <w:color w:val="000000"/>
+                <w:sz w:val="24"/>
+                <w:szCs w:val="24"/>
                 <w:lang w:val="en-GB"/>
               </w:rPr>
               <w:t>Fertilizer spreader</w:t>
@@ -5341,7 +5375,7 @@
               <w:spacing w:line="240" w:lineRule="auto"/>
               <w:jc w:val="center"/>
               <w:rPr>
-                <w:rFonts w:ascii="Aptos" w:eastAsia="Times New Roman" w:hAnsi="Aptos"/>
+                <w:rFonts w:ascii="Arial" w:eastAsia="Arial" w:hAnsi="Arial"/>
                 <w:b/>
                 <w:bCs/>
                 <w:sz w:val="24"/>
@@ -5369,19 +5403,19 @@
               <w:pStyle w:val="Heading2"/>
               <w:spacing w:line="240" w:lineRule="auto"/>
               <w:rPr>
-                <w:rFonts w:ascii="Aptos" w:eastAsia="Times New Roman" w:hAnsi="Aptos"/>
-                <w:color w:val="0D0D0D" w:themeColor="text1" w:themeTint="F2"/>
-                <w:sz w:val="28"/>
-                <w:szCs w:val="28"/>
-                <w:lang w:val="en-GB"/>
-              </w:rPr>
-            </w:pPr>
-            <w:r>
-              <w:rPr>
-                <w:rFonts w:ascii="Aptos" w:eastAsia="Times New Roman" w:hAnsi="Aptos"/>
-                <w:color w:val="0D0D0D" w:themeColor="text1" w:themeTint="F2"/>
-                <w:sz w:val="28"/>
-                <w:szCs w:val="28"/>
+                <w:rFonts w:ascii="Arial" w:eastAsia="Arial" w:hAnsi="Arial"/>
+                <w:color w:val="000000"/>
+                <w:sz w:val="24"/>
+                <w:szCs w:val="24"/>
+                <w:lang w:val="en-GB"/>
+              </w:rPr>
+            </w:pPr>
+            <w:r>
+              <w:rPr>
+                <w:rFonts w:ascii="Arial" w:eastAsia="Arial" w:hAnsi="Arial"/>
+                <w:color w:val="000000"/>
+                <w:sz w:val="24"/>
+                <w:szCs w:val="24"/>
                 <w:lang w:val="en-GB"/>
               </w:rPr>
               <w:t>Pedestrian spreader</w:t>
@@ -5400,7 +5434,7 @@
               <w:spacing w:line="240" w:lineRule="auto"/>
               <w:jc w:val="center"/>
               <w:rPr>
-                <w:rFonts w:ascii="Aptos" w:eastAsia="Times New Roman" w:hAnsi="Aptos"/>
+                <w:rFonts w:ascii="Arial" w:eastAsia="Arial" w:hAnsi="Arial"/>
                 <w:b/>
                 <w:bCs/>
                 <w:sz w:val="24"/>
@@ -5429,19 +5463,19 @@
               <w:pStyle w:val="Heading2"/>
               <w:spacing w:line="240" w:lineRule="auto"/>
               <w:rPr>
-                <w:rFonts w:ascii="Aptos" w:eastAsia="Times New Roman" w:hAnsi="Aptos"/>
-                <w:color w:val="0D0D0D" w:themeColor="text1" w:themeTint="F2"/>
-                <w:sz w:val="28"/>
-                <w:szCs w:val="28"/>
-                <w:lang w:val="en-GB"/>
-              </w:rPr>
-            </w:pPr>
-            <w:r>
-              <w:rPr>
-                <w:rFonts w:ascii="Aptos" w:eastAsia="Times New Roman" w:hAnsi="Aptos"/>
-                <w:color w:val="0D0D0D" w:themeColor="text1" w:themeTint="F2"/>
-                <w:sz w:val="28"/>
-                <w:szCs w:val="28"/>
+                <w:rFonts w:ascii="Arial" w:eastAsia="Arial" w:hAnsi="Arial"/>
+                <w:color w:val="000000"/>
+                <w:sz w:val="24"/>
+                <w:szCs w:val="24"/>
+                <w:lang w:val="en-GB"/>
+              </w:rPr>
+            </w:pPr>
+            <w:r>
+              <w:rPr>
+                <w:rFonts w:ascii="Arial" w:eastAsia="Arial" w:hAnsi="Arial"/>
+                <w:color w:val="000000"/>
+                <w:sz w:val="24"/>
+                <w:szCs w:val="24"/>
                 <w:lang w:val="en-GB"/>
               </w:rPr>
               <w:t>Tractor-mounted aerator</w:t>
@@ -5461,7 +5495,7 @@
               <w:spacing w:line="240" w:lineRule="auto"/>
               <w:jc w:val="center"/>
               <w:rPr>
-                <w:rFonts w:ascii="Aptos" w:eastAsia="Times New Roman" w:hAnsi="Aptos"/>
+                <w:rFonts w:ascii="Arial" w:eastAsia="Arial" w:hAnsi="Arial"/>
                 <w:b/>
                 <w:bCs/>
                 <w:sz w:val="24"/>
@@ -5489,19 +5523,19 @@
               <w:pStyle w:val="Heading2"/>
               <w:spacing w:line="240" w:lineRule="auto"/>
               <w:rPr>
-                <w:rFonts w:ascii="Aptos" w:eastAsia="Times New Roman" w:hAnsi="Aptos"/>
-                <w:color w:val="0D0D0D" w:themeColor="text1" w:themeTint="F2"/>
-                <w:sz w:val="28"/>
-                <w:szCs w:val="28"/>
-                <w:lang w:val="en-GB"/>
-              </w:rPr>
-            </w:pPr>
-            <w:r>
-              <w:rPr>
-                <w:rFonts w:ascii="Aptos" w:eastAsia="Times New Roman" w:hAnsi="Aptos"/>
-                <w:color w:val="0D0D0D" w:themeColor="text1" w:themeTint="F2"/>
-                <w:sz w:val="28"/>
-                <w:szCs w:val="28"/>
+                <w:rFonts w:ascii="Arial" w:eastAsia="Arial" w:hAnsi="Arial"/>
+                <w:color w:val="000000"/>
+                <w:sz w:val="24"/>
+                <w:szCs w:val="24"/>
+                <w:lang w:val="en-GB"/>
+              </w:rPr>
+            </w:pPr>
+            <w:r>
+              <w:rPr>
+                <w:rFonts w:ascii="Arial" w:eastAsia="Arial" w:hAnsi="Arial"/>
+                <w:color w:val="000000"/>
+                <w:sz w:val="24"/>
+                <w:szCs w:val="24"/>
                 <w:lang w:val="en-GB"/>
               </w:rPr>
               <w:t>Line marker (Roller/Spray)</w:t>
@@ -5520,7 +5554,7 @@
               <w:spacing w:line="240" w:lineRule="auto"/>
               <w:jc w:val="center"/>
               <w:rPr>
-                <w:rFonts w:ascii="Aptos" w:eastAsia="Times New Roman" w:hAnsi="Aptos"/>
+                <w:rFonts w:ascii="Arial" w:eastAsia="Arial" w:hAnsi="Arial"/>
                 <w:b/>
                 <w:bCs/>
                 <w:sz w:val="24"/>
@@ -5549,19 +5583,19 @@
               <w:pStyle w:val="Heading2"/>
               <w:spacing w:line="240" w:lineRule="auto"/>
               <w:rPr>
-                <w:rFonts w:ascii="Aptos" w:eastAsia="Times New Roman" w:hAnsi="Aptos"/>
-                <w:color w:val="0D0D0D" w:themeColor="text1" w:themeTint="F2"/>
-                <w:sz w:val="28"/>
-                <w:szCs w:val="28"/>
-                <w:lang w:val="en-GB"/>
-              </w:rPr>
-            </w:pPr>
-            <w:r>
-              <w:rPr>
-                <w:rFonts w:ascii="Aptos" w:eastAsia="Times New Roman" w:hAnsi="Aptos"/>
-                <w:color w:val="0D0D0D" w:themeColor="text1" w:themeTint="F2"/>
-                <w:sz w:val="28"/>
-                <w:szCs w:val="28"/>
+                <w:rFonts w:ascii="Arial" w:eastAsia="Arial" w:hAnsi="Arial"/>
+                <w:color w:val="000000"/>
+                <w:sz w:val="24"/>
+                <w:szCs w:val="24"/>
+                <w:lang w:val="en-GB"/>
+              </w:rPr>
+            </w:pPr>
+            <w:r>
+              <w:rPr>
+                <w:rFonts w:ascii="Arial" w:eastAsia="Arial" w:hAnsi="Arial"/>
+                <w:color w:val="000000"/>
+                <w:sz w:val="24"/>
+                <w:szCs w:val="24"/>
                 <w:lang w:val="en-GB"/>
               </w:rPr>
               <w:t>Top dresser</w:t>
@@ -5581,7 +5615,7 @@
               <w:spacing w:line="240" w:lineRule="auto"/>
               <w:jc w:val="center"/>
               <w:rPr>
-                <w:rFonts w:ascii="Aptos" w:eastAsia="Times New Roman" w:hAnsi="Aptos"/>
+                <w:rFonts w:ascii="Arial" w:eastAsia="Arial" w:hAnsi="Arial"/>
                 <w:b/>
                 <w:bCs/>
                 <w:sz w:val="24"/>
@@ -5609,19 +5643,19 @@
               <w:pStyle w:val="Heading2"/>
               <w:spacing w:line="240" w:lineRule="auto"/>
               <w:rPr>
-                <w:rFonts w:ascii="Aptos" w:eastAsia="Times New Roman" w:hAnsi="Aptos"/>
-                <w:color w:val="0D0D0D" w:themeColor="text1" w:themeTint="F2"/>
-                <w:sz w:val="28"/>
-                <w:szCs w:val="28"/>
-                <w:lang w:val="en-GB"/>
-              </w:rPr>
-            </w:pPr>
-            <w:r>
-              <w:rPr>
-                <w:rFonts w:ascii="Aptos" w:eastAsia="Times New Roman" w:hAnsi="Aptos"/>
-                <w:color w:val="0D0D0D" w:themeColor="text1" w:themeTint="F2"/>
-                <w:sz w:val="28"/>
-                <w:szCs w:val="28"/>
+                <w:rFonts w:ascii="Arial" w:eastAsia="Arial" w:hAnsi="Arial"/>
+                <w:color w:val="000000"/>
+                <w:sz w:val="24"/>
+                <w:szCs w:val="24"/>
+                <w:lang w:val="en-GB"/>
+              </w:rPr>
+            </w:pPr>
+            <w:r>
+              <w:rPr>
+                <w:rFonts w:ascii="Arial" w:eastAsia="Arial" w:hAnsi="Arial"/>
+                <w:color w:val="000000"/>
+                <w:sz w:val="24"/>
+                <w:szCs w:val="24"/>
                 <w:lang w:val="en-GB"/>
               </w:rPr>
               <w:t>Boom sprayer</w:t>
@@ -5640,7 +5674,7 @@
               <w:spacing w:line="240" w:lineRule="auto"/>
               <w:jc w:val="center"/>
               <w:rPr>
-                <w:rFonts w:ascii="Aptos" w:eastAsia="Times New Roman" w:hAnsi="Aptos"/>
+                <w:rFonts w:ascii="Arial" w:eastAsia="Arial" w:hAnsi="Arial"/>
                 <w:b/>
                 <w:bCs/>
                 <w:sz w:val="24"/>
@@ -5669,39 +5703,39 @@
               <w:pStyle w:val="Heading2"/>
               <w:spacing w:line="240" w:lineRule="auto"/>
               <w:rPr>
-                <w:rFonts w:ascii="Aptos" w:eastAsia="Times New Roman" w:hAnsi="Aptos"/>
-                <w:color w:val="0D0D0D" w:themeColor="text1" w:themeTint="F2"/>
-                <w:sz w:val="28"/>
-                <w:szCs w:val="28"/>
-                <w:lang w:val="en-GB"/>
-              </w:rPr>
-            </w:pPr>
-            <w:r>
-              <w:rPr>
-                <w:rFonts w:ascii="Aptos" w:eastAsia="Times New Roman" w:hAnsi="Aptos"/>
-                <w:color w:val="0D0D0D" w:themeColor="text1" w:themeTint="F2"/>
-                <w:sz w:val="28"/>
-                <w:szCs w:val="28"/>
+                <w:rFonts w:ascii="Arial" w:eastAsia="Arial" w:hAnsi="Arial"/>
+                <w:color w:val="000000"/>
+                <w:sz w:val="24"/>
+                <w:szCs w:val="24"/>
+                <w:lang w:val="en-GB"/>
+              </w:rPr>
+            </w:pPr>
+            <w:r>
+              <w:rPr>
+                <w:rFonts w:ascii="Arial" w:eastAsia="Arial" w:hAnsi="Arial"/>
+                <w:color w:val="000000"/>
+                <w:sz w:val="24"/>
+                <w:szCs w:val="24"/>
                 <w:lang w:val="en-GB"/>
               </w:rPr>
               <w:t>Over-seeder / Dimple</w:t>
             </w:r>
             <w:r>
               <w:rPr>
-                <w:rFonts w:ascii="Aptos" w:eastAsia="Times New Roman" w:hAnsi="Aptos"/>
-                <w:color w:val="0D0D0D" w:themeColor="text1" w:themeTint="F2"/>
-                <w:sz w:val="28"/>
-                <w:szCs w:val="28"/>
+                <w:rFonts w:ascii="Arial" w:eastAsia="Arial" w:hAnsi="Arial"/>
+                <w:color w:val="000000"/>
+                <w:sz w:val="24"/>
+                <w:szCs w:val="24"/>
                 <w:lang w:val="en-GB"/>
               </w:rPr>
               <w:t>-</w:t>
             </w:r>
             <w:r>
               <w:rPr>
-                <w:rFonts w:ascii="Aptos" w:eastAsia="Times New Roman" w:hAnsi="Aptos"/>
-                <w:color w:val="0D0D0D" w:themeColor="text1" w:themeTint="F2"/>
-                <w:sz w:val="28"/>
-                <w:szCs w:val="28"/>
+                <w:rFonts w:ascii="Arial" w:eastAsia="Arial" w:hAnsi="Arial"/>
+                <w:color w:val="000000"/>
+                <w:sz w:val="24"/>
+                <w:szCs w:val="24"/>
                 <w:lang w:val="en-GB"/>
               </w:rPr>
               <w:t>seeder</w:t>
@@ -5721,7 +5755,7 @@
               <w:spacing w:line="240" w:lineRule="auto"/>
               <w:jc w:val="center"/>
               <w:rPr>
-                <w:rFonts w:ascii="Aptos" w:eastAsia="Times New Roman" w:hAnsi="Aptos"/>
+                <w:rFonts w:ascii="Arial" w:eastAsia="Arial" w:hAnsi="Arial"/>
                 <w:b/>
                 <w:bCs/>
                 <w:sz w:val="24"/>
@@ -5749,39 +5783,39 @@
               <w:pStyle w:val="Heading2"/>
               <w:spacing w:line="240" w:lineRule="auto"/>
               <w:rPr>
-                <w:rFonts w:ascii="Aptos" w:eastAsia="Times New Roman" w:hAnsi="Aptos"/>
-                <w:color w:val="0D0D0D" w:themeColor="text1" w:themeTint="F2"/>
-                <w:sz w:val="28"/>
-                <w:szCs w:val="28"/>
-                <w:lang w:val="en-GB"/>
-              </w:rPr>
-            </w:pPr>
-            <w:r>
-              <w:rPr>
-                <w:rFonts w:ascii="Aptos" w:eastAsia="Times New Roman" w:hAnsi="Aptos"/>
-                <w:color w:val="0D0D0D" w:themeColor="text1" w:themeTint="F2"/>
-                <w:sz w:val="28"/>
-                <w:szCs w:val="28"/>
+                <w:rFonts w:ascii="Arial" w:eastAsia="Arial" w:hAnsi="Arial"/>
+                <w:color w:val="000000"/>
+                <w:sz w:val="24"/>
+                <w:szCs w:val="24"/>
+                <w:lang w:val="en-GB"/>
+              </w:rPr>
+            </w:pPr>
+            <w:r>
+              <w:rPr>
+                <w:rFonts w:ascii="Arial" w:eastAsia="Arial" w:hAnsi="Arial"/>
+                <w:color w:val="000000"/>
+                <w:sz w:val="24"/>
+                <w:szCs w:val="24"/>
                 <w:lang w:val="en-GB"/>
               </w:rPr>
               <w:t>Tractor</w:t>
             </w:r>
             <w:r>
               <w:rPr>
-                <w:rFonts w:ascii="Aptos" w:eastAsia="Times New Roman" w:hAnsi="Aptos"/>
-                <w:color w:val="0D0D0D" w:themeColor="text1" w:themeTint="F2"/>
-                <w:sz w:val="28"/>
-                <w:szCs w:val="28"/>
+                <w:rFonts w:ascii="Arial" w:eastAsia="Arial" w:hAnsi="Arial"/>
+                <w:color w:val="000000"/>
+                <w:sz w:val="24"/>
+                <w:szCs w:val="24"/>
                 <w:lang w:val="en-GB"/>
               </w:rPr>
               <w:t>-</w:t>
             </w:r>
             <w:r>
               <w:rPr>
-                <w:rFonts w:ascii="Aptos" w:eastAsia="Times New Roman" w:hAnsi="Aptos"/>
-                <w:color w:val="0D0D0D" w:themeColor="text1" w:themeTint="F2"/>
-                <w:sz w:val="28"/>
-                <w:szCs w:val="28"/>
+                <w:rFonts w:ascii="Arial" w:eastAsia="Arial" w:hAnsi="Arial"/>
+                <w:color w:val="000000"/>
+                <w:sz w:val="24"/>
+                <w:szCs w:val="24"/>
                 <w:lang w:val="en-GB"/>
               </w:rPr>
               <w:t>drawn brush / Drag mat</w:t>
@@ -5800,7 +5834,7 @@
               <w:spacing w:line="240" w:lineRule="auto"/>
               <w:jc w:val="center"/>
               <w:rPr>
-                <w:rFonts w:ascii="Aptos" w:eastAsia="Times New Roman" w:hAnsi="Aptos"/>
+                <w:rFonts w:ascii="Arial" w:eastAsia="Arial" w:hAnsi="Arial"/>
                 <w:b/>
                 <w:bCs/>
                 <w:sz w:val="24"/>
@@ -5829,19 +5863,19 @@
               <w:pStyle w:val="Heading2"/>
               <w:spacing w:line="240" w:lineRule="auto"/>
               <w:rPr>
-                <w:rFonts w:ascii="Aptos" w:eastAsia="Times New Roman" w:hAnsi="Aptos"/>
-                <w:color w:val="0D0D0D" w:themeColor="text1" w:themeTint="F2"/>
-                <w:sz w:val="28"/>
-                <w:szCs w:val="28"/>
-                <w:lang w:val="en-GB"/>
-              </w:rPr>
-            </w:pPr>
-            <w:r>
-              <w:rPr>
-                <w:rFonts w:ascii="Aptos" w:eastAsia="Times New Roman" w:hAnsi="Aptos"/>
-                <w:color w:val="0D0D0D" w:themeColor="text1" w:themeTint="F2"/>
-                <w:sz w:val="28"/>
-                <w:szCs w:val="28"/>
+                <w:rFonts w:ascii="Arial" w:eastAsia="Arial" w:hAnsi="Arial"/>
+                <w:color w:val="000000"/>
+                <w:sz w:val="24"/>
+                <w:szCs w:val="24"/>
+                <w:lang w:val="en-GB"/>
+              </w:rPr>
+            </w:pPr>
+            <w:r>
+              <w:rPr>
+                <w:rFonts w:ascii="Arial" w:eastAsia="Arial" w:hAnsi="Arial"/>
+                <w:color w:val="000000"/>
+                <w:sz w:val="24"/>
+                <w:szCs w:val="24"/>
                 <w:lang w:val="en-GB"/>
               </w:rPr>
               <w:t>Other</w:t>
@@ -5861,7 +5895,7 @@
               <w:spacing w:line="240" w:lineRule="auto"/>
               <w:jc w:val="center"/>
               <w:rPr>
-                <w:rFonts w:ascii="Aptos" w:eastAsia="Times New Roman" w:hAnsi="Aptos"/>
+                <w:rFonts w:ascii="Arial" w:eastAsia="Arial" w:hAnsi="Arial"/>
                 <w:b/>
                 <w:bCs/>
                 <w:sz w:val="24"/>
@@ -5880,8 +5914,8 @@
       <w:pPr>
         <w:pStyle w:val="Heading2"/>
         <w:rPr>
-          <w:rFonts w:ascii="Aptos" w:eastAsia="Times New Roman" w:hAnsi="Aptos"/>
-          <w:color w:val="E92C43"/>
+          <w:rFonts w:ascii="Arial" w:eastAsia="Arial" w:hAnsi="Arial"/>
+          <w:color w:val="000000"/>
           <w:lang w:val="en-GB"/>
         </w:rPr>
       </w:pPr>
@@ -5905,23 +5939,23 @@
         <w:pStyle w:val="Heading2"/>
         <w:shd w:val="clear" w:color="auto" w:fill="3A4D2F"/>
         <w:rPr>
-          <w:rFonts w:ascii="Aptos" w:eastAsia="Times New Roman" w:hAnsi="Aptos"/>
+          <w:rFonts w:ascii="Arial" w:eastAsia="Arial" w:hAnsi="Arial"/>
           <w:b/>
           <w:bCs/>
           <w:color w:val="FFFFFF" w:themeColor="background1"/>
-          <w:sz w:val="28"/>
-          <w:szCs w:val="28"/>
+          <w:sz w:val="24"/>
+          <w:szCs w:val="24"/>
           <w:lang w:val="en-GB"/>
         </w:rPr>
       </w:pPr>
       <w:r>
         <w:rPr>
-          <w:rFonts w:ascii="Aptos" w:eastAsia="Times New Roman" w:hAnsi="Aptos"/>
+          <w:rFonts w:ascii="Arial" w:eastAsia="Arial" w:hAnsi="Arial"/>
           <w:b/>
           <w:bCs/>
           <w:color w:val="FFFFFF" w:themeColor="background1"/>
-          <w:sz w:val="28"/>
-          <w:szCs w:val="28"/>
+          <w:sz w:val="24"/>
+          <w:szCs w:val="24"/>
           <w:lang w:val="en-GB"/>
         </w:rPr>
         <w:lastRenderedPageBreak/>
@@ -5960,22 +5994,22 @@
               <w:spacing w:after="0" w:line="240" w:lineRule="auto"/>
               <w:jc w:val="center"/>
               <w:rPr>
-                <w:rFonts w:ascii="Aptos" w:eastAsia="Times New Roman" w:hAnsi="Aptos"/>
-                <w:b/>
-                <w:bCs/>
-                <w:color w:val="000000" w:themeColor="text1"/>
-                <w:sz w:val="28"/>
-                <w:szCs w:val="28"/>
-              </w:rPr>
-            </w:pPr>
-            <w:r>
-              <w:rPr>
-                <w:rFonts w:ascii="Aptos" w:eastAsia="Times New Roman" w:hAnsi="Aptos"/>
-                <w:b/>
-                <w:bCs/>
-                <w:color w:val="000000" w:themeColor="text1"/>
-                <w:sz w:val="28"/>
-                <w:szCs w:val="28"/>
+                <w:rFonts w:ascii="Arial" w:eastAsia="Arial" w:hAnsi="Arial"/>
+                <w:b/>
+                <w:bCs/>
+                <w:color w:val="000000"/>
+                <w:sz w:val="24"/>
+                <w:szCs w:val="24"/>
+              </w:rPr>
+            </w:pPr>
+            <w:r>
+              <w:rPr>
+                <w:rFonts w:ascii="Arial" w:eastAsia="Arial" w:hAnsi="Arial"/>
+                <w:b/>
+                <w:bCs/>
+                <w:color w:val="000000"/>
+                <w:sz w:val="24"/>
+                <w:szCs w:val="24"/>
               </w:rPr>
               <w:t>KEY ASPECT</w:t>
             </w:r>
@@ -5993,22 +6027,22 @@
               <w:spacing w:after="0" w:line="240" w:lineRule="auto"/>
               <w:jc w:val="center"/>
               <w:rPr>
-                <w:rFonts w:ascii="Aptos" w:eastAsia="Times New Roman" w:hAnsi="Aptos"/>
-                <w:b/>
-                <w:bCs/>
-                <w:color w:val="000000" w:themeColor="text1"/>
-                <w:sz w:val="28"/>
-                <w:szCs w:val="28"/>
-              </w:rPr>
-            </w:pPr>
-            <w:r>
-              <w:rPr>
-                <w:rFonts w:ascii="Aptos" w:eastAsia="Times New Roman" w:hAnsi="Aptos"/>
-                <w:b/>
-                <w:bCs/>
-                <w:color w:val="000000" w:themeColor="text1"/>
-                <w:sz w:val="28"/>
-                <w:szCs w:val="28"/>
+                <w:rFonts w:ascii="Arial" w:eastAsia="Arial" w:hAnsi="Arial"/>
+                <w:b/>
+                <w:bCs/>
+                <w:color w:val="000000"/>
+                <w:sz w:val="24"/>
+                <w:szCs w:val="24"/>
+              </w:rPr>
+            </w:pPr>
+            <w:r>
+              <w:rPr>
+                <w:rFonts w:ascii="Arial" w:eastAsia="Arial" w:hAnsi="Arial"/>
+                <w:b/>
+                <w:bCs/>
+                <w:color w:val="000000"/>
+                <w:sz w:val="24"/>
+                <w:szCs w:val="24"/>
               </w:rPr>
               <w:t>COMMENTS</w:t>
             </w:r>
@@ -6029,19 +6063,19 @@
               <w:pStyle w:val="Heading2"/>
               <w:spacing w:line="240" w:lineRule="auto"/>
               <w:rPr>
-                <w:rFonts w:ascii="Aptos" w:eastAsia="Times New Roman" w:hAnsi="Aptos"/>
-                <w:color w:val="0D0D0D" w:themeColor="text1" w:themeTint="F2"/>
-                <w:sz w:val="28"/>
-                <w:szCs w:val="28"/>
-                <w:lang w:val="en-GB"/>
-              </w:rPr>
-            </w:pPr>
-            <w:r>
-              <w:rPr>
-                <w:rFonts w:ascii="Aptos" w:eastAsia="Times New Roman" w:hAnsi="Aptos"/>
-                <w:color w:val="0D0D0D" w:themeColor="text1" w:themeTint="F2"/>
-                <w:sz w:val="28"/>
-                <w:szCs w:val="28"/>
+                <w:rFonts w:ascii="Arial" w:eastAsia="Arial" w:hAnsi="Arial"/>
+                <w:color w:val="000000"/>
+                <w:sz w:val="24"/>
+                <w:szCs w:val="24"/>
+                <w:lang w:val="en-GB"/>
+              </w:rPr>
+            </w:pPr>
+            <w:r>
+              <w:rPr>
+                <w:rFonts w:ascii="Arial" w:eastAsia="Arial" w:hAnsi="Arial"/>
+                <w:color w:val="000000"/>
+                <w:sz w:val="24"/>
+                <w:szCs w:val="24"/>
                 <w:lang w:val="en-GB"/>
               </w:rPr>
               <w:t>How many fertilizer applications per year and what type and rate of fertilizer?</w:t>
@@ -6060,7 +6094,7 @@
               <w:spacing w:line="240" w:lineRule="auto"/>
               <w:jc w:val="center"/>
               <w:rPr>
-                <w:rFonts w:ascii="Aptos" w:eastAsia="Times New Roman" w:hAnsi="Aptos"/>
+                <w:rFonts w:ascii="Arial" w:eastAsia="Arial" w:hAnsi="Arial"/>
                 <w:sz w:val="24"/>
                 <w:szCs w:val="24"/>
                 <w:lang w:val="en-GB"/>
@@ -6087,19 +6121,19 @@
               <w:pStyle w:val="Heading2"/>
               <w:spacing w:line="240" w:lineRule="auto"/>
               <w:rPr>
-                <w:rFonts w:ascii="Aptos" w:eastAsia="Times New Roman" w:hAnsi="Aptos"/>
-                <w:color w:val="0D0D0D" w:themeColor="text1" w:themeTint="F2"/>
-                <w:sz w:val="28"/>
-                <w:szCs w:val="28"/>
-                <w:lang w:val="en-GB"/>
-              </w:rPr>
-            </w:pPr>
-            <w:r>
-              <w:rPr>
-                <w:rFonts w:ascii="Aptos" w:eastAsia="Times New Roman" w:hAnsi="Aptos"/>
-                <w:color w:val="0D0D0D" w:themeColor="text1" w:themeTint="F2"/>
-                <w:sz w:val="28"/>
-                <w:szCs w:val="28"/>
+                <w:rFonts w:ascii="Arial" w:eastAsia="Arial" w:hAnsi="Arial"/>
+                <w:color w:val="000000"/>
+                <w:sz w:val="24"/>
+                <w:szCs w:val="24"/>
+                <w:lang w:val="en-GB"/>
+              </w:rPr>
+            </w:pPr>
+            <w:r>
+              <w:rPr>
+                <w:rFonts w:ascii="Arial" w:eastAsia="Arial" w:hAnsi="Arial"/>
+                <w:color w:val="000000"/>
+                <w:sz w:val="24"/>
+                <w:szCs w:val="24"/>
                 <w:lang w:val="en-GB"/>
               </w:rPr>
               <w:t>How many herbicide applications are made per year?</w:t>
@@ -6119,7 +6153,7 @@
               <w:spacing w:line="240" w:lineRule="auto"/>
               <w:jc w:val="center"/>
               <w:rPr>
-                <w:rFonts w:ascii="Aptos" w:eastAsia="Times New Roman" w:hAnsi="Aptos"/>
+                <w:rFonts w:ascii="Arial" w:eastAsia="Arial" w:hAnsi="Arial"/>
                 <w:sz w:val="24"/>
                 <w:szCs w:val="24"/>
                 <w:lang w:val="en-GB"/>
@@ -6145,19 +6179,19 @@
               <w:pStyle w:val="Heading2"/>
               <w:spacing w:line="240" w:lineRule="auto"/>
               <w:rPr>
-                <w:rFonts w:ascii="Aptos" w:eastAsia="Times New Roman" w:hAnsi="Aptos"/>
-                <w:color w:val="0D0D0D" w:themeColor="text1" w:themeTint="F2"/>
-                <w:sz w:val="28"/>
-                <w:szCs w:val="28"/>
-                <w:lang w:val="en-GB"/>
-              </w:rPr>
-            </w:pPr>
-            <w:r>
-              <w:rPr>
-                <w:rFonts w:ascii="Aptos" w:eastAsia="Times New Roman" w:hAnsi="Aptos"/>
-                <w:color w:val="0D0D0D" w:themeColor="text1" w:themeTint="F2"/>
-                <w:sz w:val="28"/>
-                <w:szCs w:val="28"/>
+                <w:rFonts w:ascii="Arial" w:eastAsia="Arial" w:hAnsi="Arial"/>
+                <w:color w:val="000000"/>
+                <w:sz w:val="24"/>
+                <w:szCs w:val="24"/>
+                <w:lang w:val="en-GB"/>
+              </w:rPr>
+            </w:pPr>
+            <w:r>
+              <w:rPr>
+                <w:rFonts w:ascii="Arial" w:eastAsia="Arial" w:hAnsi="Arial"/>
+                <w:color w:val="000000"/>
+                <w:sz w:val="24"/>
+                <w:szCs w:val="24"/>
                 <w:lang w:val="en-GB"/>
               </w:rPr>
               <w:t>Description of any other turf management activities </w:t>
@@ -6176,7 +6210,7 @@
               <w:spacing w:line="240" w:lineRule="auto"/>
               <w:jc w:val="center"/>
               <w:rPr>
-                <w:rFonts w:ascii="Aptos" w:eastAsia="Times New Roman" w:hAnsi="Aptos"/>
+                <w:rFonts w:ascii="Arial" w:eastAsia="Arial" w:hAnsi="Arial"/>
                 <w:sz w:val="24"/>
                 <w:szCs w:val="24"/>
                 <w:lang w:val="en-GB"/>
@@ -6192,7 +6226,7 @@
     <w:p>
       <w:pPr>
         <w:rPr>
-          <w:rFonts w:ascii="Aptos" w:hAnsi="Aptos"/>
+          <w:rFonts w:ascii="Arial" w:hAnsi="Arial"/>
           <w:lang w:val="en-GB"/>
         </w:rPr>
       </w:pPr>
@@ -6202,23 +6236,23 @@
         <w:pStyle w:val="Heading2"/>
         <w:shd w:val="clear" w:color="auto" w:fill="3A4D2F"/>
         <w:rPr>
-          <w:rFonts w:ascii="Aptos" w:eastAsia="Times New Roman" w:hAnsi="Aptos"/>
+          <w:rFonts w:ascii="Arial" w:eastAsia="Arial" w:hAnsi="Arial"/>
           <w:b/>
           <w:bCs/>
           <w:color w:val="FFFFFF" w:themeColor="background1"/>
-          <w:sz w:val="28"/>
-          <w:szCs w:val="28"/>
+          <w:sz w:val="24"/>
+          <w:szCs w:val="24"/>
           <w:lang w:val="en-GB"/>
         </w:rPr>
       </w:pPr>
       <w:r>
         <w:rPr>
-          <w:rFonts w:ascii="Aptos" w:eastAsia="Times New Roman" w:hAnsi="Aptos"/>
+          <w:rFonts w:ascii="Arial" w:eastAsia="Arial" w:hAnsi="Arial"/>
           <w:b/>
           <w:bCs/>
           <w:color w:val="FFFFFF" w:themeColor="background1"/>
-          <w:sz w:val="28"/>
-          <w:szCs w:val="28"/>
+          <w:sz w:val="24"/>
+          <w:szCs w:val="24"/>
           <w:lang w:val="en-GB"/>
         </w:rPr>
         <w:t>H. Other risks identification</w:t>
@@ -6256,22 +6290,22 @@
               <w:spacing w:after="0" w:line="240" w:lineRule="auto"/>
               <w:jc w:val="center"/>
               <w:rPr>
-                <w:rFonts w:ascii="Aptos" w:eastAsia="Times New Roman" w:hAnsi="Aptos"/>
-                <w:b/>
-                <w:bCs/>
-                <w:color w:val="000000" w:themeColor="text1"/>
-                <w:sz w:val="28"/>
-                <w:szCs w:val="28"/>
-              </w:rPr>
-            </w:pPr>
-            <w:r>
-              <w:rPr>
-                <w:rFonts w:ascii="Aptos" w:eastAsia="Times New Roman" w:hAnsi="Aptos"/>
-                <w:b/>
-                <w:bCs/>
-                <w:color w:val="000000" w:themeColor="text1"/>
-                <w:sz w:val="28"/>
-                <w:szCs w:val="28"/>
+                <w:rFonts w:ascii="Arial" w:eastAsia="Arial" w:hAnsi="Arial"/>
+                <w:b/>
+                <w:bCs/>
+                <w:color w:val="000000"/>
+                <w:sz w:val="24"/>
+                <w:szCs w:val="24"/>
+              </w:rPr>
+            </w:pPr>
+            <w:r>
+              <w:rPr>
+                <w:rFonts w:ascii="Arial" w:eastAsia="Arial" w:hAnsi="Arial"/>
+                <w:b/>
+                <w:bCs/>
+                <w:color w:val="000000"/>
+                <w:sz w:val="24"/>
+                <w:szCs w:val="24"/>
               </w:rPr>
               <w:t>KEY ASPECT</w:t>
             </w:r>
@@ -6289,22 +6323,22 @@
               <w:spacing w:after="0" w:line="240" w:lineRule="auto"/>
               <w:jc w:val="center"/>
               <w:rPr>
-                <w:rFonts w:ascii="Aptos" w:eastAsia="Times New Roman" w:hAnsi="Aptos"/>
-                <w:b/>
-                <w:bCs/>
-                <w:color w:val="000000" w:themeColor="text1"/>
-                <w:sz w:val="28"/>
-                <w:szCs w:val="28"/>
-              </w:rPr>
-            </w:pPr>
-            <w:r>
-              <w:rPr>
-                <w:rFonts w:ascii="Aptos" w:eastAsia="Times New Roman" w:hAnsi="Aptos"/>
-                <w:b/>
-                <w:bCs/>
-                <w:color w:val="000000" w:themeColor="text1"/>
-                <w:sz w:val="28"/>
-                <w:szCs w:val="28"/>
+                <w:rFonts w:ascii="Arial" w:eastAsia="Arial" w:hAnsi="Arial"/>
+                <w:b/>
+                <w:bCs/>
+                <w:color w:val="000000"/>
+                <w:sz w:val="24"/>
+                <w:szCs w:val="24"/>
+              </w:rPr>
+            </w:pPr>
+            <w:r>
+              <w:rPr>
+                <w:rFonts w:ascii="Arial" w:eastAsia="Arial" w:hAnsi="Arial"/>
+                <w:b/>
+                <w:bCs/>
+                <w:color w:val="000000"/>
+                <w:sz w:val="24"/>
+                <w:szCs w:val="24"/>
               </w:rPr>
               <w:t>COMMENTS</w:t>
             </w:r>
@@ -6325,19 +6359,19 @@
               <w:pStyle w:val="Heading2"/>
               <w:spacing w:line="240" w:lineRule="auto"/>
               <w:rPr>
-                <w:rFonts w:ascii="Aptos" w:eastAsia="Times New Roman" w:hAnsi="Aptos"/>
-                <w:color w:val="0D0D0D" w:themeColor="text1" w:themeTint="F2"/>
-                <w:sz w:val="28"/>
-                <w:szCs w:val="28"/>
-                <w:lang w:val="en-GB"/>
-              </w:rPr>
-            </w:pPr>
-            <w:r>
-              <w:rPr>
-                <w:rFonts w:ascii="Aptos" w:eastAsia="Times New Roman" w:hAnsi="Aptos"/>
-                <w:color w:val="0D0D0D" w:themeColor="text1" w:themeTint="F2"/>
-                <w:sz w:val="28"/>
-                <w:szCs w:val="28"/>
+                <w:rFonts w:ascii="Arial" w:eastAsia="Arial" w:hAnsi="Arial"/>
+                <w:color w:val="000000"/>
+                <w:sz w:val="24"/>
+                <w:szCs w:val="24"/>
+                <w:lang w:val="en-GB"/>
+              </w:rPr>
+            </w:pPr>
+            <w:r>
+              <w:rPr>
+                <w:rFonts w:ascii="Arial" w:eastAsia="Arial" w:hAnsi="Arial"/>
+                <w:color w:val="000000"/>
+                <w:sz w:val="24"/>
+                <w:szCs w:val="24"/>
                 <w:lang w:val="en-GB"/>
               </w:rPr>
               <w:t>Additional points that may pose a risk to playability </w:t>
@@ -6356,7 +6390,7 @@
               <w:spacing w:line="240" w:lineRule="auto"/>
               <w:jc w:val="center"/>
               <w:rPr>
-                <w:rFonts w:ascii="Aptos" w:eastAsia="Times New Roman" w:hAnsi="Aptos"/>
+                <w:rFonts w:ascii="Arial" w:eastAsia="Arial" w:hAnsi="Arial"/>
                 <w:sz w:val="24"/>
                 <w:szCs w:val="24"/>
                 <w:lang w:val="en-GB"/>
@@ -6383,19 +6417,19 @@
               <w:pStyle w:val="Heading2"/>
               <w:spacing w:line="240" w:lineRule="auto"/>
               <w:rPr>
-                <w:rFonts w:ascii="Aptos" w:eastAsia="Times New Roman" w:hAnsi="Aptos"/>
-                <w:color w:val="0D0D0D" w:themeColor="text1" w:themeTint="F2"/>
-                <w:sz w:val="28"/>
-                <w:szCs w:val="28"/>
-                <w:lang w:val="en-GB"/>
-              </w:rPr>
-            </w:pPr>
-            <w:r>
-              <w:rPr>
-                <w:rFonts w:ascii="Aptos" w:eastAsia="Times New Roman" w:hAnsi="Aptos"/>
-                <w:color w:val="0D0D0D" w:themeColor="text1" w:themeTint="F2"/>
-                <w:sz w:val="28"/>
-                <w:szCs w:val="28"/>
+                <w:rFonts w:ascii="Arial" w:eastAsia="Arial" w:hAnsi="Arial"/>
+                <w:color w:val="000000"/>
+                <w:sz w:val="24"/>
+                <w:szCs w:val="24"/>
+                <w:lang w:val="en-GB"/>
+              </w:rPr>
+            </w:pPr>
+            <w:r>
+              <w:rPr>
+                <w:rFonts w:ascii="Arial" w:eastAsia="Arial" w:hAnsi="Arial"/>
+                <w:color w:val="000000"/>
+                <w:sz w:val="24"/>
+                <w:szCs w:val="24"/>
                 <w:lang w:val="en-GB"/>
               </w:rPr>
               <w:t>General comments on the playing surface or maintenance challenges</w:t>
@@ -6415,7 +6449,7 @@
               <w:spacing w:line="240" w:lineRule="auto"/>
               <w:jc w:val="center"/>
               <w:rPr>
-                <w:rFonts w:ascii="Aptos" w:eastAsia="Times New Roman" w:hAnsi="Aptos"/>
+                <w:rFonts w:ascii="Arial" w:eastAsia="Arial" w:hAnsi="Arial"/>
                 <w:sz w:val="24"/>
                 <w:szCs w:val="24"/>
                 <w:lang w:val="en-GB"/>
@@ -6434,7 +6468,7 @@
         <w:spacing w:line="240" w:lineRule="auto"/>
         <w:jc w:val="center"/>
         <w:rPr>
-          <w:rFonts w:ascii="Aptos" w:eastAsia="Times New Roman" w:hAnsi="Aptos"/>
+          <w:rFonts w:ascii="Arial" w:eastAsia="Arial" w:hAnsi="Arial"/>
           <w:sz w:val="24"/>
           <w:szCs w:val="24"/>
           <w:lang w:val="en-GB"/>
@@ -6559,22 +6593,22 @@
             <w:pPr>
               <w:jc w:val="center"/>
               <w:rPr>
-                <w:rFonts w:ascii="Aptos" w:eastAsia="Times New Roman" w:hAnsi="Aptos"/>
-                <w:b/>
-                <w:bCs/>
-                <w:color w:val="3A4D2F"/>
-                <w:sz w:val="22"/>
-                <w:szCs w:val="22"/>
-              </w:rPr>
-            </w:pPr>
-            <w:r>
-              <w:rPr>
-                <w:rFonts w:ascii="Aptos" w:eastAsia="Times New Roman" w:hAnsi="Aptos"/>
-                <w:b/>
-                <w:bCs/>
-                <w:color w:val="3A4D2F"/>
-                <w:sz w:val="22"/>
-                <w:szCs w:val="22"/>
+                <w:rFonts w:ascii="Arial" w:eastAsia="Arial" w:hAnsi="Arial"/>
+                <w:b/>
+                <w:bCs/>
+                <w:color w:val="000000"/>
+                <w:sz w:val="24"/>
+                <w:szCs w:val="24"/>
+              </w:rPr>
+            </w:pPr>
+            <w:r>
+              <w:rPr>
+                <w:rFonts w:ascii="Arial" w:eastAsia="Arial" w:hAnsi="Arial"/>
+                <w:b/>
+                <w:bCs/>
+                <w:color w:val="000000"/>
+                <w:sz w:val="24"/>
+                <w:szCs w:val="24"/>
               </w:rPr>
               <w:lastRenderedPageBreak/>
               <w:t>PARAMETER</w:t>
@@ -6597,22 +6631,22 @@
             <w:pPr>
               <w:jc w:val="center"/>
               <w:rPr>
-                <w:rFonts w:ascii="Aptos" w:eastAsia="Times New Roman" w:hAnsi="Aptos"/>
-                <w:b/>
-                <w:bCs/>
-                <w:color w:val="3A4D2F"/>
-                <w:sz w:val="22"/>
-                <w:szCs w:val="22"/>
-              </w:rPr>
-            </w:pPr>
-            <w:r>
-              <w:rPr>
-                <w:rFonts w:ascii="Aptos" w:eastAsia="Times New Roman" w:hAnsi="Aptos"/>
-                <w:b/>
-                <w:bCs/>
-                <w:color w:val="3A4D2F"/>
-                <w:sz w:val="22"/>
-                <w:szCs w:val="22"/>
+                <w:rFonts w:ascii="Arial" w:eastAsia="Arial" w:hAnsi="Arial"/>
+                <w:b/>
+                <w:bCs/>
+                <w:color w:val="000000"/>
+                <w:sz w:val="24"/>
+                <w:szCs w:val="24"/>
+              </w:rPr>
+            </w:pPr>
+            <w:r>
+              <w:rPr>
+                <w:rFonts w:ascii="Arial" w:eastAsia="Arial" w:hAnsi="Arial"/>
+                <w:b/>
+                <w:bCs/>
+                <w:color w:val="000000"/>
+                <w:sz w:val="24"/>
+                <w:szCs w:val="24"/>
               </w:rPr>
               <w:t>AVERAGE</w:t>
             </w:r>
@@ -6634,22 +6668,22 @@
             <w:pPr>
               <w:jc w:val="center"/>
               <w:rPr>
-                <w:rFonts w:ascii="Aptos" w:eastAsia="Times New Roman" w:hAnsi="Aptos"/>
-                <w:b/>
-                <w:bCs/>
-                <w:color w:val="3A4D2F"/>
-                <w:sz w:val="22"/>
-                <w:szCs w:val="22"/>
-              </w:rPr>
-            </w:pPr>
-            <w:r>
-              <w:rPr>
-                <w:rFonts w:ascii="Aptos" w:eastAsia="Times New Roman" w:hAnsi="Aptos"/>
-                <w:b/>
-                <w:bCs/>
-                <w:color w:val="3A4D2F"/>
-                <w:sz w:val="22"/>
-                <w:szCs w:val="22"/>
+                <w:rFonts w:ascii="Arial" w:eastAsia="Arial" w:hAnsi="Arial"/>
+                <w:b/>
+                <w:bCs/>
+                <w:color w:val="000000"/>
+                <w:sz w:val="24"/>
+                <w:szCs w:val="24"/>
+              </w:rPr>
+            </w:pPr>
+            <w:r>
+              <w:rPr>
+                <w:rFonts w:ascii="Arial" w:eastAsia="Arial" w:hAnsi="Arial"/>
+                <w:b/>
+                <w:bCs/>
+                <w:color w:val="000000"/>
+                <w:sz w:val="24"/>
+                <w:szCs w:val="24"/>
               </w:rPr>
               <w:t>MAX Relative VARIANCE (%)</w:t>
             </w:r>
@@ -6671,22 +6705,22 @@
             <w:pPr>
               <w:jc w:val="center"/>
               <w:rPr>
-                <w:rFonts w:ascii="Aptos" w:eastAsia="Times New Roman" w:hAnsi="Aptos"/>
-                <w:b/>
-                <w:bCs/>
-                <w:color w:val="3A4D2F"/>
-                <w:sz w:val="22"/>
-                <w:szCs w:val="22"/>
-              </w:rPr>
-            </w:pPr>
-            <w:r>
-              <w:rPr>
-                <w:rFonts w:ascii="Aptos" w:eastAsia="Times New Roman" w:hAnsi="Aptos"/>
-                <w:b/>
-                <w:bCs/>
-                <w:color w:val="3A4D2F"/>
-                <w:sz w:val="22"/>
-                <w:szCs w:val="22"/>
+                <w:rFonts w:ascii="Arial" w:eastAsia="Arial" w:hAnsi="Arial"/>
+                <w:b/>
+                <w:bCs/>
+                <w:color w:val="000000"/>
+                <w:sz w:val="24"/>
+                <w:szCs w:val="24"/>
+              </w:rPr>
+            </w:pPr>
+            <w:r>
+              <w:rPr>
+                <w:rFonts w:ascii="Arial" w:eastAsia="Arial" w:hAnsi="Arial"/>
+                <w:b/>
+                <w:bCs/>
+                <w:color w:val="000000"/>
+                <w:sz w:val="24"/>
+                <w:szCs w:val="24"/>
               </w:rPr>
               <w:t>COMMENTS</w:t>
             </w:r>
@@ -6712,17 +6746,17 @@
             <w:pPr>
               <w:pStyle w:val="Heading2"/>
               <w:rPr>
-                <w:rFonts w:ascii="Aptos" w:eastAsia="Times New Roman" w:hAnsi="Aptos"/>
-                <w:color w:val="0D0D0D" w:themeColor="text1" w:themeTint="F2"/>
-                <w:sz w:val="24"/>
-                <w:szCs w:val="24"/>
-                <w:lang w:val="en-GB"/>
-              </w:rPr>
-            </w:pPr>
-            <w:r>
-              <w:rPr>
-                <w:rFonts w:ascii="Aptos" w:eastAsia="Times New Roman" w:hAnsi="Aptos"/>
-                <w:color w:val="0D0D0D" w:themeColor="text1" w:themeTint="F2"/>
+                <w:rFonts w:ascii="Arial" w:eastAsia="Arial" w:hAnsi="Arial"/>
+                <w:color w:val="000000"/>
+                <w:sz w:val="24"/>
+                <w:szCs w:val="24"/>
+                <w:lang w:val="en-GB"/>
+              </w:rPr>
+            </w:pPr>
+            <w:r>
+              <w:rPr>
+                <w:rFonts w:ascii="Arial" w:eastAsia="Arial" w:hAnsi="Arial"/>
+                <w:color w:val="000000"/>
                 <w:sz w:val="24"/>
                 <w:szCs w:val="24"/>
                 <w:lang w:val="en-GB"/>
@@ -6747,7 +6781,7 @@
               <w:pStyle w:val="Heading2"/>
               <w:jc w:val="center"/>
               <w:rPr>
-                <w:rFonts w:ascii="Aptos" w:eastAsia="Times New Roman" w:hAnsi="Aptos"/>
+                <w:rFonts w:ascii="Arial" w:eastAsia="Arial" w:hAnsi="Arial"/>
                 <w:sz w:val="24"/>
                 <w:szCs w:val="24"/>
                 <w:lang w:val="en-GB"/>
@@ -6774,7 +6808,7 @@
               <w:pStyle w:val="Heading2"/>
               <w:jc w:val="center"/>
               <w:rPr>
-                <w:rFonts w:ascii="Aptos" w:eastAsia="Times New Roman" w:hAnsi="Aptos"/>
+                <w:rFonts w:ascii="Arial" w:eastAsia="Arial" w:hAnsi="Arial"/>
                 <w:sz w:val="24"/>
                 <w:szCs w:val="24"/>
                 <w:lang w:val="en-GB"/>
@@ -6801,9 +6835,9 @@
               <w:pStyle w:val="Heading2"/>
               <w:jc w:val="center"/>
               <w:rPr>
-                <w:rFonts w:ascii="Aptos" w:eastAsia="Times New Roman" w:hAnsi="Aptos"/>
-                <w:sz w:val="20"/>
-                <w:szCs w:val="20"/>
+                <w:rFonts w:ascii="Arial" w:eastAsia="Arial" w:hAnsi="Arial"/>
+                <w:sz w:val="24"/>
+                <w:szCs w:val="24"/>
                 <w:lang w:val="en-GB"/>
               </w:rPr>
             </w:pPr>
@@ -6832,17 +6866,17 @@
             <w:pPr>
               <w:pStyle w:val="Heading2"/>
               <w:rPr>
-                <w:rFonts w:ascii="Aptos" w:eastAsia="Times New Roman" w:hAnsi="Aptos"/>
-                <w:color w:val="0D0D0D" w:themeColor="text1" w:themeTint="F2"/>
-                <w:sz w:val="24"/>
-                <w:szCs w:val="24"/>
-                <w:lang w:val="en-GB"/>
-              </w:rPr>
-            </w:pPr>
-            <w:r>
-              <w:rPr>
-                <w:rFonts w:ascii="Aptos" w:eastAsia="Times New Roman" w:hAnsi="Aptos"/>
-                <w:color w:val="0D0D0D" w:themeColor="text1" w:themeTint="F2"/>
+                <w:rFonts w:ascii="Arial" w:eastAsia="Arial" w:hAnsi="Arial"/>
+                <w:color w:val="000000"/>
+                <w:sz w:val="24"/>
+                <w:szCs w:val="24"/>
+                <w:lang w:val="en-GB"/>
+              </w:rPr>
+            </w:pPr>
+            <w:r>
+              <w:rPr>
+                <w:rFonts w:ascii="Arial" w:eastAsia="Arial" w:hAnsi="Arial"/>
+                <w:color w:val="000000"/>
                 <w:sz w:val="24"/>
                 <w:szCs w:val="24"/>
                 <w:lang w:val="en-GB"/>
@@ -6867,7 +6901,7 @@
               <w:pStyle w:val="Heading2"/>
               <w:jc w:val="center"/>
               <w:rPr>
-                <w:rFonts w:ascii="Aptos" w:eastAsia="Times New Roman" w:hAnsi="Aptos"/>
+                <w:rFonts w:ascii="Arial" w:eastAsia="Arial" w:hAnsi="Arial"/>
                 <w:sz w:val="24"/>
                 <w:szCs w:val="24"/>
                 <w:lang w:val="en-GB"/>
@@ -6894,7 +6928,7 @@
               <w:pStyle w:val="Heading2"/>
               <w:jc w:val="center"/>
               <w:rPr>
-                <w:rFonts w:ascii="Aptos" w:eastAsia="Times New Roman" w:hAnsi="Aptos"/>
+                <w:rFonts w:ascii="Arial" w:eastAsia="Arial" w:hAnsi="Arial"/>
                 <w:sz w:val="24"/>
                 <w:szCs w:val="24"/>
                 <w:lang w:val="en-GB"/>
@@ -6921,9 +6955,9 @@
               <w:pStyle w:val="Heading2"/>
               <w:jc w:val="center"/>
               <w:rPr>
-                <w:rFonts w:ascii="Aptos" w:eastAsia="Times New Roman" w:hAnsi="Aptos"/>
-                <w:sz w:val="20"/>
-                <w:szCs w:val="20"/>
+                <w:rFonts w:ascii="Arial" w:eastAsia="Arial" w:hAnsi="Arial"/>
+                <w:sz w:val="24"/>
+                <w:szCs w:val="24"/>
                 <w:lang w:val="en-GB"/>
               </w:rPr>
             </w:pPr>
@@ -6952,17 +6986,17 @@
             <w:pPr>
               <w:pStyle w:val="Heading2"/>
               <w:rPr>
-                <w:rFonts w:ascii="Aptos" w:eastAsia="Times New Roman" w:hAnsi="Aptos"/>
-                <w:color w:val="0D0D0D" w:themeColor="text1" w:themeTint="F2"/>
-                <w:sz w:val="24"/>
-                <w:szCs w:val="24"/>
-                <w:lang w:val="en-GB"/>
-              </w:rPr>
-            </w:pPr>
-            <w:r>
-              <w:rPr>
-                <w:rFonts w:ascii="Aptos" w:eastAsia="Times New Roman" w:hAnsi="Aptos"/>
-                <w:color w:val="0D0D0D" w:themeColor="text1" w:themeTint="F2"/>
+                <w:rFonts w:ascii="Arial" w:eastAsia="Arial" w:hAnsi="Arial"/>
+                <w:color w:val="000000"/>
+                <w:sz w:val="24"/>
+                <w:szCs w:val="24"/>
+                <w:lang w:val="en-GB"/>
+              </w:rPr>
+            </w:pPr>
+            <w:r>
+              <w:rPr>
+                <w:rFonts w:ascii="Arial" w:eastAsia="Arial" w:hAnsi="Arial"/>
+                <w:color w:val="000000"/>
                 <w:sz w:val="24"/>
                 <w:szCs w:val="24"/>
                 <w:lang w:val="en-GB"/>
@@ -6987,7 +7021,7 @@
               <w:pStyle w:val="Heading2"/>
               <w:jc w:val="center"/>
               <w:rPr>
-                <w:rFonts w:ascii="Aptos" w:eastAsia="Times New Roman" w:hAnsi="Aptos"/>
+                <w:rFonts w:ascii="Arial" w:eastAsia="Arial" w:hAnsi="Arial"/>
                 <w:sz w:val="24"/>
                 <w:szCs w:val="24"/>
                 <w:lang w:val="en-GB"/>
@@ -7014,7 +7048,7 @@
               <w:pStyle w:val="Heading2"/>
               <w:jc w:val="center"/>
               <w:rPr>
-                <w:rFonts w:ascii="Aptos" w:eastAsia="Times New Roman" w:hAnsi="Aptos"/>
+                <w:rFonts w:ascii="Arial" w:eastAsia="Arial" w:hAnsi="Arial"/>
                 <w:sz w:val="24"/>
                 <w:szCs w:val="24"/>
                 <w:lang w:val="en-GB"/>
@@ -7041,9 +7075,9 @@
               <w:pStyle w:val="Heading2"/>
               <w:jc w:val="center"/>
               <w:rPr>
-                <w:rFonts w:ascii="Aptos" w:eastAsia="Times New Roman" w:hAnsi="Aptos"/>
-                <w:sz w:val="20"/>
-                <w:szCs w:val="20"/>
+                <w:rFonts w:ascii="Arial" w:eastAsia="Arial" w:hAnsi="Arial"/>
+                <w:sz w:val="24"/>
+                <w:szCs w:val="24"/>
                 <w:lang w:val="en-GB"/>
               </w:rPr>
             </w:pPr>
@@ -7072,17 +7106,17 @@
             <w:pPr>
               <w:pStyle w:val="Heading2"/>
               <w:rPr>
-                <w:rFonts w:ascii="Aptos" w:eastAsia="Times New Roman" w:hAnsi="Aptos"/>
-                <w:color w:val="0D0D0D" w:themeColor="text1" w:themeTint="F2"/>
-                <w:sz w:val="24"/>
-                <w:szCs w:val="24"/>
-                <w:lang w:val="en-GB"/>
-              </w:rPr>
-            </w:pPr>
-            <w:r>
-              <w:rPr>
-                <w:rFonts w:ascii="Aptos" w:eastAsia="Times New Roman" w:hAnsi="Aptos"/>
-                <w:color w:val="0D0D0D" w:themeColor="text1" w:themeTint="F2"/>
+                <w:rFonts w:ascii="Arial" w:eastAsia="Arial" w:hAnsi="Arial"/>
+                <w:color w:val="000000"/>
+                <w:sz w:val="24"/>
+                <w:szCs w:val="24"/>
+                <w:lang w:val="en-GB"/>
+              </w:rPr>
+            </w:pPr>
+            <w:r>
+              <w:rPr>
+                <w:rFonts w:ascii="Arial" w:eastAsia="Arial" w:hAnsi="Arial"/>
+                <w:color w:val="000000"/>
                 <w:sz w:val="24"/>
                 <w:szCs w:val="24"/>
                 <w:lang w:val="en-GB"/>
@@ -7107,7 +7141,7 @@
               <w:pStyle w:val="Heading2"/>
               <w:jc w:val="center"/>
               <w:rPr>
-                <w:rFonts w:ascii="Aptos" w:eastAsia="Times New Roman" w:hAnsi="Aptos"/>
+                <w:rFonts w:ascii="Arial" w:eastAsia="Arial" w:hAnsi="Arial"/>
                 <w:sz w:val="24"/>
                 <w:szCs w:val="24"/>
                 <w:lang w:val="en-GB"/>
@@ -7134,7 +7168,7 @@
               <w:pStyle w:val="Heading2"/>
               <w:jc w:val="center"/>
               <w:rPr>
-                <w:rFonts w:ascii="Aptos" w:eastAsia="Times New Roman" w:hAnsi="Aptos"/>
+                <w:rFonts w:ascii="Arial" w:eastAsia="Arial" w:hAnsi="Arial"/>
                 <w:sz w:val="24"/>
                 <w:szCs w:val="24"/>
                 <w:lang w:val="en-GB"/>
@@ -7161,9 +7195,9 @@
               <w:pStyle w:val="Heading2"/>
               <w:jc w:val="center"/>
               <w:rPr>
-                <w:rFonts w:ascii="Aptos" w:eastAsia="Times New Roman" w:hAnsi="Aptos"/>
-                <w:sz w:val="20"/>
-                <w:szCs w:val="20"/>
+                <w:rFonts w:ascii="Arial" w:eastAsia="Arial" w:hAnsi="Arial"/>
+                <w:sz w:val="24"/>
+                <w:szCs w:val="24"/>
                 <w:lang w:val="en-GB"/>
               </w:rPr>
             </w:pPr>
@@ -7192,17 +7226,17 @@
             <w:pPr>
               <w:pStyle w:val="Heading2"/>
               <w:rPr>
-                <w:rFonts w:ascii="Aptos" w:eastAsia="Times New Roman" w:hAnsi="Aptos"/>
-                <w:color w:val="0D0D0D" w:themeColor="text1" w:themeTint="F2"/>
-                <w:sz w:val="24"/>
-                <w:szCs w:val="24"/>
-                <w:lang w:val="en-GB"/>
-              </w:rPr>
-            </w:pPr>
-            <w:r>
-              <w:rPr>
-                <w:rFonts w:ascii="Aptos" w:eastAsia="Times New Roman" w:hAnsi="Aptos"/>
-                <w:color w:val="0D0D0D" w:themeColor="text1" w:themeTint="F2"/>
+                <w:rFonts w:ascii="Arial" w:eastAsia="Arial" w:hAnsi="Arial"/>
+                <w:color w:val="000000"/>
+                <w:sz w:val="24"/>
+                <w:szCs w:val="24"/>
+                <w:lang w:val="en-GB"/>
+              </w:rPr>
+            </w:pPr>
+            <w:r>
+              <w:rPr>
+                <w:rFonts w:ascii="Arial" w:eastAsia="Arial" w:hAnsi="Arial"/>
+                <w:color w:val="000000"/>
                 <w:sz w:val="24"/>
                 <w:szCs w:val="24"/>
                 <w:lang w:val="en-GB"/>
@@ -7227,7 +7261,7 @@
               <w:pStyle w:val="Heading2"/>
               <w:jc w:val="center"/>
               <w:rPr>
-                <w:rFonts w:ascii="Aptos" w:eastAsia="Times New Roman" w:hAnsi="Aptos"/>
+                <w:rFonts w:ascii="Arial" w:eastAsia="Arial" w:hAnsi="Arial"/>
                 <w:sz w:val="24"/>
                 <w:szCs w:val="24"/>
                 <w:lang w:val="en-GB"/>
@@ -7254,7 +7288,7 @@
               <w:pStyle w:val="Heading2"/>
               <w:jc w:val="center"/>
               <w:rPr>
-                <w:rFonts w:ascii="Aptos" w:eastAsia="Times New Roman" w:hAnsi="Aptos"/>
+                <w:rFonts w:ascii="Arial" w:eastAsia="Arial" w:hAnsi="Arial"/>
                 <w:sz w:val="24"/>
                 <w:szCs w:val="24"/>
                 <w:lang w:val="en-GB"/>
@@ -7281,9 +7315,9 @@
               <w:pStyle w:val="Heading2"/>
               <w:jc w:val="center"/>
               <w:rPr>
-                <w:rFonts w:ascii="Aptos" w:eastAsia="Times New Roman" w:hAnsi="Aptos"/>
-                <w:sz w:val="20"/>
-                <w:szCs w:val="20"/>
+                <w:rFonts w:ascii="Arial" w:eastAsia="Arial" w:hAnsi="Arial"/>
+                <w:sz w:val="24"/>
+                <w:szCs w:val="24"/>
                 <w:lang w:val="en-GB"/>
               </w:rPr>
             </w:pPr>
@@ -7312,17 +7346,17 @@
             <w:pPr>
               <w:pStyle w:val="Heading2"/>
               <w:rPr>
-                <w:rFonts w:ascii="Aptos" w:eastAsia="Times New Roman" w:hAnsi="Aptos"/>
-                <w:color w:val="0D0D0D" w:themeColor="text1" w:themeTint="F2"/>
-                <w:sz w:val="24"/>
-                <w:szCs w:val="24"/>
-                <w:lang w:val="en-GB"/>
-              </w:rPr>
-            </w:pPr>
-            <w:r>
-              <w:rPr>
-                <w:rFonts w:ascii="Aptos" w:eastAsia="Times New Roman" w:hAnsi="Aptos"/>
-                <w:color w:val="0D0D0D" w:themeColor="text1" w:themeTint="F2"/>
+                <w:rFonts w:ascii="Arial" w:eastAsia="Arial" w:hAnsi="Arial"/>
+                <w:color w:val="000000"/>
+                <w:sz w:val="24"/>
+                <w:szCs w:val="24"/>
+                <w:lang w:val="en-GB"/>
+              </w:rPr>
+            </w:pPr>
+            <w:r>
+              <w:rPr>
+                <w:rFonts w:ascii="Arial" w:eastAsia="Arial" w:hAnsi="Arial"/>
+                <w:color w:val="000000"/>
                 <w:sz w:val="24"/>
                 <w:szCs w:val="24"/>
                 <w:lang w:val="en-GB"/>
@@ -7347,7 +7381,7 @@
               <w:pStyle w:val="Heading2"/>
               <w:jc w:val="center"/>
               <w:rPr>
-                <w:rFonts w:ascii="Aptos" w:eastAsia="Times New Roman" w:hAnsi="Aptos"/>
+                <w:rFonts w:ascii="Arial" w:eastAsia="Arial" w:hAnsi="Arial"/>
                 <w:sz w:val="24"/>
                 <w:szCs w:val="24"/>
                 <w:lang w:val="en-GB"/>
@@ -7374,7 +7408,7 @@
               <w:pStyle w:val="Heading2"/>
               <w:jc w:val="center"/>
               <w:rPr>
-                <w:rFonts w:ascii="Aptos" w:eastAsia="Times New Roman" w:hAnsi="Aptos"/>
+                <w:rFonts w:ascii="Arial" w:eastAsia="Arial" w:hAnsi="Arial"/>
                 <w:sz w:val="24"/>
                 <w:szCs w:val="24"/>
                 <w:lang w:val="en-GB"/>
@@ -7429,17 +7463,17 @@
             <w:pPr>
               <w:pStyle w:val="Heading2"/>
               <w:rPr>
-                <w:rFonts w:ascii="Aptos" w:eastAsia="Times New Roman" w:hAnsi="Aptos"/>
-                <w:color w:val="0D0D0D" w:themeColor="text1" w:themeTint="F2"/>
-                <w:sz w:val="24"/>
-                <w:szCs w:val="24"/>
-                <w:lang w:val="en-GB"/>
-              </w:rPr>
-            </w:pPr>
-            <w:r>
-              <w:rPr>
-                <w:rFonts w:ascii="Aptos" w:eastAsia="Times New Roman" w:hAnsi="Aptos"/>
-                <w:color w:val="0D0D0D" w:themeColor="text1" w:themeTint="F2"/>
+                <w:rFonts w:ascii="Arial" w:eastAsia="Arial" w:hAnsi="Arial"/>
+                <w:color w:val="000000"/>
+                <w:sz w:val="24"/>
+                <w:szCs w:val="24"/>
+                <w:lang w:val="en-GB"/>
+              </w:rPr>
+            </w:pPr>
+            <w:r>
+              <w:rPr>
+                <w:rFonts w:ascii="Arial" w:eastAsia="Arial" w:hAnsi="Arial"/>
+                <w:color w:val="000000"/>
                 <w:sz w:val="24"/>
                 <w:szCs w:val="24"/>
                 <w:lang w:val="en-GB"/>
@@ -7464,7 +7498,7 @@
               <w:pStyle w:val="Heading2"/>
               <w:jc w:val="center"/>
               <w:rPr>
-                <w:rFonts w:ascii="Aptos" w:eastAsia="Times New Roman" w:hAnsi="Aptos"/>
+                <w:rFonts w:ascii="Arial" w:eastAsia="Arial" w:hAnsi="Arial"/>
                 <w:sz w:val="24"/>
                 <w:szCs w:val="24"/>
                 <w:lang w:val="en-GB"/>
@@ -7491,7 +7525,7 @@
               <w:pStyle w:val="Heading2"/>
               <w:jc w:val="center"/>
               <w:rPr>
-                <w:rFonts w:ascii="Aptos" w:eastAsia="Times New Roman" w:hAnsi="Aptos"/>
+                <w:rFonts w:ascii="Arial" w:eastAsia="Arial" w:hAnsi="Arial"/>
                 <w:sz w:val="24"/>
                 <w:szCs w:val="24"/>
                 <w:lang w:val="en-GB"/>
@@ -7518,9 +7552,9 @@
               <w:pStyle w:val="Heading2"/>
               <w:jc w:val="center"/>
               <w:rPr>
-                <w:rFonts w:ascii="Aptos" w:eastAsia="Times New Roman" w:hAnsi="Aptos"/>
-                <w:sz w:val="20"/>
-                <w:szCs w:val="20"/>
+                <w:rFonts w:ascii="Arial" w:eastAsia="Arial" w:hAnsi="Arial"/>
+                <w:sz w:val="24"/>
+                <w:szCs w:val="24"/>
                 <w:lang w:val="en-GB"/>
               </w:rPr>
             </w:pPr>
@@ -7549,17 +7583,17 @@
             <w:pPr>
               <w:pStyle w:val="Heading2"/>
               <w:rPr>
-                <w:rFonts w:ascii="Aptos" w:eastAsia="Times New Roman" w:hAnsi="Aptos"/>
-                <w:color w:val="0D0D0D" w:themeColor="text1" w:themeTint="F2"/>
-                <w:sz w:val="24"/>
-                <w:szCs w:val="24"/>
-                <w:lang w:val="en-GB"/>
-              </w:rPr>
-            </w:pPr>
-            <w:r>
-              <w:rPr>
-                <w:rFonts w:ascii="Aptos" w:eastAsia="Times New Roman" w:hAnsi="Aptos"/>
-                <w:color w:val="0D0D0D" w:themeColor="text1" w:themeTint="F2"/>
+                <w:rFonts w:ascii="Arial" w:eastAsia="Arial" w:hAnsi="Arial"/>
+                <w:color w:val="000000"/>
+                <w:sz w:val="24"/>
+                <w:szCs w:val="24"/>
+                <w:lang w:val="en-GB"/>
+              </w:rPr>
+            </w:pPr>
+            <w:r>
+              <w:rPr>
+                <w:rFonts w:ascii="Arial" w:eastAsia="Arial" w:hAnsi="Arial"/>
+                <w:color w:val="000000"/>
                 <w:sz w:val="24"/>
                 <w:szCs w:val="24"/>
                 <w:lang w:val="en-GB"/>
@@ -7584,7 +7618,7 @@
               <w:pStyle w:val="Heading2"/>
               <w:jc w:val="center"/>
               <w:rPr>
-                <w:rFonts w:ascii="Aptos" w:eastAsia="Times New Roman" w:hAnsi="Aptos"/>
+                <w:rFonts w:ascii="Arial" w:eastAsia="Arial" w:hAnsi="Arial"/>
                 <w:sz w:val="24"/>
                 <w:szCs w:val="24"/>
                 <w:lang w:val="en-GB"/>
@@ -7611,7 +7645,7 @@
               <w:pStyle w:val="Heading2"/>
               <w:jc w:val="center"/>
               <w:rPr>
-                <w:rFonts w:ascii="Aptos" w:eastAsia="Times New Roman" w:hAnsi="Aptos"/>
+                <w:rFonts w:ascii="Arial" w:eastAsia="Arial" w:hAnsi="Arial"/>
                 <w:sz w:val="24"/>
                 <w:szCs w:val="24"/>
                 <w:lang w:val="en-GB"/>
@@ -7638,9 +7672,9 @@
               <w:pStyle w:val="Heading2"/>
               <w:jc w:val="center"/>
               <w:rPr>
-                <w:rFonts w:ascii="Aptos" w:eastAsia="Times New Roman" w:hAnsi="Aptos"/>
-                <w:sz w:val="20"/>
-                <w:szCs w:val="20"/>
+                <w:rFonts w:ascii="Arial" w:eastAsia="Arial" w:hAnsi="Arial"/>
+                <w:sz w:val="24"/>
+                <w:szCs w:val="24"/>
                 <w:lang w:val="en-GB"/>
               </w:rPr>
             </w:pPr>
@@ -7669,17 +7703,17 @@
             <w:pPr>
               <w:pStyle w:val="Heading2"/>
               <w:rPr>
-                <w:rFonts w:ascii="Aptos" w:eastAsia="Times New Roman" w:hAnsi="Aptos"/>
-                <w:color w:val="0D0D0D" w:themeColor="text1" w:themeTint="F2"/>
-                <w:sz w:val="24"/>
-                <w:szCs w:val="24"/>
-                <w:lang w:val="en-GB"/>
-              </w:rPr>
-            </w:pPr>
-            <w:r>
-              <w:rPr>
-                <w:rFonts w:ascii="Aptos" w:eastAsia="Times New Roman" w:hAnsi="Aptos"/>
-                <w:color w:val="0D0D0D" w:themeColor="text1" w:themeTint="F2"/>
+                <w:rFonts w:ascii="Arial" w:eastAsia="Arial" w:hAnsi="Arial"/>
+                <w:color w:val="000000"/>
+                <w:sz w:val="24"/>
+                <w:szCs w:val="24"/>
+                <w:lang w:val="en-GB"/>
+              </w:rPr>
+            </w:pPr>
+            <w:r>
+              <w:rPr>
+                <w:rFonts w:ascii="Arial" w:eastAsia="Arial" w:hAnsi="Arial"/>
+                <w:color w:val="000000"/>
                 <w:sz w:val="24"/>
                 <w:szCs w:val="24"/>
                 <w:lang w:val="en-GB"/>
@@ -7695,7 +7729,7 @@
             </w:pPr>
             <w:r>
               <w:rPr>
-                <w:color w:val="000000" w:themeColor="text1"/>
+                <w:color w:val="000000"/>
                 <w:lang w:val="en-GB"/>
               </w:rPr>
               <w:t>19 mm stud</w:t>
@@ -7718,7 +7752,7 @@
               <w:pStyle w:val="Heading2"/>
               <w:jc w:val="center"/>
               <w:rPr>
-                <w:rFonts w:ascii="Aptos" w:eastAsia="Times New Roman" w:hAnsi="Aptos"/>
+                <w:rFonts w:ascii="Arial" w:eastAsia="Arial" w:hAnsi="Arial"/>
                 <w:sz w:val="24"/>
                 <w:szCs w:val="24"/>
                 <w:lang w:val="en-GB"/>
@@ -7745,7 +7779,7 @@
               <w:pStyle w:val="Heading2"/>
               <w:jc w:val="center"/>
               <w:rPr>
-                <w:rFonts w:ascii="Aptos" w:eastAsia="Times New Roman" w:hAnsi="Aptos"/>
+                <w:rFonts w:ascii="Arial" w:eastAsia="Arial" w:hAnsi="Arial"/>
                 <w:sz w:val="24"/>
                 <w:szCs w:val="24"/>
                 <w:lang w:val="en-GB"/>
@@ -7772,9 +7806,9 @@
               <w:pStyle w:val="Heading2"/>
               <w:jc w:val="center"/>
               <w:rPr>
-                <w:rFonts w:ascii="Aptos" w:eastAsia="Times New Roman" w:hAnsi="Aptos"/>
-                <w:sz w:val="20"/>
-                <w:szCs w:val="20"/>
+                <w:rFonts w:ascii="Arial" w:eastAsia="Arial" w:hAnsi="Arial"/>
+                <w:sz w:val="24"/>
+                <w:szCs w:val="24"/>
                 <w:lang w:val="en-GB"/>
               </w:rPr>
             </w:pPr>
@@ -7803,17 +7837,17 @@
             <w:pPr>
               <w:pStyle w:val="Heading2"/>
               <w:rPr>
-                <w:rFonts w:ascii="Aptos" w:eastAsia="Times New Roman" w:hAnsi="Aptos"/>
-                <w:color w:val="0D0D0D" w:themeColor="text1" w:themeTint="F2"/>
-                <w:sz w:val="24"/>
-                <w:szCs w:val="24"/>
-                <w:lang w:val="en-GB"/>
-              </w:rPr>
-            </w:pPr>
-            <w:r>
-              <w:rPr>
-                <w:rFonts w:ascii="Aptos" w:eastAsia="Times New Roman" w:hAnsi="Aptos"/>
-                <w:color w:val="0D0D0D" w:themeColor="text1" w:themeTint="F2"/>
+                <w:rFonts w:ascii="Arial" w:eastAsia="Arial" w:hAnsi="Arial"/>
+                <w:color w:val="000000"/>
+                <w:sz w:val="24"/>
+                <w:szCs w:val="24"/>
+                <w:lang w:val="en-GB"/>
+              </w:rPr>
+            </w:pPr>
+            <w:r>
+              <w:rPr>
+                <w:rFonts w:ascii="Arial" w:eastAsia="Arial" w:hAnsi="Arial"/>
+                <w:color w:val="000000"/>
                 <w:sz w:val="24"/>
                 <w:szCs w:val="24"/>
                 <w:lang w:val="en-GB"/>
@@ -7838,7 +7872,7 @@
               <w:pStyle w:val="Heading2"/>
               <w:jc w:val="center"/>
               <w:rPr>
-                <w:rFonts w:ascii="Aptos" w:eastAsia="Times New Roman" w:hAnsi="Aptos"/>
+                <w:rFonts w:ascii="Arial" w:eastAsia="Arial" w:hAnsi="Arial"/>
                 <w:sz w:val="24"/>
                 <w:szCs w:val="24"/>
                 <w:lang w:val="en-GB"/>
@@ -7865,7 +7899,7 @@
               <w:pStyle w:val="Heading2"/>
               <w:jc w:val="center"/>
               <w:rPr>
-                <w:rFonts w:ascii="Aptos" w:eastAsia="Times New Roman" w:hAnsi="Aptos"/>
+                <w:rFonts w:ascii="Arial" w:eastAsia="Arial" w:hAnsi="Arial"/>
                 <w:sz w:val="24"/>
                 <w:szCs w:val="24"/>
                 <w:lang w:val="en-GB"/>
@@ -7890,8 +7924,8 @@
           <w:p>
             <w:pPr>
               <w:rPr>
-                <w:sz w:val="20"/>
-                <w:szCs w:val="20"/>
+                <w:sz w:val="24"/>
+                <w:szCs w:val="24"/>
                 <w:lang w:val="en-GB"/>
               </w:rPr>
             </w:pPr>
@@ -7920,17 +7954,17 @@
             <w:pPr>
               <w:pStyle w:val="Heading2"/>
               <w:rPr>
-                <w:rFonts w:ascii="Aptos" w:eastAsia="Times New Roman" w:hAnsi="Aptos"/>
-                <w:color w:val="0D0D0D" w:themeColor="text1" w:themeTint="F2"/>
-                <w:sz w:val="24"/>
-                <w:szCs w:val="24"/>
-                <w:lang w:val="en-GB"/>
-              </w:rPr>
-            </w:pPr>
-            <w:r>
-              <w:rPr>
-                <w:rFonts w:ascii="Aptos" w:eastAsia="Times New Roman" w:hAnsi="Aptos"/>
-                <w:color w:val="0D0D0D" w:themeColor="text1" w:themeTint="F2"/>
+                <w:rFonts w:ascii="Arial" w:eastAsia="Arial" w:hAnsi="Arial"/>
+                <w:color w:val="000000"/>
+                <w:sz w:val="24"/>
+                <w:szCs w:val="24"/>
+                <w:lang w:val="en-GB"/>
+              </w:rPr>
+            </w:pPr>
+            <w:r>
+              <w:rPr>
+                <w:rFonts w:ascii="Arial" w:eastAsia="Arial" w:hAnsi="Arial"/>
+                <w:color w:val="000000"/>
                 <w:sz w:val="24"/>
                 <w:szCs w:val="24"/>
                 <w:lang w:val="en-GB"/>
@@ -7955,7 +7989,7 @@
               <w:pStyle w:val="Heading2"/>
               <w:jc w:val="center"/>
               <w:rPr>
-                <w:rFonts w:ascii="Aptos" w:eastAsia="Times New Roman" w:hAnsi="Aptos"/>
+                <w:rFonts w:ascii="Arial" w:eastAsia="Arial" w:hAnsi="Arial"/>
                 <w:sz w:val="24"/>
                 <w:szCs w:val="24"/>
                 <w:lang w:val="en-GB"/>
@@ -7982,7 +8016,7 @@
               <w:pStyle w:val="Heading2"/>
               <w:jc w:val="center"/>
               <w:rPr>
-                <w:rFonts w:ascii="Aptos" w:eastAsia="Times New Roman" w:hAnsi="Aptos"/>
+                <w:rFonts w:ascii="Arial" w:eastAsia="Arial" w:hAnsi="Arial"/>
                 <w:sz w:val="24"/>
                 <w:szCs w:val="24"/>
                 <w:lang w:val="en-GB"/>
@@ -8007,8 +8041,8 @@
           <w:p>
             <w:pPr>
               <w:rPr>
-                <w:sz w:val="20"/>
-                <w:szCs w:val="20"/>
+                <w:sz w:val="24"/>
+                <w:szCs w:val="24"/>
                 <w:lang w:val="en-GB"/>
               </w:rPr>
             </w:pPr>
@@ -8024,59 +8058,59 @@
         <w:pStyle w:val="Heading2"/>
         <w:shd w:val="clear" w:color="auto" w:fill="3A4D2F"/>
         <w:rPr>
-          <w:rFonts w:ascii="Aptos" w:eastAsia="Times New Roman" w:hAnsi="Aptos"/>
+          <w:rFonts w:ascii="Arial" w:eastAsia="Arial" w:hAnsi="Arial"/>
           <w:b/>
           <w:bCs/>
           <w:color w:val="FFFFFF" w:themeColor="background1"/>
-          <w:sz w:val="28"/>
-          <w:szCs w:val="28"/>
+          <w:sz w:val="24"/>
+          <w:szCs w:val="24"/>
           <w:lang w:val="en-GB"/>
         </w:rPr>
       </w:pPr>
       <w:r>
         <w:rPr>
-          <w:rFonts w:ascii="Aptos" w:eastAsia="Times New Roman" w:hAnsi="Aptos"/>
+          <w:rFonts w:ascii="Arial" w:eastAsia="Arial" w:hAnsi="Arial"/>
           <w:b/>
           <w:bCs/>
           <w:color w:val="FFFFFF" w:themeColor="background1"/>
-          <w:sz w:val="28"/>
-          <w:szCs w:val="28"/>
+          <w:sz w:val="24"/>
+          <w:szCs w:val="24"/>
           <w:lang w:val="en-GB"/>
         </w:rPr>
         <w:t>I</w:t>
       </w:r>
       <w:r>
         <w:rPr>
-          <w:rFonts w:ascii="Aptos" w:eastAsia="Times New Roman" w:hAnsi="Aptos"/>
+          <w:rFonts w:ascii="Arial" w:eastAsia="Arial" w:hAnsi="Arial"/>
           <w:b/>
           <w:bCs/>
           <w:color w:val="FFFFFF" w:themeColor="background1"/>
-          <w:sz w:val="28"/>
-          <w:szCs w:val="28"/>
+          <w:sz w:val="24"/>
+          <w:szCs w:val="24"/>
           <w:lang w:val="en-GB"/>
         </w:rPr>
         <w:t xml:space="preserve">. </w:t>
       </w:r>
       <w:r>
         <w:rPr>
-          <w:rFonts w:ascii="Aptos" w:eastAsia="Times New Roman" w:hAnsi="Aptos"/>
+          <w:rFonts w:ascii="Arial" w:eastAsia="Arial" w:hAnsi="Arial"/>
           <w:b/>
           <w:bCs/>
           <w:color w:val="FFFFFF" w:themeColor="background1"/>
-          <w:sz w:val="28"/>
-          <w:szCs w:val="28"/>
+          <w:sz w:val="24"/>
+          <w:szCs w:val="24"/>
           <w:lang w:val="en-GB"/>
         </w:rPr>
         <w:t>R</w:t>
       </w:r>
       <w:r>
         <w:rPr>
-          <w:rFonts w:ascii="Aptos" w:eastAsia="Times New Roman" w:hAnsi="Aptos"/>
+          <w:rFonts w:ascii="Arial" w:eastAsia="Arial" w:hAnsi="Arial"/>
           <w:b/>
           <w:bCs/>
           <w:color w:val="FFFFFF" w:themeColor="background1"/>
-          <w:sz w:val="28"/>
-          <w:szCs w:val="28"/>
+          <w:sz w:val="24"/>
+          <w:szCs w:val="24"/>
           <w:lang w:val="en-GB"/>
         </w:rPr>
         <w:t>esults summary for pitch</w:t>
@@ -8325,7 +8359,7 @@
       <w:pStyle w:val="Header"/>
       <w:rPr>
         <w:rStyle w:val="ui-provider"/>
-        <w:rFonts w:ascii="Montserrat" w:hAnsi="Montserrat" w:cs="Calibri"/>
+        <w:rFonts w:ascii="Montserrat" w:hAnsi="Montserrat" w:cs="Arial"/>
         <w:color w:val="0D0D0D" w:themeColor="text1" w:themeTint="F2"/>
         <w:lang w:val="en-GB"/>
       </w:rPr>
@@ -8395,7 +8429,7 @@
     <w:r>
       <w:rPr>
         <w:rStyle w:val="ui-provider"/>
-        <w:rFonts w:ascii="Montserrat" w:hAnsi="Montserrat" w:cs="Calibri"/>
+        <w:rFonts w:ascii="Montserrat" w:hAnsi="Montserrat" w:cs="Arial"/>
         <w:color w:val="0D0D0D" w:themeColor="text1" w:themeTint="F2"/>
         <w:lang w:val="en-GB"/>
       </w:rPr>
@@ -8414,7 +8448,7 @@
     <w:r>
       <w:rPr>
         <w:rStyle w:val="ui-provider"/>
-        <w:rFonts w:ascii="Montserrat" w:hAnsi="Montserrat" w:cs="Calibri"/>
+        <w:rFonts w:ascii="Montserrat" w:hAnsi="Montserrat" w:cs="Arial"/>
         <w:color w:val="0D0D0D" w:themeColor="text1" w:themeTint="F2"/>
         <w:lang w:val="en-GB"/>
       </w:rPr>
@@ -8819,6 +8853,7 @@
   <w:docDefaults>
     <w:rPrDefault>
       <w:rPr>
+        <w:color w:val="000000"/>
         <w:rFonts w:asciiTheme="minorHAnsi" w:eastAsiaTheme="minorHAnsi" w:hAnsiTheme="minorHAnsi" w:cstheme="minorBidi"/>
         <w:kern w:val="2"/>
         <w:sz w:val="24"/>
@@ -9233,8 +9268,8 @@
     <w:rPr>
       <w:rFonts w:asciiTheme="majorHAnsi" w:eastAsiaTheme="majorEastAsia" w:hAnsiTheme="majorHAnsi" w:cstheme="majorBidi"/>
       <w:color w:val="0F4761" w:themeColor="accent1" w:themeShade="BF"/>
-      <w:sz w:val="40"/>
-      <w:szCs w:val="40"/>
+      <w:sz w:val="24"/>
+      <w:szCs w:val="24"/>
     </w:rPr>
   </w:style>
   <w:style w:type="paragraph" w:styleId="Heading2">
@@ -9255,8 +9290,8 @@
     <w:rPr>
       <w:rFonts w:asciiTheme="majorHAnsi" w:eastAsiaTheme="majorEastAsia" w:hAnsiTheme="majorHAnsi" w:cstheme="majorBidi"/>
       <w:color w:val="0F4761" w:themeColor="accent1" w:themeShade="BF"/>
-      <w:sz w:val="32"/>
-      <w:szCs w:val="32"/>
+      <w:sz w:val="24"/>
+      <w:szCs w:val="24"/>
     </w:rPr>
   </w:style>
   <w:style w:type="paragraph" w:styleId="Heading3">
@@ -9277,8 +9312,8 @@
     <w:rPr>
       <w:rFonts w:eastAsiaTheme="majorEastAsia" w:cstheme="majorBidi"/>
       <w:color w:val="0F4761" w:themeColor="accent1" w:themeShade="BF"/>
-      <w:sz w:val="28"/>
-      <w:szCs w:val="28"/>
+      <w:sz w:val="24"/>
+      <w:szCs w:val="24"/>
     </w:rPr>
   </w:style>
   <w:style w:type="paragraph" w:styleId="Heading4">
@@ -9449,8 +9484,8 @@
     <w:rPr>
       <w:rFonts w:asciiTheme="majorHAnsi" w:eastAsiaTheme="majorEastAsia" w:hAnsiTheme="majorHAnsi" w:cstheme="majorBidi"/>
       <w:color w:val="0F4761" w:themeColor="accent1" w:themeShade="BF"/>
-      <w:sz w:val="40"/>
-      <w:szCs w:val="40"/>
+      <w:sz w:val="24"/>
+      <w:szCs w:val="24"/>
     </w:rPr>
   </w:style>
   <w:style w:type="character" w:customStyle="1" w:styleId="Heading2Char">
@@ -9462,8 +9497,8 @@
     <w:rPr>
       <w:rFonts w:asciiTheme="majorHAnsi" w:eastAsiaTheme="majorEastAsia" w:hAnsiTheme="majorHAnsi" w:cstheme="majorBidi"/>
       <w:color w:val="0F4761" w:themeColor="accent1" w:themeShade="BF"/>
-      <w:sz w:val="32"/>
-      <w:szCs w:val="32"/>
+      <w:sz w:val="24"/>
+      <w:szCs w:val="24"/>
     </w:rPr>
   </w:style>
   <w:style w:type="character" w:customStyle="1" w:styleId="Heading3Char">
@@ -9476,8 +9511,8 @@
     <w:rPr>
       <w:rFonts w:eastAsiaTheme="majorEastAsia" w:cstheme="majorBidi"/>
       <w:color w:val="0F4761" w:themeColor="accent1" w:themeShade="BF"/>
-      <w:sz w:val="28"/>
-      <w:szCs w:val="28"/>
+      <w:sz w:val="24"/>
+      <w:szCs w:val="24"/>
     </w:rPr>
   </w:style>
   <w:style w:type="character" w:customStyle="1" w:styleId="Heading4Char">
@@ -9574,8 +9609,8 @@
       <w:rFonts w:asciiTheme="majorHAnsi" w:eastAsiaTheme="majorEastAsia" w:hAnsiTheme="majorHAnsi" w:cstheme="majorBidi"/>
       <w:spacing w:val="-10"/>
       <w:kern w:val="28"/>
-      <w:sz w:val="56"/>
-      <w:szCs w:val="56"/>
+      <w:sz w:val="24"/>
+      <w:szCs w:val="24"/>
     </w:rPr>
   </w:style>
   <w:style w:type="character" w:customStyle="1" w:styleId="TitleChar">
@@ -9588,8 +9623,8 @@
       <w:rFonts w:asciiTheme="majorHAnsi" w:eastAsiaTheme="majorEastAsia" w:hAnsiTheme="majorHAnsi" w:cstheme="majorBidi"/>
       <w:spacing w:val="-10"/>
       <w:kern w:val="28"/>
-      <w:sz w:val="56"/>
-      <w:szCs w:val="56"/>
+      <w:sz w:val="24"/>
+      <w:szCs w:val="24"/>
     </w:rPr>
   </w:style>
   <w:style w:type="paragraph" w:styleId="Subtitle">
@@ -9609,8 +9644,8 @@
       <w:rFonts w:eastAsiaTheme="majorEastAsia" w:cstheme="majorBidi"/>
       <w:color w:val="595959" w:themeColor="text1" w:themeTint="A6"/>
       <w:spacing w:val="15"/>
-      <w:sz w:val="28"/>
-      <w:szCs w:val="28"/>
+      <w:sz w:val="24"/>
+      <w:szCs w:val="24"/>
     </w:rPr>
   </w:style>
   <w:style w:type="character" w:customStyle="1" w:styleId="SubtitleChar">
@@ -9623,8 +9658,8 @@
       <w:rFonts w:eastAsiaTheme="majorEastAsia" w:cstheme="majorBidi"/>
       <w:color w:val="595959" w:themeColor="text1" w:themeTint="A6"/>
       <w:spacing w:val="15"/>
-      <w:sz w:val="28"/>
-      <w:szCs w:val="28"/>
+      <w:sz w:val="24"/>
+      <w:szCs w:val="24"/>
     </w:rPr>
   </w:style>
   <w:style w:type="paragraph" w:styleId="Quote">
@@ -9740,7 +9775,7 @@
       <w:spacing w:before="100" w:beforeAutospacing="1" w:after="100" w:afterAutospacing="1" w:line="240" w:lineRule="auto"/>
     </w:pPr>
     <w:rPr>
-      <w:rFonts w:ascii="Times New Roman" w:eastAsiaTheme="minorEastAsia" w:hAnsi="Times New Roman" w:cs="Times New Roman"/>
+      <w:rFonts w:ascii="Arial" w:eastAsiaTheme="minorEastAsia" w:hAnsi="Arial" w:cs="Arial"/>
       <w:kern w:val="0"/>
       <w:lang w:val="en-GB" w:eastAsia="en-GB"/>
       <w14:ligatures w14:val="none"/>
@@ -9782,8 +9817,8 @@
       <w:b/>
       <w:color w:val="000000" w:themeColor="text1"/>
       <w:kern w:val="0"/>
-      <w:sz w:val="44"/>
-      <w:szCs w:val="22"/>
+      <w:sz w:val="24"/>
+      <w:szCs w:val="24"/>
       <w:lang w:val="en-GB" w:eastAsia="en-GB"/>
       <w14:ligatures w14:val="none"/>
     </w:rPr>
@@ -9802,10 +9837,10 @@
       <w:ind w:left="95"/>
     </w:pPr>
     <w:rPr>
-      <w:rFonts w:ascii="Calibri" w:eastAsia="Calibri" w:hAnsi="Calibri" w:cs="Calibri"/>
+      <w:rFonts w:ascii="Arial" w:eastAsia="Arial" w:hAnsi="Arial" w:cs="Arial"/>
       <w:kern w:val="0"/>
-      <w:sz w:val="22"/>
-      <w:szCs w:val="22"/>
+      <w:sz w:val="24"/>
+      <w:szCs w:val="24"/>
       <w:lang w:val="en-US"/>
       <w14:ligatures w14:val="none"/>
     </w:rPr>
@@ -10529,7 +10564,7 @@
     </a:clrScheme>
     <a:fontScheme name="Office">
       <a:majorFont>
-        <a:latin typeface="Aptos Display" panose="02110004020202020204"/>
+        <a:latin typeface="Arial" panose="02110004020202020204"/>
         <a:ea typeface=""/>
         <a:cs typeface=""/>
         <a:font script="Jpan" typeface="游ゴシック Light"/>
@@ -10581,7 +10616,7 @@
         <a:font script="Tfng" typeface="Ebrima"/>
       </a:majorFont>
       <a:minorFont>
-        <a:latin typeface="Aptos" panose="02110004020202020204"/>
+        <a:latin typeface="Arial" panose="02110004020202020204"/>
         <a:ea typeface=""/>
         <a:cs typeface=""/>
         <a:font script="Jpan" typeface="游明朝"/>

--- a/report_template.docx
+++ b/report_template.docx
@@ -429,7 +429,7 @@
             <w:tcW w:w="4749" w:type="dxa"/>
             <w:gridSpan w:val="2"/>
             <w:vMerge w:val="restart"/>
-            <w:shd w:val="clear" w:color="auto" w:fill="E8E8E8" w:themeFill="background2"/>
+            <w:shd w:val="clear" w:color="auto" w:fill="E8E8E8"/>
             <w:vAlign w:val="center"/>
           </w:tcPr>
           <w:p>
@@ -491,7 +491,7 @@
         <w:tc>
           <w:tcPr>
             <w:tcW w:w="2374" w:type="dxa"/>
-            <w:shd w:val="clear" w:color="auto" w:fill="E8E8E8" w:themeFill="background2"/>
+            <w:shd w:val="clear" w:color="auto" w:fill="E8E8E8"/>
             <w:vAlign w:val="center"/>
           </w:tcPr>
           <w:p>
@@ -523,7 +523,7 @@
           <w:tcPr>
             <w:tcW w:w="2375" w:type="dxa"/>
             <w:gridSpan w:val="2"/>
-            <w:shd w:val="clear" w:color="auto" w:fill="E8E8E8" w:themeFill="background2"/>
+            <w:shd w:val="clear" w:color="auto" w:fill="E8E8E8"/>
             <w:vAlign w:val="center"/>
           </w:tcPr>
           <w:p>
@@ -557,7 +557,7 @@
             <w:tcW w:w="4749" w:type="dxa"/>
             <w:gridSpan w:val="2"/>
             <w:vMerge/>
-            <w:shd w:val="clear" w:color="auto" w:fill="E8E8E8" w:themeFill="background2"/>
+            <w:shd w:val="clear" w:color="auto" w:fill="E8E8E8"/>
             <w:vAlign w:val="center"/>
           </w:tcPr>
           <w:p>
@@ -575,7 +575,7 @@
         <w:tc>
           <w:tcPr>
             <w:tcW w:w="2374" w:type="dxa"/>
-            <w:shd w:val="clear" w:color="auto" w:fill="E8E8E8" w:themeFill="background2"/>
+            <w:shd w:val="clear" w:color="auto" w:fill="E8E8E8"/>
             <w:vAlign w:val="center"/>
           </w:tcPr>
           <w:p>
@@ -607,7 +607,7 @@
           <w:tcPr>
             <w:tcW w:w="2375" w:type="dxa"/>
             <w:gridSpan w:val="2"/>
-            <w:shd w:val="clear" w:color="auto" w:fill="E8E8E8" w:themeFill="background2"/>
+            <w:shd w:val="clear" w:color="auto" w:fill="E8E8E8"/>
             <w:vAlign w:val="center"/>
           </w:tcPr>
           <w:p>
@@ -641,7 +641,7 @@
             <w:tcW w:w="4749" w:type="dxa"/>
             <w:gridSpan w:val="2"/>
             <w:vMerge/>
-            <w:shd w:val="clear" w:color="auto" w:fill="E8E8E8" w:themeFill="background2"/>
+            <w:shd w:val="clear" w:color="auto" w:fill="E8E8E8"/>
             <w:vAlign w:val="center"/>
           </w:tcPr>
           <w:p>
@@ -659,7 +659,7 @@
         <w:tc>
           <w:tcPr>
             <w:tcW w:w="2374" w:type="dxa"/>
-            <w:shd w:val="clear" w:color="auto" w:fill="E8E8E8" w:themeFill="background2"/>
+            <w:shd w:val="clear" w:color="auto" w:fill="E8E8E8"/>
             <w:vAlign w:val="center"/>
           </w:tcPr>
           <w:p>
@@ -691,7 +691,7 @@
           <w:tcPr>
             <w:tcW w:w="2375" w:type="dxa"/>
             <w:gridSpan w:val="2"/>
-            <w:shd w:val="clear" w:color="auto" w:fill="E8E8E8" w:themeFill="background2"/>
+            <w:shd w:val="clear" w:color="auto" w:fill="E8E8E8"/>
             <w:vAlign w:val="center"/>
           </w:tcPr>
           <w:p>
@@ -778,7 +778,7 @@
         <w:tc>
           <w:tcPr>
             <w:tcW w:w="1818" w:type="pct"/>
-            <w:shd w:val="clear" w:color="auto" w:fill="E8E8E8" w:themeFill="background2"/>
+            <w:shd w:val="clear" w:color="auto" w:fill="E8E8E8"/>
             <w:vAlign w:val="center"/>
             <w:hideMark/>
           </w:tcPr>
@@ -815,7 +815,7 @@
               <w:bottom w:val="nil"/>
               <w:right w:val="nil"/>
             </w:tcBorders>
-            <w:shd w:val="clear" w:color="auto" w:fill="AA00FF" w:themeFill="background1"/>
+            <w:shd w:val="clear" w:color="auto" w:fill="AA00FF"/>
             <w:vAlign w:val="center"/>
             <w:hideMark/>
           </w:tcPr>
@@ -998,7 +998,7 @@
         <w:tc>
           <w:tcPr>
             <w:tcW w:w="2373" w:type="dxa"/>
-            <w:shd w:val="clear" w:color="auto" w:fill="E0A000" w:themeFill="accent1" w:themeFillTint="99"/>
+            <w:shd w:val="clear" w:color="auto" w:fill="E0A000"/>
           </w:tcPr>
           <w:p>
             <w:pPr>
@@ -1170,7 +1170,7 @@
         <w:tc>
           <w:tcPr>
             <w:tcW w:w="4390" w:type="dxa"/>
-            <w:shd w:val="clear" w:color="auto" w:fill="E8E8E8" w:themeFill="background2"/>
+            <w:shd w:val="clear" w:color="auto" w:fill="E8E8E8"/>
             <w:vAlign w:val="center"/>
           </w:tcPr>
           <w:p>
@@ -1196,7 +1196,7 @@
           <w:tcPr>
             <w:tcW w:w="5103" w:type="dxa"/>
             <w:gridSpan w:val="2"/>
-            <w:shd w:val="clear" w:color="auto" w:fill="E8E8E8" w:themeFill="background2"/>
+            <w:shd w:val="clear" w:color="auto" w:fill="E8E8E8"/>
             <w:vAlign w:val="center"/>
           </w:tcPr>
           <w:p>
@@ -1595,7 +1595,7 @@
         <w:tc>
           <w:tcPr>
             <w:tcW w:w="2552" w:type="dxa"/>
-            <w:shd w:val="clear" w:color="auto" w:fill="AA0005" w:themeFill="accent1" w:themeFillTint="99"/>
+            <w:shd w:val="clear" w:color="auto" w:fill="AA0005"/>
           </w:tcPr>
           <w:p>
             <w:pPr>
@@ -1987,7 +1987,7 @@
         <w:tc>
           <w:tcPr>
             <w:tcW w:w="2552" w:type="dxa"/>
-            <w:shd w:val="clear" w:color="auto" w:fill="AA000A" w:themeFill="accent1" w:themeFillTint="99"/>
+            <w:shd w:val="clear" w:color="auto" w:fill="AA000A"/>
           </w:tcPr>
           <w:p>
             <w:pPr>
@@ -2790,7 +2790,7 @@
         <w:tc>
           <w:tcPr>
             <w:tcW w:w="4957" w:type="dxa"/>
-            <w:shd w:val="clear" w:color="auto" w:fill="F2F2F2" w:themeFill="background1" w:themeFillShade="F2"/>
+            <w:shd w:val="clear" w:color="auto" w:fill="F2F2F2"/>
             <w:vAlign w:val="center"/>
           </w:tcPr>
           <w:p>
@@ -2820,7 +2820,7 @@
         <w:tc>
           <w:tcPr>
             <w:tcW w:w="4105" w:type="dxa"/>
-            <w:shd w:val="clear" w:color="auto" w:fill="F2F2F2" w:themeFill="background1" w:themeFillShade="F2"/>
+            <w:shd w:val="clear" w:color="auto" w:fill="F2F2F2"/>
             <w:vAlign w:val="center"/>
           </w:tcPr>
           <w:p>
@@ -2920,7 +2920,7 @@
         <w:tc>
           <w:tcPr>
             <w:tcW w:w="4957" w:type="dxa"/>
-            <w:shd w:val="clear" w:color="auto" w:fill="F2F2F2" w:themeFill="background1" w:themeFillShade="F2"/>
+            <w:shd w:val="clear" w:color="auto" w:fill="F2F2F2"/>
             <w:vAlign w:val="center"/>
           </w:tcPr>
           <w:p>
@@ -2950,7 +2950,7 @@
         <w:tc>
           <w:tcPr>
             <w:tcW w:w="4105" w:type="dxa"/>
-            <w:shd w:val="clear" w:color="auto" w:fill="F2F2F2" w:themeFill="background1" w:themeFillShade="F2"/>
+            <w:shd w:val="clear" w:color="auto" w:fill="F2F2F2"/>
             <w:vAlign w:val="center"/>
           </w:tcPr>
           <w:p>
@@ -3177,7 +3177,7 @@
         <w:tc>
           <w:tcPr>
             <w:tcW w:w="3005" w:type="pct"/>
-            <w:shd w:val="clear" w:color="auto" w:fill="F2F2F2" w:themeFill="background1" w:themeFillShade="F2"/>
+            <w:shd w:val="clear" w:color="auto" w:fill="F2F2F2"/>
             <w:vAlign w:val="center"/>
             <w:hideMark/>
           </w:tcPr>
@@ -3208,7 +3208,7 @@
         <w:tc>
           <w:tcPr>
             <w:tcW w:w="1947" w:type="pct"/>
-            <w:shd w:val="clear" w:color="auto" w:fill="F2F2F2" w:themeFill="background1" w:themeFillShade="F2"/>
+            <w:shd w:val="clear" w:color="auto" w:fill="F2F2F2"/>
             <w:vAlign w:val="center"/>
             <w:hideMark/>
           </w:tcPr>
@@ -3310,7 +3310,7 @@
         <w:tc>
           <w:tcPr>
             <w:tcW w:w="3005" w:type="pct"/>
-            <w:shd w:val="clear" w:color="auto" w:fill="F2F2F2" w:themeFill="background1" w:themeFillShade="F2"/>
+            <w:shd w:val="clear" w:color="auto" w:fill="F2F2F2"/>
             <w:vAlign w:val="center"/>
             <w:hideMark/>
           </w:tcPr>
@@ -3341,7 +3341,7 @@
         <w:tc>
           <w:tcPr>
             <w:tcW w:w="1947" w:type="pct"/>
-            <w:shd w:val="clear" w:color="auto" w:fill="F2F2F2" w:themeFill="background1" w:themeFillShade="F2"/>
+            <w:shd w:val="clear" w:color="auto" w:fill="F2F2F2"/>
             <w:vAlign w:val="center"/>
             <w:hideMark/>
           </w:tcPr>
@@ -3443,7 +3443,7 @@
         <w:tc>
           <w:tcPr>
             <w:tcW w:w="3005" w:type="pct"/>
-            <w:shd w:val="clear" w:color="auto" w:fill="F2F2F2" w:themeFill="background1" w:themeFillShade="F2"/>
+            <w:shd w:val="clear" w:color="auto" w:fill="F2F2F2"/>
             <w:vAlign w:val="center"/>
             <w:hideMark/>
           </w:tcPr>
@@ -3474,7 +3474,7 @@
         <w:tc>
           <w:tcPr>
             <w:tcW w:w="1947" w:type="pct"/>
-            <w:shd w:val="clear" w:color="auto" w:fill="F2F2F2" w:themeFill="background1" w:themeFillShade="F2"/>
+            <w:shd w:val="clear" w:color="auto" w:fill="F2F2F2"/>
             <w:vAlign w:val="center"/>
             <w:hideMark/>
           </w:tcPr>
@@ -3583,7 +3583,7 @@
         <w:tc>
           <w:tcPr>
             <w:tcW w:w="3005" w:type="pct"/>
-            <w:shd w:val="clear" w:color="auto" w:fill="D9D9D9" w:themeFill="background1" w:themeFillShade="D9"/>
+            <w:shd w:val="clear" w:color="auto" w:fill="D9D9D9"/>
             <w:vAlign w:val="center"/>
           </w:tcPr>
           <w:p>
@@ -3613,7 +3613,7 @@
         <w:tc>
           <w:tcPr>
             <w:tcW w:w="1947" w:type="pct"/>
-            <w:shd w:val="clear" w:color="auto" w:fill="D9D9D9" w:themeFill="background1" w:themeFillShade="D9"/>
+            <w:shd w:val="clear" w:color="auto" w:fill="D9D9D9"/>
             <w:vAlign w:val="center"/>
           </w:tcPr>
           <w:p>
@@ -3830,7 +3830,7 @@
         <w:tc>
           <w:tcPr>
             <w:tcW w:w="3232" w:type="pct"/>
-            <w:shd w:val="clear" w:color="auto" w:fill="F2F2F2" w:themeFill="background1" w:themeFillShade="F2"/>
+            <w:shd w:val="clear" w:color="auto" w:fill="F2F2F2"/>
             <w:vAlign w:val="center"/>
             <w:hideMark/>
           </w:tcPr>
@@ -3861,7 +3861,7 @@
         <w:tc>
           <w:tcPr>
             <w:tcW w:w="1720" w:type="pct"/>
-            <w:shd w:val="clear" w:color="auto" w:fill="F2F2F2" w:themeFill="background1" w:themeFillShade="F2"/>
+            <w:shd w:val="clear" w:color="auto" w:fill="F2F2F2"/>
             <w:vAlign w:val="center"/>
             <w:hideMark/>
           </w:tcPr>
@@ -3954,7 +3954,7 @@
         <w:tc>
           <w:tcPr>
             <w:tcW w:w="3232" w:type="pct"/>
-            <w:shd w:val="clear" w:color="auto" w:fill="F2F2F2" w:themeFill="background1" w:themeFillShade="F2"/>
+            <w:shd w:val="clear" w:color="auto" w:fill="F2F2F2"/>
             <w:vAlign w:val="center"/>
             <w:hideMark/>
           </w:tcPr>
@@ -3985,7 +3985,7 @@
         <w:tc>
           <w:tcPr>
             <w:tcW w:w="1720" w:type="pct"/>
-            <w:shd w:val="clear" w:color="auto" w:fill="F2F2F2" w:themeFill="background1" w:themeFillShade="F2"/>
+            <w:shd w:val="clear" w:color="auto" w:fill="F2F2F2"/>
             <w:vAlign w:val="center"/>
             <w:hideMark/>
           </w:tcPr>
@@ -4078,7 +4078,7 @@
         <w:tc>
           <w:tcPr>
             <w:tcW w:w="3232" w:type="pct"/>
-            <w:shd w:val="clear" w:color="auto" w:fill="F2F2F2" w:themeFill="background1" w:themeFillShade="F2"/>
+            <w:shd w:val="clear" w:color="auto" w:fill="F2F2F2"/>
             <w:vAlign w:val="center"/>
             <w:hideMark/>
           </w:tcPr>
@@ -4109,7 +4109,7 @@
         <w:tc>
           <w:tcPr>
             <w:tcW w:w="1720" w:type="pct"/>
-            <w:shd w:val="clear" w:color="auto" w:fill="F2F2F2" w:themeFill="background1" w:themeFillShade="F2"/>
+            <w:shd w:val="clear" w:color="auto" w:fill="F2F2F2"/>
             <w:vAlign w:val="center"/>
             <w:hideMark/>
           </w:tcPr>
@@ -4209,7 +4209,7 @@
         <w:tc>
           <w:tcPr>
             <w:tcW w:w="3232" w:type="pct"/>
-            <w:shd w:val="clear" w:color="auto" w:fill="F2F2F2" w:themeFill="background1" w:themeFillShade="F2"/>
+            <w:shd w:val="clear" w:color="auto" w:fill="F2F2F2"/>
             <w:vAlign w:val="center"/>
           </w:tcPr>
           <w:p>
@@ -4239,7 +4239,7 @@
         <w:tc>
           <w:tcPr>
             <w:tcW w:w="1720" w:type="pct"/>
-            <w:shd w:val="clear" w:color="auto" w:fill="F2F2F2" w:themeFill="background1" w:themeFillShade="F2"/>
+            <w:shd w:val="clear" w:color="auto" w:fill="F2F2F2"/>
             <w:vAlign w:val="center"/>
           </w:tcPr>
           <w:p>
@@ -4416,7 +4416,7 @@
         <w:tc>
           <w:tcPr>
             <w:tcW w:w="3232" w:type="pct"/>
-            <w:shd w:val="clear" w:color="auto" w:fill="F2F2F2" w:themeFill="background1" w:themeFillShade="F2"/>
+            <w:shd w:val="clear" w:color="auto" w:fill="F2F2F2"/>
             <w:vAlign w:val="center"/>
           </w:tcPr>
           <w:p>
@@ -4446,7 +4446,7 @@
         <w:tc>
           <w:tcPr>
             <w:tcW w:w="1720" w:type="pct"/>
-            <w:shd w:val="clear" w:color="auto" w:fill="F2F2F2" w:themeFill="background1" w:themeFillShade="F2"/>
+            <w:shd w:val="clear" w:color="auto" w:fill="F2F2F2"/>
             <w:vAlign w:val="center"/>
           </w:tcPr>
           <w:p>
@@ -4547,7 +4547,7 @@
         <w:tc>
           <w:tcPr>
             <w:tcW w:w="3232" w:type="pct"/>
-            <w:shd w:val="clear" w:color="auto" w:fill="F2F2F2" w:themeFill="background1" w:themeFillShade="F2"/>
+            <w:shd w:val="clear" w:color="auto" w:fill="F2F2F2"/>
             <w:vAlign w:val="center"/>
             <w:hideMark/>
           </w:tcPr>
@@ -4578,7 +4578,7 @@
         <w:tc>
           <w:tcPr>
             <w:tcW w:w="1720" w:type="pct"/>
-            <w:shd w:val="clear" w:color="auto" w:fill="F2F2F2" w:themeFill="background1" w:themeFillShade="F2"/>
+            <w:shd w:val="clear" w:color="auto" w:fill="F2F2F2"/>
             <w:vAlign w:val="center"/>
             <w:hideMark/>
           </w:tcPr>
@@ -4866,7 +4866,7 @@
         <w:tc>
           <w:tcPr>
             <w:tcW w:w="3005" w:type="pct"/>
-            <w:shd w:val="clear" w:color="auto" w:fill="F2F2F2" w:themeFill="background1" w:themeFillShade="F2"/>
+            <w:shd w:val="clear" w:color="auto" w:fill="F2F2F2"/>
             <w:vAlign w:val="center"/>
             <w:hideMark/>
           </w:tcPr>
@@ -4897,7 +4897,7 @@
         <w:tc>
           <w:tcPr>
             <w:tcW w:w="1947" w:type="pct"/>
-            <w:shd w:val="clear" w:color="auto" w:fill="F2F2F2" w:themeFill="background1" w:themeFillShade="F2"/>
+            <w:shd w:val="clear" w:color="auto" w:fill="F2F2F2"/>
             <w:vAlign w:val="center"/>
             <w:hideMark/>
           </w:tcPr>
@@ -5085,7 +5085,7 @@
         <w:tc>
           <w:tcPr>
             <w:tcW w:w="2241" w:type="pct"/>
-            <w:shd w:val="clear" w:color="auto" w:fill="E8E8E8" w:themeFill="background2"/>
+            <w:shd w:val="clear" w:color="auto" w:fill="E8E8E8"/>
             <w:vAlign w:val="center"/>
             <w:hideMark/>
           </w:tcPr>
@@ -5118,7 +5118,7 @@
         <w:tc>
           <w:tcPr>
             <w:tcW w:w="2710" w:type="pct"/>
-            <w:shd w:val="clear" w:color="auto" w:fill="E8E8E8" w:themeFill="background2"/>
+            <w:shd w:val="clear" w:color="auto" w:fill="E8E8E8"/>
             <w:vAlign w:val="center"/>
             <w:hideMark/>
           </w:tcPr>
@@ -5215,7 +5215,7 @@
         <w:tc>
           <w:tcPr>
             <w:tcW w:w="2241" w:type="pct"/>
-            <w:shd w:val="clear" w:color="auto" w:fill="F2F2F2" w:themeFill="background1" w:themeFillShade="F2"/>
+            <w:shd w:val="clear" w:color="auto" w:fill="F2F2F2"/>
             <w:vAlign w:val="center"/>
           </w:tcPr>
           <w:p>
@@ -5245,7 +5245,7 @@
         <w:tc>
           <w:tcPr>
             <w:tcW w:w="2710" w:type="pct"/>
-            <w:shd w:val="clear" w:color="auto" w:fill="F2F2F2" w:themeFill="background1" w:themeFillShade="F2"/>
+            <w:shd w:val="clear" w:color="auto" w:fill="F2F2F2"/>
             <w:vAlign w:val="center"/>
             <w:hideMark/>
           </w:tcPr>
@@ -5335,7 +5335,7 @@
         <w:tc>
           <w:tcPr>
             <w:tcW w:w="2241" w:type="pct"/>
-            <w:shd w:val="clear" w:color="auto" w:fill="F2F2F2" w:themeFill="background1" w:themeFillShade="F2"/>
+            <w:shd w:val="clear" w:color="auto" w:fill="F2F2F2"/>
             <w:vAlign w:val="center"/>
           </w:tcPr>
           <w:p>
@@ -5365,7 +5365,7 @@
         <w:tc>
           <w:tcPr>
             <w:tcW w:w="2710" w:type="pct"/>
-            <w:shd w:val="clear" w:color="auto" w:fill="F2F2F2" w:themeFill="background1" w:themeFillShade="F2"/>
+            <w:shd w:val="clear" w:color="auto" w:fill="F2F2F2"/>
             <w:vAlign w:val="center"/>
             <w:hideMark/>
           </w:tcPr>
@@ -5455,7 +5455,7 @@
         <w:tc>
           <w:tcPr>
             <w:tcW w:w="2241" w:type="pct"/>
-            <w:shd w:val="clear" w:color="auto" w:fill="F2F2F2" w:themeFill="background1" w:themeFillShade="F2"/>
+            <w:shd w:val="clear" w:color="auto" w:fill="F2F2F2"/>
             <w:vAlign w:val="center"/>
           </w:tcPr>
           <w:p>
@@ -5485,7 +5485,7 @@
         <w:tc>
           <w:tcPr>
             <w:tcW w:w="2710" w:type="pct"/>
-            <w:shd w:val="clear" w:color="auto" w:fill="F2F2F2" w:themeFill="background1" w:themeFillShade="F2"/>
+            <w:shd w:val="clear" w:color="auto" w:fill="F2F2F2"/>
             <w:vAlign w:val="center"/>
             <w:hideMark/>
           </w:tcPr>
@@ -5575,7 +5575,7 @@
         <w:tc>
           <w:tcPr>
             <w:tcW w:w="2241" w:type="pct"/>
-            <w:shd w:val="clear" w:color="auto" w:fill="F2F2F2" w:themeFill="background1" w:themeFillShade="F2"/>
+            <w:shd w:val="clear" w:color="auto" w:fill="F2F2F2"/>
             <w:vAlign w:val="center"/>
           </w:tcPr>
           <w:p>
@@ -5605,7 +5605,7 @@
         <w:tc>
           <w:tcPr>
             <w:tcW w:w="2710" w:type="pct"/>
-            <w:shd w:val="clear" w:color="auto" w:fill="F2F2F2" w:themeFill="background1" w:themeFillShade="F2"/>
+            <w:shd w:val="clear" w:color="auto" w:fill="F2F2F2"/>
             <w:vAlign w:val="center"/>
             <w:hideMark/>
           </w:tcPr>
@@ -5695,7 +5695,7 @@
         <w:tc>
           <w:tcPr>
             <w:tcW w:w="2241" w:type="pct"/>
-            <w:shd w:val="clear" w:color="auto" w:fill="F2F2F2" w:themeFill="background1" w:themeFillShade="F2"/>
+            <w:shd w:val="clear" w:color="auto" w:fill="F2F2F2"/>
             <w:vAlign w:val="center"/>
           </w:tcPr>
           <w:p>
@@ -5745,7 +5745,7 @@
         <w:tc>
           <w:tcPr>
             <w:tcW w:w="2710" w:type="pct"/>
-            <w:shd w:val="clear" w:color="auto" w:fill="F2F2F2" w:themeFill="background1" w:themeFillShade="F2"/>
+            <w:shd w:val="clear" w:color="auto" w:fill="F2F2F2"/>
             <w:vAlign w:val="center"/>
             <w:hideMark/>
           </w:tcPr>
@@ -5855,7 +5855,7 @@
         <w:tc>
           <w:tcPr>
             <w:tcW w:w="2241" w:type="pct"/>
-            <w:shd w:val="clear" w:color="auto" w:fill="F2F2F2" w:themeFill="background1" w:themeFillShade="F2"/>
+            <w:shd w:val="clear" w:color="auto" w:fill="F2F2F2"/>
             <w:vAlign w:val="center"/>
           </w:tcPr>
           <w:p>
@@ -5885,7 +5885,7 @@
         <w:tc>
           <w:tcPr>
             <w:tcW w:w="2710" w:type="pct"/>
-            <w:shd w:val="clear" w:color="auto" w:fill="F2F2F2" w:themeFill="background1" w:themeFillShade="F2"/>
+            <w:shd w:val="clear" w:color="auto" w:fill="F2F2F2"/>
             <w:vAlign w:val="center"/>
             <w:hideMark/>
           </w:tcPr>
@@ -5985,7 +5985,7 @@
         <w:tc>
           <w:tcPr>
             <w:tcW w:w="2241" w:type="pct"/>
-            <w:shd w:val="clear" w:color="auto" w:fill="E8E8E8" w:themeFill="background2"/>
+            <w:shd w:val="clear" w:color="auto" w:fill="E8E8E8"/>
             <w:vAlign w:val="center"/>
             <w:hideMark/>
           </w:tcPr>
@@ -6018,7 +6018,7 @@
         <w:tc>
           <w:tcPr>
             <w:tcW w:w="2710" w:type="pct"/>
-            <w:shd w:val="clear" w:color="auto" w:fill="E8E8E8" w:themeFill="background2"/>
+            <w:shd w:val="clear" w:color="auto" w:fill="E8E8E8"/>
             <w:vAlign w:val="center"/>
             <w:hideMark/>
           </w:tcPr>
@@ -6113,7 +6113,7 @@
         <w:tc>
           <w:tcPr>
             <w:tcW w:w="2241" w:type="pct"/>
-            <w:shd w:val="clear" w:color="auto" w:fill="F2F2F2" w:themeFill="background1" w:themeFillShade="F2"/>
+            <w:shd w:val="clear" w:color="auto" w:fill="F2F2F2"/>
             <w:vAlign w:val="center"/>
           </w:tcPr>
           <w:p>
@@ -6143,7 +6143,7 @@
         <w:tc>
           <w:tcPr>
             <w:tcW w:w="2710" w:type="pct"/>
-            <w:shd w:val="clear" w:color="auto" w:fill="F2F2F2" w:themeFill="background1" w:themeFillShade="F2"/>
+            <w:shd w:val="clear" w:color="auto" w:fill="F2F2F2"/>
             <w:vAlign w:val="center"/>
             <w:hideMark/>
           </w:tcPr>
@@ -6281,7 +6281,7 @@
         <w:tc>
           <w:tcPr>
             <w:tcW w:w="2241" w:type="pct"/>
-            <w:shd w:val="clear" w:color="auto" w:fill="E8E8E8" w:themeFill="background2"/>
+            <w:shd w:val="clear" w:color="auto" w:fill="E8E8E8"/>
             <w:vAlign w:val="center"/>
             <w:hideMark/>
           </w:tcPr>
@@ -6314,7 +6314,7 @@
         <w:tc>
           <w:tcPr>
             <w:tcW w:w="2710" w:type="pct"/>
-            <w:shd w:val="clear" w:color="auto" w:fill="E8E8E8" w:themeFill="background2"/>
+            <w:shd w:val="clear" w:color="auto" w:fill="E8E8E8"/>
             <w:vAlign w:val="center"/>
             <w:hideMark/>
           </w:tcPr>
@@ -6409,7 +6409,7 @@
         <w:tc>
           <w:tcPr>
             <w:tcW w:w="2241" w:type="pct"/>
-            <w:shd w:val="clear" w:color="auto" w:fill="F2F2F2" w:themeFill="background1" w:themeFillShade="F2"/>
+            <w:shd w:val="clear" w:color="auto" w:fill="F2F2F2"/>
             <w:vAlign w:val="center"/>
           </w:tcPr>
           <w:p>
@@ -6439,7 +6439,7 @@
         <w:tc>
           <w:tcPr>
             <w:tcW w:w="2710" w:type="pct"/>
-            <w:shd w:val="clear" w:color="auto" w:fill="F2F2F2" w:themeFill="background1" w:themeFillShade="F2"/>
+            <w:shd w:val="clear" w:color="auto" w:fill="F2F2F2"/>
             <w:vAlign w:val="center"/>
             <w:hideMark/>
           </w:tcPr>
@@ -6586,7 +6586,7 @@
               <w:bottom w:val="single" w:sz="4" w:space="0" w:color="auto"/>
               <w:right w:val="single" w:sz="4" w:space="0" w:color="auto"/>
             </w:tcBorders>
-            <w:shd w:val="clear" w:color="auto" w:fill="E8E8E8" w:themeFill="background2"/>
+            <w:shd w:val="clear" w:color="auto" w:fill="E8E8E8"/>
             <w:vAlign w:val="center"/>
           </w:tcPr>
           <w:p>
@@ -6624,7 +6624,7 @@
               <w:bottom w:val="single" w:sz="4" w:space="0" w:color="auto"/>
               <w:right w:val="single" w:sz="4" w:space="0" w:color="auto"/>
             </w:tcBorders>
-            <w:shd w:val="clear" w:color="auto" w:fill="E8E8E8" w:themeFill="background2"/>
+            <w:shd w:val="clear" w:color="auto" w:fill="E8E8E8"/>
             <w:vAlign w:val="center"/>
           </w:tcPr>
           <w:p>
@@ -6661,7 +6661,7 @@
               <w:bottom w:val="single" w:sz="4" w:space="0" w:color="auto"/>
               <w:right w:val="single" w:sz="4" w:space="0" w:color="auto"/>
             </w:tcBorders>
-            <w:shd w:val="clear" w:color="auto" w:fill="E8E8E8" w:themeFill="background2"/>
+            <w:shd w:val="clear" w:color="auto" w:fill="E8E8E8"/>
             <w:vAlign w:val="center"/>
           </w:tcPr>
           <w:p>
@@ -6698,7 +6698,7 @@
               <w:bottom w:val="single" w:sz="4" w:space="0" w:color="auto"/>
               <w:right w:val="single" w:sz="4" w:space="0" w:color="auto"/>
             </w:tcBorders>
-            <w:shd w:val="clear" w:color="auto" w:fill="E8E8E8" w:themeFill="background2"/>
+            <w:shd w:val="clear" w:color="auto" w:fill="E8E8E8"/>
             <w:vAlign w:val="center"/>
           </w:tcPr>
           <w:p>

--- a/report_template.docx
+++ b/report_template.docx
@@ -2778,6 +2778,12 @@
               </w:rPr>
             </w:pPr>
             <w:r>
+              <w:rPr>
+                <w:rFonts w:ascii="Arial" w:hAnsi="Arial" w:cs="Arial"/>
+                <w:color w:val="000000"/>
+                <w:sz w:val="24"/>
+                <w:szCs w:val="24"/>
+              </w:rPr>
               <w:t>{a_staff}</w:t>
             </w:r>
           </w:p>
@@ -2834,6 +2840,12 @@
               </w:rPr>
             </w:pPr>
             <w:r>
+              <w:rPr>
+                <w:rFonts w:ascii="Arial" w:hAnsi="Arial" w:cs="Arial"/>
+                <w:color w:val="000000"/>
+                <w:sz w:val="24"/>
+                <w:szCs w:val="24"/>
+              </w:rPr>
               <w:t>{a_sports}</w:t>
             </w:r>
           </w:p>
@@ -2908,6 +2920,12 @@
               </w:rPr>
             </w:pPr>
             <w:r>
+              <w:rPr>
+                <w:rFonts w:ascii="Arial" w:hAnsi="Arial" w:cs="Arial"/>
+                <w:color w:val="000000"/>
+                <w:sz w:val="24"/>
+                <w:szCs w:val="24"/>
+              </w:rPr>
               <w:t>{a_levels}</w:t>
             </w:r>
           </w:p>
@@ -2964,6 +2982,12 @@
               </w:rPr>
             </w:pPr>
             <w:r>
+              <w:rPr>
+                <w:rFonts w:ascii="Arial" w:hAnsi="Arial" w:cs="Arial"/>
+                <w:color w:val="000000"/>
+                <w:sz w:val="24"/>
+                <w:szCs w:val="24"/>
+              </w:rPr>
               <w:t>{a_games}</w:t>
             </w:r>
           </w:p>
@@ -3018,6 +3042,12 @@
               </w:rPr>
             </w:pPr>
             <w:r>
+              <w:rPr>
+                <w:rFonts w:ascii="Arial" w:hAnsi="Arial" w:cs="Arial"/>
+                <w:color w:val="000000"/>
+                <w:sz w:val="24"/>
+                <w:szCs w:val="24"/>
+              </w:rPr>
               <w:t>{a_sessions}</w:t>
             </w:r>
           </w:p>
@@ -3165,6 +3195,12 @@
               </w:rPr>
             </w:pPr>
             <w:r>
+              <w:rPr>
+                <w:rFonts w:ascii="Arial" w:hAnsi="Arial" w:cs="Arial"/>
+                <w:color w:val="000000"/>
+                <w:sz w:val="24"/>
+                <w:szCs w:val="24"/>
+              </w:rPr>
               <w:t>{b_area}</w:t>
             </w:r>
           </w:p>
@@ -3298,6 +3334,12 @@
               </w:rPr>
             </w:pPr>
             <w:r>
+              <w:rPr>
+                <w:rFonts w:ascii="Arial" w:hAnsi="Arial" w:cs="Arial"/>
+                <w:color w:val="000000"/>
+                <w:sz w:val="24"/>
+                <w:szCs w:val="24"/>
+              </w:rPr>
               <w:t>{b_reinf_details}</w:t>
             </w:r>
           </w:p>
@@ -3431,6 +3473,12 @@
               </w:rPr>
             </w:pPr>
             <w:r>
+              <w:rPr>
+                <w:rFonts w:ascii="Arial" w:hAnsi="Arial" w:cs="Arial"/>
+                <w:color w:val="000000"/>
+                <w:sz w:val="24"/>
+                <w:szCs w:val="24"/>
+              </w:rPr>
               <w:t>{b_slope}</w:t>
             </w:r>
           </w:p>
@@ -3632,6 +3680,12 @@
               </w:rPr>
             </w:pPr>
             <w:r>
+              <w:rPr>
+                <w:rFonts w:ascii="Arial" w:hAnsi="Arial" w:cs="Arial"/>
+                <w:color w:val="000000"/>
+                <w:sz w:val="24"/>
+                <w:szCs w:val="24"/>
+              </w:rPr>
               <w:t>{b_sockets}</w:t>
             </w:r>
           </w:p>
@@ -3881,6 +3935,12 @@
               </w:rPr>
             </w:pPr>
             <w:r>
+              <w:rPr>
+                <w:rFonts w:ascii="Arial" w:hAnsi="Arial" w:cs="Arial"/>
+                <w:color w:val="000000"/>
+                <w:sz w:val="24"/>
+                <w:szCs w:val="24"/>
+              </w:rPr>
               <w:t>{c_heads}</w:t>
             </w:r>
           </w:p>
@@ -3942,6 +4002,12 @@
               </w:rPr>
             </w:pPr>
             <w:r>
+              <w:rPr>
+                <w:rFonts w:ascii="Arial" w:hAnsi="Arial" w:cs="Arial"/>
+                <w:color w:val="000000"/>
+                <w:sz w:val="24"/>
+                <w:szCs w:val="24"/>
+              </w:rPr>
               <w:t>{c_year}</w:t>
             </w:r>
           </w:p>
@@ -4005,6 +4071,12 @@
               </w:rPr>
             </w:pPr>
             <w:r>
+              <w:rPr>
+                <w:rFonts w:ascii="Arial" w:hAnsi="Arial" w:cs="Arial"/>
+                <w:color w:val="000000"/>
+                <w:sz w:val="24"/>
+                <w:szCs w:val="24"/>
+              </w:rPr>
               <w:t>{c_source}</w:t>
             </w:r>
           </w:p>
@@ -4066,6 +4138,12 @@
               </w:rPr>
             </w:pPr>
             <w:r>
+              <w:rPr>
+                <w:rFonts w:ascii="Arial" w:hAnsi="Arial" w:cs="Arial"/>
+                <w:color w:val="000000"/>
+                <w:sz w:val="24"/>
+                <w:szCs w:val="24"/>
+              </w:rPr>
               <w:t>{c_quality}</w:t>
             </w:r>
           </w:p>
@@ -4129,6 +4207,12 @@
               </w:rPr>
             </w:pPr>
             <w:r>
+              <w:rPr>
+                <w:rFonts w:ascii="Arial" w:hAnsi="Arial" w:cs="Arial"/>
+                <w:color w:val="000000"/>
+                <w:sz w:val="24"/>
+                <w:szCs w:val="24"/>
+              </w:rPr>
               <w:t>{c_issues}</w:t>
             </w:r>
           </w:p>
@@ -4258,6 +4342,12 @@
               </w:rPr>
             </w:pPr>
             <w:r>
+              <w:rPr>
+                <w:rFonts w:ascii="Arial" w:hAnsi="Arial" w:cs="Arial"/>
+                <w:color w:val="000000"/>
+                <w:sz w:val="24"/>
+                <w:szCs w:val="24"/>
+              </w:rPr>
               <w:t>{c_perf_details}</w:t>
             </w:r>
           </w:p>
@@ -4465,6 +4555,12 @@
               </w:rPr>
             </w:pPr>
             <w:r>
+              <w:rPr>
+                <w:rFonts w:ascii="Arial" w:hAnsi="Arial" w:cs="Arial"/>
+                <w:color w:val="000000"/>
+                <w:sz w:val="24"/>
+                <w:szCs w:val="24"/>
+              </w:rPr>
               <w:t>{d_details}</w:t>
             </w:r>
           </w:p>
@@ -4689,6 +4785,12 @@
               </w:rPr>
             </w:pPr>
             <w:r>
+              <w:rPr>
+                <w:rFonts w:ascii="Arial" w:hAnsi="Arial" w:cs="Arial"/>
+                <w:color w:val="000000"/>
+                <w:sz w:val="24"/>
+                <w:szCs w:val="24"/>
+              </w:rPr>
               <w:t>{d_closure}</w:t>
             </w:r>
           </w:p>
@@ -4854,6 +4956,12 @@
               </w:rPr>
             </w:pPr>
             <w:r>
+              <w:rPr>
+                <w:rFonts w:ascii="Arial" w:hAnsi="Arial" w:cs="Arial"/>
+                <w:color w:val="000000"/>
+                <w:sz w:val="24"/>
+                <w:szCs w:val="24"/>
+              </w:rPr>
               <w:t>{e_species}</w:t>
             </w:r>
           </w:p>
@@ -5007,6 +5115,12 @@
               </w:rPr>
             </w:pPr>
             <w:r>
+              <w:rPr>
+                <w:rFonts w:ascii="Arial" w:hAnsi="Arial" w:cs="Arial"/>
+                <w:color w:val="000000"/>
+                <w:sz w:val="24"/>
+                <w:szCs w:val="24"/>
+              </w:rPr>
               <w:t>{e_disease_details}</w:t>
             </w:r>
           </w:p>
@@ -5203,6 +5317,12 @@
               </w:rPr>
             </w:pPr>
             <w:r>
+              <w:rPr>
+                <w:rFonts w:ascii="Arial" w:hAnsi="Arial" w:cs="Arial"/>
+                <w:color w:val="000000"/>
+                <w:sz w:val="24"/>
+                <w:szCs w:val="24"/>
+              </w:rPr>
               <w:t>{f_tractor}</w:t>
             </w:r>
           </w:p>
@@ -5264,6 +5384,12 @@
               </w:rPr>
             </w:pPr>
             <w:r>
+              <w:rPr>
+                <w:rFonts w:ascii="Arial" w:hAnsi="Arial" w:cs="Arial"/>
+                <w:color w:val="000000"/>
+                <w:sz w:val="24"/>
+                <w:szCs w:val="24"/>
+              </w:rPr>
               <w:t>{f_cylinder}</w:t>
             </w:r>
           </w:p>
@@ -5323,6 +5449,12 @@
               </w:rPr>
             </w:pPr>
             <w:r>
+              <w:rPr>
+                <w:rFonts w:ascii="Arial" w:hAnsi="Arial" w:cs="Arial"/>
+                <w:color w:val="000000"/>
+                <w:sz w:val="24"/>
+                <w:szCs w:val="24"/>
+              </w:rPr>
               <w:t>{f_rotary}</w:t>
             </w:r>
           </w:p>
@@ -5384,6 +5516,12 @@
               </w:rPr>
             </w:pPr>
             <w:r>
+              <w:rPr>
+                <w:rFonts w:ascii="Arial" w:hAnsi="Arial" w:cs="Arial"/>
+                <w:color w:val="000000"/>
+                <w:sz w:val="24"/>
+                <w:szCs w:val="24"/>
+              </w:rPr>
               <w:t>{f_fertspread}</w:t>
             </w:r>
           </w:p>
@@ -5443,6 +5581,12 @@
               </w:rPr>
             </w:pPr>
             <w:r>
+              <w:rPr>
+                <w:rFonts w:ascii="Arial" w:hAnsi="Arial" w:cs="Arial"/>
+                <w:color w:val="000000"/>
+                <w:sz w:val="24"/>
+                <w:szCs w:val="24"/>
+              </w:rPr>
               <w:t>{f_pedspread}</w:t>
             </w:r>
           </w:p>
@@ -5504,6 +5648,12 @@
               </w:rPr>
             </w:pPr>
             <w:r>
+              <w:rPr>
+                <w:rFonts w:ascii="Arial" w:hAnsi="Arial" w:cs="Arial"/>
+                <w:color w:val="000000"/>
+                <w:sz w:val="24"/>
+                <w:szCs w:val="24"/>
+              </w:rPr>
               <w:t>{f_aerator}</w:t>
             </w:r>
           </w:p>
@@ -5563,6 +5713,12 @@
               </w:rPr>
             </w:pPr>
             <w:r>
+              <w:rPr>
+                <w:rFonts w:ascii="Arial" w:hAnsi="Arial" w:cs="Arial"/>
+                <w:color w:val="000000"/>
+                <w:sz w:val="24"/>
+                <w:szCs w:val="24"/>
+              </w:rPr>
               <w:t>{f_linemarker}</w:t>
             </w:r>
           </w:p>
@@ -5624,6 +5780,12 @@
               </w:rPr>
             </w:pPr>
             <w:r>
+              <w:rPr>
+                <w:rFonts w:ascii="Arial" w:hAnsi="Arial" w:cs="Arial"/>
+                <w:color w:val="000000"/>
+                <w:sz w:val="24"/>
+                <w:szCs w:val="24"/>
+              </w:rPr>
               <w:t>{f_topdresser}</w:t>
             </w:r>
           </w:p>
@@ -5683,6 +5845,12 @@
               </w:rPr>
             </w:pPr>
             <w:r>
+              <w:rPr>
+                <w:rFonts w:ascii="Arial" w:hAnsi="Arial" w:cs="Arial"/>
+                <w:color w:val="000000"/>
+                <w:sz w:val="24"/>
+                <w:szCs w:val="24"/>
+              </w:rPr>
               <w:t>{f_boom}</w:t>
             </w:r>
           </w:p>
@@ -5764,6 +5932,12 @@
               </w:rPr>
             </w:pPr>
             <w:r>
+              <w:rPr>
+                <w:rFonts w:ascii="Arial" w:hAnsi="Arial" w:cs="Arial"/>
+                <w:color w:val="000000"/>
+                <w:sz w:val="24"/>
+                <w:szCs w:val="24"/>
+              </w:rPr>
               <w:t>{f_overseed}</w:t>
             </w:r>
           </w:p>
@@ -5843,6 +6017,12 @@
               </w:rPr>
             </w:pPr>
             <w:r>
+              <w:rPr>
+                <w:rFonts w:ascii="Arial" w:hAnsi="Arial" w:cs="Arial"/>
+                <w:color w:val="000000"/>
+                <w:sz w:val="24"/>
+                <w:szCs w:val="24"/>
+              </w:rPr>
               <w:t>{f_dragmat}</w:t>
             </w:r>
           </w:p>
@@ -5904,6 +6084,12 @@
               </w:rPr>
             </w:pPr>
             <w:r>
+              <w:rPr>
+                <w:rFonts w:ascii="Arial" w:hAnsi="Arial" w:cs="Arial"/>
+                <w:color w:val="000000"/>
+                <w:sz w:val="24"/>
+                <w:szCs w:val="24"/>
+              </w:rPr>
               <w:t>{f_other}</w:t>
             </w:r>
           </w:p>
@@ -6101,6 +6287,12 @@
               </w:rPr>
             </w:pPr>
             <w:r>
+              <w:rPr>
+                <w:rFonts w:ascii="Arial" w:hAnsi="Arial" w:cs="Arial"/>
+                <w:color w:val="000000"/>
+                <w:sz w:val="24"/>
+                <w:szCs w:val="24"/>
+              </w:rPr>
               <w:t>{g_fert}</w:t>
             </w:r>
           </w:p>
@@ -6160,6 +6352,12 @@
               </w:rPr>
             </w:pPr>
             <w:r>
+              <w:rPr>
+                <w:rFonts w:ascii="Arial" w:hAnsi="Arial" w:cs="Arial"/>
+                <w:color w:val="000000"/>
+                <w:sz w:val="24"/>
+                <w:szCs w:val="24"/>
+              </w:rPr>
               <w:t>{g_herb}</w:t>
             </w:r>
           </w:p>
@@ -6217,6 +6415,12 @@
               </w:rPr>
             </w:pPr>
             <w:r>
+              <w:rPr>
+                <w:rFonts w:ascii="Arial" w:hAnsi="Arial" w:cs="Arial"/>
+                <w:color w:val="000000"/>
+                <w:sz w:val="24"/>
+                <w:szCs w:val="24"/>
+              </w:rPr>
               <w:t>{g_other}</w:t>
             </w:r>
           </w:p>
@@ -6397,6 +6601,12 @@
               </w:rPr>
             </w:pPr>
             <w:r>
+              <w:rPr>
+                <w:rFonts w:ascii="Arial" w:hAnsi="Arial" w:cs="Arial"/>
+                <w:color w:val="000000"/>
+                <w:sz w:val="24"/>
+                <w:szCs w:val="24"/>
+              </w:rPr>
               <w:t>{h_risks}</w:t>
             </w:r>
           </w:p>
@@ -6456,6 +6666,12 @@
               </w:rPr>
             </w:pPr>
             <w:r>
+              <w:rPr>
+                <w:rFonts w:ascii="Arial" w:hAnsi="Arial" w:cs="Arial"/>
+                <w:color w:val="000000"/>
+                <w:sz w:val="24"/>
+                <w:szCs w:val="24"/>
+              </w:rPr>
               <w:t>{h_comments}</w:t>
             </w:r>
           </w:p>

--- a/report_template.docx
+++ b/report_template.docx
@@ -38,19 +38,692 @@
               <w:jc w:val="center"/>
               <w:rPr>
                 <w:rFonts w:ascii="Arial" w:hAnsi="Arial" w:cs="Arial"/>
-                <w:color w:val="FFFFFF" w:themeColor="background1"/>
-                <w:sz w:val="24"/>
-                <w:szCs w:val="24"/>
-              </w:rPr>
-            </w:pPr>
-            <w:r>
-              <w:rPr>
-                <w:rFonts w:ascii="Arial" w:eastAsia="Arial" w:hAnsi="Arial" w:cs="Arial"/>
-                <w:color w:val="000000"/>
-                <w:sz w:val="24"/>
-                <w:szCs w:val="24"/>
-              </w:rPr>
-              <w:t>{h_comments}</w:t>
+                <w:b/>
+                <w:bCs/>
+                <w:color w:val="FFFFFF"/>
+                <w:sz w:val="24"/>
+                <w:szCs w:val="24"/>
+              </w:rPr>
+            </w:pPr>
+            <w:r>
+              <w:rPr>
+                <w:rStyle w:val="ui-provider"/>
+                <w:rFonts w:ascii="Arial" w:hAnsi="Arial" w:cs="Arial"/>
+                <w:b/>
+                <w:bCs/>
+                <w:color w:val="FFFFFF"/>
+                <w:sz w:val="24"/>
+                <w:szCs w:val="24"/>
+              </w:rPr>
+              <w:t>PITCH INSPECTION REPORT</w:t>
+            </w:r>
+          </w:p>
+        </w:tc>
+        <w:tc>
+          <w:tcPr>
+            <w:tcW w:w="1706" w:type="dxa"/>
+            <w:shd w:val="clear" w:color="auto" w:fill="3A4D2F"/>
+          </w:tcPr>
+          <w:p>
+            <w:pPr>
+              <w:pStyle w:val="00TitlePageSubtitle"/>
+              <w:spacing w:before="120"/>
+              <w:jc w:val="center"/>
+              <w:rPr>
+                <w:rFonts w:ascii="Arial" w:hAnsi="Arial" w:cs="Arial"/>
+                <w:color w:val="000000"/>
+                <w:sz w:val="24"/>
+                <w:szCs w:val="24"/>
+              </w:rPr>
+            </w:pPr>
+            <w:r>
+              <w:rPr>
+                <w:rFonts w:ascii="Arial" w:hAnsi="Arial" w:cs="Arial"/>
+                <w:noProof/>
+                <w:color w:val="000000"/>
+                <w:sz w:val="24"/>
+                <w:szCs w:val="24"/>
+              </w:rPr>
+              <w:drawing>
+                <wp:anchor distT="0" distB="0" distL="114300" distR="114300" simplePos="0" relativeHeight="251658240" behindDoc="0" locked="0" layoutInCell="1" allowOverlap="1" wp14:anchorId="291D851F" wp14:editId="4DB7312A">
+                  <wp:simplePos x="0" y="0"/>
+                  <wp:positionH relativeFrom="column">
+                    <wp:posOffset>-180340</wp:posOffset>
+                  </wp:positionH>
+                  <wp:positionV relativeFrom="paragraph">
+                    <wp:posOffset>135890</wp:posOffset>
+                  </wp:positionV>
+                  <wp:extent cx="1083310" cy="467360"/>
+                  <wp:effectExtent l="0" t="0" r="2540" b="8890"/>
+                  <wp:wrapNone/>
+                  <wp:docPr id="2131047544" name="Picture 2"/>
+                  <wp:cNvGraphicFramePr>
+                    <a:graphicFrameLocks xmlns:a="http://schemas.openxmlformats.org/drawingml/2006/main" noChangeAspect="1"/>
+                  </wp:cNvGraphicFramePr>
+                  <a:graphic xmlns:a="http://schemas.openxmlformats.org/drawingml/2006/main">
+                    <a:graphicData uri="http://schemas.openxmlformats.org/drawingml/2006/picture">
+                      <pic:pic xmlns:pic="http://schemas.openxmlformats.org/drawingml/2006/picture">
+                        <pic:nvPicPr>
+                          <pic:cNvPr id="2131047544" name="Picture 2131047544"/>
+                          <pic:cNvPicPr/>
+                        </pic:nvPicPr>
+                        <pic:blipFill>
+                          <a:blip r:embed="rId10" cstate="print">
+                            <a:extLst>
+                              <a:ext uri="{28A0092B-C50C-407E-A947-70E740481C1C}">
+                                <a14:useLocalDpi xmlns:a14="http://schemas.microsoft.com/office/drawing/2010/main" val="0"/>
+                              </a:ext>
+                            </a:extLst>
+                          </a:blip>
+                          <a:stretch>
+                            <a:fillRect/>
+                          </a:stretch>
+                        </pic:blipFill>
+                        <pic:spPr>
+                          <a:xfrm>
+                            <a:off x="0" y="0"/>
+                            <a:ext cx="1083310" cy="467360"/>
+                          </a:xfrm>
+                          <a:prstGeom prst="rect">
+                            <a:avLst/>
+                          </a:prstGeom>
+                        </pic:spPr>
+                      </pic:pic>
+                    </a:graphicData>
+                  </a:graphic>
+                </wp:anchor>
+              </w:drawing>
+            </w:r>
+          </w:p>
+        </w:tc>
+      </w:tr>
+      <w:tr>
+        <w:trPr>
+          <w:trHeight w:val="416"/>
+        </w:trPr>
+        <w:tc>
+          <w:tcPr>
+            <w:tcW w:w="4565" w:type="dxa"/>
+            <w:shd w:val="clear" w:color="auto" w:fill="3A4D2F"/>
+            <w:vAlign w:val="center"/>
+          </w:tcPr>
+          <w:p>
+            <w:pPr>
+              <w:pStyle w:val="TableParagraph"/>
+              <w:rPr>
+                <w:rFonts w:ascii="Arial" w:hAnsi="Arial" w:cs="Arial"/>
+                <w:color w:val="FFFFFF"/>
+                <w:sz w:val="24"/>
+                <w:szCs w:val="24"/>
+                <w:lang w:val="ru-RU"/>
+              </w:rPr>
+            </w:pPr>
+            <w:r>
+              <w:rPr>
+                <w:rFonts w:ascii="Arial" w:hAnsi="Arial" w:cs="Arial"/>
+                <w:color w:val="FFFFFF"/>
+                <w:sz w:val="24"/>
+                <w:szCs w:val="24"/>
+              </w:rPr>
+              <w:t>VENUE NAME: {venue_name}</w:t>
+            </w:r>
+          </w:p>
+        </w:tc>
+        <w:tc>
+          <w:tcPr>
+            <w:tcW w:w="4933" w:type="dxa"/>
+            <w:gridSpan w:val="4"/>
+            <w:shd w:val="clear" w:color="auto" w:fill="3A4D2F"/>
+            <w:vAlign w:val="center"/>
+          </w:tcPr>
+          <w:p>
+            <w:pPr>
+              <w:pStyle w:val="TableParagraph"/>
+              <w:rPr>
+                <w:rFonts w:ascii="Arial" w:hAnsi="Arial" w:cs="Arial"/>
+                <w:color w:val="FFFFFF"/>
+                <w:sz w:val="24"/>
+                <w:szCs w:val="24"/>
+                <w:lang w:val="fr-FR"/>
+              </w:rPr>
+            </w:pPr>
+            <w:r>
+              <w:rPr>
+                <w:rFonts w:ascii="Arial" w:hAnsi="Arial" w:cs="Arial"/>
+                <w:color w:val="FFFFFF"/>
+                <w:sz w:val="24"/>
+                <w:szCs w:val="24"/>
+              </w:rPr>
+              <w:t>CLUSTER: {cluster}</w:t>
+            </w:r>
+          </w:p>
+        </w:tc>
+      </w:tr>
+      <w:tr>
+        <w:trPr>
+          <w:trHeight w:val="416"/>
+        </w:trPr>
+        <w:tc>
+          <w:tcPr>
+            <w:tcW w:w="9498" w:type="dxa"/>
+            <w:gridSpan w:val="5"/>
+            <w:shd w:val="clear" w:color="auto" w:fill="3A4D2F"/>
+            <w:vAlign w:val="center"/>
+          </w:tcPr>
+          <w:p>
+            <w:pPr>
+              <w:pStyle w:val="TableParagraph"/>
+              <w:spacing w:before="2"/>
+              <w:ind w:right="98"/>
+              <w:rPr>
+                <w:rFonts w:ascii="Arial" w:hAnsi="Arial" w:cs="Arial"/>
+                <w:color w:val="FFFFFF"/>
+                <w:spacing w:val="-1"/>
+                <w:w w:val="105"/>
+                <w:sz w:val="24"/>
+                <w:szCs w:val="24"/>
+              </w:rPr>
+            </w:pPr>
+            <w:r>
+              <w:rPr>
+                <w:rFonts w:ascii="Arial" w:hAnsi="Arial" w:cs="Arial"/>
+                <w:color w:val="FFFFFF"/>
+                <w:sz w:val="24"/>
+                <w:szCs w:val="24"/>
+              </w:rPr>
+              <w:t>VENUE ADDRESS: {address}</w:t>
+            </w:r>
+          </w:p>
+        </w:tc>
+      </w:tr>
+      <w:tr>
+        <w:trPr>
+          <w:trHeight w:val="416"/>
+        </w:trPr>
+        <w:tc>
+          <w:tcPr>
+            <w:tcW w:w="4565" w:type="dxa"/>
+            <w:shd w:val="clear" w:color="auto" w:fill="3A4D2F"/>
+            <w:vAlign w:val="center"/>
+          </w:tcPr>
+          <w:p>
+            <w:pPr>
+              <w:pStyle w:val="TableParagraph"/>
+              <w:spacing w:before="1" w:line="229" w:lineRule="exact"/>
+              <w:ind w:right="-84"/>
+              <w:rPr>
+                <w:rFonts w:ascii="Arial" w:hAnsi="Arial" w:cs="Arial"/>
+                <w:color w:val="FFFFFF"/>
+                <w:sz w:val="24"/>
+                <w:szCs w:val="24"/>
+              </w:rPr>
+            </w:pPr>
+            <w:r>
+              <w:rPr>
+                <w:rFonts w:ascii="Arial" w:hAnsi="Arial" w:cs="Arial"/>
+                <w:color w:val="FFFFFF"/>
+                <w:sz w:val="24"/>
+                <w:szCs w:val="24"/>
+              </w:rPr>
+              <w:t>Primary contact: {contact}</w:t>
+            </w:r>
+          </w:p>
+        </w:tc>
+        <w:tc>
+          <w:tcPr>
+            <w:tcW w:w="4933" w:type="dxa"/>
+            <w:gridSpan w:val="4"/>
+            <w:shd w:val="clear" w:color="auto" w:fill="3A4D2F"/>
+            <w:vAlign w:val="center"/>
+          </w:tcPr>
+          <w:p>
+            <w:pPr>
+              <w:pStyle w:val="TableParagraph"/>
+              <w:spacing w:before="5" w:line="226" w:lineRule="exact"/>
+              <w:ind w:left="137" w:right="98"/>
+              <w:rPr>
+                <w:rFonts w:ascii="Arial" w:hAnsi="Arial" w:cs="Arial"/>
+                <w:color w:val="FFFFFF"/>
+                <w:sz w:val="24"/>
+                <w:szCs w:val="24"/>
+              </w:rPr>
+            </w:pPr>
+            <w:r>
+              <w:rPr>
+                <w:rFonts w:ascii="Arial" w:hAnsi="Arial" w:cs="Arial"/>
+                <w:color w:val="FFFFFF"/>
+                <w:sz w:val="24"/>
+                <w:szCs w:val="24"/>
+              </w:rPr>
+              <w:t>Position: {position}</w:t>
+            </w:r>
+          </w:p>
+        </w:tc>
+      </w:tr>
+      <w:tr>
+        <w:trPr>
+          <w:trHeight w:val="416"/>
+        </w:trPr>
+        <w:tc>
+          <w:tcPr>
+            <w:tcW w:w="4565" w:type="dxa"/>
+            <w:shd w:val="clear" w:color="auto" w:fill="3A4D2F"/>
+            <w:vAlign w:val="center"/>
+          </w:tcPr>
+          <w:p>
+            <w:pPr>
+              <w:pStyle w:val="TableParagraph"/>
+              <w:spacing w:before="1" w:line="229" w:lineRule="exact"/>
+              <w:ind w:right="-84"/>
+              <w:rPr>
+                <w:rFonts w:ascii="Arial" w:hAnsi="Arial" w:cs="Arial"/>
+                <w:color w:val="000000"/>
+                <w:sz w:val="24"/>
+                <w:szCs w:val="24"/>
+                <w:lang w:val="fr-FR"/>
+              </w:rPr>
+            </w:pPr>
+            <w:r>
+              <w:rPr>
+                <w:rFonts w:ascii="Arial" w:hAnsi="Arial" w:cs="Arial"/>
+                <w:color w:val="FFFFFF"/>
+                <w:sz w:val="24"/>
+                <w:szCs w:val="24"/>
+                <w:lang w:val="fr-FR"/>
+              </w:rPr>
+              <w:t>Email + phone: {email}</w:t>
+            </w:r>
+          </w:p>
+        </w:tc>
+        <w:tc>
+          <w:tcPr>
+            <w:tcW w:w="4933" w:type="dxa"/>
+            <w:gridSpan w:val="4"/>
+            <w:shd w:val="clear" w:color="auto" w:fill="3A4D2F"/>
+            <w:vAlign w:val="center"/>
+          </w:tcPr>
+          <w:p>
+            <w:pPr>
+              <w:pStyle w:val="TableParagraph"/>
+              <w:spacing w:before="5" w:line="226" w:lineRule="exact"/>
+              <w:ind w:left="137" w:right="98"/>
+              <w:rPr>
+                <w:rFonts w:ascii="Arial" w:hAnsi="Arial" w:cs="Arial"/>
+                <w:color w:val="FFFFFF"/>
+                <w:spacing w:val="-1"/>
+                <w:w w:val="105"/>
+                <w:sz w:val="24"/>
+                <w:szCs w:val="24"/>
+              </w:rPr>
+            </w:pPr>
+            <w:r>
+              <w:rPr>
+                <w:rFonts w:ascii="Arial" w:hAnsi="Arial" w:cs="Arial"/>
+                <w:color w:val="FFFFFF"/>
+                <w:sz w:val="24"/>
+                <w:szCs w:val="24"/>
+              </w:rPr>
+              <w:t>{phone}</w:t>
+            </w:r>
+          </w:p>
+        </w:tc>
+      </w:tr>
+      <w:tr>
+        <w:trPr>
+          <w:trHeight w:val="416"/>
+        </w:trPr>
+        <w:tc>
+          <w:tcPr>
+            <w:tcW w:w="9498" w:type="dxa"/>
+            <w:gridSpan w:val="5"/>
+            <w:shd w:val="clear" w:color="auto" w:fill="3A4D2F"/>
+            <w:vAlign w:val="center"/>
+          </w:tcPr>
+          <w:p>
+            <w:pPr>
+              <w:pStyle w:val="TableParagraph"/>
+              <w:rPr>
+                <w:rFonts w:ascii="Arial" w:hAnsi="Arial" w:cs="Arial"/>
+                <w:color w:val="FFFFFF"/>
+                <w:sz w:val="24"/>
+                <w:szCs w:val="24"/>
+              </w:rPr>
+            </w:pPr>
+            <w:r>
+              <w:rPr>
+                <w:rFonts w:ascii="Arial" w:hAnsi="Arial" w:cs="Arial"/>
+                <w:color w:val="FFFFFF"/>
+                <w:sz w:val="24"/>
+                <w:szCs w:val="24"/>
+              </w:rPr>
+              <w:t>Grass Type: {grass}</w:t>
+            </w:r>
+            <w:sdt>
+              <w:sdtPr>
+                <w:rPr>
+                  <w:rFonts w:ascii="Arial" w:hAnsi="Arial" w:cs="Arial"/>
+                  <w:color w:val="FFFFFF"/>
+                  <w:sz w:val="24"/>
+                  <w:szCs w:val="24"/>
+                </w:rPr>
+                <w:alias w:val="9.Grass Type"/>
+                <w:tag w:val="9.Grass Type"/>
+                <w:id w:val="1955972188"/>
+                <w:placeholder>
+                  <w:docPart w:val="0B0A71DBF5BF47188404213CD323DBDD"/>
+                </w:placeholder>
+                <w15:color w:val="FFFFFF"/>
+                <w:text/>
+              </w:sdtPr>
+              <w:sdtContent>
+                <w:r>
+                  <w:rPr>
+                    <w:rFonts w:ascii="Arial" w:hAnsi="Arial" w:cs="Arial"/>
+                    <w:color w:val="FFFFFF"/>
+                    <w:sz w:val="24"/>
+                    <w:szCs w:val="24"/>
+                  </w:rPr>
+                  <w:t>Bermuda grass overseeded with rye grass</w:t>
+                </w:r>
+              </w:sdtContent>
+            </w:sdt>
+          </w:p>
+        </w:tc>
+      </w:tr>
+      <w:tr>
+        <w:trPr>
+          <w:trHeight w:val="869"/>
+        </w:trPr>
+        <w:tc>
+          <w:tcPr>
+            <w:tcW w:w="4749" w:type="dxa"/>
+            <w:gridSpan w:val="2"/>
+            <w:vMerge w:val="restart"/>
+            <w:shd w:val="clear" w:color="auto" w:fill="E8E8E8"/>
+            <w:vAlign w:val="center"/>
+          </w:tcPr>
+          <w:p>
+            <w:pPr>
+              <w:pStyle w:val="TableParagraph"/>
+              <w:rPr>
+                <w:rFonts w:ascii="Arial" w:hAnsi="Arial" w:cs="Arial"/>
+                <w:color w:val="000000"/>
+                <w:sz w:val="24"/>
+                <w:szCs w:val="24"/>
+              </w:rPr>
+            </w:pPr>
+            <w:r>
+              <w:rPr>
+                <w:rFonts w:ascii="Arial" w:hAnsi="Arial" w:cs="Arial"/>
+                <w:noProof/>
+                <w:color w:val="000000"/>
+                <w:sz w:val="24"/>
+                <w:szCs w:val="24"/>
+              </w:rPr>
+              <w:drawing>
+                <wp:inline distT="0" distB="0" distL="0" distR="0" wp14:anchorId="056ACEA4" wp14:editId="35D237EF">
+                  <wp:extent cx="2879388" cy="1511935"/>
+                  <wp:effectExtent l="0" t="0" r="0" b="0"/>
+                  <wp:docPr id="1480087682" name="Picture 1"/>
+                  <wp:cNvGraphicFramePr>
+                    <a:graphicFrameLocks xmlns:a="http://schemas.openxmlformats.org/drawingml/2006/main" noChangeAspect="1"/>
+                  </wp:cNvGraphicFramePr>
+                  <a:graphic xmlns:a="http://schemas.openxmlformats.org/drawingml/2006/main">
+                    <a:graphicData uri="http://schemas.openxmlformats.org/drawingml/2006/picture">
+                      <pic:pic xmlns:pic="http://schemas.openxmlformats.org/drawingml/2006/picture">
+                        <pic:nvPicPr>
+                          <pic:cNvPr id="1480087682" name=""/>
+                          <pic:cNvPicPr/>
+                        </pic:nvPicPr>
+                        <pic:blipFill>
+                          <a:blip r:embed="rId11"/>
+                          <a:stretch>
+                            <a:fillRect/>
+                          </a:stretch>
+                        </pic:blipFill>
+                        <pic:spPr>
+                          <a:xfrm>
+                            <a:off x="0" y="0"/>
+                            <a:ext cx="2899360" cy="1522422"/>
+                          </a:xfrm>
+                          <a:prstGeom prst="rect">
+                            <a:avLst/>
+                          </a:prstGeom>
+                        </pic:spPr>
+                      </pic:pic>
+                    </a:graphicData>
+                  </a:graphic>
+                </wp:inline>
+              </w:drawing>
+            </w:r>
+          </w:p>
+        </w:tc>
+        <w:tc>
+          <w:tcPr>
+            <w:tcW w:w="2374" w:type="dxa"/>
+            <w:shd w:val="clear" w:color="auto" w:fill="E8E8E8"/>
+            <w:vAlign w:val="center"/>
+          </w:tcPr>
+          <w:p>
+            <w:pPr>
+              <w:pStyle w:val="TableParagraph"/>
+              <w:rPr>
+                <w:rFonts w:ascii="Arial" w:hAnsi="Arial" w:cs="Arial"/>
+                <w:b/>
+                <w:bCs/>
+                <w:color w:val="000000"/>
+                <w:sz w:val="24"/>
+                <w:szCs w:val="24"/>
+              </w:rPr>
+            </w:pPr>
+            <w:r>
+              <w:rPr>
+                <w:rFonts w:ascii="Arial" w:hAnsi="Arial" w:cs="Arial"/>
+                <w:b/>
+                <w:bCs/>
+                <w:color w:val="000000"/>
+                <w:sz w:val="24"/>
+                <w:szCs w:val="24"/>
+              </w:rPr>
+              <w:t>ON-SITE AGRONOMIST</w:t>
+            </w:r>
+          </w:p>
+        </w:tc>
+        <w:tc>
+          <w:tcPr>
+            <w:tcW w:w="2375" w:type="dxa"/>
+            <w:gridSpan w:val="2"/>
+            <w:shd w:val="clear" w:color="auto" w:fill="E8E8E8"/>
+            <w:vAlign w:val="center"/>
+          </w:tcPr>
+          <w:p>
+            <w:pPr>
+              <w:pStyle w:val="TableParagraph"/>
+              <w:rPr>
+                <w:rFonts w:ascii="Arial" w:hAnsi="Arial" w:cs="Arial"/>
+                <w:color w:val="000000"/>
+                <w:sz w:val="24"/>
+                <w:szCs w:val="24"/>
+              </w:rPr>
+            </w:pPr>
+            <w:r>
+              <w:rPr>
+                <w:rFonts w:ascii="Arial" w:hAnsi="Arial" w:cs="Arial"/>
+                <w:color w:val="000000"/>
+                <w:sz w:val="24"/>
+                <w:szCs w:val="24"/>
+              </w:rPr>
+              <w:t>{agronomist}</w:t>
+            </w:r>
+          </w:p>
+        </w:tc>
+      </w:tr>
+      <w:tr>
+        <w:trPr>
+          <w:trHeight w:val="869"/>
+        </w:trPr>
+        <w:tc>
+          <w:tcPr>
+            <w:tcW w:w="4749" w:type="dxa"/>
+            <w:gridSpan w:val="2"/>
+            <w:vMerge/>
+            <w:shd w:val="clear" w:color="auto" w:fill="E8E8E8"/>
+            <w:vAlign w:val="center"/>
+          </w:tcPr>
+          <w:p>
+            <w:pPr>
+              <w:pStyle w:val="TableParagraph"/>
+              <w:rPr>
+                <w:rFonts w:ascii="Arial" w:hAnsi="Arial" w:cs="Arial"/>
+                <w:color w:val="000000"/>
+                <w:sz w:val="24"/>
+                <w:szCs w:val="24"/>
+              </w:rPr>
+            </w:pPr>
+          </w:p>
+        </w:tc>
+        <w:tc>
+          <w:tcPr>
+            <w:tcW w:w="2374" w:type="dxa"/>
+            <w:shd w:val="clear" w:color="auto" w:fill="E8E8E8"/>
+            <w:vAlign w:val="center"/>
+          </w:tcPr>
+          <w:p>
+            <w:pPr>
+              <w:pStyle w:val="TableParagraph"/>
+              <w:rPr>
+                <w:rFonts w:ascii="Arial" w:hAnsi="Arial" w:cs="Arial"/>
+                <w:b/>
+                <w:bCs/>
+                <w:color w:val="000000"/>
+                <w:sz w:val="24"/>
+                <w:szCs w:val="24"/>
+              </w:rPr>
+            </w:pPr>
+            <w:r>
+              <w:rPr>
+                <w:rFonts w:ascii="Arial" w:hAnsi="Arial" w:cs="Arial"/>
+                <w:b/>
+                <w:bCs/>
+                <w:color w:val="000000"/>
+                <w:sz w:val="24"/>
+                <w:szCs w:val="24"/>
+              </w:rPr>
+              <w:t>REPORT CHECKED BY</w:t>
+            </w:r>
+          </w:p>
+        </w:tc>
+        <w:tc>
+          <w:tcPr>
+            <w:tcW w:w="2375" w:type="dxa"/>
+            <w:gridSpan w:val="2"/>
+            <w:shd w:val="clear" w:color="auto" w:fill="E8E8E8"/>
+            <w:vAlign w:val="center"/>
+          </w:tcPr>
+          <w:p>
+            <w:pPr>
+              <w:pStyle w:val="TableParagraph"/>
+              <w:rPr>
+                <w:rFonts w:ascii="Arial" w:hAnsi="Arial" w:cs="Arial"/>
+                <w:color w:val="000000"/>
+                <w:sz w:val="24"/>
+                <w:szCs w:val="24"/>
+              </w:rPr>
+            </w:pPr>
+            <w:r>
+              <w:rPr>
+                <w:rFonts w:ascii="Arial" w:hAnsi="Arial" w:cs="Arial"/>
+                <w:color w:val="000000"/>
+                <w:sz w:val="24"/>
+                <w:szCs w:val="24"/>
+              </w:rPr>
+              <w:t>{checked_by}</w:t>
+            </w:r>
+          </w:p>
+        </w:tc>
+      </w:tr>
+      <w:tr>
+        <w:trPr>
+          <w:trHeight w:val="869"/>
+        </w:trPr>
+        <w:tc>
+          <w:tcPr>
+            <w:tcW w:w="4749" w:type="dxa"/>
+            <w:gridSpan w:val="2"/>
+            <w:vMerge/>
+            <w:shd w:val="clear" w:color="auto" w:fill="E8E8E8"/>
+            <w:vAlign w:val="center"/>
+          </w:tcPr>
+          <w:p>
+            <w:pPr>
+              <w:pStyle w:val="TableParagraph"/>
+              <w:rPr>
+                <w:rFonts w:ascii="Arial" w:hAnsi="Arial" w:cs="Arial"/>
+                <w:color w:val="000000"/>
+                <w:sz w:val="24"/>
+                <w:szCs w:val="24"/>
+              </w:rPr>
+            </w:pPr>
+          </w:p>
+        </w:tc>
+        <w:tc>
+          <w:tcPr>
+            <w:tcW w:w="2374" w:type="dxa"/>
+            <w:shd w:val="clear" w:color="auto" w:fill="E8E8E8"/>
+            <w:vAlign w:val="center"/>
+          </w:tcPr>
+          <w:p>
+            <w:pPr>
+              <w:pStyle w:val="TableParagraph"/>
+              <w:rPr>
+                <w:rFonts w:ascii="Arial" w:hAnsi="Arial" w:cs="Arial"/>
+                <w:b/>
+                <w:bCs/>
+                <w:color w:val="000000"/>
+                <w:sz w:val="24"/>
+                <w:szCs w:val="24"/>
+              </w:rPr>
+            </w:pPr>
+            <w:r>
+              <w:rPr>
+                <w:rFonts w:ascii="Arial" w:hAnsi="Arial" w:cs="Arial"/>
+                <w:b/>
+                <w:bCs/>
+                <w:color w:val="000000"/>
+                <w:sz w:val="24"/>
+                <w:szCs w:val="24"/>
+              </w:rPr>
+              <w:t>VISIT DATE</w:t>
+            </w:r>
+          </w:p>
+        </w:tc>
+        <w:tc>
+          <w:tcPr>
+            <w:tcW w:w="2375" w:type="dxa"/>
+            <w:gridSpan w:val="2"/>
+            <w:shd w:val="clear" w:color="auto" w:fill="E8E8E8"/>
+            <w:vAlign w:val="center"/>
+          </w:tcPr>
+          <w:p>
+            <w:pPr>
+              <w:pStyle w:val="TableParagraph"/>
+              <w:rPr>
+                <w:rFonts w:ascii="Arial" w:hAnsi="Arial" w:cs="Arial"/>
+                <w:color w:val="000000"/>
+                <w:sz w:val="24"/>
+                <w:szCs w:val="24"/>
+              </w:rPr>
+            </w:pPr>
+            <w:r>
+              <w:rPr>
+                <w:rFonts w:ascii="Arial" w:hAnsi="Arial" w:cs="Arial"/>
+                <w:color w:val="000000"/>
+                <w:spacing w:val="-9"/>
+                <w:w w:val="105"/>
+                <w:sz w:val="24"/>
+                <w:szCs w:val="24"/>
+              </w:rPr>
+              <w:t>{visit_date}</w:t>
             </w:r>
           </w:p>
         </w:tc>
@@ -59,10 +732,4338 @@
     <w:p>
       <w:pPr>
         <w:pStyle w:val="Heading2"/>
-        <w:spacing w:line="240" w:lineRule="auto"/>
+        <w:rPr>
+          <w:rFonts w:ascii="Arial" w:hAnsi="Arial" w:cs="Arial"/>
+          <w:b/>
+          <w:bCs/>
+          <w:color w:val="000000"/>
+          <w:sz w:val="24"/>
+          <w:szCs w:val="24"/>
+          <w:lang w:val="en-GB"/>
+        </w:rPr>
+      </w:pPr>
+      <w:r>
+        <w:rPr>
+          <w:rFonts w:ascii="Arial" w:hAnsi="Arial" w:cs="Arial"/>
+          <w:b/>
+          <w:bCs/>
+          <w:color w:val="000000"/>
+          <w:sz w:val="24"/>
+          <w:szCs w:val="24"/>
+          <w:lang w:val="en-GB"/>
+        </w:rPr>
+        <w:t>1. OVERALL ASSESSMENT – VENUE</w:t>
+      </w:r>
+    </w:p>
+    <w:tbl>
+      <w:tblPr>
+        <w:tblW w:w="5238" w:type="pct"/>
+        <w:tblCellSpacing w:w="15" w:type="dxa"/>
+        <w:tblBorders>
+          <w:top w:val="single" w:sz="4" w:space="0" w:color="auto"/>
+          <w:left w:val="single" w:sz="4" w:space="0" w:color="auto"/>
+          <w:bottom w:val="single" w:sz="4" w:space="0" w:color="auto"/>
+          <w:right w:val="single" w:sz="4" w:space="0" w:color="auto"/>
+          <w:insideH w:val="single" w:sz="4" w:space="0" w:color="auto"/>
+          <w:insideV w:val="single" w:sz="4" w:space="0" w:color="auto"/>
+        </w:tblBorders>
+        <w:tblCellMar>
+          <w:top w:w="15" w:type="dxa"/>
+          <w:left w:w="15" w:type="dxa"/>
+          <w:bottom w:w="15" w:type="dxa"/>
+          <w:right w:w="15" w:type="dxa"/>
+        </w:tblCellMar>
+        <w:tblLook w:val="04A0" w:firstRow="1" w:lastRow="0" w:firstColumn="1" w:lastColumn="0" w:noHBand="0" w:noVBand="1"/>
+      </w:tblPr>
+      <w:tblGrid>
+        <w:gridCol w:w="3477"/>
+        <w:gridCol w:w="3561"/>
+        <w:gridCol w:w="2458"/>
+      </w:tblGrid>
+      <w:tr>
+        <w:trPr>
+          <w:trHeight w:val="418"/>
+          <w:tblCellSpacing w:w="15" w:type="dxa"/>
+        </w:trPr>
+        <w:tc>
+          <w:tcPr>
+            <w:tcW w:w="1818" w:type="pct"/>
+            <w:shd w:val="clear" w:color="auto" w:fill="E8E8E8"/>
+            <w:vAlign w:val="center"/>
+            <w:hideMark/>
+          </w:tcPr>
+          <w:p>
+            <w:pPr>
+              <w:spacing w:after="0" w:line="240" w:lineRule="auto"/>
+              <w:jc w:val="center"/>
+              <w:rPr>
+                <w:rFonts w:ascii="Arial" w:hAnsi="Arial" w:cs="Arial"/>
+                <w:b/>
+                <w:bCs/>
+                <w:color w:val="000000"/>
+                <w:kern w:val="0"/>
+                <w:sz w:val="24"/>
+                <w:szCs w:val="24"/>
+              </w:rPr>
+            </w:pPr>
+            <w:r>
+              <w:rPr>
+                <w:rFonts w:ascii="Arial" w:hAnsi="Arial" w:cs="Arial"/>
+                <w:b/>
+                <w:bCs/>
+                <w:color w:val="000000"/>
+                <w:sz w:val="24"/>
+                <w:szCs w:val="24"/>
+              </w:rPr>
+              <w:t>OVERALL RISK RATING</w:t>
+            </w:r>
+          </w:p>
+        </w:tc>
+        <w:tc>
+          <w:tcPr>
+            <w:tcW w:w="1871" w:type="pct"/>
+            <w:tcBorders>
+              <w:top w:val="nil"/>
+              <w:left w:val="nil"/>
+              <w:bottom w:val="nil"/>
+              <w:right w:val="nil"/>
+            </w:tcBorders>
+            <w:shd w:val="clear" w:color="auto" w:fill="AA00FF"/>
+            <w:vAlign w:val="center"/>
+            <w:hideMark/>
+          </w:tcPr>
+          <w:p>
+            <w:pPr>
+              <w:spacing w:after="0" w:line="240" w:lineRule="auto"/>
+              <w:jc w:val="center"/>
+              <w:rPr>
+                <w:rFonts w:ascii="Arial" w:hAnsi="Arial" w:cs="Arial"/>
+                <w:color w:val="FFFFFF"/>
+                <w:sz w:val="24"/>
+                <w:szCs w:val="24"/>
+              </w:rPr>
+            </w:pPr>
+            <w:r>
+              <w:rPr>
+                <w:rFonts w:ascii="Arial" w:hAnsi="Arial" w:cs="Arial"/>
+                <w:color w:val="FFFFFF"/>
+                <w:sz w:val="24"/>
+                <w:szCs w:val="24"/>
+              </w:rPr>
+              <w:t>{overall_label}</w:t>
+            </w:r>
+          </w:p>
+        </w:tc>
+        <w:tc>
+          <w:tcPr>
+            <w:tcW w:w="1248" w:type="pct"/>
+            <w:tcBorders>
+              <w:top w:val="nil"/>
+              <w:left w:val="nil"/>
+              <w:bottom w:val="nil"/>
+              <w:right w:val="nil"/>
+            </w:tcBorders>
+            <w:shd w:val="clear" w:color="auto" w:fill="AA00FF"/>
+            <w:vAlign w:val="center"/>
+          </w:tcPr>
+          <w:p>
+            <w:pPr>
+              <w:spacing w:after="0" w:line="240" w:lineRule="auto"/>
+              <w:jc w:val="center"/>
+              <w:rPr>
+                <w:rFonts w:ascii="Arial" w:hAnsi="Arial" w:cs="Arial"/>
+                <w:color w:val="FFFFFF"/>
+                <w:sz w:val="24"/>
+                <w:szCs w:val="24"/>
+              </w:rPr>
+            </w:pPr>
+            <w:r>
+              <w:rPr>
+                <w:rFonts w:ascii="Arial" w:hAnsi="Arial" w:cs="Arial"/>
+                <w:color w:val="FFFFFF"/>
+                <w:sz w:val="24"/>
+                <w:szCs w:val="24"/>
+              </w:rPr>
+              <w:t>{overall_score}</w:t>
+            </w:r>
+          </w:p>
+        </w:tc>
+      </w:tr>
+      <w:tr>
+        <w:trPr>
+          <w:tblCellSpacing w:w="15" w:type="dxa"/>
+        </w:trPr>
+        <w:tc>
+          <w:tcPr>
+            <w:tcW w:w="4968" w:type="pct"/>
+            <w:gridSpan w:val="3"/>
+            <w:vAlign w:val="center"/>
+            <w:hideMark/>
+          </w:tcPr>
+          <w:p>
+            <w:pPr>
+              <w:spacing w:after="0" w:line="240" w:lineRule="auto"/>
+              <w:rPr>
+                <w:rFonts w:ascii="Arial" w:hAnsi="Arial" w:cs="Arial"/>
+                <w:color w:val="000000"/>
+                <w:sz w:val="24"/>
+                <w:szCs w:val="24"/>
+                <w:lang w:val="en-GB"/>
+              </w:rPr>
+            </w:pPr>
+            <w:r>
+              <w:rPr>
+                <w:rFonts w:ascii="Arial" w:hAnsi="Arial" w:cs="Arial"/>
+                <w:color w:val="000000"/>
+                <w:sz w:val="24"/>
+                <w:szCs w:val="24"/>
+                <w:lang w:val="en-GB"/>
+              </w:rPr>
+              <w:t>COMMENTS:</w:t>
+              <w:br/>
+              <w:t xml:space="preserve">{overall_comment}</w:t>
+            </w:r>
+          </w:p>
+        </w:tc>
+      </w:tr>
+    </w:tbl>
+    <w:p>
+      <w:pPr>
+        <w:pStyle w:val="Heading2"/>
+        <w:rPr>
+          <w:rFonts w:ascii="Arial" w:hAnsi="Arial" w:cs="Arial"/>
+          <w:b/>
+          <w:bCs/>
+          <w:color w:val="000000"/>
+          <w:sz w:val="24"/>
+          <w:szCs w:val="24"/>
+          <w:lang w:val="en-GB"/>
+        </w:rPr>
+      </w:pPr>
+      <w:r>
+        <w:rPr>
+          <w:rFonts w:ascii="Arial" w:hAnsi="Arial" w:cs="Arial"/>
+          <w:b/>
+          <w:bCs/>
+          <w:color w:val="000000"/>
+          <w:sz w:val="24"/>
+          <w:szCs w:val="24"/>
+          <w:lang w:val="en-GB"/>
+        </w:rPr>
+        <w:t>2. DETAILED RISK ASSESSMENT BY PARAMETER</w:t>
+      </w:r>
+    </w:p>
+    <w:tbl>
+      <w:tblPr>
+        <w:tblStyle w:val="TableGrid"/>
+        <w:tblW w:w="9493" w:type="dxa"/>
+        <w:tblBorders>
+          <w:top w:val="none" w:sz="0" w:space="0" w:color="auto"/>
+          <w:left w:val="none" w:sz="0" w:space="0" w:color="auto"/>
+          <w:bottom w:val="none" w:sz="0" w:space="0" w:color="auto"/>
+          <w:right w:val="none" w:sz="0" w:space="0" w:color="auto"/>
+          <w:insideH w:val="none" w:sz="0" w:space="0" w:color="auto"/>
+          <w:insideV w:val="none" w:sz="0" w:space="0" w:color="auto"/>
+        </w:tblBorders>
+        <w:tblLook w:val="04A0" w:firstRow="1" w:lastRow="0" w:firstColumn="1" w:lastColumn="0" w:noHBand="0" w:noVBand="1"/>
+      </w:tblPr>
+      <w:tblGrid>
+        <w:gridCol w:w="2373"/>
+        <w:gridCol w:w="2373"/>
+        <w:gridCol w:w="2373"/>
+        <w:gridCol w:w="2374"/>
+      </w:tblGrid>
+      <w:tr>
+        <w:tc>
+          <w:tcPr>
+            <w:tcW w:w="2373" w:type="dxa"/>
+            <w:shd w:val="clear" w:color="auto" w:fill="2E9E5B"/>
+          </w:tcPr>
+          <w:p>
+            <w:pPr>
+              <w:jc w:val="center"/>
+              <w:rPr>
+                <w:rFonts w:ascii="Arial" w:hAnsi="Arial" w:cs="Arial"/>
+                <w:color w:val="FFFFFF"/>
+                <w:sz w:val="24"/>
+                <w:szCs w:val="24"/>
+                <w:lang w:val="en-GB"/>
+              </w:rPr>
+            </w:pPr>
+            <w:r>
+              <w:rPr>
+                <w:rFonts w:ascii="Arial" w:hAnsi="Arial" w:cs="Arial"/>
+                <w:color w:val="FFFFFF"/>
+                <w:sz w:val="24"/>
+                <w:szCs w:val="24"/>
+                <w:lang w:val="en-GB"/>
+              </w:rPr>
+              <w:t>Low - 1</w:t>
+            </w:r>
+          </w:p>
+        </w:tc>
+        <w:tc>
+          <w:tcPr>
+            <w:tcW w:w="2373" w:type="dxa"/>
+            <w:shd w:val="clear" w:color="auto" w:fill="E0A000"/>
+          </w:tcPr>
+          <w:p>
+            <w:pPr>
+              <w:jc w:val="center"/>
+              <w:rPr>
+                <w:rFonts w:ascii="Arial" w:hAnsi="Arial" w:cs="Arial"/>
+                <w:color w:val="FFFFFF"/>
+                <w:sz w:val="24"/>
+                <w:szCs w:val="24"/>
+                <w:lang w:val="en-GB"/>
+              </w:rPr>
+            </w:pPr>
+            <w:r>
+              <w:rPr>
+                <w:rFonts w:ascii="Arial" w:hAnsi="Arial" w:cs="Arial"/>
+                <w:color w:val="FFFFFF"/>
+                <w:sz w:val="24"/>
+                <w:szCs w:val="24"/>
+                <w:lang w:val="en-GB"/>
+              </w:rPr>
+              <w:t>Moderate -</w:t>
+            </w:r>
+            <w:r>
+              <w:rPr>
+                <w:rFonts w:ascii="Arial" w:hAnsi="Arial" w:cs="Arial"/>
+                <w:color w:val="FFFFFF"/>
+                <w:sz w:val="24"/>
+                <w:szCs w:val="24"/>
+                <w:lang w:val="en-GB"/>
+              </w:rPr>
+              <w:t xml:space="preserve"> </w:t>
+            </w:r>
+            <w:r>
+              <w:rPr>
+                <w:rFonts w:ascii="Arial" w:hAnsi="Arial" w:cs="Arial"/>
+                <w:color w:val="FFFFFF"/>
+                <w:sz w:val="24"/>
+                <w:szCs w:val="24"/>
+                <w:lang w:val="en-GB"/>
+              </w:rPr>
+              <w:t>2</w:t>
+            </w:r>
+          </w:p>
+        </w:tc>
+        <w:tc>
+          <w:tcPr>
+            <w:tcW w:w="2373" w:type="dxa"/>
+            <w:shd w:val="clear" w:color="auto" w:fill="E8731F"/>
+          </w:tcPr>
+          <w:p>
+            <w:pPr>
+              <w:jc w:val="center"/>
+              <w:rPr>
+                <w:rFonts w:ascii="Arial" w:hAnsi="Arial" w:cs="Arial"/>
+                <w:color w:val="FFFFFF"/>
+                <w:sz w:val="24"/>
+                <w:szCs w:val="24"/>
+                <w:lang w:val="en-GB"/>
+              </w:rPr>
+            </w:pPr>
+            <w:r>
+              <w:rPr>
+                <w:rFonts w:ascii="Arial" w:hAnsi="Arial" w:cs="Arial"/>
+                <w:color w:val="FFFFFF"/>
+                <w:sz w:val="24"/>
+                <w:szCs w:val="24"/>
+                <w:lang w:val="en-GB"/>
+              </w:rPr>
+              <w:t xml:space="preserve">High </w:t>
+            </w:r>
+            <w:r>
+              <w:rPr>
+                <w:rFonts w:ascii="Arial" w:hAnsi="Arial" w:cs="Arial"/>
+                <w:color w:val="FFFFFF"/>
+                <w:sz w:val="24"/>
+                <w:szCs w:val="24"/>
+                <w:lang w:val="en-GB"/>
+              </w:rPr>
+              <w:t xml:space="preserve">- </w:t>
+            </w:r>
+            <w:r>
+              <w:rPr>
+                <w:rFonts w:ascii="Arial" w:hAnsi="Arial" w:cs="Arial"/>
+                <w:color w:val="FFFFFF"/>
+                <w:sz w:val="24"/>
+                <w:szCs w:val="24"/>
+                <w:lang w:val="en-GB"/>
+              </w:rPr>
+              <w:t>3</w:t>
+            </w:r>
+          </w:p>
+        </w:tc>
+        <w:tc>
+          <w:tcPr>
+            <w:tcW w:w="2374" w:type="dxa"/>
+            <w:shd w:val="clear" w:color="auto" w:fill="E92840"/>
+          </w:tcPr>
+          <w:p>
+            <w:pPr>
+              <w:jc w:val="center"/>
+              <w:rPr>
+                <w:rFonts w:ascii="Arial" w:hAnsi="Arial" w:cs="Arial"/>
+                <w:color w:val="FFFFFF"/>
+                <w:sz w:val="24"/>
+                <w:szCs w:val="24"/>
+                <w:lang w:val="en-GB"/>
+              </w:rPr>
+            </w:pPr>
+            <w:r>
+              <w:rPr>
+                <w:rFonts w:ascii="Arial" w:hAnsi="Arial" w:cs="Arial"/>
+                <w:color w:val="FFFFFF"/>
+                <w:sz w:val="24"/>
+                <w:szCs w:val="24"/>
+                <w:lang w:val="en-GB"/>
+              </w:rPr>
+              <w:t>Critical -</w:t>
+            </w:r>
+            <w:r>
+              <w:rPr>
+                <w:rFonts w:ascii="Arial" w:hAnsi="Arial" w:cs="Arial"/>
+                <w:color w:val="FFFFFF"/>
+                <w:sz w:val="24"/>
+                <w:szCs w:val="24"/>
+                <w:lang w:val="en-GB"/>
+              </w:rPr>
+              <w:t xml:space="preserve"> </w:t>
+            </w:r>
+            <w:r>
+              <w:rPr>
+                <w:rFonts w:ascii="Arial" w:hAnsi="Arial" w:cs="Arial"/>
+                <w:color w:val="FFFFFF"/>
+                <w:sz w:val="24"/>
+                <w:szCs w:val="24"/>
+                <w:lang w:val="en-GB"/>
+              </w:rPr>
+              <w:t>4</w:t>
+            </w:r>
+          </w:p>
+        </w:tc>
+      </w:tr>
+    </w:tbl>
+    <w:p>
+      <w:pPr>
+        <w:spacing w:after="0"/>
+        <w:rPr>
+          <w:rFonts w:ascii="Arial" w:hAnsi="Arial" w:cs="Arial"/>
+          <w:color w:val="000000"/>
+          <w:sz w:val="24"/>
+          <w:szCs w:val="24"/>
+          <w:lang w:val="en-GB"/>
+        </w:rPr>
+      </w:pPr>
+    </w:p>
+    <w:tbl>
+      <w:tblPr>
+        <w:tblStyle w:val="TableGrid"/>
+        <w:tblW w:w="9493" w:type="dxa"/>
+        <w:tblLook w:val="04A0" w:firstRow="1" w:lastRow="0" w:firstColumn="1" w:lastColumn="0" w:noHBand="0" w:noVBand="1"/>
+      </w:tblPr>
+      <w:tblGrid>
+        <w:gridCol w:w="4390"/>
+        <w:gridCol w:w="2551"/>
+        <w:gridCol w:w="2552"/>
+      </w:tblGrid>
+      <w:tr>
+        <w:trPr>
+          <w:trHeight w:val="612"/>
+        </w:trPr>
+        <w:tc>
+          <w:tcPr>
+            <w:tcW w:w="4390" w:type="dxa"/>
+            <w:shd w:val="clear" w:color="auto" w:fill="E8E8E8"/>
+            <w:vAlign w:val="center"/>
+          </w:tcPr>
+          <w:p>
+            <w:pPr>
+              <w:jc w:val="center"/>
+              <w:rPr>
+                <w:rFonts w:ascii="Arial" w:hAnsi="Arial" w:cs="Arial"/>
+                <w:b/>
+                <w:bCs/>
+                <w:color w:val="000000"/>
+                <w:sz w:val="24"/>
+                <w:szCs w:val="24"/>
+              </w:rPr>
+            </w:pPr>
+            <w:r>
+              <w:rPr>
+                <w:rFonts w:ascii="Arial" w:hAnsi="Arial" w:cs="Arial"/>
+                <w:b/>
+                <w:bCs/>
+                <w:color w:val="000000"/>
+                <w:sz w:val="24"/>
+                <w:szCs w:val="24"/>
+              </w:rPr>
+              <w:t>PARAMETER</w:t>
+            </w:r>
+          </w:p>
+        </w:tc>
+        <w:tc>
+          <w:tcPr>
+            <w:tcW w:w="5103" w:type="dxa"/>
+            <w:gridSpan w:val="2"/>
+            <w:shd w:val="clear" w:color="auto" w:fill="E8E8E8"/>
+            <w:vAlign w:val="center"/>
+          </w:tcPr>
+          <w:p>
+            <w:pPr>
+              <w:jc w:val="center"/>
+              <w:rPr>
+                <w:rFonts w:ascii="Arial" w:hAnsi="Arial" w:cs="Arial"/>
+                <w:b/>
+                <w:bCs/>
+                <w:color w:val="000000"/>
+                <w:sz w:val="24"/>
+                <w:szCs w:val="24"/>
+              </w:rPr>
+            </w:pPr>
+            <w:r>
+              <w:rPr>
+                <w:rFonts w:ascii="Arial" w:hAnsi="Arial" w:cs="Arial"/>
+                <w:b/>
+                <w:bCs/>
+                <w:color w:val="000000"/>
+                <w:sz w:val="24"/>
+                <w:szCs w:val="24"/>
+              </w:rPr>
+              <w:t>LEVEL OF RISK</w:t>
+            </w:r>
+          </w:p>
+        </w:tc>
+      </w:tr>
+      <w:tr>
+        <w:tc>
+          <w:tcPr>
+            <w:tcW w:w="4390" w:type="dxa"/>
+          </w:tcPr>
+          <w:p>
+            <w:pPr>
+              <w:rPr>
+                <w:rFonts w:ascii="Arial" w:hAnsi="Arial" w:cs="Arial"/>
+                <w:color w:val="000000"/>
+                <w:sz w:val="24"/>
+                <w:szCs w:val="24"/>
+                <w:lang w:val="en-GB"/>
+              </w:rPr>
+            </w:pPr>
+            <w:r>
+              <w:rPr>
+                <w:rFonts w:ascii="Arial" w:hAnsi="Arial" w:cs="Arial"/>
+                <w:color w:val="000000"/>
+                <w:sz w:val="24"/>
+                <w:szCs w:val="24"/>
+                <w:lang w:val="en-GB"/>
+              </w:rPr>
+              <w:t>Field usage</w:t>
+            </w:r>
+          </w:p>
+        </w:tc>
+        <w:tc>
+          <w:tcPr>
+            <w:tcW w:w="2551" w:type="dxa"/>
+          </w:tcPr>
+          <w:p>
+            <w:pPr>
+              <w:jc w:val="center"/>
+              <w:rPr>
+                <w:rFonts w:ascii="Arial" w:hAnsi="Arial" w:cs="Arial"/>
+                <w:color w:val="000000"/>
+                <w:sz w:val="24"/>
+                <w:szCs w:val="24"/>
+                <w:lang w:val="en-GB"/>
+              </w:rPr>
+            </w:pPr>
+            <w:r>
+              <w:rPr>
+                <w:rFonts w:ascii="Arial" w:hAnsi="Arial" w:cs="Arial"/>
+                <w:color w:val="000000"/>
+                <w:sz w:val="24"/>
+                <w:szCs w:val="24"/>
+                <w:lang w:val="en-GB"/>
+              </w:rPr>
+              <w:t>{risk_field_usage_label}</w:t>
+            </w:r>
+          </w:p>
+        </w:tc>
+        <w:tc>
+          <w:tcPr>
+            <w:tcW w:w="2552" w:type="dxa"/>
+            <w:shd w:val="clear" w:color="auto" w:fill="AA0001"/>
+          </w:tcPr>
+          <w:p>
+            <w:pPr>
+              <w:jc w:val="center"/>
+              <w:rPr>
+                <w:rFonts w:ascii="Arial" w:hAnsi="Arial" w:cs="Arial"/>
+                <w:color w:val="FFFFFF"/>
+                <w:sz w:val="24"/>
+                <w:szCs w:val="24"/>
+                <w:lang w:val="en-GB"/>
+              </w:rPr>
+            </w:pPr>
+            <w:r>
+              <w:rPr>
+                <w:rFonts w:ascii="Arial" w:hAnsi="Arial" w:cs="Arial"/>
+                <w:color w:val="FFFFFF"/>
+                <w:sz w:val="24"/>
+                <w:szCs w:val="24"/>
+                <w:lang w:val="en-GB"/>
+              </w:rPr>
+              <w:t>{risk_field_usage_score}</w:t>
+            </w:r>
+          </w:p>
+        </w:tc>
+      </w:tr>
+      <w:tr>
+        <w:tc>
+          <w:tcPr>
+            <w:tcW w:w="4390" w:type="dxa"/>
+          </w:tcPr>
+          <w:p>
+            <w:pPr>
+              <w:rPr>
+                <w:rFonts w:ascii="Arial" w:hAnsi="Arial" w:cs="Arial"/>
+                <w:color w:val="000000"/>
+                <w:sz w:val="24"/>
+                <w:szCs w:val="24"/>
+                <w:lang w:val="en-GB"/>
+              </w:rPr>
+            </w:pPr>
+            <w:r>
+              <w:rPr>
+                <w:rFonts w:ascii="Arial" w:hAnsi="Arial" w:cs="Arial"/>
+                <w:color w:val="000000"/>
+                <w:sz w:val="24"/>
+                <w:szCs w:val="24"/>
+                <w:lang w:val="en-GB"/>
+              </w:rPr>
+              <w:t>Pitch dimensions</w:t>
+            </w:r>
+          </w:p>
+        </w:tc>
+        <w:tc>
+          <w:tcPr>
+            <w:tcW w:w="2551" w:type="dxa"/>
+          </w:tcPr>
+          <w:p>
+            <w:pPr>
+              <w:jc w:val="center"/>
+              <w:rPr>
+                <w:rFonts w:ascii="Arial" w:hAnsi="Arial" w:cs="Arial"/>
+                <w:color w:val="000000"/>
+                <w:sz w:val="24"/>
+                <w:szCs w:val="24"/>
+                <w:lang w:val="en-GB"/>
+              </w:rPr>
+            </w:pPr>
+            <w:r>
+              <w:rPr>
+                <w:rFonts w:ascii="Arial" w:hAnsi="Arial" w:cs="Arial"/>
+                <w:color w:val="000000"/>
+                <w:sz w:val="24"/>
+                <w:szCs w:val="24"/>
+                <w:lang w:val="en-GB"/>
+              </w:rPr>
+              <w:t>{risk_pitch_dim_label}</w:t>
+            </w:r>
+          </w:p>
+        </w:tc>
+        <w:tc>
+          <w:tcPr>
+            <w:tcW w:w="2552" w:type="dxa"/>
+            <w:shd w:val="clear" w:color="auto" w:fill="AA0002"/>
+          </w:tcPr>
+          <w:p>
+            <w:pPr>
+              <w:jc w:val="center"/>
+              <w:rPr>
+                <w:rFonts w:ascii="Arial" w:hAnsi="Arial" w:cs="Arial"/>
+                <w:color w:val="FFFFFF"/>
+                <w:sz w:val="24"/>
+                <w:szCs w:val="24"/>
+                <w:lang w:val="en-GB"/>
+              </w:rPr>
+            </w:pPr>
+            <w:r>
+              <w:rPr>
+                <w:rFonts w:ascii="Arial" w:hAnsi="Arial" w:cs="Arial"/>
+                <w:color w:val="FFFFFF"/>
+                <w:sz w:val="24"/>
+                <w:szCs w:val="24"/>
+                <w:lang w:val="en-GB"/>
+              </w:rPr>
+              <w:t>{risk_pitch_dim_score}</w:t>
+            </w:r>
+          </w:p>
+        </w:tc>
+      </w:tr>
+      <w:tr>
+        <w:tc>
+          <w:tcPr>
+            <w:tcW w:w="4390" w:type="dxa"/>
+          </w:tcPr>
+          <w:p>
+            <w:pPr>
+              <w:rPr>
+                <w:rFonts w:ascii="Arial" w:hAnsi="Arial" w:cs="Arial"/>
+                <w:color w:val="000000"/>
+                <w:sz w:val="24"/>
+                <w:szCs w:val="24"/>
+                <w:lang w:val="en-GB"/>
+              </w:rPr>
+            </w:pPr>
+            <w:r>
+              <w:rPr>
+                <w:rFonts w:ascii="Arial" w:hAnsi="Arial" w:cs="Arial"/>
+                <w:color w:val="000000"/>
+                <w:sz w:val="24"/>
+                <w:szCs w:val="24"/>
+                <w:lang w:val="en-GB"/>
+              </w:rPr>
+              <w:t>Soil profile</w:t>
+            </w:r>
+          </w:p>
+        </w:tc>
+        <w:tc>
+          <w:tcPr>
+            <w:tcW w:w="2551" w:type="dxa"/>
+          </w:tcPr>
+          <w:p>
+            <w:pPr>
+              <w:jc w:val="center"/>
+              <w:rPr>
+                <w:rFonts w:ascii="Arial" w:hAnsi="Arial" w:cs="Arial"/>
+                <w:color w:val="000000"/>
+                <w:sz w:val="24"/>
+                <w:szCs w:val="24"/>
+                <w:lang w:val="en-GB"/>
+              </w:rPr>
+            </w:pPr>
+            <w:r>
+              <w:rPr>
+                <w:rFonts w:ascii="Arial" w:hAnsi="Arial" w:cs="Arial"/>
+                <w:color w:val="000000"/>
+                <w:sz w:val="24"/>
+                <w:szCs w:val="24"/>
+                <w:lang w:val="en-GB"/>
+              </w:rPr>
+              <w:t>{risk_soil_label}</w:t>
+            </w:r>
+          </w:p>
+        </w:tc>
+        <w:tc>
+          <w:tcPr>
+            <w:tcW w:w="2552" w:type="dxa"/>
+            <w:shd w:val="clear" w:color="auto" w:fill="AA0003"/>
+          </w:tcPr>
+          <w:p>
+            <w:pPr>
+              <w:jc w:val="center"/>
+              <w:rPr>
+                <w:rFonts w:ascii="Arial" w:hAnsi="Arial" w:cs="Arial"/>
+                <w:color w:val="FFFFFF"/>
+                <w:sz w:val="24"/>
+                <w:szCs w:val="24"/>
+                <w:lang w:val="en-GB"/>
+              </w:rPr>
+            </w:pPr>
+            <w:r>
+              <w:rPr>
+                <w:rFonts w:ascii="Arial" w:hAnsi="Arial" w:cs="Arial"/>
+                <w:color w:val="FFFFFF"/>
+                <w:sz w:val="24"/>
+                <w:szCs w:val="24"/>
+                <w:lang w:val="en-GB"/>
+              </w:rPr>
+              <w:t>{risk_soil_score}</w:t>
+            </w:r>
+          </w:p>
+        </w:tc>
+      </w:tr>
+      <w:tr>
+        <w:tc>
+          <w:tcPr>
+            <w:tcW w:w="4390" w:type="dxa"/>
+          </w:tcPr>
+          <w:p>
+            <w:pPr>
+              <w:rPr>
+                <w:rFonts w:ascii="Arial" w:hAnsi="Arial" w:cs="Arial"/>
+                <w:color w:val="000000"/>
+                <w:sz w:val="24"/>
+                <w:szCs w:val="24"/>
+                <w:lang w:val="en-GB"/>
+              </w:rPr>
+            </w:pPr>
+            <w:r>
+              <w:rPr>
+                <w:rFonts w:ascii="Arial" w:hAnsi="Arial" w:cs="Arial"/>
+                <w:color w:val="000000"/>
+                <w:sz w:val="24"/>
+                <w:szCs w:val="24"/>
+                <w:lang w:val="en-GB"/>
+              </w:rPr>
+              <w:t>Irr</w:t>
+            </w:r>
+            <w:r>
+              <w:rPr>
+                <w:rFonts w:ascii="Arial" w:hAnsi="Arial" w:cs="Arial"/>
+                <w:color w:val="000000"/>
+                <w:sz w:val="24"/>
+                <w:szCs w:val="24"/>
+                <w:lang w:val="en-GB"/>
+              </w:rPr>
+              <w:t>i</w:t>
+            </w:r>
+            <w:r>
+              <w:rPr>
+                <w:rFonts w:ascii="Arial" w:hAnsi="Arial" w:cs="Arial"/>
+                <w:color w:val="000000"/>
+                <w:sz w:val="24"/>
+                <w:szCs w:val="24"/>
+                <w:lang w:val="en-GB"/>
+              </w:rPr>
+              <w:t>g</w:t>
+            </w:r>
+            <w:r>
+              <w:rPr>
+                <w:rFonts w:ascii="Arial" w:hAnsi="Arial" w:cs="Arial"/>
+                <w:color w:val="000000"/>
+                <w:sz w:val="24"/>
+                <w:szCs w:val="24"/>
+                <w:lang w:val="en-GB"/>
+              </w:rPr>
+              <w:t>a</w:t>
+            </w:r>
+            <w:r>
+              <w:rPr>
+                <w:rFonts w:ascii="Arial" w:hAnsi="Arial" w:cs="Arial"/>
+                <w:color w:val="000000"/>
+                <w:sz w:val="24"/>
+                <w:szCs w:val="24"/>
+                <w:lang w:val="en-GB"/>
+              </w:rPr>
+              <w:t>tion and Water management</w:t>
+            </w:r>
+          </w:p>
+        </w:tc>
+        <w:tc>
+          <w:tcPr>
+            <w:tcW w:w="2551" w:type="dxa"/>
+          </w:tcPr>
+          <w:p>
+            <w:pPr>
+              <w:jc w:val="center"/>
+              <w:rPr>
+                <w:rFonts w:ascii="Arial" w:hAnsi="Arial" w:cs="Arial"/>
+                <w:color w:val="000000"/>
+                <w:sz w:val="24"/>
+                <w:szCs w:val="24"/>
+                <w:lang w:val="en-GB"/>
+              </w:rPr>
+            </w:pPr>
+            <w:r>
+              <w:rPr>
+                <w:rFonts w:ascii="Arial" w:hAnsi="Arial" w:cs="Arial"/>
+                <w:color w:val="000000"/>
+                <w:sz w:val="24"/>
+                <w:szCs w:val="24"/>
+                <w:lang w:val="en-GB"/>
+              </w:rPr>
+              <w:t>{risk_irrigation_label}</w:t>
+            </w:r>
+          </w:p>
+        </w:tc>
+        <w:tc>
+          <w:tcPr>
+            <w:tcW w:w="2552" w:type="dxa"/>
+            <w:shd w:val="clear" w:color="auto" w:fill="AA0004"/>
+          </w:tcPr>
+          <w:p>
+            <w:pPr>
+              <w:jc w:val="center"/>
+              <w:rPr>
+                <w:rFonts w:ascii="Arial" w:hAnsi="Arial" w:cs="Arial"/>
+                <w:color w:val="FFFFFF"/>
+                <w:sz w:val="24"/>
+                <w:szCs w:val="24"/>
+                <w:lang w:val="en-GB"/>
+              </w:rPr>
+            </w:pPr>
+            <w:r>
+              <w:rPr>
+                <w:rFonts w:ascii="Arial" w:hAnsi="Arial" w:cs="Arial"/>
+                <w:color w:val="FFFFFF"/>
+                <w:sz w:val="24"/>
+                <w:szCs w:val="24"/>
+                <w:lang w:val="en-GB"/>
+              </w:rPr>
+              <w:t>{risk_irrigation_score}</w:t>
+            </w:r>
+          </w:p>
+        </w:tc>
+      </w:tr>
+      <w:tr>
+        <w:tc>
+          <w:tcPr>
+            <w:tcW w:w="4390" w:type="dxa"/>
+          </w:tcPr>
+          <w:p>
+            <w:pPr>
+              <w:rPr>
+                <w:rFonts w:ascii="Arial" w:hAnsi="Arial" w:cs="Arial"/>
+                <w:color w:val="000000"/>
+                <w:sz w:val="24"/>
+                <w:szCs w:val="24"/>
+                <w:lang w:val="en-GB"/>
+              </w:rPr>
+            </w:pPr>
+            <w:r>
+              <w:rPr>
+                <w:rFonts w:ascii="Arial" w:hAnsi="Arial" w:cs="Arial"/>
+                <w:color w:val="000000"/>
+                <w:sz w:val="24"/>
+                <w:szCs w:val="24"/>
+              </w:rPr>
+              <w:t>Drainage &amp; Waterlogging Performance</w:t>
+            </w:r>
+          </w:p>
+        </w:tc>
+        <w:tc>
+          <w:tcPr>
+            <w:tcW w:w="2551" w:type="dxa"/>
+          </w:tcPr>
+          <w:p>
+            <w:pPr>
+              <w:jc w:val="center"/>
+              <w:rPr>
+                <w:rFonts w:ascii="Arial" w:hAnsi="Arial" w:cs="Arial"/>
+                <w:color w:val="000000"/>
+                <w:sz w:val="24"/>
+                <w:szCs w:val="24"/>
+                <w:lang w:val="en-GB"/>
+              </w:rPr>
+            </w:pPr>
+            <w:r>
+              <w:rPr>
+                <w:rFonts w:ascii="Arial" w:hAnsi="Arial" w:cs="Arial"/>
+                <w:color w:val="000000"/>
+                <w:sz w:val="24"/>
+                <w:szCs w:val="24"/>
+                <w:lang w:val="en-GB"/>
+              </w:rPr>
+              <w:t>{risk_drainage_label}</w:t>
+            </w:r>
+          </w:p>
+        </w:tc>
+        <w:tc>
+          <w:tcPr>
+            <w:tcW w:w="2552" w:type="dxa"/>
+            <w:shd w:val="clear" w:color="auto" w:fill="AA0005"/>
+          </w:tcPr>
+          <w:p>
+            <w:pPr>
+              <w:jc w:val="center"/>
+              <w:rPr>
+                <w:rFonts w:ascii="Arial" w:hAnsi="Arial" w:cs="Arial"/>
+                <w:color w:val="FFFFFF"/>
+                <w:sz w:val="24"/>
+                <w:szCs w:val="24"/>
+                <w:lang w:val="en-GB"/>
+              </w:rPr>
+            </w:pPr>
+            <w:r>
+              <w:rPr>
+                <w:rFonts w:ascii="Arial" w:hAnsi="Arial" w:cs="Arial"/>
+                <w:color w:val="FFFFFF"/>
+                <w:sz w:val="24"/>
+                <w:szCs w:val="24"/>
+                <w:lang w:val="en-GB"/>
+              </w:rPr>
+              <w:t>{risk_drainage_score}</w:t>
+            </w:r>
+          </w:p>
+        </w:tc>
+      </w:tr>
+      <w:tr>
+        <w:tc>
+          <w:tcPr>
+            <w:tcW w:w="4390" w:type="dxa"/>
+          </w:tcPr>
+          <w:p>
+            <w:pPr>
+              <w:rPr>
+                <w:rFonts w:ascii="Arial" w:hAnsi="Arial" w:cs="Arial"/>
+                <w:color w:val="000000"/>
+                <w:sz w:val="24"/>
+                <w:szCs w:val="24"/>
+                <w:lang w:val="en-GB"/>
+              </w:rPr>
+            </w:pPr>
+            <w:r>
+              <w:rPr>
+                <w:rFonts w:ascii="Arial" w:hAnsi="Arial" w:cs="Arial"/>
+                <w:color w:val="000000"/>
+                <w:sz w:val="24"/>
+                <w:szCs w:val="24"/>
+                <w:lang w:val="en-GB"/>
+              </w:rPr>
+              <w:t>Surface Performance</w:t>
+            </w:r>
+          </w:p>
+        </w:tc>
+        <w:tc>
+          <w:tcPr>
+            <w:tcW w:w="2551" w:type="dxa"/>
+          </w:tcPr>
+          <w:p>
+            <w:pPr>
+              <w:jc w:val="center"/>
+              <w:rPr>
+                <w:rFonts w:ascii="Arial" w:hAnsi="Arial" w:cs="Arial"/>
+                <w:color w:val="000000"/>
+                <w:sz w:val="24"/>
+                <w:szCs w:val="24"/>
+                <w:lang w:val="en-GB"/>
+              </w:rPr>
+            </w:pPr>
+            <w:r>
+              <w:rPr>
+                <w:rFonts w:ascii="Arial" w:hAnsi="Arial" w:cs="Arial"/>
+                <w:color w:val="000000"/>
+                <w:sz w:val="24"/>
+                <w:szCs w:val="24"/>
+                <w:lang w:val="en-GB"/>
+              </w:rPr>
+              <w:t>{risk_surface_label}</w:t>
+            </w:r>
+          </w:p>
+        </w:tc>
+        <w:tc>
+          <w:tcPr>
+            <w:tcW w:w="2552" w:type="dxa"/>
+            <w:shd w:val="clear" w:color="auto" w:fill="AA0006"/>
+          </w:tcPr>
+          <w:p>
+            <w:pPr>
+              <w:jc w:val="center"/>
+              <w:rPr>
+                <w:rFonts w:ascii="Arial" w:hAnsi="Arial" w:cs="Arial"/>
+                <w:color w:val="FFFFFF"/>
+                <w:sz w:val="24"/>
+                <w:szCs w:val="24"/>
+                <w:lang w:val="en-GB"/>
+              </w:rPr>
+            </w:pPr>
+            <w:r>
+              <w:rPr>
+                <w:rFonts w:ascii="Arial" w:hAnsi="Arial" w:cs="Arial"/>
+                <w:color w:val="FFFFFF"/>
+                <w:sz w:val="24"/>
+                <w:szCs w:val="24"/>
+                <w:lang w:val="en-GB"/>
+              </w:rPr>
+              <w:t>{risk_surface_score}</w:t>
+            </w:r>
+          </w:p>
+        </w:tc>
+      </w:tr>
+      <w:tr>
+        <w:tc>
+          <w:tcPr>
+            <w:tcW w:w="4390" w:type="dxa"/>
+          </w:tcPr>
+          <w:p>
+            <w:pPr>
+              <w:rPr>
+                <w:rFonts w:ascii="Arial" w:hAnsi="Arial" w:cs="Arial"/>
+                <w:color w:val="000000"/>
+                <w:sz w:val="24"/>
+                <w:szCs w:val="24"/>
+                <w:lang w:val="en-GB"/>
+              </w:rPr>
+            </w:pPr>
+            <w:r>
+              <w:rPr>
+                <w:rFonts w:ascii="Arial" w:hAnsi="Arial" w:cs="Arial"/>
+                <w:color w:val="000000"/>
+                <w:sz w:val="24"/>
+                <w:szCs w:val="24"/>
+                <w:lang w:val="en-GB"/>
+              </w:rPr>
+              <w:t>Safety</w:t>
+            </w:r>
+          </w:p>
+        </w:tc>
+        <w:tc>
+          <w:tcPr>
+            <w:tcW w:w="2551" w:type="dxa"/>
+          </w:tcPr>
+          <w:p>
+            <w:pPr>
+              <w:jc w:val="center"/>
+              <w:rPr>
+                <w:rFonts w:ascii="Arial" w:hAnsi="Arial" w:cs="Arial"/>
+                <w:color w:val="000000"/>
+                <w:sz w:val="24"/>
+                <w:szCs w:val="24"/>
+                <w:lang w:val="en-GB"/>
+              </w:rPr>
+            </w:pPr>
+            <w:r>
+              <w:rPr>
+                <w:rFonts w:ascii="Arial" w:hAnsi="Arial" w:cs="Arial"/>
+                <w:color w:val="000000"/>
+                <w:sz w:val="24"/>
+                <w:szCs w:val="24"/>
+                <w:lang w:val="en-GB"/>
+              </w:rPr>
+              <w:t>{risk_safety_label}</w:t>
+            </w:r>
+          </w:p>
+        </w:tc>
+        <w:tc>
+          <w:tcPr>
+            <w:tcW w:w="2552" w:type="dxa"/>
+            <w:shd w:val="clear" w:color="auto" w:fill="AA0007"/>
+          </w:tcPr>
+          <w:p>
+            <w:pPr>
+              <w:jc w:val="center"/>
+              <w:rPr>
+                <w:rFonts w:ascii="Arial" w:hAnsi="Arial" w:cs="Arial"/>
+                <w:color w:val="FFFFFF"/>
+                <w:sz w:val="24"/>
+                <w:szCs w:val="24"/>
+                <w:lang w:val="en-GB"/>
+              </w:rPr>
+            </w:pPr>
+            <w:r>
+              <w:rPr>
+                <w:rFonts w:ascii="Arial" w:hAnsi="Arial" w:cs="Arial"/>
+                <w:color w:val="FFFFFF"/>
+                <w:sz w:val="24"/>
+                <w:szCs w:val="24"/>
+                <w:lang w:val="en-GB"/>
+              </w:rPr>
+              <w:t>{risk_safety_score}</w:t>
+            </w:r>
+          </w:p>
+        </w:tc>
+      </w:tr>
+      <w:tr>
+        <w:tc>
+          <w:tcPr>
+            <w:tcW w:w="4390" w:type="dxa"/>
+          </w:tcPr>
+          <w:p>
+            <w:pPr>
+              <w:rPr>
+                <w:rFonts w:ascii="Arial" w:hAnsi="Arial" w:cs="Arial"/>
+                <w:color w:val="000000"/>
+                <w:sz w:val="24"/>
+                <w:szCs w:val="24"/>
+                <w:lang w:val="en-GB"/>
+              </w:rPr>
+            </w:pPr>
+            <w:r>
+              <w:rPr>
+                <w:rFonts w:ascii="Arial" w:hAnsi="Arial" w:cs="Arial"/>
+                <w:color w:val="000000"/>
+                <w:sz w:val="24"/>
+                <w:szCs w:val="24"/>
+                <w:lang w:val="en-GB"/>
+              </w:rPr>
+              <w:t>Turf Management</w:t>
+            </w:r>
+            <w:r>
+              <w:rPr>
+                <w:rFonts w:ascii="Arial" w:hAnsi="Arial" w:cs="Arial"/>
+                <w:color w:val="000000"/>
+                <w:sz w:val="24"/>
+                <w:szCs w:val="24"/>
+                <w:lang w:val="en-GB"/>
+              </w:rPr>
+              <w:t xml:space="preserve"> Skills</w:t>
+            </w:r>
+          </w:p>
+        </w:tc>
+        <w:tc>
+          <w:tcPr>
+            <w:tcW w:w="2551" w:type="dxa"/>
+          </w:tcPr>
+          <w:p>
+            <w:pPr>
+              <w:jc w:val="center"/>
+              <w:rPr>
+                <w:rFonts w:ascii="Arial" w:hAnsi="Arial" w:cs="Arial"/>
+                <w:color w:val="000000"/>
+                <w:sz w:val="24"/>
+                <w:szCs w:val="24"/>
+                <w:lang w:val="en-GB"/>
+              </w:rPr>
+            </w:pPr>
+            <w:r>
+              <w:rPr>
+                <w:rFonts w:ascii="Arial" w:hAnsi="Arial" w:cs="Arial"/>
+                <w:color w:val="000000"/>
+                <w:sz w:val="24"/>
+                <w:szCs w:val="24"/>
+                <w:lang w:val="en-GB"/>
+              </w:rPr>
+              <w:t>{risk_turf_mgmt_label}</w:t>
+            </w:r>
+          </w:p>
+        </w:tc>
+        <w:tc>
+          <w:tcPr>
+            <w:tcW w:w="2552" w:type="dxa"/>
+            <w:shd w:val="clear" w:color="auto" w:fill="AA0008"/>
+          </w:tcPr>
+          <w:p>
+            <w:pPr>
+              <w:jc w:val="center"/>
+              <w:rPr>
+                <w:rFonts w:ascii="Arial" w:hAnsi="Arial" w:cs="Arial"/>
+                <w:color w:val="FFFFFF"/>
+                <w:sz w:val="24"/>
+                <w:szCs w:val="24"/>
+                <w:lang w:val="en-GB"/>
+              </w:rPr>
+            </w:pPr>
+            <w:r>
+              <w:rPr>
+                <w:rFonts w:ascii="Arial" w:hAnsi="Arial" w:cs="Arial"/>
+                <w:color w:val="FFFFFF"/>
+                <w:sz w:val="24"/>
+                <w:szCs w:val="24"/>
+                <w:lang w:val="en-GB"/>
+              </w:rPr>
+              <w:t>{risk_turf_mgmt_score}</w:t>
+            </w:r>
+          </w:p>
+        </w:tc>
+      </w:tr>
+      <w:tr>
+        <w:tc>
+          <w:tcPr>
+            <w:tcW w:w="4390" w:type="dxa"/>
+          </w:tcPr>
+          <w:p>
+            <w:pPr>
+              <w:rPr>
+                <w:rFonts w:ascii="Arial" w:hAnsi="Arial" w:cs="Arial"/>
+                <w:color w:val="000000"/>
+                <w:sz w:val="24"/>
+                <w:szCs w:val="24"/>
+                <w:lang w:val="en-GB"/>
+              </w:rPr>
+            </w:pPr>
+            <w:r>
+              <w:rPr>
+                <w:rFonts w:ascii="Arial" w:hAnsi="Arial" w:cs="Arial"/>
+                <w:color w:val="000000"/>
+                <w:sz w:val="24"/>
+                <w:szCs w:val="24"/>
+                <w:lang w:val="en-GB"/>
+              </w:rPr>
+              <w:t>Resources</w:t>
+            </w:r>
+          </w:p>
+        </w:tc>
+        <w:tc>
+          <w:tcPr>
+            <w:tcW w:w="2551" w:type="dxa"/>
+          </w:tcPr>
+          <w:p>
+            <w:pPr>
+              <w:jc w:val="center"/>
+              <w:rPr>
+                <w:rFonts w:ascii="Arial" w:hAnsi="Arial" w:cs="Arial"/>
+                <w:color w:val="000000"/>
+                <w:sz w:val="24"/>
+                <w:szCs w:val="24"/>
+                <w:lang w:val="en-GB"/>
+              </w:rPr>
+            </w:pPr>
+            <w:r>
+              <w:rPr>
+                <w:rFonts w:ascii="Arial" w:hAnsi="Arial" w:cs="Arial"/>
+                <w:color w:val="000000"/>
+                <w:sz w:val="24"/>
+                <w:szCs w:val="24"/>
+                <w:lang w:val="en-GB"/>
+              </w:rPr>
+              <w:t>{risk_resources_label}</w:t>
+            </w:r>
+          </w:p>
+        </w:tc>
+        <w:tc>
+          <w:tcPr>
+            <w:tcW w:w="2552" w:type="dxa"/>
+            <w:shd w:val="clear" w:color="auto" w:fill="AA0009"/>
+          </w:tcPr>
+          <w:p>
+            <w:pPr>
+              <w:jc w:val="center"/>
+              <w:rPr>
+                <w:rFonts w:ascii="Arial" w:hAnsi="Arial" w:cs="Arial"/>
+                <w:color w:val="FFFFFF"/>
+                <w:sz w:val="24"/>
+                <w:szCs w:val="24"/>
+                <w:lang w:val="en-GB"/>
+              </w:rPr>
+            </w:pPr>
+            <w:r>
+              <w:rPr>
+                <w:rFonts w:ascii="Arial" w:hAnsi="Arial" w:cs="Arial"/>
+                <w:color w:val="FFFFFF"/>
+                <w:sz w:val="24"/>
+                <w:szCs w:val="24"/>
+                <w:lang w:val="en-GB"/>
+              </w:rPr>
+              <w:t>{risk_resources_score}</w:t>
+            </w:r>
+          </w:p>
+        </w:tc>
+      </w:tr>
+      <w:tr>
+        <w:trPr>
+          <w:trHeight w:val="70"/>
+        </w:trPr>
+        <w:tc>
+          <w:tcPr>
+            <w:tcW w:w="4390" w:type="dxa"/>
+          </w:tcPr>
+          <w:p>
+            <w:pPr>
+              <w:rPr>
+                <w:rFonts w:ascii="Arial" w:hAnsi="Arial" w:cs="Arial"/>
+                <w:color w:val="000000"/>
+                <w:sz w:val="24"/>
+                <w:szCs w:val="24"/>
+                <w:lang w:val="en-GB"/>
+              </w:rPr>
+            </w:pPr>
+            <w:r>
+              <w:rPr>
+                <w:rFonts w:ascii="Arial" w:hAnsi="Arial" w:cs="Arial"/>
+                <w:color w:val="000000"/>
+                <w:sz w:val="24"/>
+                <w:szCs w:val="24"/>
+                <w:lang w:val="en-GB"/>
+              </w:rPr>
+              <w:t xml:space="preserve">Additional </w:t>
+            </w:r>
+            <w:r>
+              <w:rPr>
+                <w:rFonts w:ascii="Arial" w:hAnsi="Arial" w:cs="Arial"/>
+                <w:color w:val="000000"/>
+                <w:sz w:val="24"/>
+                <w:szCs w:val="24"/>
+                <w:lang w:val="en-GB"/>
+              </w:rPr>
+              <w:t>aspects</w:t>
+            </w:r>
+          </w:p>
+        </w:tc>
+        <w:tc>
+          <w:tcPr>
+            <w:tcW w:w="2551" w:type="dxa"/>
+          </w:tcPr>
+          <w:p>
+            <w:pPr>
+              <w:jc w:val="center"/>
+              <w:rPr>
+                <w:rFonts w:ascii="Arial" w:hAnsi="Arial" w:cs="Arial"/>
+                <w:color w:val="000000"/>
+                <w:sz w:val="24"/>
+                <w:szCs w:val="24"/>
+                <w:lang w:val="en-GB"/>
+              </w:rPr>
+            </w:pPr>
+            <w:r>
+              <w:rPr>
+                <w:rFonts w:ascii="Arial" w:hAnsi="Arial" w:cs="Arial"/>
+                <w:color w:val="000000"/>
+                <w:sz w:val="24"/>
+                <w:szCs w:val="24"/>
+                <w:lang w:val="en-GB"/>
+              </w:rPr>
+              <w:t>{risk_additional_label}</w:t>
+            </w:r>
+          </w:p>
+        </w:tc>
+        <w:tc>
+          <w:tcPr>
+            <w:tcW w:w="2552" w:type="dxa"/>
+            <w:shd w:val="clear" w:color="auto" w:fill="AA000A"/>
+          </w:tcPr>
+          <w:p>
+            <w:pPr>
+              <w:jc w:val="center"/>
+              <w:rPr>
+                <w:rFonts w:ascii="Arial" w:hAnsi="Arial" w:cs="Arial"/>
+                <w:color w:val="FFFFFF"/>
+                <w:sz w:val="24"/>
+                <w:szCs w:val="24"/>
+                <w:lang w:val="en-GB"/>
+              </w:rPr>
+            </w:pPr>
+            <w:r>
+              <w:rPr>
+                <w:rFonts w:ascii="Arial" w:hAnsi="Arial" w:cs="Arial"/>
+                <w:color w:val="FFFFFF"/>
+                <w:sz w:val="24"/>
+                <w:szCs w:val="24"/>
+                <w:lang w:val="en-GB"/>
+              </w:rPr>
+              <w:t>{risk_additional_score}</w:t>
+            </w:r>
+          </w:p>
+        </w:tc>
+      </w:tr>
+    </w:tbl>
+    <w:p>
+      <w:pPr>
+        <w:rPr>
+          <w:rFonts w:ascii="Arial" w:hAnsi="Arial" w:cs="Arial"/>
+          <w:b/>
+          <w:bCs/>
+          <w:color w:val="000000"/>
+          <w:sz w:val="24"/>
+          <w:szCs w:val="24"/>
+          <w:lang w:val="en-GB"/>
+        </w:rPr>
+      </w:pPr>
+      <w:r>
+        <w:rPr>
+          <w:rFonts w:ascii="Arial" w:hAnsi="Arial" w:cs="Arial"/>
+          <w:b/>
+          <w:bCs/>
+          <w:color w:val="000000"/>
+          <w:sz w:val="24"/>
+          <w:szCs w:val="24"/>
+          <w:lang w:val="en-GB"/>
+        </w:rPr>
+        <w:br w:type="page"/>
+      </w:r>
+      <w:r>
+        <w:rPr>
+          <w:rFonts w:ascii="Arial" w:hAnsi="Arial" w:cs="Arial"/>
+          <w:b/>
+          <w:bCs/>
+          <w:color w:val="000000"/>
+          <w:sz w:val="24"/>
+          <w:szCs w:val="24"/>
+          <w:lang w:val="en-GB"/>
+        </w:rPr>
+        <w:lastRenderedPageBreak/>
+        <w:t>3. RESULTS FOR PITCH</w:t>
+      </w:r>
+    </w:p>
+    <w:p>
+      <w:pPr>
+        <w:jc w:val="center"/>
+        <w:spacing w:before="160" w:after="40"/>
+        <w:rPr>
+          <w:rFonts w:ascii="Arial" w:hAnsi="Arial" w:cs="Arial"/>
+          <w:noProof/>
+          <w:color w:val="000000"/>
+          <w:sz w:val="24"/>
+          <w:szCs w:val="24"/>
+          <w:lang w:val="en-GB"/>
+        </w:rPr>
+      </w:pPr>
+      <w:r>
+        <w:rPr>
+          <w:rFonts w:ascii="Arial" w:hAnsi="Arial" w:cs="Arial"/>
+          <w:noProof/>
+          <w:color w:val="000000"/>
+          <w:sz w:val="24"/>
+          <w:szCs w:val="24"/>
+          <w:lang w:val="en-GB"/>
+        </w:rPr>
+        <w:t xml:space="preserve">{%map_shear}</w:t>
+      </w:r>
+    </w:p>
+    <w:p>
+      <w:pPr>
+        <w:jc w:val="center"/>
+        <w:spacing w:after="240"/>
+        <w:rPr>
+          <w:rFonts w:ascii="Arial" w:hAnsi="Arial" w:cs="Arial"/>
+          <w:i/>
+          <w:iCs/>
+          <w:color w:val="000000"/>
+          <w:sz w:val="24"/>
+          <w:szCs w:val="24"/>
+          <w:lang w:val="en-GB"/>
+        </w:rPr>
+      </w:pPr>
+      <w:r>
+        <w:rPr>
+          <w:rFonts w:ascii="Arial" w:hAnsi="Arial" w:cs="Arial"/>
+          <w:i/>
+          <w:iCs/>
+          <w:color w:val="000000"/>
+          <w:sz w:val="24"/>
+          <w:szCs w:val="24"/>
+          <w:lang w:val="en-GB"/>
+        </w:rPr>
+        <w:t xml:space="preserve">{cap_shear}</w:t>
+      </w:r>
+    </w:p>
+    <w:p>
+      <w:pPr>
+        <w:jc w:val="center"/>
+        <w:spacing w:before="160" w:after="40"/>
+        <w:rPr>
+          <w:rFonts w:ascii="Arial" w:hAnsi="Arial" w:cs="Arial"/>
+          <w:noProof/>
+          <w:color w:val="000000"/>
+          <w:sz w:val="24"/>
+          <w:szCs w:val="24"/>
+          <w:lang w:val="en-GB"/>
+        </w:rPr>
+      </w:pPr>
+      <w:r>
+        <w:rPr>
+          <w:rFonts w:ascii="Arial" w:hAnsi="Arial" w:cs="Arial"/>
+          <w:noProof/>
+          <w:color w:val="000000"/>
+          <w:sz w:val="24"/>
+          <w:szCs w:val="24"/>
+          <w:lang w:val="en-GB"/>
+        </w:rPr>
+        <w:t xml:space="preserve">{%map_clegg}</w:t>
+      </w:r>
+    </w:p>
+    <w:p>
+      <w:pPr>
+        <w:jc w:val="center"/>
+        <w:spacing w:after="240"/>
+        <w:rPr>
+          <w:rFonts w:ascii="Arial" w:hAnsi="Arial" w:cs="Arial"/>
+          <w:i/>
+          <w:iCs/>
+          <w:color w:val="000000"/>
+          <w:sz w:val="24"/>
+          <w:szCs w:val="24"/>
+          <w:lang w:val="en-GB"/>
+        </w:rPr>
+      </w:pPr>
+      <w:r>
+        <w:rPr>
+          <w:rFonts w:ascii="Arial" w:hAnsi="Arial" w:cs="Arial"/>
+          <w:i/>
+          <w:iCs/>
+          <w:color w:val="000000"/>
+          <w:sz w:val="24"/>
+          <w:szCs w:val="24"/>
+          <w:lang w:val="en-GB"/>
+        </w:rPr>
+        <w:t xml:space="preserve">{cap_clegg}</w:t>
+      </w:r>
+    </w:p>
+    <w:p>
+      <w:pPr>
+        <w:jc w:val="center"/>
+        <w:spacing w:before="160" w:after="40"/>
+        <w:rPr>
+          <w:rFonts w:ascii="Arial" w:hAnsi="Arial" w:cs="Arial"/>
+          <w:noProof/>
+          <w:color w:val="000000"/>
+          <w:sz w:val="24"/>
+          <w:szCs w:val="24"/>
+          <w:lang w:val="en-GB"/>
+        </w:rPr>
+      </w:pPr>
+      <w:r>
+        <w:rPr>
+          <w:rFonts w:ascii="Arial" w:hAnsi="Arial" w:cs="Arial"/>
+          <w:noProof/>
+          <w:color w:val="000000"/>
+          <w:sz w:val="24"/>
+          <w:szCs w:val="24"/>
+          <w:lang w:val="en-GB"/>
+        </w:rPr>
+        <w:t xml:space="preserve">{%map_traction}</w:t>
+      </w:r>
+    </w:p>
+    <w:p>
+      <w:pPr>
+        <w:jc w:val="center"/>
+        <w:spacing w:after="240"/>
+        <w:rPr>
+          <w:rFonts w:ascii="Arial" w:hAnsi="Arial" w:cs="Arial"/>
+          <w:i/>
+          <w:iCs/>
+          <w:color w:val="000000"/>
+          <w:sz w:val="24"/>
+          <w:szCs w:val="24"/>
+          <w:lang w:val="en-GB"/>
+        </w:rPr>
+      </w:pPr>
+      <w:r>
+        <w:rPr>
+          <w:rFonts w:ascii="Arial" w:hAnsi="Arial" w:cs="Arial"/>
+          <w:i/>
+          <w:iCs/>
+          <w:color w:val="000000"/>
+          <w:sz w:val="24"/>
+          <w:szCs w:val="24"/>
+          <w:lang w:val="en-GB"/>
+        </w:rPr>
+        <w:t xml:space="preserve">{cap_traction}</w:t>
+      </w:r>
+    </w:p>
+    <w:p>
+      <w:pPr>
         <w:jc w:val="center"/>
         <w:rPr>
-          <w:rFonts w:ascii="Arial" w:eastAsia="Arial" w:hAnsi="Arial"/>
+          <w:rFonts w:ascii="Arial" w:hAnsi="Arial" w:cs="Arial"/>
+          <w:color w:val="000000"/>
+          <w:sz w:val="24"/>
+          <w:szCs w:val="24"/>
+          <w:lang w:val="en-GB"/>
+        </w:rPr>
+      </w:pPr>
+      <w:r>
+        <w:rPr>
+          <w:rFonts w:ascii="Arial" w:hAnsi="Arial" w:cs="Arial"/>
+          <w:color w:val="000000"/>
+          <w:sz w:val="24"/>
+          <w:szCs w:val="24"/>
+          <w:lang w:val="en-GB"/>
+        </w:rPr>
+        <w:br w:type="page"/>
+      </w:r>
+    </w:p>
+    <w:p>
+      <w:pPr>
+        <w:pStyle w:val="Heading2"/>
+        <w:rPr>
+          <w:rFonts w:ascii="Arial" w:hAnsi="Arial" w:cs="Arial"/>
+          <w:b/>
+          <w:bCs/>
+          <w:color w:val="000000"/>
+          <w:sz w:val="24"/>
+          <w:szCs w:val="24"/>
+          <w:lang w:val="en-GB"/>
+        </w:rPr>
+      </w:pPr>
+      <w:r>
+        <w:rPr>
+          <w:rFonts w:ascii="Arial" w:hAnsi="Arial" w:cs="Arial"/>
+          <w:b/>
+          <w:bCs/>
+          <w:color w:val="000000"/>
+          <w:sz w:val="24"/>
+          <w:szCs w:val="24"/>
+          <w:lang w:val="en-GB"/>
+        </w:rPr>
+        <w:lastRenderedPageBreak/>
+        <w:t>4. PHOTOS</w:t>
+      </w:r>
+    </w:p>
+    <w:tbl>
+      <w:tblPr>
+        <w:tblStyle w:val="TableGrid"/>
+        <w:tblW w:w="9714" w:type="dxa"/>
+        <w:tblBorders>
+          <w:top w:val="none" w:sz="0" w:space="0" w:color="auto"/>
+          <w:left w:val="none" w:sz="0" w:space="0" w:color="auto"/>
+          <w:bottom w:val="none" w:sz="0" w:space="0" w:color="auto"/>
+          <w:right w:val="none" w:sz="0" w:space="0" w:color="auto"/>
+          <w:insideH w:val="none" w:sz="0" w:space="0" w:color="auto"/>
+          <w:insideV w:val="none" w:sz="0" w:space="0" w:color="auto"/>
+        </w:tblBorders>
+        <w:tblLayout w:type="fixed"/>
+        <w:tblLook w:val="04A0" w:firstRow="1" w:lastRow="0" w:firstColumn="1" w:lastColumn="0" w:noHBand="0" w:noVBand="1"/>
+      </w:tblPr>
+      <w:tblGrid>
+        <w:gridCol w:w="4857"/>
+        <w:gridCol w:w="4857"/>
+      </w:tblGrid>
+      <w:tr>
+        <w:tc>
+          <w:tcPr>
+            <w:tcW w:w="4857" w:type="dxa"/>
+            <w:vAlign w:val="center"/>
+          </w:tcPr>
+          <w:p>
+            <w:pPr>
+              <w:jc w:val="center"/>
+              <w:rPr>
+                <w:rFonts w:ascii="Arial" w:hAnsi="Arial" w:cs="Arial"/>
+                <w:color w:val="000000"/>
+                <w:sz w:val="24"/>
+                <w:szCs w:val="24"/>
+                <w:lang w:val="en-GB"/>
+              </w:rPr>
+            </w:pPr>
+            <w:r>
+              <w:rPr>
+                <w:rFonts w:ascii="Arial" w:hAnsi="Arial" w:cs="Arial"/>
+                <w:color w:val="000000"/>
+                <w:sz w:val="24"/>
+                <w:szCs w:val="24"/>
+              </w:rPr>
+              <w:t>{%photo1}</w:t>
+            </w:r>
+          </w:p>
+        </w:tc>
+        <w:tc>
+          <w:tcPr>
+            <w:tcW w:w="4857" w:type="dxa"/>
+            <w:vAlign w:val="center"/>
+          </w:tcPr>
+          <w:p>
+            <w:pPr>
+              <w:jc w:val="center"/>
+              <w:rPr>
+                <w:rFonts w:ascii="Arial" w:hAnsi="Arial" w:cs="Arial"/>
+                <w:color w:val="000000"/>
+                <w:sz w:val="24"/>
+                <w:szCs w:val="24"/>
+                <w:lang w:val="en-GB"/>
+              </w:rPr>
+            </w:pPr>
+            <w:r>
+              <w:rPr>
+                <w:rFonts w:ascii="Arial" w:hAnsi="Arial" w:cs="Arial"/>
+                <w:color w:val="000000"/>
+                <w:sz w:val="24"/>
+                <w:szCs w:val="24"/>
+              </w:rPr>
+              <w:t>{%photo2}</w:t>
+            </w:r>
+          </w:p>
+        </w:tc>
+      </w:tr>
+      <w:tr>
+        <w:tc>
+          <w:tcPr>
+            <w:tcW w:w="4857" w:type="dxa"/>
+            <w:vAlign w:val="center"/>
+          </w:tcPr>
+          <w:p>
+            <w:pPr>
+              <w:jc w:val="center"/>
+              <w:rPr>
+                <w:rFonts w:ascii="Arial" w:hAnsi="Arial" w:cs="Arial"/>
+                <w:color w:val="000000"/>
+                <w:sz w:val="24"/>
+                <w:szCs w:val="24"/>
+                <w:lang w:val="en-GB"/>
+              </w:rPr>
+            </w:pPr>
+            <w:r>
+              <w:rPr>
+                <w:rFonts w:ascii="Arial" w:hAnsi="Arial" w:cs="Arial"/>
+                <w:color w:val="000000"/>
+                <w:sz w:val="24"/>
+                <w:szCs w:val="24"/>
+                <w:lang w:val="en-GB"/>
+              </w:rPr>
+              <w:t>Overview</w:t>
+            </w:r>
+          </w:p>
+        </w:tc>
+        <w:tc>
+          <w:tcPr>
+            <w:tcW w:w="4857" w:type="dxa"/>
+            <w:vAlign w:val="center"/>
+          </w:tcPr>
+          <w:p>
+            <w:pPr>
+              <w:jc w:val="center"/>
+              <w:rPr>
+                <w:rFonts w:ascii="Arial" w:hAnsi="Arial" w:cs="Arial"/>
+                <w:color w:val="000000"/>
+                <w:sz w:val="24"/>
+                <w:szCs w:val="24"/>
+                <w:lang w:val="en-GB"/>
+              </w:rPr>
+            </w:pPr>
+            <w:r>
+              <w:rPr>
+                <w:rFonts w:ascii="Arial" w:hAnsi="Arial" w:cs="Arial"/>
+                <w:color w:val="000000"/>
+                <w:sz w:val="24"/>
+                <w:szCs w:val="24"/>
+                <w:lang w:val="en-GB"/>
+              </w:rPr>
+              <w:t>Close up</w:t>
+            </w:r>
+          </w:p>
+        </w:tc>
+      </w:tr>
+      <w:tr>
+        <w:tc>
+          <w:tcPr>
+            <w:tcW w:w="4857" w:type="dxa"/>
+            <w:vAlign w:val="center"/>
+          </w:tcPr>
+          <w:p>
+            <w:pPr>
+              <w:jc w:val="center"/>
+              <w:rPr>
+                <w:rFonts w:ascii="Arial" w:hAnsi="Arial" w:cs="Arial"/>
+                <w:color w:val="000000"/>
+                <w:sz w:val="24"/>
+                <w:szCs w:val="24"/>
+                <w:lang w:val="en-GB"/>
+              </w:rPr>
+            </w:pPr>
+            <w:r>
+              <w:rPr>
+                <w:rFonts w:ascii="Arial" w:hAnsi="Arial" w:cs="Arial"/>
+                <w:color w:val="000000"/>
+                <w:sz w:val="24"/>
+                <w:szCs w:val="24"/>
+              </w:rPr>
+              <w:t>{%photo3}</w:t>
+            </w:r>
+          </w:p>
+        </w:tc>
+        <w:tc>
+          <w:tcPr>
+            <w:tcW w:w="4857" w:type="dxa"/>
+            <w:vAlign w:val="center"/>
+          </w:tcPr>
+          <w:p>
+            <w:pPr>
+              <w:jc w:val="center"/>
+              <w:rPr>
+                <w:rFonts w:ascii="Arial" w:hAnsi="Arial" w:cs="Arial"/>
+                <w:color w:val="000000"/>
+                <w:sz w:val="24"/>
+                <w:szCs w:val="24"/>
+                <w:lang w:val="en-GB"/>
+              </w:rPr>
+            </w:pPr>
+            <w:r>
+              <w:rPr>
+                <w:rFonts w:ascii="Arial" w:hAnsi="Arial" w:cs="Arial"/>
+                <w:color w:val="000000"/>
+                <w:sz w:val="24"/>
+                <w:szCs w:val="24"/>
+              </w:rPr>
+              <w:t>{%photo4}</w:t>
+            </w:r>
+          </w:p>
+        </w:tc>
+      </w:tr>
+      <w:tr>
+        <w:tc>
+          <w:tcPr>
+            <w:tcW w:w="4857" w:type="dxa"/>
+            <w:vAlign w:val="center"/>
+          </w:tcPr>
+          <w:p>
+            <w:pPr>
+              <w:jc w:val="center"/>
+              <w:rPr>
+                <w:rFonts w:ascii="Arial" w:hAnsi="Arial" w:cs="Arial"/>
+                <w:color w:val="000000"/>
+                <w:sz w:val="24"/>
+                <w:szCs w:val="24"/>
+                <w:lang w:val="en-GB"/>
+              </w:rPr>
+            </w:pPr>
+            <w:r>
+              <w:rPr>
+                <w:rFonts w:ascii="Arial" w:hAnsi="Arial" w:cs="Arial"/>
+                <w:color w:val="000000"/>
+                <w:sz w:val="24"/>
+                <w:szCs w:val="24"/>
+                <w:lang w:val="en-GB"/>
+              </w:rPr>
+              <w:t>Photo 3</w:t>
+            </w:r>
+          </w:p>
+        </w:tc>
+        <w:tc>
+          <w:tcPr>
+            <w:tcW w:w="4857" w:type="dxa"/>
+            <w:vAlign w:val="center"/>
+          </w:tcPr>
+          <w:p>
+            <w:pPr>
+              <w:jc w:val="center"/>
+              <w:rPr>
+                <w:rFonts w:ascii="Arial" w:hAnsi="Arial" w:cs="Arial"/>
+                <w:color w:val="000000"/>
+                <w:sz w:val="24"/>
+                <w:szCs w:val="24"/>
+                <w:lang w:val="en-GB"/>
+              </w:rPr>
+            </w:pPr>
+            <w:r>
+              <w:rPr>
+                <w:rFonts w:ascii="Arial" w:hAnsi="Arial" w:cs="Arial"/>
+                <w:color w:val="000000"/>
+                <w:sz w:val="24"/>
+                <w:szCs w:val="24"/>
+                <w:lang w:val="en-GB"/>
+              </w:rPr>
+              <w:t>Photo 4</w:t>
+            </w:r>
+          </w:p>
+        </w:tc>
+      </w:tr>
+      <w:tr>
+        <w:tc>
+          <w:tcPr>
+            <w:tcW w:w="4857" w:type="dxa"/>
+            <w:vAlign w:val="center"/>
+          </w:tcPr>
+          <w:p>
+            <w:pPr>
+              <w:jc w:val="center"/>
+              <w:rPr>
+                <w:rFonts w:ascii="Arial" w:hAnsi="Arial" w:cs="Arial"/>
+                <w:color w:val="000000"/>
+                <w:sz w:val="24"/>
+                <w:szCs w:val="24"/>
+                <w:lang w:val="en-GB"/>
+              </w:rPr>
+            </w:pPr>
+            <w:r>
+              <w:rPr>
+                <w:rFonts w:ascii="Arial" w:hAnsi="Arial" w:cs="Arial"/>
+                <w:color w:val="000000"/>
+                <w:sz w:val="24"/>
+                <w:szCs w:val="24"/>
+              </w:rPr>
+              <w:t>{%photo5}</w:t>
+            </w:r>
+          </w:p>
+        </w:tc>
+        <w:tc>
+          <w:tcPr>
+            <w:tcW w:w="4857" w:type="dxa"/>
+            <w:vAlign w:val="center"/>
+          </w:tcPr>
+          <w:p>
+            <w:pPr>
+              <w:jc w:val="center"/>
+              <w:rPr>
+                <w:rFonts w:ascii="Arial" w:hAnsi="Arial" w:cs="Arial"/>
+                <w:color w:val="000000"/>
+                <w:sz w:val="24"/>
+                <w:szCs w:val="24"/>
+                <w:lang w:val="en-GB"/>
+              </w:rPr>
+            </w:pPr>
+            <w:r>
+              <w:rPr>
+                <w:rFonts w:ascii="Arial" w:hAnsi="Arial" w:cs="Arial"/>
+                <w:color w:val="000000"/>
+                <w:sz w:val="24"/>
+                <w:szCs w:val="24"/>
+              </w:rPr>
+              <w:t>{%photo6}</w:t>
+            </w:r>
+          </w:p>
+        </w:tc>
+      </w:tr>
+      <w:tr>
+        <w:tc>
+          <w:tcPr>
+            <w:tcW w:w="4857" w:type="dxa"/>
+            <w:vAlign w:val="center"/>
+          </w:tcPr>
+          <w:p>
+            <w:pPr>
+              <w:jc w:val="center"/>
+              <w:rPr>
+                <w:rFonts w:ascii="Arial" w:hAnsi="Arial" w:cs="Arial"/>
+                <w:color w:val="000000"/>
+                <w:sz w:val="24"/>
+                <w:szCs w:val="24"/>
+                <w:lang w:val="en-GB"/>
+              </w:rPr>
+            </w:pPr>
+            <w:r>
+              <w:rPr>
+                <w:rFonts w:ascii="Arial" w:hAnsi="Arial" w:cs="Arial"/>
+                <w:color w:val="000000"/>
+                <w:sz w:val="24"/>
+                <w:szCs w:val="24"/>
+                <w:lang w:val="en-GB"/>
+              </w:rPr>
+              <w:t>Photo 5</w:t>
+            </w:r>
+          </w:p>
+        </w:tc>
+        <w:tc>
+          <w:tcPr>
+            <w:tcW w:w="4857" w:type="dxa"/>
+            <w:vAlign w:val="center"/>
+          </w:tcPr>
+          <w:p>
+            <w:pPr>
+              <w:jc w:val="center"/>
+              <w:rPr>
+                <w:rFonts w:ascii="Arial" w:hAnsi="Arial" w:cs="Arial"/>
+                <w:color w:val="000000"/>
+                <w:sz w:val="24"/>
+                <w:szCs w:val="24"/>
+                <w:lang w:val="en-GB"/>
+              </w:rPr>
+            </w:pPr>
+            <w:r>
+              <w:rPr>
+                <w:rFonts w:ascii="Arial" w:hAnsi="Arial" w:cs="Arial"/>
+                <w:color w:val="000000"/>
+                <w:sz w:val="24"/>
+                <w:szCs w:val="24"/>
+                <w:lang w:val="en-GB"/>
+              </w:rPr>
+              <w:t>Photo 6</w:t>
+            </w:r>
+          </w:p>
+        </w:tc>
+      </w:tr>
+      <w:tr>
+        <w:tc>
+          <w:tcPr>
+            <w:tcW w:w="9714" w:type="dxa"/>
+            <w:gridSpan w:val="2"/>
+            <w:vAlign w:val="center"/>
+          </w:tcPr>
+          <w:p>
+            <w:pPr>
+              <w:rPr>
+                <w:rFonts w:ascii="Arial" w:hAnsi="Arial" w:cs="Arial"/>
+                <w:b/>
+                <w:bCs/>
+                <w:color w:val="000000"/>
+                <w:sz w:val="24"/>
+                <w:szCs w:val="24"/>
+                <w:lang w:val="en-GB"/>
+              </w:rPr>
+            </w:pPr>
+            <w:r>
+              <w:rPr>
+                <w:rFonts w:ascii="Arial" w:hAnsi="Arial" w:cs="Arial"/>
+                <w:b/>
+                <w:bCs/>
+                <w:color w:val="000000"/>
+                <w:sz w:val="24"/>
+                <w:szCs w:val="24"/>
+                <w:lang w:val="en-GB"/>
+              </w:rPr>
+              <w:t>ADDITIONAL PHOTOS OR NOTES AND COMMENTS</w:t>
+            </w:r>
+            <w:r>
+              <w:rPr>
+                <w:rFonts w:ascii="Arial" w:hAnsi="Arial" w:cs="Arial"/>
+                <w:b/>
+                <w:bCs/>
+                <w:color w:val="000000"/>
+                <w:sz w:val="24"/>
+                <w:szCs w:val="24"/>
+                <w:lang w:val="en-GB"/>
+              </w:rPr>
+              <w:t xml:space="preserve">: </w:t>
+            </w:r>
+          </w:p>
+          <w:p>
+            <w:pPr>
+              <w:rPr>
+                <w:rFonts w:ascii="Arial" w:hAnsi="Arial" w:cs="Arial"/>
+                <w:color w:val="000000"/>
+                <w:sz w:val="24"/>
+                <w:szCs w:val="24"/>
+                <w:lang w:val="en-GB"/>
+              </w:rPr>
+            </w:pPr>
+          </w:p>
+        </w:tc>
+      </w:tr>
+      <w:tr>
+        <w:tc>
+          <w:tcPr>
+            <w:tcW w:w="9714" w:type="dxa"/>
+            <w:gridSpan w:val="2"/>
+            <w:vAlign w:val="center"/>
+          </w:tcPr>
+          <w:tbl>
+            <w:tblPr>
+              <w:tblStyle w:val="TableGrid"/>
+              <w:tblW w:w="9533" w:type="dxa"/>
+              <w:tblLook w:val="04A0" w:firstRow="1" w:lastRow="0" w:firstColumn="1" w:lastColumn="0" w:noHBand="0" w:noVBand="1"/>
+            </w:tblPr>
+            <w:tblGrid>
+              <w:gridCol w:w="9533"/>
+            </w:tblGrid>
+            <w:tr>
+              <w:trPr>
+                <w:trHeight w:val="3608"/>
+              </w:trPr>
+              <w:tc>
+                <w:tcPr>
+                  <w:tcW w:w="9533" w:type="dxa"/>
+                </w:tcPr>
+                <w:p>
+                  <w:pPr>
+                    <w:jc w:val="center"/>
+                    <w:rPr>
+                      <w:rFonts w:ascii="Arial" w:hAnsi="Arial" w:cs="Arial"/>
+                      <w:color w:val="000000"/>
+                      <w:sz w:val="24"/>
+                      <w:szCs w:val="24"/>
+                      <w:lang w:val="en-US"/>
+                    </w:rPr>
+                  </w:pPr>
+                </w:p>
+              </w:tc>
+            </w:tr>
+          </w:tbl>
+          <w:p>
+            <w:pPr>
+              <w:jc w:val="center"/>
+              <w:rPr>
+                <w:rFonts w:ascii="Arial" w:hAnsi="Arial" w:cs="Arial"/>
+                <w:color w:val="000000"/>
+                <w:sz w:val="24"/>
+                <w:szCs w:val="24"/>
+                <w:lang w:val="en-GB"/>
+              </w:rPr>
+            </w:pPr>
+            <w:r>
+              <w:rPr>
+                <w:rFonts w:ascii="Arial" w:hAnsi="Arial" w:cs="Arial"/>
+                <w:color w:val="000000"/>
+                <w:sz w:val="24"/>
+                <w:szCs w:val="24"/>
+              </w:rPr>
+              <w:t>{photo_notes}</w:t>
+            </w:r>
+          </w:p>
+        </w:tc>
+      </w:tr>
+    </w:tbl>
+    <w:p>
+      <w:pPr>
+        <w:rPr>
+          <w:rFonts w:ascii="Arial" w:hAnsi="Arial" w:cs="Arial"/>
+          <w:color w:val="000000"/>
+          <w:sz w:val="24"/>
+          <w:szCs w:val="24"/>
+          <w:lang w:val="en-GB"/>
+        </w:rPr>
+      </w:pPr>
+      <w:r>
+        <w:rPr>
+          <w:rFonts w:ascii="Arial" w:hAnsi="Arial" w:cs="Arial"/>
+          <w:color w:val="000000"/>
+          <w:sz w:val="24"/>
+          <w:szCs w:val="24"/>
+          <w:lang w:val="en-GB"/>
+        </w:rPr>
+        <w:br w:type="page"/>
+      </w:r>
+    </w:p>
+    <w:p>
+      <w:pPr>
+        <w:pStyle w:val="Heading2"/>
+        <w:spacing w:after="0"/>
+        <w:rPr>
+          <w:rFonts w:ascii="Arial" w:hAnsi="Arial" w:cs="Arial"/>
+          <w:b/>
+          <w:bCs/>
+          <w:color w:val="000000"/>
+          <w:sz w:val="24"/>
+          <w:szCs w:val="24"/>
+          <w:lang w:val="en-GB"/>
+        </w:rPr>
+      </w:pPr>
+      <w:r>
+        <w:rPr>
+          <w:rFonts w:ascii="Arial" w:hAnsi="Arial" w:cs="Arial"/>
+          <w:b/>
+          <w:bCs/>
+          <w:color w:val="000000"/>
+          <w:sz w:val="24"/>
+          <w:szCs w:val="24"/>
+          <w:lang w:val="en-GB"/>
+        </w:rPr>
+        <w:lastRenderedPageBreak/>
+        <w:t>APPENDIX:</w:t>
+      </w:r>
+      <w:r>
+        <w:rPr>
+          <w:rFonts w:ascii="Arial" w:hAnsi="Arial" w:cs="Arial"/>
+          <w:b/>
+          <w:bCs/>
+          <w:color w:val="000000"/>
+          <w:sz w:val="24"/>
+          <w:szCs w:val="24"/>
+          <w:lang w:val="en-GB"/>
+        </w:rPr>
+        <w:t xml:space="preserve"> </w:t>
+      </w:r>
+    </w:p>
+    <w:p>
+      <w:pPr>
+        <w:rPr>
+          <w:rFonts w:ascii="Arial" w:hAnsi="Arial" w:cs="Arial"/>
+          <w:color w:val="000000"/>
+          <w:sz w:val="24"/>
+          <w:szCs w:val="24"/>
+          <w:lang w:val="en-GB"/>
+        </w:rPr>
+      </w:pPr>
+    </w:p>
+    <w:p>
+      <w:pPr>
+        <w:pStyle w:val="Heading2"/>
+        <w:shd w:val="clear" w:color="auto" w:fill="3A4D2F"/>
+        <w:rPr>
+          <w:rFonts w:ascii="Arial" w:hAnsi="Arial" w:cs="Arial"/>
+          <w:b/>
+          <w:bCs/>
+          <w:color w:val="FFFFFF"/>
+          <w:sz w:val="24"/>
+          <w:szCs w:val="24"/>
+          <w:lang w:val="en-GB"/>
+        </w:rPr>
+      </w:pPr>
+      <w:r>
+        <w:rPr>
+          <w:rFonts w:ascii="Arial" w:hAnsi="Arial" w:cs="Arial"/>
+          <w:b/>
+          <w:bCs/>
+          <w:color w:val="FFFFFF"/>
+          <w:sz w:val="24"/>
+          <w:szCs w:val="24"/>
+          <w:lang w:val="en-GB"/>
+        </w:rPr>
+        <w:t>A</w:t>
+      </w:r>
+      <w:r>
+        <w:rPr>
+          <w:rFonts w:ascii="Arial" w:hAnsi="Arial" w:cs="Arial"/>
+          <w:b/>
+          <w:bCs/>
+          <w:color w:val="FFFFFF"/>
+          <w:sz w:val="24"/>
+          <w:szCs w:val="24"/>
+          <w:lang w:val="en-GB"/>
+        </w:rPr>
+        <w:t xml:space="preserve">. </w:t>
+      </w:r>
+      <w:r>
+        <w:rPr>
+          <w:rFonts w:ascii="Arial" w:hAnsi="Arial" w:cs="Arial"/>
+          <w:b/>
+          <w:bCs/>
+          <w:color w:val="FFFFFF"/>
+          <w:sz w:val="24"/>
+          <w:szCs w:val="24"/>
+          <w:lang w:val="en-GB"/>
+        </w:rPr>
+        <w:t>Field Background</w:t>
+      </w:r>
+    </w:p>
+    <w:tbl>
+      <w:tblPr>
+        <w:tblStyle w:val="TableGrid"/>
+        <w:tblW w:w="0" w:type="auto"/>
+        <w:tblBorders>
+          <w:top w:val="none" w:sz="0" w:space="0" w:color="auto"/>
+          <w:left w:val="none" w:sz="0" w:space="0" w:color="auto"/>
+          <w:bottom w:val="none" w:sz="0" w:space="0" w:color="auto"/>
+          <w:right w:val="none" w:sz="0" w:space="0" w:color="auto"/>
+          <w:insideH w:val="none" w:sz="0" w:space="0" w:color="auto"/>
+          <w:insideV w:val="none" w:sz="0" w:space="0" w:color="auto"/>
+        </w:tblBorders>
+        <w:tblLook w:val="04A0" w:firstRow="1" w:lastRow="0" w:firstColumn="1" w:lastColumn="0" w:noHBand="0" w:noVBand="1"/>
+      </w:tblPr>
+      <w:tblGrid>
+        <w:gridCol w:w="4957"/>
+        <w:gridCol w:w="4105"/>
+      </w:tblGrid>
+      <w:tr>
+        <w:trPr>
+          <w:trHeight w:val="20"/>
+        </w:trPr>
+        <w:tc>
+          <w:tcPr>
+            <w:tcW w:w="4957" w:type="dxa"/>
+            <w:vAlign w:val="center"/>
+          </w:tcPr>
+          <w:p>
+            <w:pPr>
+              <w:pStyle w:val="Heading2"/>
+              <w:spacing w:after="0"/>
+              <w:rPr>
+                <w:rFonts w:ascii="Arial" w:hAnsi="Arial" w:cs="Arial"/>
+                <w:color w:val="000000"/>
+                <w:sz w:val="24"/>
+                <w:szCs w:val="24"/>
+                <w:lang w:val="en-GB"/>
+              </w:rPr>
+            </w:pPr>
+            <w:r>
+              <w:rPr>
+                <w:rFonts w:ascii="Arial" w:hAnsi="Arial" w:cs="Arial"/>
+                <w:color w:val="000000"/>
+                <w:sz w:val="24"/>
+                <w:szCs w:val="24"/>
+                <w:lang w:val="en-GB"/>
+              </w:rPr>
+              <w:t>Number of grounds staff</w:t>
+            </w:r>
+          </w:p>
+        </w:tc>
+        <w:tc>
+          <w:tcPr>
+            <w:tcW w:w="4105" w:type="dxa"/>
+            <w:vAlign w:val="center"/>
+          </w:tcPr>
+          <w:p>
+            <w:pPr>
+              <w:jc w:val="center"/>
+              <w:rPr>
+                <w:rFonts w:ascii="Arial" w:hAnsi="Arial" w:cs="Arial"/>
+                <w:color w:val="000000"/>
+                <w:sz w:val="24"/>
+                <w:szCs w:val="24"/>
+                <w:lang w:val="en-GB"/>
+              </w:rPr>
+            </w:pPr>
+            <w:r>
+              <w:rPr>
+                <w:rFonts w:ascii="Arial" w:hAnsi="Arial" w:cs="Arial"/>
+                <w:color w:val="000000"/>
+                <w:sz w:val="24"/>
+                <w:szCs w:val="24"/>
+              </w:rPr>
+              <w:t>{a_staff}</w:t>
+            </w:r>
+          </w:p>
+        </w:tc>
+      </w:tr>
+      <w:tr>
+        <w:trPr>
+          <w:trHeight w:val="20"/>
+        </w:trPr>
+        <w:tc>
+          <w:tcPr>
+            <w:tcW w:w="4957" w:type="dxa"/>
+            <w:shd w:val="clear" w:color="auto" w:fill="F2F2F2"/>
+            <w:vAlign w:val="center"/>
+          </w:tcPr>
+          <w:p>
+            <w:pPr>
+              <w:pStyle w:val="Heading2"/>
+              <w:spacing w:after="0"/>
+              <w:rPr>
+                <w:rFonts w:ascii="Arial" w:hAnsi="Arial" w:cs="Arial"/>
+                <w:color w:val="000000"/>
+                <w:sz w:val="24"/>
+                <w:szCs w:val="24"/>
+                <w:lang w:val="en-GB"/>
+              </w:rPr>
+            </w:pPr>
+            <w:r>
+              <w:rPr>
+                <w:rFonts w:ascii="Arial" w:hAnsi="Arial" w:cs="Arial"/>
+                <w:color w:val="000000"/>
+                <w:sz w:val="24"/>
+                <w:szCs w:val="24"/>
+                <w:lang w:val="en-GB"/>
+              </w:rPr>
+              <w:t>Sports played on the field</w:t>
+            </w:r>
+          </w:p>
+        </w:tc>
+        <w:tc>
+          <w:tcPr>
+            <w:tcW w:w="4105" w:type="dxa"/>
+            <w:shd w:val="clear" w:color="auto" w:fill="F2F2F2"/>
+            <w:vAlign w:val="center"/>
+          </w:tcPr>
+          <w:p>
+            <w:pPr>
+              <w:jc w:val="center"/>
+              <w:rPr>
+                <w:rFonts w:ascii="Arial" w:hAnsi="Arial" w:cs="Arial"/>
+                <w:color w:val="000000"/>
+                <w:sz w:val="24"/>
+                <w:szCs w:val="24"/>
+                <w:lang w:val="en-GB"/>
+              </w:rPr>
+            </w:pPr>
+            <w:r>
+              <w:rPr>
+                <w:rFonts w:ascii="Arial" w:hAnsi="Arial" w:cs="Arial"/>
+                <w:color w:val="000000"/>
+                <w:sz w:val="24"/>
+                <w:szCs w:val="24"/>
+              </w:rPr>
+              <w:t>{a_sports}</w:t>
+            </w:r>
+          </w:p>
+        </w:tc>
+      </w:tr>
+      <w:tr>
+        <w:trPr>
+          <w:trHeight w:val="20"/>
+        </w:trPr>
+        <w:tc>
+          <w:tcPr>
+            <w:tcW w:w="4957" w:type="dxa"/>
+            <w:vAlign w:val="center"/>
+          </w:tcPr>
+          <w:p>
+            <w:pPr>
+              <w:pStyle w:val="Heading2"/>
+              <w:spacing w:after="0"/>
+              <w:rPr>
+                <w:rFonts w:ascii="Arial" w:hAnsi="Arial" w:cs="Arial"/>
+                <w:color w:val="000000"/>
+                <w:sz w:val="24"/>
+                <w:szCs w:val="24"/>
+                <w:lang w:val="en-GB"/>
+              </w:rPr>
+            </w:pPr>
+            <w:r>
+              <w:rPr>
+                <w:rFonts w:ascii="Arial" w:hAnsi="Arial" w:cs="Arial"/>
+                <w:color w:val="000000"/>
+                <w:sz w:val="24"/>
+                <w:szCs w:val="24"/>
+                <w:lang w:val="en-GB"/>
+              </w:rPr>
+              <w:t>Level</w:t>
+            </w:r>
+            <w:r>
+              <w:rPr>
+                <w:rFonts w:ascii="Arial" w:hAnsi="Arial" w:cs="Arial"/>
+                <w:color w:val="000000"/>
+                <w:sz w:val="24"/>
+                <w:szCs w:val="24"/>
+                <w:lang w:val="en-GB"/>
+              </w:rPr>
+              <w:t>s</w:t>
+            </w:r>
+            <w:r>
+              <w:rPr>
+                <w:rFonts w:ascii="Arial" w:hAnsi="Arial" w:cs="Arial"/>
+                <w:color w:val="000000"/>
+                <w:sz w:val="24"/>
+                <w:szCs w:val="24"/>
+                <w:lang w:val="en-GB"/>
+              </w:rPr>
+              <w:t xml:space="preserve"> of play</w:t>
+            </w:r>
+          </w:p>
+        </w:tc>
+        <w:tc>
+          <w:tcPr>
+            <w:tcW w:w="4105" w:type="dxa"/>
+            <w:vAlign w:val="center"/>
+          </w:tcPr>
+          <w:p>
+            <w:pPr>
+              <w:jc w:val="center"/>
+              <w:rPr>
+                <w:rFonts w:ascii="Arial" w:hAnsi="Arial" w:cs="Arial"/>
+                <w:color w:val="000000"/>
+                <w:sz w:val="24"/>
+                <w:szCs w:val="24"/>
+                <w:lang w:val="en-GB"/>
+              </w:rPr>
+            </w:pPr>
+            <w:r>
+              <w:rPr>
+                <w:rFonts w:ascii="Arial" w:hAnsi="Arial" w:cs="Arial"/>
+                <w:color w:val="000000"/>
+                <w:sz w:val="24"/>
+                <w:szCs w:val="24"/>
+              </w:rPr>
+              <w:t>{a_levels}</w:t>
+            </w:r>
+          </w:p>
+        </w:tc>
+      </w:tr>
+      <w:tr>
+        <w:trPr>
+          <w:trHeight w:val="20"/>
+        </w:trPr>
+        <w:tc>
+          <w:tcPr>
+            <w:tcW w:w="4957" w:type="dxa"/>
+            <w:shd w:val="clear" w:color="auto" w:fill="F2F2F2"/>
+            <w:vAlign w:val="center"/>
+          </w:tcPr>
+          <w:p>
+            <w:pPr>
+              <w:pStyle w:val="Heading2"/>
+              <w:spacing w:after="0"/>
+              <w:rPr>
+                <w:rFonts w:ascii="Arial" w:hAnsi="Arial" w:cs="Arial"/>
+                <w:color w:val="000000"/>
+                <w:sz w:val="24"/>
+                <w:szCs w:val="24"/>
+                <w:lang w:val="en-GB"/>
+              </w:rPr>
+            </w:pPr>
+            <w:r>
+              <w:rPr>
+                <w:rFonts w:ascii="Arial" w:hAnsi="Arial" w:cs="Arial"/>
+                <w:color w:val="000000"/>
+                <w:sz w:val="24"/>
+                <w:szCs w:val="24"/>
+                <w:lang w:val="en-GB"/>
+              </w:rPr>
+              <w:t>Number of games per year</w:t>
+            </w:r>
+          </w:p>
+        </w:tc>
+        <w:tc>
+          <w:tcPr>
+            <w:tcW w:w="4105" w:type="dxa"/>
+            <w:shd w:val="clear" w:color="auto" w:fill="F2F2F2"/>
+            <w:vAlign w:val="center"/>
+          </w:tcPr>
+          <w:p>
+            <w:pPr>
+              <w:jc w:val="center"/>
+              <w:rPr>
+                <w:rFonts w:ascii="Arial" w:hAnsi="Arial" w:cs="Arial"/>
+                <w:color w:val="000000"/>
+                <w:sz w:val="24"/>
+                <w:szCs w:val="24"/>
+                <w:lang w:val="en-GB"/>
+              </w:rPr>
+            </w:pPr>
+            <w:r>
+              <w:rPr>
+                <w:rFonts w:ascii="Arial" w:hAnsi="Arial" w:cs="Arial"/>
+                <w:color w:val="000000"/>
+                <w:sz w:val="24"/>
+                <w:szCs w:val="24"/>
+              </w:rPr>
+              <w:t>{a_games}</w:t>
+            </w:r>
+          </w:p>
+        </w:tc>
+      </w:tr>
+      <w:tr>
+        <w:trPr>
+          <w:trHeight w:val="20"/>
+        </w:trPr>
+        <w:tc>
+          <w:tcPr>
+            <w:tcW w:w="4957" w:type="dxa"/>
+            <w:vAlign w:val="center"/>
+          </w:tcPr>
+          <w:p>
+            <w:pPr>
+              <w:pStyle w:val="Heading2"/>
+              <w:spacing w:after="0"/>
+              <w:rPr>
+                <w:rFonts w:ascii="Arial" w:hAnsi="Arial" w:cs="Arial"/>
+                <w:color w:val="000000"/>
+                <w:sz w:val="24"/>
+                <w:szCs w:val="24"/>
+                <w:lang w:val="en-GB"/>
+              </w:rPr>
+            </w:pPr>
+            <w:r>
+              <w:rPr>
+                <w:rFonts w:ascii="Arial" w:hAnsi="Arial" w:cs="Arial"/>
+                <w:color w:val="000000"/>
+                <w:sz w:val="24"/>
+                <w:szCs w:val="24"/>
+                <w:lang w:val="en-GB"/>
+              </w:rPr>
+              <w:t>Number of practice sessions per year</w:t>
+            </w:r>
+          </w:p>
+        </w:tc>
+        <w:tc>
+          <w:tcPr>
+            <w:tcW w:w="4105" w:type="dxa"/>
+            <w:vAlign w:val="center"/>
+          </w:tcPr>
+          <w:p>
+            <w:pPr>
+              <w:jc w:val="center"/>
+              <w:rPr>
+                <w:rFonts w:ascii="Arial" w:hAnsi="Arial" w:cs="Arial"/>
+                <w:color w:val="000000"/>
+                <w:sz w:val="24"/>
+                <w:szCs w:val="24"/>
+                <w:lang w:val="en-GB"/>
+              </w:rPr>
+            </w:pPr>
+            <w:r>
+              <w:rPr>
+                <w:rFonts w:ascii="Arial" w:hAnsi="Arial" w:cs="Arial"/>
+                <w:color w:val="000000"/>
+                <w:sz w:val="24"/>
+                <w:szCs w:val="24"/>
+              </w:rPr>
+              <w:t>{a_sessions}</w:t>
+            </w:r>
+          </w:p>
+        </w:tc>
+      </w:tr>
+    </w:tbl>
+    <w:p>
+      <w:pPr>
+        <w:pStyle w:val="Heading2"/>
+        <w:rPr>
+          <w:rFonts w:ascii="Arial" w:hAnsi="Arial" w:cs="Arial"/>
+          <w:color w:val="000000"/>
+          <w:sz w:val="24"/>
+          <w:szCs w:val="24"/>
+          <w:lang w:val="en-GB"/>
+        </w:rPr>
+      </w:pPr>
+    </w:p>
+    <w:p>
+      <w:pPr>
+        <w:pStyle w:val="Heading2"/>
+        <w:shd w:val="clear" w:color="auto" w:fill="3A4D2F"/>
+        <w:rPr>
+          <w:rFonts w:ascii="Arial" w:hAnsi="Arial" w:cs="Arial"/>
+          <w:b/>
+          <w:bCs/>
+          <w:color w:val="FFFFFF"/>
+          <w:sz w:val="24"/>
+          <w:szCs w:val="24"/>
+          <w:lang w:val="en-GB"/>
+        </w:rPr>
+      </w:pPr>
+      <w:r>
+        <w:rPr>
+          <w:rFonts w:ascii="Arial" w:hAnsi="Arial" w:cs="Arial"/>
+          <w:b/>
+          <w:bCs/>
+          <w:color w:val="FFFFFF"/>
+          <w:sz w:val="24"/>
+          <w:szCs w:val="24"/>
+          <w:lang w:val="en-GB"/>
+        </w:rPr>
+        <w:t>B</w:t>
+      </w:r>
+      <w:r>
+        <w:rPr>
+          <w:rFonts w:ascii="Arial" w:hAnsi="Arial" w:cs="Arial"/>
+          <w:b/>
+          <w:bCs/>
+          <w:color w:val="FFFFFF"/>
+          <w:sz w:val="24"/>
+          <w:szCs w:val="24"/>
+          <w:lang w:val="en-GB"/>
+        </w:rPr>
+        <w:t>. Pitch Dimensions, Design &amp; Construction</w:t>
+      </w:r>
+    </w:p>
+    <w:tbl>
+      <w:tblPr>
+        <w:tblW w:w="5159" w:type="pct"/>
+        <w:tblCellSpacing w:w="15" w:type="dxa"/>
+        <w:tblCellMar>
+          <w:top w:w="15" w:type="dxa"/>
+          <w:left w:w="15" w:type="dxa"/>
+          <w:bottom w:w="15" w:type="dxa"/>
+          <w:right w:w="15" w:type="dxa"/>
+        </w:tblCellMar>
+        <w:tblLook w:val="04A0" w:firstRow="1" w:lastRow="0" w:firstColumn="1" w:lastColumn="0" w:noHBand="0" w:noVBand="1"/>
+      </w:tblPr>
+      <w:tblGrid>
+        <w:gridCol w:w="5669"/>
+        <w:gridCol w:w="3689"/>
+      </w:tblGrid>
+      <w:tr>
+        <w:trPr>
+          <w:tblCellSpacing w:w="15" w:type="dxa"/>
+        </w:trPr>
+        <w:tc>
+          <w:tcPr>
+            <w:tcW w:w="3005" w:type="pct"/>
+            <w:vAlign w:val="center"/>
+            <w:hideMark/>
+          </w:tcPr>
+          <w:p>
+            <w:pPr>
+              <w:pStyle w:val="Heading2"/>
+              <w:spacing w:line="240" w:lineRule="auto"/>
+              <w:rPr>
+                <w:rFonts w:ascii="Arial" w:hAnsi="Arial" w:cs="Arial"/>
+                <w:color w:val="000000"/>
+                <w:sz w:val="24"/>
+                <w:szCs w:val="24"/>
+                <w:lang w:val="en-GB"/>
+              </w:rPr>
+            </w:pPr>
+            <w:r>
+              <w:rPr>
+                <w:rFonts w:ascii="Arial" w:hAnsi="Arial" w:cs="Arial"/>
+                <w:color w:val="000000"/>
+                <w:sz w:val="24"/>
+                <w:szCs w:val="24"/>
+                <w:lang w:val="en-GB"/>
+              </w:rPr>
+              <w:t>Full area of playing surface (m</w:t>
+            </w:r>
+            <w:r>
+              <w:rPr>
+                <w:rFonts w:ascii="Arial" w:hAnsi="Arial" w:cs="Arial"/>
+                <w:color w:val="000000"/>
+                <w:sz w:val="24"/>
+                <w:szCs w:val="24"/>
+                <w:lang w:val="en-GB"/>
+              </w:rPr>
+              <w:t>²</w:t>
+            </w:r>
+            <w:r>
+              <w:rPr>
+                <w:rFonts w:ascii="Arial" w:hAnsi="Arial" w:cs="Arial"/>
+                <w:color w:val="000000"/>
+                <w:sz w:val="24"/>
+                <w:szCs w:val="24"/>
+                <w:lang w:val="en-GB"/>
+              </w:rPr>
+              <w:t>)</w:t>
+            </w:r>
+          </w:p>
+        </w:tc>
+        <w:tc>
+          <w:tcPr>
+            <w:tcW w:w="1947" w:type="pct"/>
+            <w:vAlign w:val="center"/>
+            <w:hideMark/>
+          </w:tcPr>
+          <w:p>
+            <w:pPr>
+              <w:pStyle w:val="Heading2"/>
+              <w:spacing w:line="240" w:lineRule="auto"/>
+              <w:jc w:val="center"/>
+              <w:rPr>
+                <w:rFonts w:ascii="Arial" w:hAnsi="Arial" w:cs="Arial"/>
+                <w:color w:val="000000"/>
+                <w:sz w:val="24"/>
+                <w:szCs w:val="24"/>
+                <w:lang w:val="en-GB"/>
+              </w:rPr>
+            </w:pPr>
+            <w:r>
+              <w:rPr>
+                <w:rFonts w:ascii="Arial" w:hAnsi="Arial" w:cs="Arial"/>
+                <w:color w:val="000000"/>
+                <w:sz w:val="24"/>
+                <w:szCs w:val="24"/>
+              </w:rPr>
+              <w:t>{b_area}</w:t>
+            </w:r>
+          </w:p>
+        </w:tc>
+      </w:tr>
+      <w:tr>
+        <w:trPr>
+          <w:tblCellSpacing w:w="15" w:type="dxa"/>
+        </w:trPr>
+        <w:tc>
+          <w:tcPr>
+            <w:tcW w:w="3005" w:type="pct"/>
+            <w:shd w:val="clear" w:color="auto" w:fill="F2F2F2"/>
+            <w:vAlign w:val="center"/>
+            <w:hideMark/>
+          </w:tcPr>
+          <w:p>
+            <w:pPr>
+              <w:pStyle w:val="Heading2"/>
+              <w:spacing w:line="240" w:lineRule="auto"/>
+              <w:rPr>
+                <w:rFonts w:ascii="Arial" w:hAnsi="Arial" w:cs="Arial"/>
+                <w:color w:val="000000"/>
+                <w:sz w:val="24"/>
+                <w:szCs w:val="24"/>
+                <w:lang w:val="en-GB"/>
+              </w:rPr>
+            </w:pPr>
+            <w:r>
+              <w:rPr>
+                <w:rFonts w:ascii="Arial" w:hAnsi="Arial" w:cs="Arial"/>
+                <w:color w:val="000000"/>
+                <w:sz w:val="24"/>
+                <w:szCs w:val="24"/>
+                <w:lang w:val="en-GB"/>
+              </w:rPr>
+              <w:t>Reinforcement system installed?</w:t>
+            </w:r>
+          </w:p>
+        </w:tc>
+        <w:tc>
+          <w:tcPr>
+            <w:tcW w:w="1947" w:type="pct"/>
+            <w:shd w:val="clear" w:color="auto" w:fill="F2F2F2"/>
+            <w:vAlign w:val="center"/>
+            <w:hideMark/>
+          </w:tcPr>
+          <w:p>
+            <w:pPr>
+              <w:pStyle w:val="Heading2"/>
+              <w:spacing w:line="240" w:lineRule="auto"/>
+              <w:jc w:val="center"/>
+              <w:rPr>
+                <w:rFonts w:ascii="Arial" w:hAnsi="Arial" w:cs="Arial"/>
+                <w:color w:val="000000"/>
+                <w:sz w:val="24"/>
+                <w:szCs w:val="24"/>
+                <w:lang w:val="en-GB"/>
+              </w:rPr>
+            </w:pPr>
+            <w:r>
+              <w:rPr>
+                <w:rFonts w:ascii="Arial" w:hAnsi="Arial" w:cs="Arial"/>
+                <w:color w:val="000000"/>
+                <w:sz w:val="24"/>
+                <w:szCs w:val="24"/>
+                <w:lang w:val="en-GB"/>
+              </w:rPr>
+              <w:t>{b_reinf}</w:t>
+            </w:r>
+          </w:p>
+        </w:tc>
+      </w:tr>
+      <w:tr>
+        <w:trPr>
+          <w:tblCellSpacing w:w="15" w:type="dxa"/>
+        </w:trPr>
+        <w:tc>
+          <w:tcPr>
+            <w:tcW w:w="3005" w:type="pct"/>
+            <w:vAlign w:val="center"/>
+            <w:hideMark/>
+          </w:tcPr>
+          <w:p>
+            <w:pPr>
+              <w:pStyle w:val="Heading2"/>
+              <w:spacing w:line="240" w:lineRule="auto"/>
+              <w:rPr>
+                <w:rFonts w:ascii="Arial" w:hAnsi="Arial" w:cs="Arial"/>
+                <w:color w:val="000000"/>
+                <w:sz w:val="24"/>
+                <w:szCs w:val="24"/>
+                <w:lang w:val="en-GB"/>
+              </w:rPr>
+            </w:pPr>
+            <w:r>
+              <w:rPr>
+                <w:rFonts w:ascii="Arial" w:hAnsi="Arial" w:cs="Arial"/>
+                <w:color w:val="000000"/>
+                <w:sz w:val="24"/>
+                <w:szCs w:val="24"/>
+                <w:lang w:val="en-GB"/>
+              </w:rPr>
+              <w:t>Reinforcement details</w:t>
+            </w:r>
+          </w:p>
+        </w:tc>
+        <w:tc>
+          <w:tcPr>
+            <w:tcW w:w="1947" w:type="pct"/>
+            <w:vAlign w:val="center"/>
+            <w:hideMark/>
+          </w:tcPr>
+          <w:p>
+            <w:pPr>
+              <w:pStyle w:val="Heading2"/>
+              <w:spacing w:line="240" w:lineRule="auto"/>
+              <w:jc w:val="center"/>
+              <w:rPr>
+                <w:rFonts w:ascii="Arial" w:hAnsi="Arial" w:cs="Arial"/>
+                <w:color w:val="000000"/>
+                <w:sz w:val="24"/>
+                <w:szCs w:val="24"/>
+                <w:lang w:val="en-GB"/>
+              </w:rPr>
+            </w:pPr>
+            <w:r>
+              <w:rPr>
+                <w:rFonts w:ascii="Arial" w:hAnsi="Arial" w:cs="Arial"/>
+                <w:color w:val="000000"/>
+                <w:sz w:val="24"/>
+                <w:szCs w:val="24"/>
+              </w:rPr>
+              <w:t>{b_reinf_details}</w:t>
+            </w:r>
+          </w:p>
+        </w:tc>
+      </w:tr>
+      <w:tr>
+        <w:trPr>
+          <w:tblCellSpacing w:w="15" w:type="dxa"/>
+        </w:trPr>
+        <w:tc>
+          <w:tcPr>
+            <w:tcW w:w="3005" w:type="pct"/>
+            <w:shd w:val="clear" w:color="auto" w:fill="F2F2F2"/>
+            <w:vAlign w:val="center"/>
+            <w:hideMark/>
+          </w:tcPr>
+          <w:p>
+            <w:pPr>
+              <w:pStyle w:val="Heading2"/>
+              <w:spacing w:line="240" w:lineRule="auto"/>
+              <w:rPr>
+                <w:rFonts w:ascii="Arial" w:hAnsi="Arial" w:cs="Arial"/>
+                <w:color w:val="000000"/>
+                <w:sz w:val="24"/>
+                <w:szCs w:val="24"/>
+                <w:lang w:val="en-GB"/>
+              </w:rPr>
+            </w:pPr>
+            <w:r>
+              <w:rPr>
+                <w:rFonts w:ascii="Arial" w:hAnsi="Arial" w:cs="Arial"/>
+                <w:color w:val="000000"/>
+                <w:sz w:val="24"/>
+                <w:szCs w:val="24"/>
+                <w:lang w:val="en-GB"/>
+              </w:rPr>
+              <w:t>Installation date</w:t>
+            </w:r>
+          </w:p>
+        </w:tc>
+        <w:tc>
+          <w:tcPr>
+            <w:tcW w:w="1947" w:type="pct"/>
+            <w:shd w:val="clear" w:color="auto" w:fill="F2F2F2"/>
+            <w:vAlign w:val="center"/>
+            <w:hideMark/>
+          </w:tcPr>
+          <w:p>
+            <w:pPr>
+              <w:pStyle w:val="Heading2"/>
+              <w:spacing w:line="240" w:lineRule="auto"/>
+              <w:jc w:val="center"/>
+              <w:rPr>
+                <w:rFonts w:ascii="Arial" w:hAnsi="Arial" w:cs="Arial"/>
+                <w:color w:val="000000"/>
+                <w:sz w:val="24"/>
+                <w:szCs w:val="24"/>
+                <w:lang w:val="en-GB"/>
+              </w:rPr>
+            </w:pPr>
+            <w:r>
+              <w:rPr>
+                <w:rFonts w:ascii="Arial" w:hAnsi="Arial" w:cs="Arial"/>
+                <w:color w:val="000000"/>
+                <w:sz w:val="24"/>
+                <w:szCs w:val="24"/>
+                <w:lang w:val="en-GB"/>
+              </w:rPr>
+              <w:t>{b_install}</w:t>
+            </w:r>
+          </w:p>
+        </w:tc>
+      </w:tr>
+      <w:tr>
+        <w:trPr>
+          <w:tblCellSpacing w:w="15" w:type="dxa"/>
+        </w:trPr>
+        <w:tc>
+          <w:tcPr>
+            <w:tcW w:w="3005" w:type="pct"/>
+            <w:vAlign w:val="center"/>
+            <w:hideMark/>
+          </w:tcPr>
+          <w:p>
+            <w:pPr>
+              <w:pStyle w:val="Heading2"/>
+              <w:spacing w:line="240" w:lineRule="auto"/>
+              <w:rPr>
+                <w:rFonts w:ascii="Arial" w:hAnsi="Arial" w:cs="Arial"/>
+                <w:color w:val="000000"/>
+                <w:sz w:val="24"/>
+                <w:szCs w:val="24"/>
+                <w:lang w:val="en-GB"/>
+              </w:rPr>
+            </w:pPr>
+            <w:r>
+              <w:rPr>
+                <w:rFonts w:ascii="Arial" w:hAnsi="Arial" w:cs="Arial"/>
+                <w:color w:val="000000"/>
+                <w:sz w:val="24"/>
+                <w:szCs w:val="24"/>
+                <w:lang w:val="en-GB"/>
+              </w:rPr>
+              <w:t>Pitch slope/gradient shape</w:t>
+            </w:r>
+          </w:p>
+        </w:tc>
+        <w:tc>
+          <w:tcPr>
+            <w:tcW w:w="1947" w:type="pct"/>
+            <w:vAlign w:val="center"/>
+            <w:hideMark/>
+          </w:tcPr>
+          <w:p>
+            <w:pPr>
+              <w:pStyle w:val="Heading2"/>
+              <w:spacing w:line="240" w:lineRule="auto"/>
+              <w:jc w:val="center"/>
+              <w:rPr>
+                <w:rFonts w:ascii="Arial" w:hAnsi="Arial" w:cs="Arial"/>
+                <w:color w:val="000000"/>
+                <w:sz w:val="24"/>
+                <w:szCs w:val="24"/>
+                <w:lang w:val="en-GB"/>
+              </w:rPr>
+            </w:pPr>
+            <w:r>
+              <w:rPr>
+                <w:rFonts w:ascii="Arial" w:hAnsi="Arial" w:cs="Arial"/>
+                <w:color w:val="000000"/>
+                <w:sz w:val="24"/>
+                <w:szCs w:val="24"/>
+              </w:rPr>
+              <w:t>{b_slope}</w:t>
+            </w:r>
+          </w:p>
+        </w:tc>
+      </w:tr>
+      <w:tr>
+        <w:trPr>
+          <w:tblCellSpacing w:w="15" w:type="dxa"/>
+        </w:trPr>
+        <w:tc>
+          <w:tcPr>
+            <w:tcW w:w="3005" w:type="pct"/>
+            <w:shd w:val="clear" w:color="auto" w:fill="F2F2F2"/>
+            <w:vAlign w:val="center"/>
+            <w:hideMark/>
+          </w:tcPr>
+          <w:p>
+            <w:pPr>
+              <w:pStyle w:val="Heading2"/>
+              <w:spacing w:line="240" w:lineRule="auto"/>
+              <w:rPr>
+                <w:rFonts w:ascii="Arial" w:hAnsi="Arial" w:cs="Arial"/>
+                <w:color w:val="000000"/>
+                <w:sz w:val="24"/>
+                <w:szCs w:val="24"/>
+                <w:lang w:val="en-GB"/>
+              </w:rPr>
+            </w:pPr>
+            <w:r>
+              <w:rPr>
+                <w:rFonts w:ascii="Arial" w:hAnsi="Arial" w:cs="Arial"/>
+                <w:color w:val="000000"/>
+                <w:sz w:val="24"/>
+                <w:szCs w:val="24"/>
+                <w:lang w:val="en-GB"/>
+              </w:rPr>
+              <w:t>Slope/gradient assessment (questionnaire)</w:t>
+            </w:r>
+          </w:p>
+        </w:tc>
+        <w:tc>
+          <w:tcPr>
+            <w:tcW w:w="1947" w:type="pct"/>
+            <w:shd w:val="clear" w:color="auto" w:fill="F2F2F2"/>
+            <w:vAlign w:val="center"/>
+            <w:hideMark/>
+          </w:tcPr>
+          <w:p>
+            <w:pPr>
+              <w:pStyle w:val="Heading2"/>
+              <w:spacing w:line="240" w:lineRule="auto"/>
+              <w:jc w:val="center"/>
+              <w:rPr>
+                <w:rFonts w:ascii="Arial" w:hAnsi="Arial" w:cs="Arial"/>
+                <w:color w:val="000000"/>
+                <w:sz w:val="24"/>
+                <w:szCs w:val="24"/>
+                <w:lang w:val="en-GB"/>
+              </w:rPr>
+            </w:pPr>
+            <w:r>
+              <w:rPr>
+                <w:rFonts w:ascii="Arial" w:hAnsi="Arial" w:cs="Arial"/>
+                <w:color w:val="000000"/>
+                <w:sz w:val="24"/>
+                <w:szCs w:val="24"/>
+                <w:lang w:val="en-GB"/>
+              </w:rPr>
+              <w:t>{b_slope_assess}</w:t>
+            </w:r>
+          </w:p>
+        </w:tc>
+      </w:tr>
+      <w:tr>
+        <w:trPr>
+          <w:tblCellSpacing w:w="15" w:type="dxa"/>
+        </w:trPr>
+        <w:tc>
+          <w:tcPr>
+            <w:tcW w:w="3005" w:type="pct"/>
+            <w:vAlign w:val="center"/>
+          </w:tcPr>
+          <w:p>
+            <w:pPr>
+              <w:pStyle w:val="Heading2"/>
+              <w:spacing w:line="240" w:lineRule="auto"/>
+              <w:rPr>
+                <w:rFonts w:ascii="Arial" w:hAnsi="Arial" w:cs="Arial"/>
+                <w:color w:val="000000"/>
+                <w:sz w:val="24"/>
+                <w:szCs w:val="24"/>
+                <w:lang w:val="en-GB"/>
+              </w:rPr>
+            </w:pPr>
+            <w:r>
+              <w:rPr>
+                <w:rFonts w:ascii="Arial" w:hAnsi="Arial" w:cs="Arial"/>
+                <w:color w:val="000000"/>
+                <w:sz w:val="24"/>
+                <w:szCs w:val="24"/>
+                <w:lang w:val="en-GB"/>
+              </w:rPr>
+              <w:t>Overall levelness assessment (questionnaire)</w:t>
+            </w:r>
+          </w:p>
+        </w:tc>
+        <w:tc>
+          <w:tcPr>
+            <w:tcW w:w="1947" w:type="pct"/>
+            <w:vAlign w:val="center"/>
+          </w:tcPr>
+          <w:p>
+            <w:pPr>
+              <w:pStyle w:val="Heading2"/>
+              <w:spacing w:line="240" w:lineRule="auto"/>
+              <w:jc w:val="center"/>
+              <w:rPr>
+                <w:rFonts w:ascii="Arial" w:hAnsi="Arial" w:cs="Arial"/>
+                <w:color w:val="000000"/>
+                <w:sz w:val="24"/>
+                <w:szCs w:val="24"/>
+                <w:lang w:val="en-GB"/>
+              </w:rPr>
+            </w:pPr>
+            <w:r>
+              <w:rPr>
+                <w:rFonts w:ascii="Arial" w:hAnsi="Arial" w:cs="Arial"/>
+                <w:color w:val="000000"/>
+                <w:sz w:val="24"/>
+                <w:szCs w:val="24"/>
+                <w:lang w:val="en-GB"/>
+              </w:rPr>
+              <w:t>{b_level}</w:t>
+            </w:r>
+          </w:p>
+        </w:tc>
+      </w:tr>
+      <w:tr>
+        <w:trPr>
+          <w:tblCellSpacing w:w="15" w:type="dxa"/>
+        </w:trPr>
+        <w:tc>
+          <w:tcPr>
+            <w:tcW w:w="3005" w:type="pct"/>
+            <w:shd w:val="clear" w:color="auto" w:fill="D9D9D9"/>
+            <w:vAlign w:val="center"/>
+          </w:tcPr>
+          <w:p>
+            <w:pPr>
+              <w:pStyle w:val="Heading2"/>
+              <w:spacing w:line="240" w:lineRule="auto"/>
+              <w:rPr>
+                <w:rFonts w:ascii="Arial" w:hAnsi="Arial" w:cs="Arial"/>
+                <w:color w:val="000000"/>
+                <w:sz w:val="24"/>
+                <w:szCs w:val="24"/>
+                <w:lang w:val="en-GB"/>
+              </w:rPr>
+            </w:pPr>
+            <w:r>
+              <w:rPr>
+                <w:rFonts w:ascii="Arial" w:hAnsi="Arial" w:cs="Arial"/>
+                <w:color w:val="000000"/>
+                <w:sz w:val="24"/>
+                <w:szCs w:val="24"/>
+                <w:lang w:val="en-GB"/>
+              </w:rPr>
+              <w:t xml:space="preserve">Distance between post sockets (if any) </w:t>
+            </w:r>
+          </w:p>
+        </w:tc>
+        <w:tc>
+          <w:tcPr>
+            <w:tcW w:w="1947" w:type="pct"/>
+            <w:shd w:val="clear" w:color="auto" w:fill="D9D9D9"/>
+            <w:vAlign w:val="center"/>
+          </w:tcPr>
+          <w:p>
+            <w:pPr>
+              <w:pStyle w:val="Heading2"/>
+              <w:spacing w:line="240" w:lineRule="auto"/>
+              <w:jc w:val="center"/>
+              <w:rPr>
+                <w:rFonts w:ascii="Arial" w:hAnsi="Arial" w:cs="Arial"/>
+                <w:color w:val="000000"/>
+                <w:sz w:val="24"/>
+                <w:szCs w:val="24"/>
+                <w:lang w:val="en-GB"/>
+              </w:rPr>
+            </w:pPr>
+            <w:r>
+              <w:rPr>
+                <w:rFonts w:ascii="Arial" w:hAnsi="Arial" w:cs="Arial"/>
+                <w:color w:val="000000"/>
+                <w:sz w:val="24"/>
+                <w:szCs w:val="24"/>
+              </w:rPr>
+              <w:t>{b_sockets}</w:t>
+            </w:r>
+          </w:p>
+        </w:tc>
+      </w:tr>
+    </w:tbl>
+    <w:p>
+      <w:pPr>
+        <w:rPr>
+          <w:rFonts w:ascii="Arial" w:hAnsi="Arial" w:cs="Arial"/>
+          <w:color w:val="000000"/>
+          <w:sz w:val="24"/>
+          <w:szCs w:val="24"/>
+          <w:lang w:val="en-GB"/>
+        </w:rPr>
+      </w:pPr>
+      <w:r>
+        <w:rPr>
+          <w:rFonts w:ascii="Arial" w:hAnsi="Arial" w:cs="Arial"/>
+          <w:color w:val="000000"/>
+          <w:sz w:val="24"/>
+          <w:szCs w:val="24"/>
+          <w:lang w:val="en-GB"/>
+        </w:rPr>
+        <w:br w:type="page"/>
+      </w:r>
+    </w:p>
+    <w:p>
+      <w:pPr>
+        <w:pStyle w:val="Heading2"/>
+        <w:shd w:val="clear" w:color="auto" w:fill="3A4D2F"/>
+        <w:rPr>
+          <w:rFonts w:ascii="Arial" w:hAnsi="Arial" w:cs="Arial"/>
+          <w:b/>
+          <w:bCs/>
+          <w:color w:val="FFFFFF"/>
+          <w:sz w:val="24"/>
+          <w:szCs w:val="24"/>
+          <w:lang w:val="en-GB"/>
+        </w:rPr>
+      </w:pPr>
+      <w:r>
+        <w:rPr>
+          <w:rFonts w:ascii="Arial" w:hAnsi="Arial" w:cs="Arial"/>
+          <w:b/>
+          <w:bCs/>
+          <w:color w:val="FFFFFF"/>
+          <w:sz w:val="24"/>
+          <w:szCs w:val="24"/>
+          <w:lang w:val="en-GB"/>
+        </w:rPr>
+        <w:lastRenderedPageBreak/>
+        <w:t>C</w:t>
+      </w:r>
+      <w:r>
+        <w:rPr>
+          <w:rFonts w:ascii="Arial" w:hAnsi="Arial" w:cs="Arial"/>
+          <w:b/>
+          <w:bCs/>
+          <w:color w:val="FFFFFF"/>
+          <w:sz w:val="24"/>
+          <w:szCs w:val="24"/>
+          <w:lang w:val="en-GB"/>
+        </w:rPr>
+        <w:t xml:space="preserve">. </w:t>
+      </w:r>
+      <w:r>
+        <w:rPr>
+          <w:rFonts w:ascii="Arial" w:hAnsi="Arial" w:cs="Arial"/>
+          <w:b/>
+          <w:bCs/>
+          <w:color w:val="FFFFFF"/>
+          <w:sz w:val="24"/>
+          <w:szCs w:val="24"/>
+          <w:lang w:val="en-GB"/>
+        </w:rPr>
+        <w:t xml:space="preserve">Performance, </w:t>
+      </w:r>
+      <w:r>
+        <w:rPr>
+          <w:rFonts w:ascii="Arial" w:hAnsi="Arial" w:cs="Arial"/>
+          <w:b/>
+          <w:bCs/>
+          <w:color w:val="FFFFFF"/>
+          <w:sz w:val="24"/>
+          <w:szCs w:val="24"/>
+          <w:lang w:val="en-GB"/>
+        </w:rPr>
+        <w:t>Irrigation &amp; Water Management</w:t>
+      </w:r>
+    </w:p>
+    <w:tbl>
+      <w:tblPr>
+        <w:tblW w:w="5159" w:type="pct"/>
+        <w:tblCellSpacing w:w="15" w:type="dxa"/>
+        <w:tblCellMar>
+          <w:top w:w="15" w:type="dxa"/>
+          <w:left w:w="15" w:type="dxa"/>
+          <w:bottom w:w="15" w:type="dxa"/>
+          <w:right w:w="15" w:type="dxa"/>
+        </w:tblCellMar>
+        <w:tblLook w:val="04A0" w:firstRow="1" w:lastRow="0" w:firstColumn="1" w:lastColumn="0" w:noHBand="0" w:noVBand="1"/>
+      </w:tblPr>
+      <w:tblGrid>
+        <w:gridCol w:w="6093"/>
+        <w:gridCol w:w="3265"/>
+      </w:tblGrid>
+      <w:tr>
+        <w:trPr>
+          <w:tblCellSpacing w:w="15" w:type="dxa"/>
+        </w:trPr>
+        <w:tc>
+          <w:tcPr>
+            <w:tcW w:w="3232" w:type="pct"/>
+            <w:vAlign w:val="center"/>
+            <w:hideMark/>
+          </w:tcPr>
+          <w:p>
+            <w:pPr>
+              <w:pStyle w:val="Heading2"/>
+              <w:spacing w:line="240" w:lineRule="auto"/>
+              <w:rPr>
+                <w:rFonts w:ascii="Arial" w:hAnsi="Arial" w:cs="Arial"/>
+                <w:color w:val="000000"/>
+                <w:sz w:val="24"/>
+                <w:szCs w:val="24"/>
+                <w:lang w:val="en-GB"/>
+              </w:rPr>
+            </w:pPr>
+            <w:r>
+              <w:rPr>
+                <w:rFonts w:ascii="Arial" w:hAnsi="Arial" w:cs="Arial"/>
+                <w:color w:val="000000"/>
+                <w:sz w:val="24"/>
+                <w:szCs w:val="24"/>
+                <w:lang w:val="en-GB"/>
+              </w:rPr>
+              <w:t>Pop</w:t>
+            </w:r>
+            <w:r>
+              <w:rPr>
+                <w:rFonts w:ascii="Arial" w:hAnsi="Arial" w:cs="Arial"/>
+                <w:color w:val="000000"/>
+                <w:sz w:val="24"/>
+                <w:szCs w:val="24"/>
+                <w:lang w:val="en-GB"/>
+              </w:rPr>
+              <w:t>-</w:t>
+            </w:r>
+            <w:r>
+              <w:rPr>
+                <w:rFonts w:ascii="Arial" w:hAnsi="Arial" w:cs="Arial"/>
+                <w:color w:val="000000"/>
+                <w:sz w:val="24"/>
+                <w:szCs w:val="24"/>
+                <w:lang w:val="en-GB"/>
+              </w:rPr>
+              <w:t>up irrigation system present?</w:t>
+            </w:r>
+          </w:p>
+        </w:tc>
+        <w:tc>
+          <w:tcPr>
+            <w:tcW w:w="1720" w:type="pct"/>
+            <w:vAlign w:val="center"/>
+            <w:hideMark/>
+          </w:tcPr>
+          <w:p>
+            <w:pPr>
+              <w:pStyle w:val="Heading2"/>
+              <w:spacing w:line="240" w:lineRule="auto"/>
+              <w:jc w:val="center"/>
+              <w:rPr>
+                <w:rFonts w:ascii="Arial" w:hAnsi="Arial" w:cs="Arial"/>
+                <w:color w:val="000000"/>
+                <w:sz w:val="24"/>
+                <w:szCs w:val="24"/>
+                <w:lang w:val="en-GB"/>
+              </w:rPr>
+            </w:pPr>
+            <w:r>
+              <w:rPr>
+                <w:rFonts w:ascii="Arial" w:hAnsi="Arial" w:cs="Arial"/>
+                <w:color w:val="000000"/>
+                <w:sz w:val="24"/>
+                <w:szCs w:val="24"/>
+                <w:lang w:val="en-GB"/>
+              </w:rPr>
+              <w:t>{c_popup}</w:t>
+            </w:r>
+          </w:p>
+        </w:tc>
+      </w:tr>
+      <w:tr>
+        <w:trPr>
+          <w:tblCellSpacing w:w="15" w:type="dxa"/>
+        </w:trPr>
+        <w:tc>
+          <w:tcPr>
+            <w:tcW w:w="3232" w:type="pct"/>
+            <w:shd w:val="clear" w:color="auto" w:fill="F2F2F2"/>
+            <w:vAlign w:val="center"/>
+            <w:hideMark/>
+          </w:tcPr>
+          <w:p>
+            <w:pPr>
+              <w:pStyle w:val="Heading2"/>
+              <w:spacing w:line="240" w:lineRule="auto"/>
+              <w:rPr>
+                <w:rFonts w:ascii="Arial" w:hAnsi="Arial" w:cs="Arial"/>
+                <w:color w:val="000000"/>
+                <w:sz w:val="24"/>
+                <w:szCs w:val="24"/>
+                <w:lang w:val="en-GB"/>
+              </w:rPr>
+            </w:pPr>
+            <w:r>
+              <w:rPr>
+                <w:rFonts w:ascii="Arial" w:hAnsi="Arial" w:cs="Arial"/>
+                <w:color w:val="000000"/>
+                <w:sz w:val="24"/>
+                <w:szCs w:val="24"/>
+                <w:lang w:val="en-GB"/>
+              </w:rPr>
+              <w:t>Number of sprinkler heads</w:t>
+            </w:r>
+          </w:p>
+        </w:tc>
+        <w:tc>
+          <w:tcPr>
+            <w:tcW w:w="1720" w:type="pct"/>
+            <w:shd w:val="clear" w:color="auto" w:fill="F2F2F2"/>
+            <w:vAlign w:val="center"/>
+            <w:hideMark/>
+          </w:tcPr>
+          <w:p>
+            <w:pPr>
+              <w:pStyle w:val="Heading2"/>
+              <w:spacing w:line="240" w:lineRule="auto"/>
+              <w:jc w:val="center"/>
+              <w:rPr>
+                <w:rFonts w:ascii="Arial" w:hAnsi="Arial" w:cs="Arial"/>
+                <w:color w:val="000000"/>
+                <w:sz w:val="24"/>
+                <w:szCs w:val="24"/>
+                <w:lang w:val="en-GB"/>
+              </w:rPr>
+            </w:pPr>
+            <w:r>
+              <w:rPr>
+                <w:rFonts w:ascii="Arial" w:hAnsi="Arial" w:cs="Arial"/>
+                <w:color w:val="000000"/>
+                <w:sz w:val="24"/>
+                <w:szCs w:val="24"/>
+              </w:rPr>
+              <w:t>{c_heads}</w:t>
+            </w:r>
+          </w:p>
+        </w:tc>
+      </w:tr>
+      <w:tr>
+        <w:trPr>
+          <w:tblCellSpacing w:w="15" w:type="dxa"/>
+        </w:trPr>
+        <w:tc>
+          <w:tcPr>
+            <w:tcW w:w="3232" w:type="pct"/>
+            <w:vAlign w:val="center"/>
+            <w:hideMark/>
+          </w:tcPr>
+          <w:p>
+            <w:pPr>
+              <w:pStyle w:val="Heading2"/>
+              <w:spacing w:line="240" w:lineRule="auto"/>
+              <w:rPr>
+                <w:rFonts w:ascii="Arial" w:hAnsi="Arial" w:cs="Arial"/>
+                <w:color w:val="000000"/>
+                <w:sz w:val="24"/>
+                <w:szCs w:val="24"/>
+                <w:lang w:val="en-GB"/>
+              </w:rPr>
+            </w:pPr>
+            <w:r>
+              <w:rPr>
+                <w:rFonts w:ascii="Arial" w:hAnsi="Arial" w:cs="Arial"/>
+                <w:color w:val="000000"/>
+                <w:sz w:val="24"/>
+                <w:szCs w:val="24"/>
+                <w:lang w:val="en-GB"/>
+              </w:rPr>
+              <w:t>Year installed</w:t>
+            </w:r>
+          </w:p>
+        </w:tc>
+        <w:tc>
+          <w:tcPr>
+            <w:tcW w:w="1720" w:type="pct"/>
+            <w:vAlign w:val="center"/>
+            <w:hideMark/>
+          </w:tcPr>
+          <w:p>
+            <w:pPr>
+              <w:pStyle w:val="Heading2"/>
+              <w:spacing w:line="240" w:lineRule="auto"/>
+              <w:jc w:val="center"/>
+              <w:rPr>
+                <w:rFonts w:ascii="Arial" w:hAnsi="Arial" w:cs="Arial"/>
+                <w:color w:val="000000"/>
+                <w:sz w:val="24"/>
+                <w:szCs w:val="24"/>
+                <w:lang w:val="en-GB"/>
+              </w:rPr>
+            </w:pPr>
+            <w:r>
+              <w:rPr>
+                <w:rFonts w:ascii="Arial" w:hAnsi="Arial" w:cs="Arial"/>
+                <w:color w:val="000000"/>
+                <w:sz w:val="24"/>
+                <w:szCs w:val="24"/>
+              </w:rPr>
+              <w:t>{c_year}</w:t>
+            </w:r>
+          </w:p>
+        </w:tc>
+      </w:tr>
+      <w:tr>
+        <w:trPr>
+          <w:tblCellSpacing w:w="15" w:type="dxa"/>
+        </w:trPr>
+        <w:tc>
+          <w:tcPr>
+            <w:tcW w:w="3232" w:type="pct"/>
+            <w:shd w:val="clear" w:color="auto" w:fill="F2F2F2"/>
+            <w:vAlign w:val="center"/>
+            <w:hideMark/>
+          </w:tcPr>
+          <w:p>
+            <w:pPr>
+              <w:pStyle w:val="Heading2"/>
+              <w:spacing w:line="240" w:lineRule="auto"/>
+              <w:rPr>
+                <w:rFonts w:ascii="Arial" w:hAnsi="Arial" w:cs="Arial"/>
+                <w:color w:val="000000"/>
+                <w:sz w:val="24"/>
+                <w:szCs w:val="24"/>
+                <w:lang w:val="en-GB"/>
+              </w:rPr>
+            </w:pPr>
+            <w:r>
+              <w:rPr>
+                <w:rFonts w:ascii="Arial" w:hAnsi="Arial" w:cs="Arial"/>
+                <w:color w:val="000000"/>
+                <w:sz w:val="24"/>
+                <w:szCs w:val="24"/>
+                <w:lang w:val="en-GB"/>
+              </w:rPr>
+              <w:t>Water supply source</w:t>
+            </w:r>
+          </w:p>
+        </w:tc>
+        <w:tc>
+          <w:tcPr>
+            <w:tcW w:w="1720" w:type="pct"/>
+            <w:shd w:val="clear" w:color="auto" w:fill="F2F2F2"/>
+            <w:vAlign w:val="center"/>
+            <w:hideMark/>
+          </w:tcPr>
+          <w:p>
+            <w:pPr>
+              <w:pStyle w:val="Heading2"/>
+              <w:spacing w:line="240" w:lineRule="auto"/>
+              <w:jc w:val="center"/>
+              <w:rPr>
+                <w:rFonts w:ascii="Arial" w:hAnsi="Arial" w:cs="Arial"/>
+                <w:color w:val="000000"/>
+                <w:sz w:val="24"/>
+                <w:szCs w:val="24"/>
+                <w:lang w:val="en-GB"/>
+              </w:rPr>
+            </w:pPr>
+            <w:r>
+              <w:rPr>
+                <w:rFonts w:ascii="Arial" w:hAnsi="Arial" w:cs="Arial"/>
+                <w:color w:val="000000"/>
+                <w:sz w:val="24"/>
+                <w:szCs w:val="24"/>
+              </w:rPr>
+              <w:t>{c_source}</w:t>
+            </w:r>
+          </w:p>
+        </w:tc>
+      </w:tr>
+      <w:tr>
+        <w:trPr>
+          <w:tblCellSpacing w:w="15" w:type="dxa"/>
+        </w:trPr>
+        <w:tc>
+          <w:tcPr>
+            <w:tcW w:w="3232" w:type="pct"/>
+            <w:vAlign w:val="center"/>
+            <w:hideMark/>
+          </w:tcPr>
+          <w:p>
+            <w:pPr>
+              <w:pStyle w:val="Heading2"/>
+              <w:spacing w:line="240" w:lineRule="auto"/>
+              <w:rPr>
+                <w:rFonts w:ascii="Arial" w:hAnsi="Arial" w:cs="Arial"/>
+                <w:color w:val="000000"/>
+                <w:sz w:val="24"/>
+                <w:szCs w:val="24"/>
+                <w:lang w:val="en-GB"/>
+              </w:rPr>
+            </w:pPr>
+            <w:r>
+              <w:rPr>
+                <w:rFonts w:ascii="Arial" w:hAnsi="Arial" w:cs="Arial"/>
+                <w:color w:val="000000"/>
+                <w:sz w:val="24"/>
+                <w:szCs w:val="24"/>
+                <w:lang w:val="en-GB"/>
+              </w:rPr>
+              <w:t>Water quality</w:t>
+            </w:r>
+          </w:p>
+        </w:tc>
+        <w:tc>
+          <w:tcPr>
+            <w:tcW w:w="1720" w:type="pct"/>
+            <w:vAlign w:val="center"/>
+            <w:hideMark/>
+          </w:tcPr>
+          <w:p>
+            <w:pPr>
+              <w:pStyle w:val="Heading2"/>
+              <w:spacing w:line="240" w:lineRule="auto"/>
+              <w:jc w:val="center"/>
+              <w:rPr>
+                <w:rFonts w:ascii="Arial" w:hAnsi="Arial" w:cs="Arial"/>
+                <w:color w:val="000000"/>
+                <w:sz w:val="24"/>
+                <w:szCs w:val="24"/>
+                <w:lang w:val="en-GB"/>
+              </w:rPr>
+            </w:pPr>
+            <w:r>
+              <w:rPr>
+                <w:rFonts w:ascii="Arial" w:hAnsi="Arial" w:cs="Arial"/>
+                <w:color w:val="000000"/>
+                <w:sz w:val="24"/>
+                <w:szCs w:val="24"/>
+              </w:rPr>
+              <w:t>{c_quality}</w:t>
+            </w:r>
+          </w:p>
+        </w:tc>
+      </w:tr>
+      <w:tr>
+        <w:trPr>
+          <w:tblCellSpacing w:w="15" w:type="dxa"/>
+        </w:trPr>
+        <w:tc>
+          <w:tcPr>
+            <w:tcW w:w="3232" w:type="pct"/>
+            <w:shd w:val="clear" w:color="auto" w:fill="F2F2F2"/>
+            <w:vAlign w:val="center"/>
+            <w:hideMark/>
+          </w:tcPr>
+          <w:p>
+            <w:pPr>
+              <w:pStyle w:val="Heading2"/>
+              <w:spacing w:line="240" w:lineRule="auto"/>
+              <w:rPr>
+                <w:rFonts w:ascii="Arial" w:hAnsi="Arial" w:cs="Arial"/>
+                <w:color w:val="000000"/>
+                <w:sz w:val="24"/>
+                <w:szCs w:val="24"/>
+                <w:lang w:val="en-GB"/>
+              </w:rPr>
+            </w:pPr>
+            <w:r>
+              <w:rPr>
+                <w:rFonts w:ascii="Arial" w:hAnsi="Arial" w:cs="Arial"/>
+                <w:color w:val="000000"/>
+                <w:sz w:val="24"/>
+                <w:szCs w:val="24"/>
+                <w:lang w:val="en-GB"/>
+              </w:rPr>
+              <w:t>Operational issues / performance concerns</w:t>
+            </w:r>
+          </w:p>
+        </w:tc>
+        <w:tc>
+          <w:tcPr>
+            <w:tcW w:w="1720" w:type="pct"/>
+            <w:shd w:val="clear" w:color="auto" w:fill="F2F2F2"/>
+            <w:vAlign w:val="center"/>
+            <w:hideMark/>
+          </w:tcPr>
+          <w:p>
+            <w:pPr>
+              <w:pStyle w:val="Heading2"/>
+              <w:spacing w:line="240" w:lineRule="auto"/>
+              <w:jc w:val="center"/>
+              <w:rPr>
+                <w:rFonts w:ascii="Arial" w:hAnsi="Arial" w:cs="Arial"/>
+                <w:color w:val="000000"/>
+                <w:sz w:val="24"/>
+                <w:szCs w:val="24"/>
+                <w:lang w:val="en-GB"/>
+              </w:rPr>
+            </w:pPr>
+            <w:r>
+              <w:rPr>
+                <w:rFonts w:ascii="Arial" w:hAnsi="Arial" w:cs="Arial"/>
+                <w:color w:val="000000"/>
+                <w:sz w:val="24"/>
+                <w:szCs w:val="24"/>
+              </w:rPr>
+              <w:t>{c_issues}</w:t>
+            </w:r>
+          </w:p>
+        </w:tc>
+      </w:tr>
+      <w:tr>
+        <w:trPr>
+          <w:tblCellSpacing w:w="15" w:type="dxa"/>
+        </w:trPr>
+        <w:tc>
+          <w:tcPr>
+            <w:tcW w:w="3232" w:type="pct"/>
+            <w:vAlign w:val="center"/>
+          </w:tcPr>
+          <w:p>
+            <w:pPr>
+              <w:pStyle w:val="Heading2"/>
+              <w:spacing w:line="240" w:lineRule="auto"/>
+              <w:rPr>
+                <w:rFonts w:ascii="Arial" w:hAnsi="Arial" w:cs="Arial"/>
+                <w:color w:val="000000"/>
+                <w:sz w:val="24"/>
+                <w:szCs w:val="24"/>
+                <w:lang w:val="en-GB"/>
+              </w:rPr>
+            </w:pPr>
+            <w:r>
+              <w:rPr>
+                <w:rFonts w:ascii="Arial" w:hAnsi="Arial" w:cs="Arial"/>
+                <w:color w:val="000000"/>
+                <w:sz w:val="24"/>
+                <w:szCs w:val="24"/>
+                <w:lang w:val="en-GB"/>
+              </w:rPr>
+              <w:t>Performance data collected</w:t>
+            </w:r>
+          </w:p>
+        </w:tc>
+        <w:tc>
+          <w:tcPr>
+            <w:tcW w:w="1720" w:type="pct"/>
+            <w:vAlign w:val="center"/>
+          </w:tcPr>
+          <w:p>
+            <w:pPr>
+              <w:pStyle w:val="Heading2"/>
+              <w:spacing w:line="240" w:lineRule="auto"/>
+              <w:jc w:val="center"/>
+              <w:rPr>
+                <w:rFonts w:ascii="Arial" w:hAnsi="Arial" w:cs="Arial"/>
+                <w:color w:val="000000"/>
+                <w:sz w:val="24"/>
+                <w:szCs w:val="24"/>
+                <w:lang w:val="en-GB"/>
+              </w:rPr>
+            </w:pPr>
+            <w:r>
+              <w:rPr>
+                <w:rFonts w:ascii="Arial" w:hAnsi="Arial" w:cs="Arial"/>
+                <w:color w:val="000000"/>
+                <w:sz w:val="24"/>
+                <w:szCs w:val="24"/>
+                <w:lang w:val="en-GB"/>
+              </w:rPr>
+              <w:t>{c_perf}</w:t>
+            </w:r>
+          </w:p>
+        </w:tc>
+      </w:tr>
+      <w:tr>
+        <w:trPr>
+          <w:tblCellSpacing w:w="15" w:type="dxa"/>
+        </w:trPr>
+        <w:tc>
+          <w:tcPr>
+            <w:tcW w:w="3232" w:type="pct"/>
+            <w:shd w:val="clear" w:color="auto" w:fill="F2F2F2"/>
+            <w:vAlign w:val="center"/>
+          </w:tcPr>
+          <w:p>
+            <w:pPr>
+              <w:pStyle w:val="Heading2"/>
+              <w:spacing w:line="240" w:lineRule="auto"/>
+              <w:rPr>
+                <w:rFonts w:ascii="Arial" w:hAnsi="Arial" w:cs="Arial"/>
+                <w:color w:val="000000"/>
+                <w:sz w:val="24"/>
+                <w:szCs w:val="24"/>
+                <w:lang w:val="en-GB"/>
+              </w:rPr>
+            </w:pPr>
+            <w:r>
+              <w:rPr>
+                <w:rFonts w:ascii="Arial" w:hAnsi="Arial" w:cs="Arial"/>
+                <w:color w:val="000000"/>
+                <w:sz w:val="24"/>
+                <w:szCs w:val="24"/>
+                <w:lang w:val="en-GB"/>
+              </w:rPr>
+              <w:t>Performance data collected (details)</w:t>
+            </w:r>
+          </w:p>
+        </w:tc>
+        <w:tc>
+          <w:tcPr>
+            <w:tcW w:w="1720" w:type="pct"/>
+            <w:shd w:val="clear" w:color="auto" w:fill="F2F2F2"/>
+            <w:vAlign w:val="center"/>
+          </w:tcPr>
+          <w:p>
+            <w:pPr>
+              <w:pStyle w:val="Heading2"/>
+              <w:spacing w:line="240" w:lineRule="auto"/>
+              <w:jc w:val="center"/>
+              <w:rPr>
+                <w:rFonts w:ascii="Arial" w:hAnsi="Arial" w:cs="Arial"/>
+                <w:color w:val="000000"/>
+                <w:sz w:val="24"/>
+                <w:szCs w:val="24"/>
+                <w:lang w:val="en-GB"/>
+              </w:rPr>
+            </w:pPr>
+            <w:r>
+              <w:rPr>
+                <w:rFonts w:ascii="Arial" w:hAnsi="Arial" w:cs="Arial"/>
+                <w:color w:val="000000"/>
+                <w:sz w:val="24"/>
+                <w:szCs w:val="24"/>
+              </w:rPr>
+              <w:t>{c_perf_details}</w:t>
+            </w:r>
+          </w:p>
+        </w:tc>
+      </w:tr>
+    </w:tbl>
+    <w:p>
+      <w:pPr>
+        <w:pStyle w:val="Heading2"/>
+        <w:rPr>
+          <w:rFonts w:ascii="Arial" w:hAnsi="Arial" w:cs="Arial"/>
+          <w:color w:val="000000"/>
+          <w:sz w:val="24"/>
+          <w:szCs w:val="24"/>
+          <w:lang w:val="en-GB"/>
+        </w:rPr>
+      </w:pPr>
+    </w:p>
+    <w:p>
+      <w:pPr>
+        <w:pStyle w:val="Heading2"/>
+        <w:rPr>
+          <w:rFonts w:ascii="Arial" w:hAnsi="Arial" w:cs="Arial"/>
+          <w:color w:val="000000"/>
+          <w:sz w:val="24"/>
+          <w:szCs w:val="24"/>
+          <w:lang w:val="en-GB"/>
+        </w:rPr>
+      </w:pPr>
+    </w:p>
+    <w:p>
+      <w:pPr>
+        <w:pStyle w:val="Heading2"/>
+        <w:shd w:val="clear" w:color="auto" w:fill="3A4D2F"/>
+        <w:rPr>
+          <w:rFonts w:ascii="Arial" w:hAnsi="Arial" w:cs="Arial"/>
+          <w:b/>
+          <w:bCs/>
+          <w:color w:val="FFFFFF"/>
+          <w:sz w:val="24"/>
+          <w:szCs w:val="24"/>
+          <w:lang w:val="en-GB"/>
+        </w:rPr>
+      </w:pPr>
+      <w:r>
+        <w:rPr>
+          <w:rFonts w:ascii="Arial" w:hAnsi="Arial" w:cs="Arial"/>
+          <w:b/>
+          <w:bCs/>
+          <w:color w:val="FFFFFF"/>
+          <w:sz w:val="24"/>
+          <w:szCs w:val="24"/>
+          <w:lang w:val="en-GB"/>
+        </w:rPr>
+        <w:t>D</w:t>
+      </w:r>
+      <w:r>
+        <w:rPr>
+          <w:rFonts w:ascii="Arial" w:hAnsi="Arial" w:cs="Arial"/>
+          <w:b/>
+          <w:bCs/>
+          <w:color w:val="FFFFFF"/>
+          <w:sz w:val="24"/>
+          <w:szCs w:val="24"/>
+          <w:lang w:val="en-GB"/>
+        </w:rPr>
+        <w:t>. Drainage &amp; Waterlogging Performance</w:t>
+      </w:r>
+    </w:p>
+    <w:tbl>
+      <w:tblPr>
+        <w:tblW w:w="5159" w:type="pct"/>
+        <w:tblCellSpacing w:w="15" w:type="dxa"/>
+        <w:tblCellMar>
+          <w:top w:w="15" w:type="dxa"/>
+          <w:left w:w="15" w:type="dxa"/>
+          <w:bottom w:w="15" w:type="dxa"/>
+          <w:right w:w="15" w:type="dxa"/>
+        </w:tblCellMar>
+        <w:tblLook w:val="04A0" w:firstRow="1" w:lastRow="0" w:firstColumn="1" w:lastColumn="0" w:noHBand="0" w:noVBand="1"/>
+      </w:tblPr>
+      <w:tblGrid>
+        <w:gridCol w:w="6093"/>
+        <w:gridCol w:w="3265"/>
+      </w:tblGrid>
+      <w:tr>
+        <w:trPr>
+          <w:tblCellSpacing w:w="15" w:type="dxa"/>
+        </w:trPr>
+        <w:tc>
+          <w:tcPr>
+            <w:tcW w:w="3232" w:type="pct"/>
+            <w:vAlign w:val="center"/>
+            <w:hideMark/>
+          </w:tcPr>
+          <w:p>
+            <w:pPr>
+              <w:pStyle w:val="Heading2"/>
+              <w:spacing w:line="240" w:lineRule="auto"/>
+              <w:rPr>
+                <w:rFonts w:ascii="Arial" w:hAnsi="Arial" w:cs="Arial"/>
+                <w:color w:val="000000"/>
+                <w:sz w:val="24"/>
+                <w:szCs w:val="24"/>
+                <w:lang w:val="en-GB"/>
+              </w:rPr>
+            </w:pPr>
+            <w:r>
+              <w:rPr>
+                <w:rFonts w:ascii="Arial" w:hAnsi="Arial" w:cs="Arial"/>
+                <w:color w:val="000000"/>
+                <w:sz w:val="24"/>
+                <w:szCs w:val="24"/>
+                <w:lang w:val="en-GB"/>
+              </w:rPr>
+              <w:t>Ponding / squelchy conditions experienced?</w:t>
+            </w:r>
+          </w:p>
+        </w:tc>
+        <w:tc>
+          <w:tcPr>
+            <w:tcW w:w="1720" w:type="pct"/>
+            <w:vAlign w:val="center"/>
+            <w:hideMark/>
+          </w:tcPr>
+          <w:p>
+            <w:pPr>
+              <w:pStyle w:val="Heading2"/>
+              <w:spacing w:line="240" w:lineRule="auto"/>
+              <w:jc w:val="center"/>
+              <w:rPr>
+                <w:rFonts w:ascii="Arial" w:hAnsi="Arial" w:cs="Arial"/>
+                <w:color w:val="000000"/>
+                <w:sz w:val="24"/>
+                <w:szCs w:val="24"/>
+                <w:lang w:val="en-GB"/>
+              </w:rPr>
+            </w:pPr>
+            <w:r>
+              <w:rPr>
+                <w:rFonts w:ascii="Arial" w:hAnsi="Arial" w:cs="Arial"/>
+                <w:color w:val="000000"/>
+                <w:sz w:val="24"/>
+                <w:szCs w:val="24"/>
+                <w:lang w:val="en-GB"/>
+              </w:rPr>
+              <w:t>{d_ponding}</w:t>
+            </w:r>
+          </w:p>
+        </w:tc>
+      </w:tr>
+      <w:tr>
+        <w:trPr>
+          <w:tblCellSpacing w:w="15" w:type="dxa"/>
+        </w:trPr>
+        <w:tc>
+          <w:tcPr>
+            <w:tcW w:w="3232" w:type="pct"/>
+            <w:shd w:val="clear" w:color="auto" w:fill="F2F2F2"/>
+            <w:vAlign w:val="center"/>
+          </w:tcPr>
+          <w:p>
+            <w:pPr>
+              <w:pStyle w:val="Heading2"/>
+              <w:spacing w:line="240" w:lineRule="auto"/>
+              <w:rPr>
+                <w:rFonts w:ascii="Arial" w:hAnsi="Arial" w:cs="Arial"/>
+                <w:color w:val="000000"/>
+                <w:sz w:val="24"/>
+                <w:szCs w:val="24"/>
+                <w:lang w:val="en-GB"/>
+              </w:rPr>
+            </w:pPr>
+            <w:r>
+              <w:rPr>
+                <w:rFonts w:ascii="Arial" w:hAnsi="Arial" w:cs="Arial"/>
+                <w:color w:val="000000"/>
+                <w:sz w:val="24"/>
+                <w:szCs w:val="24"/>
+                <w:lang w:val="en-GB"/>
+              </w:rPr>
+              <w:t>Ponding / squelchy conditions (details)</w:t>
+            </w:r>
+          </w:p>
+        </w:tc>
+        <w:tc>
+          <w:tcPr>
+            <w:tcW w:w="1720" w:type="pct"/>
+            <w:shd w:val="clear" w:color="auto" w:fill="F2F2F2"/>
+            <w:vAlign w:val="center"/>
+          </w:tcPr>
+          <w:p>
+            <w:pPr>
+              <w:pStyle w:val="Heading2"/>
+              <w:spacing w:line="240" w:lineRule="auto"/>
+              <w:jc w:val="center"/>
+              <w:rPr>
+                <w:rFonts w:ascii="Arial" w:hAnsi="Arial" w:cs="Arial"/>
+                <w:color w:val="000000"/>
+                <w:sz w:val="24"/>
+                <w:szCs w:val="24"/>
+                <w:lang w:val="en-GB"/>
+              </w:rPr>
+            </w:pPr>
+            <w:r>
+              <w:rPr>
+                <w:rFonts w:ascii="Arial" w:hAnsi="Arial" w:cs="Arial"/>
+                <w:color w:val="000000"/>
+                <w:sz w:val="24"/>
+                <w:szCs w:val="24"/>
+              </w:rPr>
+              <w:t>{d_details}</w:t>
+            </w:r>
+          </w:p>
+        </w:tc>
+      </w:tr>
+      <w:tr>
+        <w:trPr>
+          <w:tblCellSpacing w:w="15" w:type="dxa"/>
+        </w:trPr>
+        <w:tc>
+          <w:tcPr>
+            <w:tcW w:w="3232" w:type="pct"/>
+            <w:vAlign w:val="center"/>
+            <w:hideMark/>
+          </w:tcPr>
+          <w:p>
+            <w:pPr>
+              <w:pStyle w:val="Heading2"/>
+              <w:spacing w:line="240" w:lineRule="auto"/>
+              <w:rPr>
+                <w:rFonts w:ascii="Arial" w:hAnsi="Arial" w:cs="Arial"/>
+                <w:color w:val="000000"/>
+                <w:sz w:val="24"/>
+                <w:szCs w:val="24"/>
+                <w:lang w:val="en-GB"/>
+              </w:rPr>
+            </w:pPr>
+            <w:r>
+              <w:rPr>
+                <w:rFonts w:ascii="Arial" w:hAnsi="Arial" w:cs="Arial"/>
+                <w:color w:val="000000"/>
+                <w:sz w:val="24"/>
+                <w:szCs w:val="24"/>
+                <w:lang w:val="en-GB"/>
+              </w:rPr>
+              <w:t>Typical ponding duration after heavy rainfall</w:t>
+            </w:r>
+          </w:p>
+        </w:tc>
+        <w:tc>
+          <w:tcPr>
+            <w:tcW w:w="1720" w:type="pct"/>
+            <w:vAlign w:val="center"/>
+            <w:hideMark/>
+          </w:tcPr>
+          <w:p>
+            <w:pPr>
+              <w:pStyle w:val="Heading2"/>
+              <w:spacing w:line="240" w:lineRule="auto"/>
+              <w:jc w:val="center"/>
+              <w:rPr>
+                <w:rFonts w:ascii="Arial" w:hAnsi="Arial" w:cs="Arial"/>
+                <w:color w:val="000000"/>
+                <w:sz w:val="24"/>
+                <w:szCs w:val="24"/>
+                <w:lang w:val="en-GB"/>
+              </w:rPr>
+            </w:pPr>
+            <w:r>
+              <w:rPr>
+                <w:rFonts w:ascii="Arial" w:hAnsi="Arial" w:cs="Arial"/>
+                <w:color w:val="000000"/>
+                <w:sz w:val="24"/>
+                <w:szCs w:val="24"/>
+                <w:lang w:val="en-GB"/>
+              </w:rPr>
+              <w:t>{d_duration}</w:t>
+            </w:r>
+          </w:p>
+        </w:tc>
+      </w:tr>
+      <w:tr>
+        <w:trPr>
+          <w:tblCellSpacing w:w="15" w:type="dxa"/>
+        </w:trPr>
+        <w:tc>
+          <w:tcPr>
+            <w:tcW w:w="3232" w:type="pct"/>
+            <w:shd w:val="clear" w:color="auto" w:fill="F2F2F2"/>
+            <w:vAlign w:val="center"/>
+            <w:hideMark/>
+          </w:tcPr>
+          <w:p>
+            <w:pPr>
+              <w:pStyle w:val="Heading2"/>
+              <w:spacing w:line="240" w:lineRule="auto"/>
+              <w:rPr>
+                <w:rFonts w:ascii="Arial" w:hAnsi="Arial" w:cs="Arial"/>
+                <w:color w:val="000000"/>
+                <w:sz w:val="24"/>
+                <w:szCs w:val="24"/>
+                <w:lang w:val="en-GB"/>
+              </w:rPr>
+            </w:pPr>
+            <w:r>
+              <w:rPr>
+                <w:rFonts w:ascii="Arial" w:hAnsi="Arial" w:cs="Arial"/>
+                <w:color w:val="000000"/>
+                <w:sz w:val="24"/>
+                <w:szCs w:val="24"/>
+                <w:lang w:val="en-GB"/>
+              </w:rPr>
+              <w:t>Estimated ponding occurrences per year</w:t>
+            </w:r>
+          </w:p>
+        </w:tc>
+        <w:tc>
+          <w:tcPr>
+            <w:tcW w:w="1720" w:type="pct"/>
+            <w:shd w:val="clear" w:color="auto" w:fill="F2F2F2"/>
+            <w:vAlign w:val="center"/>
+            <w:hideMark/>
+          </w:tcPr>
+          <w:p>
+            <w:pPr>
+              <w:pStyle w:val="Heading2"/>
+              <w:spacing w:line="240" w:lineRule="auto"/>
+              <w:jc w:val="center"/>
+              <w:rPr>
+                <w:rFonts w:ascii="Arial" w:hAnsi="Arial" w:cs="Arial"/>
+                <w:color w:val="000000"/>
+                <w:sz w:val="24"/>
+                <w:szCs w:val="24"/>
+                <w:lang w:val="en-GB"/>
+              </w:rPr>
+            </w:pPr>
+            <w:r>
+              <w:rPr>
+                <w:rFonts w:ascii="Arial" w:hAnsi="Arial" w:cs="Arial"/>
+                <w:color w:val="000000"/>
+                <w:sz w:val="24"/>
+                <w:szCs w:val="24"/>
+                <w:lang w:val="en-GB"/>
+              </w:rPr>
+              <w:t>{d_occur}</w:t>
+            </w:r>
+          </w:p>
+        </w:tc>
+      </w:tr>
+      <w:tr>
+        <w:trPr>
+          <w:trHeight w:val="57"/>
+          <w:tblCellSpacing w:w="15" w:type="dxa"/>
+        </w:trPr>
+        <w:tc>
+          <w:tcPr>
+            <w:tcW w:w="3232" w:type="pct"/>
+            <w:vAlign w:val="center"/>
+            <w:hideMark/>
+          </w:tcPr>
+          <w:p>
+            <w:pPr>
+              <w:pStyle w:val="Heading2"/>
+              <w:spacing w:line="240" w:lineRule="auto"/>
+              <w:rPr>
+                <w:rFonts w:ascii="Arial" w:hAnsi="Arial" w:cs="Arial"/>
+                <w:color w:val="000000"/>
+                <w:sz w:val="24"/>
+                <w:szCs w:val="24"/>
+                <w:lang w:val="en-GB"/>
+              </w:rPr>
+            </w:pPr>
+            <w:r>
+              <w:rPr>
+                <w:rFonts w:ascii="Arial" w:hAnsi="Arial" w:cs="Arial"/>
+                <w:color w:val="000000"/>
+                <w:sz w:val="24"/>
+                <w:szCs w:val="24"/>
+                <w:lang w:val="en-GB"/>
+              </w:rPr>
+              <w:t>Average field</w:t>
+            </w:r>
+            <w:r>
+              <w:rPr>
+                <w:rFonts w:ascii="Arial" w:hAnsi="Arial" w:cs="Arial"/>
+                <w:color w:val="000000"/>
+                <w:sz w:val="24"/>
+                <w:szCs w:val="24"/>
+                <w:lang w:val="en-GB"/>
+              </w:rPr>
+              <w:t xml:space="preserve"> </w:t>
+            </w:r>
+            <w:r>
+              <w:rPr>
+                <w:rFonts w:ascii="Arial" w:hAnsi="Arial" w:cs="Arial"/>
+                <w:color w:val="000000"/>
+                <w:sz w:val="24"/>
+                <w:szCs w:val="24"/>
+                <w:lang w:val="en-GB"/>
+              </w:rPr>
+              <w:t>closure days per season (wet conditions)</w:t>
+            </w:r>
+          </w:p>
+        </w:tc>
+        <w:tc>
+          <w:tcPr>
+            <w:tcW w:w="1720" w:type="pct"/>
+            <w:vAlign w:val="center"/>
+            <w:hideMark/>
+          </w:tcPr>
+          <w:p>
+            <w:pPr>
+              <w:pStyle w:val="Heading2"/>
+              <w:spacing w:line="240" w:lineRule="auto"/>
+              <w:jc w:val="center"/>
+              <w:rPr>
+                <w:rFonts w:ascii="Arial" w:hAnsi="Arial" w:cs="Arial"/>
+                <w:color w:val="000000"/>
+                <w:sz w:val="24"/>
+                <w:szCs w:val="24"/>
+                <w:lang w:val="en-GB"/>
+              </w:rPr>
+            </w:pPr>
+            <w:r>
+              <w:rPr>
+                <w:rFonts w:ascii="Arial" w:hAnsi="Arial" w:cs="Arial"/>
+                <w:color w:val="000000"/>
+                <w:sz w:val="24"/>
+                <w:szCs w:val="24"/>
+              </w:rPr>
+              <w:t>{d_closure}</w:t>
+            </w:r>
+          </w:p>
+        </w:tc>
+      </w:tr>
+    </w:tbl>
+    <w:p>
+      <w:pPr>
+        <w:pStyle w:val="Heading2"/>
+        <w:rPr>
+          <w:rFonts w:ascii="Arial" w:hAnsi="Arial" w:cs="Arial"/>
+          <w:color w:val="000000"/>
+          <w:sz w:val="24"/>
+          <w:szCs w:val="24"/>
+          <w:lang w:val="en-GB"/>
+        </w:rPr>
+      </w:pPr>
+    </w:p>
+    <w:p>
+      <w:pPr>
+        <w:pStyle w:val="Heading2"/>
+        <w:rPr>
+          <w:rFonts w:ascii="Arial" w:hAnsi="Arial" w:cs="Arial"/>
+          <w:color w:val="000000"/>
+          <w:sz w:val="24"/>
+          <w:szCs w:val="24"/>
+          <w:lang w:val="en-GB"/>
+        </w:rPr>
+      </w:pPr>
+    </w:p>
+    <w:p>
+      <w:pPr>
+        <w:pStyle w:val="Heading2"/>
+        <w:rPr>
+          <w:rFonts w:ascii="Arial" w:hAnsi="Arial" w:cs="Arial"/>
+          <w:color w:val="000000"/>
+          <w:sz w:val="24"/>
+          <w:szCs w:val="24"/>
+          <w:lang w:val="en-GB"/>
+        </w:rPr>
+      </w:pPr>
+    </w:p>
+    <w:p>
+      <w:pPr>
+        <w:pStyle w:val="Heading2"/>
+        <w:rPr>
+          <w:rFonts w:ascii="Arial" w:hAnsi="Arial" w:cs="Arial"/>
+          <w:color w:val="000000"/>
           <w:sz w:val="24"/>
           <w:szCs w:val="24"/>
           <w:lang w:val="en-GB"/>
@@ -72,6 +5073,1256 @@
     <w:p>
       <w:pPr>
         <w:rPr>
+          <w:rFonts w:ascii="Arial" w:hAnsi="Arial" w:cs="Arial"/>
+          <w:color w:val="000000"/>
+          <w:sz w:val="24"/>
+          <w:szCs w:val="24"/>
+          <w:lang w:val="en-GB"/>
+        </w:rPr>
+      </w:pPr>
+    </w:p>
+    <w:p>
+      <w:pPr>
+        <w:pStyle w:val="Heading2"/>
+        <w:shd w:val="clear" w:color="auto" w:fill="3A4D2F"/>
+        <w:rPr>
+          <w:rFonts w:ascii="Arial" w:hAnsi="Arial" w:cs="Arial"/>
+          <w:b/>
+          <w:bCs/>
+          <w:color w:val="FFFFFF"/>
+          <w:sz w:val="24"/>
+          <w:szCs w:val="24"/>
+          <w:lang w:val="en-GB"/>
+        </w:rPr>
+      </w:pPr>
+      <w:r>
+        <w:rPr>
+          <w:rFonts w:ascii="Arial" w:hAnsi="Arial" w:cs="Arial"/>
+          <w:b/>
+          <w:bCs/>
+          <w:color w:val="FFFFFF"/>
+          <w:sz w:val="24"/>
+          <w:szCs w:val="24"/>
+          <w:lang w:val="en-GB"/>
+        </w:rPr>
+        <w:lastRenderedPageBreak/>
+        <w:t>E</w:t>
+      </w:r>
+      <w:r>
+        <w:rPr>
+          <w:rFonts w:ascii="Arial" w:hAnsi="Arial" w:cs="Arial"/>
+          <w:b/>
+          <w:bCs/>
+          <w:color w:val="FFFFFF"/>
+          <w:sz w:val="24"/>
+          <w:szCs w:val="24"/>
+          <w:lang w:val="en-GB"/>
+        </w:rPr>
+        <w:t>. Grass Type, Growth &amp; Seasonal Management</w:t>
+      </w:r>
+    </w:p>
+    <w:tbl>
+      <w:tblPr>
+        <w:tblW w:w="5159" w:type="pct"/>
+        <w:tblCellSpacing w:w="15" w:type="dxa"/>
+        <w:tblCellMar>
+          <w:top w:w="15" w:type="dxa"/>
+          <w:left w:w="15" w:type="dxa"/>
+          <w:bottom w:w="15" w:type="dxa"/>
+          <w:right w:w="15" w:type="dxa"/>
+        </w:tblCellMar>
+        <w:tblLook w:val="04A0" w:firstRow="1" w:lastRow="0" w:firstColumn="1" w:lastColumn="0" w:noHBand="0" w:noVBand="1"/>
+      </w:tblPr>
+      <w:tblGrid>
+        <w:gridCol w:w="5669"/>
+        <w:gridCol w:w="3689"/>
+      </w:tblGrid>
+      <w:tr>
+        <w:trPr>
+          <w:tblCellSpacing w:w="15" w:type="dxa"/>
+        </w:trPr>
+        <w:tc>
+          <w:tcPr>
+            <w:tcW w:w="3005" w:type="pct"/>
+            <w:vAlign w:val="center"/>
+            <w:hideMark/>
+          </w:tcPr>
+          <w:p>
+            <w:pPr>
+              <w:pStyle w:val="Heading2"/>
+              <w:spacing w:line="240" w:lineRule="auto"/>
+              <w:rPr>
+                <w:rFonts w:ascii="Arial" w:hAnsi="Arial" w:cs="Arial"/>
+                <w:color w:val="000000"/>
+                <w:sz w:val="24"/>
+                <w:szCs w:val="24"/>
+                <w:lang w:val="en-GB"/>
+              </w:rPr>
+            </w:pPr>
+            <w:r>
+              <w:rPr>
+                <w:rFonts w:ascii="Arial" w:hAnsi="Arial" w:cs="Arial"/>
+                <w:color w:val="000000"/>
+                <w:sz w:val="24"/>
+                <w:szCs w:val="24"/>
+                <w:lang w:val="en-GB"/>
+              </w:rPr>
+              <w:t>Grass species / turf type(s)</w:t>
+            </w:r>
+          </w:p>
+        </w:tc>
+        <w:tc>
+          <w:tcPr>
+            <w:tcW w:w="1947" w:type="pct"/>
+            <w:vAlign w:val="center"/>
+            <w:hideMark/>
+          </w:tcPr>
+          <w:p>
+            <w:pPr>
+              <w:pStyle w:val="Heading2"/>
+              <w:spacing w:line="240" w:lineRule="auto"/>
+              <w:jc w:val="center"/>
+              <w:rPr>
+                <w:rFonts w:ascii="Arial" w:hAnsi="Arial" w:cs="Arial"/>
+                <w:color w:val="000000"/>
+                <w:sz w:val="24"/>
+                <w:szCs w:val="24"/>
+                <w:lang w:val="en-GB"/>
+              </w:rPr>
+            </w:pPr>
+            <w:r>
+              <w:rPr>
+                <w:rFonts w:ascii="Arial" w:hAnsi="Arial" w:cs="Arial"/>
+                <w:color w:val="000000"/>
+                <w:sz w:val="24"/>
+                <w:szCs w:val="24"/>
+              </w:rPr>
+              <w:t>{e_species}</w:t>
+            </w:r>
+          </w:p>
+        </w:tc>
+      </w:tr>
+      <w:tr>
+        <w:trPr>
+          <w:tblCellSpacing w:w="15" w:type="dxa"/>
+        </w:trPr>
+        <w:tc>
+          <w:tcPr>
+            <w:tcW w:w="3005" w:type="pct"/>
+            <w:shd w:val="clear" w:color="auto" w:fill="F2F2F2"/>
+            <w:vAlign w:val="center"/>
+            <w:hideMark/>
+          </w:tcPr>
+          <w:p>
+            <w:pPr>
+              <w:pStyle w:val="Heading2"/>
+              <w:spacing w:line="240" w:lineRule="auto"/>
+              <w:rPr>
+                <w:rFonts w:ascii="Arial" w:hAnsi="Arial" w:cs="Arial"/>
+                <w:color w:val="000000"/>
+                <w:sz w:val="24"/>
+                <w:szCs w:val="24"/>
+                <w:lang w:val="en-GB"/>
+              </w:rPr>
+            </w:pPr>
+            <w:r>
+              <w:rPr>
+                <w:rFonts w:ascii="Arial" w:hAnsi="Arial" w:cs="Arial"/>
+                <w:color w:val="000000"/>
+                <w:sz w:val="24"/>
+                <w:szCs w:val="24"/>
+                <w:lang w:val="en-GB"/>
+              </w:rPr>
+              <w:t>Any disease or disorder identified?</w:t>
+            </w:r>
+          </w:p>
+        </w:tc>
+        <w:tc>
+          <w:tcPr>
+            <w:tcW w:w="1947" w:type="pct"/>
+            <w:shd w:val="clear" w:color="auto" w:fill="F2F2F2"/>
+            <w:vAlign w:val="center"/>
+            <w:hideMark/>
+          </w:tcPr>
+          <w:p>
+            <w:pPr>
+              <w:pStyle w:val="Heading2"/>
+              <w:spacing w:line="240" w:lineRule="auto"/>
+              <w:jc w:val="center"/>
+              <w:rPr>
+                <w:rFonts w:ascii="Arial" w:hAnsi="Arial" w:cs="Arial"/>
+                <w:color w:val="000000"/>
+                <w:sz w:val="24"/>
+                <w:szCs w:val="24"/>
+                <w:lang w:val="en-GB"/>
+              </w:rPr>
+            </w:pPr>
+            <w:r>
+              <w:rPr>
+                <w:rFonts w:ascii="Arial" w:hAnsi="Arial" w:cs="Arial"/>
+                <w:color w:val="000000"/>
+                <w:sz w:val="24"/>
+                <w:szCs w:val="24"/>
+                <w:lang w:val="en-GB"/>
+              </w:rPr>
+              <w:t>{e_disease}</w:t>
+            </w:r>
+          </w:p>
+        </w:tc>
+      </w:tr>
+      <w:tr>
+        <w:trPr>
+          <w:tblCellSpacing w:w="15" w:type="dxa"/>
+        </w:trPr>
+        <w:tc>
+          <w:tcPr>
+            <w:tcW w:w="3005" w:type="pct"/>
+            <w:vAlign w:val="center"/>
+            <w:hideMark/>
+          </w:tcPr>
+          <w:p>
+            <w:pPr>
+              <w:pStyle w:val="Heading2"/>
+              <w:spacing w:line="240" w:lineRule="auto"/>
+              <w:rPr>
+                <w:rFonts w:ascii="Arial" w:hAnsi="Arial" w:cs="Arial"/>
+                <w:color w:val="000000"/>
+                <w:sz w:val="24"/>
+                <w:szCs w:val="24"/>
+                <w:lang w:val="en-GB"/>
+              </w:rPr>
+            </w:pPr>
+            <w:r>
+              <w:rPr>
+                <w:rFonts w:ascii="Arial" w:hAnsi="Arial" w:cs="Arial"/>
+                <w:color w:val="000000"/>
+                <w:sz w:val="24"/>
+                <w:szCs w:val="24"/>
+                <w:lang w:val="en-GB"/>
+              </w:rPr>
+              <w:t>Disease or disorder identifie</w:t>
+            </w:r>
+            <w:r>
+              <w:rPr>
+                <w:rFonts w:ascii="Arial" w:hAnsi="Arial" w:cs="Arial"/>
+                <w:color w:val="000000"/>
+                <w:sz w:val="24"/>
+                <w:szCs w:val="24"/>
+                <w:lang w:val="en-GB"/>
+              </w:rPr>
+              <w:t>d</w:t>
+            </w:r>
+            <w:r>
+              <w:rPr>
+                <w:rFonts w:ascii="Arial" w:hAnsi="Arial" w:cs="Arial"/>
+                <w:color w:val="000000"/>
+                <w:sz w:val="24"/>
+                <w:szCs w:val="24"/>
+                <w:lang w:val="en-GB"/>
+              </w:rPr>
+              <w:t xml:space="preserve"> (details)</w:t>
+            </w:r>
+          </w:p>
+        </w:tc>
+        <w:tc>
+          <w:tcPr>
+            <w:tcW w:w="1947" w:type="pct"/>
+            <w:vAlign w:val="center"/>
+            <w:hideMark/>
+          </w:tcPr>
+          <w:p>
+            <w:pPr>
+              <w:pStyle w:val="Heading2"/>
+              <w:spacing w:line="240" w:lineRule="auto"/>
+              <w:jc w:val="center"/>
+              <w:rPr>
+                <w:rFonts w:ascii="Arial" w:hAnsi="Arial" w:cs="Arial"/>
+                <w:color w:val="000000"/>
+                <w:sz w:val="24"/>
+                <w:szCs w:val="24"/>
+                <w:lang w:val="en-GB"/>
+              </w:rPr>
+            </w:pPr>
+            <w:r>
+              <w:rPr>
+                <w:rFonts w:ascii="Arial" w:hAnsi="Arial" w:cs="Arial"/>
+                <w:color w:val="000000"/>
+                <w:sz w:val="24"/>
+                <w:szCs w:val="24"/>
+              </w:rPr>
+              <w:t>{e_disease_details}</w:t>
+            </w:r>
+          </w:p>
+        </w:tc>
+      </w:tr>
+    </w:tbl>
+    <w:p>
+      <w:pPr>
+        <w:pStyle w:val="Heading2"/>
+        <w:rPr>
+          <w:rFonts w:ascii="Arial" w:hAnsi="Arial" w:cs="Arial"/>
+          <w:color w:val="000000"/>
+          <w:sz w:val="24"/>
+          <w:szCs w:val="24"/>
+          <w:lang w:val="en-GB"/>
+        </w:rPr>
+      </w:pPr>
+    </w:p>
+    <w:p>
+      <w:pPr>
+        <w:pStyle w:val="Heading2"/>
+        <w:shd w:val="clear" w:color="auto" w:fill="3A4D2F"/>
+        <w:rPr>
+          <w:rFonts w:ascii="Arial" w:hAnsi="Arial" w:cs="Arial"/>
+          <w:b/>
+          <w:bCs/>
+          <w:color w:val="FFFFFF"/>
+          <w:sz w:val="24"/>
+          <w:szCs w:val="24"/>
+          <w:lang w:val="en-GB"/>
+        </w:rPr>
+      </w:pPr>
+      <w:r>
+        <w:rPr>
+          <w:rFonts w:ascii="Arial" w:hAnsi="Arial" w:cs="Arial"/>
+          <w:b/>
+          <w:bCs/>
+          <w:color w:val="FFFFFF"/>
+          <w:sz w:val="24"/>
+          <w:szCs w:val="24"/>
+          <w:lang w:val="en-GB"/>
+        </w:rPr>
+        <w:t>F</w:t>
+      </w:r>
+      <w:r>
+        <w:rPr>
+          <w:rFonts w:ascii="Arial" w:hAnsi="Arial" w:cs="Arial"/>
+          <w:b/>
+          <w:bCs/>
+          <w:color w:val="FFFFFF"/>
+          <w:sz w:val="24"/>
+          <w:szCs w:val="24"/>
+          <w:lang w:val="en-GB"/>
+        </w:rPr>
+        <w:t xml:space="preserve">. Turf Management Resources </w:t>
+      </w:r>
+    </w:p>
+    <w:tbl>
+      <w:tblPr>
+        <w:tblW w:w="5000" w:type="pct"/>
+        <w:tblCellSpacing w:w="15" w:type="dxa"/>
+        <w:tblCellMar>
+          <w:top w:w="15" w:type="dxa"/>
+          <w:left w:w="15" w:type="dxa"/>
+          <w:bottom w:w="15" w:type="dxa"/>
+          <w:right w:w="15" w:type="dxa"/>
+        </w:tblCellMar>
+        <w:tblLook w:val="04A0" w:firstRow="1" w:lastRow="0" w:firstColumn="1" w:lastColumn="0" w:noHBand="0" w:noVBand="1"/>
+      </w:tblPr>
+      <w:tblGrid>
+        <w:gridCol w:w="4109"/>
+        <w:gridCol w:w="4961"/>
+      </w:tblGrid>
+      <w:tr>
+        <w:trPr>
+          <w:tblCellSpacing w:w="15" w:type="dxa"/>
+        </w:trPr>
+        <w:tc>
+          <w:tcPr>
+            <w:tcW w:w="2241" w:type="pct"/>
+            <w:shd w:val="clear" w:color="auto" w:fill="E8E8E8"/>
+            <w:vAlign w:val="center"/>
+            <w:hideMark/>
+          </w:tcPr>
+          <w:p>
+            <w:pPr>
+              <w:spacing w:after="0" w:line="240" w:lineRule="auto"/>
+              <w:jc w:val="center"/>
+              <w:rPr>
+                <w:rFonts w:ascii="Arial" w:hAnsi="Arial" w:cs="Arial"/>
+                <w:b/>
+                <w:bCs/>
+                <w:color w:val="000000"/>
+                <w:sz w:val="24"/>
+                <w:szCs w:val="24"/>
+              </w:rPr>
+            </w:pPr>
+            <w:r>
+              <w:rPr>
+                <w:rFonts w:ascii="Arial" w:hAnsi="Arial" w:cs="Arial"/>
+                <w:b/>
+                <w:bCs/>
+                <w:color w:val="000000"/>
+                <w:sz w:val="24"/>
+                <w:szCs w:val="24"/>
+              </w:rPr>
+              <w:t>RESOURCE AVAILABLE</w:t>
+            </w:r>
+          </w:p>
+        </w:tc>
+        <w:tc>
+          <w:tcPr>
+            <w:tcW w:w="2710" w:type="pct"/>
+            <w:shd w:val="clear" w:color="auto" w:fill="E8E8E8"/>
+            <w:vAlign w:val="center"/>
+            <w:hideMark/>
+          </w:tcPr>
+          <w:p>
+            <w:pPr>
+              <w:spacing w:after="0" w:line="240" w:lineRule="auto"/>
+              <w:jc w:val="center"/>
+              <w:rPr>
+                <w:rFonts w:ascii="Arial" w:hAnsi="Arial" w:cs="Arial"/>
+                <w:b/>
+                <w:bCs/>
+                <w:color w:val="000000"/>
+                <w:sz w:val="24"/>
+                <w:szCs w:val="24"/>
+              </w:rPr>
+            </w:pPr>
+            <w:r>
+              <w:rPr>
+                <w:rFonts w:ascii="Arial" w:hAnsi="Arial" w:cs="Arial"/>
+                <w:b/>
+                <w:bCs/>
+                <w:color w:val="000000"/>
+                <w:sz w:val="24"/>
+                <w:szCs w:val="24"/>
+              </w:rPr>
+              <w:t>COMMENTS</w:t>
+            </w:r>
+          </w:p>
+        </w:tc>
+      </w:tr>
+      <w:tr>
+        <w:trPr>
+          <w:tblCellSpacing w:w="15" w:type="dxa"/>
+        </w:trPr>
+        <w:tc>
+          <w:tcPr>
+            <w:tcW w:w="2241" w:type="pct"/>
+            <w:vAlign w:val="center"/>
+          </w:tcPr>
+          <w:p>
+            <w:pPr>
+              <w:pStyle w:val="Heading2"/>
+              <w:spacing w:line="240" w:lineRule="auto"/>
+              <w:rPr>
+                <w:rFonts w:ascii="Arial" w:hAnsi="Arial" w:cs="Arial"/>
+                <w:color w:val="000000"/>
+                <w:sz w:val="24"/>
+                <w:szCs w:val="24"/>
+                <w:lang w:val="en-GB"/>
+              </w:rPr>
+            </w:pPr>
+            <w:r>
+              <w:rPr>
+                <w:rFonts w:ascii="Arial" w:hAnsi="Arial" w:cs="Arial"/>
+                <w:color w:val="000000"/>
+                <w:sz w:val="24"/>
+                <w:szCs w:val="24"/>
+                <w:lang w:val="en-GB"/>
+              </w:rPr>
+              <w:t>Tractor</w:t>
+            </w:r>
+          </w:p>
+        </w:tc>
+        <w:tc>
+          <w:tcPr>
+            <w:tcW w:w="2710" w:type="pct"/>
+            <w:vAlign w:val="center"/>
+            <w:hideMark/>
+          </w:tcPr>
+          <w:p>
+            <w:pPr>
+              <w:pStyle w:val="Heading2"/>
+              <w:spacing w:line="240" w:lineRule="auto"/>
+              <w:jc w:val="center"/>
+              <w:rPr>
+                <w:rFonts w:ascii="Arial" w:hAnsi="Arial" w:cs="Arial"/>
+                <w:color w:val="000000"/>
+                <w:sz w:val="24"/>
+                <w:szCs w:val="24"/>
+                <w:lang w:val="en-GB"/>
+              </w:rPr>
+            </w:pPr>
+            <w:r>
+              <w:rPr>
+                <w:rFonts w:ascii="Arial" w:hAnsi="Arial" w:cs="Arial"/>
+                <w:color w:val="000000"/>
+                <w:sz w:val="24"/>
+                <w:szCs w:val="24"/>
+              </w:rPr>
+              <w:t>{f_tractor}</w:t>
+            </w:r>
+          </w:p>
+        </w:tc>
+      </w:tr>
+      <w:tr>
+        <w:trPr>
+          <w:tblCellSpacing w:w="15" w:type="dxa"/>
+        </w:trPr>
+        <w:tc>
+          <w:tcPr>
+            <w:tcW w:w="2241" w:type="pct"/>
+            <w:shd w:val="clear" w:color="auto" w:fill="F2F2F2"/>
+            <w:vAlign w:val="center"/>
+          </w:tcPr>
+          <w:p>
+            <w:pPr>
+              <w:pStyle w:val="Heading2"/>
+              <w:spacing w:line="240" w:lineRule="auto"/>
+              <w:rPr>
+                <w:rFonts w:ascii="Arial" w:hAnsi="Arial" w:cs="Arial"/>
+                <w:color w:val="000000"/>
+                <w:sz w:val="24"/>
+                <w:szCs w:val="24"/>
+                <w:lang w:val="en-GB"/>
+              </w:rPr>
+            </w:pPr>
+            <w:r>
+              <w:rPr>
+                <w:rFonts w:ascii="Arial" w:hAnsi="Arial" w:cs="Arial"/>
+                <w:color w:val="000000"/>
+                <w:sz w:val="24"/>
+                <w:szCs w:val="24"/>
+                <w:lang w:val="en-GB"/>
+              </w:rPr>
+              <w:t>Cylinder mower</w:t>
+            </w:r>
+          </w:p>
+        </w:tc>
+        <w:tc>
+          <w:tcPr>
+            <w:tcW w:w="2710" w:type="pct"/>
+            <w:shd w:val="clear" w:color="auto" w:fill="F2F2F2"/>
+            <w:vAlign w:val="center"/>
+            <w:hideMark/>
+          </w:tcPr>
+          <w:p>
+            <w:pPr>
+              <w:pStyle w:val="Heading2"/>
+              <w:spacing w:line="240" w:lineRule="auto"/>
+              <w:jc w:val="center"/>
+              <w:rPr>
+                <w:rFonts w:ascii="Arial" w:hAnsi="Arial" w:cs="Arial"/>
+                <w:color w:val="000000"/>
+                <w:sz w:val="24"/>
+                <w:szCs w:val="24"/>
+                <w:lang w:val="en-GB"/>
+              </w:rPr>
+            </w:pPr>
+            <w:r>
+              <w:rPr>
+                <w:rFonts w:ascii="Arial" w:hAnsi="Arial" w:cs="Arial"/>
+                <w:color w:val="000000"/>
+                <w:sz w:val="24"/>
+                <w:szCs w:val="24"/>
+              </w:rPr>
+              <w:t>{f_cylinder}</w:t>
+            </w:r>
+          </w:p>
+        </w:tc>
+      </w:tr>
+      <w:tr>
+        <w:trPr>
+          <w:tblCellSpacing w:w="15" w:type="dxa"/>
+        </w:trPr>
+        <w:tc>
+          <w:tcPr>
+            <w:tcW w:w="2241" w:type="pct"/>
+            <w:vAlign w:val="center"/>
+          </w:tcPr>
+          <w:p>
+            <w:pPr>
+              <w:pStyle w:val="Heading2"/>
+              <w:spacing w:line="240" w:lineRule="auto"/>
+              <w:rPr>
+                <w:rFonts w:ascii="Arial" w:hAnsi="Arial" w:cs="Arial"/>
+                <w:color w:val="000000"/>
+                <w:sz w:val="24"/>
+                <w:szCs w:val="24"/>
+                <w:lang w:val="en-GB"/>
+              </w:rPr>
+            </w:pPr>
+            <w:r>
+              <w:rPr>
+                <w:rFonts w:ascii="Arial" w:hAnsi="Arial" w:cs="Arial"/>
+                <w:color w:val="000000"/>
+                <w:sz w:val="24"/>
+                <w:szCs w:val="24"/>
+                <w:lang w:val="en-GB"/>
+              </w:rPr>
+              <w:t>Pedestrian rotary mower</w:t>
+            </w:r>
+          </w:p>
+        </w:tc>
+        <w:tc>
+          <w:tcPr>
+            <w:tcW w:w="2710" w:type="pct"/>
+            <w:vAlign w:val="center"/>
+            <w:hideMark/>
+          </w:tcPr>
+          <w:p>
+            <w:pPr>
+              <w:pStyle w:val="Heading2"/>
+              <w:spacing w:line="240" w:lineRule="auto"/>
+              <w:jc w:val="center"/>
+              <w:rPr>
+                <w:rFonts w:ascii="Arial" w:hAnsi="Arial" w:cs="Arial"/>
+                <w:color w:val="000000"/>
+                <w:sz w:val="24"/>
+                <w:szCs w:val="24"/>
+                <w:lang w:val="en-GB"/>
+              </w:rPr>
+            </w:pPr>
+            <w:r>
+              <w:rPr>
+                <w:rFonts w:ascii="Arial" w:hAnsi="Arial" w:cs="Arial"/>
+                <w:color w:val="000000"/>
+                <w:sz w:val="24"/>
+                <w:szCs w:val="24"/>
+              </w:rPr>
+              <w:t>{f_rotary}</w:t>
+            </w:r>
+          </w:p>
+        </w:tc>
+      </w:tr>
+      <w:tr>
+        <w:trPr>
+          <w:tblCellSpacing w:w="15" w:type="dxa"/>
+        </w:trPr>
+        <w:tc>
+          <w:tcPr>
+            <w:tcW w:w="2241" w:type="pct"/>
+            <w:shd w:val="clear" w:color="auto" w:fill="F2F2F2"/>
+            <w:vAlign w:val="center"/>
+          </w:tcPr>
+          <w:p>
+            <w:pPr>
+              <w:pStyle w:val="Heading2"/>
+              <w:spacing w:line="240" w:lineRule="auto"/>
+              <w:rPr>
+                <w:rFonts w:ascii="Arial" w:hAnsi="Arial" w:cs="Arial"/>
+                <w:color w:val="000000"/>
+                <w:sz w:val="24"/>
+                <w:szCs w:val="24"/>
+                <w:lang w:val="en-GB"/>
+              </w:rPr>
+            </w:pPr>
+            <w:r>
+              <w:rPr>
+                <w:rFonts w:ascii="Arial" w:hAnsi="Arial" w:cs="Arial"/>
+                <w:color w:val="000000"/>
+                <w:sz w:val="24"/>
+                <w:szCs w:val="24"/>
+                <w:lang w:val="en-GB"/>
+              </w:rPr>
+              <w:t>Fertilizer spreader</w:t>
+            </w:r>
+          </w:p>
+        </w:tc>
+        <w:tc>
+          <w:tcPr>
+            <w:tcW w:w="2710" w:type="pct"/>
+            <w:shd w:val="clear" w:color="auto" w:fill="F2F2F2"/>
+            <w:vAlign w:val="center"/>
+            <w:hideMark/>
+          </w:tcPr>
+          <w:p>
+            <w:pPr>
+              <w:pStyle w:val="Heading2"/>
+              <w:spacing w:line="240" w:lineRule="auto"/>
+              <w:jc w:val="center"/>
+              <w:rPr>
+                <w:rFonts w:ascii="Arial" w:hAnsi="Arial" w:cs="Arial"/>
+                <w:color w:val="000000"/>
+                <w:sz w:val="24"/>
+                <w:szCs w:val="24"/>
+                <w:lang w:val="en-GB"/>
+              </w:rPr>
+            </w:pPr>
+            <w:r>
+              <w:rPr>
+                <w:rFonts w:ascii="Arial" w:hAnsi="Arial" w:cs="Arial"/>
+                <w:color w:val="000000"/>
+                <w:sz w:val="24"/>
+                <w:szCs w:val="24"/>
+              </w:rPr>
+              <w:t>{f_fertspread}</w:t>
+            </w:r>
+          </w:p>
+        </w:tc>
+      </w:tr>
+      <w:tr>
+        <w:trPr>
+          <w:tblCellSpacing w:w="15" w:type="dxa"/>
+        </w:trPr>
+        <w:tc>
+          <w:tcPr>
+            <w:tcW w:w="2241" w:type="pct"/>
+            <w:vAlign w:val="center"/>
+          </w:tcPr>
+          <w:p>
+            <w:pPr>
+              <w:pStyle w:val="Heading2"/>
+              <w:spacing w:line="240" w:lineRule="auto"/>
+              <w:rPr>
+                <w:rFonts w:ascii="Arial" w:hAnsi="Arial" w:cs="Arial"/>
+                <w:color w:val="000000"/>
+                <w:sz w:val="24"/>
+                <w:szCs w:val="24"/>
+                <w:lang w:val="en-GB"/>
+              </w:rPr>
+            </w:pPr>
+            <w:r>
+              <w:rPr>
+                <w:rFonts w:ascii="Arial" w:hAnsi="Arial" w:cs="Arial"/>
+                <w:color w:val="000000"/>
+                <w:sz w:val="24"/>
+                <w:szCs w:val="24"/>
+                <w:lang w:val="en-GB"/>
+              </w:rPr>
+              <w:t>Pedestrian spreader</w:t>
+            </w:r>
+          </w:p>
+        </w:tc>
+        <w:tc>
+          <w:tcPr>
+            <w:tcW w:w="2710" w:type="pct"/>
+            <w:vAlign w:val="center"/>
+            <w:hideMark/>
+          </w:tcPr>
+          <w:p>
+            <w:pPr>
+              <w:pStyle w:val="Heading2"/>
+              <w:spacing w:line="240" w:lineRule="auto"/>
+              <w:jc w:val="center"/>
+              <w:rPr>
+                <w:rFonts w:ascii="Arial" w:hAnsi="Arial" w:cs="Arial"/>
+                <w:color w:val="000000"/>
+                <w:sz w:val="24"/>
+                <w:szCs w:val="24"/>
+                <w:lang w:val="en-GB"/>
+              </w:rPr>
+            </w:pPr>
+            <w:r>
+              <w:rPr>
+                <w:rFonts w:ascii="Arial" w:hAnsi="Arial" w:cs="Arial"/>
+                <w:color w:val="000000"/>
+                <w:sz w:val="24"/>
+                <w:szCs w:val="24"/>
+              </w:rPr>
+              <w:t>{f_pedspread}</w:t>
+            </w:r>
+          </w:p>
+        </w:tc>
+      </w:tr>
+      <w:tr>
+        <w:trPr>
+          <w:tblCellSpacing w:w="15" w:type="dxa"/>
+        </w:trPr>
+        <w:tc>
+          <w:tcPr>
+            <w:tcW w:w="2241" w:type="pct"/>
+            <w:shd w:val="clear" w:color="auto" w:fill="F2F2F2"/>
+            <w:vAlign w:val="center"/>
+          </w:tcPr>
+          <w:p>
+            <w:pPr>
+              <w:pStyle w:val="Heading2"/>
+              <w:spacing w:line="240" w:lineRule="auto"/>
+              <w:rPr>
+                <w:rFonts w:ascii="Arial" w:hAnsi="Arial" w:cs="Arial"/>
+                <w:color w:val="000000"/>
+                <w:sz w:val="24"/>
+                <w:szCs w:val="24"/>
+                <w:lang w:val="en-GB"/>
+              </w:rPr>
+            </w:pPr>
+            <w:r>
+              <w:rPr>
+                <w:rFonts w:ascii="Arial" w:hAnsi="Arial" w:cs="Arial"/>
+                <w:color w:val="000000"/>
+                <w:sz w:val="24"/>
+                <w:szCs w:val="24"/>
+                <w:lang w:val="en-GB"/>
+              </w:rPr>
+              <w:t>Tractor-mounted aerator</w:t>
+            </w:r>
+          </w:p>
+        </w:tc>
+        <w:tc>
+          <w:tcPr>
+            <w:tcW w:w="2710" w:type="pct"/>
+            <w:shd w:val="clear" w:color="auto" w:fill="F2F2F2"/>
+            <w:vAlign w:val="center"/>
+            <w:hideMark/>
+          </w:tcPr>
+          <w:p>
+            <w:pPr>
+              <w:pStyle w:val="Heading2"/>
+              <w:spacing w:line="240" w:lineRule="auto"/>
+              <w:jc w:val="center"/>
+              <w:rPr>
+                <w:rFonts w:ascii="Arial" w:hAnsi="Arial" w:cs="Arial"/>
+                <w:color w:val="000000"/>
+                <w:sz w:val="24"/>
+                <w:szCs w:val="24"/>
+                <w:lang w:val="en-GB"/>
+              </w:rPr>
+            </w:pPr>
+            <w:r>
+              <w:rPr>
+                <w:rFonts w:ascii="Arial" w:hAnsi="Arial" w:cs="Arial"/>
+                <w:color w:val="000000"/>
+                <w:sz w:val="24"/>
+                <w:szCs w:val="24"/>
+              </w:rPr>
+              <w:t>{f_aerator}</w:t>
+            </w:r>
+          </w:p>
+        </w:tc>
+      </w:tr>
+      <w:tr>
+        <w:trPr>
+          <w:tblCellSpacing w:w="15" w:type="dxa"/>
+        </w:trPr>
+        <w:tc>
+          <w:tcPr>
+            <w:tcW w:w="2241" w:type="pct"/>
+            <w:vAlign w:val="center"/>
+          </w:tcPr>
+          <w:p>
+            <w:pPr>
+              <w:pStyle w:val="Heading2"/>
+              <w:spacing w:line="240" w:lineRule="auto"/>
+              <w:rPr>
+                <w:rFonts w:ascii="Arial" w:hAnsi="Arial" w:cs="Arial"/>
+                <w:color w:val="000000"/>
+                <w:sz w:val="24"/>
+                <w:szCs w:val="24"/>
+                <w:lang w:val="en-GB"/>
+              </w:rPr>
+            </w:pPr>
+            <w:r>
+              <w:rPr>
+                <w:rFonts w:ascii="Arial" w:hAnsi="Arial" w:cs="Arial"/>
+                <w:color w:val="000000"/>
+                <w:sz w:val="24"/>
+                <w:szCs w:val="24"/>
+                <w:lang w:val="en-GB"/>
+              </w:rPr>
+              <w:t>Line marker (Roller/Spray)</w:t>
+            </w:r>
+          </w:p>
+        </w:tc>
+        <w:tc>
+          <w:tcPr>
+            <w:tcW w:w="2710" w:type="pct"/>
+            <w:vAlign w:val="center"/>
+            <w:hideMark/>
+          </w:tcPr>
+          <w:p>
+            <w:pPr>
+              <w:pStyle w:val="Heading2"/>
+              <w:spacing w:line="240" w:lineRule="auto"/>
+              <w:jc w:val="center"/>
+              <w:rPr>
+                <w:rFonts w:ascii="Arial" w:hAnsi="Arial" w:cs="Arial"/>
+                <w:color w:val="000000"/>
+                <w:sz w:val="24"/>
+                <w:szCs w:val="24"/>
+                <w:lang w:val="en-GB"/>
+              </w:rPr>
+            </w:pPr>
+            <w:r>
+              <w:rPr>
+                <w:rFonts w:ascii="Arial" w:hAnsi="Arial" w:cs="Arial"/>
+                <w:color w:val="000000"/>
+                <w:sz w:val="24"/>
+                <w:szCs w:val="24"/>
+              </w:rPr>
+              <w:t>{f_linemarker}</w:t>
+            </w:r>
+          </w:p>
+        </w:tc>
+      </w:tr>
+      <w:tr>
+        <w:trPr>
+          <w:tblCellSpacing w:w="15" w:type="dxa"/>
+        </w:trPr>
+        <w:tc>
+          <w:tcPr>
+            <w:tcW w:w="2241" w:type="pct"/>
+            <w:shd w:val="clear" w:color="auto" w:fill="F2F2F2"/>
+            <w:vAlign w:val="center"/>
+          </w:tcPr>
+          <w:p>
+            <w:pPr>
+              <w:pStyle w:val="Heading2"/>
+              <w:spacing w:line="240" w:lineRule="auto"/>
+              <w:rPr>
+                <w:rFonts w:ascii="Arial" w:hAnsi="Arial" w:cs="Arial"/>
+                <w:color w:val="000000"/>
+                <w:sz w:val="24"/>
+                <w:szCs w:val="24"/>
+                <w:lang w:val="en-GB"/>
+              </w:rPr>
+            </w:pPr>
+            <w:r>
+              <w:rPr>
+                <w:rFonts w:ascii="Arial" w:hAnsi="Arial" w:cs="Arial"/>
+                <w:color w:val="000000"/>
+                <w:sz w:val="24"/>
+                <w:szCs w:val="24"/>
+                <w:lang w:val="en-GB"/>
+              </w:rPr>
+              <w:t>Top dresser</w:t>
+            </w:r>
+          </w:p>
+        </w:tc>
+        <w:tc>
+          <w:tcPr>
+            <w:tcW w:w="2710" w:type="pct"/>
+            <w:shd w:val="clear" w:color="auto" w:fill="F2F2F2"/>
+            <w:vAlign w:val="center"/>
+            <w:hideMark/>
+          </w:tcPr>
+          <w:p>
+            <w:pPr>
+              <w:pStyle w:val="Heading2"/>
+              <w:spacing w:line="240" w:lineRule="auto"/>
+              <w:jc w:val="center"/>
+              <w:rPr>
+                <w:rFonts w:ascii="Arial" w:hAnsi="Arial" w:cs="Arial"/>
+                <w:color w:val="000000"/>
+                <w:sz w:val="24"/>
+                <w:szCs w:val="24"/>
+                <w:lang w:val="en-GB"/>
+              </w:rPr>
+            </w:pPr>
+            <w:r>
+              <w:rPr>
+                <w:rFonts w:ascii="Arial" w:hAnsi="Arial" w:cs="Arial"/>
+                <w:color w:val="000000"/>
+                <w:sz w:val="24"/>
+                <w:szCs w:val="24"/>
+              </w:rPr>
+              <w:t>{f_topdresser}</w:t>
+            </w:r>
+          </w:p>
+        </w:tc>
+      </w:tr>
+      <w:tr>
+        <w:trPr>
+          <w:tblCellSpacing w:w="15" w:type="dxa"/>
+        </w:trPr>
+        <w:tc>
+          <w:tcPr>
+            <w:tcW w:w="2241" w:type="pct"/>
+            <w:vAlign w:val="center"/>
+          </w:tcPr>
+          <w:p>
+            <w:pPr>
+              <w:pStyle w:val="Heading2"/>
+              <w:spacing w:line="240" w:lineRule="auto"/>
+              <w:rPr>
+                <w:rFonts w:ascii="Arial" w:hAnsi="Arial" w:cs="Arial"/>
+                <w:color w:val="000000"/>
+                <w:sz w:val="24"/>
+                <w:szCs w:val="24"/>
+                <w:lang w:val="en-GB"/>
+              </w:rPr>
+            </w:pPr>
+            <w:r>
+              <w:rPr>
+                <w:rFonts w:ascii="Arial" w:hAnsi="Arial" w:cs="Arial"/>
+                <w:color w:val="000000"/>
+                <w:sz w:val="24"/>
+                <w:szCs w:val="24"/>
+                <w:lang w:val="en-GB"/>
+              </w:rPr>
+              <w:t>Boom sprayer</w:t>
+            </w:r>
+          </w:p>
+        </w:tc>
+        <w:tc>
+          <w:tcPr>
+            <w:tcW w:w="2710" w:type="pct"/>
+            <w:vAlign w:val="center"/>
+            <w:hideMark/>
+          </w:tcPr>
+          <w:p>
+            <w:pPr>
+              <w:pStyle w:val="Heading2"/>
+              <w:spacing w:line="240" w:lineRule="auto"/>
+              <w:jc w:val="center"/>
+              <w:rPr>
+                <w:rFonts w:ascii="Arial" w:hAnsi="Arial" w:cs="Arial"/>
+                <w:color w:val="000000"/>
+                <w:sz w:val="24"/>
+                <w:szCs w:val="24"/>
+                <w:lang w:val="en-GB"/>
+              </w:rPr>
+            </w:pPr>
+            <w:r>
+              <w:rPr>
+                <w:rFonts w:ascii="Arial" w:hAnsi="Arial" w:cs="Arial"/>
+                <w:color w:val="000000"/>
+                <w:sz w:val="24"/>
+                <w:szCs w:val="24"/>
+              </w:rPr>
+              <w:t>{f_boom}</w:t>
+            </w:r>
+          </w:p>
+        </w:tc>
+      </w:tr>
+      <w:tr>
+        <w:trPr>
+          <w:tblCellSpacing w:w="15" w:type="dxa"/>
+        </w:trPr>
+        <w:tc>
+          <w:tcPr>
+            <w:tcW w:w="2241" w:type="pct"/>
+            <w:shd w:val="clear" w:color="auto" w:fill="F2F2F2"/>
+            <w:vAlign w:val="center"/>
+          </w:tcPr>
+          <w:p>
+            <w:pPr>
+              <w:pStyle w:val="Heading2"/>
+              <w:spacing w:line="240" w:lineRule="auto"/>
+              <w:rPr>
+                <w:rFonts w:ascii="Arial" w:hAnsi="Arial" w:cs="Arial"/>
+                <w:color w:val="000000"/>
+                <w:sz w:val="24"/>
+                <w:szCs w:val="24"/>
+                <w:lang w:val="en-GB"/>
+              </w:rPr>
+            </w:pPr>
+            <w:r>
+              <w:rPr>
+                <w:rFonts w:ascii="Arial" w:hAnsi="Arial" w:cs="Arial"/>
+                <w:color w:val="000000"/>
+                <w:sz w:val="24"/>
+                <w:szCs w:val="24"/>
+                <w:lang w:val="en-GB"/>
+              </w:rPr>
+              <w:t>Over-seeder / Dimple</w:t>
+            </w:r>
+            <w:r>
+              <w:rPr>
+                <w:rFonts w:ascii="Arial" w:hAnsi="Arial" w:cs="Arial"/>
+                <w:color w:val="000000"/>
+                <w:sz w:val="24"/>
+                <w:szCs w:val="24"/>
+                <w:lang w:val="en-GB"/>
+              </w:rPr>
+              <w:t>-</w:t>
+            </w:r>
+            <w:r>
+              <w:rPr>
+                <w:rFonts w:ascii="Arial" w:hAnsi="Arial" w:cs="Arial"/>
+                <w:color w:val="000000"/>
+                <w:sz w:val="24"/>
+                <w:szCs w:val="24"/>
+                <w:lang w:val="en-GB"/>
+              </w:rPr>
+              <w:t>seeder</w:t>
+            </w:r>
+          </w:p>
+        </w:tc>
+        <w:tc>
+          <w:tcPr>
+            <w:tcW w:w="2710" w:type="pct"/>
+            <w:shd w:val="clear" w:color="auto" w:fill="F2F2F2"/>
+            <w:vAlign w:val="center"/>
+            <w:hideMark/>
+          </w:tcPr>
+          <w:p>
+            <w:pPr>
+              <w:pStyle w:val="Heading2"/>
+              <w:spacing w:line="240" w:lineRule="auto"/>
+              <w:jc w:val="center"/>
+              <w:rPr>
+                <w:rFonts w:ascii="Arial" w:hAnsi="Arial" w:cs="Arial"/>
+                <w:color w:val="000000"/>
+                <w:sz w:val="24"/>
+                <w:szCs w:val="24"/>
+                <w:lang w:val="en-GB"/>
+              </w:rPr>
+            </w:pPr>
+            <w:r>
+              <w:rPr>
+                <w:rFonts w:ascii="Arial" w:hAnsi="Arial" w:cs="Arial"/>
+                <w:color w:val="000000"/>
+                <w:sz w:val="24"/>
+                <w:szCs w:val="24"/>
+              </w:rPr>
+              <w:t>{f_overseed}</w:t>
+            </w:r>
+          </w:p>
+        </w:tc>
+      </w:tr>
+      <w:tr>
+        <w:trPr>
+          <w:tblCellSpacing w:w="15" w:type="dxa"/>
+        </w:trPr>
+        <w:tc>
+          <w:tcPr>
+            <w:tcW w:w="2241" w:type="pct"/>
+            <w:vAlign w:val="center"/>
+          </w:tcPr>
+          <w:p>
+            <w:pPr>
+              <w:pStyle w:val="Heading2"/>
+              <w:spacing w:line="240" w:lineRule="auto"/>
+              <w:rPr>
+                <w:rFonts w:ascii="Arial" w:hAnsi="Arial" w:cs="Arial"/>
+                <w:color w:val="000000"/>
+                <w:sz w:val="24"/>
+                <w:szCs w:val="24"/>
+                <w:lang w:val="en-GB"/>
+              </w:rPr>
+            </w:pPr>
+            <w:r>
+              <w:rPr>
+                <w:rFonts w:ascii="Arial" w:hAnsi="Arial" w:cs="Arial"/>
+                <w:color w:val="000000"/>
+                <w:sz w:val="24"/>
+                <w:szCs w:val="24"/>
+                <w:lang w:val="en-GB"/>
+              </w:rPr>
+              <w:t>Tractor</w:t>
+            </w:r>
+            <w:r>
+              <w:rPr>
+                <w:rFonts w:ascii="Arial" w:hAnsi="Arial" w:cs="Arial"/>
+                <w:color w:val="000000"/>
+                <w:sz w:val="24"/>
+                <w:szCs w:val="24"/>
+                <w:lang w:val="en-GB"/>
+              </w:rPr>
+              <w:t>-</w:t>
+            </w:r>
+            <w:r>
+              <w:rPr>
+                <w:rFonts w:ascii="Arial" w:hAnsi="Arial" w:cs="Arial"/>
+                <w:color w:val="000000"/>
+                <w:sz w:val="24"/>
+                <w:szCs w:val="24"/>
+                <w:lang w:val="en-GB"/>
+              </w:rPr>
+              <w:t>drawn brush / Drag mat</w:t>
+            </w:r>
+          </w:p>
+        </w:tc>
+        <w:tc>
+          <w:tcPr>
+            <w:tcW w:w="2710" w:type="pct"/>
+            <w:vAlign w:val="center"/>
+            <w:hideMark/>
+          </w:tcPr>
+          <w:p>
+            <w:pPr>
+              <w:pStyle w:val="Heading2"/>
+              <w:spacing w:line="240" w:lineRule="auto"/>
+              <w:jc w:val="center"/>
+              <w:rPr>
+                <w:rFonts w:ascii="Arial" w:hAnsi="Arial" w:cs="Arial"/>
+                <w:color w:val="000000"/>
+                <w:sz w:val="24"/>
+                <w:szCs w:val="24"/>
+                <w:lang w:val="en-GB"/>
+              </w:rPr>
+            </w:pPr>
+            <w:r>
+              <w:rPr>
+                <w:rFonts w:ascii="Arial" w:hAnsi="Arial" w:cs="Arial"/>
+                <w:color w:val="000000"/>
+                <w:sz w:val="24"/>
+                <w:szCs w:val="24"/>
+              </w:rPr>
+              <w:t>{f_dragmat}</w:t>
+            </w:r>
+          </w:p>
+        </w:tc>
+      </w:tr>
+      <w:tr>
+        <w:trPr>
+          <w:tblCellSpacing w:w="15" w:type="dxa"/>
+        </w:trPr>
+        <w:tc>
+          <w:tcPr>
+            <w:tcW w:w="2241" w:type="pct"/>
+            <w:shd w:val="clear" w:color="auto" w:fill="F2F2F2"/>
+            <w:vAlign w:val="center"/>
+          </w:tcPr>
+          <w:p>
+            <w:pPr>
+              <w:pStyle w:val="Heading2"/>
+              <w:spacing w:line="240" w:lineRule="auto"/>
+              <w:rPr>
+                <w:rFonts w:ascii="Arial" w:hAnsi="Arial" w:cs="Arial"/>
+                <w:color w:val="000000"/>
+                <w:sz w:val="24"/>
+                <w:szCs w:val="24"/>
+                <w:lang w:val="en-GB"/>
+              </w:rPr>
+            </w:pPr>
+            <w:r>
+              <w:rPr>
+                <w:rFonts w:ascii="Arial" w:hAnsi="Arial" w:cs="Arial"/>
+                <w:color w:val="000000"/>
+                <w:sz w:val="24"/>
+                <w:szCs w:val="24"/>
+                <w:lang w:val="en-GB"/>
+              </w:rPr>
+              <w:t>Other</w:t>
+            </w:r>
+          </w:p>
+        </w:tc>
+        <w:tc>
+          <w:tcPr>
+            <w:tcW w:w="2710" w:type="pct"/>
+            <w:shd w:val="clear" w:color="auto" w:fill="F2F2F2"/>
+            <w:vAlign w:val="center"/>
+            <w:hideMark/>
+          </w:tcPr>
+          <w:p>
+            <w:pPr>
+              <w:pStyle w:val="Heading2"/>
+              <w:spacing w:line="240" w:lineRule="auto"/>
+              <w:jc w:val="center"/>
+              <w:rPr>
+                <w:rFonts w:ascii="Arial" w:hAnsi="Arial" w:cs="Arial"/>
+                <w:color w:val="000000"/>
+                <w:sz w:val="24"/>
+                <w:szCs w:val="24"/>
+                <w:lang w:val="en-GB"/>
+              </w:rPr>
+            </w:pPr>
+            <w:r>
+              <w:rPr>
+                <w:rFonts w:ascii="Arial" w:hAnsi="Arial" w:cs="Arial"/>
+                <w:color w:val="000000"/>
+                <w:sz w:val="24"/>
+                <w:szCs w:val="24"/>
+              </w:rPr>
+              <w:t>{f_other}</w:t>
+            </w:r>
+          </w:p>
+        </w:tc>
+      </w:tr>
+    </w:tbl>
+    <w:p>
+      <w:pPr>
+        <w:pStyle w:val="Heading2"/>
+        <w:rPr>
+          <w:rFonts w:ascii="Arial" w:hAnsi="Arial" w:cs="Arial"/>
+          <w:color w:val="000000"/>
+          <w:sz w:val="24"/>
+          <w:szCs w:val="24"/>
           <w:lang w:val="en-GB"/>
         </w:rPr>
       </w:pPr>
@@ -79,6 +6330,10 @@
     <w:p>
       <w:pPr>
         <w:rPr>
+          <w:rFonts w:ascii="Arial" w:hAnsi="Arial" w:cs="Arial"/>
+          <w:color w:val="000000"/>
+          <w:sz w:val="24"/>
+          <w:szCs w:val="24"/>
           <w:lang w:val="en-GB"/>
         </w:rPr>
       </w:pPr>
@@ -86,6 +6341,590 @@
     <w:p>
       <w:pPr>
         <w:rPr>
+          <w:rFonts w:ascii="Arial" w:hAnsi="Arial" w:cs="Arial"/>
+          <w:color w:val="000000"/>
+          <w:sz w:val="24"/>
+          <w:szCs w:val="24"/>
+          <w:lang w:val="en-GB"/>
+        </w:rPr>
+      </w:pPr>
+    </w:p>
+    <w:p>
+      <w:pPr>
+        <w:pStyle w:val="Heading2"/>
+        <w:shd w:val="clear" w:color="auto" w:fill="3A4D2F"/>
+        <w:rPr>
+          <w:rFonts w:ascii="Arial" w:hAnsi="Arial" w:cs="Arial"/>
+          <w:b/>
+          <w:bCs/>
+          <w:color w:val="FFFFFF"/>
+          <w:sz w:val="24"/>
+          <w:szCs w:val="24"/>
+          <w:lang w:val="en-GB"/>
+        </w:rPr>
+      </w:pPr>
+      <w:r>
+        <w:rPr>
+          <w:rFonts w:ascii="Arial" w:hAnsi="Arial" w:cs="Arial"/>
+          <w:b/>
+          <w:bCs/>
+          <w:color w:val="FFFFFF"/>
+          <w:sz w:val="24"/>
+          <w:szCs w:val="24"/>
+          <w:lang w:val="en-GB"/>
+        </w:rPr>
+        <w:lastRenderedPageBreak/>
+        <w:t>G. Maintenance Operations</w:t>
+      </w:r>
+    </w:p>
+    <w:tbl>
+      <w:tblPr>
+        <w:tblW w:w="5000" w:type="pct"/>
+        <w:tblCellSpacing w:w="15" w:type="dxa"/>
+        <w:tblCellMar>
+          <w:top w:w="15" w:type="dxa"/>
+          <w:left w:w="15" w:type="dxa"/>
+          <w:bottom w:w="15" w:type="dxa"/>
+          <w:right w:w="15" w:type="dxa"/>
+        </w:tblCellMar>
+        <w:tblLook w:val="04A0" w:firstRow="1" w:lastRow="0" w:firstColumn="1" w:lastColumn="0" w:noHBand="0" w:noVBand="1"/>
+      </w:tblPr>
+      <w:tblGrid>
+        <w:gridCol w:w="4109"/>
+        <w:gridCol w:w="4961"/>
+      </w:tblGrid>
+      <w:tr>
+        <w:trPr>
+          <w:tblCellSpacing w:w="15" w:type="dxa"/>
+        </w:trPr>
+        <w:tc>
+          <w:tcPr>
+            <w:tcW w:w="2241" w:type="pct"/>
+            <w:shd w:val="clear" w:color="auto" w:fill="E8E8E8"/>
+            <w:vAlign w:val="center"/>
+            <w:hideMark/>
+          </w:tcPr>
+          <w:p>
+            <w:pPr>
+              <w:spacing w:after="0" w:line="240" w:lineRule="auto"/>
+              <w:jc w:val="center"/>
+              <w:rPr>
+                <w:rFonts w:ascii="Arial" w:hAnsi="Arial" w:cs="Arial"/>
+                <w:b/>
+                <w:bCs/>
+                <w:color w:val="000000"/>
+                <w:sz w:val="24"/>
+                <w:szCs w:val="24"/>
+              </w:rPr>
+            </w:pPr>
+            <w:r>
+              <w:rPr>
+                <w:rFonts w:ascii="Arial" w:hAnsi="Arial" w:cs="Arial"/>
+                <w:b/>
+                <w:bCs/>
+                <w:color w:val="000000"/>
+                <w:sz w:val="24"/>
+                <w:szCs w:val="24"/>
+              </w:rPr>
+              <w:t>KEY ASPECT</w:t>
+            </w:r>
+          </w:p>
+        </w:tc>
+        <w:tc>
+          <w:tcPr>
+            <w:tcW w:w="2710" w:type="pct"/>
+            <w:shd w:val="clear" w:color="auto" w:fill="E8E8E8"/>
+            <w:vAlign w:val="center"/>
+            <w:hideMark/>
+          </w:tcPr>
+          <w:p>
+            <w:pPr>
+              <w:spacing w:after="0" w:line="240" w:lineRule="auto"/>
+              <w:jc w:val="center"/>
+              <w:rPr>
+                <w:rFonts w:ascii="Arial" w:hAnsi="Arial" w:cs="Arial"/>
+                <w:b/>
+                <w:bCs/>
+                <w:color w:val="000000"/>
+                <w:sz w:val="24"/>
+                <w:szCs w:val="24"/>
+              </w:rPr>
+            </w:pPr>
+            <w:r>
+              <w:rPr>
+                <w:rFonts w:ascii="Arial" w:hAnsi="Arial" w:cs="Arial"/>
+                <w:b/>
+                <w:bCs/>
+                <w:color w:val="000000"/>
+                <w:sz w:val="24"/>
+                <w:szCs w:val="24"/>
+              </w:rPr>
+              <w:t>COMMENTS</w:t>
+            </w:r>
+          </w:p>
+        </w:tc>
+      </w:tr>
+      <w:tr>
+        <w:trPr>
+          <w:tblCellSpacing w:w="15" w:type="dxa"/>
+        </w:trPr>
+        <w:tc>
+          <w:tcPr>
+            <w:tcW w:w="2241" w:type="pct"/>
+            <w:vAlign w:val="center"/>
+          </w:tcPr>
+          <w:p>
+            <w:pPr>
+              <w:pStyle w:val="Heading2"/>
+              <w:spacing w:line="240" w:lineRule="auto"/>
+              <w:rPr>
+                <w:rFonts w:ascii="Arial" w:hAnsi="Arial" w:cs="Arial"/>
+                <w:color w:val="000000"/>
+                <w:sz w:val="24"/>
+                <w:szCs w:val="24"/>
+                <w:lang w:val="en-GB"/>
+              </w:rPr>
+            </w:pPr>
+            <w:r>
+              <w:rPr>
+                <w:rFonts w:ascii="Arial" w:hAnsi="Arial" w:cs="Arial"/>
+                <w:color w:val="000000"/>
+                <w:sz w:val="24"/>
+                <w:szCs w:val="24"/>
+                <w:lang w:val="en-GB"/>
+              </w:rPr>
+              <w:t>How many fertilizer applications per year and what type and rate of fertilizer?</w:t>
+            </w:r>
+          </w:p>
+        </w:tc>
+        <w:tc>
+          <w:tcPr>
+            <w:tcW w:w="2710" w:type="pct"/>
+            <w:vAlign w:val="center"/>
+            <w:hideMark/>
+          </w:tcPr>
+          <w:p>
+            <w:pPr>
+              <w:pStyle w:val="Heading2"/>
+              <w:spacing w:line="240" w:lineRule="auto"/>
+              <w:jc w:val="center"/>
+              <w:rPr>
+                <w:rFonts w:ascii="Arial" w:hAnsi="Arial" w:cs="Arial"/>
+                <w:color w:val="000000"/>
+                <w:sz w:val="24"/>
+                <w:szCs w:val="24"/>
+                <w:lang w:val="en-GB"/>
+              </w:rPr>
+            </w:pPr>
+            <w:r>
+              <w:rPr>
+                <w:rFonts w:ascii="Arial" w:hAnsi="Arial" w:cs="Arial"/>
+                <w:color w:val="000000"/>
+                <w:sz w:val="24"/>
+                <w:szCs w:val="24"/>
+              </w:rPr>
+              <w:t>{g_fert}</w:t>
+            </w:r>
+          </w:p>
+        </w:tc>
+      </w:tr>
+      <w:tr>
+        <w:trPr>
+          <w:tblCellSpacing w:w="15" w:type="dxa"/>
+        </w:trPr>
+        <w:tc>
+          <w:tcPr>
+            <w:tcW w:w="2241" w:type="pct"/>
+            <w:shd w:val="clear" w:color="auto" w:fill="F2F2F2"/>
+            <w:vAlign w:val="center"/>
+          </w:tcPr>
+          <w:p>
+            <w:pPr>
+              <w:pStyle w:val="Heading2"/>
+              <w:spacing w:line="240" w:lineRule="auto"/>
+              <w:rPr>
+                <w:rFonts w:ascii="Arial" w:hAnsi="Arial" w:cs="Arial"/>
+                <w:color w:val="000000"/>
+                <w:sz w:val="24"/>
+                <w:szCs w:val="24"/>
+                <w:lang w:val="en-GB"/>
+              </w:rPr>
+            </w:pPr>
+            <w:r>
+              <w:rPr>
+                <w:rFonts w:ascii="Arial" w:hAnsi="Arial" w:cs="Arial"/>
+                <w:color w:val="000000"/>
+                <w:sz w:val="24"/>
+                <w:szCs w:val="24"/>
+                <w:lang w:val="en-GB"/>
+              </w:rPr>
+              <w:t>How many herbicide applications are made per year?</w:t>
+            </w:r>
+          </w:p>
+        </w:tc>
+        <w:tc>
+          <w:tcPr>
+            <w:tcW w:w="2710" w:type="pct"/>
+            <w:shd w:val="clear" w:color="auto" w:fill="F2F2F2"/>
+            <w:vAlign w:val="center"/>
+            <w:hideMark/>
+          </w:tcPr>
+          <w:p>
+            <w:pPr>
+              <w:pStyle w:val="Heading2"/>
+              <w:spacing w:line="240" w:lineRule="auto"/>
+              <w:jc w:val="center"/>
+              <w:rPr>
+                <w:rFonts w:ascii="Arial" w:hAnsi="Arial" w:cs="Arial"/>
+                <w:color w:val="000000"/>
+                <w:sz w:val="24"/>
+                <w:szCs w:val="24"/>
+                <w:lang w:val="en-GB"/>
+              </w:rPr>
+            </w:pPr>
+            <w:r>
+              <w:rPr>
+                <w:rFonts w:ascii="Arial" w:hAnsi="Arial" w:cs="Arial"/>
+                <w:color w:val="000000"/>
+                <w:sz w:val="24"/>
+                <w:szCs w:val="24"/>
+              </w:rPr>
+              <w:t>{g_herb}</w:t>
+            </w:r>
+          </w:p>
+        </w:tc>
+      </w:tr>
+      <w:tr>
+        <w:trPr>
+          <w:tblCellSpacing w:w="15" w:type="dxa"/>
+        </w:trPr>
+        <w:tc>
+          <w:tcPr>
+            <w:tcW w:w="2241" w:type="pct"/>
+            <w:vAlign w:val="center"/>
+          </w:tcPr>
+          <w:p>
+            <w:pPr>
+              <w:pStyle w:val="Heading2"/>
+              <w:spacing w:line="240" w:lineRule="auto"/>
+              <w:rPr>
+                <w:rFonts w:ascii="Arial" w:hAnsi="Arial" w:cs="Arial"/>
+                <w:color w:val="000000"/>
+                <w:sz w:val="24"/>
+                <w:szCs w:val="24"/>
+                <w:lang w:val="en-GB"/>
+              </w:rPr>
+            </w:pPr>
+            <w:r>
+              <w:rPr>
+                <w:rFonts w:ascii="Arial" w:hAnsi="Arial" w:cs="Arial"/>
+                <w:color w:val="000000"/>
+                <w:sz w:val="24"/>
+                <w:szCs w:val="24"/>
+                <w:lang w:val="en-GB"/>
+              </w:rPr>
+              <w:t>Description of any other turf management activities </w:t>
+            </w:r>
+          </w:p>
+        </w:tc>
+        <w:tc>
+          <w:tcPr>
+            <w:tcW w:w="2710" w:type="pct"/>
+            <w:vAlign w:val="center"/>
+            <w:hideMark/>
+          </w:tcPr>
+          <w:p>
+            <w:pPr>
+              <w:pStyle w:val="Heading2"/>
+              <w:spacing w:line="240" w:lineRule="auto"/>
+              <w:jc w:val="center"/>
+              <w:rPr>
+                <w:rFonts w:ascii="Arial" w:hAnsi="Arial" w:cs="Arial"/>
+                <w:color w:val="000000"/>
+                <w:sz w:val="24"/>
+                <w:szCs w:val="24"/>
+                <w:lang w:val="en-GB"/>
+              </w:rPr>
+            </w:pPr>
+            <w:r>
+              <w:rPr>
+                <w:rFonts w:ascii="Arial" w:hAnsi="Arial" w:cs="Arial"/>
+                <w:color w:val="000000"/>
+                <w:sz w:val="24"/>
+                <w:szCs w:val="24"/>
+              </w:rPr>
+              <w:t>{g_other}</w:t>
+            </w:r>
+          </w:p>
+        </w:tc>
+      </w:tr>
+    </w:tbl>
+    <w:p>
+      <w:pPr>
+        <w:rPr>
+          <w:rFonts w:ascii="Arial" w:hAnsi="Arial" w:cs="Arial"/>
+          <w:color w:val="000000"/>
+          <w:sz w:val="24"/>
+          <w:szCs w:val="24"/>
+          <w:lang w:val="en-GB"/>
+        </w:rPr>
+      </w:pPr>
+    </w:p>
+    <w:p>
+      <w:pPr>
+        <w:pStyle w:val="Heading2"/>
+        <w:shd w:val="clear" w:color="auto" w:fill="3A4D2F"/>
+        <w:rPr>
+          <w:rFonts w:ascii="Arial" w:hAnsi="Arial" w:cs="Arial"/>
+          <w:b/>
+          <w:bCs/>
+          <w:color w:val="FFFFFF"/>
+          <w:sz w:val="24"/>
+          <w:szCs w:val="24"/>
+          <w:lang w:val="en-GB"/>
+        </w:rPr>
+      </w:pPr>
+      <w:r>
+        <w:rPr>
+          <w:rFonts w:ascii="Arial" w:hAnsi="Arial" w:cs="Arial"/>
+          <w:b/>
+          <w:bCs/>
+          <w:color w:val="FFFFFF"/>
+          <w:sz w:val="24"/>
+          <w:szCs w:val="24"/>
+          <w:lang w:val="en-GB"/>
+        </w:rPr>
+        <w:t>H. Other risks identification</w:t>
+      </w:r>
+    </w:p>
+    <w:tbl>
+      <w:tblPr>
+        <w:tblW w:w="5000" w:type="pct"/>
+        <w:tblCellSpacing w:w="15" w:type="dxa"/>
+        <w:tblCellMar>
+          <w:top w:w="15" w:type="dxa"/>
+          <w:left w:w="15" w:type="dxa"/>
+          <w:bottom w:w="15" w:type="dxa"/>
+          <w:right w:w="15" w:type="dxa"/>
+        </w:tblCellMar>
+        <w:tblLook w:val="04A0" w:firstRow="1" w:lastRow="0" w:firstColumn="1" w:lastColumn="0" w:noHBand="0" w:noVBand="1"/>
+      </w:tblPr>
+      <w:tblGrid>
+        <w:gridCol w:w="4109"/>
+        <w:gridCol w:w="4961"/>
+      </w:tblGrid>
+      <w:tr>
+        <w:trPr>
+          <w:tblCellSpacing w:w="15" w:type="dxa"/>
+        </w:trPr>
+        <w:tc>
+          <w:tcPr>
+            <w:tcW w:w="2241" w:type="pct"/>
+            <w:shd w:val="clear" w:color="auto" w:fill="E8E8E8"/>
+            <w:vAlign w:val="center"/>
+            <w:hideMark/>
+          </w:tcPr>
+          <w:p>
+            <w:pPr>
+              <w:spacing w:after="0" w:line="240" w:lineRule="auto"/>
+              <w:jc w:val="center"/>
+              <w:rPr>
+                <w:rFonts w:ascii="Arial" w:hAnsi="Arial" w:cs="Arial"/>
+                <w:b/>
+                <w:bCs/>
+                <w:color w:val="000000"/>
+                <w:sz w:val="24"/>
+                <w:szCs w:val="24"/>
+              </w:rPr>
+            </w:pPr>
+            <w:r>
+              <w:rPr>
+                <w:rFonts w:ascii="Arial" w:hAnsi="Arial" w:cs="Arial"/>
+                <w:b/>
+                <w:bCs/>
+                <w:color w:val="000000"/>
+                <w:sz w:val="24"/>
+                <w:szCs w:val="24"/>
+              </w:rPr>
+              <w:t>KEY ASPECT</w:t>
+            </w:r>
+          </w:p>
+        </w:tc>
+        <w:tc>
+          <w:tcPr>
+            <w:tcW w:w="2710" w:type="pct"/>
+            <w:shd w:val="clear" w:color="auto" w:fill="E8E8E8"/>
+            <w:vAlign w:val="center"/>
+            <w:hideMark/>
+          </w:tcPr>
+          <w:p>
+            <w:pPr>
+              <w:spacing w:after="0" w:line="240" w:lineRule="auto"/>
+              <w:jc w:val="center"/>
+              <w:rPr>
+                <w:rFonts w:ascii="Arial" w:hAnsi="Arial" w:cs="Arial"/>
+                <w:b/>
+                <w:bCs/>
+                <w:color w:val="000000"/>
+                <w:sz w:val="24"/>
+                <w:szCs w:val="24"/>
+              </w:rPr>
+            </w:pPr>
+            <w:r>
+              <w:rPr>
+                <w:rFonts w:ascii="Arial" w:hAnsi="Arial" w:cs="Arial"/>
+                <w:b/>
+                <w:bCs/>
+                <w:color w:val="000000"/>
+                <w:sz w:val="24"/>
+                <w:szCs w:val="24"/>
+              </w:rPr>
+              <w:t>COMMENTS</w:t>
+            </w:r>
+          </w:p>
+        </w:tc>
+      </w:tr>
+      <w:tr>
+        <w:trPr>
+          <w:tblCellSpacing w:w="15" w:type="dxa"/>
+        </w:trPr>
+        <w:tc>
+          <w:tcPr>
+            <w:tcW w:w="2241" w:type="pct"/>
+            <w:vAlign w:val="center"/>
+          </w:tcPr>
+          <w:p>
+            <w:pPr>
+              <w:pStyle w:val="Heading2"/>
+              <w:spacing w:line="240" w:lineRule="auto"/>
+              <w:rPr>
+                <w:rFonts w:ascii="Arial" w:hAnsi="Arial" w:cs="Arial"/>
+                <w:color w:val="000000"/>
+                <w:sz w:val="24"/>
+                <w:szCs w:val="24"/>
+                <w:lang w:val="en-GB"/>
+              </w:rPr>
+            </w:pPr>
+            <w:r>
+              <w:rPr>
+                <w:rFonts w:ascii="Arial" w:hAnsi="Arial" w:cs="Arial"/>
+                <w:color w:val="000000"/>
+                <w:sz w:val="24"/>
+                <w:szCs w:val="24"/>
+                <w:lang w:val="en-GB"/>
+              </w:rPr>
+              <w:t>Additional points that may pose a risk to playability </w:t>
+            </w:r>
+          </w:p>
+        </w:tc>
+        <w:tc>
+          <w:tcPr>
+            <w:tcW w:w="2710" w:type="pct"/>
+            <w:vAlign w:val="center"/>
+            <w:hideMark/>
+          </w:tcPr>
+          <w:p>
+            <w:pPr>
+              <w:pStyle w:val="Heading2"/>
+              <w:spacing w:line="240" w:lineRule="auto"/>
+              <w:jc w:val="center"/>
+              <w:rPr>
+                <w:rFonts w:ascii="Arial" w:hAnsi="Arial" w:cs="Arial"/>
+                <w:color w:val="000000"/>
+                <w:sz w:val="24"/>
+                <w:szCs w:val="24"/>
+                <w:lang w:val="en-GB"/>
+              </w:rPr>
+            </w:pPr>
+            <w:r>
+              <w:rPr>
+                <w:rFonts w:ascii="Arial" w:hAnsi="Arial" w:cs="Arial"/>
+                <w:color w:val="000000"/>
+                <w:sz w:val="24"/>
+                <w:szCs w:val="24"/>
+              </w:rPr>
+              <w:t>{h_risks}</w:t>
+            </w:r>
+          </w:p>
+        </w:tc>
+      </w:tr>
+      <w:tr>
+        <w:trPr>
+          <w:tblCellSpacing w:w="15" w:type="dxa"/>
+        </w:trPr>
+        <w:tc>
+          <w:tcPr>
+            <w:tcW w:w="2241" w:type="pct"/>
+            <w:shd w:val="clear" w:color="auto" w:fill="F2F2F2"/>
+            <w:vAlign w:val="center"/>
+          </w:tcPr>
+          <w:p>
+            <w:pPr>
+              <w:pStyle w:val="Heading2"/>
+              <w:spacing w:line="240" w:lineRule="auto"/>
+              <w:rPr>
+                <w:rFonts w:ascii="Arial" w:hAnsi="Arial" w:cs="Arial"/>
+                <w:color w:val="000000"/>
+                <w:sz w:val="24"/>
+                <w:szCs w:val="24"/>
+                <w:lang w:val="en-GB"/>
+              </w:rPr>
+            </w:pPr>
+            <w:r>
+              <w:rPr>
+                <w:rFonts w:ascii="Arial" w:hAnsi="Arial" w:cs="Arial"/>
+                <w:color w:val="000000"/>
+                <w:sz w:val="24"/>
+                <w:szCs w:val="24"/>
+                <w:lang w:val="en-GB"/>
+              </w:rPr>
+              <w:t>General comments on the playing surface or maintenance challenges</w:t>
+            </w:r>
+          </w:p>
+        </w:tc>
+        <w:tc>
+          <w:tcPr>
+            <w:tcW w:w="2710" w:type="pct"/>
+            <w:shd w:val="clear" w:color="auto" w:fill="F2F2F2"/>
+            <w:vAlign w:val="center"/>
+            <w:hideMark/>
+          </w:tcPr>
+          <w:p>
+            <w:pPr>
+              <w:pStyle w:val="Heading2"/>
+              <w:spacing w:line="240" w:lineRule="auto"/>
+              <w:jc w:val="center"/>
+              <w:rPr>
+                <w:rFonts w:ascii="Arial" w:hAnsi="Arial" w:cs="Arial"/>
+                <w:color w:val="000000"/>
+                <w:sz w:val="24"/>
+                <w:szCs w:val="24"/>
+                <w:lang w:val="en-GB"/>
+              </w:rPr>
+            </w:pPr>
+            <w:r>
+              <w:rPr>
+                <w:rFonts w:ascii="Arial" w:hAnsi="Arial" w:cs="Arial"/>
+                <w:color w:val="000000"/>
+                <w:sz w:val="24"/>
+                <w:szCs w:val="24"/>
+              </w:rPr>
+              <w:t>{h_comments}</w:t>
+            </w:r>
+          </w:p>
+        </w:tc>
+      </w:tr>
+    </w:tbl>
+    <w:p>
+      <w:pPr>
+        <w:pStyle w:val="Heading2"/>
+        <w:spacing w:line="240" w:lineRule="auto"/>
+        <w:jc w:val="center"/>
+        <w:rPr>
+          <w:rFonts w:ascii="Arial" w:hAnsi="Arial" w:cs="Arial"/>
+          <w:color w:val="000000"/>
+          <w:sz w:val="24"/>
+          <w:szCs w:val="24"/>
           <w:lang w:val="en-GB"/>
         </w:rPr>
       </w:pPr>
@@ -93,6 +6932,10 @@
     <w:p>
       <w:pPr>
         <w:rPr>
+          <w:rFonts w:ascii="Arial" w:hAnsi="Arial" w:cs="Arial"/>
+          <w:color w:val="000000"/>
+          <w:sz w:val="24"/>
+          <w:szCs w:val="24"/>
           <w:lang w:val="en-GB"/>
         </w:rPr>
       </w:pPr>
@@ -100,6 +6943,10 @@
     <w:p>
       <w:pPr>
         <w:rPr>
+          <w:rFonts w:ascii="Arial" w:hAnsi="Arial" w:cs="Arial"/>
+          <w:color w:val="000000"/>
+          <w:sz w:val="24"/>
+          <w:szCs w:val="24"/>
           <w:lang w:val="en-GB"/>
         </w:rPr>
       </w:pPr>
@@ -107,6 +6954,10 @@
     <w:p>
       <w:pPr>
         <w:rPr>
+          <w:rFonts w:ascii="Arial" w:hAnsi="Arial" w:cs="Arial"/>
+          <w:color w:val="000000"/>
+          <w:sz w:val="24"/>
+          <w:szCs w:val="24"/>
           <w:lang w:val="en-GB"/>
         </w:rPr>
       </w:pPr>
@@ -114,6 +6965,10 @@
     <w:p>
       <w:pPr>
         <w:rPr>
+          <w:rFonts w:ascii="Arial" w:hAnsi="Arial" w:cs="Arial"/>
+          <w:color w:val="000000"/>
+          <w:sz w:val="24"/>
+          <w:szCs w:val="24"/>
           <w:lang w:val="en-GB"/>
         </w:rPr>
       </w:pPr>
@@ -121,6 +6976,10 @@
     <w:p>
       <w:pPr>
         <w:rPr>
+          <w:rFonts w:ascii="Arial" w:hAnsi="Arial" w:cs="Arial"/>
+          <w:color w:val="000000"/>
+          <w:sz w:val="24"/>
+          <w:szCs w:val="24"/>
           <w:lang w:val="en-GB"/>
         </w:rPr>
       </w:pPr>
@@ -128,6 +6987,10 @@
     <w:p>
       <w:pPr>
         <w:rPr>
+          <w:rFonts w:ascii="Arial" w:hAnsi="Arial" w:cs="Arial"/>
+          <w:color w:val="000000"/>
+          <w:sz w:val="24"/>
+          <w:szCs w:val="24"/>
           <w:lang w:val="en-GB"/>
         </w:rPr>
       </w:pPr>
@@ -135,6 +6998,10 @@
     <w:p>
       <w:pPr>
         <w:rPr>
+          <w:rFonts w:ascii="Arial" w:hAnsi="Arial" w:cs="Arial"/>
+          <w:color w:val="000000"/>
+          <w:sz w:val="24"/>
+          <w:szCs w:val="24"/>
           <w:lang w:val="en-GB"/>
         </w:rPr>
       </w:pPr>
@@ -142,6 +7009,43 @@
     <w:p>
       <w:pPr>
         <w:rPr>
+          <w:rFonts w:ascii="Arial" w:hAnsi="Arial" w:cs="Arial"/>
+          <w:color w:val="000000"/>
+          <w:sz w:val="24"/>
+          <w:szCs w:val="24"/>
+          <w:lang w:val="en-GB"/>
+        </w:rPr>
+      </w:pPr>
+    </w:p>
+    <w:p>
+      <w:pPr>
+        <w:rPr>
+          <w:rFonts w:ascii="Arial" w:hAnsi="Arial" w:cs="Arial"/>
+          <w:color w:val="000000"/>
+          <w:sz w:val="24"/>
+          <w:szCs w:val="24"/>
+          <w:lang w:val="en-GB"/>
+        </w:rPr>
+      </w:pPr>
+    </w:p>
+    <w:p>
+      <w:pPr>
+        <w:rPr>
+          <w:rFonts w:ascii="Arial" w:hAnsi="Arial" w:cs="Arial"/>
+          <w:color w:val="000000"/>
+          <w:sz w:val="24"/>
+          <w:szCs w:val="24"/>
+          <w:lang w:val="en-GB"/>
+        </w:rPr>
+      </w:pPr>
+    </w:p>
+    <w:p>
+      <w:pPr>
+        <w:rPr>
+          <w:rFonts w:ascii="Arial" w:hAnsi="Arial" w:cs="Arial"/>
+          <w:color w:val="000000"/>
+          <w:sz w:val="24"/>
+          <w:szCs w:val="24"/>
           <w:lang w:val="en-GB"/>
         </w:rPr>
       </w:pPr>
@@ -187,7 +7091,7 @@
             <w:pPr>
               <w:jc w:val="center"/>
               <w:rPr>
-                <w:rFonts w:ascii="Arial" w:eastAsia="Arial" w:hAnsi="Arial"/>
+                <w:rFonts w:ascii="Arial" w:hAnsi="Arial" w:cs="Arial"/>
                 <w:b/>
                 <w:bCs/>
                 <w:color w:val="000000"/>
@@ -197,7 +7101,7 @@
             </w:pPr>
             <w:r>
               <w:rPr>
-                <w:rFonts w:ascii="Arial" w:eastAsia="Arial" w:hAnsi="Arial"/>
+                <w:rFonts w:ascii="Arial" w:hAnsi="Arial" w:cs="Arial"/>
                 <w:b/>
                 <w:bCs/>
                 <w:color w:val="000000"/>
@@ -225,7 +7129,7 @@
             <w:pPr>
               <w:jc w:val="center"/>
               <w:rPr>
-                <w:rFonts w:ascii="Arial" w:eastAsia="Arial" w:hAnsi="Arial"/>
+                <w:rFonts w:ascii="Arial" w:hAnsi="Arial" w:cs="Arial"/>
                 <w:b/>
                 <w:bCs/>
                 <w:color w:val="000000"/>
@@ -235,7 +7139,7 @@
             </w:pPr>
             <w:r>
               <w:rPr>
-                <w:rFonts w:ascii="Arial" w:eastAsia="Arial" w:hAnsi="Arial"/>
+                <w:rFonts w:ascii="Arial" w:hAnsi="Arial" w:cs="Arial"/>
                 <w:b/>
                 <w:bCs/>
                 <w:color w:val="000000"/>
@@ -262,7 +7166,7 @@
             <w:pPr>
               <w:jc w:val="center"/>
               <w:rPr>
-                <w:rFonts w:ascii="Arial" w:eastAsia="Arial" w:hAnsi="Arial"/>
+                <w:rFonts w:ascii="Arial" w:hAnsi="Arial" w:cs="Arial"/>
                 <w:b/>
                 <w:bCs/>
                 <w:color w:val="000000"/>
@@ -272,7 +7176,7 @@
             </w:pPr>
             <w:r>
               <w:rPr>
-                <w:rFonts w:ascii="Arial" w:eastAsia="Arial" w:hAnsi="Arial"/>
+                <w:rFonts w:ascii="Arial" w:hAnsi="Arial" w:cs="Arial"/>
                 <w:b/>
                 <w:bCs/>
                 <w:color w:val="000000"/>
@@ -299,7 +7203,7 @@
             <w:pPr>
               <w:jc w:val="center"/>
               <w:rPr>
-                <w:rFonts w:ascii="Arial" w:eastAsia="Arial" w:hAnsi="Arial"/>
+                <w:rFonts w:ascii="Arial" w:hAnsi="Arial" w:cs="Arial"/>
                 <w:b/>
                 <w:bCs/>
                 <w:color w:val="000000"/>
@@ -309,7 +7213,7 @@
             </w:pPr>
             <w:r>
               <w:rPr>
-                <w:rFonts w:ascii="Arial" w:eastAsia="Arial" w:hAnsi="Arial"/>
+                <w:rFonts w:ascii="Arial" w:hAnsi="Arial" w:cs="Arial"/>
                 <w:b/>
                 <w:bCs/>
                 <w:color w:val="000000"/>
@@ -340,16 +7244,16 @@
             <w:pPr>
               <w:pStyle w:val="Heading2"/>
               <w:rPr>
-                <w:rFonts w:ascii="Arial" w:eastAsia="Arial" w:hAnsi="Arial"/>
-                <w:color w:val="000000"/>
-                <w:sz w:val="24"/>
-                <w:szCs w:val="24"/>
-                <w:lang w:val="en-GB"/>
-              </w:rPr>
-            </w:pPr>
-            <w:r>
-              <w:rPr>
-                <w:rFonts w:ascii="Arial" w:eastAsia="Arial" w:hAnsi="Arial"/>
+                <w:rFonts w:ascii="Arial" w:hAnsi="Arial" w:cs="Arial"/>
+                <w:color w:val="000000"/>
+                <w:sz w:val="24"/>
+                <w:szCs w:val="24"/>
+                <w:lang w:val="en-GB"/>
+              </w:rPr>
+            </w:pPr>
+            <w:r>
+              <w:rPr>
+                <w:rFonts w:ascii="Arial" w:hAnsi="Arial" w:cs="Arial"/>
                 <w:color w:val="000000"/>
                 <w:sz w:val="24"/>
                 <w:szCs w:val="24"/>
@@ -375,13 +7279,20 @@
               <w:pStyle w:val="Heading2"/>
               <w:jc w:val="center"/>
               <w:rPr>
-                <w:rFonts w:ascii="Arial" w:eastAsia="Arial" w:hAnsi="Arial"/>
-                <w:sz w:val="24"/>
-                <w:szCs w:val="24"/>
-                <w:lang w:val="en-GB"/>
-              </w:rPr>
-            </w:pPr>
-            <w:r>
+                <w:rFonts w:ascii="Arial" w:hAnsi="Arial" w:cs="Arial"/>
+                <w:color w:val="000000"/>
+                <w:sz w:val="24"/>
+                <w:szCs w:val="24"/>
+                <w:lang w:val="en-GB"/>
+              </w:rPr>
+            </w:pPr>
+            <w:r>
+              <w:rPr>
+                <w:rFonts w:ascii="Arial" w:hAnsi="Arial" w:cs="Arial"/>
+                <w:color w:val="000000"/>
+                <w:sz w:val="24"/>
+                <w:szCs w:val="24"/>
+              </w:rPr>
               <w:t>{res_turf_cover_avg}</w:t>
             </w:r>
           </w:p>
@@ -402,13 +7313,20 @@
               <w:pStyle w:val="Heading2"/>
               <w:jc w:val="center"/>
               <w:rPr>
-                <w:rFonts w:ascii="Arial" w:eastAsia="Arial" w:hAnsi="Arial"/>
-                <w:sz w:val="24"/>
-                <w:szCs w:val="24"/>
-                <w:lang w:val="en-GB"/>
-              </w:rPr>
-            </w:pPr>
-            <w:r>
+                <w:rFonts w:ascii="Arial" w:hAnsi="Arial" w:cs="Arial"/>
+                <w:color w:val="000000"/>
+                <w:sz w:val="24"/>
+                <w:szCs w:val="24"/>
+                <w:lang w:val="en-GB"/>
+              </w:rPr>
+            </w:pPr>
+            <w:r>
+              <w:rPr>
+                <w:rFonts w:ascii="Arial" w:hAnsi="Arial" w:cs="Arial"/>
+                <w:color w:val="000000"/>
+                <w:sz w:val="24"/>
+                <w:szCs w:val="24"/>
+              </w:rPr>
               <w:t>{res_turf_cover_var}</w:t>
             </w:r>
           </w:p>
@@ -429,13 +7347,20 @@
               <w:pStyle w:val="Heading2"/>
               <w:jc w:val="center"/>
               <w:rPr>
-                <w:rFonts w:ascii="Arial" w:eastAsia="Arial" w:hAnsi="Arial"/>
-                <w:sz w:val="24"/>
-                <w:szCs w:val="24"/>
-                <w:lang w:val="en-GB"/>
-              </w:rPr>
-            </w:pPr>
-            <w:r>
+                <w:rFonts w:ascii="Arial" w:hAnsi="Arial" w:cs="Arial"/>
+                <w:color w:val="000000"/>
+                <w:sz w:val="24"/>
+                <w:szCs w:val="24"/>
+                <w:lang w:val="en-GB"/>
+              </w:rPr>
+            </w:pPr>
+            <w:r>
+              <w:rPr>
+                <w:rFonts w:ascii="Arial" w:hAnsi="Arial" w:cs="Arial"/>
+                <w:color w:val="000000"/>
+                <w:sz w:val="24"/>
+                <w:szCs w:val="24"/>
+              </w:rPr>
               <w:t>{res_turf_cover_cmt}</w:t>
             </w:r>
           </w:p>
@@ -460,16 +7385,16 @@
             <w:pPr>
               <w:pStyle w:val="Heading2"/>
               <w:rPr>
-                <w:rFonts w:ascii="Arial" w:eastAsia="Arial" w:hAnsi="Arial"/>
-                <w:color w:val="000000"/>
-                <w:sz w:val="24"/>
-                <w:szCs w:val="24"/>
-                <w:lang w:val="en-GB"/>
-              </w:rPr>
-            </w:pPr>
-            <w:r>
-              <w:rPr>
-                <w:rFonts w:ascii="Arial" w:eastAsia="Arial" w:hAnsi="Arial"/>
+                <w:rFonts w:ascii="Arial" w:hAnsi="Arial" w:cs="Arial"/>
+                <w:color w:val="000000"/>
+                <w:sz w:val="24"/>
+                <w:szCs w:val="24"/>
+                <w:lang w:val="en-GB"/>
+              </w:rPr>
+            </w:pPr>
+            <w:r>
+              <w:rPr>
+                <w:rFonts w:ascii="Arial" w:hAnsi="Arial" w:cs="Arial"/>
                 <w:color w:val="000000"/>
                 <w:sz w:val="24"/>
                 <w:szCs w:val="24"/>
@@ -495,13 +7420,20 @@
               <w:pStyle w:val="Heading2"/>
               <w:jc w:val="center"/>
               <w:rPr>
-                <w:rFonts w:ascii="Arial" w:eastAsia="Arial" w:hAnsi="Arial"/>
-                <w:sz w:val="24"/>
-                <w:szCs w:val="24"/>
-                <w:lang w:val="en-GB"/>
-              </w:rPr>
-            </w:pPr>
-            <w:r>
+                <w:rFonts w:ascii="Arial" w:hAnsi="Arial" w:cs="Arial"/>
+                <w:color w:val="000000"/>
+                <w:sz w:val="24"/>
+                <w:szCs w:val="24"/>
+                <w:lang w:val="en-GB"/>
+              </w:rPr>
+            </w:pPr>
+            <w:r>
+              <w:rPr>
+                <w:rFonts w:ascii="Arial" w:hAnsi="Arial" w:cs="Arial"/>
+                <w:color w:val="000000"/>
+                <w:sz w:val="24"/>
+                <w:szCs w:val="24"/>
+              </w:rPr>
               <w:t>{res_turf_height_avg}</w:t>
             </w:r>
           </w:p>
@@ -522,13 +7454,20 @@
               <w:pStyle w:val="Heading2"/>
               <w:jc w:val="center"/>
               <w:rPr>
-                <w:rFonts w:ascii="Arial" w:eastAsia="Arial" w:hAnsi="Arial"/>
-                <w:sz w:val="24"/>
-                <w:szCs w:val="24"/>
-                <w:lang w:val="en-GB"/>
-              </w:rPr>
-            </w:pPr>
-            <w:r>
+                <w:rFonts w:ascii="Arial" w:hAnsi="Arial" w:cs="Arial"/>
+                <w:color w:val="000000"/>
+                <w:sz w:val="24"/>
+                <w:szCs w:val="24"/>
+                <w:lang w:val="en-GB"/>
+              </w:rPr>
+            </w:pPr>
+            <w:r>
+              <w:rPr>
+                <w:rFonts w:ascii="Arial" w:hAnsi="Arial" w:cs="Arial"/>
+                <w:color w:val="000000"/>
+                <w:sz w:val="24"/>
+                <w:szCs w:val="24"/>
+              </w:rPr>
               <w:t>{res_turf_height_var}</w:t>
             </w:r>
           </w:p>
@@ -549,13 +7488,20 @@
               <w:pStyle w:val="Heading2"/>
               <w:jc w:val="center"/>
               <w:rPr>
-                <w:rFonts w:ascii="Arial" w:eastAsia="Arial" w:hAnsi="Arial"/>
-                <w:sz w:val="24"/>
-                <w:szCs w:val="24"/>
-                <w:lang w:val="en-GB"/>
-              </w:rPr>
-            </w:pPr>
-            <w:r>
+                <w:rFonts w:ascii="Arial" w:hAnsi="Arial" w:cs="Arial"/>
+                <w:color w:val="000000"/>
+                <w:sz w:val="24"/>
+                <w:szCs w:val="24"/>
+                <w:lang w:val="en-GB"/>
+              </w:rPr>
+            </w:pPr>
+            <w:r>
+              <w:rPr>
+                <w:rFonts w:ascii="Arial" w:hAnsi="Arial" w:cs="Arial"/>
+                <w:color w:val="000000"/>
+                <w:sz w:val="24"/>
+                <w:szCs w:val="24"/>
+              </w:rPr>
               <w:t>{res_turf_height_cmt}</w:t>
             </w:r>
           </w:p>
@@ -580,16 +7526,16 @@
             <w:pPr>
               <w:pStyle w:val="Heading2"/>
               <w:rPr>
-                <w:rFonts w:ascii="Arial" w:eastAsia="Arial" w:hAnsi="Arial"/>
-                <w:color w:val="000000"/>
-                <w:sz w:val="24"/>
-                <w:szCs w:val="24"/>
-                <w:lang w:val="en-GB"/>
-              </w:rPr>
-            </w:pPr>
-            <w:r>
-              <w:rPr>
-                <w:rFonts w:ascii="Arial" w:eastAsia="Arial" w:hAnsi="Arial"/>
+                <w:rFonts w:ascii="Arial" w:hAnsi="Arial" w:cs="Arial"/>
+                <w:color w:val="000000"/>
+                <w:sz w:val="24"/>
+                <w:szCs w:val="24"/>
+                <w:lang w:val="en-GB"/>
+              </w:rPr>
+            </w:pPr>
+            <w:r>
+              <w:rPr>
+                <w:rFonts w:ascii="Arial" w:hAnsi="Arial" w:cs="Arial"/>
                 <w:color w:val="000000"/>
                 <w:sz w:val="24"/>
                 <w:szCs w:val="24"/>
@@ -615,13 +7561,20 @@
               <w:pStyle w:val="Heading2"/>
               <w:jc w:val="center"/>
               <w:rPr>
-                <w:rFonts w:ascii="Arial" w:eastAsia="Arial" w:hAnsi="Arial"/>
-                <w:sz w:val="24"/>
-                <w:szCs w:val="24"/>
-                <w:lang w:val="en-GB"/>
-              </w:rPr>
-            </w:pPr>
-            <w:r>
+                <w:rFonts w:ascii="Arial" w:hAnsi="Arial" w:cs="Arial"/>
+                <w:color w:val="000000"/>
+                <w:sz w:val="24"/>
+                <w:szCs w:val="24"/>
+                <w:lang w:val="en-GB"/>
+              </w:rPr>
+            </w:pPr>
+            <w:r>
+              <w:rPr>
+                <w:rFonts w:ascii="Arial" w:hAnsi="Arial" w:cs="Arial"/>
+                <w:color w:val="000000"/>
+                <w:sz w:val="24"/>
+                <w:szCs w:val="24"/>
+              </w:rPr>
               <w:t>{res_weed_avg}</w:t>
             </w:r>
           </w:p>
@@ -642,13 +7595,20 @@
               <w:pStyle w:val="Heading2"/>
               <w:jc w:val="center"/>
               <w:rPr>
-                <w:rFonts w:ascii="Arial" w:eastAsia="Arial" w:hAnsi="Arial"/>
-                <w:sz w:val="24"/>
-                <w:szCs w:val="24"/>
-                <w:lang w:val="en-GB"/>
-              </w:rPr>
-            </w:pPr>
-            <w:r>
+                <w:rFonts w:ascii="Arial" w:hAnsi="Arial" w:cs="Arial"/>
+                <w:color w:val="000000"/>
+                <w:sz w:val="24"/>
+                <w:szCs w:val="24"/>
+                <w:lang w:val="en-GB"/>
+              </w:rPr>
+            </w:pPr>
+            <w:r>
+              <w:rPr>
+                <w:rFonts w:ascii="Arial" w:hAnsi="Arial" w:cs="Arial"/>
+                <w:color w:val="000000"/>
+                <w:sz w:val="24"/>
+                <w:szCs w:val="24"/>
+              </w:rPr>
               <w:t>{res_weed_var}</w:t>
             </w:r>
           </w:p>
@@ -669,13 +7629,20 @@
               <w:pStyle w:val="Heading2"/>
               <w:jc w:val="center"/>
               <w:rPr>
-                <w:rFonts w:ascii="Arial" w:eastAsia="Arial" w:hAnsi="Arial"/>
-                <w:sz w:val="24"/>
-                <w:szCs w:val="24"/>
-                <w:lang w:val="en-GB"/>
-              </w:rPr>
-            </w:pPr>
-            <w:r>
+                <w:rFonts w:ascii="Arial" w:hAnsi="Arial" w:cs="Arial"/>
+                <w:color w:val="000000"/>
+                <w:sz w:val="24"/>
+                <w:szCs w:val="24"/>
+                <w:lang w:val="en-GB"/>
+              </w:rPr>
+            </w:pPr>
+            <w:r>
+              <w:rPr>
+                <w:rFonts w:ascii="Arial" w:hAnsi="Arial" w:cs="Arial"/>
+                <w:color w:val="000000"/>
+                <w:sz w:val="24"/>
+                <w:szCs w:val="24"/>
+              </w:rPr>
               <w:t>{res_weed_cmt}</w:t>
             </w:r>
           </w:p>
@@ -700,16 +7667,16 @@
             <w:pPr>
               <w:pStyle w:val="Heading2"/>
               <w:rPr>
-                <w:rFonts w:ascii="Arial" w:eastAsia="Arial" w:hAnsi="Arial"/>
-                <w:color w:val="000000"/>
-                <w:sz w:val="24"/>
-                <w:szCs w:val="24"/>
-                <w:lang w:val="en-GB"/>
-              </w:rPr>
-            </w:pPr>
-            <w:r>
-              <w:rPr>
-                <w:rFonts w:ascii="Arial" w:eastAsia="Arial" w:hAnsi="Arial"/>
+                <w:rFonts w:ascii="Arial" w:hAnsi="Arial" w:cs="Arial"/>
+                <w:color w:val="000000"/>
+                <w:sz w:val="24"/>
+                <w:szCs w:val="24"/>
+                <w:lang w:val="en-GB"/>
+              </w:rPr>
+            </w:pPr>
+            <w:r>
+              <w:rPr>
+                <w:rFonts w:ascii="Arial" w:hAnsi="Arial" w:cs="Arial"/>
                 <w:color w:val="000000"/>
                 <w:sz w:val="24"/>
                 <w:szCs w:val="24"/>
@@ -735,13 +7702,20 @@
               <w:pStyle w:val="Heading2"/>
               <w:jc w:val="center"/>
               <w:rPr>
-                <w:rFonts w:ascii="Arial" w:eastAsia="Arial" w:hAnsi="Arial"/>
-                <w:sz w:val="24"/>
-                <w:szCs w:val="24"/>
-                <w:lang w:val="en-GB"/>
-              </w:rPr>
-            </w:pPr>
-            <w:r>
+                <w:rFonts w:ascii="Arial" w:hAnsi="Arial" w:cs="Arial"/>
+                <w:color w:val="000000"/>
+                <w:sz w:val="24"/>
+                <w:szCs w:val="24"/>
+                <w:lang w:val="en-GB"/>
+              </w:rPr>
+            </w:pPr>
+            <w:r>
+              <w:rPr>
+                <w:rFonts w:ascii="Arial" w:hAnsi="Arial" w:cs="Arial"/>
+                <w:color w:val="000000"/>
+                <w:sz w:val="24"/>
+                <w:szCs w:val="24"/>
+              </w:rPr>
               <w:t>{res_infil_avg}</w:t>
             </w:r>
           </w:p>
@@ -762,13 +7736,20 @@
               <w:pStyle w:val="Heading2"/>
               <w:jc w:val="center"/>
               <w:rPr>
-                <w:rFonts w:ascii="Arial" w:eastAsia="Arial" w:hAnsi="Arial"/>
-                <w:sz w:val="24"/>
-                <w:szCs w:val="24"/>
-                <w:lang w:val="en-GB"/>
-              </w:rPr>
-            </w:pPr>
-            <w:r>
+                <w:rFonts w:ascii="Arial" w:hAnsi="Arial" w:cs="Arial"/>
+                <w:color w:val="000000"/>
+                <w:sz w:val="24"/>
+                <w:szCs w:val="24"/>
+                <w:lang w:val="en-GB"/>
+              </w:rPr>
+            </w:pPr>
+            <w:r>
+              <w:rPr>
+                <w:rFonts w:ascii="Arial" w:hAnsi="Arial" w:cs="Arial"/>
+                <w:color w:val="000000"/>
+                <w:sz w:val="24"/>
+                <w:szCs w:val="24"/>
+              </w:rPr>
               <w:t>{res_infil_var}</w:t>
             </w:r>
           </w:p>
@@ -789,13 +7770,20 @@
               <w:pStyle w:val="Heading2"/>
               <w:jc w:val="center"/>
               <w:rPr>
-                <w:rFonts w:ascii="Arial" w:eastAsia="Arial" w:hAnsi="Arial"/>
-                <w:sz w:val="24"/>
-                <w:szCs w:val="24"/>
-                <w:lang w:val="en-GB"/>
-              </w:rPr>
-            </w:pPr>
-            <w:r>
+                <w:rFonts w:ascii="Arial" w:hAnsi="Arial" w:cs="Arial"/>
+                <w:color w:val="000000"/>
+                <w:sz w:val="24"/>
+                <w:szCs w:val="24"/>
+                <w:lang w:val="en-GB"/>
+              </w:rPr>
+            </w:pPr>
+            <w:r>
+              <w:rPr>
+                <w:rFonts w:ascii="Arial" w:hAnsi="Arial" w:cs="Arial"/>
+                <w:color w:val="000000"/>
+                <w:sz w:val="24"/>
+                <w:szCs w:val="24"/>
+              </w:rPr>
               <w:t>{res_infil_cmt}</w:t>
             </w:r>
           </w:p>
@@ -820,16 +7808,16 @@
             <w:pPr>
               <w:pStyle w:val="Heading2"/>
               <w:rPr>
-                <w:rFonts w:ascii="Arial" w:eastAsia="Arial" w:hAnsi="Arial"/>
-                <w:color w:val="000000"/>
-                <w:sz w:val="24"/>
-                <w:szCs w:val="24"/>
-                <w:lang w:val="en-GB"/>
-              </w:rPr>
-            </w:pPr>
-            <w:r>
-              <w:rPr>
-                <w:rFonts w:ascii="Arial" w:eastAsia="Arial" w:hAnsi="Arial"/>
+                <w:rFonts w:ascii="Arial" w:hAnsi="Arial" w:cs="Arial"/>
+                <w:color w:val="000000"/>
+                <w:sz w:val="24"/>
+                <w:szCs w:val="24"/>
+                <w:lang w:val="en-GB"/>
+              </w:rPr>
+            </w:pPr>
+            <w:r>
+              <w:rPr>
+                <w:rFonts w:ascii="Arial" w:hAnsi="Arial" w:cs="Arial"/>
                 <w:color w:val="000000"/>
                 <w:sz w:val="24"/>
                 <w:szCs w:val="24"/>
@@ -855,13 +7843,20 @@
               <w:pStyle w:val="Heading2"/>
               <w:jc w:val="center"/>
               <w:rPr>
-                <w:rFonts w:ascii="Arial" w:eastAsia="Arial" w:hAnsi="Arial"/>
-                <w:sz w:val="24"/>
-                <w:szCs w:val="24"/>
-                <w:lang w:val="en-GB"/>
-              </w:rPr>
-            </w:pPr>
-            <w:r>
+                <w:rFonts w:ascii="Arial" w:hAnsi="Arial" w:cs="Arial"/>
+                <w:color w:val="000000"/>
+                <w:sz w:val="24"/>
+                <w:szCs w:val="24"/>
+                <w:lang w:val="en-GB"/>
+              </w:rPr>
+            </w:pPr>
+            <w:r>
+              <w:rPr>
+                <w:rFonts w:ascii="Arial" w:hAnsi="Arial" w:cs="Arial"/>
+                <w:color w:val="000000"/>
+                <w:sz w:val="24"/>
+                <w:szCs w:val="24"/>
+              </w:rPr>
               <w:t>{res_soil_avg}</w:t>
             </w:r>
           </w:p>
@@ -882,13 +7877,20 @@
               <w:pStyle w:val="Heading2"/>
               <w:jc w:val="center"/>
               <w:rPr>
-                <w:rFonts w:ascii="Arial" w:eastAsia="Arial" w:hAnsi="Arial"/>
-                <w:sz w:val="24"/>
-                <w:szCs w:val="24"/>
-                <w:lang w:val="en-GB"/>
-              </w:rPr>
-            </w:pPr>
-            <w:r>
+                <w:rFonts w:ascii="Arial" w:hAnsi="Arial" w:cs="Arial"/>
+                <w:color w:val="000000"/>
+                <w:sz w:val="24"/>
+                <w:szCs w:val="24"/>
+                <w:lang w:val="en-GB"/>
+              </w:rPr>
+            </w:pPr>
+            <w:r>
+              <w:rPr>
+                <w:rFonts w:ascii="Arial" w:hAnsi="Arial" w:cs="Arial"/>
+                <w:color w:val="000000"/>
+                <w:sz w:val="24"/>
+                <w:szCs w:val="24"/>
+              </w:rPr>
               <w:t>{res_soil_var}</w:t>
             </w:r>
           </w:p>
@@ -909,13 +7911,20 @@
               <w:pStyle w:val="Heading2"/>
               <w:jc w:val="center"/>
               <w:rPr>
-                <w:rFonts w:ascii="Arial" w:eastAsia="Arial" w:hAnsi="Arial"/>
-                <w:sz w:val="24"/>
-                <w:szCs w:val="24"/>
-                <w:lang w:val="en-GB"/>
-              </w:rPr>
-            </w:pPr>
-            <w:r>
+                <w:rFonts w:ascii="Arial" w:hAnsi="Arial" w:cs="Arial"/>
+                <w:color w:val="000000"/>
+                <w:sz w:val="24"/>
+                <w:szCs w:val="24"/>
+                <w:lang w:val="en-GB"/>
+              </w:rPr>
+            </w:pPr>
+            <w:r>
+              <w:rPr>
+                <w:rFonts w:ascii="Arial" w:hAnsi="Arial" w:cs="Arial"/>
+                <w:color w:val="000000"/>
+                <w:sz w:val="24"/>
+                <w:szCs w:val="24"/>
+              </w:rPr>
               <w:t>{res_soil_cmt}</w:t>
             </w:r>
           </w:p>
@@ -940,16 +7949,16 @@
             <w:pPr>
               <w:pStyle w:val="Heading2"/>
               <w:rPr>
-                <w:rFonts w:ascii="Arial" w:eastAsia="Arial" w:hAnsi="Arial"/>
-                <w:color w:val="000000"/>
-                <w:sz w:val="24"/>
-                <w:szCs w:val="24"/>
-                <w:lang w:val="en-GB"/>
-              </w:rPr>
-            </w:pPr>
-            <w:r>
-              <w:rPr>
-                <w:rFonts w:ascii="Arial" w:eastAsia="Arial" w:hAnsi="Arial"/>
+                <w:rFonts w:ascii="Arial" w:hAnsi="Arial" w:cs="Arial"/>
+                <w:color w:val="000000"/>
+                <w:sz w:val="24"/>
+                <w:szCs w:val="24"/>
+                <w:lang w:val="en-GB"/>
+              </w:rPr>
+            </w:pPr>
+            <w:r>
+              <w:rPr>
+                <w:rFonts w:ascii="Arial" w:hAnsi="Arial" w:cs="Arial"/>
                 <w:color w:val="000000"/>
                 <w:sz w:val="24"/>
                 <w:szCs w:val="24"/>
@@ -975,13 +7984,20 @@
               <w:pStyle w:val="Heading2"/>
               <w:jc w:val="center"/>
               <w:rPr>
-                <w:rFonts w:ascii="Arial" w:eastAsia="Arial" w:hAnsi="Arial"/>
-                <w:sz w:val="24"/>
-                <w:szCs w:val="24"/>
-                <w:lang w:val="en-GB"/>
-              </w:rPr>
-            </w:pPr>
-            <w:r>
+                <w:rFonts w:ascii="Arial" w:hAnsi="Arial" w:cs="Arial"/>
+                <w:color w:val="000000"/>
+                <w:sz w:val="24"/>
+                <w:szCs w:val="24"/>
+                <w:lang w:val="en-GB"/>
+              </w:rPr>
+            </w:pPr>
+            <w:r>
+              <w:rPr>
+                <w:rFonts w:ascii="Arial" w:hAnsi="Arial" w:cs="Arial"/>
+                <w:color w:val="000000"/>
+                <w:sz w:val="24"/>
+                <w:szCs w:val="24"/>
+              </w:rPr>
               <w:t>{res_shear_avg}</w:t>
             </w:r>
           </w:p>
@@ -1002,13 +8018,20 @@
               <w:pStyle w:val="Heading2"/>
               <w:jc w:val="center"/>
               <w:rPr>
-                <w:rFonts w:ascii="Arial" w:eastAsia="Arial" w:hAnsi="Arial"/>
-                <w:sz w:val="24"/>
-                <w:szCs w:val="24"/>
-                <w:lang w:val="en-GB"/>
-              </w:rPr>
-            </w:pPr>
-            <w:r>
+                <w:rFonts w:ascii="Arial" w:hAnsi="Arial" w:cs="Arial"/>
+                <w:color w:val="000000"/>
+                <w:sz w:val="24"/>
+                <w:szCs w:val="24"/>
+                <w:lang w:val="en-GB"/>
+              </w:rPr>
+            </w:pPr>
+            <w:r>
+              <w:rPr>
+                <w:rFonts w:ascii="Arial" w:hAnsi="Arial" w:cs="Arial"/>
+                <w:color w:val="000000"/>
+                <w:sz w:val="24"/>
+                <w:szCs w:val="24"/>
+              </w:rPr>
               <w:t>{res_shear_var}</w:t>
             </w:r>
           </w:p>
@@ -1029,10 +8052,20 @@
               <w:pStyle w:val="Heading2"/>
               <w:jc w:val="center"/>
               <w:rPr>
-                <w:lang w:val="en-GB"/>
-              </w:rPr>
-            </w:pPr>
-            <w:r>
+                <w:rFonts w:ascii="Arial" w:hAnsi="Arial" w:cs="Arial"/>
+                <w:color w:val="000000"/>
+                <w:sz w:val="24"/>
+                <w:szCs w:val="24"/>
+                <w:lang w:val="en-GB"/>
+              </w:rPr>
+            </w:pPr>
+            <w:r>
+              <w:rPr>
+                <w:rFonts w:ascii="Arial" w:hAnsi="Arial" w:cs="Arial"/>
+                <w:color w:val="000000"/>
+                <w:sz w:val="24"/>
+                <w:szCs w:val="24"/>
+              </w:rPr>
               <w:t>{res_shear_cmt}</w:t>
             </w:r>
           </w:p>
@@ -1057,16 +8090,16 @@
             <w:pPr>
               <w:pStyle w:val="Heading2"/>
               <w:rPr>
-                <w:rFonts w:ascii="Arial" w:eastAsia="Arial" w:hAnsi="Arial"/>
-                <w:color w:val="000000"/>
-                <w:sz w:val="24"/>
-                <w:szCs w:val="24"/>
-                <w:lang w:val="en-GB"/>
-              </w:rPr>
-            </w:pPr>
-            <w:r>
-              <w:rPr>
-                <w:rFonts w:ascii="Arial" w:eastAsia="Arial" w:hAnsi="Arial"/>
+                <w:rFonts w:ascii="Arial" w:hAnsi="Arial" w:cs="Arial"/>
+                <w:color w:val="000000"/>
+                <w:sz w:val="24"/>
+                <w:szCs w:val="24"/>
+                <w:lang w:val="en-GB"/>
+              </w:rPr>
+            </w:pPr>
+            <w:r>
+              <w:rPr>
+                <w:rFonts w:ascii="Arial" w:hAnsi="Arial" w:cs="Arial"/>
                 <w:color w:val="000000"/>
                 <w:sz w:val="24"/>
                 <w:szCs w:val="24"/>
@@ -1092,13 +8125,20 @@
               <w:pStyle w:val="Heading2"/>
               <w:jc w:val="center"/>
               <w:rPr>
-                <w:rFonts w:ascii="Arial" w:eastAsia="Arial" w:hAnsi="Arial"/>
-                <w:sz w:val="24"/>
-                <w:szCs w:val="24"/>
-                <w:lang w:val="en-GB"/>
-              </w:rPr>
-            </w:pPr>
-            <w:r>
+                <w:rFonts w:ascii="Arial" w:hAnsi="Arial" w:cs="Arial"/>
+                <w:color w:val="000000"/>
+                <w:sz w:val="24"/>
+                <w:szCs w:val="24"/>
+                <w:lang w:val="en-GB"/>
+              </w:rPr>
+            </w:pPr>
+            <w:r>
+              <w:rPr>
+                <w:rFonts w:ascii="Arial" w:hAnsi="Arial" w:cs="Arial"/>
+                <w:color w:val="000000"/>
+                <w:sz w:val="24"/>
+                <w:szCs w:val="24"/>
+              </w:rPr>
               <w:t>{res_ndvi_avg}</w:t>
             </w:r>
           </w:p>
@@ -1119,13 +8159,20 @@
               <w:pStyle w:val="Heading2"/>
               <w:jc w:val="center"/>
               <w:rPr>
-                <w:rFonts w:ascii="Arial" w:eastAsia="Arial" w:hAnsi="Arial"/>
-                <w:sz w:val="24"/>
-                <w:szCs w:val="24"/>
-                <w:lang w:val="en-GB"/>
-              </w:rPr>
-            </w:pPr>
-            <w:r>
+                <w:rFonts w:ascii="Arial" w:hAnsi="Arial" w:cs="Arial"/>
+                <w:color w:val="000000"/>
+                <w:sz w:val="24"/>
+                <w:szCs w:val="24"/>
+                <w:lang w:val="en-GB"/>
+              </w:rPr>
+            </w:pPr>
+            <w:r>
+              <w:rPr>
+                <w:rFonts w:ascii="Arial" w:hAnsi="Arial" w:cs="Arial"/>
+                <w:color w:val="000000"/>
+                <w:sz w:val="24"/>
+                <w:szCs w:val="24"/>
+              </w:rPr>
               <w:t>{res_ndvi_var}</w:t>
             </w:r>
           </w:p>
@@ -1146,13 +8193,20 @@
               <w:pStyle w:val="Heading2"/>
               <w:jc w:val="center"/>
               <w:rPr>
-                <w:rFonts w:ascii="Arial" w:eastAsia="Arial" w:hAnsi="Arial"/>
-                <w:sz w:val="24"/>
-                <w:szCs w:val="24"/>
-                <w:lang w:val="en-GB"/>
-              </w:rPr>
-            </w:pPr>
-            <w:r>
+                <w:rFonts w:ascii="Arial" w:hAnsi="Arial" w:cs="Arial"/>
+                <w:color w:val="000000"/>
+                <w:sz w:val="24"/>
+                <w:szCs w:val="24"/>
+                <w:lang w:val="en-GB"/>
+              </w:rPr>
+            </w:pPr>
+            <w:r>
+              <w:rPr>
+                <w:rFonts w:ascii="Arial" w:hAnsi="Arial" w:cs="Arial"/>
+                <w:color w:val="000000"/>
+                <w:sz w:val="24"/>
+                <w:szCs w:val="24"/>
+              </w:rPr>
               <w:t>{res_ndvi_cmt}</w:t>
             </w:r>
           </w:p>
@@ -1177,16 +8231,16 @@
             <w:pPr>
               <w:pStyle w:val="Heading2"/>
               <w:rPr>
-                <w:rFonts w:ascii="Arial" w:eastAsia="Arial" w:hAnsi="Arial"/>
-                <w:color w:val="000000"/>
-                <w:sz w:val="24"/>
-                <w:szCs w:val="24"/>
-                <w:lang w:val="en-GB"/>
-              </w:rPr>
-            </w:pPr>
-            <w:r>
-              <w:rPr>
-                <w:rFonts w:ascii="Arial" w:eastAsia="Arial" w:hAnsi="Arial"/>
+                <w:rFonts w:ascii="Arial" w:hAnsi="Arial" w:cs="Arial"/>
+                <w:color w:val="000000"/>
+                <w:sz w:val="24"/>
+                <w:szCs w:val="24"/>
+                <w:lang w:val="en-GB"/>
+              </w:rPr>
+            </w:pPr>
+            <w:r>
+              <w:rPr>
+                <w:rFonts w:ascii="Arial" w:hAnsi="Arial" w:cs="Arial"/>
                 <w:color w:val="000000"/>
                 <w:sz w:val="24"/>
                 <w:szCs w:val="24"/>
@@ -1212,13 +8266,20 @@
               <w:pStyle w:val="Heading2"/>
               <w:jc w:val="center"/>
               <w:rPr>
-                <w:rFonts w:ascii="Arial" w:eastAsia="Arial" w:hAnsi="Arial"/>
-                <w:sz w:val="24"/>
-                <w:szCs w:val="24"/>
-                <w:lang w:val="en-GB"/>
-              </w:rPr>
-            </w:pPr>
-            <w:r>
+                <w:rFonts w:ascii="Arial" w:hAnsi="Arial" w:cs="Arial"/>
+                <w:color w:val="000000"/>
+                <w:sz w:val="24"/>
+                <w:szCs w:val="24"/>
+                <w:lang w:val="en-GB"/>
+              </w:rPr>
+            </w:pPr>
+            <w:r>
+              <w:rPr>
+                <w:rFonts w:ascii="Arial" w:hAnsi="Arial" w:cs="Arial"/>
+                <w:color w:val="000000"/>
+                <w:sz w:val="24"/>
+                <w:szCs w:val="24"/>
+              </w:rPr>
               <w:t>{res_clegg_avg}</w:t>
             </w:r>
           </w:p>
@@ -1239,13 +8300,20 @@
               <w:pStyle w:val="Heading2"/>
               <w:jc w:val="center"/>
               <w:rPr>
-                <w:rFonts w:ascii="Arial" w:eastAsia="Arial" w:hAnsi="Arial"/>
-                <w:sz w:val="24"/>
-                <w:szCs w:val="24"/>
-                <w:lang w:val="en-GB"/>
-              </w:rPr>
-            </w:pPr>
-            <w:r>
+                <w:rFonts w:ascii="Arial" w:hAnsi="Arial" w:cs="Arial"/>
+                <w:color w:val="000000"/>
+                <w:sz w:val="24"/>
+                <w:szCs w:val="24"/>
+                <w:lang w:val="en-GB"/>
+              </w:rPr>
+            </w:pPr>
+            <w:r>
+              <w:rPr>
+                <w:rFonts w:ascii="Arial" w:hAnsi="Arial" w:cs="Arial"/>
+                <w:color w:val="000000"/>
+                <w:sz w:val="24"/>
+                <w:szCs w:val="24"/>
+              </w:rPr>
               <w:t>{res_clegg_var}</w:t>
             </w:r>
           </w:p>
@@ -1266,13 +8334,20 @@
               <w:pStyle w:val="Heading2"/>
               <w:jc w:val="center"/>
               <w:rPr>
-                <w:rFonts w:ascii="Arial" w:eastAsia="Arial" w:hAnsi="Arial"/>
-                <w:sz w:val="24"/>
-                <w:szCs w:val="24"/>
-                <w:lang w:val="en-GB"/>
-              </w:rPr>
-            </w:pPr>
-            <w:r>
+                <w:rFonts w:ascii="Arial" w:hAnsi="Arial" w:cs="Arial"/>
+                <w:color w:val="000000"/>
+                <w:sz w:val="24"/>
+                <w:szCs w:val="24"/>
+                <w:lang w:val="en-GB"/>
+              </w:rPr>
+            </w:pPr>
+            <w:r>
+              <w:rPr>
+                <w:rFonts w:ascii="Arial" w:hAnsi="Arial" w:cs="Arial"/>
+                <w:color w:val="000000"/>
+                <w:sz w:val="24"/>
+                <w:szCs w:val="24"/>
+              </w:rPr>
               <w:t>{res_clegg_cmt}</w:t>
             </w:r>
           </w:p>
@@ -1297,16 +8372,16 @@
             <w:pPr>
               <w:pStyle w:val="Heading2"/>
               <w:rPr>
-                <w:rFonts w:ascii="Arial" w:eastAsia="Arial" w:hAnsi="Arial"/>
-                <w:color w:val="000000"/>
-                <w:sz w:val="24"/>
-                <w:szCs w:val="24"/>
-                <w:lang w:val="en-GB"/>
-              </w:rPr>
-            </w:pPr>
-            <w:r>
-              <w:rPr>
-                <w:rFonts w:ascii="Arial" w:eastAsia="Arial" w:hAnsi="Arial"/>
+                <w:rFonts w:ascii="Arial" w:hAnsi="Arial" w:cs="Arial"/>
+                <w:color w:val="000000"/>
+                <w:sz w:val="24"/>
+                <w:szCs w:val="24"/>
+                <w:lang w:val="en-GB"/>
+              </w:rPr>
+            </w:pPr>
+            <w:r>
+              <w:rPr>
+                <w:rFonts w:ascii="Arial" w:hAnsi="Arial" w:cs="Arial"/>
                 <w:color w:val="000000"/>
                 <w:sz w:val="24"/>
                 <w:szCs w:val="24"/>
@@ -1318,12 +8393,19 @@
           <w:p>
             <w:pPr>
               <w:rPr>
-                <w:lang w:val="en-GB"/>
-              </w:rPr>
-            </w:pPr>
-            <w:r>
-              <w:rPr>
-                <w:color w:val="000000"/>
+                <w:rFonts w:ascii="Arial" w:hAnsi="Arial" w:cs="Arial"/>
+                <w:color w:val="000000"/>
+                <w:sz w:val="24"/>
+                <w:szCs w:val="24"/>
+                <w:lang w:val="en-GB"/>
+              </w:rPr>
+            </w:pPr>
+            <w:r>
+              <w:rPr>
+                <w:rFonts w:ascii="Arial" w:hAnsi="Arial" w:cs="Arial"/>
+                <w:color w:val="000000"/>
+                <w:sz w:val="24"/>
+                <w:szCs w:val="24"/>
                 <w:lang w:val="en-GB"/>
               </w:rPr>
               <w:t>19 mm stud</w:t>
@@ -1346,13 +8428,20 @@
               <w:pStyle w:val="Heading2"/>
               <w:jc w:val="center"/>
               <w:rPr>
-                <w:rFonts w:ascii="Arial" w:eastAsia="Arial" w:hAnsi="Arial"/>
-                <w:sz w:val="24"/>
-                <w:szCs w:val="24"/>
-                <w:lang w:val="en-GB"/>
-              </w:rPr>
-            </w:pPr>
-            <w:r>
+                <w:rFonts w:ascii="Arial" w:hAnsi="Arial" w:cs="Arial"/>
+                <w:color w:val="000000"/>
+                <w:sz w:val="24"/>
+                <w:szCs w:val="24"/>
+                <w:lang w:val="en-GB"/>
+              </w:rPr>
+            </w:pPr>
+            <w:r>
+              <w:rPr>
+                <w:rFonts w:ascii="Arial" w:hAnsi="Arial" w:cs="Arial"/>
+                <w:color w:val="000000"/>
+                <w:sz w:val="24"/>
+                <w:szCs w:val="24"/>
+              </w:rPr>
               <w:t>{res_traction_avg}</w:t>
             </w:r>
           </w:p>
@@ -1373,13 +8462,20 @@
               <w:pStyle w:val="Heading2"/>
               <w:jc w:val="center"/>
               <w:rPr>
-                <w:rFonts w:ascii="Arial" w:eastAsia="Arial" w:hAnsi="Arial"/>
-                <w:sz w:val="24"/>
-                <w:szCs w:val="24"/>
-                <w:lang w:val="en-GB"/>
-              </w:rPr>
-            </w:pPr>
-            <w:r>
+                <w:rFonts w:ascii="Arial" w:hAnsi="Arial" w:cs="Arial"/>
+                <w:color w:val="000000"/>
+                <w:sz w:val="24"/>
+                <w:szCs w:val="24"/>
+                <w:lang w:val="en-GB"/>
+              </w:rPr>
+            </w:pPr>
+            <w:r>
+              <w:rPr>
+                <w:rFonts w:ascii="Arial" w:hAnsi="Arial" w:cs="Arial"/>
+                <w:color w:val="000000"/>
+                <w:sz w:val="24"/>
+                <w:szCs w:val="24"/>
+              </w:rPr>
               <w:t>{res_traction_var}</w:t>
             </w:r>
           </w:p>
@@ -1400,13 +8496,20 @@
               <w:pStyle w:val="Heading2"/>
               <w:jc w:val="center"/>
               <w:rPr>
-                <w:rFonts w:ascii="Arial" w:eastAsia="Arial" w:hAnsi="Arial"/>
-                <w:sz w:val="24"/>
-                <w:szCs w:val="24"/>
-                <w:lang w:val="en-GB"/>
-              </w:rPr>
-            </w:pPr>
-            <w:r>
+                <w:rFonts w:ascii="Arial" w:hAnsi="Arial" w:cs="Arial"/>
+                <w:color w:val="000000"/>
+                <w:sz w:val="24"/>
+                <w:szCs w:val="24"/>
+                <w:lang w:val="en-GB"/>
+              </w:rPr>
+            </w:pPr>
+            <w:r>
+              <w:rPr>
+                <w:rFonts w:ascii="Arial" w:hAnsi="Arial" w:cs="Arial"/>
+                <w:color w:val="000000"/>
+                <w:sz w:val="24"/>
+                <w:szCs w:val="24"/>
+              </w:rPr>
               <w:t>{res_traction_cmt}</w:t>
             </w:r>
           </w:p>
@@ -1431,16 +8534,16 @@
             <w:pPr>
               <w:pStyle w:val="Heading2"/>
               <w:rPr>
-                <w:rFonts w:ascii="Arial" w:eastAsia="Arial" w:hAnsi="Arial"/>
-                <w:color w:val="000000"/>
-                <w:sz w:val="24"/>
-                <w:szCs w:val="24"/>
-                <w:lang w:val="en-GB"/>
-              </w:rPr>
-            </w:pPr>
-            <w:r>
-              <w:rPr>
-                <w:rFonts w:ascii="Arial" w:eastAsia="Arial" w:hAnsi="Arial"/>
+                <w:rFonts w:ascii="Arial" w:hAnsi="Arial" w:cs="Arial"/>
+                <w:color w:val="000000"/>
+                <w:sz w:val="24"/>
+                <w:szCs w:val="24"/>
+                <w:lang w:val="en-GB"/>
+              </w:rPr>
+            </w:pPr>
+            <w:r>
+              <w:rPr>
+                <w:rFonts w:ascii="Arial" w:hAnsi="Arial" w:cs="Arial"/>
                 <w:color w:val="000000"/>
                 <w:sz w:val="24"/>
                 <w:szCs w:val="24"/>
@@ -1466,13 +8569,20 @@
               <w:pStyle w:val="Heading2"/>
               <w:jc w:val="center"/>
               <w:rPr>
-                <w:rFonts w:ascii="Arial" w:eastAsia="Arial" w:hAnsi="Arial"/>
-                <w:sz w:val="24"/>
-                <w:szCs w:val="24"/>
-                <w:lang w:val="en-GB"/>
-              </w:rPr>
-            </w:pPr>
-            <w:r>
+                <w:rFonts w:ascii="Arial" w:hAnsi="Arial" w:cs="Arial"/>
+                <w:color w:val="000000"/>
+                <w:sz w:val="24"/>
+                <w:szCs w:val="24"/>
+                <w:lang w:val="en-GB"/>
+              </w:rPr>
+            </w:pPr>
+            <w:r>
+              <w:rPr>
+                <w:rFonts w:ascii="Arial" w:hAnsi="Arial" w:cs="Arial"/>
+                <w:color w:val="000000"/>
+                <w:sz w:val="24"/>
+                <w:szCs w:val="24"/>
+              </w:rPr>
               <w:t>{res_moisture_avg}</w:t>
             </w:r>
           </w:p>
@@ -1493,13 +8603,20 @@
               <w:pStyle w:val="Heading2"/>
               <w:jc w:val="center"/>
               <w:rPr>
-                <w:rFonts w:ascii="Arial" w:eastAsia="Arial" w:hAnsi="Arial"/>
-                <w:sz w:val="24"/>
-                <w:szCs w:val="24"/>
-                <w:lang w:val="en-GB"/>
-              </w:rPr>
-            </w:pPr>
-            <w:r>
+                <w:rFonts w:ascii="Arial" w:hAnsi="Arial" w:cs="Arial"/>
+                <w:color w:val="000000"/>
+                <w:sz w:val="24"/>
+                <w:szCs w:val="24"/>
+                <w:lang w:val="en-GB"/>
+              </w:rPr>
+            </w:pPr>
+            <w:r>
+              <w:rPr>
+                <w:rFonts w:ascii="Arial" w:hAnsi="Arial" w:cs="Arial"/>
+                <w:color w:val="000000"/>
+                <w:sz w:val="24"/>
+                <w:szCs w:val="24"/>
+              </w:rPr>
               <w:t>{res_moisture_var}</w:t>
             </w:r>
           </w:p>
@@ -1518,12 +8635,20 @@
           <w:p>
             <w:pPr>
               <w:rPr>
-                <w:sz w:val="24"/>
-                <w:szCs w:val="24"/>
-                <w:lang w:val="en-GB"/>
-              </w:rPr>
-            </w:pPr>
-            <w:r>
+                <w:rFonts w:ascii="Arial" w:hAnsi="Arial" w:cs="Arial"/>
+                <w:color w:val="000000"/>
+                <w:sz w:val="24"/>
+                <w:szCs w:val="24"/>
+                <w:lang w:val="en-GB"/>
+              </w:rPr>
+            </w:pPr>
+            <w:r>
+              <w:rPr>
+                <w:rFonts w:ascii="Arial" w:hAnsi="Arial" w:cs="Arial"/>
+                <w:color w:val="000000"/>
+                <w:sz w:val="24"/>
+                <w:szCs w:val="24"/>
+              </w:rPr>
               <w:t>{res_moisture_cmt}</w:t>
             </w:r>
           </w:p>
@@ -1548,16 +8673,16 @@
             <w:pPr>
               <w:pStyle w:val="Heading2"/>
               <w:rPr>
-                <w:rFonts w:ascii="Arial" w:eastAsia="Arial" w:hAnsi="Arial"/>
-                <w:color w:val="000000"/>
-                <w:sz w:val="24"/>
-                <w:szCs w:val="24"/>
-                <w:lang w:val="en-GB"/>
-              </w:rPr>
-            </w:pPr>
-            <w:r>
-              <w:rPr>
-                <w:rFonts w:ascii="Arial" w:eastAsia="Arial" w:hAnsi="Arial"/>
+                <w:rFonts w:ascii="Arial" w:hAnsi="Arial" w:cs="Arial"/>
+                <w:color w:val="000000"/>
+                <w:sz w:val="24"/>
+                <w:szCs w:val="24"/>
+                <w:lang w:val="en-GB"/>
+              </w:rPr>
+            </w:pPr>
+            <w:r>
+              <w:rPr>
+                <w:rFonts w:ascii="Arial" w:hAnsi="Arial" w:cs="Arial"/>
                 <w:color w:val="000000"/>
                 <w:sz w:val="24"/>
                 <w:szCs w:val="24"/>
@@ -1583,13 +8708,20 @@
               <w:pStyle w:val="Heading2"/>
               <w:jc w:val="center"/>
               <w:rPr>
-                <w:rFonts w:ascii="Arial" w:eastAsia="Arial" w:hAnsi="Arial"/>
-                <w:sz w:val="24"/>
-                <w:szCs w:val="24"/>
-                <w:lang w:val="en-GB"/>
-              </w:rPr>
-            </w:pPr>
-            <w:r>
+                <w:rFonts w:ascii="Arial" w:hAnsi="Arial" w:cs="Arial"/>
+                <w:color w:val="000000"/>
+                <w:sz w:val="24"/>
+                <w:szCs w:val="24"/>
+                <w:lang w:val="en-GB"/>
+              </w:rPr>
+            </w:pPr>
+            <w:r>
+              <w:rPr>
+                <w:rFonts w:ascii="Arial" w:hAnsi="Arial" w:cs="Arial"/>
+                <w:color w:val="000000"/>
+                <w:sz w:val="24"/>
+                <w:szCs w:val="24"/>
+              </w:rPr>
               <w:t>{res_moisture76_avg}</w:t>
             </w:r>
           </w:p>
@@ -1610,13 +8742,20 @@
               <w:pStyle w:val="Heading2"/>
               <w:jc w:val="center"/>
               <w:rPr>
-                <w:rFonts w:ascii="Arial" w:eastAsia="Arial" w:hAnsi="Arial"/>
-                <w:sz w:val="24"/>
-                <w:szCs w:val="24"/>
-                <w:lang w:val="en-GB"/>
-              </w:rPr>
-            </w:pPr>
-            <w:r>
+                <w:rFonts w:ascii="Arial" w:hAnsi="Arial" w:cs="Arial"/>
+                <w:color w:val="000000"/>
+                <w:sz w:val="24"/>
+                <w:szCs w:val="24"/>
+                <w:lang w:val="en-GB"/>
+              </w:rPr>
+            </w:pPr>
+            <w:r>
+              <w:rPr>
+                <w:rFonts w:ascii="Arial" w:hAnsi="Arial" w:cs="Arial"/>
+                <w:color w:val="000000"/>
+                <w:sz w:val="24"/>
+                <w:szCs w:val="24"/>
+              </w:rPr>
               <w:t>{res_moisture76_var}</w:t>
             </w:r>
           </w:p>
@@ -1635,12 +8774,20 @@
           <w:p>
             <w:pPr>
               <w:rPr>
-                <w:sz w:val="24"/>
-                <w:szCs w:val="24"/>
-                <w:lang w:val="en-GB"/>
-              </w:rPr>
-            </w:pPr>
-            <w:r>
+                <w:rFonts w:ascii="Arial" w:hAnsi="Arial" w:cs="Arial"/>
+                <w:color w:val="000000"/>
+                <w:sz w:val="24"/>
+                <w:szCs w:val="24"/>
+                <w:lang w:val="en-GB"/>
+              </w:rPr>
+            </w:pPr>
+            <w:r>
+              <w:rPr>
+                <w:rFonts w:ascii="Arial" w:hAnsi="Arial" w:cs="Arial"/>
+                <w:color w:val="000000"/>
+                <w:sz w:val="24"/>
+                <w:szCs w:val="24"/>
+              </w:rPr>
               <w:t>{res_moisture76_cmt}</w:t>
             </w:r>
           </w:p>
@@ -1652,10 +8799,10 @@
         <w:pStyle w:val="Heading2"/>
         <w:shd w:val="clear" w:color="auto" w:fill="3A4D2F"/>
         <w:rPr>
-          <w:rFonts w:ascii="Arial" w:eastAsia="Arial" w:hAnsi="Arial"/>
+          <w:rFonts w:ascii="Arial" w:hAnsi="Arial" w:cs="Arial"/>
           <w:b/>
           <w:bCs/>
-          <w:color w:val="FFFFFF" w:themeColor="background1"/>
+          <w:color w:val="FFFFFF"/>
           <w:sz w:val="24"/>
           <w:szCs w:val="24"/>
           <w:lang w:val="en-GB"/>
@@ -1663,10 +8810,10 @@
       </w:pPr>
       <w:r>
         <w:rPr>
-          <w:rFonts w:ascii="Arial" w:eastAsia="Arial" w:hAnsi="Arial"/>
+          <w:rFonts w:ascii="Arial" w:hAnsi="Arial" w:cs="Arial"/>
           <w:b/>
           <w:bCs/>
-          <w:color w:val="FFFFFF" w:themeColor="background1"/>
+          <w:color w:val="FFFFFF"/>
           <w:sz w:val="24"/>
           <w:szCs w:val="24"/>
           <w:lang w:val="en-GB"/>
@@ -1675,10 +8822,10 @@
       </w:r>
       <w:r>
         <w:rPr>
-          <w:rFonts w:ascii="Arial" w:eastAsia="Arial" w:hAnsi="Arial"/>
+          <w:rFonts w:ascii="Arial" w:hAnsi="Arial" w:cs="Arial"/>
           <w:b/>
           <w:bCs/>
-          <w:color w:val="FFFFFF" w:themeColor="background1"/>
+          <w:color w:val="FFFFFF"/>
           <w:sz w:val="24"/>
           <w:szCs w:val="24"/>
           <w:lang w:val="en-GB"/>
@@ -1687,10 +8834,10 @@
       </w:r>
       <w:r>
         <w:rPr>
-          <w:rFonts w:ascii="Arial" w:eastAsia="Arial" w:hAnsi="Arial"/>
+          <w:rFonts w:ascii="Arial" w:hAnsi="Arial" w:cs="Arial"/>
           <w:b/>
           <w:bCs/>
-          <w:color w:val="FFFFFF" w:themeColor="background1"/>
+          <w:color w:val="FFFFFF"/>
           <w:sz w:val="24"/>
           <w:szCs w:val="24"/>
           <w:lang w:val="en-GB"/>
@@ -1699,10 +8846,10 @@
       </w:r>
       <w:r>
         <w:rPr>
-          <w:rFonts w:ascii="Arial" w:eastAsia="Arial" w:hAnsi="Arial"/>
+          <w:rFonts w:ascii="Arial" w:hAnsi="Arial" w:cs="Arial"/>
           <w:b/>
           <w:bCs/>
-          <w:color w:val="FFFFFF" w:themeColor="background1"/>
+          <w:color w:val="FFFFFF"/>
           <w:sz w:val="24"/>
           <w:szCs w:val="24"/>
           <w:lang w:val="en-GB"/>
@@ -1713,6 +8860,10 @@
     <w:p>
       <w:pPr>
         <w:rPr>
+          <w:rFonts w:ascii="Arial" w:hAnsi="Arial" w:cs="Arial"/>
+          <w:color w:val="000000"/>
+          <w:sz w:val="24"/>
+          <w:szCs w:val="24"/>
           <w:lang w:val="en-GB"/>
         </w:rPr>
       </w:pPr>
@@ -1720,6 +8871,10 @@
     <w:p>
       <w:pPr>
         <w:rPr>
+          <w:rFonts w:ascii="Arial" w:hAnsi="Arial" w:cs="Arial"/>
+          <w:color w:val="000000"/>
+          <w:sz w:val="24"/>
+          <w:szCs w:val="24"/>
           <w:lang w:val="en-GB"/>
         </w:rPr>
       </w:pPr>
@@ -1727,6 +8882,10 @@
     <w:p>
       <w:pPr>
         <w:rPr>
+          <w:rFonts w:ascii="Arial" w:hAnsi="Arial" w:cs="Arial"/>
+          <w:color w:val="000000"/>
+          <w:sz w:val="24"/>
+          <w:szCs w:val="24"/>
           <w:lang w:val="en-GB"/>
         </w:rPr>
       </w:pPr>
@@ -1741,11 +8900,25 @@
         <w:pStyle w:val="Heading2"/>
       </w:pPr>
       <w:r>
+        <w:rPr>
+          <w:rFonts w:ascii="Arial" w:hAnsi="Arial" w:cs="Arial"/>
+          <w:b/>
+          <w:bCs/>
+          <w:color w:val="000000"/>
+          <w:sz w:val="24"/>
+          <w:szCs w:val="24"/>
+        </w:rPr>
         <w:t>APPENDIX J. Test location maps</w:t>
       </w:r>
     </w:p>
     <w:p>
       <w:r>
+        <w:rPr>
+          <w:rFonts w:ascii="Arial" w:hAnsi="Arial" w:cs="Arial"/>
+          <w:color w:val="000000"/>
+          <w:sz w:val="24"/>
+          <w:szCs w:val="24"/>
+        </w:rPr>
         <w:t>Recorded test positions for each metric (green = a reading was entered). Dots reflect where testing actually took place.</w:t>
       </w:r>
     </w:p>
@@ -1754,11 +8927,23 @@
         <w:jc w:val="center"/>
       </w:pPr>
       <w:r>
+        <w:rPr>
+          <w:rFonts w:ascii="Arial" w:hAnsi="Arial" w:cs="Arial"/>
+          <w:color w:val="000000"/>
+          <w:sz w:val="24"/>
+          <w:szCs w:val="24"/>
+        </w:rPr>
         <w:t>{%test_maps}</w:t>
       </w:r>
     </w:p>
     <w:p>
       <w:r>
+        <w:rPr>
+          <w:rFonts w:ascii="Arial" w:hAnsi="Arial" w:cs="Arial"/>
+          <w:color w:val="000000"/>
+          <w:sz w:val="24"/>
+          <w:szCs w:val="24"/>
+        </w:rPr>
         <w:t>{#has_soil_photos}</w:t>
       </w:r>
     </w:p>
@@ -1772,11 +8957,25 @@
         <w:pStyle w:val="Heading2"/>
       </w:pPr>
       <w:r>
+        <w:rPr>
+          <w:rFonts w:ascii="Arial" w:hAnsi="Arial" w:cs="Arial"/>
+          <w:b/>
+          <w:bCs/>
+          <w:color w:val="000000"/>
+          <w:sz w:val="24"/>
+          <w:szCs w:val="24"/>
+        </w:rPr>
         <w:t>APPENDIX K. Soil profile / thatch photos</w:t>
       </w:r>
     </w:p>
     <w:p>
       <w:r>
+        <w:rPr>
+          <w:rFonts w:ascii="Arial" w:hAnsi="Arial" w:cs="Arial"/>
+          <w:color w:val="000000"/>
+          <w:sz w:val="24"/>
+          <w:szCs w:val="24"/>
+        </w:rPr>
         <w:t>Thatch-depth observation photos, by test position.</w:t>
       </w:r>
     </w:p>
@@ -1785,11 +8984,23 @@
         <w:jc w:val="center"/>
       </w:pPr>
       <w:r>
+        <w:rPr>
+          <w:rFonts w:ascii="Arial" w:hAnsi="Arial" w:cs="Arial"/>
+          <w:color w:val="000000"/>
+          <w:sz w:val="24"/>
+          <w:szCs w:val="24"/>
+        </w:rPr>
         <w:t>{%soil_photos}</w:t>
       </w:r>
     </w:p>
     <w:p>
       <w:r>
+        <w:rPr>
+          <w:rFonts w:ascii="Arial" w:hAnsi="Arial" w:cs="Arial"/>
+          <w:color w:val="000000"/>
+          <w:sz w:val="24"/>
+          <w:szCs w:val="24"/>
+        </w:rPr>
         <w:t>{/has_soil_photos}</w:t>
       </w:r>
     </w:p>
@@ -2861,7 +10072,7 @@
     </w:pPr>
     <w:rPr>
       <w:rFonts w:asciiTheme="majorHAnsi" w:eastAsiaTheme="majorEastAsia" w:hAnsiTheme="majorHAnsi" w:cstheme="majorBidi"/>
-      <w:color w:val="000000" w:themeColor="accent1" w:themeShade="BF"/>
+      <w:color w:val="000000"/>
       <w:sz w:val="24"/>
       <w:szCs w:val="24"/>
     </w:rPr>
@@ -2883,7 +10094,7 @@
     </w:pPr>
     <w:rPr>
       <w:rFonts w:asciiTheme="majorHAnsi" w:eastAsiaTheme="majorEastAsia" w:hAnsiTheme="majorHAnsi" w:cstheme="majorBidi"/>
-      <w:color w:val="000000" w:themeColor="accent1" w:themeShade="BF"/>
+      <w:color w:val="000000"/>
       <w:sz w:val="24"/>
       <w:szCs w:val="24"/>
     </w:rPr>
@@ -2905,7 +10116,7 @@
     </w:pPr>
     <w:rPr>
       <w:rFonts w:eastAsiaTheme="majorEastAsia" w:cstheme="majorBidi"/>
-      <w:color w:val="000000" w:themeColor="accent1" w:themeShade="BF"/>
+      <w:color w:val="000000"/>
       <w:sz w:val="24"/>
       <w:szCs w:val="24"/>
     </w:rPr>
@@ -2930,7 +10141,7 @@
       <w:rFonts w:eastAsiaTheme="majorEastAsia" w:cstheme="majorBidi"/>
       <w:i/>
       <w:iCs/>
-      <w:color w:val="000000" w:themeColor="accent1" w:themeShade="BF"/>
+      <w:color w:val="000000"/>
     </w:rPr>
   </w:style>
   <w:style w:type="paragraph" w:styleId="Heading5">
@@ -2951,7 +10162,7 @@
     </w:pPr>
     <w:rPr>
       <w:rFonts w:eastAsiaTheme="majorEastAsia" w:cstheme="majorBidi"/>
-      <w:color w:val="000000" w:themeColor="accent1" w:themeShade="BF"/>
+      <w:color w:val="000000"/>
     </w:rPr>
   </w:style>
   <w:style w:type="paragraph" w:styleId="Heading6">
@@ -2974,7 +10185,7 @@
       <w:rFonts w:eastAsiaTheme="majorEastAsia" w:cstheme="majorBidi"/>
       <w:i/>
       <w:iCs/>
-      <w:color w:val="595959" w:themeColor="text1" w:themeTint="A6"/>
+      <w:color w:val="000000"/>
     </w:rPr>
   </w:style>
   <w:style w:type="paragraph" w:styleId="Heading7">
@@ -2995,7 +10206,7 @@
     </w:pPr>
     <w:rPr>
       <w:rFonts w:eastAsiaTheme="majorEastAsia" w:cstheme="majorBidi"/>
-      <w:color w:val="595959" w:themeColor="text1" w:themeTint="A6"/>
+      <w:color w:val="000000"/>
     </w:rPr>
   </w:style>
   <w:style w:type="paragraph" w:styleId="Heading8">
@@ -3018,7 +10229,7 @@
       <w:rFonts w:eastAsiaTheme="majorEastAsia" w:cstheme="majorBidi"/>
       <w:i/>
       <w:iCs/>
-      <w:color w:val="272727" w:themeColor="text1" w:themeTint="D8"/>
+      <w:color w:val="000000"/>
     </w:rPr>
   </w:style>
   <w:style w:type="paragraph" w:styleId="Heading9">
@@ -3039,7 +10250,7 @@
     </w:pPr>
     <w:rPr>
       <w:rFonts w:eastAsiaTheme="majorEastAsia" w:cstheme="majorBidi"/>
-      <w:color w:val="272727" w:themeColor="text1" w:themeTint="D8"/>
+      <w:color w:val="000000"/>
     </w:rPr>
   </w:style>
   <w:style w:type="character" w:default="1" w:styleId="DefaultParagraphFont">
@@ -3077,7 +10288,7 @@
     <w:rsid w:val="00B91591"/>
     <w:rPr>
       <w:rFonts w:asciiTheme="majorHAnsi" w:eastAsiaTheme="majorEastAsia" w:hAnsiTheme="majorHAnsi" w:cstheme="majorBidi"/>
-      <w:color w:val="000000" w:themeColor="accent1" w:themeShade="BF"/>
+      <w:color w:val="000000"/>
       <w:sz w:val="24"/>
       <w:szCs w:val="24"/>
     </w:rPr>
@@ -3090,7 +10301,7 @@
     <w:rsid w:val="00B91591"/>
     <w:rPr>
       <w:rFonts w:asciiTheme="majorHAnsi" w:eastAsiaTheme="majorEastAsia" w:hAnsiTheme="majorHAnsi" w:cstheme="majorBidi"/>
-      <w:color w:val="000000" w:themeColor="accent1" w:themeShade="BF"/>
+      <w:color w:val="000000"/>
       <w:sz w:val="24"/>
       <w:szCs w:val="24"/>
     </w:rPr>
@@ -3104,7 +10315,7 @@
     <w:rsid w:val="00B91591"/>
     <w:rPr>
       <w:rFonts w:eastAsiaTheme="majorEastAsia" w:cstheme="majorBidi"/>
-      <w:color w:val="000000" w:themeColor="accent1" w:themeShade="BF"/>
+      <w:color w:val="000000"/>
       <w:sz w:val="24"/>
       <w:szCs w:val="24"/>
     </w:rPr>
@@ -3120,7 +10331,7 @@
       <w:rFonts w:eastAsiaTheme="majorEastAsia" w:cstheme="majorBidi"/>
       <w:i/>
       <w:iCs/>
-      <w:color w:val="000000" w:themeColor="accent1" w:themeShade="BF"/>
+      <w:color w:val="000000"/>
     </w:rPr>
   </w:style>
   <w:style w:type="character" w:customStyle="1" w:styleId="Heading5Char">
@@ -3132,7 +10343,7 @@
     <w:rsid w:val="00B91591"/>
     <w:rPr>
       <w:rFonts w:eastAsiaTheme="majorEastAsia" w:cstheme="majorBidi"/>
-      <w:color w:val="000000" w:themeColor="accent1" w:themeShade="BF"/>
+      <w:color w:val="000000"/>
     </w:rPr>
   </w:style>
   <w:style w:type="character" w:customStyle="1" w:styleId="Heading6Char">
@@ -3146,7 +10357,7 @@
       <w:rFonts w:eastAsiaTheme="majorEastAsia" w:cstheme="majorBidi"/>
       <w:i/>
       <w:iCs/>
-      <w:color w:val="595959" w:themeColor="text1" w:themeTint="A6"/>
+      <w:color w:val="000000"/>
     </w:rPr>
   </w:style>
   <w:style w:type="character" w:customStyle="1" w:styleId="Heading7Char">
@@ -3158,7 +10369,7 @@
     <w:rsid w:val="00B91591"/>
     <w:rPr>
       <w:rFonts w:eastAsiaTheme="majorEastAsia" w:cstheme="majorBidi"/>
-      <w:color w:val="595959" w:themeColor="text1" w:themeTint="A6"/>
+      <w:color w:val="000000"/>
     </w:rPr>
   </w:style>
   <w:style w:type="character" w:customStyle="1" w:styleId="Heading8Char">
@@ -3172,7 +10383,7 @@
       <w:rFonts w:eastAsiaTheme="majorEastAsia" w:cstheme="majorBidi"/>
       <w:i/>
       <w:iCs/>
-      <w:color w:val="272727" w:themeColor="text1" w:themeTint="D8"/>
+      <w:color w:val="000000"/>
     </w:rPr>
   </w:style>
   <w:style w:type="character" w:customStyle="1" w:styleId="Heading9Char">
@@ -3184,7 +10395,7 @@
     <w:rsid w:val="00B91591"/>
     <w:rPr>
       <w:rFonts w:eastAsiaTheme="majorEastAsia" w:cstheme="majorBidi"/>
-      <w:color w:val="272727" w:themeColor="text1" w:themeTint="D8"/>
+      <w:color w:val="000000"/>
     </w:rPr>
   </w:style>
   <w:style w:type="paragraph" w:styleId="Title">
@@ -3236,7 +10447,7 @@
     </w:pPr>
     <w:rPr>
       <w:rFonts w:eastAsiaTheme="majorEastAsia" w:cstheme="majorBidi"/>
-      <w:color w:val="595959" w:themeColor="text1" w:themeTint="A6"/>
+      <w:color w:val="000000"/>
       <w:spacing w:val="15"/>
       <w:sz w:val="24"/>
       <w:szCs w:val="24"/>
@@ -3250,7 +10461,7 @@
     <w:rsid w:val="00B91591"/>
     <w:rPr>
       <w:rFonts w:eastAsiaTheme="majorEastAsia" w:cstheme="majorBidi"/>
-      <w:color w:val="595959" w:themeColor="text1" w:themeTint="A6"/>
+      <w:color w:val="000000"/>
       <w:spacing w:val="15"/>
       <w:sz w:val="24"/>
       <w:szCs w:val="24"/>
@@ -3271,7 +10482,7 @@
     <w:rPr>
       <w:i/>
       <w:iCs/>
-      <w:color w:val="404040" w:themeColor="text1" w:themeTint="BF"/>
+      <w:color w:val="000000"/>
     </w:rPr>
   </w:style>
   <w:style w:type="character" w:customStyle="1" w:styleId="QuoteChar">
@@ -3283,7 +10494,7 @@
     <w:rPr>
       <w:i/>
       <w:iCs/>
-      <w:color w:val="404040" w:themeColor="text1" w:themeTint="BF"/>
+      <w:color w:val="000000"/>
     </w:rPr>
   </w:style>
   <w:style w:type="paragraph" w:styleId="ListParagraph">
@@ -3306,7 +10517,7 @@
     <w:rPr>
       <w:i/>
       <w:iCs/>
-      <w:color w:val="000000" w:themeColor="accent1" w:themeShade="BF"/>
+      <w:color w:val="000000"/>
     </w:rPr>
   </w:style>
   <w:style w:type="paragraph" w:styleId="IntenseQuote">
@@ -3319,8 +10530,8 @@
     <w:rsid w:val="00B91591"/>
     <w:pPr>
       <w:pBdr>
-        <w:top w:val="single" w:sz="4" w:space="10" w:color="000000" w:themeColor="accent1" w:themeShade="BF"/>
-        <w:bottom w:val="single" w:sz="4" w:space="10" w:color="000000" w:themeColor="accent1" w:themeShade="BF"/>
+        <w:top w:val="single" w:sz="4" w:space="10" w:color="0F4761" w:themeColor="accent1" w:themeShade="BF"/>
+        <w:bottom w:val="single" w:sz="4" w:space="10" w:color="0F4761" w:themeColor="accent1" w:themeShade="BF"/>
       </w:pBdr>
       <w:spacing w:before="360" w:after="360"/>
       <w:ind w:left="864" w:right="864"/>
@@ -3329,7 +10540,7 @@
     <w:rPr>
       <w:i/>
       <w:iCs/>
-      <w:color w:val="000000" w:themeColor="accent1" w:themeShade="BF"/>
+      <w:color w:val="000000"/>
     </w:rPr>
   </w:style>
   <w:style w:type="character" w:customStyle="1" w:styleId="IntenseQuoteChar">
@@ -3341,7 +10552,7 @@
     <w:rPr>
       <w:i/>
       <w:iCs/>
-      <w:color w:val="000000" w:themeColor="accent1" w:themeShade="BF"/>
+      <w:color w:val="000000"/>
     </w:rPr>
   </w:style>
   <w:style w:type="character" w:styleId="IntenseReference">
@@ -3354,7 +10565,7 @@
       <w:b/>
       <w:bCs/>
       <w:smallCaps/>
-      <w:color w:val="000000" w:themeColor="accent1" w:themeShade="BF"/>
+      <w:color w:val="000000"/>
       <w:spacing w:val="5"/>
     </w:rPr>
   </w:style>
@@ -3409,7 +10620,7 @@
     <w:rPr>
       <w:rFonts w:asciiTheme="majorHAnsi" w:hAnsiTheme="majorHAnsi"/>
       <w:b/>
-      <w:color w:val="000000" w:themeColor="text1"/>
+      <w:color w:val="000000"/>
       <w:kern w:val="0"/>
       <w:sz w:val="24"/>
       <w:szCs w:val="24"/>
@@ -3446,7 +10657,7 @@
     <w:semiHidden/>
     <w:rsid w:val="00EC55DB"/>
     <w:rPr>
-      <w:color w:val="808080"/>
+      <w:color w:val="000000"/>
     </w:rPr>
   </w:style>
   <w:style w:type="paragraph" w:styleId="Header">

--- a/report_template.docx
+++ b/report_template.docx
@@ -2229,6 +2229,7 @@
     </w:tbl>
     <w:p>
       <w:pPr>
+        <w:pageBreakBefore/>
         <w:rPr>
           <w:rFonts w:ascii="Arial" w:hAnsi="Arial" w:cs="Arial"/>
           <w:b/>
@@ -2236,15 +2237,6 @@
           <w:lang w:val="en-GB"/>
         </w:rPr>
       </w:pPr>
-      <w:r>
-        <w:rPr>
-          <w:rFonts w:ascii="Arial" w:hAnsi="Arial" w:cs="Arial"/>
-          <w:b/>
-          <w:bCs/>
-          <w:lang w:val="en-GB"/>
-        </w:rPr>
-        <w:br w:type="page"/>
-      </w:r>
       <w:r>
         <w:rPr>
           <w:rFonts w:ascii="Arial" w:hAnsi="Arial" w:cs="Arial"/>
@@ -2438,23 +2430,8 @@
     </w:p>
     <w:p>
       <w:pPr>
-        <w:jc w:val="center"/>
-        <w:rPr>
-          <w:rFonts w:ascii="Arial" w:hAnsi="Arial" w:cs="Arial"/>
-          <w:lang w:val="en-GB"/>
-        </w:rPr>
-      </w:pPr>
-      <w:r>
-        <w:rPr>
-          <w:rFonts w:ascii="Arial" w:hAnsi="Arial" w:cs="Arial"/>
-          <w:lang w:val="en-GB"/>
-        </w:rPr>
-        <w:br w:type="page"/>
-      </w:r>
-    </w:p>
-    <w:p>
-      <w:pPr>
         <w:pStyle w:val="Heading2"/>
+        <w:pageBreakBefore/>
         <w:rPr>
           <w:rFonts w:ascii="Arial" w:hAnsi="Arial" w:cs="Arial"/>
           <w:b/>
@@ -2885,22 +2862,8 @@
     </w:tbl>
     <w:p>
       <w:pPr>
-        <w:rPr>
-          <w:rFonts w:ascii="Arial" w:hAnsi="Arial" w:cs="Arial"/>
-          <w:lang w:val="en-GB"/>
-        </w:rPr>
-      </w:pPr>
-      <w:r>
-        <w:rPr>
-          <w:rFonts w:ascii="Arial" w:hAnsi="Arial" w:cs="Arial"/>
-          <w:lang w:val="en-GB"/>
-        </w:rPr>
-        <w:br w:type="page"/>
-      </w:r>
-    </w:p>
-    <w:p>
-      <w:pPr>
         <w:pStyle w:val="Heading2"/>
+        <w:pageBreakBefore/>
         <w:spacing w:after="0"/>
         <w:rPr>
           <w:rFonts w:ascii="Arial" w:hAnsi="Arial" w:cs="Arial"/>
@@ -5415,22 +5378,8 @@
     </w:p>
     <w:p>
       <w:pPr>
-        <w:rPr>
-          <w:rFonts w:ascii="Arial" w:eastAsiaTheme="majorEastAsia" w:hAnsi="Arial" w:cs="Arial"/>
-          <w:lang w:val="en-GB"/>
-        </w:rPr>
-      </w:pPr>
-      <w:r>
-        <w:rPr>
-          <w:rFonts w:ascii="Arial" w:hAnsi="Arial" w:cs="Arial"/>
-          <w:lang w:val="en-GB"/>
-        </w:rPr>
-        <w:br w:type="page"/>
-      </w:r>
-    </w:p>
-    <w:p>
-      <w:pPr>
         <w:pStyle w:val="Heading2"/>
+        <w:pageBreakBefore/>
         <w:shd w:val="clear" w:color="auto" w:fill="3A4D2F"/>
         <w:rPr>
           <w:rFonts w:ascii="Arial" w:hAnsi="Arial" w:cs="Arial"/>
@@ -9251,6 +9200,7 @@
     <w:p>
       <w:pPr>
         <w:pStyle w:val="Heading2"/>
+        <w:pageBreakBefore/>
         <w:shd w:val="clear" w:color="auto" w:fill="3A4D2F"/>
         <w:rPr>
           <w:rFonts w:ascii="Arial" w:hAnsi="Arial" w:cs="Arial"/>
@@ -9299,9 +9249,6 @@
           <w:lang w:val="en-GB"/>
         </w:rPr>
         <w:t>esults summary for pitch</w:t>
-      </w:r>
-      <w:r>
-        <w:br w:type="page"/>
       </w:r>
     </w:p>
     <w:p>
@@ -9518,13 +9465,9 @@
       </w:r>
     </w:p>
     <w:p>
-      <w:r>
-        <w:br w:type="page"/>
-      </w:r>
-    </w:p>
-    <w:p>
       <w:pPr>
         <w:pStyle w:val="Heading2"/>
+        <w:pageBreakBefore/>
       </w:pPr>
       <w:r>
         <w:rPr>

--- a/report_template.docx
+++ b/report_template.docx
@@ -147,21 +147,7 @@
               <w:rPr>
                 <w:color w:val="FFFFFF"/>
               </w:rPr>
-              <w:t>VENUE NAME: {</w:t>
-            </w:r>
-            <w:proofErr w:type="spellStart"/>
-            <w:r>
-              <w:rPr>
-                <w:color w:val="FFFFFF"/>
-              </w:rPr>
-              <w:t>venue_name</w:t>
-            </w:r>
-            <w:proofErr w:type="spellEnd"/>
-            <w:r>
-              <w:rPr>
-                <w:color w:val="FFFFFF"/>
-              </w:rPr>
-              <w:t>}</w:t>
+              <w:t>VENUE NAME: {venue_name}</w:t>
             </w:r>
           </w:p>
         </w:tc>
@@ -291,37 +277,12 @@
                 <w:lang w:val="fr-FR"/>
               </w:rPr>
             </w:pPr>
-            <w:proofErr w:type="gramStart"/>
             <w:r>
               <w:rPr>
                 <w:color w:val="FFFFFF"/>
                 <w:lang w:val="fr-FR"/>
               </w:rPr>
-              <w:t>Email:</w:t>
-            </w:r>
-            <w:proofErr w:type="gramEnd"/>
-            <w:r>
-              <w:rPr>
-                <w:color w:val="FFFFFF"/>
-                <w:lang w:val="fr-FR"/>
-              </w:rPr>
-              <w:t xml:space="preserve"> {</w:t>
-            </w:r>
-            <w:proofErr w:type="gramStart"/>
-            <w:r>
-              <w:rPr>
-                <w:color w:val="FFFFFF"/>
-                <w:lang w:val="fr-FR"/>
-              </w:rPr>
-              <w:t>email</w:t>
-            </w:r>
-            <w:proofErr w:type="gramEnd"/>
-            <w:r>
-              <w:rPr>
-                <w:color w:val="FFFFFF"/>
-                <w:lang w:val="fr-FR"/>
-              </w:rPr>
-              <w:t>}</w:t>
+              <w:t>Email: {email}</w:t>
             </w:r>
           </w:p>
         </w:tc>
@@ -382,29 +343,6 @@
               </w:rPr>
               <w:t>Grass Type: {grass}</w:t>
             </w:r>
-            <w:sdt>
-              <w:sdtPr>
-                <w:rPr>
-                  <w:color w:val="FFFFFF"/>
-                </w:rPr>
-                <w:alias w:val="9.Grass Type"/>
-                <w:tag w:val="9.Grass Type"/>
-                <w:id w:val="1955972188"/>
-                <w:placeholder>
-                  <w:docPart w:val="0B0A71DBF5BF47188404213CD323DBDD"/>
-                </w:placeholder>
-                <w15:color w:val="FFFFFF"/>
-                <w:text/>
-              </w:sdtPr>
-              <w:sdtContent>
-                <w:r>
-                  <w:rPr>
-                    <w:color w:val="FFFFFF"/>
-                  </w:rPr>
-                  <w:t>Bermuda grass overseeded with rye grass</w:t>
-                </w:r>
-              </w:sdtContent>
-            </w:sdt>
           </w:p>
         </w:tc>
       </w:tr>
@@ -559,15 +497,7 @@
               <w:pStyle w:val="TableParagraph"/>
             </w:pPr>
             <w:r>
-              <w:t>{</w:t>
-            </w:r>
-            <w:proofErr w:type="spellStart"/>
-            <w:r>
-              <w:t>checked_by</w:t>
-            </w:r>
-            <w:proofErr w:type="spellEnd"/>
-            <w:r>
-              <w:t>}</w:t>
+              <w:t>{checked_by}</w:t>
             </w:r>
           </w:p>
         </w:tc>
@@ -629,23 +559,7 @@
                 <w:spacing w:val="-9"/>
                 <w:w w:val="105"/>
               </w:rPr>
-              <w:t>{</w:t>
-            </w:r>
-            <w:proofErr w:type="spellStart"/>
-            <w:r>
-              <w:rPr>
-                <w:spacing w:val="-9"/>
-                <w:w w:val="105"/>
-              </w:rPr>
-              <w:t>visit_date</w:t>
-            </w:r>
-            <w:proofErr w:type="spellEnd"/>
-            <w:r>
-              <w:rPr>
-                <w:spacing w:val="-9"/>
-                <w:w w:val="105"/>
-              </w:rPr>
-              <w:t>}</w:t>
+              <w:t>{visit_date}</w:t>
             </w:r>
           </w:p>
         </w:tc>
@@ -756,32 +670,7 @@
                 <w:rFonts w:ascii="Arial" w:hAnsi="Arial" w:cs="Arial"/>
                 <w:color w:val="FFFFFF"/>
               </w:rPr>
-              <w:t>{</w:t>
-            </w:r>
-            <w:proofErr w:type="spellStart"/>
-            <w:proofErr w:type="gramStart"/>
-            <w:r>
-              <w:rPr>
-                <w:rFonts w:ascii="Arial" w:hAnsi="Arial" w:cs="Arial"/>
-                <w:color w:val="FFFFFF"/>
-              </w:rPr>
-              <w:t>overall</w:t>
-            </w:r>
-            <w:proofErr w:type="gramEnd"/>
-            <w:r>
-              <w:rPr>
-                <w:rFonts w:ascii="Arial" w:hAnsi="Arial" w:cs="Arial"/>
-                <w:color w:val="FFFFFF"/>
-              </w:rPr>
-              <w:t>_label</w:t>
-            </w:r>
-            <w:proofErr w:type="spellEnd"/>
-            <w:r>
-              <w:rPr>
-                <w:rFonts w:ascii="Arial" w:hAnsi="Arial" w:cs="Arial"/>
-                <w:color w:val="FFFFFF"/>
-              </w:rPr>
-              <w:t>}</w:t>
+              <w:t>{overall_label}</w:t>
             </w:r>
           </w:p>
         </w:tc>
@@ -811,32 +700,7 @@
                 <w:rFonts w:ascii="Arial" w:hAnsi="Arial" w:cs="Arial"/>
                 <w:color w:val="FFFFFF"/>
               </w:rPr>
-              <w:t>{</w:t>
-            </w:r>
-            <w:proofErr w:type="spellStart"/>
-            <w:proofErr w:type="gramStart"/>
-            <w:r>
-              <w:rPr>
-                <w:rFonts w:ascii="Arial" w:hAnsi="Arial" w:cs="Arial"/>
-                <w:color w:val="FFFFFF"/>
-              </w:rPr>
-              <w:t>overall</w:t>
-            </w:r>
-            <w:proofErr w:type="gramEnd"/>
-            <w:r>
-              <w:rPr>
-                <w:rFonts w:ascii="Arial" w:hAnsi="Arial" w:cs="Arial"/>
-                <w:color w:val="FFFFFF"/>
-              </w:rPr>
-              <w:t>_score</w:t>
-            </w:r>
-            <w:proofErr w:type="spellEnd"/>
-            <w:r>
-              <w:rPr>
-                <w:rFonts w:ascii="Arial" w:hAnsi="Arial" w:cs="Arial"/>
-                <w:color w:val="FFFFFF"/>
-              </w:rPr>
-              <w:t>}</w:t>
+              <w:t>{overall_score}</w:t>
             </w:r>
           </w:p>
         </w:tc>
@@ -873,23 +737,7 @@
                 <w:lang w:val="en-GB"/>
               </w:rPr>
               <w:br/>
-              <w:t>{</w:t>
-            </w:r>
-            <w:proofErr w:type="spellStart"/>
-            <w:r>
-              <w:rPr>
-                <w:rFonts w:ascii="Arial" w:hAnsi="Arial" w:cs="Arial"/>
-                <w:lang w:val="en-GB"/>
-              </w:rPr>
-              <w:t>overall_comment</w:t>
-            </w:r>
-            <w:proofErr w:type="spellEnd"/>
-            <w:r>
-              <w:rPr>
-                <w:rFonts w:ascii="Arial" w:hAnsi="Arial" w:cs="Arial"/>
-                <w:lang w:val="en-GB"/>
-              </w:rPr>
-              <w:t>}</w:t>
+              <w:t>{overall_comment}</w:t>
             </w:r>
           </w:p>
         </w:tc>
@@ -1196,23 +1044,7 @@
                 <w:rFonts w:ascii="Arial" w:hAnsi="Arial" w:cs="Arial"/>
                 <w:lang w:val="en-GB"/>
               </w:rPr>
-              <w:t>{</w:t>
-            </w:r>
-            <w:proofErr w:type="spellStart"/>
-            <w:r>
-              <w:rPr>
-                <w:rFonts w:ascii="Arial" w:hAnsi="Arial" w:cs="Arial"/>
-                <w:lang w:val="en-GB"/>
-              </w:rPr>
-              <w:t>risk_field_usage_label</w:t>
-            </w:r>
-            <w:proofErr w:type="spellEnd"/>
-            <w:r>
-              <w:rPr>
-                <w:rFonts w:ascii="Arial" w:hAnsi="Arial" w:cs="Arial"/>
-                <w:lang w:val="en-GB"/>
-              </w:rPr>
-              <w:t>}</w:t>
+              <w:t>{risk_field_usage_label}</w:t>
             </w:r>
           </w:p>
         </w:tc>
@@ -1236,25 +1068,7 @@
                 <w:color w:val="FFFFFF"/>
                 <w:lang w:val="en-GB"/>
               </w:rPr>
-              <w:t>{</w:t>
-            </w:r>
-            <w:proofErr w:type="spellStart"/>
-            <w:r>
-              <w:rPr>
-                <w:rFonts w:ascii="Arial" w:hAnsi="Arial" w:cs="Arial"/>
-                <w:color w:val="FFFFFF"/>
-                <w:lang w:val="en-GB"/>
-              </w:rPr>
-              <w:t>risk_field_usage_score</w:t>
-            </w:r>
-            <w:proofErr w:type="spellEnd"/>
-            <w:r>
-              <w:rPr>
-                <w:rFonts w:ascii="Arial" w:hAnsi="Arial" w:cs="Arial"/>
-                <w:color w:val="FFFFFF"/>
-                <w:lang w:val="en-GB"/>
-              </w:rPr>
-              <w:t>}</w:t>
+              <w:t>{risk_field_usage_score}</w:t>
             </w:r>
           </w:p>
         </w:tc>
@@ -1297,23 +1111,7 @@
                 <w:rFonts w:ascii="Arial" w:hAnsi="Arial" w:cs="Arial"/>
                 <w:lang w:val="en-GB"/>
               </w:rPr>
-              <w:t>{</w:t>
-            </w:r>
-            <w:proofErr w:type="spellStart"/>
-            <w:r>
-              <w:rPr>
-                <w:rFonts w:ascii="Arial" w:hAnsi="Arial" w:cs="Arial"/>
-                <w:lang w:val="en-GB"/>
-              </w:rPr>
-              <w:t>risk_pitch_dim_label</w:t>
-            </w:r>
-            <w:proofErr w:type="spellEnd"/>
-            <w:r>
-              <w:rPr>
-                <w:rFonts w:ascii="Arial" w:hAnsi="Arial" w:cs="Arial"/>
-                <w:lang w:val="en-GB"/>
-              </w:rPr>
-              <w:t>}</w:t>
+              <w:t>{risk_pitch_dim_label}</w:t>
             </w:r>
           </w:p>
         </w:tc>
@@ -1337,25 +1135,7 @@
                 <w:color w:val="FFFFFF"/>
                 <w:lang w:val="en-GB"/>
               </w:rPr>
-              <w:t>{</w:t>
-            </w:r>
-            <w:proofErr w:type="spellStart"/>
-            <w:r>
-              <w:rPr>
-                <w:rFonts w:ascii="Arial" w:hAnsi="Arial" w:cs="Arial"/>
-                <w:color w:val="FFFFFF"/>
-                <w:lang w:val="en-GB"/>
-              </w:rPr>
-              <w:t>risk_pitch_dim_score</w:t>
-            </w:r>
-            <w:proofErr w:type="spellEnd"/>
-            <w:r>
-              <w:rPr>
-                <w:rFonts w:ascii="Arial" w:hAnsi="Arial" w:cs="Arial"/>
-                <w:color w:val="FFFFFF"/>
-                <w:lang w:val="en-GB"/>
-              </w:rPr>
-              <w:t>}</w:t>
+              <w:t>{risk_pitch_dim_score}</w:t>
             </w:r>
           </w:p>
         </w:tc>
@@ -1398,23 +1178,7 @@
                 <w:rFonts w:ascii="Arial" w:hAnsi="Arial" w:cs="Arial"/>
                 <w:lang w:val="en-GB"/>
               </w:rPr>
-              <w:t>{</w:t>
-            </w:r>
-            <w:proofErr w:type="spellStart"/>
-            <w:r>
-              <w:rPr>
-                <w:rFonts w:ascii="Arial" w:hAnsi="Arial" w:cs="Arial"/>
-                <w:lang w:val="en-GB"/>
-              </w:rPr>
-              <w:t>risk_soil_label</w:t>
-            </w:r>
-            <w:proofErr w:type="spellEnd"/>
-            <w:r>
-              <w:rPr>
-                <w:rFonts w:ascii="Arial" w:hAnsi="Arial" w:cs="Arial"/>
-                <w:lang w:val="en-GB"/>
-              </w:rPr>
-              <w:t>}</w:t>
+              <w:t>{risk_soil_label}</w:t>
             </w:r>
           </w:p>
         </w:tc>
@@ -1438,25 +1202,7 @@
                 <w:color w:val="FFFFFF"/>
                 <w:lang w:val="en-GB"/>
               </w:rPr>
-              <w:t>{</w:t>
-            </w:r>
-            <w:proofErr w:type="spellStart"/>
-            <w:r>
-              <w:rPr>
-                <w:rFonts w:ascii="Arial" w:hAnsi="Arial" w:cs="Arial"/>
-                <w:color w:val="FFFFFF"/>
-                <w:lang w:val="en-GB"/>
-              </w:rPr>
-              <w:t>risk_soil_score</w:t>
-            </w:r>
-            <w:proofErr w:type="spellEnd"/>
-            <w:r>
-              <w:rPr>
-                <w:rFonts w:ascii="Arial" w:hAnsi="Arial" w:cs="Arial"/>
-                <w:color w:val="FFFFFF"/>
-                <w:lang w:val="en-GB"/>
-              </w:rPr>
-              <w:t>}</w:t>
+              <w:t>{risk_soil_score}</w:t>
             </w:r>
           </w:p>
         </w:tc>
@@ -1527,23 +1273,7 @@
                 <w:rFonts w:ascii="Arial" w:hAnsi="Arial" w:cs="Arial"/>
                 <w:lang w:val="en-GB"/>
               </w:rPr>
-              <w:t>{</w:t>
-            </w:r>
-            <w:proofErr w:type="spellStart"/>
-            <w:r>
-              <w:rPr>
-                <w:rFonts w:ascii="Arial" w:hAnsi="Arial" w:cs="Arial"/>
-                <w:lang w:val="en-GB"/>
-              </w:rPr>
-              <w:t>risk_irrigation_label</w:t>
-            </w:r>
-            <w:proofErr w:type="spellEnd"/>
-            <w:r>
-              <w:rPr>
-                <w:rFonts w:ascii="Arial" w:hAnsi="Arial" w:cs="Arial"/>
-                <w:lang w:val="en-GB"/>
-              </w:rPr>
-              <w:t>}</w:t>
+              <w:t>{risk_irrigation_label}</w:t>
             </w:r>
           </w:p>
         </w:tc>
@@ -1567,25 +1297,7 @@
                 <w:color w:val="FFFFFF"/>
                 <w:lang w:val="en-GB"/>
               </w:rPr>
-              <w:t>{</w:t>
-            </w:r>
-            <w:proofErr w:type="spellStart"/>
-            <w:r>
-              <w:rPr>
-                <w:rFonts w:ascii="Arial" w:hAnsi="Arial" w:cs="Arial"/>
-                <w:color w:val="FFFFFF"/>
-                <w:lang w:val="en-GB"/>
-              </w:rPr>
-              <w:t>risk_irrigation_score</w:t>
-            </w:r>
-            <w:proofErr w:type="spellEnd"/>
-            <w:r>
-              <w:rPr>
-                <w:rFonts w:ascii="Arial" w:hAnsi="Arial" w:cs="Arial"/>
-                <w:color w:val="FFFFFF"/>
-                <w:lang w:val="en-GB"/>
-              </w:rPr>
-              <w:t>}</w:t>
+              <w:t>{risk_irrigation_score}</w:t>
             </w:r>
           </w:p>
         </w:tc>
@@ -1606,21 +1318,7 @@
               <w:rPr>
                 <w:rFonts w:ascii="Arial" w:hAnsi="Arial" w:cs="Arial"/>
               </w:rPr>
-              <w:t xml:space="preserve">Drainage &amp; </w:t>
-            </w:r>
-            <w:proofErr w:type="spellStart"/>
-            <w:r>
-              <w:rPr>
-                <w:rFonts w:ascii="Arial" w:hAnsi="Arial" w:cs="Arial"/>
-              </w:rPr>
-              <w:t>Waterlogging</w:t>
-            </w:r>
-            <w:proofErr w:type="spellEnd"/>
-            <w:r>
-              <w:rPr>
-                <w:rFonts w:ascii="Arial" w:hAnsi="Arial" w:cs="Arial"/>
-              </w:rPr>
-              <w:t xml:space="preserve"> Performance</w:t>
+              <w:t>Drainage &amp; Waterlogging Performance</w:t>
             </w:r>
           </w:p>
         </w:tc>
@@ -1641,23 +1339,7 @@
                 <w:rFonts w:ascii="Arial" w:hAnsi="Arial" w:cs="Arial"/>
                 <w:lang w:val="en-GB"/>
               </w:rPr>
-              <w:t>{</w:t>
-            </w:r>
-            <w:proofErr w:type="spellStart"/>
-            <w:r>
-              <w:rPr>
-                <w:rFonts w:ascii="Arial" w:hAnsi="Arial" w:cs="Arial"/>
-                <w:lang w:val="en-GB"/>
-              </w:rPr>
-              <w:t>risk_drainage_label</w:t>
-            </w:r>
-            <w:proofErr w:type="spellEnd"/>
-            <w:r>
-              <w:rPr>
-                <w:rFonts w:ascii="Arial" w:hAnsi="Arial" w:cs="Arial"/>
-                <w:lang w:val="en-GB"/>
-              </w:rPr>
-              <w:t>}</w:t>
+              <w:t>{risk_drainage_label}</w:t>
             </w:r>
           </w:p>
         </w:tc>
@@ -1681,25 +1363,7 @@
                 <w:color w:val="FFFFFF"/>
                 <w:lang w:val="en-GB"/>
               </w:rPr>
-              <w:t>{</w:t>
-            </w:r>
-            <w:proofErr w:type="spellStart"/>
-            <w:r>
-              <w:rPr>
-                <w:rFonts w:ascii="Arial" w:hAnsi="Arial" w:cs="Arial"/>
-                <w:color w:val="FFFFFF"/>
-                <w:lang w:val="en-GB"/>
-              </w:rPr>
-              <w:t>risk_drainage_score</w:t>
-            </w:r>
-            <w:proofErr w:type="spellEnd"/>
-            <w:r>
-              <w:rPr>
-                <w:rFonts w:ascii="Arial" w:hAnsi="Arial" w:cs="Arial"/>
-                <w:color w:val="FFFFFF"/>
-                <w:lang w:val="en-GB"/>
-              </w:rPr>
-              <w:t>}</w:t>
+              <w:t>{risk_drainage_score}</w:t>
             </w:r>
           </w:p>
         </w:tc>
@@ -1742,23 +1406,7 @@
                 <w:rFonts w:ascii="Arial" w:hAnsi="Arial" w:cs="Arial"/>
                 <w:lang w:val="en-GB"/>
               </w:rPr>
-              <w:t>{</w:t>
-            </w:r>
-            <w:proofErr w:type="spellStart"/>
-            <w:r>
-              <w:rPr>
-                <w:rFonts w:ascii="Arial" w:hAnsi="Arial" w:cs="Arial"/>
-                <w:lang w:val="en-GB"/>
-              </w:rPr>
-              <w:t>risk_surface_label</w:t>
-            </w:r>
-            <w:proofErr w:type="spellEnd"/>
-            <w:r>
-              <w:rPr>
-                <w:rFonts w:ascii="Arial" w:hAnsi="Arial" w:cs="Arial"/>
-                <w:lang w:val="en-GB"/>
-              </w:rPr>
-              <w:t>}</w:t>
+              <w:t>{risk_surface_label}</w:t>
             </w:r>
           </w:p>
         </w:tc>
@@ -1782,25 +1430,7 @@
                 <w:color w:val="FFFFFF"/>
                 <w:lang w:val="en-GB"/>
               </w:rPr>
-              <w:t>{</w:t>
-            </w:r>
-            <w:proofErr w:type="spellStart"/>
-            <w:r>
-              <w:rPr>
-                <w:rFonts w:ascii="Arial" w:hAnsi="Arial" w:cs="Arial"/>
-                <w:color w:val="FFFFFF"/>
-                <w:lang w:val="en-GB"/>
-              </w:rPr>
-              <w:t>risk_surface_score</w:t>
-            </w:r>
-            <w:proofErr w:type="spellEnd"/>
-            <w:r>
-              <w:rPr>
-                <w:rFonts w:ascii="Arial" w:hAnsi="Arial" w:cs="Arial"/>
-                <w:color w:val="FFFFFF"/>
-                <w:lang w:val="en-GB"/>
-              </w:rPr>
-              <w:t>}</w:t>
+              <w:t>{risk_surface_score}</w:t>
             </w:r>
           </w:p>
         </w:tc>
@@ -1843,23 +1473,7 @@
                 <w:rFonts w:ascii="Arial" w:hAnsi="Arial" w:cs="Arial"/>
                 <w:lang w:val="en-GB"/>
               </w:rPr>
-              <w:t>{</w:t>
-            </w:r>
-            <w:proofErr w:type="spellStart"/>
-            <w:r>
-              <w:rPr>
-                <w:rFonts w:ascii="Arial" w:hAnsi="Arial" w:cs="Arial"/>
-                <w:lang w:val="en-GB"/>
-              </w:rPr>
-              <w:t>risk_safety_label</w:t>
-            </w:r>
-            <w:proofErr w:type="spellEnd"/>
-            <w:r>
-              <w:rPr>
-                <w:rFonts w:ascii="Arial" w:hAnsi="Arial" w:cs="Arial"/>
-                <w:lang w:val="en-GB"/>
-              </w:rPr>
-              <w:t>}</w:t>
+              <w:t>{risk_safety_label}</w:t>
             </w:r>
           </w:p>
         </w:tc>
@@ -1883,25 +1497,7 @@
                 <w:color w:val="FFFFFF"/>
                 <w:lang w:val="en-GB"/>
               </w:rPr>
-              <w:t>{</w:t>
-            </w:r>
-            <w:proofErr w:type="spellStart"/>
-            <w:r>
-              <w:rPr>
-                <w:rFonts w:ascii="Arial" w:hAnsi="Arial" w:cs="Arial"/>
-                <w:color w:val="FFFFFF"/>
-                <w:lang w:val="en-GB"/>
-              </w:rPr>
-              <w:t>risk_safety_score</w:t>
-            </w:r>
-            <w:proofErr w:type="spellEnd"/>
-            <w:r>
-              <w:rPr>
-                <w:rFonts w:ascii="Arial" w:hAnsi="Arial" w:cs="Arial"/>
-                <w:color w:val="FFFFFF"/>
-                <w:lang w:val="en-GB"/>
-              </w:rPr>
-              <w:t>}</w:t>
+              <w:t>{risk_safety_score}</w:t>
             </w:r>
           </w:p>
         </w:tc>
@@ -1951,23 +1547,7 @@
                 <w:rFonts w:ascii="Arial" w:hAnsi="Arial" w:cs="Arial"/>
                 <w:lang w:val="en-GB"/>
               </w:rPr>
-              <w:t>{</w:t>
-            </w:r>
-            <w:proofErr w:type="spellStart"/>
-            <w:r>
-              <w:rPr>
-                <w:rFonts w:ascii="Arial" w:hAnsi="Arial" w:cs="Arial"/>
-                <w:lang w:val="en-GB"/>
-              </w:rPr>
-              <w:t>risk_turf_mgmt_label</w:t>
-            </w:r>
-            <w:proofErr w:type="spellEnd"/>
-            <w:r>
-              <w:rPr>
-                <w:rFonts w:ascii="Arial" w:hAnsi="Arial" w:cs="Arial"/>
-                <w:lang w:val="en-GB"/>
-              </w:rPr>
-              <w:t>}</w:t>
+              <w:t>{risk_turf_mgmt_label}</w:t>
             </w:r>
           </w:p>
         </w:tc>
@@ -1991,25 +1571,7 @@
                 <w:color w:val="FFFFFF"/>
                 <w:lang w:val="en-GB"/>
               </w:rPr>
-              <w:t>{</w:t>
-            </w:r>
-            <w:proofErr w:type="spellStart"/>
-            <w:r>
-              <w:rPr>
-                <w:rFonts w:ascii="Arial" w:hAnsi="Arial" w:cs="Arial"/>
-                <w:color w:val="FFFFFF"/>
-                <w:lang w:val="en-GB"/>
-              </w:rPr>
-              <w:t>risk_turf_mgmt_score</w:t>
-            </w:r>
-            <w:proofErr w:type="spellEnd"/>
-            <w:r>
-              <w:rPr>
-                <w:rFonts w:ascii="Arial" w:hAnsi="Arial" w:cs="Arial"/>
-                <w:color w:val="FFFFFF"/>
-                <w:lang w:val="en-GB"/>
-              </w:rPr>
-              <w:t>}</w:t>
+              <w:t>{risk_turf_mgmt_score}</w:t>
             </w:r>
           </w:p>
         </w:tc>
@@ -2052,23 +1614,7 @@
                 <w:rFonts w:ascii="Arial" w:hAnsi="Arial" w:cs="Arial"/>
                 <w:lang w:val="en-GB"/>
               </w:rPr>
-              <w:t>{</w:t>
-            </w:r>
-            <w:proofErr w:type="spellStart"/>
-            <w:r>
-              <w:rPr>
-                <w:rFonts w:ascii="Arial" w:hAnsi="Arial" w:cs="Arial"/>
-                <w:lang w:val="en-GB"/>
-              </w:rPr>
-              <w:t>risk_resources_label</w:t>
-            </w:r>
-            <w:proofErr w:type="spellEnd"/>
-            <w:r>
-              <w:rPr>
-                <w:rFonts w:ascii="Arial" w:hAnsi="Arial" w:cs="Arial"/>
-                <w:lang w:val="en-GB"/>
-              </w:rPr>
-              <w:t>}</w:t>
+              <w:t>{risk_resources_label}</w:t>
             </w:r>
           </w:p>
         </w:tc>
@@ -2092,25 +1638,7 @@
                 <w:color w:val="FFFFFF"/>
                 <w:lang w:val="en-GB"/>
               </w:rPr>
-              <w:t>{</w:t>
-            </w:r>
-            <w:proofErr w:type="spellStart"/>
-            <w:r>
-              <w:rPr>
-                <w:rFonts w:ascii="Arial" w:hAnsi="Arial" w:cs="Arial"/>
-                <w:color w:val="FFFFFF"/>
-                <w:lang w:val="en-GB"/>
-              </w:rPr>
-              <w:t>risk_resources_score</w:t>
-            </w:r>
-            <w:proofErr w:type="spellEnd"/>
-            <w:r>
-              <w:rPr>
-                <w:rFonts w:ascii="Arial" w:hAnsi="Arial" w:cs="Arial"/>
-                <w:color w:val="FFFFFF"/>
-                <w:lang w:val="en-GB"/>
-              </w:rPr>
-              <w:t>}</w:t>
+              <w:t>{risk_resources_score}</w:t>
             </w:r>
           </w:p>
         </w:tc>
@@ -2163,23 +1691,7 @@
                 <w:rFonts w:ascii="Arial" w:hAnsi="Arial" w:cs="Arial"/>
                 <w:lang w:val="en-GB"/>
               </w:rPr>
-              <w:t>{</w:t>
-            </w:r>
-            <w:proofErr w:type="spellStart"/>
-            <w:r>
-              <w:rPr>
-                <w:rFonts w:ascii="Arial" w:hAnsi="Arial" w:cs="Arial"/>
-                <w:lang w:val="en-GB"/>
-              </w:rPr>
-              <w:t>risk_additional_label</w:t>
-            </w:r>
-            <w:proofErr w:type="spellEnd"/>
-            <w:r>
-              <w:rPr>
-                <w:rFonts w:ascii="Arial" w:hAnsi="Arial" w:cs="Arial"/>
-                <w:lang w:val="en-GB"/>
-              </w:rPr>
-              <w:t>}</w:t>
+              <w:t>{risk_additional_label}</w:t>
             </w:r>
           </w:p>
         </w:tc>
@@ -2203,25 +1715,7 @@
                 <w:color w:val="FFFFFF"/>
                 <w:lang w:val="en-GB"/>
               </w:rPr>
-              <w:t>{</w:t>
-            </w:r>
-            <w:proofErr w:type="spellStart"/>
-            <w:r>
-              <w:rPr>
-                <w:rFonts w:ascii="Arial" w:hAnsi="Arial" w:cs="Arial"/>
-                <w:color w:val="FFFFFF"/>
-                <w:lang w:val="en-GB"/>
-              </w:rPr>
-              <w:t>risk_additional_score</w:t>
-            </w:r>
-            <w:proofErr w:type="spellEnd"/>
-            <w:r>
-              <w:rPr>
-                <w:rFonts w:ascii="Arial" w:hAnsi="Arial" w:cs="Arial"/>
-                <w:color w:val="FFFFFF"/>
-                <w:lang w:val="en-GB"/>
-              </w:rPr>
-              <w:t>}</w:t>
+              <w:t>{risk_additional_score}</w:t>
             </w:r>
           </w:p>
         </w:tc>
@@ -2246,6 +1740,11 @@
         </w:rPr>
         <w:lastRenderedPageBreak/>
         <w:t>3. RESULTS FOR PITCH</w:t>
+      </w:r>
+    </w:p>
+    <w:p>
+      <w:r>
+        <w:t xml:space="preserve">{#has_shear}</w:t>
       </w:r>
     </w:p>
     <w:p>
@@ -2285,27 +1784,17 @@
           <w:iCs/>
           <w:lang w:val="en-GB"/>
         </w:rPr>
-        <w:t>{</w:t>
+        <w:t>{cap_shear}</w:t>
       </w:r>
-      <w:proofErr w:type="spellStart"/>
+    </w:p>
+    <w:p>
       <w:r>
-        <w:rPr>
-          <w:rFonts w:ascii="Arial" w:hAnsi="Arial" w:cs="Arial"/>
-          <w:i/>
-          <w:iCs/>
-          <w:lang w:val="en-GB"/>
-        </w:rPr>
-        <w:t>cap_shear</w:t>
+        <w:t xml:space="preserve">{/has_shear}</w:t>
       </w:r>
-      <w:proofErr w:type="spellEnd"/>
+    </w:p>
+    <w:p>
       <w:r>
-        <w:rPr>
-          <w:rFonts w:ascii="Arial" w:hAnsi="Arial" w:cs="Arial"/>
-          <w:i/>
-          <w:iCs/>
-          <w:lang w:val="en-GB"/>
-        </w:rPr>
-        <w:t>}</w:t>
+        <w:t xml:space="preserve">{#has_clegg}</w:t>
       </w:r>
     </w:p>
     <w:p>
@@ -2345,27 +1834,17 @@
           <w:iCs/>
           <w:lang w:val="en-GB"/>
         </w:rPr>
-        <w:t>{</w:t>
+        <w:t>{cap_clegg}</w:t>
       </w:r>
-      <w:proofErr w:type="spellStart"/>
+    </w:p>
+    <w:p>
       <w:r>
-        <w:rPr>
-          <w:rFonts w:ascii="Arial" w:hAnsi="Arial" w:cs="Arial"/>
-          <w:i/>
-          <w:iCs/>
-          <w:lang w:val="en-GB"/>
-        </w:rPr>
-        <w:t>cap_clegg</w:t>
+        <w:t xml:space="preserve">{/has_clegg}</w:t>
       </w:r>
-      <w:proofErr w:type="spellEnd"/>
+    </w:p>
+    <w:p>
       <w:r>
-        <w:rPr>
-          <w:rFonts w:ascii="Arial" w:hAnsi="Arial" w:cs="Arial"/>
-          <w:i/>
-          <w:iCs/>
-          <w:lang w:val="en-GB"/>
-        </w:rPr>
-        <w:t>}</w:t>
+        <w:t xml:space="preserve">{#has_traction}</w:t>
       </w:r>
     </w:p>
     <w:p>
@@ -2405,27 +1884,12 @@
           <w:iCs/>
           <w:lang w:val="en-GB"/>
         </w:rPr>
-        <w:t>{</w:t>
+        <w:t>{cap_traction}</w:t>
       </w:r>
-      <w:proofErr w:type="spellStart"/>
+    </w:p>
+    <w:p>
       <w:r>
-        <w:rPr>
-          <w:rFonts w:ascii="Arial" w:hAnsi="Arial" w:cs="Arial"/>
-          <w:i/>
-          <w:iCs/>
-          <w:lang w:val="en-GB"/>
-        </w:rPr>
-        <w:t>cap_traction</w:t>
-      </w:r>
-      <w:proofErr w:type="spellEnd"/>
-      <w:r>
-        <w:rPr>
-          <w:rFonts w:ascii="Arial" w:hAnsi="Arial" w:cs="Arial"/>
-          <w:i/>
-          <w:iCs/>
-          <w:lang w:val="en-GB"/>
-        </w:rPr>
-        <w:t>}</w:t>
+        <w:t xml:space="preserve">{/has_traction}</w:t>
       </w:r>
     </w:p>
     <w:p>
@@ -2532,7 +1996,7 @@
                 <w:rFonts w:ascii="Arial" w:hAnsi="Arial" w:cs="Arial"/>
                 <w:lang w:val="en-GB"/>
               </w:rPr>
-              <w:t>Overview</w:t>
+              <w:t/>
             </w:r>
           </w:p>
         </w:tc>
@@ -2554,7 +2018,7 @@
                 <w:rFonts w:ascii="Arial" w:hAnsi="Arial" w:cs="Arial"/>
                 <w:lang w:val="en-GB"/>
               </w:rPr>
-              <w:t>Close up</w:t>
+              <w:t/>
             </w:r>
           </w:p>
         </w:tc>
@@ -2622,7 +2086,7 @@
                 <w:rFonts w:ascii="Arial" w:hAnsi="Arial" w:cs="Arial"/>
                 <w:lang w:val="en-GB"/>
               </w:rPr>
-              <w:t>Photo 3</w:t>
+              <w:t/>
             </w:r>
           </w:p>
         </w:tc>
@@ -2644,7 +2108,7 @@
                 <w:rFonts w:ascii="Arial" w:hAnsi="Arial" w:cs="Arial"/>
                 <w:lang w:val="en-GB"/>
               </w:rPr>
-              <w:t>Photo 4</w:t>
+              <w:t/>
             </w:r>
           </w:p>
         </w:tc>
@@ -2712,7 +2176,7 @@
                 <w:rFonts w:ascii="Arial" w:hAnsi="Arial" w:cs="Arial"/>
                 <w:lang w:val="en-GB"/>
               </w:rPr>
-              <w:t>Photo 5</w:t>
+              <w:t/>
             </w:r>
           </w:p>
         </w:tc>
@@ -2734,7 +2198,7 @@
                 <w:rFonts w:ascii="Arial" w:hAnsi="Arial" w:cs="Arial"/>
                 <w:lang w:val="en-GB"/>
               </w:rPr>
-              <w:t>Photo 6</w:t>
+              <w:t/>
             </w:r>
           </w:p>
         </w:tc>
@@ -2832,29 +2296,7 @@
               <w:rPr>
                 <w:rFonts w:ascii="Arial" w:hAnsi="Arial" w:cs="Arial"/>
               </w:rPr>
-              <w:t>{</w:t>
-            </w:r>
-            <w:proofErr w:type="spellStart"/>
-            <w:proofErr w:type="gramStart"/>
-            <w:r>
-              <w:rPr>
-                <w:rFonts w:ascii="Arial" w:hAnsi="Arial" w:cs="Arial"/>
-              </w:rPr>
-              <w:t>photo</w:t>
-            </w:r>
-            <w:proofErr w:type="gramEnd"/>
-            <w:r>
-              <w:rPr>
-                <w:rFonts w:ascii="Arial" w:hAnsi="Arial" w:cs="Arial"/>
-              </w:rPr>
-              <w:t>_notes</w:t>
-            </w:r>
-            <w:proofErr w:type="spellEnd"/>
-            <w:r>
-              <w:rPr>
-                <w:rFonts w:ascii="Arial" w:hAnsi="Arial" w:cs="Arial"/>
-              </w:rPr>
-              <w:t>}</w:t>
+              <w:t>{photo_notes}</w:t>
             </w:r>
           </w:p>
         </w:tc>
@@ -2988,29 +2430,7 @@
               <w:rPr>
                 <w:rFonts w:ascii="Arial" w:hAnsi="Arial" w:cs="Arial"/>
               </w:rPr>
-              <w:t>{</w:t>
-            </w:r>
-            <w:proofErr w:type="spellStart"/>
-            <w:proofErr w:type="gramStart"/>
-            <w:r>
-              <w:rPr>
-                <w:rFonts w:ascii="Arial" w:hAnsi="Arial" w:cs="Arial"/>
-              </w:rPr>
-              <w:t>a</w:t>
-            </w:r>
-            <w:proofErr w:type="gramEnd"/>
-            <w:r>
-              <w:rPr>
-                <w:rFonts w:ascii="Arial" w:hAnsi="Arial" w:cs="Arial"/>
-              </w:rPr>
-              <w:t>_staff</w:t>
-            </w:r>
-            <w:proofErr w:type="spellEnd"/>
-            <w:r>
-              <w:rPr>
-                <w:rFonts w:ascii="Arial" w:hAnsi="Arial" w:cs="Arial"/>
-              </w:rPr>
-              <w:t>}</w:t>
+              <w:t>{a_staff}</w:t>
             </w:r>
           </w:p>
         </w:tc>
@@ -3061,29 +2481,7 @@
               <w:rPr>
                 <w:rFonts w:ascii="Arial" w:hAnsi="Arial" w:cs="Arial"/>
               </w:rPr>
-              <w:t>{</w:t>
-            </w:r>
-            <w:proofErr w:type="spellStart"/>
-            <w:proofErr w:type="gramStart"/>
-            <w:r>
-              <w:rPr>
-                <w:rFonts w:ascii="Arial" w:hAnsi="Arial" w:cs="Arial"/>
-              </w:rPr>
-              <w:t>a</w:t>
-            </w:r>
-            <w:proofErr w:type="gramEnd"/>
-            <w:r>
-              <w:rPr>
-                <w:rFonts w:ascii="Arial" w:hAnsi="Arial" w:cs="Arial"/>
-              </w:rPr>
-              <w:t>_sports</w:t>
-            </w:r>
-            <w:proofErr w:type="spellEnd"/>
-            <w:r>
-              <w:rPr>
-                <w:rFonts w:ascii="Arial" w:hAnsi="Arial" w:cs="Arial"/>
-              </w:rPr>
-              <w:t>}</w:t>
+              <w:t>{a_sports}</w:t>
             </w:r>
           </w:p>
         </w:tc>
@@ -3146,29 +2544,7 @@
               <w:rPr>
                 <w:rFonts w:ascii="Arial" w:hAnsi="Arial" w:cs="Arial"/>
               </w:rPr>
-              <w:t>{</w:t>
-            </w:r>
-            <w:proofErr w:type="spellStart"/>
-            <w:proofErr w:type="gramStart"/>
-            <w:r>
-              <w:rPr>
-                <w:rFonts w:ascii="Arial" w:hAnsi="Arial" w:cs="Arial"/>
-              </w:rPr>
-              <w:t>a</w:t>
-            </w:r>
-            <w:proofErr w:type="gramEnd"/>
-            <w:r>
-              <w:rPr>
-                <w:rFonts w:ascii="Arial" w:hAnsi="Arial" w:cs="Arial"/>
-              </w:rPr>
-              <w:t>_levels</w:t>
-            </w:r>
-            <w:proofErr w:type="spellEnd"/>
-            <w:r>
-              <w:rPr>
-                <w:rFonts w:ascii="Arial" w:hAnsi="Arial" w:cs="Arial"/>
-              </w:rPr>
-              <w:t>}</w:t>
+              <w:t>{a_levels}</w:t>
             </w:r>
           </w:p>
         </w:tc>
@@ -3219,29 +2595,7 @@
               <w:rPr>
                 <w:rFonts w:ascii="Arial" w:hAnsi="Arial" w:cs="Arial"/>
               </w:rPr>
-              <w:t>{</w:t>
-            </w:r>
-            <w:proofErr w:type="spellStart"/>
-            <w:proofErr w:type="gramStart"/>
-            <w:r>
-              <w:rPr>
-                <w:rFonts w:ascii="Arial" w:hAnsi="Arial" w:cs="Arial"/>
-              </w:rPr>
-              <w:t>a</w:t>
-            </w:r>
-            <w:proofErr w:type="gramEnd"/>
-            <w:r>
-              <w:rPr>
-                <w:rFonts w:ascii="Arial" w:hAnsi="Arial" w:cs="Arial"/>
-              </w:rPr>
-              <w:t>_games</w:t>
-            </w:r>
-            <w:proofErr w:type="spellEnd"/>
-            <w:r>
-              <w:rPr>
-                <w:rFonts w:ascii="Arial" w:hAnsi="Arial" w:cs="Arial"/>
-              </w:rPr>
-              <w:t>}</w:t>
+              <w:t>{a_games}</w:t>
             </w:r>
           </w:p>
         </w:tc>
@@ -3290,29 +2644,7 @@
               <w:rPr>
                 <w:rFonts w:ascii="Arial" w:hAnsi="Arial" w:cs="Arial"/>
               </w:rPr>
-              <w:t>{</w:t>
-            </w:r>
-            <w:proofErr w:type="spellStart"/>
-            <w:proofErr w:type="gramStart"/>
-            <w:r>
-              <w:rPr>
-                <w:rFonts w:ascii="Arial" w:hAnsi="Arial" w:cs="Arial"/>
-              </w:rPr>
-              <w:t>a</w:t>
-            </w:r>
-            <w:proofErr w:type="gramEnd"/>
-            <w:r>
-              <w:rPr>
-                <w:rFonts w:ascii="Arial" w:hAnsi="Arial" w:cs="Arial"/>
-              </w:rPr>
-              <w:t>_sessions</w:t>
-            </w:r>
-            <w:proofErr w:type="spellEnd"/>
-            <w:r>
-              <w:rPr>
-                <w:rFonts w:ascii="Arial" w:hAnsi="Arial" w:cs="Arial"/>
-              </w:rPr>
-              <w:t>}</w:t>
+              <w:t>{a_sessions}</w:t>
             </w:r>
           </w:p>
         </w:tc>
@@ -3429,29 +2761,7 @@
               <w:rPr>
                 <w:rFonts w:ascii="Arial" w:hAnsi="Arial" w:cs="Arial"/>
               </w:rPr>
-              <w:t>{</w:t>
-            </w:r>
-            <w:proofErr w:type="spellStart"/>
-            <w:proofErr w:type="gramStart"/>
-            <w:r>
-              <w:rPr>
-                <w:rFonts w:ascii="Arial" w:hAnsi="Arial" w:cs="Arial"/>
-              </w:rPr>
-              <w:t>b</w:t>
-            </w:r>
-            <w:proofErr w:type="gramEnd"/>
-            <w:r>
-              <w:rPr>
-                <w:rFonts w:ascii="Arial" w:hAnsi="Arial" w:cs="Arial"/>
-              </w:rPr>
-              <w:t>_area</w:t>
-            </w:r>
-            <w:proofErr w:type="spellEnd"/>
-            <w:r>
-              <w:rPr>
-                <w:rFonts w:ascii="Arial" w:hAnsi="Arial" w:cs="Arial"/>
-              </w:rPr>
-              <w:t>}</w:t>
+              <w:t>{b_area}</w:t>
             </w:r>
           </w:p>
         </w:tc>
@@ -3507,23 +2817,7 @@
                 <w:rFonts w:ascii="Arial" w:hAnsi="Arial" w:cs="Arial"/>
                 <w:lang w:val="en-GB"/>
               </w:rPr>
-              <w:t>{</w:t>
-            </w:r>
-            <w:proofErr w:type="spellStart"/>
-            <w:r>
-              <w:rPr>
-                <w:rFonts w:ascii="Arial" w:hAnsi="Arial" w:cs="Arial"/>
-                <w:lang w:val="en-GB"/>
-              </w:rPr>
-              <w:t>b_reinf</w:t>
-            </w:r>
-            <w:proofErr w:type="spellEnd"/>
-            <w:r>
-              <w:rPr>
-                <w:rFonts w:ascii="Arial" w:hAnsi="Arial" w:cs="Arial"/>
-                <w:lang w:val="en-GB"/>
-              </w:rPr>
-              <w:t>}</w:t>
+              <w:t>{b_reinf}</w:t>
             </w:r>
           </w:p>
         </w:tc>
@@ -3576,29 +2870,7 @@
               <w:rPr>
                 <w:rFonts w:ascii="Arial" w:hAnsi="Arial" w:cs="Arial"/>
               </w:rPr>
-              <w:t>{</w:t>
-            </w:r>
-            <w:proofErr w:type="spellStart"/>
-            <w:proofErr w:type="gramStart"/>
-            <w:r>
-              <w:rPr>
-                <w:rFonts w:ascii="Arial" w:hAnsi="Arial" w:cs="Arial"/>
-              </w:rPr>
-              <w:t>b</w:t>
-            </w:r>
-            <w:proofErr w:type="gramEnd"/>
-            <w:r>
-              <w:rPr>
-                <w:rFonts w:ascii="Arial" w:hAnsi="Arial" w:cs="Arial"/>
-              </w:rPr>
-              <w:t>_reinf_details</w:t>
-            </w:r>
-            <w:proofErr w:type="spellEnd"/>
-            <w:r>
-              <w:rPr>
-                <w:rFonts w:ascii="Arial" w:hAnsi="Arial" w:cs="Arial"/>
-              </w:rPr>
-              <w:t>}</w:t>
+              <w:t>{b_reinf_details}</w:t>
             </w:r>
           </w:p>
         </w:tc>
@@ -3654,23 +2926,7 @@
                 <w:rFonts w:ascii="Arial" w:hAnsi="Arial" w:cs="Arial"/>
                 <w:lang w:val="en-GB"/>
               </w:rPr>
-              <w:t>{</w:t>
-            </w:r>
-            <w:proofErr w:type="spellStart"/>
-            <w:r>
-              <w:rPr>
-                <w:rFonts w:ascii="Arial" w:hAnsi="Arial" w:cs="Arial"/>
-                <w:lang w:val="en-GB"/>
-              </w:rPr>
-              <w:t>b_install</w:t>
-            </w:r>
-            <w:proofErr w:type="spellEnd"/>
-            <w:r>
-              <w:rPr>
-                <w:rFonts w:ascii="Arial" w:hAnsi="Arial" w:cs="Arial"/>
-                <w:lang w:val="en-GB"/>
-              </w:rPr>
-              <w:t>}</w:t>
+              <w:t>{b_install}</w:t>
             </w:r>
           </w:p>
         </w:tc>
@@ -3723,29 +2979,7 @@
               <w:rPr>
                 <w:rFonts w:ascii="Arial" w:hAnsi="Arial" w:cs="Arial"/>
               </w:rPr>
-              <w:t>{</w:t>
-            </w:r>
-            <w:proofErr w:type="spellStart"/>
-            <w:proofErr w:type="gramStart"/>
-            <w:r>
-              <w:rPr>
-                <w:rFonts w:ascii="Arial" w:hAnsi="Arial" w:cs="Arial"/>
-              </w:rPr>
-              <w:t>b</w:t>
-            </w:r>
-            <w:proofErr w:type="gramEnd"/>
-            <w:r>
-              <w:rPr>
-                <w:rFonts w:ascii="Arial" w:hAnsi="Arial" w:cs="Arial"/>
-              </w:rPr>
-              <w:t>_slope</w:t>
-            </w:r>
-            <w:proofErr w:type="spellEnd"/>
-            <w:r>
-              <w:rPr>
-                <w:rFonts w:ascii="Arial" w:hAnsi="Arial" w:cs="Arial"/>
-              </w:rPr>
-              <w:t>}</w:t>
+              <w:t>{b_slope}</w:t>
             </w:r>
           </w:p>
         </w:tc>
@@ -3801,23 +3035,7 @@
                 <w:rFonts w:ascii="Arial" w:hAnsi="Arial" w:cs="Arial"/>
                 <w:lang w:val="en-GB"/>
               </w:rPr>
-              <w:t>{</w:t>
-            </w:r>
-            <w:proofErr w:type="spellStart"/>
-            <w:r>
-              <w:rPr>
-                <w:rFonts w:ascii="Arial" w:hAnsi="Arial" w:cs="Arial"/>
-                <w:lang w:val="en-GB"/>
-              </w:rPr>
-              <w:t>b_slope_assess</w:t>
-            </w:r>
-            <w:proofErr w:type="spellEnd"/>
-            <w:r>
-              <w:rPr>
-                <w:rFonts w:ascii="Arial" w:hAnsi="Arial" w:cs="Arial"/>
-                <w:lang w:val="en-GB"/>
-              </w:rPr>
-              <w:t>}</w:t>
+              <w:t>{b_slope_assess}</w:t>
             </w:r>
           </w:p>
         </w:tc>
@@ -3869,23 +3087,7 @@
                 <w:rFonts w:ascii="Arial" w:hAnsi="Arial" w:cs="Arial"/>
                 <w:lang w:val="en-GB"/>
               </w:rPr>
-              <w:t>{</w:t>
-            </w:r>
-            <w:proofErr w:type="spellStart"/>
-            <w:r>
-              <w:rPr>
-                <w:rFonts w:ascii="Arial" w:hAnsi="Arial" w:cs="Arial"/>
-                <w:lang w:val="en-GB"/>
-              </w:rPr>
-              <w:t>b_level</w:t>
-            </w:r>
-            <w:proofErr w:type="spellEnd"/>
-            <w:r>
-              <w:rPr>
-                <w:rFonts w:ascii="Arial" w:hAnsi="Arial" w:cs="Arial"/>
-                <w:lang w:val="en-GB"/>
-              </w:rPr>
-              <w:t>}</w:t>
+              <w:t>{b_level}</w:t>
             </w:r>
           </w:p>
         </w:tc>
@@ -3938,29 +3140,7 @@
               <w:rPr>
                 <w:rFonts w:ascii="Arial" w:hAnsi="Arial" w:cs="Arial"/>
               </w:rPr>
-              <w:t>{</w:t>
-            </w:r>
-            <w:proofErr w:type="spellStart"/>
-            <w:proofErr w:type="gramStart"/>
-            <w:r>
-              <w:rPr>
-                <w:rFonts w:ascii="Arial" w:hAnsi="Arial" w:cs="Arial"/>
-              </w:rPr>
-              <w:t>b</w:t>
-            </w:r>
-            <w:proofErr w:type="gramEnd"/>
-            <w:r>
-              <w:rPr>
-                <w:rFonts w:ascii="Arial" w:hAnsi="Arial" w:cs="Arial"/>
-              </w:rPr>
-              <w:t>_sockets</w:t>
-            </w:r>
-            <w:proofErr w:type="spellEnd"/>
-            <w:r>
-              <w:rPr>
-                <w:rFonts w:ascii="Arial" w:hAnsi="Arial" w:cs="Arial"/>
-              </w:rPr>
-              <w:t>}</w:t>
+              <w:t>{b_sockets}</w:t>
             </w:r>
           </w:p>
         </w:tc>
@@ -4098,23 +3278,7 @@
                 <w:rFonts w:ascii="Arial" w:hAnsi="Arial" w:cs="Arial"/>
                 <w:lang w:val="en-GB"/>
               </w:rPr>
-              <w:t>{</w:t>
-            </w:r>
-            <w:proofErr w:type="spellStart"/>
-            <w:r>
-              <w:rPr>
-                <w:rFonts w:ascii="Arial" w:hAnsi="Arial" w:cs="Arial"/>
-                <w:lang w:val="en-GB"/>
-              </w:rPr>
-              <w:t>c_popup</w:t>
-            </w:r>
-            <w:proofErr w:type="spellEnd"/>
-            <w:r>
-              <w:rPr>
-                <w:rFonts w:ascii="Arial" w:hAnsi="Arial" w:cs="Arial"/>
-                <w:lang w:val="en-GB"/>
-              </w:rPr>
-              <w:t>}</w:t>
+              <w:t>{c_popup}</w:t>
             </w:r>
           </w:p>
         </w:tc>
@@ -4169,29 +3333,7 @@
               <w:rPr>
                 <w:rFonts w:ascii="Arial" w:hAnsi="Arial" w:cs="Arial"/>
               </w:rPr>
-              <w:t>{</w:t>
-            </w:r>
-            <w:proofErr w:type="spellStart"/>
-            <w:proofErr w:type="gramStart"/>
-            <w:r>
-              <w:rPr>
-                <w:rFonts w:ascii="Arial" w:hAnsi="Arial" w:cs="Arial"/>
-              </w:rPr>
-              <w:t>c</w:t>
-            </w:r>
-            <w:proofErr w:type="gramEnd"/>
-            <w:r>
-              <w:rPr>
-                <w:rFonts w:ascii="Arial" w:hAnsi="Arial" w:cs="Arial"/>
-              </w:rPr>
-              <w:t>_heads</w:t>
-            </w:r>
-            <w:proofErr w:type="spellEnd"/>
-            <w:r>
-              <w:rPr>
-                <w:rFonts w:ascii="Arial" w:hAnsi="Arial" w:cs="Arial"/>
-              </w:rPr>
-              <w:t>}</w:t>
+              <w:t>{c_heads}</w:t>
             </w:r>
           </w:p>
         </w:tc>
@@ -4244,29 +3386,7 @@
               <w:rPr>
                 <w:rFonts w:ascii="Arial" w:hAnsi="Arial" w:cs="Arial"/>
               </w:rPr>
-              <w:t>{</w:t>
-            </w:r>
-            <w:proofErr w:type="spellStart"/>
-            <w:proofErr w:type="gramStart"/>
-            <w:r>
-              <w:rPr>
-                <w:rFonts w:ascii="Arial" w:hAnsi="Arial" w:cs="Arial"/>
-              </w:rPr>
-              <w:t>c</w:t>
-            </w:r>
-            <w:proofErr w:type="gramEnd"/>
-            <w:r>
-              <w:rPr>
-                <w:rFonts w:ascii="Arial" w:hAnsi="Arial" w:cs="Arial"/>
-              </w:rPr>
-              <w:t>_year</w:t>
-            </w:r>
-            <w:proofErr w:type="spellEnd"/>
-            <w:r>
-              <w:rPr>
-                <w:rFonts w:ascii="Arial" w:hAnsi="Arial" w:cs="Arial"/>
-              </w:rPr>
-              <w:t>}</w:t>
+              <w:t>{c_year}</w:t>
             </w:r>
           </w:p>
         </w:tc>
@@ -4321,29 +3441,7 @@
               <w:rPr>
                 <w:rFonts w:ascii="Arial" w:hAnsi="Arial" w:cs="Arial"/>
               </w:rPr>
-              <w:t>{</w:t>
-            </w:r>
-            <w:proofErr w:type="spellStart"/>
-            <w:proofErr w:type="gramStart"/>
-            <w:r>
-              <w:rPr>
-                <w:rFonts w:ascii="Arial" w:hAnsi="Arial" w:cs="Arial"/>
-              </w:rPr>
-              <w:t>c</w:t>
-            </w:r>
-            <w:proofErr w:type="gramEnd"/>
-            <w:r>
-              <w:rPr>
-                <w:rFonts w:ascii="Arial" w:hAnsi="Arial" w:cs="Arial"/>
-              </w:rPr>
-              <w:t>_source</w:t>
-            </w:r>
-            <w:proofErr w:type="spellEnd"/>
-            <w:r>
-              <w:rPr>
-                <w:rFonts w:ascii="Arial" w:hAnsi="Arial" w:cs="Arial"/>
-              </w:rPr>
-              <w:t>}</w:t>
+              <w:t>{c_source}</w:t>
             </w:r>
           </w:p>
         </w:tc>
@@ -4396,29 +3494,7 @@
               <w:rPr>
                 <w:rFonts w:ascii="Arial" w:hAnsi="Arial" w:cs="Arial"/>
               </w:rPr>
-              <w:t>{</w:t>
-            </w:r>
-            <w:proofErr w:type="spellStart"/>
-            <w:proofErr w:type="gramStart"/>
-            <w:r>
-              <w:rPr>
-                <w:rFonts w:ascii="Arial" w:hAnsi="Arial" w:cs="Arial"/>
-              </w:rPr>
-              <w:t>c</w:t>
-            </w:r>
-            <w:proofErr w:type="gramEnd"/>
-            <w:r>
-              <w:rPr>
-                <w:rFonts w:ascii="Arial" w:hAnsi="Arial" w:cs="Arial"/>
-              </w:rPr>
-              <w:t>_quality</w:t>
-            </w:r>
-            <w:proofErr w:type="spellEnd"/>
-            <w:r>
-              <w:rPr>
-                <w:rFonts w:ascii="Arial" w:hAnsi="Arial" w:cs="Arial"/>
-              </w:rPr>
-              <w:t>}</w:t>
+              <w:t>{c_quality}</w:t>
             </w:r>
           </w:p>
         </w:tc>
@@ -4473,29 +3549,7 @@
               <w:rPr>
                 <w:rFonts w:ascii="Arial" w:hAnsi="Arial" w:cs="Arial"/>
               </w:rPr>
-              <w:t>{</w:t>
-            </w:r>
-            <w:proofErr w:type="spellStart"/>
-            <w:proofErr w:type="gramStart"/>
-            <w:r>
-              <w:rPr>
-                <w:rFonts w:ascii="Arial" w:hAnsi="Arial" w:cs="Arial"/>
-              </w:rPr>
-              <w:t>c</w:t>
-            </w:r>
-            <w:proofErr w:type="gramEnd"/>
-            <w:r>
-              <w:rPr>
-                <w:rFonts w:ascii="Arial" w:hAnsi="Arial" w:cs="Arial"/>
-              </w:rPr>
-              <w:t>_issues</w:t>
-            </w:r>
-            <w:proofErr w:type="spellEnd"/>
-            <w:r>
-              <w:rPr>
-                <w:rFonts w:ascii="Arial" w:hAnsi="Arial" w:cs="Arial"/>
-              </w:rPr>
-              <w:t>}</w:t>
+              <w:t>{c_issues}</w:t>
             </w:r>
           </w:p>
         </w:tc>
@@ -4547,23 +3601,7 @@
                 <w:rFonts w:ascii="Arial" w:hAnsi="Arial" w:cs="Arial"/>
                 <w:lang w:val="en-GB"/>
               </w:rPr>
-              <w:t>{</w:t>
-            </w:r>
-            <w:proofErr w:type="spellStart"/>
-            <w:r>
-              <w:rPr>
-                <w:rFonts w:ascii="Arial" w:hAnsi="Arial" w:cs="Arial"/>
-                <w:lang w:val="en-GB"/>
-              </w:rPr>
-              <w:t>c_perf</w:t>
-            </w:r>
-            <w:proofErr w:type="spellEnd"/>
-            <w:r>
-              <w:rPr>
-                <w:rFonts w:ascii="Arial" w:hAnsi="Arial" w:cs="Arial"/>
-                <w:lang w:val="en-GB"/>
-              </w:rPr>
-              <w:t>}</w:t>
+              <w:t>{c_perf}</w:t>
             </w:r>
           </w:p>
         </w:tc>
@@ -4616,29 +3654,7 @@
               <w:rPr>
                 <w:rFonts w:ascii="Arial" w:hAnsi="Arial" w:cs="Arial"/>
               </w:rPr>
-              <w:t>{</w:t>
-            </w:r>
-            <w:proofErr w:type="spellStart"/>
-            <w:proofErr w:type="gramStart"/>
-            <w:r>
-              <w:rPr>
-                <w:rFonts w:ascii="Arial" w:hAnsi="Arial" w:cs="Arial"/>
-              </w:rPr>
-              <w:t>c</w:t>
-            </w:r>
-            <w:proofErr w:type="gramEnd"/>
-            <w:r>
-              <w:rPr>
-                <w:rFonts w:ascii="Arial" w:hAnsi="Arial" w:cs="Arial"/>
-              </w:rPr>
-              <w:t>_perf_details</w:t>
-            </w:r>
-            <w:proofErr w:type="spellEnd"/>
-            <w:r>
-              <w:rPr>
-                <w:rFonts w:ascii="Arial" w:hAnsi="Arial" w:cs="Arial"/>
-              </w:rPr>
-              <w:t>}</w:t>
+              <w:t>{c_perf_details}</w:t>
             </w:r>
           </w:p>
         </w:tc>
@@ -4752,23 +3768,7 @@
                 <w:rFonts w:ascii="Arial" w:hAnsi="Arial" w:cs="Arial"/>
                 <w:lang w:val="en-GB"/>
               </w:rPr>
-              <w:t>{</w:t>
-            </w:r>
-            <w:proofErr w:type="spellStart"/>
-            <w:r>
-              <w:rPr>
-                <w:rFonts w:ascii="Arial" w:hAnsi="Arial" w:cs="Arial"/>
-                <w:lang w:val="en-GB"/>
-              </w:rPr>
-              <w:t>d_ponding</w:t>
-            </w:r>
-            <w:proofErr w:type="spellEnd"/>
-            <w:r>
-              <w:rPr>
-                <w:rFonts w:ascii="Arial" w:hAnsi="Arial" w:cs="Arial"/>
-                <w:lang w:val="en-GB"/>
-              </w:rPr>
-              <w:t>}</w:t>
+              <w:t>{d_ponding}</w:t>
             </w:r>
           </w:p>
         </w:tc>
@@ -4821,29 +3821,7 @@
               <w:rPr>
                 <w:rFonts w:ascii="Arial" w:hAnsi="Arial" w:cs="Arial"/>
               </w:rPr>
-              <w:t>{</w:t>
-            </w:r>
-            <w:proofErr w:type="spellStart"/>
-            <w:proofErr w:type="gramStart"/>
-            <w:r>
-              <w:rPr>
-                <w:rFonts w:ascii="Arial" w:hAnsi="Arial" w:cs="Arial"/>
-              </w:rPr>
-              <w:t>d</w:t>
-            </w:r>
-            <w:proofErr w:type="gramEnd"/>
-            <w:r>
-              <w:rPr>
-                <w:rFonts w:ascii="Arial" w:hAnsi="Arial" w:cs="Arial"/>
-              </w:rPr>
-              <w:t>_details</w:t>
-            </w:r>
-            <w:proofErr w:type="spellEnd"/>
-            <w:r>
-              <w:rPr>
-                <w:rFonts w:ascii="Arial" w:hAnsi="Arial" w:cs="Arial"/>
-              </w:rPr>
-              <w:t>}</w:t>
+              <w:t>{d_details}</w:t>
             </w:r>
           </w:p>
         </w:tc>
@@ -4897,23 +3875,7 @@
                 <w:rFonts w:ascii="Arial" w:hAnsi="Arial" w:cs="Arial"/>
                 <w:lang w:val="en-GB"/>
               </w:rPr>
-              <w:t>{</w:t>
-            </w:r>
-            <w:proofErr w:type="spellStart"/>
-            <w:r>
-              <w:rPr>
-                <w:rFonts w:ascii="Arial" w:hAnsi="Arial" w:cs="Arial"/>
-                <w:lang w:val="en-GB"/>
-              </w:rPr>
-              <w:t>d_duration</w:t>
-            </w:r>
-            <w:proofErr w:type="spellEnd"/>
-            <w:r>
-              <w:rPr>
-                <w:rFonts w:ascii="Arial" w:hAnsi="Arial" w:cs="Arial"/>
-                <w:lang w:val="en-GB"/>
-              </w:rPr>
-              <w:t>}</w:t>
+              <w:t>{d_duration}</w:t>
             </w:r>
           </w:p>
         </w:tc>
@@ -4969,23 +3931,7 @@
                 <w:rFonts w:ascii="Arial" w:hAnsi="Arial" w:cs="Arial"/>
                 <w:lang w:val="en-GB"/>
               </w:rPr>
-              <w:t>{</w:t>
-            </w:r>
-            <w:proofErr w:type="spellStart"/>
-            <w:r>
-              <w:rPr>
-                <w:rFonts w:ascii="Arial" w:hAnsi="Arial" w:cs="Arial"/>
-                <w:lang w:val="en-GB"/>
-              </w:rPr>
-              <w:t>d_occur</w:t>
-            </w:r>
-            <w:proofErr w:type="spellEnd"/>
-            <w:r>
-              <w:rPr>
-                <w:rFonts w:ascii="Arial" w:hAnsi="Arial" w:cs="Arial"/>
-                <w:lang w:val="en-GB"/>
-              </w:rPr>
-              <w:t>}</w:t>
+              <w:t>{d_occur}</w:t>
             </w:r>
           </w:p>
         </w:tc>
@@ -5053,29 +3999,7 @@
               <w:rPr>
                 <w:rFonts w:ascii="Arial" w:hAnsi="Arial" w:cs="Arial"/>
               </w:rPr>
-              <w:t>{</w:t>
-            </w:r>
-            <w:proofErr w:type="spellStart"/>
-            <w:proofErr w:type="gramStart"/>
-            <w:r>
-              <w:rPr>
-                <w:rFonts w:ascii="Arial" w:hAnsi="Arial" w:cs="Arial"/>
-              </w:rPr>
-              <w:t>d</w:t>
-            </w:r>
-            <w:proofErr w:type="gramEnd"/>
-            <w:r>
-              <w:rPr>
-                <w:rFonts w:ascii="Arial" w:hAnsi="Arial" w:cs="Arial"/>
-              </w:rPr>
-              <w:t>_closure</w:t>
-            </w:r>
-            <w:proofErr w:type="spellEnd"/>
-            <w:r>
-              <w:rPr>
-                <w:rFonts w:ascii="Arial" w:hAnsi="Arial" w:cs="Arial"/>
-              </w:rPr>
-              <w:t>}</w:t>
+              <w:t>{d_closure}</w:t>
             </w:r>
           </w:p>
         </w:tc>
@@ -5178,29 +4102,7 @@
               <w:rPr>
                 <w:rFonts w:ascii="Arial" w:hAnsi="Arial" w:cs="Arial"/>
               </w:rPr>
-              <w:t>{</w:t>
-            </w:r>
-            <w:proofErr w:type="spellStart"/>
-            <w:proofErr w:type="gramStart"/>
-            <w:r>
-              <w:rPr>
-                <w:rFonts w:ascii="Arial" w:hAnsi="Arial" w:cs="Arial"/>
-              </w:rPr>
-              <w:t>e</w:t>
-            </w:r>
-            <w:proofErr w:type="gramEnd"/>
-            <w:r>
-              <w:rPr>
-                <w:rFonts w:ascii="Arial" w:hAnsi="Arial" w:cs="Arial"/>
-              </w:rPr>
-              <w:t>_species</w:t>
-            </w:r>
-            <w:proofErr w:type="spellEnd"/>
-            <w:r>
-              <w:rPr>
-                <w:rFonts w:ascii="Arial" w:hAnsi="Arial" w:cs="Arial"/>
-              </w:rPr>
-              <w:t>}</w:t>
+              <w:t>{e_species}</w:t>
             </w:r>
           </w:p>
         </w:tc>
@@ -5256,23 +4158,7 @@
                 <w:rFonts w:ascii="Arial" w:hAnsi="Arial" w:cs="Arial"/>
                 <w:lang w:val="en-GB"/>
               </w:rPr>
-              <w:t>{</w:t>
-            </w:r>
-            <w:proofErr w:type="spellStart"/>
-            <w:r>
-              <w:rPr>
-                <w:rFonts w:ascii="Arial" w:hAnsi="Arial" w:cs="Arial"/>
-                <w:lang w:val="en-GB"/>
-              </w:rPr>
-              <w:t>e_disease</w:t>
-            </w:r>
-            <w:proofErr w:type="spellEnd"/>
-            <w:r>
-              <w:rPr>
-                <w:rFonts w:ascii="Arial" w:hAnsi="Arial" w:cs="Arial"/>
-                <w:lang w:val="en-GB"/>
-              </w:rPr>
-              <w:t>}</w:t>
+              <w:t>{e_disease}</w:t>
             </w:r>
           </w:p>
         </w:tc>
@@ -5339,29 +4225,7 @@
               <w:rPr>
                 <w:rFonts w:ascii="Arial" w:hAnsi="Arial" w:cs="Arial"/>
               </w:rPr>
-              <w:t>{</w:t>
-            </w:r>
-            <w:proofErr w:type="spellStart"/>
-            <w:proofErr w:type="gramStart"/>
-            <w:r>
-              <w:rPr>
-                <w:rFonts w:ascii="Arial" w:hAnsi="Arial" w:cs="Arial"/>
-              </w:rPr>
-              <w:t>e</w:t>
-            </w:r>
-            <w:proofErr w:type="gramEnd"/>
-            <w:r>
-              <w:rPr>
-                <w:rFonts w:ascii="Arial" w:hAnsi="Arial" w:cs="Arial"/>
-              </w:rPr>
-              <w:t>_disease_details</w:t>
-            </w:r>
-            <w:proofErr w:type="spellEnd"/>
-            <w:r>
-              <w:rPr>
-                <w:rFonts w:ascii="Arial" w:hAnsi="Arial" w:cs="Arial"/>
-              </w:rPr>
-              <w:t>}</w:t>
+              <w:t>{e_disease_details}</w:t>
             </w:r>
           </w:p>
         </w:tc>
@@ -5533,29 +4397,7 @@
               <w:rPr>
                 <w:rFonts w:ascii="Arial" w:hAnsi="Arial" w:cs="Arial"/>
               </w:rPr>
-              <w:t>{</w:t>
-            </w:r>
-            <w:proofErr w:type="spellStart"/>
-            <w:proofErr w:type="gramStart"/>
-            <w:r>
-              <w:rPr>
-                <w:rFonts w:ascii="Arial" w:hAnsi="Arial" w:cs="Arial"/>
-              </w:rPr>
-              <w:t>f</w:t>
-            </w:r>
-            <w:proofErr w:type="gramEnd"/>
-            <w:r>
-              <w:rPr>
-                <w:rFonts w:ascii="Arial" w:hAnsi="Arial" w:cs="Arial"/>
-              </w:rPr>
-              <w:t>_tractor</w:t>
-            </w:r>
-            <w:proofErr w:type="spellEnd"/>
-            <w:r>
-              <w:rPr>
-                <w:rFonts w:ascii="Arial" w:hAnsi="Arial" w:cs="Arial"/>
-              </w:rPr>
-              <w:t>}</w:t>
+              <w:t>{f_tractor}</w:t>
             </w:r>
           </w:p>
         </w:tc>
@@ -5609,29 +4451,7 @@
               <w:rPr>
                 <w:rFonts w:ascii="Arial" w:hAnsi="Arial" w:cs="Arial"/>
               </w:rPr>
-              <w:t>{</w:t>
-            </w:r>
-            <w:proofErr w:type="spellStart"/>
-            <w:proofErr w:type="gramStart"/>
-            <w:r>
-              <w:rPr>
-                <w:rFonts w:ascii="Arial" w:hAnsi="Arial" w:cs="Arial"/>
-              </w:rPr>
-              <w:t>f</w:t>
-            </w:r>
-            <w:proofErr w:type="gramEnd"/>
-            <w:r>
-              <w:rPr>
-                <w:rFonts w:ascii="Arial" w:hAnsi="Arial" w:cs="Arial"/>
-              </w:rPr>
-              <w:t>_cylinder</w:t>
-            </w:r>
-            <w:proofErr w:type="spellEnd"/>
-            <w:r>
-              <w:rPr>
-                <w:rFonts w:ascii="Arial" w:hAnsi="Arial" w:cs="Arial"/>
-              </w:rPr>
-              <w:t>}</w:t>
+              <w:t>{f_cylinder}</w:t>
             </w:r>
           </w:p>
         </w:tc>
@@ -5683,29 +4503,7 @@
               <w:rPr>
                 <w:rFonts w:ascii="Arial" w:hAnsi="Arial" w:cs="Arial"/>
               </w:rPr>
-              <w:t>{</w:t>
-            </w:r>
-            <w:proofErr w:type="spellStart"/>
-            <w:proofErr w:type="gramStart"/>
-            <w:r>
-              <w:rPr>
-                <w:rFonts w:ascii="Arial" w:hAnsi="Arial" w:cs="Arial"/>
-              </w:rPr>
-              <w:t>f</w:t>
-            </w:r>
-            <w:proofErr w:type="gramEnd"/>
-            <w:r>
-              <w:rPr>
-                <w:rFonts w:ascii="Arial" w:hAnsi="Arial" w:cs="Arial"/>
-              </w:rPr>
-              <w:t>_rotary</w:t>
-            </w:r>
-            <w:proofErr w:type="spellEnd"/>
-            <w:r>
-              <w:rPr>
-                <w:rFonts w:ascii="Arial" w:hAnsi="Arial" w:cs="Arial"/>
-              </w:rPr>
-              <w:t>}</w:t>
+              <w:t>{f_rotary}</w:t>
             </w:r>
           </w:p>
         </w:tc>
@@ -5759,29 +4557,7 @@
               <w:rPr>
                 <w:rFonts w:ascii="Arial" w:hAnsi="Arial" w:cs="Arial"/>
               </w:rPr>
-              <w:t>{</w:t>
-            </w:r>
-            <w:proofErr w:type="spellStart"/>
-            <w:proofErr w:type="gramStart"/>
-            <w:r>
-              <w:rPr>
-                <w:rFonts w:ascii="Arial" w:hAnsi="Arial" w:cs="Arial"/>
-              </w:rPr>
-              <w:t>f</w:t>
-            </w:r>
-            <w:proofErr w:type="gramEnd"/>
-            <w:r>
-              <w:rPr>
-                <w:rFonts w:ascii="Arial" w:hAnsi="Arial" w:cs="Arial"/>
-              </w:rPr>
-              <w:t>_fertspread</w:t>
-            </w:r>
-            <w:proofErr w:type="spellEnd"/>
-            <w:r>
-              <w:rPr>
-                <w:rFonts w:ascii="Arial" w:hAnsi="Arial" w:cs="Arial"/>
-              </w:rPr>
-              <w:t>}</w:t>
+              <w:t>{f_fertspread}</w:t>
             </w:r>
           </w:p>
         </w:tc>
@@ -5833,29 +4609,7 @@
               <w:rPr>
                 <w:rFonts w:ascii="Arial" w:hAnsi="Arial" w:cs="Arial"/>
               </w:rPr>
-              <w:t>{</w:t>
-            </w:r>
-            <w:proofErr w:type="spellStart"/>
-            <w:proofErr w:type="gramStart"/>
-            <w:r>
-              <w:rPr>
-                <w:rFonts w:ascii="Arial" w:hAnsi="Arial" w:cs="Arial"/>
-              </w:rPr>
-              <w:t>f</w:t>
-            </w:r>
-            <w:proofErr w:type="gramEnd"/>
-            <w:r>
-              <w:rPr>
-                <w:rFonts w:ascii="Arial" w:hAnsi="Arial" w:cs="Arial"/>
-              </w:rPr>
-              <w:t>_pedspread</w:t>
-            </w:r>
-            <w:proofErr w:type="spellEnd"/>
-            <w:r>
-              <w:rPr>
-                <w:rFonts w:ascii="Arial" w:hAnsi="Arial" w:cs="Arial"/>
-              </w:rPr>
-              <w:t>}</w:t>
+              <w:t>{f_pedspread}</w:t>
             </w:r>
           </w:p>
         </w:tc>
@@ -5909,29 +4663,7 @@
               <w:rPr>
                 <w:rFonts w:ascii="Arial" w:hAnsi="Arial" w:cs="Arial"/>
               </w:rPr>
-              <w:t>{</w:t>
-            </w:r>
-            <w:proofErr w:type="spellStart"/>
-            <w:proofErr w:type="gramStart"/>
-            <w:r>
-              <w:rPr>
-                <w:rFonts w:ascii="Arial" w:hAnsi="Arial" w:cs="Arial"/>
-              </w:rPr>
-              <w:t>f</w:t>
-            </w:r>
-            <w:proofErr w:type="gramEnd"/>
-            <w:r>
-              <w:rPr>
-                <w:rFonts w:ascii="Arial" w:hAnsi="Arial" w:cs="Arial"/>
-              </w:rPr>
-              <w:t>_aerator</w:t>
-            </w:r>
-            <w:proofErr w:type="spellEnd"/>
-            <w:r>
-              <w:rPr>
-                <w:rFonts w:ascii="Arial" w:hAnsi="Arial" w:cs="Arial"/>
-              </w:rPr>
-              <w:t>}</w:t>
+              <w:t>{f_aerator}</w:t>
             </w:r>
           </w:p>
         </w:tc>
@@ -5983,29 +4715,7 @@
               <w:rPr>
                 <w:rFonts w:ascii="Arial" w:hAnsi="Arial" w:cs="Arial"/>
               </w:rPr>
-              <w:t>{</w:t>
-            </w:r>
-            <w:proofErr w:type="spellStart"/>
-            <w:proofErr w:type="gramStart"/>
-            <w:r>
-              <w:rPr>
-                <w:rFonts w:ascii="Arial" w:hAnsi="Arial" w:cs="Arial"/>
-              </w:rPr>
-              <w:t>f</w:t>
-            </w:r>
-            <w:proofErr w:type="gramEnd"/>
-            <w:r>
-              <w:rPr>
-                <w:rFonts w:ascii="Arial" w:hAnsi="Arial" w:cs="Arial"/>
-              </w:rPr>
-              <w:t>_linemarker</w:t>
-            </w:r>
-            <w:proofErr w:type="spellEnd"/>
-            <w:r>
-              <w:rPr>
-                <w:rFonts w:ascii="Arial" w:hAnsi="Arial" w:cs="Arial"/>
-              </w:rPr>
-              <w:t>}</w:t>
+              <w:t>{f_linemarker}</w:t>
             </w:r>
           </w:p>
         </w:tc>
@@ -6059,29 +4769,7 @@
               <w:rPr>
                 <w:rFonts w:ascii="Arial" w:hAnsi="Arial" w:cs="Arial"/>
               </w:rPr>
-              <w:t>{</w:t>
-            </w:r>
-            <w:proofErr w:type="spellStart"/>
-            <w:proofErr w:type="gramStart"/>
-            <w:r>
-              <w:rPr>
-                <w:rFonts w:ascii="Arial" w:hAnsi="Arial" w:cs="Arial"/>
-              </w:rPr>
-              <w:t>f</w:t>
-            </w:r>
-            <w:proofErr w:type="gramEnd"/>
-            <w:r>
-              <w:rPr>
-                <w:rFonts w:ascii="Arial" w:hAnsi="Arial" w:cs="Arial"/>
-              </w:rPr>
-              <w:t>_topdresser</w:t>
-            </w:r>
-            <w:proofErr w:type="spellEnd"/>
-            <w:r>
-              <w:rPr>
-                <w:rFonts w:ascii="Arial" w:hAnsi="Arial" w:cs="Arial"/>
-              </w:rPr>
-              <w:t>}</w:t>
+              <w:t>{f_topdresser}</w:t>
             </w:r>
           </w:p>
         </w:tc>
@@ -6133,29 +4821,7 @@
               <w:rPr>
                 <w:rFonts w:ascii="Arial" w:hAnsi="Arial" w:cs="Arial"/>
               </w:rPr>
-              <w:t>{</w:t>
-            </w:r>
-            <w:proofErr w:type="spellStart"/>
-            <w:proofErr w:type="gramStart"/>
-            <w:r>
-              <w:rPr>
-                <w:rFonts w:ascii="Arial" w:hAnsi="Arial" w:cs="Arial"/>
-              </w:rPr>
-              <w:t>f</w:t>
-            </w:r>
-            <w:proofErr w:type="gramEnd"/>
-            <w:r>
-              <w:rPr>
-                <w:rFonts w:ascii="Arial" w:hAnsi="Arial" w:cs="Arial"/>
-              </w:rPr>
-              <w:t>_boom</w:t>
-            </w:r>
-            <w:proofErr w:type="spellEnd"/>
-            <w:r>
-              <w:rPr>
-                <w:rFonts w:ascii="Arial" w:hAnsi="Arial" w:cs="Arial"/>
-              </w:rPr>
-              <w:t>}</w:t>
+              <w:t>{f_boom}</w:t>
             </w:r>
           </w:p>
         </w:tc>
@@ -6184,9 +4850,15 @@
                 <w:rFonts w:ascii="Arial" w:hAnsi="Arial" w:cs="Arial"/>
                 <w:lang w:val="en-GB"/>
               </w:rPr>
-              <w:t>Over-</w:t>
-            </w:r>
-            <w:proofErr w:type="spellStart"/>
+              <w:t>Over-seeder / Dimple</w:t>
+            </w:r>
+            <w:r>
+              <w:rPr>
+                <w:rFonts w:ascii="Arial" w:hAnsi="Arial" w:cs="Arial"/>
+                <w:lang w:val="en-GB"/>
+              </w:rPr>
+              <w:t>-</w:t>
+            </w:r>
             <w:r>
               <w:rPr>
                 <w:rFonts w:ascii="Arial" w:hAnsi="Arial" w:cs="Arial"/>
@@ -6194,30 +4866,6 @@
               </w:rPr>
               <w:t>seeder</w:t>
             </w:r>
-            <w:proofErr w:type="spellEnd"/>
-            <w:r>
-              <w:rPr>
-                <w:rFonts w:ascii="Arial" w:hAnsi="Arial" w:cs="Arial"/>
-                <w:lang w:val="en-GB"/>
-              </w:rPr>
-              <w:t xml:space="preserve"> / Dimple</w:t>
-            </w:r>
-            <w:r>
-              <w:rPr>
-                <w:rFonts w:ascii="Arial" w:hAnsi="Arial" w:cs="Arial"/>
-                <w:lang w:val="en-GB"/>
-              </w:rPr>
-              <w:t>-</w:t>
-            </w:r>
-            <w:proofErr w:type="spellStart"/>
-            <w:r>
-              <w:rPr>
-                <w:rFonts w:ascii="Arial" w:hAnsi="Arial" w:cs="Arial"/>
-                <w:lang w:val="en-GB"/>
-              </w:rPr>
-              <w:t>seeder</w:t>
-            </w:r>
-            <w:proofErr w:type="spellEnd"/>
           </w:p>
         </w:tc>
         <w:tc>
@@ -6241,29 +4889,7 @@
               <w:rPr>
                 <w:rFonts w:ascii="Arial" w:hAnsi="Arial" w:cs="Arial"/>
               </w:rPr>
-              <w:t>{</w:t>
-            </w:r>
-            <w:proofErr w:type="spellStart"/>
-            <w:proofErr w:type="gramStart"/>
-            <w:r>
-              <w:rPr>
-                <w:rFonts w:ascii="Arial" w:hAnsi="Arial" w:cs="Arial"/>
-              </w:rPr>
-              <w:t>f</w:t>
-            </w:r>
-            <w:proofErr w:type="gramEnd"/>
-            <w:r>
-              <w:rPr>
-                <w:rFonts w:ascii="Arial" w:hAnsi="Arial" w:cs="Arial"/>
-              </w:rPr>
-              <w:t>_overseed</w:t>
-            </w:r>
-            <w:proofErr w:type="spellEnd"/>
-            <w:r>
-              <w:rPr>
-                <w:rFonts w:ascii="Arial" w:hAnsi="Arial" w:cs="Arial"/>
-              </w:rPr>
-              <w:t>}</w:t>
+              <w:t>{f_overseed}</w:t>
             </w:r>
           </w:p>
         </w:tc>
@@ -6329,29 +4955,7 @@
               <w:rPr>
                 <w:rFonts w:ascii="Arial" w:hAnsi="Arial" w:cs="Arial"/>
               </w:rPr>
-              <w:t>{</w:t>
-            </w:r>
-            <w:proofErr w:type="spellStart"/>
-            <w:proofErr w:type="gramStart"/>
-            <w:r>
-              <w:rPr>
-                <w:rFonts w:ascii="Arial" w:hAnsi="Arial" w:cs="Arial"/>
-              </w:rPr>
-              <w:t>f</w:t>
-            </w:r>
-            <w:proofErr w:type="gramEnd"/>
-            <w:r>
-              <w:rPr>
-                <w:rFonts w:ascii="Arial" w:hAnsi="Arial" w:cs="Arial"/>
-              </w:rPr>
-              <w:t>_dragmat</w:t>
-            </w:r>
-            <w:proofErr w:type="spellEnd"/>
-            <w:r>
-              <w:rPr>
-                <w:rFonts w:ascii="Arial" w:hAnsi="Arial" w:cs="Arial"/>
-              </w:rPr>
-              <w:t>}</w:t>
+              <w:t>{f_dragmat}</w:t>
             </w:r>
           </w:p>
         </w:tc>
@@ -6405,29 +5009,7 @@
               <w:rPr>
                 <w:rFonts w:ascii="Arial" w:hAnsi="Arial" w:cs="Arial"/>
               </w:rPr>
-              <w:t>{</w:t>
-            </w:r>
-            <w:proofErr w:type="spellStart"/>
-            <w:proofErr w:type="gramStart"/>
-            <w:r>
-              <w:rPr>
-                <w:rFonts w:ascii="Arial" w:hAnsi="Arial" w:cs="Arial"/>
-              </w:rPr>
-              <w:t>f</w:t>
-            </w:r>
-            <w:proofErr w:type="gramEnd"/>
-            <w:r>
-              <w:rPr>
-                <w:rFonts w:ascii="Arial" w:hAnsi="Arial" w:cs="Arial"/>
-              </w:rPr>
-              <w:t>_other</w:t>
-            </w:r>
-            <w:proofErr w:type="spellEnd"/>
-            <w:r>
-              <w:rPr>
-                <w:rFonts w:ascii="Arial" w:hAnsi="Arial" w:cs="Arial"/>
-              </w:rPr>
-              <w:t>}</w:t>
+              <w:t>{f_other}</w:t>
             </w:r>
           </w:p>
         </w:tc>
@@ -6578,29 +5160,7 @@
               <w:rPr>
                 <w:rFonts w:ascii="Arial" w:hAnsi="Arial" w:cs="Arial"/>
               </w:rPr>
-              <w:t>{</w:t>
-            </w:r>
-            <w:proofErr w:type="spellStart"/>
-            <w:proofErr w:type="gramStart"/>
-            <w:r>
-              <w:rPr>
-                <w:rFonts w:ascii="Arial" w:hAnsi="Arial" w:cs="Arial"/>
-              </w:rPr>
-              <w:t>g</w:t>
-            </w:r>
-            <w:proofErr w:type="gramEnd"/>
-            <w:r>
-              <w:rPr>
-                <w:rFonts w:ascii="Arial" w:hAnsi="Arial" w:cs="Arial"/>
-              </w:rPr>
-              <w:t>_fert</w:t>
-            </w:r>
-            <w:proofErr w:type="spellEnd"/>
-            <w:r>
-              <w:rPr>
-                <w:rFonts w:ascii="Arial" w:hAnsi="Arial" w:cs="Arial"/>
-              </w:rPr>
-              <w:t>}</w:t>
+              <w:t>{g_fert}</w:t>
             </w:r>
           </w:p>
         </w:tc>
@@ -6654,29 +5214,7 @@
               <w:rPr>
                 <w:rFonts w:ascii="Arial" w:hAnsi="Arial" w:cs="Arial"/>
               </w:rPr>
-              <w:t>{</w:t>
-            </w:r>
-            <w:proofErr w:type="spellStart"/>
-            <w:proofErr w:type="gramStart"/>
-            <w:r>
-              <w:rPr>
-                <w:rFonts w:ascii="Arial" w:hAnsi="Arial" w:cs="Arial"/>
-              </w:rPr>
-              <w:t>g</w:t>
-            </w:r>
-            <w:proofErr w:type="gramEnd"/>
-            <w:r>
-              <w:rPr>
-                <w:rFonts w:ascii="Arial" w:hAnsi="Arial" w:cs="Arial"/>
-              </w:rPr>
-              <w:t>_herb</w:t>
-            </w:r>
-            <w:proofErr w:type="spellEnd"/>
-            <w:r>
-              <w:rPr>
-                <w:rFonts w:ascii="Arial" w:hAnsi="Arial" w:cs="Arial"/>
-              </w:rPr>
-              <w:t>}</w:t>
+              <w:t>{g_herb}</w:t>
             </w:r>
           </w:p>
         </w:tc>
@@ -6728,29 +5266,7 @@
               <w:rPr>
                 <w:rFonts w:ascii="Arial" w:hAnsi="Arial" w:cs="Arial"/>
               </w:rPr>
-              <w:t>{</w:t>
-            </w:r>
-            <w:proofErr w:type="spellStart"/>
-            <w:proofErr w:type="gramStart"/>
-            <w:r>
-              <w:rPr>
-                <w:rFonts w:ascii="Arial" w:hAnsi="Arial" w:cs="Arial"/>
-              </w:rPr>
-              <w:t>g</w:t>
-            </w:r>
-            <w:proofErr w:type="gramEnd"/>
-            <w:r>
-              <w:rPr>
-                <w:rFonts w:ascii="Arial" w:hAnsi="Arial" w:cs="Arial"/>
-              </w:rPr>
-              <w:t>_other</w:t>
-            </w:r>
-            <w:proofErr w:type="spellEnd"/>
-            <w:r>
-              <w:rPr>
-                <w:rFonts w:ascii="Arial" w:hAnsi="Arial" w:cs="Arial"/>
-              </w:rPr>
-              <w:t>}</w:t>
+              <w:t>{g_other}</w:t>
             </w:r>
           </w:p>
         </w:tc>
@@ -6942,29 +5458,7 @@
               <w:rPr>
                 <w:rFonts w:ascii="Arial" w:hAnsi="Arial" w:cs="Arial"/>
               </w:rPr>
-              <w:t>{</w:t>
-            </w:r>
-            <w:proofErr w:type="spellStart"/>
-            <w:proofErr w:type="gramStart"/>
-            <w:r>
-              <w:rPr>
-                <w:rFonts w:ascii="Arial" w:hAnsi="Arial" w:cs="Arial"/>
-              </w:rPr>
-              <w:t>h</w:t>
-            </w:r>
-            <w:proofErr w:type="gramEnd"/>
-            <w:r>
-              <w:rPr>
-                <w:rFonts w:ascii="Arial" w:hAnsi="Arial" w:cs="Arial"/>
-              </w:rPr>
-              <w:t>_risks</w:t>
-            </w:r>
-            <w:proofErr w:type="spellEnd"/>
-            <w:r>
-              <w:rPr>
-                <w:rFonts w:ascii="Arial" w:hAnsi="Arial" w:cs="Arial"/>
-              </w:rPr>
-              <w:t>}</w:t>
+              <w:t>{h_risks}</w:t>
             </w:r>
           </w:p>
         </w:tc>
@@ -7018,29 +5512,7 @@
               <w:rPr>
                 <w:rFonts w:ascii="Arial" w:hAnsi="Arial" w:cs="Arial"/>
               </w:rPr>
-              <w:t>{</w:t>
-            </w:r>
-            <w:proofErr w:type="spellStart"/>
-            <w:proofErr w:type="gramStart"/>
-            <w:r>
-              <w:rPr>
-                <w:rFonts w:ascii="Arial" w:hAnsi="Arial" w:cs="Arial"/>
-              </w:rPr>
-              <w:t>h</w:t>
-            </w:r>
-            <w:proofErr w:type="gramEnd"/>
-            <w:r>
-              <w:rPr>
-                <w:rFonts w:ascii="Arial" w:hAnsi="Arial" w:cs="Arial"/>
-              </w:rPr>
-              <w:t>_comments</w:t>
-            </w:r>
-            <w:proofErr w:type="spellEnd"/>
-            <w:r>
-              <w:rPr>
-                <w:rFonts w:ascii="Arial" w:hAnsi="Arial" w:cs="Arial"/>
-              </w:rPr>
-              <w:t>}</w:t>
+              <w:t>{h_comments}</w:t>
             </w:r>
           </w:p>
         </w:tc>
@@ -7252,29 +5724,7 @@
               <w:rPr>
                 <w:rFonts w:ascii="Arial" w:hAnsi="Arial" w:cs="Arial"/>
               </w:rPr>
-              <w:t>{</w:t>
-            </w:r>
-            <w:proofErr w:type="spellStart"/>
-            <w:proofErr w:type="gramStart"/>
-            <w:r>
-              <w:rPr>
-                <w:rFonts w:ascii="Arial" w:hAnsi="Arial" w:cs="Arial"/>
-              </w:rPr>
-              <w:t>res</w:t>
-            </w:r>
-            <w:proofErr w:type="gramEnd"/>
-            <w:r>
-              <w:rPr>
-                <w:rFonts w:ascii="Arial" w:hAnsi="Arial" w:cs="Arial"/>
-              </w:rPr>
-              <w:t>_turf_cover_avg</w:t>
-            </w:r>
-            <w:proofErr w:type="spellEnd"/>
-            <w:r>
-              <w:rPr>
-                <w:rFonts w:ascii="Arial" w:hAnsi="Arial" w:cs="Arial"/>
-              </w:rPr>
-              <w:t>}</w:t>
+              <w:t>{res_turf_cover_avg}</w:t>
             </w:r>
           </w:p>
         </w:tc>
@@ -7302,29 +5752,7 @@
               <w:rPr>
                 <w:rFonts w:ascii="Arial" w:hAnsi="Arial" w:cs="Arial"/>
               </w:rPr>
-              <w:t>{</w:t>
-            </w:r>
-            <w:proofErr w:type="spellStart"/>
-            <w:proofErr w:type="gramStart"/>
-            <w:r>
-              <w:rPr>
-                <w:rFonts w:ascii="Arial" w:hAnsi="Arial" w:cs="Arial"/>
-              </w:rPr>
-              <w:t>res</w:t>
-            </w:r>
-            <w:proofErr w:type="gramEnd"/>
-            <w:r>
-              <w:rPr>
-                <w:rFonts w:ascii="Arial" w:hAnsi="Arial" w:cs="Arial"/>
-              </w:rPr>
-              <w:t>_turf_cover_var</w:t>
-            </w:r>
-            <w:proofErr w:type="spellEnd"/>
-            <w:r>
-              <w:rPr>
-                <w:rFonts w:ascii="Arial" w:hAnsi="Arial" w:cs="Arial"/>
-              </w:rPr>
-              <w:t>}</w:t>
+              <w:t>{res_turf_cover_var}</w:t>
             </w:r>
           </w:p>
         </w:tc>
@@ -7352,29 +5780,7 @@
               <w:rPr>
                 <w:rFonts w:ascii="Arial" w:hAnsi="Arial" w:cs="Arial"/>
               </w:rPr>
-              <w:t>{</w:t>
-            </w:r>
-            <w:proofErr w:type="spellStart"/>
-            <w:proofErr w:type="gramStart"/>
-            <w:r>
-              <w:rPr>
-                <w:rFonts w:ascii="Arial" w:hAnsi="Arial" w:cs="Arial"/>
-              </w:rPr>
-              <w:t>res</w:t>
-            </w:r>
-            <w:proofErr w:type="gramEnd"/>
-            <w:r>
-              <w:rPr>
-                <w:rFonts w:ascii="Arial" w:hAnsi="Arial" w:cs="Arial"/>
-              </w:rPr>
-              <w:t>_turf_cover_cmt</w:t>
-            </w:r>
-            <w:proofErr w:type="spellEnd"/>
-            <w:r>
-              <w:rPr>
-                <w:rFonts w:ascii="Arial" w:hAnsi="Arial" w:cs="Arial"/>
-              </w:rPr>
-              <w:t>}</w:t>
+              <w:t>{res_turf_cover_cmt}</w:t>
             </w:r>
           </w:p>
         </w:tc>
@@ -7435,29 +5841,7 @@
               <w:rPr>
                 <w:rFonts w:ascii="Arial" w:hAnsi="Arial" w:cs="Arial"/>
               </w:rPr>
-              <w:t>{</w:t>
-            </w:r>
-            <w:proofErr w:type="spellStart"/>
-            <w:proofErr w:type="gramStart"/>
-            <w:r>
-              <w:rPr>
-                <w:rFonts w:ascii="Arial" w:hAnsi="Arial" w:cs="Arial"/>
-              </w:rPr>
-              <w:t>res</w:t>
-            </w:r>
-            <w:proofErr w:type="gramEnd"/>
-            <w:r>
-              <w:rPr>
-                <w:rFonts w:ascii="Arial" w:hAnsi="Arial" w:cs="Arial"/>
-              </w:rPr>
-              <w:t>_turf_height_avg</w:t>
-            </w:r>
-            <w:proofErr w:type="spellEnd"/>
-            <w:r>
-              <w:rPr>
-                <w:rFonts w:ascii="Arial" w:hAnsi="Arial" w:cs="Arial"/>
-              </w:rPr>
-              <w:t>}</w:t>
+              <w:t>{res_turf_height_avg}</w:t>
             </w:r>
           </w:p>
         </w:tc>
@@ -7485,29 +5869,7 @@
               <w:rPr>
                 <w:rFonts w:ascii="Arial" w:hAnsi="Arial" w:cs="Arial"/>
               </w:rPr>
-              <w:t>{</w:t>
-            </w:r>
-            <w:proofErr w:type="spellStart"/>
-            <w:proofErr w:type="gramStart"/>
-            <w:r>
-              <w:rPr>
-                <w:rFonts w:ascii="Arial" w:hAnsi="Arial" w:cs="Arial"/>
-              </w:rPr>
-              <w:t>res</w:t>
-            </w:r>
-            <w:proofErr w:type="gramEnd"/>
-            <w:r>
-              <w:rPr>
-                <w:rFonts w:ascii="Arial" w:hAnsi="Arial" w:cs="Arial"/>
-              </w:rPr>
-              <w:t>_turf_height_var</w:t>
-            </w:r>
-            <w:proofErr w:type="spellEnd"/>
-            <w:r>
-              <w:rPr>
-                <w:rFonts w:ascii="Arial" w:hAnsi="Arial" w:cs="Arial"/>
-              </w:rPr>
-              <w:t>}</w:t>
+              <w:t>{res_turf_height_var}</w:t>
             </w:r>
           </w:p>
         </w:tc>
@@ -7535,29 +5897,7 @@
               <w:rPr>
                 <w:rFonts w:ascii="Arial" w:hAnsi="Arial" w:cs="Arial"/>
               </w:rPr>
-              <w:t>{</w:t>
-            </w:r>
-            <w:proofErr w:type="spellStart"/>
-            <w:proofErr w:type="gramStart"/>
-            <w:r>
-              <w:rPr>
-                <w:rFonts w:ascii="Arial" w:hAnsi="Arial" w:cs="Arial"/>
-              </w:rPr>
-              <w:t>res</w:t>
-            </w:r>
-            <w:proofErr w:type="gramEnd"/>
-            <w:r>
-              <w:rPr>
-                <w:rFonts w:ascii="Arial" w:hAnsi="Arial" w:cs="Arial"/>
-              </w:rPr>
-              <w:t>_turf_height_cmt</w:t>
-            </w:r>
-            <w:proofErr w:type="spellEnd"/>
-            <w:r>
-              <w:rPr>
-                <w:rFonts w:ascii="Arial" w:hAnsi="Arial" w:cs="Arial"/>
-              </w:rPr>
-              <w:t>}</w:t>
+              <w:t>{res_turf_height_cmt}</w:t>
             </w:r>
           </w:p>
         </w:tc>
@@ -7618,29 +5958,7 @@
               <w:rPr>
                 <w:rFonts w:ascii="Arial" w:hAnsi="Arial" w:cs="Arial"/>
               </w:rPr>
-              <w:t>{</w:t>
-            </w:r>
-            <w:proofErr w:type="spellStart"/>
-            <w:proofErr w:type="gramStart"/>
-            <w:r>
-              <w:rPr>
-                <w:rFonts w:ascii="Arial" w:hAnsi="Arial" w:cs="Arial"/>
-              </w:rPr>
-              <w:t>res</w:t>
-            </w:r>
-            <w:proofErr w:type="gramEnd"/>
-            <w:r>
-              <w:rPr>
-                <w:rFonts w:ascii="Arial" w:hAnsi="Arial" w:cs="Arial"/>
-              </w:rPr>
-              <w:t>_weed_avg</w:t>
-            </w:r>
-            <w:proofErr w:type="spellEnd"/>
-            <w:r>
-              <w:rPr>
-                <w:rFonts w:ascii="Arial" w:hAnsi="Arial" w:cs="Arial"/>
-              </w:rPr>
-              <w:t>}</w:t>
+              <w:t>{res_weed_avg}</w:t>
             </w:r>
           </w:p>
         </w:tc>
@@ -7668,29 +5986,7 @@
               <w:rPr>
                 <w:rFonts w:ascii="Arial" w:hAnsi="Arial" w:cs="Arial"/>
               </w:rPr>
-              <w:t>{</w:t>
-            </w:r>
-            <w:proofErr w:type="spellStart"/>
-            <w:proofErr w:type="gramStart"/>
-            <w:r>
-              <w:rPr>
-                <w:rFonts w:ascii="Arial" w:hAnsi="Arial" w:cs="Arial"/>
-              </w:rPr>
-              <w:t>res</w:t>
-            </w:r>
-            <w:proofErr w:type="gramEnd"/>
-            <w:r>
-              <w:rPr>
-                <w:rFonts w:ascii="Arial" w:hAnsi="Arial" w:cs="Arial"/>
-              </w:rPr>
-              <w:t>_weed_var</w:t>
-            </w:r>
-            <w:proofErr w:type="spellEnd"/>
-            <w:r>
-              <w:rPr>
-                <w:rFonts w:ascii="Arial" w:hAnsi="Arial" w:cs="Arial"/>
-              </w:rPr>
-              <w:t>}</w:t>
+              <w:t>{res_weed_var}</w:t>
             </w:r>
           </w:p>
         </w:tc>
@@ -7718,29 +6014,7 @@
               <w:rPr>
                 <w:rFonts w:ascii="Arial" w:hAnsi="Arial" w:cs="Arial"/>
               </w:rPr>
-              <w:t>{</w:t>
-            </w:r>
-            <w:proofErr w:type="spellStart"/>
-            <w:proofErr w:type="gramStart"/>
-            <w:r>
-              <w:rPr>
-                <w:rFonts w:ascii="Arial" w:hAnsi="Arial" w:cs="Arial"/>
-              </w:rPr>
-              <w:t>res</w:t>
-            </w:r>
-            <w:proofErr w:type="gramEnd"/>
-            <w:r>
-              <w:rPr>
-                <w:rFonts w:ascii="Arial" w:hAnsi="Arial" w:cs="Arial"/>
-              </w:rPr>
-              <w:t>_weed_cmt</w:t>
-            </w:r>
-            <w:proofErr w:type="spellEnd"/>
-            <w:r>
-              <w:rPr>
-                <w:rFonts w:ascii="Arial" w:hAnsi="Arial" w:cs="Arial"/>
-              </w:rPr>
-              <w:t>}</w:t>
+              <w:t>{res_weed_cmt}</w:t>
             </w:r>
           </w:p>
         </w:tc>
@@ -7801,29 +6075,7 @@
               <w:rPr>
                 <w:rFonts w:ascii="Arial" w:hAnsi="Arial" w:cs="Arial"/>
               </w:rPr>
-              <w:t>{</w:t>
-            </w:r>
-            <w:proofErr w:type="spellStart"/>
-            <w:proofErr w:type="gramStart"/>
-            <w:r>
-              <w:rPr>
-                <w:rFonts w:ascii="Arial" w:hAnsi="Arial" w:cs="Arial"/>
-              </w:rPr>
-              <w:t>res</w:t>
-            </w:r>
-            <w:proofErr w:type="gramEnd"/>
-            <w:r>
-              <w:rPr>
-                <w:rFonts w:ascii="Arial" w:hAnsi="Arial" w:cs="Arial"/>
-              </w:rPr>
-              <w:t>_infil_avg</w:t>
-            </w:r>
-            <w:proofErr w:type="spellEnd"/>
-            <w:r>
-              <w:rPr>
-                <w:rFonts w:ascii="Arial" w:hAnsi="Arial" w:cs="Arial"/>
-              </w:rPr>
-              <w:t>}</w:t>
+              <w:t>{res_infil_avg}</w:t>
             </w:r>
           </w:p>
         </w:tc>
@@ -7851,29 +6103,7 @@
               <w:rPr>
                 <w:rFonts w:ascii="Arial" w:hAnsi="Arial" w:cs="Arial"/>
               </w:rPr>
-              <w:t>{</w:t>
-            </w:r>
-            <w:proofErr w:type="spellStart"/>
-            <w:proofErr w:type="gramStart"/>
-            <w:r>
-              <w:rPr>
-                <w:rFonts w:ascii="Arial" w:hAnsi="Arial" w:cs="Arial"/>
-              </w:rPr>
-              <w:t>res</w:t>
-            </w:r>
-            <w:proofErr w:type="gramEnd"/>
-            <w:r>
-              <w:rPr>
-                <w:rFonts w:ascii="Arial" w:hAnsi="Arial" w:cs="Arial"/>
-              </w:rPr>
-              <w:t>_infil_var</w:t>
-            </w:r>
-            <w:proofErr w:type="spellEnd"/>
-            <w:r>
-              <w:rPr>
-                <w:rFonts w:ascii="Arial" w:hAnsi="Arial" w:cs="Arial"/>
-              </w:rPr>
-              <w:t>}</w:t>
+              <w:t>{res_infil_var}</w:t>
             </w:r>
           </w:p>
         </w:tc>
@@ -7901,29 +6131,7 @@
               <w:rPr>
                 <w:rFonts w:ascii="Arial" w:hAnsi="Arial" w:cs="Arial"/>
               </w:rPr>
-              <w:t>{</w:t>
-            </w:r>
-            <w:proofErr w:type="spellStart"/>
-            <w:proofErr w:type="gramStart"/>
-            <w:r>
-              <w:rPr>
-                <w:rFonts w:ascii="Arial" w:hAnsi="Arial" w:cs="Arial"/>
-              </w:rPr>
-              <w:t>res</w:t>
-            </w:r>
-            <w:proofErr w:type="gramEnd"/>
-            <w:r>
-              <w:rPr>
-                <w:rFonts w:ascii="Arial" w:hAnsi="Arial" w:cs="Arial"/>
-              </w:rPr>
-              <w:t>_infil_cmt</w:t>
-            </w:r>
-            <w:proofErr w:type="spellEnd"/>
-            <w:r>
-              <w:rPr>
-                <w:rFonts w:ascii="Arial" w:hAnsi="Arial" w:cs="Arial"/>
-              </w:rPr>
-              <w:t>}</w:t>
+              <w:t>{res_infil_cmt}</w:t>
             </w:r>
           </w:p>
         </w:tc>
@@ -7984,29 +6192,7 @@
               <w:rPr>
                 <w:rFonts w:ascii="Arial" w:hAnsi="Arial" w:cs="Arial"/>
               </w:rPr>
-              <w:t>{</w:t>
-            </w:r>
-            <w:proofErr w:type="spellStart"/>
-            <w:proofErr w:type="gramStart"/>
-            <w:r>
-              <w:rPr>
-                <w:rFonts w:ascii="Arial" w:hAnsi="Arial" w:cs="Arial"/>
-              </w:rPr>
-              <w:t>res</w:t>
-            </w:r>
-            <w:proofErr w:type="gramEnd"/>
-            <w:r>
-              <w:rPr>
-                <w:rFonts w:ascii="Arial" w:hAnsi="Arial" w:cs="Arial"/>
-              </w:rPr>
-              <w:t>_soil_avg</w:t>
-            </w:r>
-            <w:proofErr w:type="spellEnd"/>
-            <w:r>
-              <w:rPr>
-                <w:rFonts w:ascii="Arial" w:hAnsi="Arial" w:cs="Arial"/>
-              </w:rPr>
-              <w:t>}</w:t>
+              <w:t>{res_soil_avg}</w:t>
             </w:r>
           </w:p>
         </w:tc>
@@ -8034,29 +6220,7 @@
               <w:rPr>
                 <w:rFonts w:ascii="Arial" w:hAnsi="Arial" w:cs="Arial"/>
               </w:rPr>
-              <w:t>{</w:t>
-            </w:r>
-            <w:proofErr w:type="spellStart"/>
-            <w:proofErr w:type="gramStart"/>
-            <w:r>
-              <w:rPr>
-                <w:rFonts w:ascii="Arial" w:hAnsi="Arial" w:cs="Arial"/>
-              </w:rPr>
-              <w:t>res</w:t>
-            </w:r>
-            <w:proofErr w:type="gramEnd"/>
-            <w:r>
-              <w:rPr>
-                <w:rFonts w:ascii="Arial" w:hAnsi="Arial" w:cs="Arial"/>
-              </w:rPr>
-              <w:t>_soil_var</w:t>
-            </w:r>
-            <w:proofErr w:type="spellEnd"/>
-            <w:r>
-              <w:rPr>
-                <w:rFonts w:ascii="Arial" w:hAnsi="Arial" w:cs="Arial"/>
-              </w:rPr>
-              <w:t>}</w:t>
+              <w:t>{res_soil_var}</w:t>
             </w:r>
           </w:p>
         </w:tc>
@@ -8084,29 +6248,7 @@
               <w:rPr>
                 <w:rFonts w:ascii="Arial" w:hAnsi="Arial" w:cs="Arial"/>
               </w:rPr>
-              <w:t>{</w:t>
-            </w:r>
-            <w:proofErr w:type="spellStart"/>
-            <w:proofErr w:type="gramStart"/>
-            <w:r>
-              <w:rPr>
-                <w:rFonts w:ascii="Arial" w:hAnsi="Arial" w:cs="Arial"/>
-              </w:rPr>
-              <w:t>res</w:t>
-            </w:r>
-            <w:proofErr w:type="gramEnd"/>
-            <w:r>
-              <w:rPr>
-                <w:rFonts w:ascii="Arial" w:hAnsi="Arial" w:cs="Arial"/>
-              </w:rPr>
-              <w:t>_soil_cmt</w:t>
-            </w:r>
-            <w:proofErr w:type="spellEnd"/>
-            <w:r>
-              <w:rPr>
-                <w:rFonts w:ascii="Arial" w:hAnsi="Arial" w:cs="Arial"/>
-              </w:rPr>
-              <w:t>}</w:t>
+              <w:t>{res_soil_cmt}</w:t>
             </w:r>
           </w:p>
         </w:tc>
@@ -8167,29 +6309,7 @@
               <w:rPr>
                 <w:rFonts w:ascii="Arial" w:hAnsi="Arial" w:cs="Arial"/>
               </w:rPr>
-              <w:t>{</w:t>
-            </w:r>
-            <w:proofErr w:type="spellStart"/>
-            <w:proofErr w:type="gramStart"/>
-            <w:r>
-              <w:rPr>
-                <w:rFonts w:ascii="Arial" w:hAnsi="Arial" w:cs="Arial"/>
-              </w:rPr>
-              <w:t>res</w:t>
-            </w:r>
-            <w:proofErr w:type="gramEnd"/>
-            <w:r>
-              <w:rPr>
-                <w:rFonts w:ascii="Arial" w:hAnsi="Arial" w:cs="Arial"/>
-              </w:rPr>
-              <w:t>_shear_avg</w:t>
-            </w:r>
-            <w:proofErr w:type="spellEnd"/>
-            <w:r>
-              <w:rPr>
-                <w:rFonts w:ascii="Arial" w:hAnsi="Arial" w:cs="Arial"/>
-              </w:rPr>
-              <w:t>}</w:t>
+              <w:t>{res_shear_avg}</w:t>
             </w:r>
           </w:p>
         </w:tc>
@@ -8217,29 +6337,7 @@
               <w:rPr>
                 <w:rFonts w:ascii="Arial" w:hAnsi="Arial" w:cs="Arial"/>
               </w:rPr>
-              <w:t>{</w:t>
-            </w:r>
-            <w:proofErr w:type="spellStart"/>
-            <w:proofErr w:type="gramStart"/>
-            <w:r>
-              <w:rPr>
-                <w:rFonts w:ascii="Arial" w:hAnsi="Arial" w:cs="Arial"/>
-              </w:rPr>
-              <w:t>res</w:t>
-            </w:r>
-            <w:proofErr w:type="gramEnd"/>
-            <w:r>
-              <w:rPr>
-                <w:rFonts w:ascii="Arial" w:hAnsi="Arial" w:cs="Arial"/>
-              </w:rPr>
-              <w:t>_shear_var</w:t>
-            </w:r>
-            <w:proofErr w:type="spellEnd"/>
-            <w:r>
-              <w:rPr>
-                <w:rFonts w:ascii="Arial" w:hAnsi="Arial" w:cs="Arial"/>
-              </w:rPr>
-              <w:t>}</w:t>
+              <w:t>{res_shear_var}</w:t>
             </w:r>
           </w:p>
         </w:tc>
@@ -8267,29 +6365,7 @@
               <w:rPr>
                 <w:rFonts w:ascii="Arial" w:hAnsi="Arial" w:cs="Arial"/>
               </w:rPr>
-              <w:t>{</w:t>
-            </w:r>
-            <w:proofErr w:type="spellStart"/>
-            <w:proofErr w:type="gramStart"/>
-            <w:r>
-              <w:rPr>
-                <w:rFonts w:ascii="Arial" w:hAnsi="Arial" w:cs="Arial"/>
-              </w:rPr>
-              <w:t>res</w:t>
-            </w:r>
-            <w:proofErr w:type="gramEnd"/>
-            <w:r>
-              <w:rPr>
-                <w:rFonts w:ascii="Arial" w:hAnsi="Arial" w:cs="Arial"/>
-              </w:rPr>
-              <w:t>_shear_cmt</w:t>
-            </w:r>
-            <w:proofErr w:type="spellEnd"/>
-            <w:r>
-              <w:rPr>
-                <w:rFonts w:ascii="Arial" w:hAnsi="Arial" w:cs="Arial"/>
-              </w:rPr>
-              <w:t>}</w:t>
+              <w:t>{res_shear_cmt}</w:t>
             </w:r>
           </w:p>
         </w:tc>
@@ -8350,29 +6426,7 @@
               <w:rPr>
                 <w:rFonts w:ascii="Arial" w:hAnsi="Arial" w:cs="Arial"/>
               </w:rPr>
-              <w:t>{</w:t>
-            </w:r>
-            <w:proofErr w:type="spellStart"/>
-            <w:proofErr w:type="gramStart"/>
-            <w:r>
-              <w:rPr>
-                <w:rFonts w:ascii="Arial" w:hAnsi="Arial" w:cs="Arial"/>
-              </w:rPr>
-              <w:t>res</w:t>
-            </w:r>
-            <w:proofErr w:type="gramEnd"/>
-            <w:r>
-              <w:rPr>
-                <w:rFonts w:ascii="Arial" w:hAnsi="Arial" w:cs="Arial"/>
-              </w:rPr>
-              <w:t>_ndvi_avg</w:t>
-            </w:r>
-            <w:proofErr w:type="spellEnd"/>
-            <w:r>
-              <w:rPr>
-                <w:rFonts w:ascii="Arial" w:hAnsi="Arial" w:cs="Arial"/>
-              </w:rPr>
-              <w:t>}</w:t>
+              <w:t>{res_ndvi_avg}</w:t>
             </w:r>
           </w:p>
         </w:tc>
@@ -8400,29 +6454,7 @@
               <w:rPr>
                 <w:rFonts w:ascii="Arial" w:hAnsi="Arial" w:cs="Arial"/>
               </w:rPr>
-              <w:t>{</w:t>
-            </w:r>
-            <w:proofErr w:type="spellStart"/>
-            <w:proofErr w:type="gramStart"/>
-            <w:r>
-              <w:rPr>
-                <w:rFonts w:ascii="Arial" w:hAnsi="Arial" w:cs="Arial"/>
-              </w:rPr>
-              <w:t>res</w:t>
-            </w:r>
-            <w:proofErr w:type="gramEnd"/>
-            <w:r>
-              <w:rPr>
-                <w:rFonts w:ascii="Arial" w:hAnsi="Arial" w:cs="Arial"/>
-              </w:rPr>
-              <w:t>_ndvi_var</w:t>
-            </w:r>
-            <w:proofErr w:type="spellEnd"/>
-            <w:r>
-              <w:rPr>
-                <w:rFonts w:ascii="Arial" w:hAnsi="Arial" w:cs="Arial"/>
-              </w:rPr>
-              <w:t>}</w:t>
+              <w:t>{res_ndvi_var}</w:t>
             </w:r>
           </w:p>
         </w:tc>
@@ -8450,29 +6482,7 @@
               <w:rPr>
                 <w:rFonts w:ascii="Arial" w:hAnsi="Arial" w:cs="Arial"/>
               </w:rPr>
-              <w:t>{</w:t>
-            </w:r>
-            <w:proofErr w:type="spellStart"/>
-            <w:proofErr w:type="gramStart"/>
-            <w:r>
-              <w:rPr>
-                <w:rFonts w:ascii="Arial" w:hAnsi="Arial" w:cs="Arial"/>
-              </w:rPr>
-              <w:t>res</w:t>
-            </w:r>
-            <w:proofErr w:type="gramEnd"/>
-            <w:r>
-              <w:rPr>
-                <w:rFonts w:ascii="Arial" w:hAnsi="Arial" w:cs="Arial"/>
-              </w:rPr>
-              <w:t>_ndvi_cmt</w:t>
-            </w:r>
-            <w:proofErr w:type="spellEnd"/>
-            <w:r>
-              <w:rPr>
-                <w:rFonts w:ascii="Arial" w:hAnsi="Arial" w:cs="Arial"/>
-              </w:rPr>
-              <w:t>}</w:t>
+              <w:t>{res_ndvi_cmt}</w:t>
             </w:r>
           </w:p>
         </w:tc>
@@ -8533,29 +6543,7 @@
               <w:rPr>
                 <w:rFonts w:ascii="Arial" w:hAnsi="Arial" w:cs="Arial"/>
               </w:rPr>
-              <w:t>{</w:t>
-            </w:r>
-            <w:proofErr w:type="spellStart"/>
-            <w:proofErr w:type="gramStart"/>
-            <w:r>
-              <w:rPr>
-                <w:rFonts w:ascii="Arial" w:hAnsi="Arial" w:cs="Arial"/>
-              </w:rPr>
-              <w:t>res</w:t>
-            </w:r>
-            <w:proofErr w:type="gramEnd"/>
-            <w:r>
-              <w:rPr>
-                <w:rFonts w:ascii="Arial" w:hAnsi="Arial" w:cs="Arial"/>
-              </w:rPr>
-              <w:t>_clegg_avg</w:t>
-            </w:r>
-            <w:proofErr w:type="spellEnd"/>
-            <w:r>
-              <w:rPr>
-                <w:rFonts w:ascii="Arial" w:hAnsi="Arial" w:cs="Arial"/>
-              </w:rPr>
-              <w:t>}</w:t>
+              <w:t>{res_clegg_avg}</w:t>
             </w:r>
           </w:p>
         </w:tc>
@@ -8583,29 +6571,7 @@
               <w:rPr>
                 <w:rFonts w:ascii="Arial" w:hAnsi="Arial" w:cs="Arial"/>
               </w:rPr>
-              <w:t>{</w:t>
-            </w:r>
-            <w:proofErr w:type="spellStart"/>
-            <w:proofErr w:type="gramStart"/>
-            <w:r>
-              <w:rPr>
-                <w:rFonts w:ascii="Arial" w:hAnsi="Arial" w:cs="Arial"/>
-              </w:rPr>
-              <w:t>res</w:t>
-            </w:r>
-            <w:proofErr w:type="gramEnd"/>
-            <w:r>
-              <w:rPr>
-                <w:rFonts w:ascii="Arial" w:hAnsi="Arial" w:cs="Arial"/>
-              </w:rPr>
-              <w:t>_clegg_var</w:t>
-            </w:r>
-            <w:proofErr w:type="spellEnd"/>
-            <w:r>
-              <w:rPr>
-                <w:rFonts w:ascii="Arial" w:hAnsi="Arial" w:cs="Arial"/>
-              </w:rPr>
-              <w:t>}</w:t>
+              <w:t>{res_clegg_var}</w:t>
             </w:r>
           </w:p>
         </w:tc>
@@ -8633,29 +6599,7 @@
               <w:rPr>
                 <w:rFonts w:ascii="Arial" w:hAnsi="Arial" w:cs="Arial"/>
               </w:rPr>
-              <w:t>{</w:t>
-            </w:r>
-            <w:proofErr w:type="spellStart"/>
-            <w:proofErr w:type="gramStart"/>
-            <w:r>
-              <w:rPr>
-                <w:rFonts w:ascii="Arial" w:hAnsi="Arial" w:cs="Arial"/>
-              </w:rPr>
-              <w:t>res</w:t>
-            </w:r>
-            <w:proofErr w:type="gramEnd"/>
-            <w:r>
-              <w:rPr>
-                <w:rFonts w:ascii="Arial" w:hAnsi="Arial" w:cs="Arial"/>
-              </w:rPr>
-              <w:t>_clegg_cmt</w:t>
-            </w:r>
-            <w:proofErr w:type="spellEnd"/>
-            <w:r>
-              <w:rPr>
-                <w:rFonts w:ascii="Arial" w:hAnsi="Arial" w:cs="Arial"/>
-              </w:rPr>
-              <w:t>}</w:t>
+              <w:t>{res_clegg_cmt}</w:t>
             </w:r>
           </w:p>
         </w:tc>
@@ -8731,29 +6675,7 @@
               <w:rPr>
                 <w:rFonts w:ascii="Arial" w:hAnsi="Arial" w:cs="Arial"/>
               </w:rPr>
-              <w:t>{</w:t>
-            </w:r>
-            <w:proofErr w:type="spellStart"/>
-            <w:proofErr w:type="gramStart"/>
-            <w:r>
-              <w:rPr>
-                <w:rFonts w:ascii="Arial" w:hAnsi="Arial" w:cs="Arial"/>
-              </w:rPr>
-              <w:t>res</w:t>
-            </w:r>
-            <w:proofErr w:type="gramEnd"/>
-            <w:r>
-              <w:rPr>
-                <w:rFonts w:ascii="Arial" w:hAnsi="Arial" w:cs="Arial"/>
-              </w:rPr>
-              <w:t>_traction_avg</w:t>
-            </w:r>
-            <w:proofErr w:type="spellEnd"/>
-            <w:r>
-              <w:rPr>
-                <w:rFonts w:ascii="Arial" w:hAnsi="Arial" w:cs="Arial"/>
-              </w:rPr>
-              <w:t>}</w:t>
+              <w:t>{res_traction_avg}</w:t>
             </w:r>
           </w:p>
         </w:tc>
@@ -8781,29 +6703,7 @@
               <w:rPr>
                 <w:rFonts w:ascii="Arial" w:hAnsi="Arial" w:cs="Arial"/>
               </w:rPr>
-              <w:t>{</w:t>
-            </w:r>
-            <w:proofErr w:type="spellStart"/>
-            <w:proofErr w:type="gramStart"/>
-            <w:r>
-              <w:rPr>
-                <w:rFonts w:ascii="Arial" w:hAnsi="Arial" w:cs="Arial"/>
-              </w:rPr>
-              <w:t>res</w:t>
-            </w:r>
-            <w:proofErr w:type="gramEnd"/>
-            <w:r>
-              <w:rPr>
-                <w:rFonts w:ascii="Arial" w:hAnsi="Arial" w:cs="Arial"/>
-              </w:rPr>
-              <w:t>_traction_var</w:t>
-            </w:r>
-            <w:proofErr w:type="spellEnd"/>
-            <w:r>
-              <w:rPr>
-                <w:rFonts w:ascii="Arial" w:hAnsi="Arial" w:cs="Arial"/>
-              </w:rPr>
-              <w:t>}</w:t>
+              <w:t>{res_traction_var}</w:t>
             </w:r>
           </w:p>
         </w:tc>
@@ -8831,29 +6731,7 @@
               <w:rPr>
                 <w:rFonts w:ascii="Arial" w:hAnsi="Arial" w:cs="Arial"/>
               </w:rPr>
-              <w:t>{</w:t>
-            </w:r>
-            <w:proofErr w:type="spellStart"/>
-            <w:proofErr w:type="gramStart"/>
-            <w:r>
-              <w:rPr>
-                <w:rFonts w:ascii="Arial" w:hAnsi="Arial" w:cs="Arial"/>
-              </w:rPr>
-              <w:t>res</w:t>
-            </w:r>
-            <w:proofErr w:type="gramEnd"/>
-            <w:r>
-              <w:rPr>
-                <w:rFonts w:ascii="Arial" w:hAnsi="Arial" w:cs="Arial"/>
-              </w:rPr>
-              <w:t>_traction_cmt</w:t>
-            </w:r>
-            <w:proofErr w:type="spellEnd"/>
-            <w:r>
-              <w:rPr>
-                <w:rFonts w:ascii="Arial" w:hAnsi="Arial" w:cs="Arial"/>
-              </w:rPr>
-              <w:t>}</w:t>
+              <w:t>{res_traction_cmt}</w:t>
             </w:r>
           </w:p>
         </w:tc>
@@ -8914,29 +6792,7 @@
               <w:rPr>
                 <w:rFonts w:ascii="Arial" w:hAnsi="Arial" w:cs="Arial"/>
               </w:rPr>
-              <w:t>{</w:t>
-            </w:r>
-            <w:proofErr w:type="spellStart"/>
-            <w:proofErr w:type="gramStart"/>
-            <w:r>
-              <w:rPr>
-                <w:rFonts w:ascii="Arial" w:hAnsi="Arial" w:cs="Arial"/>
-              </w:rPr>
-              <w:t>res</w:t>
-            </w:r>
-            <w:proofErr w:type="gramEnd"/>
-            <w:r>
-              <w:rPr>
-                <w:rFonts w:ascii="Arial" w:hAnsi="Arial" w:cs="Arial"/>
-              </w:rPr>
-              <w:t>_moisture_avg</w:t>
-            </w:r>
-            <w:proofErr w:type="spellEnd"/>
-            <w:r>
-              <w:rPr>
-                <w:rFonts w:ascii="Arial" w:hAnsi="Arial" w:cs="Arial"/>
-              </w:rPr>
-              <w:t>}</w:t>
+              <w:t>{res_moisture_avg}</w:t>
             </w:r>
           </w:p>
         </w:tc>
@@ -8964,29 +6820,7 @@
               <w:rPr>
                 <w:rFonts w:ascii="Arial" w:hAnsi="Arial" w:cs="Arial"/>
               </w:rPr>
-              <w:t>{</w:t>
-            </w:r>
-            <w:proofErr w:type="spellStart"/>
-            <w:proofErr w:type="gramStart"/>
-            <w:r>
-              <w:rPr>
-                <w:rFonts w:ascii="Arial" w:hAnsi="Arial" w:cs="Arial"/>
-              </w:rPr>
-              <w:t>res</w:t>
-            </w:r>
-            <w:proofErr w:type="gramEnd"/>
-            <w:r>
-              <w:rPr>
-                <w:rFonts w:ascii="Arial" w:hAnsi="Arial" w:cs="Arial"/>
-              </w:rPr>
-              <w:t>_moisture_var</w:t>
-            </w:r>
-            <w:proofErr w:type="spellEnd"/>
-            <w:r>
-              <w:rPr>
-                <w:rFonts w:ascii="Arial" w:hAnsi="Arial" w:cs="Arial"/>
-              </w:rPr>
-              <w:t>}</w:t>
+              <w:t>{res_moisture_var}</w:t>
             </w:r>
           </w:p>
         </w:tc>
@@ -9012,29 +6846,7 @@
               <w:rPr>
                 <w:rFonts w:ascii="Arial" w:hAnsi="Arial" w:cs="Arial"/>
               </w:rPr>
-              <w:t>{</w:t>
-            </w:r>
-            <w:proofErr w:type="spellStart"/>
-            <w:proofErr w:type="gramStart"/>
-            <w:r>
-              <w:rPr>
-                <w:rFonts w:ascii="Arial" w:hAnsi="Arial" w:cs="Arial"/>
-              </w:rPr>
-              <w:t>res</w:t>
-            </w:r>
-            <w:proofErr w:type="gramEnd"/>
-            <w:r>
-              <w:rPr>
-                <w:rFonts w:ascii="Arial" w:hAnsi="Arial" w:cs="Arial"/>
-              </w:rPr>
-              <w:t>_moisture_cmt</w:t>
-            </w:r>
-            <w:proofErr w:type="spellEnd"/>
-            <w:r>
-              <w:rPr>
-                <w:rFonts w:ascii="Arial" w:hAnsi="Arial" w:cs="Arial"/>
-              </w:rPr>
-              <w:t>}</w:t>
+              <w:t>{res_moisture_cmt}</w:t>
             </w:r>
           </w:p>
         </w:tc>
@@ -9095,21 +6907,7 @@
               <w:rPr>
                 <w:rFonts w:ascii="Arial" w:hAnsi="Arial" w:cs="Arial"/>
               </w:rPr>
-              <w:t>{</w:t>
-            </w:r>
-            <w:proofErr w:type="gramStart"/>
-            <w:r>
-              <w:rPr>
-                <w:rFonts w:ascii="Arial" w:hAnsi="Arial" w:cs="Arial"/>
-              </w:rPr>
-              <w:t>res</w:t>
-            </w:r>
-            <w:proofErr w:type="gramEnd"/>
-            <w:r>
-              <w:rPr>
-                <w:rFonts w:ascii="Arial" w:hAnsi="Arial" w:cs="Arial"/>
-              </w:rPr>
-              <w:t>_moisture76_avg}</w:t>
+              <w:t>{res_moisture76_avg}</w:t>
             </w:r>
           </w:p>
         </w:tc>
@@ -9137,21 +6935,7 @@
               <w:rPr>
                 <w:rFonts w:ascii="Arial" w:hAnsi="Arial" w:cs="Arial"/>
               </w:rPr>
-              <w:t>{</w:t>
-            </w:r>
-            <w:proofErr w:type="gramStart"/>
-            <w:r>
-              <w:rPr>
-                <w:rFonts w:ascii="Arial" w:hAnsi="Arial" w:cs="Arial"/>
-              </w:rPr>
-              <w:t>res</w:t>
-            </w:r>
-            <w:proofErr w:type="gramEnd"/>
-            <w:r>
-              <w:rPr>
-                <w:rFonts w:ascii="Arial" w:hAnsi="Arial" w:cs="Arial"/>
-              </w:rPr>
-              <w:t>_moisture76_var}</w:t>
+              <w:t>{res_moisture76_var}</w:t>
             </w:r>
           </w:p>
         </w:tc>
@@ -9177,21 +6961,7 @@
               <w:rPr>
                 <w:rFonts w:ascii="Arial" w:hAnsi="Arial" w:cs="Arial"/>
               </w:rPr>
-              <w:t>{</w:t>
-            </w:r>
-            <w:proofErr w:type="gramStart"/>
-            <w:r>
-              <w:rPr>
-                <w:rFonts w:ascii="Arial" w:hAnsi="Arial" w:cs="Arial"/>
-              </w:rPr>
-              <w:t>res</w:t>
-            </w:r>
-            <w:proofErr w:type="gramEnd"/>
-            <w:r>
-              <w:rPr>
-                <w:rFonts w:ascii="Arial" w:hAnsi="Arial" w:cs="Arial"/>
-              </w:rPr>
-              <w:t>_moisture76_cmt}</w:t>
+              <w:t>{res_moisture76_cmt}</w:t>
             </w:r>
           </w:p>
         </w:tc>
@@ -9218,6 +6988,7 @@
           <w:color w:val="FFFFFF"/>
           <w:lang w:val="en-GB"/>
         </w:rPr>
+        <w:lastRenderedPageBreak/>
         <w:t>I</w:t>
       </w:r>
       <w:r>
@@ -9261,174 +7032,15 @@
           <w:b/>
           <w:bCs/>
         </w:rPr>
-        <w:lastRenderedPageBreak/>
-        <w:t xml:space="preserve">APPENDIX J. Test location </w:t>
+        <w:t>APPENDIX J. Test location maps</w:t>
       </w:r>
-      <w:proofErr w:type="spellStart"/>
-      <w:r>
-        <w:rPr>
-          <w:rFonts w:ascii="Arial" w:hAnsi="Arial" w:cs="Arial"/>
-          <w:b/>
-          <w:bCs/>
-        </w:rPr>
-        <w:t>maps</w:t>
-      </w:r>
-      <w:proofErr w:type="spellEnd"/>
     </w:p>
     <w:p>
-      <w:proofErr w:type="spellStart"/>
       <w:r>
         <w:rPr>
           <w:rFonts w:ascii="Arial" w:hAnsi="Arial" w:cs="Arial"/>
         </w:rPr>
-        <w:t>Recorded</w:t>
-      </w:r>
-      <w:proofErr w:type="spellEnd"/>
-      <w:r>
-        <w:rPr>
-          <w:rFonts w:ascii="Arial" w:hAnsi="Arial" w:cs="Arial"/>
-        </w:rPr>
-        <w:t xml:space="preserve"> test positions for </w:t>
-      </w:r>
-      <w:proofErr w:type="spellStart"/>
-      <w:r>
-        <w:rPr>
-          <w:rFonts w:ascii="Arial" w:hAnsi="Arial" w:cs="Arial"/>
-        </w:rPr>
-        <w:t>each</w:t>
-      </w:r>
-      <w:proofErr w:type="spellEnd"/>
-      <w:r>
-        <w:rPr>
-          <w:rFonts w:ascii="Arial" w:hAnsi="Arial" w:cs="Arial"/>
-        </w:rPr>
-        <w:t xml:space="preserve"> </w:t>
-      </w:r>
-      <w:proofErr w:type="spellStart"/>
-      <w:r>
-        <w:rPr>
-          <w:rFonts w:ascii="Arial" w:hAnsi="Arial" w:cs="Arial"/>
-        </w:rPr>
-        <w:t>metric</w:t>
-      </w:r>
-      <w:proofErr w:type="spellEnd"/>
-      <w:r>
-        <w:rPr>
-          <w:rFonts w:ascii="Arial" w:hAnsi="Arial" w:cs="Arial"/>
-        </w:rPr>
-        <w:t xml:space="preserve"> (green = a </w:t>
-      </w:r>
-      <w:proofErr w:type="spellStart"/>
-      <w:r>
-        <w:rPr>
-          <w:rFonts w:ascii="Arial" w:hAnsi="Arial" w:cs="Arial"/>
-        </w:rPr>
-        <w:t>reading</w:t>
-      </w:r>
-      <w:proofErr w:type="spellEnd"/>
-      <w:r>
-        <w:rPr>
-          <w:rFonts w:ascii="Arial" w:hAnsi="Arial" w:cs="Arial"/>
-        </w:rPr>
-        <w:t xml:space="preserve"> </w:t>
-      </w:r>
-      <w:proofErr w:type="spellStart"/>
-      <w:r>
-        <w:rPr>
-          <w:rFonts w:ascii="Arial" w:hAnsi="Arial" w:cs="Arial"/>
-        </w:rPr>
-        <w:t>was</w:t>
-      </w:r>
-      <w:proofErr w:type="spellEnd"/>
-      <w:r>
-        <w:rPr>
-          <w:rFonts w:ascii="Arial" w:hAnsi="Arial" w:cs="Arial"/>
-        </w:rPr>
-        <w:t xml:space="preserve"> </w:t>
-      </w:r>
-      <w:proofErr w:type="spellStart"/>
-      <w:r>
-        <w:rPr>
-          <w:rFonts w:ascii="Arial" w:hAnsi="Arial" w:cs="Arial"/>
-        </w:rPr>
-        <w:t>entered</w:t>
-      </w:r>
-      <w:proofErr w:type="spellEnd"/>
-      <w:r>
-        <w:rPr>
-          <w:rFonts w:ascii="Arial" w:hAnsi="Arial" w:cs="Arial"/>
-        </w:rPr>
-        <w:t xml:space="preserve">). Dots </w:t>
-      </w:r>
-      <w:proofErr w:type="spellStart"/>
-      <w:r>
-        <w:rPr>
-          <w:rFonts w:ascii="Arial" w:hAnsi="Arial" w:cs="Arial"/>
-        </w:rPr>
-        <w:t>reflect</w:t>
-      </w:r>
-      <w:proofErr w:type="spellEnd"/>
-      <w:r>
-        <w:rPr>
-          <w:rFonts w:ascii="Arial" w:hAnsi="Arial" w:cs="Arial"/>
-        </w:rPr>
-        <w:t xml:space="preserve"> </w:t>
-      </w:r>
-      <w:proofErr w:type="spellStart"/>
-      <w:r>
-        <w:rPr>
-          <w:rFonts w:ascii="Arial" w:hAnsi="Arial" w:cs="Arial"/>
-        </w:rPr>
-        <w:t>where</w:t>
-      </w:r>
-      <w:proofErr w:type="spellEnd"/>
-      <w:r>
-        <w:rPr>
-          <w:rFonts w:ascii="Arial" w:hAnsi="Arial" w:cs="Arial"/>
-        </w:rPr>
-        <w:t xml:space="preserve"> </w:t>
-      </w:r>
-      <w:proofErr w:type="spellStart"/>
-      <w:r>
-        <w:rPr>
-          <w:rFonts w:ascii="Arial" w:hAnsi="Arial" w:cs="Arial"/>
-        </w:rPr>
-        <w:t>testing</w:t>
-      </w:r>
-      <w:proofErr w:type="spellEnd"/>
-      <w:r>
-        <w:rPr>
-          <w:rFonts w:ascii="Arial" w:hAnsi="Arial" w:cs="Arial"/>
-        </w:rPr>
-        <w:t xml:space="preserve"> </w:t>
-      </w:r>
-      <w:proofErr w:type="spellStart"/>
-      <w:r>
-        <w:rPr>
-          <w:rFonts w:ascii="Arial" w:hAnsi="Arial" w:cs="Arial"/>
-        </w:rPr>
-        <w:t>actually</w:t>
-      </w:r>
-      <w:proofErr w:type="spellEnd"/>
-      <w:r>
-        <w:rPr>
-          <w:rFonts w:ascii="Arial" w:hAnsi="Arial" w:cs="Arial"/>
-        </w:rPr>
-        <w:t xml:space="preserve"> </w:t>
-      </w:r>
-      <w:proofErr w:type="spellStart"/>
-      <w:r>
-        <w:rPr>
-          <w:rFonts w:ascii="Arial" w:hAnsi="Arial" w:cs="Arial"/>
-        </w:rPr>
-        <w:t>took</w:t>
-      </w:r>
-      <w:proofErr w:type="spellEnd"/>
-      <w:r>
-        <w:rPr>
-          <w:rFonts w:ascii="Arial" w:hAnsi="Arial" w:cs="Arial"/>
-        </w:rPr>
-        <w:t xml:space="preserve"> place.</w:t>
+        <w:t>Recorded test positions for each metric (green = a reading was entered). Dots reflect where testing actually took place.</w:t>
       </w:r>
     </w:p>
     <w:p>
@@ -9439,21 +7051,7 @@
         <w:rPr>
           <w:rFonts w:ascii="Arial" w:hAnsi="Arial" w:cs="Arial"/>
         </w:rPr>
-        <w:t>{%</w:t>
-      </w:r>
-      <w:proofErr w:type="spellStart"/>
-      <w:r>
-        <w:rPr>
-          <w:rFonts w:ascii="Arial" w:hAnsi="Arial" w:cs="Arial"/>
-        </w:rPr>
-        <w:t>test_maps</w:t>
-      </w:r>
-      <w:proofErr w:type="spellEnd"/>
-      <w:r>
-        <w:rPr>
-          <w:rFonts w:ascii="Arial" w:hAnsi="Arial" w:cs="Arial"/>
-        </w:rPr>
-        <w:t>}</w:t>
+        <w:t>{%test_maps}</w:t>
       </w:r>
     </w:p>
     <w:p>
@@ -9476,43 +7074,7 @@
           <w:bCs/>
         </w:rPr>
         <w:lastRenderedPageBreak/>
-        <w:t xml:space="preserve">APPENDIX K. </w:t>
-      </w:r>
-      <w:proofErr w:type="spellStart"/>
-      <w:r>
-        <w:rPr>
-          <w:rFonts w:ascii="Arial" w:hAnsi="Arial" w:cs="Arial"/>
-          <w:b/>
-          <w:bCs/>
-        </w:rPr>
-        <w:t>Soil</w:t>
-      </w:r>
-      <w:proofErr w:type="spellEnd"/>
-      <w:r>
-        <w:rPr>
-          <w:rFonts w:ascii="Arial" w:hAnsi="Arial" w:cs="Arial"/>
-          <w:b/>
-          <w:bCs/>
-        </w:rPr>
-        <w:t xml:space="preserve"> profile / </w:t>
-      </w:r>
-      <w:proofErr w:type="spellStart"/>
-      <w:r>
-        <w:rPr>
-          <w:rFonts w:ascii="Arial" w:hAnsi="Arial" w:cs="Arial"/>
-          <w:b/>
-          <w:bCs/>
-        </w:rPr>
-        <w:t>thatch</w:t>
-      </w:r>
-      <w:proofErr w:type="spellEnd"/>
-      <w:r>
-        <w:rPr>
-          <w:rFonts w:ascii="Arial" w:hAnsi="Arial" w:cs="Arial"/>
-          <w:b/>
-          <w:bCs/>
-        </w:rPr>
-        <w:t xml:space="preserve"> photos</w:t>
+        <w:t>APPENDIX K. Soil profile / thatch photos</w:t>
       </w:r>
     </w:p>
     <w:p>
@@ -9520,21 +7082,7 @@
         <w:rPr>
           <w:rFonts w:ascii="Arial" w:hAnsi="Arial" w:cs="Arial"/>
         </w:rPr>
-        <w:t>Thatch-</w:t>
-      </w:r>
-      <w:proofErr w:type="spellStart"/>
-      <w:r>
-        <w:rPr>
-          <w:rFonts w:ascii="Arial" w:hAnsi="Arial" w:cs="Arial"/>
-        </w:rPr>
-        <w:t>depth</w:t>
-      </w:r>
-      <w:proofErr w:type="spellEnd"/>
-      <w:r>
-        <w:rPr>
-          <w:rFonts w:ascii="Arial" w:hAnsi="Arial" w:cs="Arial"/>
-        </w:rPr>
-        <w:t xml:space="preserve"> observation photos, by test position.</w:t>
+        <w:t>Thatch-depth observation photos, by test position.</w:t>
       </w:r>
     </w:p>
     <w:p>
@@ -9545,21 +7093,7 @@
         <w:rPr>
           <w:rFonts w:ascii="Arial" w:hAnsi="Arial" w:cs="Arial"/>
         </w:rPr>
-        <w:t>{%</w:t>
-      </w:r>
-      <w:proofErr w:type="spellStart"/>
-      <w:r>
-        <w:rPr>
-          <w:rFonts w:ascii="Arial" w:hAnsi="Arial" w:cs="Arial"/>
-        </w:rPr>
-        <w:t>soil_photos</w:t>
-      </w:r>
-      <w:proofErr w:type="spellEnd"/>
-      <w:r>
-        <w:rPr>
-          <w:rFonts w:ascii="Arial" w:hAnsi="Arial" w:cs="Arial"/>
-        </w:rPr>
-        <w:t>}</w:t>
+        <w:t>{%soil_photos}</w:t>
       </w:r>
     </w:p>
     <w:p>
@@ -9567,21 +7101,7 @@
         <w:rPr>
           <w:rFonts w:ascii="Arial" w:hAnsi="Arial" w:cs="Arial"/>
         </w:rPr>
-        <w:t>{/</w:t>
-      </w:r>
-      <w:proofErr w:type="spellStart"/>
-      <w:r>
-        <w:rPr>
-          <w:rFonts w:ascii="Arial" w:hAnsi="Arial" w:cs="Arial"/>
-        </w:rPr>
-        <w:t>has_soil_photos</w:t>
-      </w:r>
-      <w:proofErr w:type="spellEnd"/>
-      <w:r>
-        <w:rPr>
-          <w:rFonts w:ascii="Arial" w:hAnsi="Arial" w:cs="Arial"/>
-        </w:rPr>
-        <w:t>}</w:t>
+        <w:t>{/has_soil_photos}</w:t>
       </w:r>
     </w:p>
     <w:sectPr>
@@ -11260,622 +8780,6 @@
 </w:styles>
 </file>
 
-<file path=word/glossary/document.xml><?xml version="1.0" encoding="utf-8"?>
-<w:glossaryDocument xmlns:wpc="http://schemas.microsoft.com/office/word/2010/wordprocessingCanvas" xmlns:cx="http://schemas.microsoft.com/office/drawing/2014/chartex" xmlns:cx1="http://schemas.microsoft.com/office/drawing/2015/9/8/chartex" xmlns:cx2="http://schemas.microsoft.com/office/drawing/2015/10/21/chartex" xmlns:cx3="http://schemas.microsoft.com/office/drawing/2016/5/9/chartex" xmlns:cx4="http://schemas.microsoft.com/office/drawing/2016/5/10/chartex" xmlns:cx5="http://schemas.microsoft.com/office/drawing/2016/5/11/chartex" xmlns:cx6="http://schemas.microsoft.com/office/drawing/2016/5/12/chartex" xmlns:cx7="http://schemas.microsoft.com/office/drawing/2016/5/13/chartex" xmlns:cx8="http://schemas.microsoft.com/office/drawing/2016/5/14/chartex" xmlns:mc="http://schemas.openxmlformats.org/markup-compatibility/2006" xmlns:aink="http://schemas.microsoft.com/office/drawing/2016/ink" xmlns:am3d="http://schemas.microsoft.com/office/drawing/2017/model3d" xmlns:o="urn:schemas-microsoft-com:office:office" xmlns:oel="http://schemas.microsoft.com/office/2019/extlst" xmlns:r="http://schemas.openxmlformats.org/officeDocument/2006/relationships" xmlns:m="http://schemas.openxmlformats.org/officeDocument/2006/math" xmlns:v="urn:schemas-microsoft-com:vml" xmlns:wp14="http://schemas.microsoft.com/office/word/2010/wordprocessingDrawing" xmlns:wp="http://schemas.openxmlformats.org/drawingml/2006/wordprocessingDrawing" xmlns:w10="urn:schemas-microsoft-com:office:word" xmlns:w="http://schemas.openxmlformats.org/wordprocessingml/2006/main" xmlns:w14="http://schemas.microsoft.com/office/word/2010/wordml" xmlns:w15="http://schemas.microsoft.com/office/word/2012/wordml" xmlns:w16cex="http://schemas.microsoft.com/office/word/2018/wordml/cex" xmlns:w16cid="http://schemas.microsoft.com/office/word/2016/wordml/cid" xmlns:w16="http://schemas.microsoft.com/office/word/2018/wordml" xmlns:w16du="http://schemas.microsoft.com/office/word/2023/wordml/word16du" xmlns:w16sdtdh="http://schemas.microsoft.com/office/word/2020/wordml/sdtdatahash" xmlns:w16sdtfl="http://schemas.microsoft.com/office/word/2024/wordml/sdtformatlock" xmlns:w16se="http://schemas.microsoft.com/office/word/2015/wordml/symex" xmlns:wpg="http://schemas.microsoft.com/office/word/2010/wordprocessingGroup" xmlns:wpi="http://schemas.microsoft.com/office/word/2010/wordprocessingInk" xmlns:wne="http://schemas.microsoft.com/office/word/2006/wordml" xmlns:wps="http://schemas.microsoft.com/office/word/2010/wordprocessingShape" mc:Ignorable="w14 w15 w16se w16cid w16 w16cex w16sdtdh w16sdtfl w16du wp14">
-  <w:docParts>
-    <w:docPart>
-      <w:docPartPr>
-        <w:name w:val="0B0A71DBF5BF47188404213CD323DBDD"/>
-        <w:category>
-          <w:name w:val="General"/>
-          <w:gallery w:val="placeholder"/>
-        </w:category>
-        <w:types>
-          <w:type w:val="bbPlcHdr"/>
-        </w:types>
-        <w:behaviors>
-          <w:behavior w:val="content"/>
-        </w:behaviors>
-        <w:guid w:val="{BB493EB2-36DA-4AC6-8C8E-15A7CCBBFC40}"/>
-      </w:docPartPr>
-      <w:docPartBody>
-        <w:p>
-          <w:pPr>
-            <w:pStyle w:val="0B0A71DBF5BF47188404213CD323DBDD"/>
-          </w:pPr>
-          <w:r>
-            <w:t>Author</w:t>
-          </w:r>
-        </w:p>
-      </w:docPartBody>
-    </w:docPart>
-  </w:docParts>
-</w:glossaryDocument>
-</file>
-
-<file path=word/glossary/fontTable.xml><?xml version="1.0" encoding="utf-8"?>
-<w:fonts xmlns:mc="http://schemas.openxmlformats.org/markup-compatibility/2006" xmlns:r="http://schemas.openxmlformats.org/officeDocument/2006/relationships" xmlns:w="http://schemas.openxmlformats.org/wordprocessingml/2006/main" xmlns:w14="http://schemas.microsoft.com/office/word/2010/wordml" xmlns:w15="http://schemas.microsoft.com/office/word/2012/wordml" xmlns:w16cex="http://schemas.microsoft.com/office/word/2018/wordml/cex" xmlns:w16cid="http://schemas.microsoft.com/office/word/2016/wordml/cid" xmlns:w16="http://schemas.microsoft.com/office/word/2018/wordml" xmlns:w16du="http://schemas.microsoft.com/office/word/2023/wordml/word16du" xmlns:w16sdtdh="http://schemas.microsoft.com/office/word/2020/wordml/sdtdatahash" xmlns:w16sdtfl="http://schemas.microsoft.com/office/word/2024/wordml/sdtformatlock" xmlns:w16se="http://schemas.microsoft.com/office/word/2015/wordml/symex" mc:Ignorable="w14 w15 w16se w16cid w16 w16cex w16sdtdh w16sdtfl w16du">
-  <w:font w:name="Times New Roman">
-    <w:panose1 w:val="02020603050405020304"/>
-    <w:charset w:val="00"/>
-    <w:family w:val="roman"/>
-    <w:pitch w:val="variable"/>
-    <w:sig w:usb0="E0002EFF" w:usb1="C000785B" w:usb2="00000009" w:usb3="00000000" w:csb0="000001FF" w:csb1="00000000"/>
-  </w:font>
-  <w:font w:name="Symbol">
-    <w:panose1 w:val="05050102010706020507"/>
-    <w:charset w:val="02"/>
-    <w:family w:val="roman"/>
-    <w:pitch w:val="variable"/>
-    <w:sig w:usb0="00000000" w:usb1="10000000" w:usb2="00000000" w:usb3="00000000" w:csb0="80000000" w:csb1="00000000"/>
-  </w:font>
-  <w:font w:name="Courier New">
-    <w:panose1 w:val="02070309020205020404"/>
-    <w:charset w:val="00"/>
-    <w:family w:val="modern"/>
-    <w:pitch w:val="fixed"/>
-    <w:sig w:usb0="E0002EFF" w:usb1="C0007843" w:usb2="00000009" w:usb3="00000000" w:csb0="000001FF" w:csb1="00000000"/>
-  </w:font>
-  <w:font w:name="Wingdings">
-    <w:panose1 w:val="05000000000000000000"/>
-    <w:charset w:val="02"/>
-    <w:family w:val="auto"/>
-    <w:pitch w:val="variable"/>
-    <w:sig w:usb0="00000000" w:usb1="10000000" w:usb2="00000000" w:usb3="00000000" w:csb0="80000000" w:csb1="00000000"/>
-  </w:font>
-  <w:font w:name="Arial">
-    <w:panose1 w:val="020B0604020202020204"/>
-    <w:charset w:val="00"/>
-    <w:family w:val="swiss"/>
-    <w:pitch w:val="variable"/>
-    <w:sig w:usb0="E0002EFF" w:usb1="C000785B" w:usb2="00000009" w:usb3="00000000" w:csb0="000001FF" w:csb1="00000000"/>
-  </w:font>
-  <w:font w:name="Montserrat">
-    <w:panose1 w:val="00000500000000000000"/>
-    <w:charset w:val="00"/>
-    <w:family w:val="auto"/>
-    <w:pitch w:val="variable"/>
-    <w:sig w:usb0="A00002FF" w:usb1="4000247B" w:usb2="00000000" w:usb3="00000000" w:csb0="00000197" w:csb1="00000000"/>
-  </w:font>
-  <w:font w:name="Aptos">
-    <w:panose1 w:val="020B0004020202020204"/>
-    <w:charset w:val="00"/>
-    <w:family w:val="swiss"/>
-    <w:pitch w:val="variable"/>
-    <w:sig w:usb0="20000287" w:usb1="00000003" w:usb2="00000000" w:usb3="00000000" w:csb0="0000019F" w:csb1="00000000"/>
-  </w:font>
-  <w:font w:name="Aptos Display">
-    <w:panose1 w:val="020B0004020202020204"/>
-    <w:charset w:val="00"/>
-    <w:family w:val="swiss"/>
-    <w:pitch w:val="variable"/>
-    <w:sig w:usb0="20000287" w:usb1="00000003" w:usb2="00000000" w:usb3="00000000" w:csb0="0000019F" w:csb1="00000000"/>
-  </w:font>
-</w:fonts>
-</file>
-
-<file path=word/glossary/settings.xml><?xml version="1.0" encoding="utf-8"?>
-<w:settings xmlns:mc="http://schemas.openxmlformats.org/markup-compatibility/2006" xmlns:o="urn:schemas-microsoft-com:office:office" xmlns:r="http://schemas.openxmlformats.org/officeDocument/2006/relationships" xmlns:m="http://schemas.openxmlformats.org/officeDocument/2006/math" xmlns:v="urn:schemas-microsoft-com:vml" xmlns:w10="urn:schemas-microsoft-com:office:word" xmlns:w="http://schemas.openxmlformats.org/wordprocessingml/2006/main" xmlns:w14="http://schemas.microsoft.com/office/word/2010/wordml" xmlns:w15="http://schemas.microsoft.com/office/word/2012/wordml" xmlns:w16cex="http://schemas.microsoft.com/office/word/2018/wordml/cex" xmlns:w16cid="http://schemas.microsoft.com/office/word/2016/wordml/cid" xmlns:w16="http://schemas.microsoft.com/office/word/2018/wordml" xmlns:w16du="http://schemas.microsoft.com/office/word/2023/wordml/word16du" xmlns:w16sdtdh="http://schemas.microsoft.com/office/word/2020/wordml/sdtdatahash" xmlns:w16sdtfl="http://schemas.microsoft.com/office/word/2024/wordml/sdtformatlock" xmlns:w16se="http://schemas.microsoft.com/office/word/2015/wordml/symex" xmlns:sl="http://schemas.openxmlformats.org/schemaLibrary/2006/main" mc:Ignorable="w14 w15 w16se w16cid w16 w16cex w16sdtdh w16sdtfl w16du">
-  <w:view w:val="normal"/>
-  <w:defaultTabStop w:val="720"/>
-  <w:hyphenationZone w:val="425"/>
-  <w:characterSpacingControl w:val="doNotCompress"/>
-  <w:compat>
-    <w:useFELayout/>
-    <w:compatSetting w:name="compatibilityMode" w:uri="http://schemas.microsoft.com/office/word" w:val="15"/>
-    <w:compatSetting w:name="overrideTableStyleFontSizeAndJustification" w:uri="http://schemas.microsoft.com/office/word" w:val="1"/>
-    <w:compatSetting w:name="enableOpenTypeFeatures" w:uri="http://schemas.microsoft.com/office/word" w:val="1"/>
-    <w:compatSetting w:name="doNotFlipMirrorIndents" w:uri="http://schemas.microsoft.com/office/word" w:val="1"/>
-    <w:compatSetting w:name="differentiateMultirowTableHeaders" w:uri="http://schemas.microsoft.com/office/word" w:val="1"/>
-    <w:compatSetting w:name="useWord2013TrackBottomHyphenation" w:uri="http://schemas.microsoft.com/office/word" w:val="0"/>
-  </w:compat>
-  <w:rsids>
-    <w:rsidRoot w:val="00DE6E83"/>
-    <w:rsid w:val="000612B9"/>
-    <w:rsid w:val="00082492"/>
-    <w:rsid w:val="00082B56"/>
-    <w:rsid w:val="000E3CB8"/>
-    <w:rsid w:val="001223F8"/>
-    <w:rsid w:val="0016058F"/>
-    <w:rsid w:val="001B559F"/>
-    <w:rsid w:val="001E3659"/>
-    <w:rsid w:val="00385F04"/>
-    <w:rsid w:val="003E6948"/>
-    <w:rsid w:val="004656C6"/>
-    <w:rsid w:val="004A1922"/>
-    <w:rsid w:val="004A6DD3"/>
-    <w:rsid w:val="005C4B7D"/>
-    <w:rsid w:val="00682476"/>
-    <w:rsid w:val="0076567F"/>
-    <w:rsid w:val="00A9710D"/>
-    <w:rsid w:val="00AC10D7"/>
-    <w:rsid w:val="00AE7EBE"/>
-    <w:rsid w:val="00B3007A"/>
-    <w:rsid w:val="00B80064"/>
-    <w:rsid w:val="00B931D6"/>
-    <w:rsid w:val="00BA6996"/>
-    <w:rsid w:val="00BB016A"/>
-    <w:rsid w:val="00C620CA"/>
-    <w:rsid w:val="00CE1ACC"/>
-    <w:rsid w:val="00DC211F"/>
-    <w:rsid w:val="00DC5C13"/>
-    <w:rsid w:val="00DE624F"/>
-    <w:rsid w:val="00DE6E83"/>
-    <w:rsid w:val="00EC5F16"/>
-  </w:rsids>
-  <m:mathPr>
-    <m:mathFont m:val="Cambria Math"/>
-    <m:brkBin m:val="before"/>
-    <m:brkBinSub m:val="--"/>
-    <m:smallFrac m:val="0"/>
-    <m:dispDef/>
-    <m:lMargin m:val="0"/>
-    <m:rMargin m:val="0"/>
-    <m:defJc m:val="centerGroup"/>
-    <m:wrapIndent m:val="1440"/>
-    <m:intLim m:val="subSup"/>
-    <m:naryLim m:val="undOvr"/>
-  </m:mathPr>
-  <w:themeFontLang w:val="en-GB"/>
-  <w:clrSchemeMapping w:bg1="light1" w:t1="dark1" w:bg2="light2" w:t2="dark2" w:accent1="accent1" w:accent2="accent2" w:accent3="accent3" w:accent4="accent4" w:accent5="accent5" w:accent6="accent6" w:hyperlink="hyperlink" w:followedHyperlink="followedHyperlink"/>
-  <w:decimalSymbol w:val="."/>
-  <w:listSeparator w:val=","/>
-  <w15:chartTrackingRefBased/>
-</w:settings>
-</file>
-
-<file path=word/glossary/styles.xml><?xml version="1.0" encoding="utf-8"?>
-<w:styles xmlns:mc="http://schemas.openxmlformats.org/markup-compatibility/2006" xmlns:r="http://schemas.openxmlformats.org/officeDocument/2006/relationships" xmlns:w="http://schemas.openxmlformats.org/wordprocessingml/2006/main" xmlns:w14="http://schemas.microsoft.com/office/word/2010/wordml" xmlns:w15="http://schemas.microsoft.com/office/word/2012/wordml" xmlns:w16cex="http://schemas.microsoft.com/office/word/2018/wordml/cex" xmlns:w16cid="http://schemas.microsoft.com/office/word/2016/wordml/cid" xmlns:w16="http://schemas.microsoft.com/office/word/2018/wordml" xmlns:w16du="http://schemas.microsoft.com/office/word/2023/wordml/word16du" xmlns:w16sdtdh="http://schemas.microsoft.com/office/word/2020/wordml/sdtdatahash" xmlns:w16sdtfl="http://schemas.microsoft.com/office/word/2024/wordml/sdtformatlock" xmlns:w16se="http://schemas.microsoft.com/office/word/2015/wordml/symex" mc:Ignorable="w14 w15 w16se w16cid w16 w16cex w16sdtdh w16sdtfl w16du">
-  <w:docDefaults>
-    <w:rPrDefault>
-      <w:rPr>
-        <w:rFonts w:asciiTheme="minorHAnsi" w:eastAsiaTheme="minorEastAsia" w:hAnsiTheme="minorHAnsi" w:cstheme="minorBidi"/>
-        <w:kern w:val="2"/>
-        <w:sz w:val="24"/>
-        <w:szCs w:val="24"/>
-        <w:lang w:val="en-GB" w:eastAsia="en-GB" w:bidi="ar-SA"/>
-        <w14:ligatures w14:val="standardContextual"/>
-      </w:rPr>
-    </w:rPrDefault>
-    <w:pPrDefault>
-      <w:pPr>
-        <w:spacing w:after="160" w:line="278" w:lineRule="auto"/>
-      </w:pPr>
-    </w:pPrDefault>
-  </w:docDefaults>
-  <w:latentStyles w:defLockedState="0" w:defUIPriority="99" w:defSemiHidden="0" w:defUnhideWhenUsed="0" w:defQFormat="0" w:count="376">
-    <w:lsdException w:name="Normal" w:uiPriority="0" w:qFormat="1"/>
-    <w:lsdException w:name="heading 1" w:uiPriority="9" w:qFormat="1"/>
-    <w:lsdException w:name="heading 2" w:semiHidden="1" w:uiPriority="9" w:unhideWhenUsed="1" w:qFormat="1"/>
-    <w:lsdException w:name="heading 3" w:semiHidden="1" w:uiPriority="9" w:unhideWhenUsed="1" w:qFormat="1"/>
-    <w:lsdException w:name="heading 4" w:semiHidden="1" w:uiPriority="9" w:unhideWhenUsed="1" w:qFormat="1"/>
-    <w:lsdException w:name="heading 5" w:semiHidden="1" w:uiPriority="9" w:unhideWhenUsed="1" w:qFormat="1"/>
-    <w:lsdException w:name="heading 6" w:semiHidden="1" w:uiPriority="9" w:unhideWhenUsed="1" w:qFormat="1"/>
-    <w:lsdException w:name="heading 7" w:semiHidden="1" w:uiPriority="9" w:unhideWhenUsed="1" w:qFormat="1"/>
-    <w:lsdException w:name="heading 8" w:semiHidden="1" w:uiPriority="9" w:unhideWhenUsed="1" w:qFormat="1"/>
-    <w:lsdException w:name="heading 9" w:semiHidden="1" w:uiPriority="9" w:unhideWhenUsed="1" w:qFormat="1"/>
-    <w:lsdException w:name="index 1" w:semiHidden="1" w:unhideWhenUsed="1"/>
-    <w:lsdException w:name="index 2" w:semiHidden="1" w:unhideWhenUsed="1"/>
-    <w:lsdException w:name="index 3" w:semiHidden="1" w:unhideWhenUsed="1"/>
-    <w:lsdException w:name="index 4" w:semiHidden="1" w:unhideWhenUsed="1"/>
-    <w:lsdException w:name="index 5" w:semiHidden="1" w:unhideWhenUsed="1"/>
-    <w:lsdException w:name="index 6" w:semiHidden="1" w:unhideWhenUsed="1"/>
-    <w:lsdException w:name="index 7" w:semiHidden="1" w:unhideWhenUsed="1"/>
-    <w:lsdException w:name="index 8" w:semiHidden="1" w:unhideWhenUsed="1"/>
-    <w:lsdException w:name="index 9" w:semiHidden="1" w:unhideWhenUsed="1"/>
-    <w:lsdException w:name="toc 1" w:semiHidden="1" w:uiPriority="39" w:unhideWhenUsed="1"/>
-    <w:lsdException w:name="toc 2" w:semiHidden="1" w:uiPriority="39" w:unhideWhenUsed="1"/>
-    <w:lsdException w:name="toc 3" w:semiHidden="1" w:uiPriority="39" w:unhideWhenUsed="1"/>
-    <w:lsdException w:name="toc 4" w:semiHidden="1" w:uiPriority="39" w:unhideWhenUsed="1"/>
-    <w:lsdException w:name="toc 5" w:semiHidden="1" w:uiPriority="39" w:unhideWhenUsed="1"/>
-    <w:lsdException w:name="toc 6" w:semiHidden="1" w:uiPriority="39" w:unhideWhenUsed="1"/>
-    <w:lsdException w:name="toc 7" w:semiHidden="1" w:uiPriority="39" w:unhideWhenUsed="1"/>
-    <w:lsdException w:name="toc 8" w:semiHidden="1" w:uiPriority="39" w:unhideWhenUsed="1"/>
-    <w:lsdException w:name="toc 9" w:semiHidden="1" w:uiPriority="39" w:unhideWhenUsed="1"/>
-    <w:lsdException w:name="Normal Indent" w:semiHidden="1" w:unhideWhenUsed="1"/>
-    <w:lsdException w:name="footnote text" w:semiHidden="1" w:unhideWhenUsed="1"/>
-    <w:lsdException w:name="annotation text" w:semiHidden="1" w:unhideWhenUsed="1"/>
-    <w:lsdException w:name="header" w:semiHidden="1" w:unhideWhenUsed="1"/>
-    <w:lsdException w:name="footer" w:semiHidden="1" w:unhideWhenUsed="1"/>
-    <w:lsdException w:name="index heading" w:semiHidden="1" w:unhideWhenUsed="1"/>
-    <w:lsdException w:name="caption" w:semiHidden="1" w:uiPriority="35" w:unhideWhenUsed="1" w:qFormat="1"/>
-    <w:lsdException w:name="table of figures" w:semiHidden="1" w:unhideWhenUsed="1"/>
-    <w:lsdException w:name="envelope address" w:semiHidden="1" w:unhideWhenUsed="1"/>
-    <w:lsdException w:name="envelope return" w:semiHidden="1" w:unhideWhenUsed="1"/>
-    <w:lsdException w:name="footnote reference" w:semiHidden="1" w:unhideWhenUsed="1"/>
-    <w:lsdException w:name="annotation reference" w:semiHidden="1" w:unhideWhenUsed="1"/>
-    <w:lsdException w:name="line number" w:semiHidden="1" w:unhideWhenUsed="1"/>
-    <w:lsdException w:name="page number" w:semiHidden="1" w:unhideWhenUsed="1"/>
-    <w:lsdException w:name="endnote reference" w:semiHidden="1" w:unhideWhenUsed="1"/>
-    <w:lsdException w:name="endnote text" w:semiHidden="1" w:unhideWhenUsed="1"/>
-    <w:lsdException w:name="table of authorities" w:semiHidden="1" w:unhideWhenUsed="1"/>
-    <w:lsdException w:name="macro" w:semiHidden="1" w:unhideWhenUsed="1"/>
-    <w:lsdException w:name="toa heading" w:semiHidden="1" w:unhideWhenUsed="1"/>
-    <w:lsdException w:name="List" w:semiHidden="1" w:unhideWhenUsed="1"/>
-    <w:lsdException w:name="List Bullet" w:semiHidden="1" w:unhideWhenUsed="1"/>
-    <w:lsdException w:name="List Number" w:semiHidden="1" w:unhideWhenUsed="1"/>
-    <w:lsdException w:name="List 2" w:semiHidden="1" w:unhideWhenUsed="1"/>
-    <w:lsdException w:name="List 3" w:semiHidden="1" w:unhideWhenUsed="1"/>
-    <w:lsdException w:name="List 4" w:semiHidden="1" w:unhideWhenUsed="1"/>
-    <w:lsdException w:name="List 5" w:semiHidden="1" w:unhideWhenUsed="1"/>
-    <w:lsdException w:name="List Bullet 2" w:semiHidden="1" w:unhideWhenUsed="1"/>
-    <w:lsdException w:name="List Bullet 3" w:semiHidden="1" w:unhideWhenUsed="1"/>
-    <w:lsdException w:name="List Bullet 4" w:semiHidden="1" w:unhideWhenUsed="1"/>
-    <w:lsdException w:name="List Bullet 5" w:semiHidden="1" w:unhideWhenUsed="1"/>
-    <w:lsdException w:name="List Number 2" w:semiHidden="1" w:unhideWhenUsed="1"/>
-    <w:lsdException w:name="List Number 3" w:semiHidden="1" w:unhideWhenUsed="1"/>
-    <w:lsdException w:name="List Number 4" w:semiHidden="1" w:unhideWhenUsed="1"/>
-    <w:lsdException w:name="List Number 5" w:semiHidden="1" w:unhideWhenUsed="1"/>
-    <w:lsdException w:name="Title" w:uiPriority="10" w:qFormat="1"/>
-    <w:lsdException w:name="Closing" w:semiHidden="1" w:unhideWhenUsed="1"/>
-    <w:lsdException w:name="Signature" w:semiHidden="1" w:unhideWhenUsed="1"/>
-    <w:lsdException w:name="Default Paragraph Font" w:semiHidden="1" w:uiPriority="1" w:unhideWhenUsed="1"/>
-    <w:lsdException w:name="Body Text" w:semiHidden="1" w:unhideWhenUsed="1"/>
-    <w:lsdException w:name="Body Text Indent" w:semiHidden="1" w:unhideWhenUsed="1"/>
-    <w:lsdException w:name="List Continue" w:semiHidden="1" w:unhideWhenUsed="1"/>
-    <w:lsdException w:name="List Continue 2" w:semiHidden="1" w:unhideWhenUsed="1"/>
-    <w:lsdException w:name="List Continue 3" w:semiHidden="1" w:unhideWhenUsed="1"/>
-    <w:lsdException w:name="List Continue 4" w:semiHidden="1" w:unhideWhenUsed="1"/>
-    <w:lsdException w:name="List Continue 5" w:semiHidden="1" w:unhideWhenUsed="1"/>
-    <w:lsdException w:name="Message Header" w:semiHidden="1" w:unhideWhenUsed="1"/>
-    <w:lsdException w:name="Subtitle" w:uiPriority="11" w:qFormat="1"/>
-    <w:lsdException w:name="Salutation" w:semiHidden="1" w:unhideWhenUsed="1"/>
-    <w:lsdException w:name="Date" w:semiHidden="1" w:unhideWhenUsed="1"/>
-    <w:lsdException w:name="Body Text First Indent" w:semiHidden="1" w:unhideWhenUsed="1"/>
-    <w:lsdException w:name="Body Text First Indent 2" w:semiHidden="1" w:unhideWhenUsed="1"/>
-    <w:lsdException w:name="Note Heading" w:semiHidden="1" w:unhideWhenUsed="1"/>
-    <w:lsdException w:name="Body Text 2" w:semiHidden="1" w:unhideWhenUsed="1"/>
-    <w:lsdException w:name="Body Text 3" w:semiHidden="1" w:unhideWhenUsed="1"/>
-    <w:lsdException w:name="Body Text Indent 2" w:semiHidden="1" w:unhideWhenUsed="1"/>
-    <w:lsdException w:name="Body Text Indent 3" w:semiHidden="1" w:unhideWhenUsed="1"/>
-    <w:lsdException w:name="Block Text" w:semiHidden="1" w:unhideWhenUsed="1"/>
-    <w:lsdException w:name="Hyperlink" w:semiHidden="1" w:unhideWhenUsed="1"/>
-    <w:lsdException w:name="FollowedHyperlink" w:semiHidden="1" w:unhideWhenUsed="1"/>
-    <w:lsdException w:name="Strong" w:uiPriority="22" w:qFormat="1"/>
-    <w:lsdException w:name="Emphasis" w:uiPriority="20" w:qFormat="1"/>
-    <w:lsdException w:name="Document Map" w:semiHidden="1" w:unhideWhenUsed="1"/>
-    <w:lsdException w:name="Plain Text" w:semiHidden="1" w:unhideWhenUsed="1"/>
-    <w:lsdException w:name="E-mail Signature" w:semiHidden="1" w:unhideWhenUsed="1"/>
-    <w:lsdException w:name="HTML Top of Form" w:semiHidden="1" w:unhideWhenUsed="1"/>
-    <w:lsdException w:name="HTML Bottom of Form" w:semiHidden="1" w:unhideWhenUsed="1"/>
-    <w:lsdException w:name="Normal (Web)" w:semiHidden="1" w:unhideWhenUsed="1"/>
-    <w:lsdException w:name="HTML Acronym" w:semiHidden="1" w:unhideWhenUsed="1"/>
-    <w:lsdException w:name="HTML Address" w:semiHidden="1" w:unhideWhenUsed="1"/>
-    <w:lsdException w:name="HTML Cite" w:semiHidden="1" w:unhideWhenUsed="1"/>
-    <w:lsdException w:name="HTML Code" w:semiHidden="1" w:unhideWhenUsed="1"/>
-    <w:lsdException w:name="HTML Definition" w:semiHidden="1" w:unhideWhenUsed="1"/>
-    <w:lsdException w:name="HTML Keyboard" w:semiHidden="1" w:unhideWhenUsed="1"/>
-    <w:lsdException w:name="HTML Preformatted" w:semiHidden="1" w:unhideWhenUsed="1"/>
-    <w:lsdException w:name="HTML Sample" w:semiHidden="1" w:unhideWhenUsed="1"/>
-    <w:lsdException w:name="HTML Typewriter" w:semiHidden="1" w:unhideWhenUsed="1"/>
-    <w:lsdException w:name="HTML Variable" w:semiHidden="1" w:unhideWhenUsed="1"/>
-    <w:lsdException w:name="Normal Table" w:semiHidden="1" w:unhideWhenUsed="1"/>
-    <w:lsdException w:name="annotation subject" w:semiHidden="1" w:unhideWhenUsed="1"/>
-    <w:lsdException w:name="No List" w:semiHidden="1" w:unhideWhenUsed="1"/>
-    <w:lsdException w:name="Outline List 1" w:semiHidden="1" w:unhideWhenUsed="1"/>
-    <w:lsdException w:name="Outline List 2" w:semiHidden="1" w:unhideWhenUsed="1"/>
-    <w:lsdException w:name="Outline List 3" w:semiHidden="1" w:unhideWhenUsed="1"/>
-    <w:lsdException w:name="Table Simple 1" w:semiHidden="1" w:unhideWhenUsed="1"/>
-    <w:lsdException w:name="Table Simple 2" w:semiHidden="1" w:unhideWhenUsed="1"/>
-    <w:lsdException w:name="Table Simple 3" w:semiHidden="1" w:unhideWhenUsed="1"/>
-    <w:lsdException w:name="Table Classic 1" w:semiHidden="1" w:unhideWhenUsed="1"/>
-    <w:lsdException w:name="Table Classic 2" w:semiHidden="1" w:unhideWhenUsed="1"/>
-    <w:lsdException w:name="Table Classic 3" w:semiHidden="1" w:unhideWhenUsed="1"/>
-    <w:lsdException w:name="Table Classic 4" w:semiHidden="1" w:unhideWhenUsed="1"/>
-    <w:lsdException w:name="Table Colorful 1" w:semiHidden="1" w:unhideWhenUsed="1"/>
-    <w:lsdException w:name="Table Colorful 2" w:semiHidden="1" w:unhideWhenUsed="1"/>
-    <w:lsdException w:name="Table Colorful 3" w:semiHidden="1" w:unhideWhenUsed="1"/>
-    <w:lsdException w:name="Table Columns 1" w:semiHidden="1" w:unhideWhenUsed="1"/>
-    <w:lsdException w:name="Table Columns 2" w:semiHidden="1" w:unhideWhenUsed="1"/>
-    <w:lsdException w:name="Table Columns 3" w:semiHidden="1" w:unhideWhenUsed="1"/>
-    <w:lsdException w:name="Table Columns 4" w:semiHidden="1" w:unhideWhenUsed="1"/>
-    <w:lsdException w:name="Table Columns 5" w:semiHidden="1" w:unhideWhenUsed="1"/>
-    <w:lsdException w:name="Table Grid 1" w:semiHidden="1" w:unhideWhenUsed="1"/>
-    <w:lsdException w:name="Table Grid 2" w:semiHidden="1" w:unhideWhenUsed="1"/>
-    <w:lsdException w:name="Table Grid 3" w:semiHidden="1" w:unhideWhenUsed="1"/>
-    <w:lsdException w:name="Table Grid 4" w:semiHidden="1" w:unhideWhenUsed="1"/>
-    <w:lsdException w:name="Table Grid 5" w:semiHidden="1" w:unhideWhenUsed="1"/>
-    <w:lsdException w:name="Table Grid 6" w:semiHidden="1" w:unhideWhenUsed="1"/>
-    <w:lsdException w:name="Table Grid 7" w:semiHidden="1" w:unhideWhenUsed="1"/>
-    <w:lsdException w:name="Table Grid 8" w:semiHidden="1" w:unhideWhenUsed="1"/>
-    <w:lsdException w:name="Table List 1" w:semiHidden="1" w:unhideWhenUsed="1"/>
-    <w:lsdException w:name="Table List 2" w:semiHidden="1" w:unhideWhenUsed="1"/>
-    <w:lsdException w:name="Table List 3" w:semiHidden="1" w:unhideWhenUsed="1"/>
-    <w:lsdException w:name="Table List 4" w:semiHidden="1" w:unhideWhenUsed="1"/>
-    <w:lsdException w:name="Table List 5" w:semiHidden="1" w:unhideWhenUsed="1"/>
-    <w:lsdException w:name="Table List 6" w:semiHidden="1" w:unhideWhenUsed="1"/>
-    <w:lsdException w:name="Table List 7" w:semiHidden="1" w:unhideWhenUsed="1"/>
-    <w:lsdException w:name="Table List 8" w:semiHidden="1" w:unhideWhenUsed="1"/>
-    <w:lsdException w:name="Table 3D effects 1" w:semiHidden="1" w:unhideWhenUsed="1"/>
-    <w:lsdException w:name="Table 3D effects 2" w:semiHidden="1" w:unhideWhenUsed="1"/>
-    <w:lsdException w:name="Table 3D effects 3" w:semiHidden="1" w:unhideWhenUsed="1"/>
-    <w:lsdException w:name="Table Contemporary" w:semiHidden="1" w:unhideWhenUsed="1"/>
-    <w:lsdException w:name="Table Elegant" w:semiHidden="1" w:unhideWhenUsed="1"/>
-    <w:lsdException w:name="Table Professional" w:semiHidden="1" w:unhideWhenUsed="1"/>
-    <w:lsdException w:name="Table Subtle 1" w:semiHidden="1" w:unhideWhenUsed="1"/>
-    <w:lsdException w:name="Table Subtle 2" w:semiHidden="1" w:unhideWhenUsed="1"/>
-    <w:lsdException w:name="Table Web 1" w:semiHidden="1" w:unhideWhenUsed="1"/>
-    <w:lsdException w:name="Table Web 2" w:semiHidden="1" w:unhideWhenUsed="1"/>
-    <w:lsdException w:name="Table Web 3" w:semiHidden="1" w:unhideWhenUsed="1"/>
-    <w:lsdException w:name="Balloon Text" w:semiHidden="1" w:unhideWhenUsed="1"/>
-    <w:lsdException w:name="Table Grid" w:uiPriority="39"/>
-    <w:lsdException w:name="Table Theme" w:semiHidden="1" w:unhideWhenUsed="1"/>
-    <w:lsdException w:name="Placeholder Text" w:semiHidden="1"/>
-    <w:lsdException w:name="No Spacing" w:uiPriority="1" w:qFormat="1"/>
-    <w:lsdException w:name="Light Shading" w:uiPriority="60"/>
-    <w:lsdException w:name="Light List" w:uiPriority="61"/>
-    <w:lsdException w:name="Light Grid" w:uiPriority="62"/>
-    <w:lsdException w:name="Medium Shading 1" w:uiPriority="63"/>
-    <w:lsdException w:name="Medium Shading 2" w:uiPriority="64"/>
-    <w:lsdException w:name="Medium List 1" w:uiPriority="65"/>
-    <w:lsdException w:name="Medium List 2" w:uiPriority="66"/>
-    <w:lsdException w:name="Medium Grid 1" w:uiPriority="67"/>
-    <w:lsdException w:name="Medium Grid 2" w:uiPriority="68"/>
-    <w:lsdException w:name="Medium Grid 3" w:uiPriority="69"/>
-    <w:lsdException w:name="Dark List" w:uiPriority="70"/>
-    <w:lsdException w:name="Colorful Shading" w:uiPriority="71"/>
-    <w:lsdException w:name="Colorful List" w:uiPriority="72"/>
-    <w:lsdException w:name="Colorful Grid" w:uiPriority="73"/>
-    <w:lsdException w:name="Light Shading Accent 1" w:uiPriority="60"/>
-    <w:lsdException w:name="Light List Accent 1" w:uiPriority="61"/>
-    <w:lsdException w:name="Light Grid Accent 1" w:uiPriority="62"/>
-    <w:lsdException w:name="Medium Shading 1 Accent 1" w:uiPriority="63"/>
-    <w:lsdException w:name="Medium Shading 2 Accent 1" w:uiPriority="64"/>
-    <w:lsdException w:name="Medium List 1 Accent 1" w:uiPriority="65"/>
-    <w:lsdException w:name="Revision" w:semiHidden="1"/>
-    <w:lsdException w:name="List Paragraph" w:uiPriority="34" w:qFormat="1"/>
-    <w:lsdException w:name="Quote" w:uiPriority="29" w:qFormat="1"/>
-    <w:lsdException w:name="Intense Quote" w:uiPriority="30" w:qFormat="1"/>
-    <w:lsdException w:name="Medium List 2 Accent 1" w:uiPriority="66"/>
-    <w:lsdException w:name="Medium Grid 1 Accent 1" w:uiPriority="67"/>
-    <w:lsdException w:name="Medium Grid 2 Accent 1" w:uiPriority="68"/>
-    <w:lsdException w:name="Medium Grid 3 Accent 1" w:uiPriority="69"/>
-    <w:lsdException w:name="Dark List Accent 1" w:uiPriority="70"/>
-    <w:lsdException w:name="Colorful Shading Accent 1" w:uiPriority="71"/>
-    <w:lsdException w:name="Colorful List Accent 1" w:uiPriority="72"/>
-    <w:lsdException w:name="Colorful Grid Accent 1" w:uiPriority="73"/>
-    <w:lsdException w:name="Light Shading Accent 2" w:uiPriority="60"/>
-    <w:lsdException w:name="Light List Accent 2" w:uiPriority="61"/>
-    <w:lsdException w:name="Light Grid Accent 2" w:uiPriority="62"/>
-    <w:lsdException w:name="Medium Shading 1 Accent 2" w:uiPriority="63"/>
-    <w:lsdException w:name="Medium Shading 2 Accent 2" w:uiPriority="64"/>
-    <w:lsdException w:name="Medium List 1 Accent 2" w:uiPriority="65"/>
-    <w:lsdException w:name="Medium List 2 Accent 2" w:uiPriority="66"/>
-    <w:lsdException w:name="Medium Grid 1 Accent 2" w:uiPriority="67"/>
-    <w:lsdException w:name="Medium Grid 2 Accent 2" w:uiPriority="68"/>
-    <w:lsdException w:name="Medium Grid 3 Accent 2" w:uiPriority="69"/>
-    <w:lsdException w:name="Dark List Accent 2" w:uiPriority="70"/>
-    <w:lsdException w:name="Colorful Shading Accent 2" w:uiPriority="71"/>
-    <w:lsdException w:name="Colorful List Accent 2" w:uiPriority="72"/>
-    <w:lsdException w:name="Colorful Grid Accent 2" w:uiPriority="73"/>
-    <w:lsdException w:name="Light Shading Accent 3" w:uiPriority="60"/>
-    <w:lsdException w:name="Light List Accent 3" w:uiPriority="61"/>
-    <w:lsdException w:name="Light Grid Accent 3" w:uiPriority="62"/>
-    <w:lsdException w:name="Medium Shading 1 Accent 3" w:uiPriority="63"/>
-    <w:lsdException w:name="Medium Shading 2 Accent 3" w:uiPriority="64"/>
-    <w:lsdException w:name="Medium List 1 Accent 3" w:uiPriority="65"/>
-    <w:lsdException w:name="Medium List 2 Accent 3" w:uiPriority="66"/>
-    <w:lsdException w:name="Medium Grid 1 Accent 3" w:uiPriority="67"/>
-    <w:lsdException w:name="Medium Grid 2 Accent 3" w:uiPriority="68"/>
-    <w:lsdException w:name="Medium Grid 3 Accent 3" w:uiPriority="69"/>
-    <w:lsdException w:name="Dark List Accent 3" w:uiPriority="70"/>
-    <w:lsdException w:name="Colorful Shading Accent 3" w:uiPriority="71"/>
-    <w:lsdException w:name="Colorful List Accent 3" w:uiPriority="72"/>
-    <w:lsdException w:name="Colorful Grid Accent 3" w:uiPriority="73"/>
-    <w:lsdException w:name="Light Shading Accent 4" w:uiPriority="60"/>
-    <w:lsdException w:name="Light List Accent 4" w:uiPriority="61"/>
-    <w:lsdException w:name="Light Grid Accent 4" w:uiPriority="62"/>
-    <w:lsdException w:name="Medium Shading 1 Accent 4" w:uiPriority="63"/>
-    <w:lsdException w:name="Medium Shading 2 Accent 4" w:uiPriority="64"/>
-    <w:lsdException w:name="Medium List 1 Accent 4" w:uiPriority="65"/>
-    <w:lsdException w:name="Medium List 2 Accent 4" w:uiPriority="66"/>
-    <w:lsdException w:name="Medium Grid 1 Accent 4" w:uiPriority="67"/>
-    <w:lsdException w:name="Medium Grid 2 Accent 4" w:uiPriority="68"/>
-    <w:lsdException w:name="Medium Grid 3 Accent 4" w:uiPriority="69"/>
-    <w:lsdException w:name="Dark List Accent 4" w:uiPriority="70"/>
-    <w:lsdException w:name="Colorful Shading Accent 4" w:uiPriority="71"/>
-    <w:lsdException w:name="Colorful List Accent 4" w:uiPriority="72"/>
-    <w:lsdException w:name="Colorful Grid Accent 4" w:uiPriority="73"/>
-    <w:lsdException w:name="Light Shading Accent 5" w:uiPriority="60"/>
-    <w:lsdException w:name="Light List Accent 5" w:uiPriority="61"/>
-    <w:lsdException w:name="Light Grid Accent 5" w:uiPriority="62"/>
-    <w:lsdException w:name="Medium Shading 1 Accent 5" w:uiPriority="63"/>
-    <w:lsdException w:name="Medium Shading 2 Accent 5" w:uiPriority="64"/>
-    <w:lsdException w:name="Medium List 1 Accent 5" w:uiPriority="65"/>
-    <w:lsdException w:name="Medium List 2 Accent 5" w:uiPriority="66"/>
-    <w:lsdException w:name="Medium Grid 1 Accent 5" w:uiPriority="67"/>
-    <w:lsdException w:name="Medium Grid 2 Accent 5" w:uiPriority="68"/>
-    <w:lsdException w:name="Medium Grid 3 Accent 5" w:uiPriority="69"/>
-    <w:lsdException w:name="Dark List Accent 5" w:uiPriority="70"/>
-    <w:lsdException w:name="Colorful Shading Accent 5" w:uiPriority="71"/>
-    <w:lsdException w:name="Colorful List Accent 5" w:uiPriority="72"/>
-    <w:lsdException w:name="Colorful Grid Accent 5" w:uiPriority="73"/>
-    <w:lsdException w:name="Light Shading Accent 6" w:uiPriority="60"/>
-    <w:lsdException w:name="Light List Accent 6" w:uiPriority="61"/>
-    <w:lsdException w:name="Light Grid Accent 6" w:uiPriority="62"/>
-    <w:lsdException w:name="Medium Shading 1 Accent 6" w:uiPriority="63"/>
-    <w:lsdException w:name="Medium Shading 2 Accent 6" w:uiPriority="64"/>
-    <w:lsdException w:name="Medium List 1 Accent 6" w:uiPriority="65"/>
-    <w:lsdException w:name="Medium List 2 Accent 6" w:uiPriority="66"/>
-    <w:lsdException w:name="Medium Grid 1 Accent 6" w:uiPriority="67"/>
-    <w:lsdException w:name="Medium Grid 2 Accent 6" w:uiPriority="68"/>
-    <w:lsdException w:name="Medium Grid 3 Accent 6" w:uiPriority="69"/>
-    <w:lsdException w:name="Dark List Accent 6" w:uiPriority="70"/>
-    <w:lsdException w:name="Colorful Shading Accent 6" w:uiPriority="71"/>
-    <w:lsdException w:name="Colorful List Accent 6" w:uiPriority="72"/>
-    <w:lsdException w:name="Colorful Grid Accent 6" w:uiPriority="73"/>
-    <w:lsdException w:name="Subtle Emphasis" w:uiPriority="19" w:qFormat="1"/>
-    <w:lsdException w:name="Intense Emphasis" w:uiPriority="21" w:qFormat="1"/>
-    <w:lsdException w:name="Subtle Reference" w:uiPriority="31" w:qFormat="1"/>
-    <w:lsdException w:name="Intense Reference" w:uiPriority="32" w:qFormat="1"/>
-    <w:lsdException w:name="Book Title" w:uiPriority="33" w:qFormat="1"/>
-    <w:lsdException w:name="Bibliography" w:semiHidden="1" w:uiPriority="37" w:unhideWhenUsed="1"/>
-    <w:lsdException w:name="TOC Heading" w:semiHidden="1" w:uiPriority="39" w:unhideWhenUsed="1" w:qFormat="1"/>
-    <w:lsdException w:name="Plain Table 1" w:uiPriority="41"/>
-    <w:lsdException w:name="Plain Table 2" w:uiPriority="42"/>
-    <w:lsdException w:name="Plain Table 3" w:uiPriority="43"/>
-    <w:lsdException w:name="Plain Table 4" w:uiPriority="44"/>
-    <w:lsdException w:name="Plain Table 5" w:uiPriority="45"/>
-    <w:lsdException w:name="Grid Table Light" w:uiPriority="40"/>
-    <w:lsdException w:name="Grid Table 1 Light" w:uiPriority="46"/>
-    <w:lsdException w:name="Grid Table 2" w:uiPriority="47"/>
-    <w:lsdException w:name="Grid Table 3" w:uiPriority="48"/>
-    <w:lsdException w:name="Grid Table 4" w:uiPriority="49"/>
-    <w:lsdException w:name="Grid Table 5 Dark" w:uiPriority="50"/>
-    <w:lsdException w:name="Grid Table 6 Colorful" w:uiPriority="51"/>
-    <w:lsdException w:name="Grid Table 7 Colorful" w:uiPriority="52"/>
-    <w:lsdException w:name="Grid Table 1 Light Accent 1" w:uiPriority="46"/>
-    <w:lsdException w:name="Grid Table 2 Accent 1" w:uiPriority="47"/>
-    <w:lsdException w:name="Grid Table 3 Accent 1" w:uiPriority="48"/>
-    <w:lsdException w:name="Grid Table 4 Accent 1" w:uiPriority="49"/>
-    <w:lsdException w:name="Grid Table 5 Dark Accent 1" w:uiPriority="50"/>
-    <w:lsdException w:name="Grid Table 6 Colorful Accent 1" w:uiPriority="51"/>
-    <w:lsdException w:name="Grid Table 7 Colorful Accent 1" w:uiPriority="52"/>
-    <w:lsdException w:name="Grid Table 1 Light Accent 2" w:uiPriority="46"/>
-    <w:lsdException w:name="Grid Table 2 Accent 2" w:uiPriority="47"/>
-    <w:lsdException w:name="Grid Table 3 Accent 2" w:uiPriority="48"/>
-    <w:lsdException w:name="Grid Table 4 Accent 2" w:uiPriority="49"/>
-    <w:lsdException w:name="Grid Table 5 Dark Accent 2" w:uiPriority="50"/>
-    <w:lsdException w:name="Grid Table 6 Colorful Accent 2" w:uiPriority="51"/>
-    <w:lsdException w:name="Grid Table 7 Colorful Accent 2" w:uiPriority="52"/>
-    <w:lsdException w:name="Grid Table 1 Light Accent 3" w:uiPriority="46"/>
-    <w:lsdException w:name="Grid Table 2 Accent 3" w:uiPriority="47"/>
-    <w:lsdException w:name="Grid Table 3 Accent 3" w:uiPriority="48"/>
-    <w:lsdException w:name="Grid Table 4 Accent 3" w:uiPriority="49"/>
-    <w:lsdException w:name="Grid Table 5 Dark Accent 3" w:uiPriority="50"/>
-    <w:lsdException w:name="Grid Table 6 Colorful Accent 3" w:uiPriority="51"/>
-    <w:lsdException w:name="Grid Table 7 Colorful Accent 3" w:uiPriority="52"/>
-    <w:lsdException w:name="Grid Table 1 Light Accent 4" w:uiPriority="46"/>
-    <w:lsdException w:name="Grid Table 2 Accent 4" w:uiPriority="47"/>
-    <w:lsdException w:name="Grid Table 3 Accent 4" w:uiPriority="48"/>
-    <w:lsdException w:name="Grid Table 4 Accent 4" w:uiPriority="49"/>
-    <w:lsdException w:name="Grid Table 5 Dark Accent 4" w:uiPriority="50"/>
-    <w:lsdException w:name="Grid Table 6 Colorful Accent 4" w:uiPriority="51"/>
-    <w:lsdException w:name="Grid Table 7 Colorful Accent 4" w:uiPriority="52"/>
-    <w:lsdException w:name="Grid Table 1 Light Accent 5" w:uiPriority="46"/>
-    <w:lsdException w:name="Grid Table 2 Accent 5" w:uiPriority="47"/>
-    <w:lsdException w:name="Grid Table 3 Accent 5" w:uiPriority="48"/>
-    <w:lsdException w:name="Grid Table 4 Accent 5" w:uiPriority="49"/>
-    <w:lsdException w:name="Grid Table 5 Dark Accent 5" w:uiPriority="50"/>
-    <w:lsdException w:name="Grid Table 6 Colorful Accent 5" w:uiPriority="51"/>
-    <w:lsdException w:name="Grid Table 7 Colorful Accent 5" w:uiPriority="52"/>
-    <w:lsdException w:name="Grid Table 1 Light Accent 6" w:uiPriority="46"/>
-    <w:lsdException w:name="Grid Table 2 Accent 6" w:uiPriority="47"/>
-    <w:lsdException w:name="Grid Table 3 Accent 6" w:uiPriority="48"/>
-    <w:lsdException w:name="Grid Table 4 Accent 6" w:uiPriority="49"/>
-    <w:lsdException w:name="Grid Table 5 Dark Accent 6" w:uiPriority="50"/>
-    <w:lsdException w:name="Grid Table 6 Colorful Accent 6" w:uiPriority="51"/>
-    <w:lsdException w:name="Grid Table 7 Colorful Accent 6" w:uiPriority="52"/>
-    <w:lsdException w:name="List Table 1 Light" w:uiPriority="46"/>
-    <w:lsdException w:name="List Table 2" w:uiPriority="47"/>
-    <w:lsdException w:name="List Table 3" w:uiPriority="48"/>
-    <w:lsdException w:name="List Table 4" w:uiPriority="49"/>
-    <w:lsdException w:name="List Table 5 Dark" w:uiPriority="50"/>
-    <w:lsdException w:name="List Table 6 Colorful" w:uiPriority="51"/>
-    <w:lsdException w:name="List Table 7 Colorful" w:uiPriority="52"/>
-    <w:lsdException w:name="List Table 1 Light Accent 1" w:uiPriority="46"/>
-    <w:lsdException w:name="List Table 2 Accent 1" w:uiPriority="47"/>
-    <w:lsdException w:name="List Table 3 Accent 1" w:uiPriority="48"/>
-    <w:lsdException w:name="List Table 4 Accent 1" w:uiPriority="49"/>
-    <w:lsdException w:name="List Table 5 Dark Accent 1" w:uiPriority="50"/>
-    <w:lsdException w:name="List Table 6 Colorful Accent 1" w:uiPriority="51"/>
-    <w:lsdException w:name="List Table 7 Colorful Accent 1" w:uiPriority="52"/>
-    <w:lsdException w:name="List Table 1 Light Accent 2" w:uiPriority="46"/>
-    <w:lsdException w:name="List Table 2 Accent 2" w:uiPriority="47"/>
-    <w:lsdException w:name="List Table 3 Accent 2" w:uiPriority="48"/>
-    <w:lsdException w:name="List Table 4 Accent 2" w:uiPriority="49"/>
-    <w:lsdException w:name="List Table 5 Dark Accent 2" w:uiPriority="50"/>
-    <w:lsdException w:name="List Table 6 Colorful Accent 2" w:uiPriority="51"/>
-    <w:lsdException w:name="List Table 7 Colorful Accent 2" w:uiPriority="52"/>
-    <w:lsdException w:name="List Table 1 Light Accent 3" w:uiPriority="46"/>
-    <w:lsdException w:name="List Table 2 Accent 3" w:uiPriority="47"/>
-    <w:lsdException w:name="List Table 3 Accent 3" w:uiPriority="48"/>
-    <w:lsdException w:name="List Table 4 Accent 3" w:uiPriority="49"/>
-    <w:lsdException w:name="List Table 5 Dark Accent 3" w:uiPriority="50"/>
-    <w:lsdException w:name="List Table 6 Colorful Accent 3" w:uiPriority="51"/>
-    <w:lsdException w:name="List Table 7 Colorful Accent 3" w:uiPriority="52"/>
-    <w:lsdException w:name="List Table 1 Light Accent 4" w:uiPriority="46"/>
-    <w:lsdException w:name="List Table 2 Accent 4" w:uiPriority="47"/>
-    <w:lsdException w:name="List Table 3 Accent 4" w:uiPriority="48"/>
-    <w:lsdException w:name="List Table 4 Accent 4" w:uiPriority="49"/>
-    <w:lsdException w:name="List Table 5 Dark Accent 4" w:uiPriority="50"/>
-    <w:lsdException w:name="List Table 6 Colorful Accent 4" w:uiPriority="51"/>
-    <w:lsdException w:name="List Table 7 Colorful Accent 4" w:uiPriority="52"/>
-    <w:lsdException w:name="List Table 1 Light Accent 5" w:uiPriority="46"/>
-    <w:lsdException w:name="List Table 2 Accent 5" w:uiPriority="47"/>
-    <w:lsdException w:name="List Table 3 Accent 5" w:uiPriority="48"/>
-    <w:lsdException w:name="List Table 4 Accent 5" w:uiPriority="49"/>
-    <w:lsdException w:name="List Table 5 Dark Accent 5" w:uiPriority="50"/>
-    <w:lsdException w:name="List Table 6 Colorful Accent 5" w:uiPriority="51"/>
-    <w:lsdException w:name="List Table 7 Colorful Accent 5" w:uiPriority="52"/>
-    <w:lsdException w:name="List Table 1 Light Accent 6" w:uiPriority="46"/>
-    <w:lsdException w:name="List Table 2 Accent 6" w:uiPriority="47"/>
-    <w:lsdException w:name="List Table 3 Accent 6" w:uiPriority="48"/>
-    <w:lsdException w:name="List Table 4 Accent 6" w:uiPriority="49"/>
-    <w:lsdException w:name="List Table 5 Dark Accent 6" w:uiPriority="50"/>
-    <w:lsdException w:name="List Table 6 Colorful Accent 6" w:uiPriority="51"/>
-    <w:lsdException w:name="List Table 7 Colorful Accent 6" w:uiPriority="52"/>
-    <w:lsdException w:name="Mention" w:semiHidden="1" w:unhideWhenUsed="1"/>
-    <w:lsdException w:name="Smart Hyperlink" w:semiHidden="1" w:unhideWhenUsed="1"/>
-    <w:lsdException w:name="Hashtag" w:semiHidden="1" w:unhideWhenUsed="1"/>
-    <w:lsdException w:name="Unresolved Mention" w:semiHidden="1" w:unhideWhenUsed="1"/>
-    <w:lsdException w:name="Smart Link" w:semiHidden="1" w:unhideWhenUsed="1"/>
-  </w:latentStyles>
-  <w:style w:type="paragraph" w:default="1" w:styleId="Normal">
-    <w:name w:val="Normal"/>
-    <w:qFormat/>
-  </w:style>
-  <w:style w:type="character" w:default="1" w:styleId="DefaultParagraphFont">
-    <w:name w:val="Default Paragraph Font"/>
-    <w:uiPriority w:val="1"/>
-    <w:semiHidden/>
-    <w:unhideWhenUsed/>
-  </w:style>
-  <w:style w:type="table" w:default="1" w:styleId="TableNormal">
-    <w:name w:val="Normal Table"/>
-    <w:uiPriority w:val="99"/>
-    <w:semiHidden/>
-    <w:unhideWhenUsed/>
-    <w:tblPr>
-      <w:tblInd w:w="0" w:type="dxa"/>
-      <w:tblCellMar>
-        <w:top w:w="0" w:type="dxa"/>
-        <w:left w:w="108" w:type="dxa"/>
-        <w:bottom w:w="0" w:type="dxa"/>
-        <w:right w:w="108" w:type="dxa"/>
-      </w:tblCellMar>
-    </w:tblPr>
-  </w:style>
-  <w:style w:type="numbering" w:default="1" w:styleId="NoList">
-    <w:name w:val="No List"/>
-    <w:uiPriority w:val="99"/>
-    <w:semiHidden/>
-    <w:unhideWhenUsed/>
-  </w:style>
-  <w:style w:type="character" w:styleId="PlaceholderText">
-    <w:name w:val="Placeholder Text"/>
-    <w:basedOn w:val="DefaultParagraphFont"/>
-    <w:uiPriority w:val="99"/>
-    <w:semiHidden/>
-    <w:rsid w:val="00DE6E83"/>
-    <w:rPr>
-      <w:color w:val="808080"/>
-    </w:rPr>
-  </w:style>
-  <w:style w:type="paragraph" w:customStyle="1" w:styleId="0B0A71DBF5BF47188404213CD323DBDD">
-    <w:name w:val="0B0A71DBF5BF47188404213CD323DBDD"/>
-    <w:rsid w:val="00DE6E83"/>
-  </w:style>
-</w:styles>
-</file>
-
-<file path=word/glossary/webSettings.xml><?xml version="1.0" encoding="utf-8"?>
-<w:webSettings xmlns:mc="http://schemas.openxmlformats.org/markup-compatibility/2006" xmlns:r="http://schemas.openxmlformats.org/officeDocument/2006/relationships" xmlns:w="http://schemas.openxmlformats.org/wordprocessingml/2006/main" xmlns:w14="http://schemas.microsoft.com/office/word/2010/wordml" xmlns:w15="http://schemas.microsoft.com/office/word/2012/wordml" xmlns:w16cex="http://schemas.microsoft.com/office/word/2018/wordml/cex" xmlns:w16cid="http://schemas.microsoft.com/office/word/2016/wordml/cid" xmlns:w16="http://schemas.microsoft.com/office/word/2018/wordml" xmlns:w16du="http://schemas.microsoft.com/office/word/2023/wordml/word16du" xmlns:w16sdtdh="http://schemas.microsoft.com/office/word/2020/wordml/sdtdatahash" xmlns:w16sdtfl="http://schemas.microsoft.com/office/word/2024/wordml/sdtformatlock" xmlns:w16se="http://schemas.microsoft.com/office/word/2015/wordml/symex" mc:Ignorable="w14 w15 w16se w16cid w16 w16cex w16sdtdh w16sdtfl w16du">
-  <w:optimizeForBrowser/>
-  <w:allowPNG/>
-</w:webSettings>
-</file>
-
 <file path=word/theme/theme1.xml><?xml version="1.0" encoding="utf-8"?>
 <a:theme xmlns:a="http://schemas.openxmlformats.org/drawingml/2006/main" name="Office Theme">
   <a:themeElements>
@@ -12172,11 +9076,12 @@
 </file>
 
 <file path=customXml/item1.xml><?xml version="1.0" encoding="utf-8"?>
-<p:properties xmlns:p="http://schemas.microsoft.com/office/2006/metadata/properties" xmlns:xsi="http://www.w3.org/2001/XMLSchema-instance" xmlns:pc="http://schemas.microsoft.com/office/infopath/2007/PartnerControls">
-  <documentManagement>
-    <_activity xmlns="8effeac7-16f0-464c-bc18-884bedef63e5" xsi:nil="true"/>
-  </documentManagement>
-</p:properties>
+<?mso-contentType ?>
+<FormTemplates xmlns="http://schemas.microsoft.com/sharepoint/v3/contenttype/forms">
+  <Display>DocumentLibraryForm</Display>
+  <Edit>DocumentLibraryForm</Edit>
+  <New>DocumentLibraryForm</New>
+</FormTemplates>
 </file>
 
 <file path=customXml/item2.xml><?xml version="1.0" encoding="utf-8"?>
@@ -12374,20 +9279,17 @@
 </file>
 
 <file path=customXml/item3.xml><?xml version="1.0" encoding="utf-8"?>
-<?mso-contentType ?>
-<FormTemplates xmlns="http://schemas.microsoft.com/sharepoint/v3/contenttype/forms">
-  <Display>DocumentLibraryForm</Display>
-  <Edit>DocumentLibraryForm</Edit>
-  <New>DocumentLibraryForm</New>
-</FormTemplates>
+<p:properties xmlns:p="http://schemas.microsoft.com/office/2006/metadata/properties" xmlns:xsi="http://www.w3.org/2001/XMLSchema-instance" xmlns:pc="http://schemas.microsoft.com/office/infopath/2007/PartnerControls">
+  <documentManagement>
+    <_activity xmlns="8effeac7-16f0-464c-bc18-884bedef63e5" xsi:nil="true"/>
+  </documentManagement>
+</p:properties>
 </file>
 
 <file path=customXml/itemProps1.xml><?xml version="1.0" encoding="utf-8"?>
-<ds:datastoreItem xmlns:ds="http://schemas.openxmlformats.org/officeDocument/2006/customXml" ds:itemID="{5FA3DFFD-4364-4458-91BC-F673386D6347}">
+<ds:datastoreItem xmlns:ds="http://schemas.openxmlformats.org/officeDocument/2006/customXml" ds:itemID="{3BF1BAB2-22FA-442B-99FF-843B87305738}">
   <ds:schemaRefs>
-    <ds:schemaRef ds:uri="http://schemas.microsoft.com/office/2006/metadata/properties"/>
-    <ds:schemaRef ds:uri="http://schemas.microsoft.com/office/infopath/2007/PartnerControls"/>
-    <ds:schemaRef ds:uri="8effeac7-16f0-464c-bc18-884bedef63e5"/>
+    <ds:schemaRef ds:uri="http://schemas.microsoft.com/sharepoint/v3/contenttype/forms"/>
   </ds:schemaRefs>
 </ds:datastoreItem>
 </file>
@@ -12411,9 +9313,11 @@
 </file>
 
 <file path=customXml/itemProps3.xml><?xml version="1.0" encoding="utf-8"?>
-<ds:datastoreItem xmlns:ds="http://schemas.openxmlformats.org/officeDocument/2006/customXml" ds:itemID="{3BF1BAB2-22FA-442B-99FF-843B87305738}">
+<ds:datastoreItem xmlns:ds="http://schemas.openxmlformats.org/officeDocument/2006/customXml" ds:itemID="{5FA3DFFD-4364-4458-91BC-F673386D6347}">
   <ds:schemaRefs>
-    <ds:schemaRef ds:uri="http://schemas.microsoft.com/sharepoint/v3/contenttype/forms"/>
+    <ds:schemaRef ds:uri="http://schemas.microsoft.com/office/2006/metadata/properties"/>
+    <ds:schemaRef ds:uri="http://schemas.microsoft.com/office/infopath/2007/PartnerControls"/>
+    <ds:schemaRef ds:uri="8effeac7-16f0-464c-bc18-884bedef63e5"/>
   </ds:schemaRefs>
 </ds:datastoreItem>
 </file>
--- a/report_template.docx
+++ b/report_template.docx
@@ -1740,56 +1740,6 @@
         </w:rPr>
         <w:lastRenderedPageBreak/>
         <w:t>3. RESULTS FOR PITCH</w:t>
-      </w:r>
-    </w:p>
-    <w:p>
-      <w:r>
-        <w:t xml:space="preserve">{#has_shear}</w:t>
-      </w:r>
-    </w:p>
-    <w:p>
-      <w:pPr>
-        <w:spacing w:before="160" w:after="40"/>
-        <w:jc w:val="center"/>
-        <w:rPr>
-          <w:rFonts w:ascii="Arial" w:hAnsi="Arial" w:cs="Arial"/>
-          <w:noProof/>
-          <w:lang w:val="en-GB"/>
-        </w:rPr>
-      </w:pPr>
-      <w:r>
-        <w:rPr>
-          <w:rFonts w:ascii="Arial" w:hAnsi="Arial" w:cs="Arial"/>
-          <w:noProof/>
-          <w:lang w:val="en-GB"/>
-        </w:rPr>
-        <w:t>{%map_shear}</w:t>
-      </w:r>
-    </w:p>
-    <w:p>
-      <w:pPr>
-        <w:spacing w:after="240"/>
-        <w:jc w:val="center"/>
-        <w:rPr>
-          <w:rFonts w:ascii="Arial" w:hAnsi="Arial" w:cs="Arial"/>
-          <w:i/>
-          <w:iCs/>
-          <w:lang w:val="en-GB"/>
-        </w:rPr>
-      </w:pPr>
-      <w:r>
-        <w:rPr>
-          <w:rFonts w:ascii="Arial" w:hAnsi="Arial" w:cs="Arial"/>
-          <w:i/>
-          <w:iCs/>
-          <w:lang w:val="en-GB"/>
-        </w:rPr>
-        <w:t>{cap_shear}</w:t>
-      </w:r>
-    </w:p>
-    <w:p>
-      <w:r>
-        <w:t xml:space="preserve">{/has_shear}</w:t>
       </w:r>
     </w:p>
     <w:p>
@@ -1893,6 +1843,56 @@
       </w:r>
     </w:p>
     <w:p>
+      <w:r>
+        <w:t xml:space="preserve">{#has_moisture76}</w:t>
+      </w:r>
+    </w:p>
+    <w:p>
+      <w:pPr>
+        <w:spacing w:before="160" w:after="40"/>
+        <w:jc w:val="center"/>
+        <w:rPr>
+          <w:rFonts w:ascii="Arial" w:hAnsi="Arial" w:cs="Arial"/>
+          <w:noProof/>
+          <w:lang w:val="en-GB"/>
+        </w:rPr>
+      </w:pPr>
+      <w:r>
+        <w:rPr>
+          <w:rFonts w:ascii="Arial" w:hAnsi="Arial" w:cs="Arial"/>
+          <w:noProof/>
+          <w:lang w:val="en-GB"/>
+        </w:rPr>
+        <w:t>{%map_moisture76}</w:t>
+      </w:r>
+    </w:p>
+    <w:p>
+      <w:pPr>
+        <w:spacing w:after="240"/>
+        <w:jc w:val="center"/>
+        <w:rPr>
+          <w:rFonts w:ascii="Arial" w:hAnsi="Arial" w:cs="Arial"/>
+          <w:i/>
+          <w:iCs/>
+          <w:lang w:val="en-GB"/>
+        </w:rPr>
+      </w:pPr>
+      <w:r>
+        <w:rPr>
+          <w:rFonts w:ascii="Arial" w:hAnsi="Arial" w:cs="Arial"/>
+          <w:i/>
+          <w:iCs/>
+          <w:lang w:val="en-GB"/>
+        </w:rPr>
+        <w:t>{cap_moisture76}</w:t>
+      </w:r>
+    </w:p>
+    <w:p>
+      <w:r>
+        <w:t xml:space="preserve">{/has_moisture76}</w:t>
+      </w:r>
+    </w:p>
+    <w:p>
       <w:pPr>
         <w:pStyle w:val="Heading2"/>
         <w:pageBreakBefore/>
@@ -6764,7 +6764,7 @@
                 <w:rFonts w:ascii="Arial" w:hAnsi="Arial" w:cs="Arial"/>
                 <w:lang w:val="en-GB"/>
               </w:rPr>
-              <w:t>Soil Moisture Content — 38 mm (1.5 in)</w:t>
+              <w:t>{#moisture_rows}{label}</w:t>
             </w:r>
           </w:p>
         </w:tc>
@@ -6792,7 +6792,7 @@
               <w:rPr>
                 <w:rFonts w:ascii="Arial" w:hAnsi="Arial" w:cs="Arial"/>
               </w:rPr>
-              <w:t>{res_moisture_avg}</w:t>
+              <w:t>{avg}</w:t>
             </w:r>
           </w:p>
         </w:tc>
@@ -6820,7 +6820,7 @@
               <w:rPr>
                 <w:rFonts w:ascii="Arial" w:hAnsi="Arial" w:cs="Arial"/>
               </w:rPr>
-              <w:t>{res_moisture_var}</w:t>
+              <w:t>{var}</w:t>
             </w:r>
           </w:p>
         </w:tc>
@@ -6846,122 +6846,7 @@
               <w:rPr>
                 <w:rFonts w:ascii="Arial" w:hAnsi="Arial" w:cs="Arial"/>
               </w:rPr>
-              <w:t>{res_moisture_cmt}</w:t>
-            </w:r>
-          </w:p>
-        </w:tc>
-      </w:tr>
-      <w:tr>
-        <w:trPr>
-          <w:trHeight w:val="718"/>
-        </w:trPr>
-        <w:tc>
-          <w:tcPr>
-            <w:tcW w:w="1793" w:type="dxa"/>
-            <w:tcBorders>
-              <w:top w:val="single" w:sz="4" w:space="0" w:color="auto"/>
-              <w:left w:val="single" w:sz="4" w:space="0" w:color="auto"/>
-              <w:bottom w:val="single" w:sz="4" w:space="0" w:color="auto"/>
-              <w:right w:val="single" w:sz="4" w:space="0" w:color="auto"/>
-            </w:tcBorders>
-            <w:vAlign w:val="center"/>
-          </w:tcPr>
-          <w:p>
-            <w:pPr>
-              <w:pStyle w:val="Heading2"/>
-              <w:rPr>
-                <w:rFonts w:ascii="Arial" w:hAnsi="Arial" w:cs="Arial"/>
-                <w:lang w:val="en-GB"/>
-              </w:rPr>
-            </w:pPr>
-            <w:r>
-              <w:rPr>
-                <w:rFonts w:ascii="Arial" w:hAnsi="Arial" w:cs="Arial"/>
-                <w:lang w:val="en-GB"/>
-              </w:rPr>
-              <w:t>Soil Moisture Content — 76 mm (3 in)</w:t>
-            </w:r>
-          </w:p>
-        </w:tc>
-        <w:tc>
-          <w:tcPr>
-            <w:tcW w:w="2551" w:type="dxa"/>
-            <w:tcBorders>
-              <w:top w:val="single" w:sz="4" w:space="0" w:color="auto"/>
-              <w:left w:val="single" w:sz="4" w:space="0" w:color="auto"/>
-              <w:bottom w:val="single" w:sz="4" w:space="0" w:color="auto"/>
-              <w:right w:val="single" w:sz="4" w:space="0" w:color="auto"/>
-            </w:tcBorders>
-            <w:vAlign w:val="center"/>
-          </w:tcPr>
-          <w:p>
-            <w:pPr>
-              <w:pStyle w:val="Heading2"/>
-              <w:jc w:val="center"/>
-              <w:rPr>
-                <w:rFonts w:ascii="Arial" w:hAnsi="Arial" w:cs="Arial"/>
-                <w:lang w:val="en-GB"/>
-              </w:rPr>
-            </w:pPr>
-            <w:r>
-              <w:rPr>
-                <w:rFonts w:ascii="Arial" w:hAnsi="Arial" w:cs="Arial"/>
-              </w:rPr>
-              <w:t>{res_moisture76_avg}</w:t>
-            </w:r>
-          </w:p>
-        </w:tc>
-        <w:tc>
-          <w:tcPr>
-            <w:tcW w:w="2498" w:type="dxa"/>
-            <w:tcBorders>
-              <w:top w:val="single" w:sz="4" w:space="0" w:color="auto"/>
-              <w:left w:val="single" w:sz="4" w:space="0" w:color="auto"/>
-              <w:bottom w:val="single" w:sz="4" w:space="0" w:color="auto"/>
-              <w:right w:val="single" w:sz="4" w:space="0" w:color="auto"/>
-            </w:tcBorders>
-            <w:vAlign w:val="center"/>
-          </w:tcPr>
-          <w:p>
-            <w:pPr>
-              <w:pStyle w:val="Heading2"/>
-              <w:jc w:val="center"/>
-              <w:rPr>
-                <w:rFonts w:ascii="Arial" w:hAnsi="Arial" w:cs="Arial"/>
-                <w:lang w:val="en-GB"/>
-              </w:rPr>
-            </w:pPr>
-            <w:r>
-              <w:rPr>
-                <w:rFonts w:ascii="Arial" w:hAnsi="Arial" w:cs="Arial"/>
-              </w:rPr>
-              <w:t>{res_moisture76_var}</w:t>
-            </w:r>
-          </w:p>
-        </w:tc>
-        <w:tc>
-          <w:tcPr>
-            <w:tcW w:w="2651" w:type="dxa"/>
-            <w:tcBorders>
-              <w:top w:val="single" w:sz="4" w:space="0" w:color="auto"/>
-              <w:left w:val="single" w:sz="4" w:space="0" w:color="auto"/>
-              <w:bottom w:val="single" w:sz="4" w:space="0" w:color="auto"/>
-              <w:right w:val="single" w:sz="4" w:space="0" w:color="auto"/>
-            </w:tcBorders>
-            <w:vAlign w:val="center"/>
-          </w:tcPr>
-          <w:p>
-            <w:pPr>
-              <w:rPr>
-                <w:rFonts w:ascii="Arial" w:hAnsi="Arial" w:cs="Arial"/>
-                <w:lang w:val="en-GB"/>
-              </w:rPr>
-            </w:pPr>
-            <w:r>
-              <w:rPr>
-                <w:rFonts w:ascii="Arial" w:hAnsi="Arial" w:cs="Arial"/>
-              </w:rPr>
-              <w:t>{res_moisture76_cmt}</w:t>
+              <w:t>{cmt}{/moisture_rows}</w:t>
             </w:r>
           </w:p>
         </w:tc>

--- a/report_template.docx
+++ b/report_template.docx
@@ -1844,7 +1844,7 @@
     </w:p>
     <w:p>
       <w:r>
-        <w:t xml:space="preserve">{#has_moisture76}</w:t>
+        <w:t xml:space="preserve">{#vwc_maps}</w:t>
       </w:r>
     </w:p>
     <w:p>
@@ -1863,7 +1863,7 @@
           <w:noProof/>
           <w:lang w:val="en-GB"/>
         </w:rPr>
-        <w:t>{%map_moisture76}</w:t>
+        <w:t>{%vwc_img}</w:t>
       </w:r>
     </w:p>
     <w:p>
@@ -1884,12 +1884,12 @@
           <w:iCs/>
           <w:lang w:val="en-GB"/>
         </w:rPr>
-        <w:t>{cap_moisture76}</w:t>
+        <w:t>{vwc_cap}</w:t>
       </w:r>
     </w:p>
     <w:p>
       <w:r>
-        <w:t xml:space="preserve">{/has_moisture76}</w:t>
+        <w:t xml:space="preserve">{/vwc_maps}</w:t>
       </w:r>
     </w:p>
     <w:p>
@@ -6910,12 +6910,14 @@
     <w:p>
       <w:pPr>
         <w:pStyle w:val="Heading2"/>
+        <w:shd w:val="clear" w:color="auto" w:fill="3A4D2F"/>
       </w:pPr>
       <w:r>
         <w:rPr>
           <w:rFonts w:ascii="Arial" w:hAnsi="Arial" w:cs="Arial"/>
           <w:b/>
           <w:bCs/>
+          <w:color w:val="FFFFFF"/>
         </w:rPr>
         <w:t>APPENDIX J. Test location maps</w:t>
       </w:r>
@@ -6951,12 +6953,14 @@
       <w:pPr>
         <w:pStyle w:val="Heading2"/>
         <w:pageBreakBefore/>
+        <w:shd w:val="clear" w:color="auto" w:fill="3A4D2F"/>
       </w:pPr>
       <w:r>
         <w:rPr>
           <w:rFonts w:ascii="Arial" w:hAnsi="Arial" w:cs="Arial"/>
           <w:b/>
           <w:bCs/>
+          <w:color w:val="FFFFFF"/>
         </w:rPr>
         <w:lastRenderedPageBreak/>
         <w:t>APPENDIX K. Soil profile / thatch photos</w:t>

--- a/report_template.docx
+++ b/report_template.docx
@@ -1739,7 +1739,7 @@
           <w:lang w:val="en-GB"/>
         </w:rPr>
         <w:lastRenderedPageBreak/>
-        <w:t>3. RESULTS FOR PITCH</w:t>
+        <w:t>3. Heatmaps of Priority Metrics</w:t>
       </w:r>
     </w:p>
     <w:p>

--- a/report_template.docx
+++ b/report_template.docx
@@ -1914,394 +1914,24 @@
         <w:t>4. PHOTOS</w:t>
       </w:r>
     </w:p>
-    <w:tbl>
-      <w:tblPr>
-        <w:tblStyle w:val="TableGrid"/>
-        <w:tblW w:w="9714" w:type="dxa"/>
-        <w:tblBorders>
-          <w:top w:val="none" w:sz="0" w:space="0" w:color="auto"/>
-          <w:left w:val="none" w:sz="0" w:space="0" w:color="auto"/>
-          <w:bottom w:val="none" w:sz="0" w:space="0" w:color="auto"/>
-          <w:right w:val="none" w:sz="0" w:space="0" w:color="auto"/>
-          <w:insideH w:val="none" w:sz="0" w:space="0" w:color="auto"/>
-          <w:insideV w:val="none" w:sz="0" w:space="0" w:color="auto"/>
-        </w:tblBorders>
-        <w:tblLayout w:type="fixed"/>
-        <w:tblLook w:val="04A0" w:firstRow="1" w:lastRow="0" w:firstColumn="1" w:lastColumn="0" w:noHBand="0" w:noVBand="1"/>
-      </w:tblPr>
-      <w:tblGrid>
-        <w:gridCol w:w="4857"/>
-        <w:gridCol w:w="4857"/>
-      </w:tblGrid>
-      <w:tr>
-        <w:tc>
-          <w:tcPr>
-            <w:tcW w:w="4857" w:type="dxa"/>
-            <w:vAlign w:val="center"/>
-          </w:tcPr>
-          <w:p>
-            <w:pPr>
-              <w:jc w:val="center"/>
-              <w:rPr>
-                <w:rFonts w:ascii="Arial" w:hAnsi="Arial" w:cs="Arial"/>
-                <w:lang w:val="en-GB"/>
-              </w:rPr>
-            </w:pPr>
-            <w:r>
-              <w:rPr>
-                <w:rFonts w:ascii="Arial" w:hAnsi="Arial" w:cs="Arial"/>
-              </w:rPr>
-              <w:t>{%photo1}</w:t>
-            </w:r>
-          </w:p>
-        </w:tc>
-        <w:tc>
-          <w:tcPr>
-            <w:tcW w:w="4857" w:type="dxa"/>
-            <w:vAlign w:val="center"/>
-          </w:tcPr>
-          <w:p>
-            <w:pPr>
-              <w:jc w:val="center"/>
-              <w:rPr>
-                <w:rFonts w:ascii="Arial" w:hAnsi="Arial" w:cs="Arial"/>
-                <w:lang w:val="en-GB"/>
-              </w:rPr>
-            </w:pPr>
-            <w:r>
-              <w:rPr>
-                <w:rFonts w:ascii="Arial" w:hAnsi="Arial" w:cs="Arial"/>
-              </w:rPr>
-              <w:t>{%photo2}</w:t>
-            </w:r>
-          </w:p>
-        </w:tc>
-      </w:tr>
-      <w:tr>
-        <w:tc>
-          <w:tcPr>
-            <w:tcW w:w="4857" w:type="dxa"/>
-            <w:vAlign w:val="center"/>
-          </w:tcPr>
-          <w:p>
-            <w:pPr>
-              <w:jc w:val="center"/>
-              <w:rPr>
-                <w:rFonts w:ascii="Arial" w:hAnsi="Arial" w:cs="Arial"/>
-                <w:lang w:val="en-GB"/>
-              </w:rPr>
-            </w:pPr>
-            <w:r>
-              <w:rPr>
-                <w:rFonts w:ascii="Arial" w:hAnsi="Arial" w:cs="Arial"/>
-                <w:lang w:val="en-GB"/>
-              </w:rPr>
-              <w:t/>
-            </w:r>
-          </w:p>
-        </w:tc>
-        <w:tc>
-          <w:tcPr>
-            <w:tcW w:w="4857" w:type="dxa"/>
-            <w:vAlign w:val="center"/>
-          </w:tcPr>
-          <w:p>
-            <w:pPr>
-              <w:jc w:val="center"/>
-              <w:rPr>
-                <w:rFonts w:ascii="Arial" w:hAnsi="Arial" w:cs="Arial"/>
-                <w:lang w:val="en-GB"/>
-              </w:rPr>
-            </w:pPr>
-            <w:r>
-              <w:rPr>
-                <w:rFonts w:ascii="Arial" w:hAnsi="Arial" w:cs="Arial"/>
-                <w:lang w:val="en-GB"/>
-              </w:rPr>
-              <w:t/>
-            </w:r>
-          </w:p>
-        </w:tc>
-      </w:tr>
-      <w:tr>
-        <w:tc>
-          <w:tcPr>
-            <w:tcW w:w="4857" w:type="dxa"/>
-            <w:vAlign w:val="center"/>
-          </w:tcPr>
-          <w:p>
-            <w:pPr>
-              <w:jc w:val="center"/>
-              <w:rPr>
-                <w:rFonts w:ascii="Arial" w:hAnsi="Arial" w:cs="Arial"/>
-                <w:lang w:val="en-GB"/>
-              </w:rPr>
-            </w:pPr>
-            <w:r>
-              <w:rPr>
-                <w:rFonts w:ascii="Arial" w:hAnsi="Arial" w:cs="Arial"/>
-              </w:rPr>
-              <w:t>{%photo3}</w:t>
-            </w:r>
-          </w:p>
-        </w:tc>
-        <w:tc>
-          <w:tcPr>
-            <w:tcW w:w="4857" w:type="dxa"/>
-            <w:vAlign w:val="center"/>
-          </w:tcPr>
-          <w:p>
-            <w:pPr>
-              <w:jc w:val="center"/>
-              <w:rPr>
-                <w:rFonts w:ascii="Arial" w:hAnsi="Arial" w:cs="Arial"/>
-                <w:lang w:val="en-GB"/>
-              </w:rPr>
-            </w:pPr>
-            <w:r>
-              <w:rPr>
-                <w:rFonts w:ascii="Arial" w:hAnsi="Arial" w:cs="Arial"/>
-              </w:rPr>
-              <w:t>{%photo4}</w:t>
-            </w:r>
-          </w:p>
-        </w:tc>
-      </w:tr>
-      <w:tr>
-        <w:tc>
-          <w:tcPr>
-            <w:tcW w:w="4857" w:type="dxa"/>
-            <w:vAlign w:val="center"/>
-          </w:tcPr>
-          <w:p>
-            <w:pPr>
-              <w:jc w:val="center"/>
-              <w:rPr>
-                <w:rFonts w:ascii="Arial" w:hAnsi="Arial" w:cs="Arial"/>
-                <w:lang w:val="en-GB"/>
-              </w:rPr>
-            </w:pPr>
-            <w:r>
-              <w:rPr>
-                <w:rFonts w:ascii="Arial" w:hAnsi="Arial" w:cs="Arial"/>
-                <w:lang w:val="en-GB"/>
-              </w:rPr>
-              <w:t/>
-            </w:r>
-          </w:p>
-        </w:tc>
-        <w:tc>
-          <w:tcPr>
-            <w:tcW w:w="4857" w:type="dxa"/>
-            <w:vAlign w:val="center"/>
-          </w:tcPr>
-          <w:p>
-            <w:pPr>
-              <w:jc w:val="center"/>
-              <w:rPr>
-                <w:rFonts w:ascii="Arial" w:hAnsi="Arial" w:cs="Arial"/>
-                <w:lang w:val="en-GB"/>
-              </w:rPr>
-            </w:pPr>
-            <w:r>
-              <w:rPr>
-                <w:rFonts w:ascii="Arial" w:hAnsi="Arial" w:cs="Arial"/>
-                <w:lang w:val="en-GB"/>
-              </w:rPr>
-              <w:t/>
-            </w:r>
-          </w:p>
-        </w:tc>
-      </w:tr>
-      <w:tr>
-        <w:tc>
-          <w:tcPr>
-            <w:tcW w:w="4857" w:type="dxa"/>
-            <w:vAlign w:val="center"/>
-          </w:tcPr>
-          <w:p>
-            <w:pPr>
-              <w:jc w:val="center"/>
-              <w:rPr>
-                <w:rFonts w:ascii="Arial" w:hAnsi="Arial" w:cs="Arial"/>
-                <w:lang w:val="en-GB"/>
-              </w:rPr>
-            </w:pPr>
-            <w:r>
-              <w:rPr>
-                <w:rFonts w:ascii="Arial" w:hAnsi="Arial" w:cs="Arial"/>
-              </w:rPr>
-              <w:t>{%photo5}</w:t>
-            </w:r>
-          </w:p>
-        </w:tc>
-        <w:tc>
-          <w:tcPr>
-            <w:tcW w:w="4857" w:type="dxa"/>
-            <w:vAlign w:val="center"/>
-          </w:tcPr>
-          <w:p>
-            <w:pPr>
-              <w:jc w:val="center"/>
-              <w:rPr>
-                <w:rFonts w:ascii="Arial" w:hAnsi="Arial" w:cs="Arial"/>
-                <w:lang w:val="en-GB"/>
-              </w:rPr>
-            </w:pPr>
-            <w:r>
-              <w:rPr>
-                <w:rFonts w:ascii="Arial" w:hAnsi="Arial" w:cs="Arial"/>
-              </w:rPr>
-              <w:t>{%photo6}</w:t>
-            </w:r>
-          </w:p>
-        </w:tc>
-      </w:tr>
-      <w:tr>
-        <w:tc>
-          <w:tcPr>
-            <w:tcW w:w="4857" w:type="dxa"/>
-            <w:vAlign w:val="center"/>
-          </w:tcPr>
-          <w:p>
-            <w:pPr>
-              <w:jc w:val="center"/>
-              <w:rPr>
-                <w:rFonts w:ascii="Arial" w:hAnsi="Arial" w:cs="Arial"/>
-                <w:lang w:val="en-GB"/>
-              </w:rPr>
-            </w:pPr>
-            <w:r>
-              <w:rPr>
-                <w:rFonts w:ascii="Arial" w:hAnsi="Arial" w:cs="Arial"/>
-                <w:lang w:val="en-GB"/>
-              </w:rPr>
-              <w:t/>
-            </w:r>
-          </w:p>
-        </w:tc>
-        <w:tc>
-          <w:tcPr>
-            <w:tcW w:w="4857" w:type="dxa"/>
-            <w:vAlign w:val="center"/>
-          </w:tcPr>
-          <w:p>
-            <w:pPr>
-              <w:jc w:val="center"/>
-              <w:rPr>
-                <w:rFonts w:ascii="Arial" w:hAnsi="Arial" w:cs="Arial"/>
-                <w:lang w:val="en-GB"/>
-              </w:rPr>
-            </w:pPr>
-            <w:r>
-              <w:rPr>
-                <w:rFonts w:ascii="Arial" w:hAnsi="Arial" w:cs="Arial"/>
-                <w:lang w:val="en-GB"/>
-              </w:rPr>
-              <w:t/>
-            </w:r>
-          </w:p>
-        </w:tc>
-      </w:tr>
-      <w:tr>
-        <w:tc>
-          <w:tcPr>
-            <w:tcW w:w="9714" w:type="dxa"/>
-            <w:gridSpan w:val="2"/>
-            <w:vAlign w:val="center"/>
-          </w:tcPr>
-          <w:p>
-            <w:pPr>
-              <w:rPr>
-                <w:rFonts w:ascii="Arial" w:hAnsi="Arial" w:cs="Arial"/>
-                <w:b/>
-                <w:bCs/>
-                <w:lang w:val="en-GB"/>
-              </w:rPr>
-            </w:pPr>
-            <w:r>
-              <w:rPr>
-                <w:rFonts w:ascii="Arial" w:hAnsi="Arial" w:cs="Arial"/>
-                <w:b/>
-                <w:bCs/>
-                <w:lang w:val="en-GB"/>
-              </w:rPr>
-              <w:t>ADDITIONAL PHOTOS OR NOTES AND COMMENTS</w:t>
-            </w:r>
-            <w:r>
-              <w:rPr>
-                <w:rFonts w:ascii="Arial" w:hAnsi="Arial" w:cs="Arial"/>
-                <w:b/>
-                <w:bCs/>
-                <w:lang w:val="en-GB"/>
-              </w:rPr>
-              <w:t xml:space="preserve">: </w:t>
-            </w:r>
-          </w:p>
-          <w:p>
-            <w:pPr>
-              <w:rPr>
-                <w:rFonts w:ascii="Arial" w:hAnsi="Arial" w:cs="Arial"/>
-                <w:lang w:val="en-GB"/>
-              </w:rPr>
-            </w:pPr>
-          </w:p>
-        </w:tc>
-      </w:tr>
-      <w:tr>
-        <w:tc>
-          <w:tcPr>
-            <w:tcW w:w="9714" w:type="dxa"/>
-            <w:gridSpan w:val="2"/>
-            <w:vAlign w:val="center"/>
-          </w:tcPr>
-          <w:tbl>
-            <w:tblPr>
-              <w:tblStyle w:val="TableGrid"/>
-              <w:tblW w:w="9533" w:type="dxa"/>
-              <w:tblLook w:val="04A0" w:firstRow="1" w:lastRow="0" w:firstColumn="1" w:lastColumn="0" w:noHBand="0" w:noVBand="1"/>
-            </w:tblPr>
-            <w:tblGrid>
-              <w:gridCol w:w="9533"/>
-            </w:tblGrid>
-            <w:tr>
-              <w:trPr>
-                <w:trHeight w:val="3608"/>
-              </w:trPr>
-              <w:tc>
-                <w:tcPr>
-                  <w:tcW w:w="9533" w:type="dxa"/>
-                </w:tcPr>
-                <w:p>
-                  <w:pPr>
-                    <w:jc w:val="center"/>
-                    <w:rPr>
-                      <w:rFonts w:ascii="Arial" w:hAnsi="Arial" w:cs="Arial"/>
-                      <w:lang w:val="en-US"/>
-                    </w:rPr>
-                  </w:pPr>
-                </w:p>
-              </w:tc>
-            </w:tr>
-          </w:tbl>
-          <w:p>
-            <w:pPr>
-              <w:jc w:val="center"/>
-              <w:rPr>
-                <w:rFonts w:ascii="Arial" w:hAnsi="Arial" w:cs="Arial"/>
-                <w:lang w:val="en-GB"/>
-              </w:rPr>
-            </w:pPr>
-            <w:r>
-              <w:rPr>
-                <w:rFonts w:ascii="Arial" w:hAnsi="Arial" w:cs="Arial"/>
-              </w:rPr>
-              <w:t>{photo_notes}</w:t>
-            </w:r>
-          </w:p>
-        </w:tc>
-      </w:tr>
-    </w:tbl>
+    <w:p>
+      <w:r>
+        <w:t xml:space="preserve">{#photos_all}</w:t>
+      </w:r>
+    </w:p>
+    <w:p>
+      <w:pPr>
+        <w:jc w:val="center"/>
+      </w:pPr>
+      <w:r>
+        <w:t>{%photo_img}</w:t>
+      </w:r>
+    </w:p>
+    <w:p>
+      <w:r>
+        <w:t xml:space="preserve">{/photos_all}</w:t>
+      </w:r>
+    </w:p>
     <w:p>
       <w:pPr>
         <w:pStyle w:val="Heading2"/>

--- a/report_template.docx
+++ b/report_template.docx
@@ -147,7 +147,21 @@
               <w:rPr>
                 <w:color w:val="FFFFFF"/>
               </w:rPr>
-              <w:t>VENUE NAME: {venue_name}</w:t>
+              <w:t>VENUE NAME: {</w:t>
+            </w:r>
+            <w:proofErr w:type="spellStart"/>
+            <w:r>
+              <w:rPr>
+                <w:color w:val="FFFFFF"/>
+              </w:rPr>
+              <w:t>venue_name</w:t>
+            </w:r>
+            <w:proofErr w:type="spellEnd"/>
+            <w:r>
+              <w:rPr>
+                <w:color w:val="FFFFFF"/>
+              </w:rPr>
+              <w:t>}</w:t>
             </w:r>
           </w:p>
         </w:tc>
@@ -277,12 +291,37 @@
                 <w:lang w:val="fr-FR"/>
               </w:rPr>
             </w:pPr>
+            <w:proofErr w:type="gramStart"/>
             <w:r>
               <w:rPr>
                 <w:color w:val="FFFFFF"/>
                 <w:lang w:val="fr-FR"/>
               </w:rPr>
-              <w:t>Email: {email}</w:t>
+              <w:t>Email:</w:t>
+            </w:r>
+            <w:proofErr w:type="gramEnd"/>
+            <w:r>
+              <w:rPr>
+                <w:color w:val="FFFFFF"/>
+                <w:lang w:val="fr-FR"/>
+              </w:rPr>
+              <w:t xml:space="preserve"> {</w:t>
+            </w:r>
+            <w:proofErr w:type="gramStart"/>
+            <w:r>
+              <w:rPr>
+                <w:color w:val="FFFFFF"/>
+                <w:lang w:val="fr-FR"/>
+              </w:rPr>
+              <w:t>email</w:t>
+            </w:r>
+            <w:proofErr w:type="gramEnd"/>
+            <w:r>
+              <w:rPr>
+                <w:color w:val="FFFFFF"/>
+                <w:lang w:val="fr-FR"/>
+              </w:rPr>
+              <w:t>}</w:t>
             </w:r>
           </w:p>
         </w:tc>
@@ -497,7 +536,15 @@
               <w:pStyle w:val="TableParagraph"/>
             </w:pPr>
             <w:r>
-              <w:t>{checked_by}</w:t>
+              <w:t>{</w:t>
+            </w:r>
+            <w:proofErr w:type="spellStart"/>
+            <w:r>
+              <w:t>checked_by</w:t>
+            </w:r>
+            <w:proofErr w:type="spellEnd"/>
+            <w:r>
+              <w:t>}</w:t>
             </w:r>
           </w:p>
         </w:tc>
@@ -559,12 +606,137 @@
                 <w:spacing w:val="-9"/>
                 <w:w w:val="105"/>
               </w:rPr>
-              <w:t>{visit_date}</w:t>
+              <w:t>{</w:t>
+            </w:r>
+            <w:proofErr w:type="spellStart"/>
+            <w:r>
+              <w:rPr>
+                <w:spacing w:val="-9"/>
+                <w:w w:val="105"/>
+              </w:rPr>
+              <w:t>visit_date</w:t>
+            </w:r>
+            <w:proofErr w:type="spellEnd"/>
+            <w:r>
+              <w:rPr>
+                <w:spacing w:val="-9"/>
+                <w:w w:val="105"/>
+              </w:rPr>
+              <w:t>}</w:t>
             </w:r>
           </w:p>
         </w:tc>
       </w:tr>
     </w:tbl>
+    <w:p>
+      <w:pPr>
+        <w:pStyle w:val="Heading2"/>
+        <w:rPr>
+          <w:rFonts w:ascii="Arial" w:hAnsi="Arial" w:cs="Arial"/>
+          <w:b/>
+          <w:bCs/>
+          <w:lang w:val="en-GB"/>
+        </w:rPr>
+      </w:pPr>
+      <w:r>
+        <w:rPr>
+          <w:rFonts w:ascii="Arial" w:hAnsi="Arial" w:cs="Arial"/>
+          <w:b/>
+          <w:bCs/>
+          <w:lang w:val="en-GB"/>
+        </w:rPr>
+        <w:t>BENCHMARK</w:t>
+      </w:r>
+    </w:p>
+    <w:p>
+      <w:pPr>
+        <w:rPr>
+          <w:rFonts w:ascii="Arial" w:hAnsi="Arial" w:cs="Arial"/>
+          <w:sz w:val="22"/>
+          <w:szCs w:val="22"/>
+          <w:lang w:val="en-GB"/>
+        </w:rPr>
+      </w:pPr>
+      <w:r>
+        <w:rPr>
+          <w:rFonts w:ascii="Arial" w:hAnsi="Arial" w:cs="Arial"/>
+          <w:b/>
+          <w:bCs/>
+          <w:sz w:val="22"/>
+          <w:szCs w:val="22"/>
+          <w:lang w:val="en-GB"/>
+        </w:rPr>
+        <w:t xml:space="preserve">Pitch: </w:t>
+      </w:r>
+      <w:r>
+        <w:rPr>
+          <w:rFonts w:ascii="Arial" w:hAnsi="Arial" w:cs="Arial"/>
+          <w:sz w:val="22"/>
+          <w:szCs w:val="22"/>
+          <w:lang w:val="en-GB"/>
+        </w:rPr>
+        <w:t>{</w:t>
+      </w:r>
+      <w:proofErr w:type="spellStart"/>
+      <w:r>
+        <w:rPr>
+          <w:rFonts w:ascii="Arial" w:hAnsi="Arial" w:cs="Arial"/>
+          <w:sz w:val="22"/>
+          <w:szCs w:val="22"/>
+          <w:lang w:val="en-GB"/>
+        </w:rPr>
+        <w:t>pitch_name</w:t>
+      </w:r>
+      <w:proofErr w:type="spellEnd"/>
+      <w:r>
+        <w:rPr>
+          <w:rFonts w:ascii="Arial" w:hAnsi="Arial" w:cs="Arial"/>
+          <w:sz w:val="22"/>
+          <w:szCs w:val="22"/>
+          <w:lang w:val="en-GB"/>
+        </w:rPr>
+        <w:t>}</w:t>
+      </w:r>
+    </w:p>
+    <w:p>
+      <w:pPr>
+        <w:rPr>
+          <w:rFonts w:ascii="Arial" w:hAnsi="Arial" w:cs="Arial"/>
+          <w:sz w:val="22"/>
+          <w:szCs w:val="22"/>
+          <w:lang w:val="en-GB"/>
+        </w:rPr>
+      </w:pPr>
+      <w:r>
+        <w:rPr>
+          <w:rFonts w:ascii="Arial" w:hAnsi="Arial" w:cs="Arial"/>
+          <w:sz w:val="22"/>
+          <w:szCs w:val="22"/>
+          <w:lang w:val="en-GB"/>
+        </w:rPr>
+        <w:t>{</w:t>
+      </w:r>
+      <w:proofErr w:type="spellStart"/>
+      <w:r>
+        <w:rPr>
+          <w:rFonts w:ascii="Arial" w:hAnsi="Arial" w:cs="Arial"/>
+          <w:sz w:val="22"/>
+          <w:szCs w:val="22"/>
+          <w:lang w:val="en-GB"/>
+        </w:rPr>
+        <w:t>bench_text</w:t>
+      </w:r>
+      <w:proofErr w:type="spellEnd"/>
+      <w:r>
+        <w:rPr>
+          <w:rFonts w:ascii="Arial" w:hAnsi="Arial" w:cs="Arial"/>
+          <w:sz w:val="22"/>
+          <w:szCs w:val="22"/>
+          <w:lang w:val="en-GB"/>
+        </w:rPr>
+        <w:t>}</w:t>
+      </w:r>
+    </w:p>
     <w:p>
       <w:pPr>
         <w:pStyle w:val="Heading2"/>
@@ -670,7 +842,32 @@
                 <w:rFonts w:ascii="Arial" w:hAnsi="Arial" w:cs="Arial"/>
                 <w:color w:val="FFFFFF"/>
               </w:rPr>
-              <w:t>{overall_label}</w:t>
+              <w:t>{</w:t>
+            </w:r>
+            <w:proofErr w:type="spellStart"/>
+            <w:proofErr w:type="gramStart"/>
+            <w:r>
+              <w:rPr>
+                <w:rFonts w:ascii="Arial" w:hAnsi="Arial" w:cs="Arial"/>
+                <w:color w:val="FFFFFF"/>
+              </w:rPr>
+              <w:t>overall</w:t>
+            </w:r>
+            <w:proofErr w:type="gramEnd"/>
+            <w:r>
+              <w:rPr>
+                <w:rFonts w:ascii="Arial" w:hAnsi="Arial" w:cs="Arial"/>
+                <w:color w:val="FFFFFF"/>
+              </w:rPr>
+              <w:t>_label</w:t>
+            </w:r>
+            <w:proofErr w:type="spellEnd"/>
+            <w:r>
+              <w:rPr>
+                <w:rFonts w:ascii="Arial" w:hAnsi="Arial" w:cs="Arial"/>
+                <w:color w:val="FFFFFF"/>
+              </w:rPr>
+              <w:t>}</w:t>
             </w:r>
           </w:p>
         </w:tc>
@@ -700,7 +897,32 @@
                 <w:rFonts w:ascii="Arial" w:hAnsi="Arial" w:cs="Arial"/>
                 <w:color w:val="FFFFFF"/>
               </w:rPr>
-              <w:t>{overall_score}</w:t>
+              <w:t>{</w:t>
+            </w:r>
+            <w:proofErr w:type="spellStart"/>
+            <w:proofErr w:type="gramStart"/>
+            <w:r>
+              <w:rPr>
+                <w:rFonts w:ascii="Arial" w:hAnsi="Arial" w:cs="Arial"/>
+                <w:color w:val="FFFFFF"/>
+              </w:rPr>
+              <w:t>overall</w:t>
+            </w:r>
+            <w:proofErr w:type="gramEnd"/>
+            <w:r>
+              <w:rPr>
+                <w:rFonts w:ascii="Arial" w:hAnsi="Arial" w:cs="Arial"/>
+                <w:color w:val="FFFFFF"/>
+              </w:rPr>
+              <w:t>_score</w:t>
+            </w:r>
+            <w:proofErr w:type="spellEnd"/>
+            <w:r>
+              <w:rPr>
+                <w:rFonts w:ascii="Arial" w:hAnsi="Arial" w:cs="Arial"/>
+                <w:color w:val="FFFFFF"/>
+              </w:rPr>
+              <w:t>}</w:t>
             </w:r>
           </w:p>
         </w:tc>
@@ -737,7 +959,23 @@
                 <w:lang w:val="en-GB"/>
               </w:rPr>
               <w:br/>
-              <w:t>{overall_comment}</w:t>
+              <w:t>{</w:t>
+            </w:r>
+            <w:proofErr w:type="spellStart"/>
+            <w:r>
+              <w:rPr>
+                <w:rFonts w:ascii="Arial" w:hAnsi="Arial" w:cs="Arial"/>
+                <w:lang w:val="en-GB"/>
+              </w:rPr>
+              <w:t>overall_comment</w:t>
+            </w:r>
+            <w:proofErr w:type="spellEnd"/>
+            <w:r>
+              <w:rPr>
+                <w:rFonts w:ascii="Arial" w:hAnsi="Arial" w:cs="Arial"/>
+                <w:lang w:val="en-GB"/>
+              </w:rPr>
+              <w:t>}</w:t>
             </w:r>
           </w:p>
         </w:tc>
@@ -1044,7 +1282,23 @@
                 <w:rFonts w:ascii="Arial" w:hAnsi="Arial" w:cs="Arial"/>
                 <w:lang w:val="en-GB"/>
               </w:rPr>
-              <w:t>{risk_field_usage_label}</w:t>
+              <w:t>{</w:t>
+            </w:r>
+            <w:proofErr w:type="spellStart"/>
+            <w:r>
+              <w:rPr>
+                <w:rFonts w:ascii="Arial" w:hAnsi="Arial" w:cs="Arial"/>
+                <w:lang w:val="en-GB"/>
+              </w:rPr>
+              <w:t>risk_field_usage_label</w:t>
+            </w:r>
+            <w:proofErr w:type="spellEnd"/>
+            <w:r>
+              <w:rPr>
+                <w:rFonts w:ascii="Arial" w:hAnsi="Arial" w:cs="Arial"/>
+                <w:lang w:val="en-GB"/>
+              </w:rPr>
+              <w:t>}</w:t>
             </w:r>
           </w:p>
         </w:tc>
@@ -1068,7 +1322,25 @@
                 <w:color w:val="FFFFFF"/>
                 <w:lang w:val="en-GB"/>
               </w:rPr>
-              <w:t>{risk_field_usage_score}</w:t>
+              <w:t>{</w:t>
+            </w:r>
+            <w:proofErr w:type="spellStart"/>
+            <w:r>
+              <w:rPr>
+                <w:rFonts w:ascii="Arial" w:hAnsi="Arial" w:cs="Arial"/>
+                <w:color w:val="FFFFFF"/>
+                <w:lang w:val="en-GB"/>
+              </w:rPr>
+              <w:t>risk_field_usage_score</w:t>
+            </w:r>
+            <w:proofErr w:type="spellEnd"/>
+            <w:r>
+              <w:rPr>
+                <w:rFonts w:ascii="Arial" w:hAnsi="Arial" w:cs="Arial"/>
+                <w:color w:val="FFFFFF"/>
+                <w:lang w:val="en-GB"/>
+              </w:rPr>
+              <w:t>}</w:t>
             </w:r>
           </w:p>
         </w:tc>
@@ -1111,7 +1383,23 @@
                 <w:rFonts w:ascii="Arial" w:hAnsi="Arial" w:cs="Arial"/>
                 <w:lang w:val="en-GB"/>
               </w:rPr>
-              <w:t>{risk_pitch_dim_label}</w:t>
+              <w:t>{</w:t>
+            </w:r>
+            <w:proofErr w:type="spellStart"/>
+            <w:r>
+              <w:rPr>
+                <w:rFonts w:ascii="Arial" w:hAnsi="Arial" w:cs="Arial"/>
+                <w:lang w:val="en-GB"/>
+              </w:rPr>
+              <w:t>risk_pitch_dim_label</w:t>
+            </w:r>
+            <w:proofErr w:type="spellEnd"/>
+            <w:r>
+              <w:rPr>
+                <w:rFonts w:ascii="Arial" w:hAnsi="Arial" w:cs="Arial"/>
+                <w:lang w:val="en-GB"/>
+              </w:rPr>
+              <w:t>}</w:t>
             </w:r>
           </w:p>
         </w:tc>
@@ -1135,7 +1423,25 @@
                 <w:color w:val="FFFFFF"/>
                 <w:lang w:val="en-GB"/>
               </w:rPr>
-              <w:t>{risk_pitch_dim_score}</w:t>
+              <w:t>{</w:t>
+            </w:r>
+            <w:proofErr w:type="spellStart"/>
+            <w:r>
+              <w:rPr>
+                <w:rFonts w:ascii="Arial" w:hAnsi="Arial" w:cs="Arial"/>
+                <w:color w:val="FFFFFF"/>
+                <w:lang w:val="en-GB"/>
+              </w:rPr>
+              <w:t>risk_pitch_dim_score</w:t>
+            </w:r>
+            <w:proofErr w:type="spellEnd"/>
+            <w:r>
+              <w:rPr>
+                <w:rFonts w:ascii="Arial" w:hAnsi="Arial" w:cs="Arial"/>
+                <w:color w:val="FFFFFF"/>
+                <w:lang w:val="en-GB"/>
+              </w:rPr>
+              <w:t>}</w:t>
             </w:r>
           </w:p>
         </w:tc>
@@ -1178,7 +1484,23 @@
                 <w:rFonts w:ascii="Arial" w:hAnsi="Arial" w:cs="Arial"/>
                 <w:lang w:val="en-GB"/>
               </w:rPr>
-              <w:t>{risk_soil_label}</w:t>
+              <w:t>{</w:t>
+            </w:r>
+            <w:proofErr w:type="spellStart"/>
+            <w:r>
+              <w:rPr>
+                <w:rFonts w:ascii="Arial" w:hAnsi="Arial" w:cs="Arial"/>
+                <w:lang w:val="en-GB"/>
+              </w:rPr>
+              <w:t>risk_soil_label</w:t>
+            </w:r>
+            <w:proofErr w:type="spellEnd"/>
+            <w:r>
+              <w:rPr>
+                <w:rFonts w:ascii="Arial" w:hAnsi="Arial" w:cs="Arial"/>
+                <w:lang w:val="en-GB"/>
+              </w:rPr>
+              <w:t>}</w:t>
             </w:r>
           </w:p>
         </w:tc>
@@ -1202,7 +1524,25 @@
                 <w:color w:val="FFFFFF"/>
                 <w:lang w:val="en-GB"/>
               </w:rPr>
-              <w:t>{risk_soil_score}</w:t>
+              <w:t>{</w:t>
+            </w:r>
+            <w:proofErr w:type="spellStart"/>
+            <w:r>
+              <w:rPr>
+                <w:rFonts w:ascii="Arial" w:hAnsi="Arial" w:cs="Arial"/>
+                <w:color w:val="FFFFFF"/>
+                <w:lang w:val="en-GB"/>
+              </w:rPr>
+              <w:t>risk_soil_score</w:t>
+            </w:r>
+            <w:proofErr w:type="spellEnd"/>
+            <w:r>
+              <w:rPr>
+                <w:rFonts w:ascii="Arial" w:hAnsi="Arial" w:cs="Arial"/>
+                <w:color w:val="FFFFFF"/>
+                <w:lang w:val="en-GB"/>
+              </w:rPr>
+              <w:t>}</w:t>
             </w:r>
           </w:p>
         </w:tc>
@@ -1273,7 +1613,23 @@
                 <w:rFonts w:ascii="Arial" w:hAnsi="Arial" w:cs="Arial"/>
                 <w:lang w:val="en-GB"/>
               </w:rPr>
-              <w:t>{risk_irrigation_label}</w:t>
+              <w:t>{</w:t>
+            </w:r>
+            <w:proofErr w:type="spellStart"/>
+            <w:r>
+              <w:rPr>
+                <w:rFonts w:ascii="Arial" w:hAnsi="Arial" w:cs="Arial"/>
+                <w:lang w:val="en-GB"/>
+              </w:rPr>
+              <w:t>risk_irrigation_label</w:t>
+            </w:r>
+            <w:proofErr w:type="spellEnd"/>
+            <w:r>
+              <w:rPr>
+                <w:rFonts w:ascii="Arial" w:hAnsi="Arial" w:cs="Arial"/>
+                <w:lang w:val="en-GB"/>
+              </w:rPr>
+              <w:t>}</w:t>
             </w:r>
           </w:p>
         </w:tc>
@@ -1297,7 +1653,25 @@
                 <w:color w:val="FFFFFF"/>
                 <w:lang w:val="en-GB"/>
               </w:rPr>
-              <w:t>{risk_irrigation_score}</w:t>
+              <w:t>{</w:t>
+            </w:r>
+            <w:proofErr w:type="spellStart"/>
+            <w:r>
+              <w:rPr>
+                <w:rFonts w:ascii="Arial" w:hAnsi="Arial" w:cs="Arial"/>
+                <w:color w:val="FFFFFF"/>
+                <w:lang w:val="en-GB"/>
+              </w:rPr>
+              <w:t>risk_irrigation_score</w:t>
+            </w:r>
+            <w:proofErr w:type="spellEnd"/>
+            <w:r>
+              <w:rPr>
+                <w:rFonts w:ascii="Arial" w:hAnsi="Arial" w:cs="Arial"/>
+                <w:color w:val="FFFFFF"/>
+                <w:lang w:val="en-GB"/>
+              </w:rPr>
+              <w:t>}</w:t>
             </w:r>
           </w:p>
         </w:tc>
@@ -1339,7 +1713,23 @@
                 <w:rFonts w:ascii="Arial" w:hAnsi="Arial" w:cs="Arial"/>
                 <w:lang w:val="en-GB"/>
               </w:rPr>
-              <w:t>{risk_drainage_label}</w:t>
+              <w:t>{</w:t>
+            </w:r>
+            <w:proofErr w:type="spellStart"/>
+            <w:r>
+              <w:rPr>
+                <w:rFonts w:ascii="Arial" w:hAnsi="Arial" w:cs="Arial"/>
+                <w:lang w:val="en-GB"/>
+              </w:rPr>
+              <w:t>risk_drainage_label</w:t>
+            </w:r>
+            <w:proofErr w:type="spellEnd"/>
+            <w:r>
+              <w:rPr>
+                <w:rFonts w:ascii="Arial" w:hAnsi="Arial" w:cs="Arial"/>
+                <w:lang w:val="en-GB"/>
+              </w:rPr>
+              <w:t>}</w:t>
             </w:r>
           </w:p>
         </w:tc>
@@ -1363,7 +1753,25 @@
                 <w:color w:val="FFFFFF"/>
                 <w:lang w:val="en-GB"/>
               </w:rPr>
-              <w:t>{risk_drainage_score}</w:t>
+              <w:t>{</w:t>
+            </w:r>
+            <w:proofErr w:type="spellStart"/>
+            <w:r>
+              <w:rPr>
+                <w:rFonts w:ascii="Arial" w:hAnsi="Arial" w:cs="Arial"/>
+                <w:color w:val="FFFFFF"/>
+                <w:lang w:val="en-GB"/>
+              </w:rPr>
+              <w:t>risk_drainage_score</w:t>
+            </w:r>
+            <w:proofErr w:type="spellEnd"/>
+            <w:r>
+              <w:rPr>
+                <w:rFonts w:ascii="Arial" w:hAnsi="Arial" w:cs="Arial"/>
+                <w:color w:val="FFFFFF"/>
+                <w:lang w:val="en-GB"/>
+              </w:rPr>
+              <w:t>}</w:t>
             </w:r>
           </w:p>
         </w:tc>
@@ -1406,7 +1814,23 @@
                 <w:rFonts w:ascii="Arial" w:hAnsi="Arial" w:cs="Arial"/>
                 <w:lang w:val="en-GB"/>
               </w:rPr>
-              <w:t>{risk_surface_label}</w:t>
+              <w:t>{</w:t>
+            </w:r>
+            <w:proofErr w:type="spellStart"/>
+            <w:r>
+              <w:rPr>
+                <w:rFonts w:ascii="Arial" w:hAnsi="Arial" w:cs="Arial"/>
+                <w:lang w:val="en-GB"/>
+              </w:rPr>
+              <w:t>risk_surface_label</w:t>
+            </w:r>
+            <w:proofErr w:type="spellEnd"/>
+            <w:r>
+              <w:rPr>
+                <w:rFonts w:ascii="Arial" w:hAnsi="Arial" w:cs="Arial"/>
+                <w:lang w:val="en-GB"/>
+              </w:rPr>
+              <w:t>}</w:t>
             </w:r>
           </w:p>
         </w:tc>
@@ -1430,7 +1854,25 @@
                 <w:color w:val="FFFFFF"/>
                 <w:lang w:val="en-GB"/>
               </w:rPr>
-              <w:t>{risk_surface_score}</w:t>
+              <w:t>{</w:t>
+            </w:r>
+            <w:proofErr w:type="spellStart"/>
+            <w:r>
+              <w:rPr>
+                <w:rFonts w:ascii="Arial" w:hAnsi="Arial" w:cs="Arial"/>
+                <w:color w:val="FFFFFF"/>
+                <w:lang w:val="en-GB"/>
+              </w:rPr>
+              <w:t>risk_surface_score</w:t>
+            </w:r>
+            <w:proofErr w:type="spellEnd"/>
+            <w:r>
+              <w:rPr>
+                <w:rFonts w:ascii="Arial" w:hAnsi="Arial" w:cs="Arial"/>
+                <w:color w:val="FFFFFF"/>
+                <w:lang w:val="en-GB"/>
+              </w:rPr>
+              <w:t>}</w:t>
             </w:r>
           </w:p>
         </w:tc>
@@ -1473,7 +1915,23 @@
                 <w:rFonts w:ascii="Arial" w:hAnsi="Arial" w:cs="Arial"/>
                 <w:lang w:val="en-GB"/>
               </w:rPr>
-              <w:t>{risk_safety_label}</w:t>
+              <w:t>{</w:t>
+            </w:r>
+            <w:proofErr w:type="spellStart"/>
+            <w:r>
+              <w:rPr>
+                <w:rFonts w:ascii="Arial" w:hAnsi="Arial" w:cs="Arial"/>
+                <w:lang w:val="en-GB"/>
+              </w:rPr>
+              <w:t>risk_safety_label</w:t>
+            </w:r>
+            <w:proofErr w:type="spellEnd"/>
+            <w:r>
+              <w:rPr>
+                <w:rFonts w:ascii="Arial" w:hAnsi="Arial" w:cs="Arial"/>
+                <w:lang w:val="en-GB"/>
+              </w:rPr>
+              <w:t>}</w:t>
             </w:r>
           </w:p>
         </w:tc>
@@ -1497,7 +1955,25 @@
                 <w:color w:val="FFFFFF"/>
                 <w:lang w:val="en-GB"/>
               </w:rPr>
-              <w:t>{risk_safety_score}</w:t>
+              <w:t>{</w:t>
+            </w:r>
+            <w:proofErr w:type="spellStart"/>
+            <w:r>
+              <w:rPr>
+                <w:rFonts w:ascii="Arial" w:hAnsi="Arial" w:cs="Arial"/>
+                <w:color w:val="FFFFFF"/>
+                <w:lang w:val="en-GB"/>
+              </w:rPr>
+              <w:t>risk_safety_score</w:t>
+            </w:r>
+            <w:proofErr w:type="spellEnd"/>
+            <w:r>
+              <w:rPr>
+                <w:rFonts w:ascii="Arial" w:hAnsi="Arial" w:cs="Arial"/>
+                <w:color w:val="FFFFFF"/>
+                <w:lang w:val="en-GB"/>
+              </w:rPr>
+              <w:t>}</w:t>
             </w:r>
           </w:p>
         </w:tc>
@@ -1547,7 +2023,23 @@
                 <w:rFonts w:ascii="Arial" w:hAnsi="Arial" w:cs="Arial"/>
                 <w:lang w:val="en-GB"/>
               </w:rPr>
-              <w:t>{risk_turf_mgmt_label}</w:t>
+              <w:t>{</w:t>
+            </w:r>
+            <w:proofErr w:type="spellStart"/>
+            <w:r>
+              <w:rPr>
+                <w:rFonts w:ascii="Arial" w:hAnsi="Arial" w:cs="Arial"/>
+                <w:lang w:val="en-GB"/>
+              </w:rPr>
+              <w:t>risk_turf_mgmt_label</w:t>
+            </w:r>
+            <w:proofErr w:type="spellEnd"/>
+            <w:r>
+              <w:rPr>
+                <w:rFonts w:ascii="Arial" w:hAnsi="Arial" w:cs="Arial"/>
+                <w:lang w:val="en-GB"/>
+              </w:rPr>
+              <w:t>}</w:t>
             </w:r>
           </w:p>
         </w:tc>
@@ -1571,7 +2063,25 @@
                 <w:color w:val="FFFFFF"/>
                 <w:lang w:val="en-GB"/>
               </w:rPr>
-              <w:t>{risk_turf_mgmt_score}</w:t>
+              <w:t>{</w:t>
+            </w:r>
+            <w:proofErr w:type="spellStart"/>
+            <w:r>
+              <w:rPr>
+                <w:rFonts w:ascii="Arial" w:hAnsi="Arial" w:cs="Arial"/>
+                <w:color w:val="FFFFFF"/>
+                <w:lang w:val="en-GB"/>
+              </w:rPr>
+              <w:t>risk_turf_mgmt_score</w:t>
+            </w:r>
+            <w:proofErr w:type="spellEnd"/>
+            <w:r>
+              <w:rPr>
+                <w:rFonts w:ascii="Arial" w:hAnsi="Arial" w:cs="Arial"/>
+                <w:color w:val="FFFFFF"/>
+                <w:lang w:val="en-GB"/>
+              </w:rPr>
+              <w:t>}</w:t>
             </w:r>
           </w:p>
         </w:tc>
@@ -1614,7 +2124,23 @@
                 <w:rFonts w:ascii="Arial" w:hAnsi="Arial" w:cs="Arial"/>
                 <w:lang w:val="en-GB"/>
               </w:rPr>
-              <w:t>{risk_resources_label}</w:t>
+              <w:t>{</w:t>
+            </w:r>
+            <w:proofErr w:type="spellStart"/>
+            <w:r>
+              <w:rPr>
+                <w:rFonts w:ascii="Arial" w:hAnsi="Arial" w:cs="Arial"/>
+                <w:lang w:val="en-GB"/>
+              </w:rPr>
+              <w:t>risk_resources_label</w:t>
+            </w:r>
+            <w:proofErr w:type="spellEnd"/>
+            <w:r>
+              <w:rPr>
+                <w:rFonts w:ascii="Arial" w:hAnsi="Arial" w:cs="Arial"/>
+                <w:lang w:val="en-GB"/>
+              </w:rPr>
+              <w:t>}</w:t>
             </w:r>
           </w:p>
         </w:tc>
@@ -1638,7 +2164,25 @@
                 <w:color w:val="FFFFFF"/>
                 <w:lang w:val="en-GB"/>
               </w:rPr>
-              <w:t>{risk_resources_score}</w:t>
+              <w:t>{</w:t>
+            </w:r>
+            <w:proofErr w:type="spellStart"/>
+            <w:r>
+              <w:rPr>
+                <w:rFonts w:ascii="Arial" w:hAnsi="Arial" w:cs="Arial"/>
+                <w:color w:val="FFFFFF"/>
+                <w:lang w:val="en-GB"/>
+              </w:rPr>
+              <w:t>risk_resources_score</w:t>
+            </w:r>
+            <w:proofErr w:type="spellEnd"/>
+            <w:r>
+              <w:rPr>
+                <w:rFonts w:ascii="Arial" w:hAnsi="Arial" w:cs="Arial"/>
+                <w:color w:val="FFFFFF"/>
+                <w:lang w:val="en-GB"/>
+              </w:rPr>
+              <w:t>}</w:t>
             </w:r>
           </w:p>
         </w:tc>
@@ -1691,7 +2235,23 @@
                 <w:rFonts w:ascii="Arial" w:hAnsi="Arial" w:cs="Arial"/>
                 <w:lang w:val="en-GB"/>
               </w:rPr>
-              <w:t>{risk_additional_label}</w:t>
+              <w:t>{</w:t>
+            </w:r>
+            <w:proofErr w:type="spellStart"/>
+            <w:r>
+              <w:rPr>
+                <w:rFonts w:ascii="Arial" w:hAnsi="Arial" w:cs="Arial"/>
+                <w:lang w:val="en-GB"/>
+              </w:rPr>
+              <w:t>risk_additional_label</w:t>
+            </w:r>
+            <w:proofErr w:type="spellEnd"/>
+            <w:r>
+              <w:rPr>
+                <w:rFonts w:ascii="Arial" w:hAnsi="Arial" w:cs="Arial"/>
+                <w:lang w:val="en-GB"/>
+              </w:rPr>
+              <w:t>}</w:t>
             </w:r>
           </w:p>
         </w:tc>
@@ -1715,7 +2275,25 @@
                 <w:color w:val="FFFFFF"/>
                 <w:lang w:val="en-GB"/>
               </w:rPr>
-              <w:t>{risk_additional_score}</w:t>
+              <w:t>{</w:t>
+            </w:r>
+            <w:proofErr w:type="spellStart"/>
+            <w:r>
+              <w:rPr>
+                <w:rFonts w:ascii="Arial" w:hAnsi="Arial" w:cs="Arial"/>
+                <w:color w:val="FFFFFF"/>
+                <w:lang w:val="en-GB"/>
+              </w:rPr>
+              <w:t>risk_additional_score</w:t>
+            </w:r>
+            <w:proofErr w:type="spellEnd"/>
+            <w:r>
+              <w:rPr>
+                <w:rFonts w:ascii="Arial" w:hAnsi="Arial" w:cs="Arial"/>
+                <w:color w:val="FFFFFF"/>
+                <w:lang w:val="en-GB"/>
+              </w:rPr>
+              <w:t>}</w:t>
             </w:r>
           </w:p>
         </w:tc>
@@ -1744,7 +2322,7 @@
     </w:p>
     <w:p>
       <w:r>
-        <w:t xml:space="preserve">{#has_clegg}</w:t>
+        <w:t>{#has_clegg}</w:t>
       </w:r>
     </w:p>
     <w:p>
@@ -1784,17 +2362,45 @@
           <w:iCs/>
           <w:lang w:val="en-GB"/>
         </w:rPr>
-        <w:t>{cap_clegg}</w:t>
+        <w:t>{</w:t>
+      </w:r>
+      <w:proofErr w:type="spellStart"/>
+      <w:r>
+        <w:rPr>
+          <w:rFonts w:ascii="Arial" w:hAnsi="Arial" w:cs="Arial"/>
+          <w:i/>
+          <w:iCs/>
+          <w:lang w:val="en-GB"/>
+        </w:rPr>
+        <w:t>cap_clegg</w:t>
+      </w:r>
+      <w:proofErr w:type="spellEnd"/>
+      <w:r>
+        <w:rPr>
+          <w:rFonts w:ascii="Arial" w:hAnsi="Arial" w:cs="Arial"/>
+          <w:i/>
+          <w:iCs/>
+          <w:lang w:val="en-GB"/>
+        </w:rPr>
+        <w:t>}</w:t>
       </w:r>
     </w:p>
     <w:p>
       <w:r>
-        <w:t xml:space="preserve">{/has_clegg}</w:t>
+        <w:t>{/</w:t>
+      </w:r>
+      <w:proofErr w:type="spellStart"/>
+      <w:r>
+        <w:t>has_clegg</w:t>
+      </w:r>
+      <w:proofErr w:type="spellEnd"/>
+      <w:r>
+        <w:t>}</w:t>
       </w:r>
     </w:p>
     <w:p>
       <w:r>
-        <w:t xml:space="preserve">{#has_traction}</w:t>
+        <w:t>{#has_traction}</w:t>
       </w:r>
     </w:p>
     <w:p>
@@ -1834,17 +2440,45 @@
           <w:iCs/>
           <w:lang w:val="en-GB"/>
         </w:rPr>
-        <w:t>{cap_traction}</w:t>
+        <w:t>{</w:t>
+      </w:r>
+      <w:proofErr w:type="spellStart"/>
+      <w:r>
+        <w:rPr>
+          <w:rFonts w:ascii="Arial" w:hAnsi="Arial" w:cs="Arial"/>
+          <w:i/>
+          <w:iCs/>
+          <w:lang w:val="en-GB"/>
+        </w:rPr>
+        <w:t>cap_traction</w:t>
+      </w:r>
+      <w:proofErr w:type="spellEnd"/>
+      <w:r>
+        <w:rPr>
+          <w:rFonts w:ascii="Arial" w:hAnsi="Arial" w:cs="Arial"/>
+          <w:i/>
+          <w:iCs/>
+          <w:lang w:val="en-GB"/>
+        </w:rPr>
+        <w:t>}</w:t>
       </w:r>
     </w:p>
     <w:p>
       <w:r>
-        <w:t xml:space="preserve">{/has_traction}</w:t>
+        <w:t>{/</w:t>
+      </w:r>
+      <w:proofErr w:type="spellStart"/>
+      <w:r>
+        <w:t>has_traction</w:t>
+      </w:r>
+      <w:proofErr w:type="spellEnd"/>
+      <w:r>
+        <w:t>}</w:t>
       </w:r>
     </w:p>
     <w:p>
       <w:r>
-        <w:t xml:space="preserve">{#vwc_maps}</w:t>
+        <w:t>{#vwc_maps}</w:t>
       </w:r>
     </w:p>
     <w:p>
@@ -1884,12 +2518,40 @@
           <w:iCs/>
           <w:lang w:val="en-GB"/>
         </w:rPr>
-        <w:t>{vwc_cap}</w:t>
+        <w:t>{</w:t>
+      </w:r>
+      <w:proofErr w:type="spellStart"/>
+      <w:r>
+        <w:rPr>
+          <w:rFonts w:ascii="Arial" w:hAnsi="Arial" w:cs="Arial"/>
+          <w:i/>
+          <w:iCs/>
+          <w:lang w:val="en-GB"/>
+        </w:rPr>
+        <w:t>vwc_cap</w:t>
+      </w:r>
+      <w:proofErr w:type="spellEnd"/>
+      <w:r>
+        <w:rPr>
+          <w:rFonts w:ascii="Arial" w:hAnsi="Arial" w:cs="Arial"/>
+          <w:i/>
+          <w:iCs/>
+          <w:lang w:val="en-GB"/>
+        </w:rPr>
+        <w:t>}</w:t>
       </w:r>
     </w:p>
     <w:p>
       <w:r>
-        <w:t xml:space="preserve">{/vwc_maps}</w:t>
+        <w:t>{/</w:t>
+      </w:r>
+      <w:proofErr w:type="spellStart"/>
+      <w:r>
+        <w:t>vwc_maps</w:t>
+      </w:r>
+      <w:proofErr w:type="spellEnd"/>
+      <w:r>
+        <w:t>}</w:t>
       </w:r>
     </w:p>
     <w:p>
@@ -1916,7 +2578,7 @@
     </w:p>
     <w:p>
       <w:r>
-        <w:t xml:space="preserve">{#photos_all}</w:t>
+        <w:t>{#photos_all}</w:t>
       </w:r>
     </w:p>
     <w:p>
@@ -1924,12 +2586,28 @@
         <w:jc w:val="center"/>
       </w:pPr>
       <w:r>
-        <w:t>{%photo_img}</w:t>
+        <w:t>{%</w:t>
+      </w:r>
+      <w:proofErr w:type="spellStart"/>
+      <w:r>
+        <w:t>photo_img</w:t>
+      </w:r>
+      <w:proofErr w:type="spellEnd"/>
+      <w:r>
+        <w:t>}</w:t>
       </w:r>
     </w:p>
     <w:p>
       <w:r>
-        <w:t xml:space="preserve">{/photos_all}</w:t>
+        <w:t>{/</w:t>
+      </w:r>
+      <w:proofErr w:type="spellStart"/>
+      <w:r>
+        <w:t>photos_all</w:t>
+      </w:r>
+      <w:proofErr w:type="spellEnd"/>
+      <w:r>
+        <w:t>}</w:t>
       </w:r>
     </w:p>
     <w:p>
@@ -2060,7 +2738,29 @@
               <w:rPr>
                 <w:rFonts w:ascii="Arial" w:hAnsi="Arial" w:cs="Arial"/>
               </w:rPr>
-              <w:t>{a_staff}</w:t>
+              <w:t>{</w:t>
+            </w:r>
+            <w:proofErr w:type="spellStart"/>
+            <w:proofErr w:type="gramStart"/>
+            <w:r>
+              <w:rPr>
+                <w:rFonts w:ascii="Arial" w:hAnsi="Arial" w:cs="Arial"/>
+              </w:rPr>
+              <w:t>a</w:t>
+            </w:r>
+            <w:proofErr w:type="gramEnd"/>
+            <w:r>
+              <w:rPr>
+                <w:rFonts w:ascii="Arial" w:hAnsi="Arial" w:cs="Arial"/>
+              </w:rPr>
+              <w:t>_staff</w:t>
+            </w:r>
+            <w:proofErr w:type="spellEnd"/>
+            <w:r>
+              <w:rPr>
+                <w:rFonts w:ascii="Arial" w:hAnsi="Arial" w:cs="Arial"/>
+              </w:rPr>
+              <w:t>}</w:t>
             </w:r>
           </w:p>
         </w:tc>
@@ -2111,7 +2811,29 @@
               <w:rPr>
                 <w:rFonts w:ascii="Arial" w:hAnsi="Arial" w:cs="Arial"/>
               </w:rPr>
-              <w:t>{a_sports}</w:t>
+              <w:t>{</w:t>
+            </w:r>
+            <w:proofErr w:type="spellStart"/>
+            <w:proofErr w:type="gramStart"/>
+            <w:r>
+              <w:rPr>
+                <w:rFonts w:ascii="Arial" w:hAnsi="Arial" w:cs="Arial"/>
+              </w:rPr>
+              <w:t>a</w:t>
+            </w:r>
+            <w:proofErr w:type="gramEnd"/>
+            <w:r>
+              <w:rPr>
+                <w:rFonts w:ascii="Arial" w:hAnsi="Arial" w:cs="Arial"/>
+              </w:rPr>
+              <w:t>_sports</w:t>
+            </w:r>
+            <w:proofErr w:type="spellEnd"/>
+            <w:r>
+              <w:rPr>
+                <w:rFonts w:ascii="Arial" w:hAnsi="Arial" w:cs="Arial"/>
+              </w:rPr>
+              <w:t>}</w:t>
             </w:r>
           </w:p>
         </w:tc>
@@ -2174,7 +2896,29 @@
               <w:rPr>
                 <w:rFonts w:ascii="Arial" w:hAnsi="Arial" w:cs="Arial"/>
               </w:rPr>
-              <w:t>{a_levels}</w:t>
+              <w:t>{</w:t>
+            </w:r>
+            <w:proofErr w:type="spellStart"/>
+            <w:proofErr w:type="gramStart"/>
+            <w:r>
+              <w:rPr>
+                <w:rFonts w:ascii="Arial" w:hAnsi="Arial" w:cs="Arial"/>
+              </w:rPr>
+              <w:t>a</w:t>
+            </w:r>
+            <w:proofErr w:type="gramEnd"/>
+            <w:r>
+              <w:rPr>
+                <w:rFonts w:ascii="Arial" w:hAnsi="Arial" w:cs="Arial"/>
+              </w:rPr>
+              <w:t>_levels</w:t>
+            </w:r>
+            <w:proofErr w:type="spellEnd"/>
+            <w:r>
+              <w:rPr>
+                <w:rFonts w:ascii="Arial" w:hAnsi="Arial" w:cs="Arial"/>
+              </w:rPr>
+              <w:t>}</w:t>
             </w:r>
           </w:p>
         </w:tc>
@@ -2225,7 +2969,29 @@
               <w:rPr>
                 <w:rFonts w:ascii="Arial" w:hAnsi="Arial" w:cs="Arial"/>
               </w:rPr>
-              <w:t>{a_games}</w:t>
+              <w:t>{</w:t>
+            </w:r>
+            <w:proofErr w:type="spellStart"/>
+            <w:proofErr w:type="gramStart"/>
+            <w:r>
+              <w:rPr>
+                <w:rFonts w:ascii="Arial" w:hAnsi="Arial" w:cs="Arial"/>
+              </w:rPr>
+              <w:t>a</w:t>
+            </w:r>
+            <w:proofErr w:type="gramEnd"/>
+            <w:r>
+              <w:rPr>
+                <w:rFonts w:ascii="Arial" w:hAnsi="Arial" w:cs="Arial"/>
+              </w:rPr>
+              <w:t>_games</w:t>
+            </w:r>
+            <w:proofErr w:type="spellEnd"/>
+            <w:r>
+              <w:rPr>
+                <w:rFonts w:ascii="Arial" w:hAnsi="Arial" w:cs="Arial"/>
+              </w:rPr>
+              <w:t>}</w:t>
             </w:r>
           </w:p>
         </w:tc>
@@ -2274,7 +3040,29 @@
               <w:rPr>
                 <w:rFonts w:ascii="Arial" w:hAnsi="Arial" w:cs="Arial"/>
               </w:rPr>
-              <w:t>{a_sessions}</w:t>
+              <w:t>{</w:t>
+            </w:r>
+            <w:proofErr w:type="spellStart"/>
+            <w:proofErr w:type="gramStart"/>
+            <w:r>
+              <w:rPr>
+                <w:rFonts w:ascii="Arial" w:hAnsi="Arial" w:cs="Arial"/>
+              </w:rPr>
+              <w:t>a</w:t>
+            </w:r>
+            <w:proofErr w:type="gramEnd"/>
+            <w:r>
+              <w:rPr>
+                <w:rFonts w:ascii="Arial" w:hAnsi="Arial" w:cs="Arial"/>
+              </w:rPr>
+              <w:t>_sessions</w:t>
+            </w:r>
+            <w:proofErr w:type="spellEnd"/>
+            <w:r>
+              <w:rPr>
+                <w:rFonts w:ascii="Arial" w:hAnsi="Arial" w:cs="Arial"/>
+              </w:rPr>
+              <w:t>}</w:t>
             </w:r>
           </w:p>
         </w:tc>
@@ -2391,7 +3179,29 @@
               <w:rPr>
                 <w:rFonts w:ascii="Arial" w:hAnsi="Arial" w:cs="Arial"/>
               </w:rPr>
-              <w:t>{b_area}</w:t>
+              <w:t>{</w:t>
+            </w:r>
+            <w:proofErr w:type="spellStart"/>
+            <w:proofErr w:type="gramStart"/>
+            <w:r>
+              <w:rPr>
+                <w:rFonts w:ascii="Arial" w:hAnsi="Arial" w:cs="Arial"/>
+              </w:rPr>
+              <w:t>b</w:t>
+            </w:r>
+            <w:proofErr w:type="gramEnd"/>
+            <w:r>
+              <w:rPr>
+                <w:rFonts w:ascii="Arial" w:hAnsi="Arial" w:cs="Arial"/>
+              </w:rPr>
+              <w:t>_area</w:t>
+            </w:r>
+            <w:proofErr w:type="spellEnd"/>
+            <w:r>
+              <w:rPr>
+                <w:rFonts w:ascii="Arial" w:hAnsi="Arial" w:cs="Arial"/>
+              </w:rPr>
+              <w:t>}</w:t>
             </w:r>
           </w:p>
         </w:tc>
@@ -2447,7 +3257,23 @@
                 <w:rFonts w:ascii="Arial" w:hAnsi="Arial" w:cs="Arial"/>
                 <w:lang w:val="en-GB"/>
               </w:rPr>
-              <w:t>{b_reinf}</w:t>
+              <w:t>{</w:t>
+            </w:r>
+            <w:proofErr w:type="spellStart"/>
+            <w:r>
+              <w:rPr>
+                <w:rFonts w:ascii="Arial" w:hAnsi="Arial" w:cs="Arial"/>
+                <w:lang w:val="en-GB"/>
+              </w:rPr>
+              <w:t>b_reinf</w:t>
+            </w:r>
+            <w:proofErr w:type="spellEnd"/>
+            <w:r>
+              <w:rPr>
+                <w:rFonts w:ascii="Arial" w:hAnsi="Arial" w:cs="Arial"/>
+                <w:lang w:val="en-GB"/>
+              </w:rPr>
+              <w:t>}</w:t>
             </w:r>
           </w:p>
         </w:tc>
@@ -2500,7 +3326,29 @@
               <w:rPr>
                 <w:rFonts w:ascii="Arial" w:hAnsi="Arial" w:cs="Arial"/>
               </w:rPr>
-              <w:t>{b_reinf_details}</w:t>
+              <w:t>{</w:t>
+            </w:r>
+            <w:proofErr w:type="spellStart"/>
+            <w:proofErr w:type="gramStart"/>
+            <w:r>
+              <w:rPr>
+                <w:rFonts w:ascii="Arial" w:hAnsi="Arial" w:cs="Arial"/>
+              </w:rPr>
+              <w:t>b</w:t>
+            </w:r>
+            <w:proofErr w:type="gramEnd"/>
+            <w:r>
+              <w:rPr>
+                <w:rFonts w:ascii="Arial" w:hAnsi="Arial" w:cs="Arial"/>
+              </w:rPr>
+              <w:t>_reinf_details</w:t>
+            </w:r>
+            <w:proofErr w:type="spellEnd"/>
+            <w:r>
+              <w:rPr>
+                <w:rFonts w:ascii="Arial" w:hAnsi="Arial" w:cs="Arial"/>
+              </w:rPr>
+              <w:t>}</w:t>
             </w:r>
           </w:p>
         </w:tc>
@@ -2556,7 +3404,23 @@
                 <w:rFonts w:ascii="Arial" w:hAnsi="Arial" w:cs="Arial"/>
                 <w:lang w:val="en-GB"/>
               </w:rPr>
-              <w:t>{b_install}</w:t>
+              <w:t>{</w:t>
+            </w:r>
+            <w:proofErr w:type="spellStart"/>
+            <w:r>
+              <w:rPr>
+                <w:rFonts w:ascii="Arial" w:hAnsi="Arial" w:cs="Arial"/>
+                <w:lang w:val="en-GB"/>
+              </w:rPr>
+              <w:t>b_install</w:t>
+            </w:r>
+            <w:proofErr w:type="spellEnd"/>
+            <w:r>
+              <w:rPr>
+                <w:rFonts w:ascii="Arial" w:hAnsi="Arial" w:cs="Arial"/>
+                <w:lang w:val="en-GB"/>
+              </w:rPr>
+              <w:t>}</w:t>
             </w:r>
           </w:p>
         </w:tc>
@@ -2609,7 +3473,29 @@
               <w:rPr>
                 <w:rFonts w:ascii="Arial" w:hAnsi="Arial" w:cs="Arial"/>
               </w:rPr>
-              <w:t>{b_slope}</w:t>
+              <w:t>{</w:t>
+            </w:r>
+            <w:proofErr w:type="spellStart"/>
+            <w:proofErr w:type="gramStart"/>
+            <w:r>
+              <w:rPr>
+                <w:rFonts w:ascii="Arial" w:hAnsi="Arial" w:cs="Arial"/>
+              </w:rPr>
+              <w:t>b</w:t>
+            </w:r>
+            <w:proofErr w:type="gramEnd"/>
+            <w:r>
+              <w:rPr>
+                <w:rFonts w:ascii="Arial" w:hAnsi="Arial" w:cs="Arial"/>
+              </w:rPr>
+              <w:t>_slope</w:t>
+            </w:r>
+            <w:proofErr w:type="spellEnd"/>
+            <w:r>
+              <w:rPr>
+                <w:rFonts w:ascii="Arial" w:hAnsi="Arial" w:cs="Arial"/>
+              </w:rPr>
+              <w:t>}</w:t>
             </w:r>
           </w:p>
         </w:tc>
@@ -2665,7 +3551,23 @@
                 <w:rFonts w:ascii="Arial" w:hAnsi="Arial" w:cs="Arial"/>
                 <w:lang w:val="en-GB"/>
               </w:rPr>
-              <w:t>{b_slope_assess}</w:t>
+              <w:t>{</w:t>
+            </w:r>
+            <w:proofErr w:type="spellStart"/>
+            <w:r>
+              <w:rPr>
+                <w:rFonts w:ascii="Arial" w:hAnsi="Arial" w:cs="Arial"/>
+                <w:lang w:val="en-GB"/>
+              </w:rPr>
+              <w:t>b_slope_assess</w:t>
+            </w:r>
+            <w:proofErr w:type="spellEnd"/>
+            <w:r>
+              <w:rPr>
+                <w:rFonts w:ascii="Arial" w:hAnsi="Arial" w:cs="Arial"/>
+                <w:lang w:val="en-GB"/>
+              </w:rPr>
+              <w:t>}</w:t>
             </w:r>
           </w:p>
         </w:tc>
@@ -2717,7 +3619,23 @@
                 <w:rFonts w:ascii="Arial" w:hAnsi="Arial" w:cs="Arial"/>
                 <w:lang w:val="en-GB"/>
               </w:rPr>
-              <w:t>{b_level}</w:t>
+              <w:t>{</w:t>
+            </w:r>
+            <w:proofErr w:type="spellStart"/>
+            <w:r>
+              <w:rPr>
+                <w:rFonts w:ascii="Arial" w:hAnsi="Arial" w:cs="Arial"/>
+                <w:lang w:val="en-GB"/>
+              </w:rPr>
+              <w:t>b_level</w:t>
+            </w:r>
+            <w:proofErr w:type="spellEnd"/>
+            <w:r>
+              <w:rPr>
+                <w:rFonts w:ascii="Arial" w:hAnsi="Arial" w:cs="Arial"/>
+                <w:lang w:val="en-GB"/>
+              </w:rPr>
+              <w:t>}</w:t>
             </w:r>
           </w:p>
         </w:tc>
@@ -2770,7 +3688,29 @@
               <w:rPr>
                 <w:rFonts w:ascii="Arial" w:hAnsi="Arial" w:cs="Arial"/>
               </w:rPr>
-              <w:t>{b_sockets}</w:t>
+              <w:t>{</w:t>
+            </w:r>
+            <w:proofErr w:type="spellStart"/>
+            <w:proofErr w:type="gramStart"/>
+            <w:r>
+              <w:rPr>
+                <w:rFonts w:ascii="Arial" w:hAnsi="Arial" w:cs="Arial"/>
+              </w:rPr>
+              <w:t>b</w:t>
+            </w:r>
+            <w:proofErr w:type="gramEnd"/>
+            <w:r>
+              <w:rPr>
+                <w:rFonts w:ascii="Arial" w:hAnsi="Arial" w:cs="Arial"/>
+              </w:rPr>
+              <w:t>_sockets</w:t>
+            </w:r>
+            <w:proofErr w:type="spellEnd"/>
+            <w:r>
+              <w:rPr>
+                <w:rFonts w:ascii="Arial" w:hAnsi="Arial" w:cs="Arial"/>
+              </w:rPr>
+              <w:t>}</w:t>
             </w:r>
           </w:p>
         </w:tc>
@@ -2908,7 +3848,23 @@
                 <w:rFonts w:ascii="Arial" w:hAnsi="Arial" w:cs="Arial"/>
                 <w:lang w:val="en-GB"/>
               </w:rPr>
-              <w:t>{c_popup}</w:t>
+              <w:t>{</w:t>
+            </w:r>
+            <w:proofErr w:type="spellStart"/>
+            <w:r>
+              <w:rPr>
+                <w:rFonts w:ascii="Arial" w:hAnsi="Arial" w:cs="Arial"/>
+                <w:lang w:val="en-GB"/>
+              </w:rPr>
+              <w:t>c_popup</w:t>
+            </w:r>
+            <w:proofErr w:type="spellEnd"/>
+            <w:r>
+              <w:rPr>
+                <w:rFonts w:ascii="Arial" w:hAnsi="Arial" w:cs="Arial"/>
+                <w:lang w:val="en-GB"/>
+              </w:rPr>
+              <w:t>}</w:t>
             </w:r>
           </w:p>
         </w:tc>
@@ -2963,7 +3919,29 @@
               <w:rPr>
                 <w:rFonts w:ascii="Arial" w:hAnsi="Arial" w:cs="Arial"/>
               </w:rPr>
-              <w:t>{c_heads}</w:t>
+              <w:t>{</w:t>
+            </w:r>
+            <w:proofErr w:type="spellStart"/>
+            <w:proofErr w:type="gramStart"/>
+            <w:r>
+              <w:rPr>
+                <w:rFonts w:ascii="Arial" w:hAnsi="Arial" w:cs="Arial"/>
+              </w:rPr>
+              <w:t>c</w:t>
+            </w:r>
+            <w:proofErr w:type="gramEnd"/>
+            <w:r>
+              <w:rPr>
+                <w:rFonts w:ascii="Arial" w:hAnsi="Arial" w:cs="Arial"/>
+              </w:rPr>
+              <w:t>_heads</w:t>
+            </w:r>
+            <w:proofErr w:type="spellEnd"/>
+            <w:r>
+              <w:rPr>
+                <w:rFonts w:ascii="Arial" w:hAnsi="Arial" w:cs="Arial"/>
+              </w:rPr>
+              <w:t>}</w:t>
             </w:r>
           </w:p>
         </w:tc>
@@ -3016,7 +3994,29 @@
               <w:rPr>
                 <w:rFonts w:ascii="Arial" w:hAnsi="Arial" w:cs="Arial"/>
               </w:rPr>
-              <w:t>{c_year}</w:t>
+              <w:t>{</w:t>
+            </w:r>
+            <w:proofErr w:type="spellStart"/>
+            <w:proofErr w:type="gramStart"/>
+            <w:r>
+              <w:rPr>
+                <w:rFonts w:ascii="Arial" w:hAnsi="Arial" w:cs="Arial"/>
+              </w:rPr>
+              <w:t>c</w:t>
+            </w:r>
+            <w:proofErr w:type="gramEnd"/>
+            <w:r>
+              <w:rPr>
+                <w:rFonts w:ascii="Arial" w:hAnsi="Arial" w:cs="Arial"/>
+              </w:rPr>
+              <w:t>_year</w:t>
+            </w:r>
+            <w:proofErr w:type="spellEnd"/>
+            <w:r>
+              <w:rPr>
+                <w:rFonts w:ascii="Arial" w:hAnsi="Arial" w:cs="Arial"/>
+              </w:rPr>
+              <w:t>}</w:t>
             </w:r>
           </w:p>
         </w:tc>
@@ -3071,7 +4071,29 @@
               <w:rPr>
                 <w:rFonts w:ascii="Arial" w:hAnsi="Arial" w:cs="Arial"/>
               </w:rPr>
-              <w:t>{c_source}</w:t>
+              <w:t>{</w:t>
+            </w:r>
+            <w:proofErr w:type="spellStart"/>
+            <w:proofErr w:type="gramStart"/>
+            <w:r>
+              <w:rPr>
+                <w:rFonts w:ascii="Arial" w:hAnsi="Arial" w:cs="Arial"/>
+              </w:rPr>
+              <w:t>c</w:t>
+            </w:r>
+            <w:proofErr w:type="gramEnd"/>
+            <w:r>
+              <w:rPr>
+                <w:rFonts w:ascii="Arial" w:hAnsi="Arial" w:cs="Arial"/>
+              </w:rPr>
+              <w:t>_source</w:t>
+            </w:r>
+            <w:proofErr w:type="spellEnd"/>
+            <w:r>
+              <w:rPr>
+                <w:rFonts w:ascii="Arial" w:hAnsi="Arial" w:cs="Arial"/>
+              </w:rPr>
+              <w:t>}</w:t>
             </w:r>
           </w:p>
         </w:tc>
@@ -3124,7 +4146,29 @@
               <w:rPr>
                 <w:rFonts w:ascii="Arial" w:hAnsi="Arial" w:cs="Arial"/>
               </w:rPr>
-              <w:t>{c_quality}</w:t>
+              <w:t>{</w:t>
+            </w:r>
+            <w:proofErr w:type="spellStart"/>
+            <w:proofErr w:type="gramStart"/>
+            <w:r>
+              <w:rPr>
+                <w:rFonts w:ascii="Arial" w:hAnsi="Arial" w:cs="Arial"/>
+              </w:rPr>
+              <w:t>c</w:t>
+            </w:r>
+            <w:proofErr w:type="gramEnd"/>
+            <w:r>
+              <w:rPr>
+                <w:rFonts w:ascii="Arial" w:hAnsi="Arial" w:cs="Arial"/>
+              </w:rPr>
+              <w:t>_quality</w:t>
+            </w:r>
+            <w:proofErr w:type="spellEnd"/>
+            <w:r>
+              <w:rPr>
+                <w:rFonts w:ascii="Arial" w:hAnsi="Arial" w:cs="Arial"/>
+              </w:rPr>
+              <w:t>}</w:t>
             </w:r>
           </w:p>
         </w:tc>
@@ -3179,7 +4223,29 @@
               <w:rPr>
                 <w:rFonts w:ascii="Arial" w:hAnsi="Arial" w:cs="Arial"/>
               </w:rPr>
-              <w:t>{c_issues}</w:t>
+              <w:t>{</w:t>
+            </w:r>
+            <w:proofErr w:type="spellStart"/>
+            <w:proofErr w:type="gramStart"/>
+            <w:r>
+              <w:rPr>
+                <w:rFonts w:ascii="Arial" w:hAnsi="Arial" w:cs="Arial"/>
+              </w:rPr>
+              <w:t>c</w:t>
+            </w:r>
+            <w:proofErr w:type="gramEnd"/>
+            <w:r>
+              <w:rPr>
+                <w:rFonts w:ascii="Arial" w:hAnsi="Arial" w:cs="Arial"/>
+              </w:rPr>
+              <w:t>_issues</w:t>
+            </w:r>
+            <w:proofErr w:type="spellEnd"/>
+            <w:r>
+              <w:rPr>
+                <w:rFonts w:ascii="Arial" w:hAnsi="Arial" w:cs="Arial"/>
+              </w:rPr>
+              <w:t>}</w:t>
             </w:r>
           </w:p>
         </w:tc>
@@ -3231,7 +4297,23 @@
                 <w:rFonts w:ascii="Arial" w:hAnsi="Arial" w:cs="Arial"/>
                 <w:lang w:val="en-GB"/>
               </w:rPr>
-              <w:t>{c_perf}</w:t>
+              <w:t>{</w:t>
+            </w:r>
+            <w:proofErr w:type="spellStart"/>
+            <w:r>
+              <w:rPr>
+                <w:rFonts w:ascii="Arial" w:hAnsi="Arial" w:cs="Arial"/>
+                <w:lang w:val="en-GB"/>
+              </w:rPr>
+              <w:t>c_perf</w:t>
+            </w:r>
+            <w:proofErr w:type="spellEnd"/>
+            <w:r>
+              <w:rPr>
+                <w:rFonts w:ascii="Arial" w:hAnsi="Arial" w:cs="Arial"/>
+                <w:lang w:val="en-GB"/>
+              </w:rPr>
+              <w:t>}</w:t>
             </w:r>
           </w:p>
         </w:tc>
@@ -3284,7 +4366,29 @@
               <w:rPr>
                 <w:rFonts w:ascii="Arial" w:hAnsi="Arial" w:cs="Arial"/>
               </w:rPr>
-              <w:t>{c_perf_details}</w:t>
+              <w:t>{</w:t>
+            </w:r>
+            <w:proofErr w:type="spellStart"/>
+            <w:proofErr w:type="gramStart"/>
+            <w:r>
+              <w:rPr>
+                <w:rFonts w:ascii="Arial" w:hAnsi="Arial" w:cs="Arial"/>
+              </w:rPr>
+              <w:t>c</w:t>
+            </w:r>
+            <w:proofErr w:type="gramEnd"/>
+            <w:r>
+              <w:rPr>
+                <w:rFonts w:ascii="Arial" w:hAnsi="Arial" w:cs="Arial"/>
+              </w:rPr>
+              <w:t>_perf_details</w:t>
+            </w:r>
+            <w:proofErr w:type="spellEnd"/>
+            <w:r>
+              <w:rPr>
+                <w:rFonts w:ascii="Arial" w:hAnsi="Arial" w:cs="Arial"/>
+              </w:rPr>
+              <w:t>}</w:t>
             </w:r>
           </w:p>
         </w:tc>
@@ -3398,7 +4502,23 @@
                 <w:rFonts w:ascii="Arial" w:hAnsi="Arial" w:cs="Arial"/>
                 <w:lang w:val="en-GB"/>
               </w:rPr>
-              <w:t>{d_ponding}</w:t>
+              <w:t>{</w:t>
+            </w:r>
+            <w:proofErr w:type="spellStart"/>
+            <w:r>
+              <w:rPr>
+                <w:rFonts w:ascii="Arial" w:hAnsi="Arial" w:cs="Arial"/>
+                <w:lang w:val="en-GB"/>
+              </w:rPr>
+              <w:t>d_ponding</w:t>
+            </w:r>
+            <w:proofErr w:type="spellEnd"/>
+            <w:r>
+              <w:rPr>
+                <w:rFonts w:ascii="Arial" w:hAnsi="Arial" w:cs="Arial"/>
+                <w:lang w:val="en-GB"/>
+              </w:rPr>
+              <w:t>}</w:t>
             </w:r>
           </w:p>
         </w:tc>
@@ -3451,7 +4571,29 @@
               <w:rPr>
                 <w:rFonts w:ascii="Arial" w:hAnsi="Arial" w:cs="Arial"/>
               </w:rPr>
-              <w:t>{d_details}</w:t>
+              <w:t>{</w:t>
+            </w:r>
+            <w:proofErr w:type="spellStart"/>
+            <w:proofErr w:type="gramStart"/>
+            <w:r>
+              <w:rPr>
+                <w:rFonts w:ascii="Arial" w:hAnsi="Arial" w:cs="Arial"/>
+              </w:rPr>
+              <w:t>d</w:t>
+            </w:r>
+            <w:proofErr w:type="gramEnd"/>
+            <w:r>
+              <w:rPr>
+                <w:rFonts w:ascii="Arial" w:hAnsi="Arial" w:cs="Arial"/>
+              </w:rPr>
+              <w:t>_details</w:t>
+            </w:r>
+            <w:proofErr w:type="spellEnd"/>
+            <w:r>
+              <w:rPr>
+                <w:rFonts w:ascii="Arial" w:hAnsi="Arial" w:cs="Arial"/>
+              </w:rPr>
+              <w:t>}</w:t>
             </w:r>
           </w:p>
         </w:tc>
@@ -3505,7 +4647,23 @@
                 <w:rFonts w:ascii="Arial" w:hAnsi="Arial" w:cs="Arial"/>
                 <w:lang w:val="en-GB"/>
               </w:rPr>
-              <w:t>{d_duration}</w:t>
+              <w:t>{</w:t>
+            </w:r>
+            <w:proofErr w:type="spellStart"/>
+            <w:r>
+              <w:rPr>
+                <w:rFonts w:ascii="Arial" w:hAnsi="Arial" w:cs="Arial"/>
+                <w:lang w:val="en-GB"/>
+              </w:rPr>
+              <w:t>d_duration</w:t>
+            </w:r>
+            <w:proofErr w:type="spellEnd"/>
+            <w:r>
+              <w:rPr>
+                <w:rFonts w:ascii="Arial" w:hAnsi="Arial" w:cs="Arial"/>
+                <w:lang w:val="en-GB"/>
+              </w:rPr>
+              <w:t>}</w:t>
             </w:r>
           </w:p>
         </w:tc>
@@ -3561,7 +4719,23 @@
                 <w:rFonts w:ascii="Arial" w:hAnsi="Arial" w:cs="Arial"/>
                 <w:lang w:val="en-GB"/>
               </w:rPr>
-              <w:t>{d_occur}</w:t>
+              <w:t>{</w:t>
+            </w:r>
+            <w:proofErr w:type="spellStart"/>
+            <w:r>
+              <w:rPr>
+                <w:rFonts w:ascii="Arial" w:hAnsi="Arial" w:cs="Arial"/>
+                <w:lang w:val="en-GB"/>
+              </w:rPr>
+              <w:t>d_occur</w:t>
+            </w:r>
+            <w:proofErr w:type="spellEnd"/>
+            <w:r>
+              <w:rPr>
+                <w:rFonts w:ascii="Arial" w:hAnsi="Arial" w:cs="Arial"/>
+                <w:lang w:val="en-GB"/>
+              </w:rPr>
+              <w:t>}</w:t>
             </w:r>
           </w:p>
         </w:tc>
@@ -3629,7 +4803,29 @@
               <w:rPr>
                 <w:rFonts w:ascii="Arial" w:hAnsi="Arial" w:cs="Arial"/>
               </w:rPr>
-              <w:t>{d_closure}</w:t>
+              <w:t>{</w:t>
+            </w:r>
+            <w:proofErr w:type="spellStart"/>
+            <w:proofErr w:type="gramStart"/>
+            <w:r>
+              <w:rPr>
+                <w:rFonts w:ascii="Arial" w:hAnsi="Arial" w:cs="Arial"/>
+              </w:rPr>
+              <w:t>d</w:t>
+            </w:r>
+            <w:proofErr w:type="gramEnd"/>
+            <w:r>
+              <w:rPr>
+                <w:rFonts w:ascii="Arial" w:hAnsi="Arial" w:cs="Arial"/>
+              </w:rPr>
+              <w:t>_closure</w:t>
+            </w:r>
+            <w:proofErr w:type="spellEnd"/>
+            <w:r>
+              <w:rPr>
+                <w:rFonts w:ascii="Arial" w:hAnsi="Arial" w:cs="Arial"/>
+              </w:rPr>
+              <w:t>}</w:t>
             </w:r>
           </w:p>
         </w:tc>
@@ -3732,7 +4928,29 @@
               <w:rPr>
                 <w:rFonts w:ascii="Arial" w:hAnsi="Arial" w:cs="Arial"/>
               </w:rPr>
-              <w:t>{e_species}</w:t>
+              <w:t>{</w:t>
+            </w:r>
+            <w:proofErr w:type="spellStart"/>
+            <w:proofErr w:type="gramStart"/>
+            <w:r>
+              <w:rPr>
+                <w:rFonts w:ascii="Arial" w:hAnsi="Arial" w:cs="Arial"/>
+              </w:rPr>
+              <w:t>e</w:t>
+            </w:r>
+            <w:proofErr w:type="gramEnd"/>
+            <w:r>
+              <w:rPr>
+                <w:rFonts w:ascii="Arial" w:hAnsi="Arial" w:cs="Arial"/>
+              </w:rPr>
+              <w:t>_species</w:t>
+            </w:r>
+            <w:proofErr w:type="spellEnd"/>
+            <w:r>
+              <w:rPr>
+                <w:rFonts w:ascii="Arial" w:hAnsi="Arial" w:cs="Arial"/>
+              </w:rPr>
+              <w:t>}</w:t>
             </w:r>
           </w:p>
         </w:tc>
@@ -3788,7 +5006,23 @@
                 <w:rFonts w:ascii="Arial" w:hAnsi="Arial" w:cs="Arial"/>
                 <w:lang w:val="en-GB"/>
               </w:rPr>
-              <w:t>{e_disease}</w:t>
+              <w:t>{</w:t>
+            </w:r>
+            <w:proofErr w:type="spellStart"/>
+            <w:r>
+              <w:rPr>
+                <w:rFonts w:ascii="Arial" w:hAnsi="Arial" w:cs="Arial"/>
+                <w:lang w:val="en-GB"/>
+              </w:rPr>
+              <w:t>e_disease</w:t>
+            </w:r>
+            <w:proofErr w:type="spellEnd"/>
+            <w:r>
+              <w:rPr>
+                <w:rFonts w:ascii="Arial" w:hAnsi="Arial" w:cs="Arial"/>
+                <w:lang w:val="en-GB"/>
+              </w:rPr>
+              <w:t>}</w:t>
             </w:r>
           </w:p>
         </w:tc>
@@ -3855,7 +5089,29 @@
               <w:rPr>
                 <w:rFonts w:ascii="Arial" w:hAnsi="Arial" w:cs="Arial"/>
               </w:rPr>
-              <w:t>{e_disease_details}</w:t>
+              <w:t>{</w:t>
+            </w:r>
+            <w:proofErr w:type="spellStart"/>
+            <w:proofErr w:type="gramStart"/>
+            <w:r>
+              <w:rPr>
+                <w:rFonts w:ascii="Arial" w:hAnsi="Arial" w:cs="Arial"/>
+              </w:rPr>
+              <w:t>e</w:t>
+            </w:r>
+            <w:proofErr w:type="gramEnd"/>
+            <w:r>
+              <w:rPr>
+                <w:rFonts w:ascii="Arial" w:hAnsi="Arial" w:cs="Arial"/>
+              </w:rPr>
+              <w:t>_disease_details</w:t>
+            </w:r>
+            <w:proofErr w:type="spellEnd"/>
+            <w:r>
+              <w:rPr>
+                <w:rFonts w:ascii="Arial" w:hAnsi="Arial" w:cs="Arial"/>
+              </w:rPr>
+              <w:t>}</w:t>
             </w:r>
           </w:p>
         </w:tc>
@@ -4027,7 +5283,29 @@
               <w:rPr>
                 <w:rFonts w:ascii="Arial" w:hAnsi="Arial" w:cs="Arial"/>
               </w:rPr>
-              <w:t>{f_tractor}</w:t>
+              <w:t>{</w:t>
+            </w:r>
+            <w:proofErr w:type="spellStart"/>
+            <w:proofErr w:type="gramStart"/>
+            <w:r>
+              <w:rPr>
+                <w:rFonts w:ascii="Arial" w:hAnsi="Arial" w:cs="Arial"/>
+              </w:rPr>
+              <w:t>f</w:t>
+            </w:r>
+            <w:proofErr w:type="gramEnd"/>
+            <w:r>
+              <w:rPr>
+                <w:rFonts w:ascii="Arial" w:hAnsi="Arial" w:cs="Arial"/>
+              </w:rPr>
+              <w:t>_tractor</w:t>
+            </w:r>
+            <w:proofErr w:type="spellEnd"/>
+            <w:r>
+              <w:rPr>
+                <w:rFonts w:ascii="Arial" w:hAnsi="Arial" w:cs="Arial"/>
+              </w:rPr>
+              <w:t>}</w:t>
             </w:r>
           </w:p>
         </w:tc>
@@ -4081,7 +5359,29 @@
               <w:rPr>
                 <w:rFonts w:ascii="Arial" w:hAnsi="Arial" w:cs="Arial"/>
               </w:rPr>
-              <w:t>{f_cylinder}</w:t>
+              <w:t>{</w:t>
+            </w:r>
+            <w:proofErr w:type="spellStart"/>
+            <w:proofErr w:type="gramStart"/>
+            <w:r>
+              <w:rPr>
+                <w:rFonts w:ascii="Arial" w:hAnsi="Arial" w:cs="Arial"/>
+              </w:rPr>
+              <w:t>f</w:t>
+            </w:r>
+            <w:proofErr w:type="gramEnd"/>
+            <w:r>
+              <w:rPr>
+                <w:rFonts w:ascii="Arial" w:hAnsi="Arial" w:cs="Arial"/>
+              </w:rPr>
+              <w:t>_cylinder</w:t>
+            </w:r>
+            <w:proofErr w:type="spellEnd"/>
+            <w:r>
+              <w:rPr>
+                <w:rFonts w:ascii="Arial" w:hAnsi="Arial" w:cs="Arial"/>
+              </w:rPr>
+              <w:t>}</w:t>
             </w:r>
           </w:p>
         </w:tc>
@@ -4133,7 +5433,29 @@
               <w:rPr>
                 <w:rFonts w:ascii="Arial" w:hAnsi="Arial" w:cs="Arial"/>
               </w:rPr>
-              <w:t>{f_rotary}</w:t>
+              <w:t>{</w:t>
+            </w:r>
+            <w:proofErr w:type="spellStart"/>
+            <w:proofErr w:type="gramStart"/>
+            <w:r>
+              <w:rPr>
+                <w:rFonts w:ascii="Arial" w:hAnsi="Arial" w:cs="Arial"/>
+              </w:rPr>
+              <w:t>f</w:t>
+            </w:r>
+            <w:proofErr w:type="gramEnd"/>
+            <w:r>
+              <w:rPr>
+                <w:rFonts w:ascii="Arial" w:hAnsi="Arial" w:cs="Arial"/>
+              </w:rPr>
+              <w:t>_rotary</w:t>
+            </w:r>
+            <w:proofErr w:type="spellEnd"/>
+            <w:r>
+              <w:rPr>
+                <w:rFonts w:ascii="Arial" w:hAnsi="Arial" w:cs="Arial"/>
+              </w:rPr>
+              <w:t>}</w:t>
             </w:r>
           </w:p>
         </w:tc>
@@ -4187,7 +5509,29 @@
               <w:rPr>
                 <w:rFonts w:ascii="Arial" w:hAnsi="Arial" w:cs="Arial"/>
               </w:rPr>
-              <w:t>{f_fertspread}</w:t>
+              <w:t>{</w:t>
+            </w:r>
+            <w:proofErr w:type="spellStart"/>
+            <w:proofErr w:type="gramStart"/>
+            <w:r>
+              <w:rPr>
+                <w:rFonts w:ascii="Arial" w:hAnsi="Arial" w:cs="Arial"/>
+              </w:rPr>
+              <w:t>f</w:t>
+            </w:r>
+            <w:proofErr w:type="gramEnd"/>
+            <w:r>
+              <w:rPr>
+                <w:rFonts w:ascii="Arial" w:hAnsi="Arial" w:cs="Arial"/>
+              </w:rPr>
+              <w:t>_fertspread</w:t>
+            </w:r>
+            <w:proofErr w:type="spellEnd"/>
+            <w:r>
+              <w:rPr>
+                <w:rFonts w:ascii="Arial" w:hAnsi="Arial" w:cs="Arial"/>
+              </w:rPr>
+              <w:t>}</w:t>
             </w:r>
           </w:p>
         </w:tc>
@@ -4239,7 +5583,29 @@
               <w:rPr>
                 <w:rFonts w:ascii="Arial" w:hAnsi="Arial" w:cs="Arial"/>
               </w:rPr>
-              <w:t>{f_pedspread}</w:t>
+              <w:t>{</w:t>
+            </w:r>
+            <w:proofErr w:type="spellStart"/>
+            <w:proofErr w:type="gramStart"/>
+            <w:r>
+              <w:rPr>
+                <w:rFonts w:ascii="Arial" w:hAnsi="Arial" w:cs="Arial"/>
+              </w:rPr>
+              <w:t>f</w:t>
+            </w:r>
+            <w:proofErr w:type="gramEnd"/>
+            <w:r>
+              <w:rPr>
+                <w:rFonts w:ascii="Arial" w:hAnsi="Arial" w:cs="Arial"/>
+              </w:rPr>
+              <w:t>_pedspread</w:t>
+            </w:r>
+            <w:proofErr w:type="spellEnd"/>
+            <w:r>
+              <w:rPr>
+                <w:rFonts w:ascii="Arial" w:hAnsi="Arial" w:cs="Arial"/>
+              </w:rPr>
+              <w:t>}</w:t>
             </w:r>
           </w:p>
         </w:tc>
@@ -4293,7 +5659,29 @@
               <w:rPr>
                 <w:rFonts w:ascii="Arial" w:hAnsi="Arial" w:cs="Arial"/>
               </w:rPr>
-              <w:t>{f_aerator}</w:t>
+              <w:t>{</w:t>
+            </w:r>
+            <w:proofErr w:type="spellStart"/>
+            <w:proofErr w:type="gramStart"/>
+            <w:r>
+              <w:rPr>
+                <w:rFonts w:ascii="Arial" w:hAnsi="Arial" w:cs="Arial"/>
+              </w:rPr>
+              <w:t>f</w:t>
+            </w:r>
+            <w:proofErr w:type="gramEnd"/>
+            <w:r>
+              <w:rPr>
+                <w:rFonts w:ascii="Arial" w:hAnsi="Arial" w:cs="Arial"/>
+              </w:rPr>
+              <w:t>_aerator</w:t>
+            </w:r>
+            <w:proofErr w:type="spellEnd"/>
+            <w:r>
+              <w:rPr>
+                <w:rFonts w:ascii="Arial" w:hAnsi="Arial" w:cs="Arial"/>
+              </w:rPr>
+              <w:t>}</w:t>
             </w:r>
           </w:p>
         </w:tc>
@@ -4345,7 +5733,29 @@
               <w:rPr>
                 <w:rFonts w:ascii="Arial" w:hAnsi="Arial" w:cs="Arial"/>
               </w:rPr>
-              <w:t>{f_linemarker}</w:t>
+              <w:t>{</w:t>
+            </w:r>
+            <w:proofErr w:type="spellStart"/>
+            <w:proofErr w:type="gramStart"/>
+            <w:r>
+              <w:rPr>
+                <w:rFonts w:ascii="Arial" w:hAnsi="Arial" w:cs="Arial"/>
+              </w:rPr>
+              <w:t>f</w:t>
+            </w:r>
+            <w:proofErr w:type="gramEnd"/>
+            <w:r>
+              <w:rPr>
+                <w:rFonts w:ascii="Arial" w:hAnsi="Arial" w:cs="Arial"/>
+              </w:rPr>
+              <w:t>_linemarker</w:t>
+            </w:r>
+            <w:proofErr w:type="spellEnd"/>
+            <w:r>
+              <w:rPr>
+                <w:rFonts w:ascii="Arial" w:hAnsi="Arial" w:cs="Arial"/>
+              </w:rPr>
+              <w:t>}</w:t>
             </w:r>
           </w:p>
         </w:tc>
@@ -4399,7 +5809,29 @@
               <w:rPr>
                 <w:rFonts w:ascii="Arial" w:hAnsi="Arial" w:cs="Arial"/>
               </w:rPr>
-              <w:t>{f_topdresser}</w:t>
+              <w:t>{</w:t>
+            </w:r>
+            <w:proofErr w:type="spellStart"/>
+            <w:proofErr w:type="gramStart"/>
+            <w:r>
+              <w:rPr>
+                <w:rFonts w:ascii="Arial" w:hAnsi="Arial" w:cs="Arial"/>
+              </w:rPr>
+              <w:t>f</w:t>
+            </w:r>
+            <w:proofErr w:type="gramEnd"/>
+            <w:r>
+              <w:rPr>
+                <w:rFonts w:ascii="Arial" w:hAnsi="Arial" w:cs="Arial"/>
+              </w:rPr>
+              <w:t>_topdresser</w:t>
+            </w:r>
+            <w:proofErr w:type="spellEnd"/>
+            <w:r>
+              <w:rPr>
+                <w:rFonts w:ascii="Arial" w:hAnsi="Arial" w:cs="Arial"/>
+              </w:rPr>
+              <w:t>}</w:t>
             </w:r>
           </w:p>
         </w:tc>
@@ -4451,7 +5883,29 @@
               <w:rPr>
                 <w:rFonts w:ascii="Arial" w:hAnsi="Arial" w:cs="Arial"/>
               </w:rPr>
-              <w:t>{f_boom}</w:t>
+              <w:t>{</w:t>
+            </w:r>
+            <w:proofErr w:type="spellStart"/>
+            <w:proofErr w:type="gramStart"/>
+            <w:r>
+              <w:rPr>
+                <w:rFonts w:ascii="Arial" w:hAnsi="Arial" w:cs="Arial"/>
+              </w:rPr>
+              <w:t>f</w:t>
+            </w:r>
+            <w:proofErr w:type="gramEnd"/>
+            <w:r>
+              <w:rPr>
+                <w:rFonts w:ascii="Arial" w:hAnsi="Arial" w:cs="Arial"/>
+              </w:rPr>
+              <w:t>_boom</w:t>
+            </w:r>
+            <w:proofErr w:type="spellEnd"/>
+            <w:r>
+              <w:rPr>
+                <w:rFonts w:ascii="Arial" w:hAnsi="Arial" w:cs="Arial"/>
+              </w:rPr>
+              <w:t>}</w:t>
             </w:r>
           </w:p>
         </w:tc>
@@ -4480,7 +5934,23 @@
                 <w:rFonts w:ascii="Arial" w:hAnsi="Arial" w:cs="Arial"/>
                 <w:lang w:val="en-GB"/>
               </w:rPr>
-              <w:t>Over-seeder / Dimple</w:t>
+              <w:t>Over-</w:t>
+            </w:r>
+            <w:proofErr w:type="spellStart"/>
+            <w:r>
+              <w:rPr>
+                <w:rFonts w:ascii="Arial" w:hAnsi="Arial" w:cs="Arial"/>
+                <w:lang w:val="en-GB"/>
+              </w:rPr>
+              <w:t>seeder</w:t>
+            </w:r>
+            <w:proofErr w:type="spellEnd"/>
+            <w:r>
+              <w:rPr>
+                <w:rFonts w:ascii="Arial" w:hAnsi="Arial" w:cs="Arial"/>
+                <w:lang w:val="en-GB"/>
+              </w:rPr>
+              <w:t xml:space="preserve"> / Dimple</w:t>
             </w:r>
             <w:r>
               <w:rPr>
@@ -4489,6 +5959,7 @@
               </w:rPr>
               <w:t>-</w:t>
             </w:r>
+            <w:proofErr w:type="spellStart"/>
             <w:r>
               <w:rPr>
                 <w:rFonts w:ascii="Arial" w:hAnsi="Arial" w:cs="Arial"/>
@@ -4496,6 +5967,7 @@
               </w:rPr>
               <w:t>seeder</w:t>
             </w:r>
+            <w:proofErr w:type="spellEnd"/>
           </w:p>
         </w:tc>
         <w:tc>
@@ -4519,7 +5991,29 @@
               <w:rPr>
                 <w:rFonts w:ascii="Arial" w:hAnsi="Arial" w:cs="Arial"/>
               </w:rPr>
-              <w:t>{f_overseed}</w:t>
+              <w:t>{</w:t>
+            </w:r>
+            <w:proofErr w:type="spellStart"/>
+            <w:proofErr w:type="gramStart"/>
+            <w:r>
+              <w:rPr>
+                <w:rFonts w:ascii="Arial" w:hAnsi="Arial" w:cs="Arial"/>
+              </w:rPr>
+              <w:t>f</w:t>
+            </w:r>
+            <w:proofErr w:type="gramEnd"/>
+            <w:r>
+              <w:rPr>
+                <w:rFonts w:ascii="Arial" w:hAnsi="Arial" w:cs="Arial"/>
+              </w:rPr>
+              <w:t>_overseed</w:t>
+            </w:r>
+            <w:proofErr w:type="spellEnd"/>
+            <w:r>
+              <w:rPr>
+                <w:rFonts w:ascii="Arial" w:hAnsi="Arial" w:cs="Arial"/>
+              </w:rPr>
+              <w:t>}</w:t>
             </w:r>
           </w:p>
         </w:tc>
@@ -4585,7 +6079,29 @@
               <w:rPr>
                 <w:rFonts w:ascii="Arial" w:hAnsi="Arial" w:cs="Arial"/>
               </w:rPr>
-              <w:t>{f_dragmat}</w:t>
+              <w:t>{</w:t>
+            </w:r>
+            <w:proofErr w:type="spellStart"/>
+            <w:proofErr w:type="gramStart"/>
+            <w:r>
+              <w:rPr>
+                <w:rFonts w:ascii="Arial" w:hAnsi="Arial" w:cs="Arial"/>
+              </w:rPr>
+              <w:t>f</w:t>
+            </w:r>
+            <w:proofErr w:type="gramEnd"/>
+            <w:r>
+              <w:rPr>
+                <w:rFonts w:ascii="Arial" w:hAnsi="Arial" w:cs="Arial"/>
+              </w:rPr>
+              <w:t>_dragmat</w:t>
+            </w:r>
+            <w:proofErr w:type="spellEnd"/>
+            <w:r>
+              <w:rPr>
+                <w:rFonts w:ascii="Arial" w:hAnsi="Arial" w:cs="Arial"/>
+              </w:rPr>
+              <w:t>}</w:t>
             </w:r>
           </w:p>
         </w:tc>
@@ -4639,7 +6155,29 @@
               <w:rPr>
                 <w:rFonts w:ascii="Arial" w:hAnsi="Arial" w:cs="Arial"/>
               </w:rPr>
-              <w:t>{f_other}</w:t>
+              <w:t>{</w:t>
+            </w:r>
+            <w:proofErr w:type="spellStart"/>
+            <w:proofErr w:type="gramStart"/>
+            <w:r>
+              <w:rPr>
+                <w:rFonts w:ascii="Arial" w:hAnsi="Arial" w:cs="Arial"/>
+              </w:rPr>
+              <w:t>f</w:t>
+            </w:r>
+            <w:proofErr w:type="gramEnd"/>
+            <w:r>
+              <w:rPr>
+                <w:rFonts w:ascii="Arial" w:hAnsi="Arial" w:cs="Arial"/>
+              </w:rPr>
+              <w:t>_other</w:t>
+            </w:r>
+            <w:proofErr w:type="spellEnd"/>
+            <w:r>
+              <w:rPr>
+                <w:rFonts w:ascii="Arial" w:hAnsi="Arial" w:cs="Arial"/>
+              </w:rPr>
+              <w:t>}</w:t>
             </w:r>
           </w:p>
         </w:tc>
@@ -4790,7 +6328,29 @@
               <w:rPr>
                 <w:rFonts w:ascii="Arial" w:hAnsi="Arial" w:cs="Arial"/>
               </w:rPr>
-              <w:t>{g_fert}</w:t>
+              <w:t>{</w:t>
+            </w:r>
+            <w:proofErr w:type="spellStart"/>
+            <w:proofErr w:type="gramStart"/>
+            <w:r>
+              <w:rPr>
+                <w:rFonts w:ascii="Arial" w:hAnsi="Arial" w:cs="Arial"/>
+              </w:rPr>
+              <w:t>g</w:t>
+            </w:r>
+            <w:proofErr w:type="gramEnd"/>
+            <w:r>
+              <w:rPr>
+                <w:rFonts w:ascii="Arial" w:hAnsi="Arial" w:cs="Arial"/>
+              </w:rPr>
+              <w:t>_fert</w:t>
+            </w:r>
+            <w:proofErr w:type="spellEnd"/>
+            <w:r>
+              <w:rPr>
+                <w:rFonts w:ascii="Arial" w:hAnsi="Arial" w:cs="Arial"/>
+              </w:rPr>
+              <w:t>}</w:t>
             </w:r>
           </w:p>
         </w:tc>
@@ -4844,7 +6404,29 @@
               <w:rPr>
                 <w:rFonts w:ascii="Arial" w:hAnsi="Arial" w:cs="Arial"/>
               </w:rPr>
-              <w:t>{g_herb}</w:t>
+              <w:t>{</w:t>
+            </w:r>
+            <w:proofErr w:type="spellStart"/>
+            <w:proofErr w:type="gramStart"/>
+            <w:r>
+              <w:rPr>
+                <w:rFonts w:ascii="Arial" w:hAnsi="Arial" w:cs="Arial"/>
+              </w:rPr>
+              <w:t>g</w:t>
+            </w:r>
+            <w:proofErr w:type="gramEnd"/>
+            <w:r>
+              <w:rPr>
+                <w:rFonts w:ascii="Arial" w:hAnsi="Arial" w:cs="Arial"/>
+              </w:rPr>
+              <w:t>_herb</w:t>
+            </w:r>
+            <w:proofErr w:type="spellEnd"/>
+            <w:r>
+              <w:rPr>
+                <w:rFonts w:ascii="Arial" w:hAnsi="Arial" w:cs="Arial"/>
+              </w:rPr>
+              <w:t>}</w:t>
             </w:r>
           </w:p>
         </w:tc>
@@ -4896,7 +6478,29 @@
               <w:rPr>
                 <w:rFonts w:ascii="Arial" w:hAnsi="Arial" w:cs="Arial"/>
               </w:rPr>
-              <w:t>{g_other}</w:t>
+              <w:t>{</w:t>
+            </w:r>
+            <w:proofErr w:type="spellStart"/>
+            <w:proofErr w:type="gramStart"/>
+            <w:r>
+              <w:rPr>
+                <w:rFonts w:ascii="Arial" w:hAnsi="Arial" w:cs="Arial"/>
+              </w:rPr>
+              <w:t>g</w:t>
+            </w:r>
+            <w:proofErr w:type="gramEnd"/>
+            <w:r>
+              <w:rPr>
+                <w:rFonts w:ascii="Arial" w:hAnsi="Arial" w:cs="Arial"/>
+              </w:rPr>
+              <w:t>_other</w:t>
+            </w:r>
+            <w:proofErr w:type="spellEnd"/>
+            <w:r>
+              <w:rPr>
+                <w:rFonts w:ascii="Arial" w:hAnsi="Arial" w:cs="Arial"/>
+              </w:rPr>
+              <w:t>}</w:t>
             </w:r>
           </w:p>
         </w:tc>
@@ -5088,7 +6692,29 @@
               <w:rPr>
                 <w:rFonts w:ascii="Arial" w:hAnsi="Arial" w:cs="Arial"/>
               </w:rPr>
-              <w:t>{h_risks}</w:t>
+              <w:t>{</w:t>
+            </w:r>
+            <w:proofErr w:type="spellStart"/>
+            <w:proofErr w:type="gramStart"/>
+            <w:r>
+              <w:rPr>
+                <w:rFonts w:ascii="Arial" w:hAnsi="Arial" w:cs="Arial"/>
+              </w:rPr>
+              <w:t>h</w:t>
+            </w:r>
+            <w:proofErr w:type="gramEnd"/>
+            <w:r>
+              <w:rPr>
+                <w:rFonts w:ascii="Arial" w:hAnsi="Arial" w:cs="Arial"/>
+              </w:rPr>
+              <w:t>_risks</w:t>
+            </w:r>
+            <w:proofErr w:type="spellEnd"/>
+            <w:r>
+              <w:rPr>
+                <w:rFonts w:ascii="Arial" w:hAnsi="Arial" w:cs="Arial"/>
+              </w:rPr>
+              <w:t>}</w:t>
             </w:r>
           </w:p>
         </w:tc>
@@ -5142,7 +6768,29 @@
               <w:rPr>
                 <w:rFonts w:ascii="Arial" w:hAnsi="Arial" w:cs="Arial"/>
               </w:rPr>
-              <w:t>{h_comments}</w:t>
+              <w:t>{</w:t>
+            </w:r>
+            <w:proofErr w:type="spellStart"/>
+            <w:proofErr w:type="gramStart"/>
+            <w:r>
+              <w:rPr>
+                <w:rFonts w:ascii="Arial" w:hAnsi="Arial" w:cs="Arial"/>
+              </w:rPr>
+              <w:t>h</w:t>
+            </w:r>
+            <w:proofErr w:type="gramEnd"/>
+            <w:r>
+              <w:rPr>
+                <w:rFonts w:ascii="Arial" w:hAnsi="Arial" w:cs="Arial"/>
+              </w:rPr>
+              <w:t>_comments</w:t>
+            </w:r>
+            <w:proofErr w:type="spellEnd"/>
+            <w:r>
+              <w:rPr>
+                <w:rFonts w:ascii="Arial" w:hAnsi="Arial" w:cs="Arial"/>
+              </w:rPr>
+              <w:t>}</w:t>
             </w:r>
           </w:p>
         </w:tc>
@@ -5164,10 +6812,10 @@
         <w:tblLook w:val="04A0" w:firstRow="1" w:lastRow="0" w:firstColumn="1" w:lastColumn="0" w:noHBand="0" w:noVBand="1"/>
       </w:tblPr>
       <w:tblGrid>
-        <w:gridCol w:w="1793"/>
+        <w:gridCol w:w="2738"/>
+        <w:gridCol w:w="2498"/>
+        <w:gridCol w:w="2445"/>
         <w:gridCol w:w="2551"/>
-        <w:gridCol w:w="2498"/>
-        <w:gridCol w:w="2651"/>
       </w:tblGrid>
       <w:tr>
         <w:trPr>
@@ -5354,7 +7002,29 @@
               <w:rPr>
                 <w:rFonts w:ascii="Arial" w:hAnsi="Arial" w:cs="Arial"/>
               </w:rPr>
-              <w:t>{res_turf_cover_avg}</w:t>
+              <w:t>{</w:t>
+            </w:r>
+            <w:proofErr w:type="spellStart"/>
+            <w:proofErr w:type="gramStart"/>
+            <w:r>
+              <w:rPr>
+                <w:rFonts w:ascii="Arial" w:hAnsi="Arial" w:cs="Arial"/>
+              </w:rPr>
+              <w:t>res</w:t>
+            </w:r>
+            <w:proofErr w:type="gramEnd"/>
+            <w:r>
+              <w:rPr>
+                <w:rFonts w:ascii="Arial" w:hAnsi="Arial" w:cs="Arial"/>
+              </w:rPr>
+              <w:t>_turf_cover_avg</w:t>
+            </w:r>
+            <w:proofErr w:type="spellEnd"/>
+            <w:r>
+              <w:rPr>
+                <w:rFonts w:ascii="Arial" w:hAnsi="Arial" w:cs="Arial"/>
+              </w:rPr>
+              <w:t>}</w:t>
             </w:r>
           </w:p>
         </w:tc>
@@ -5382,7 +7052,29 @@
               <w:rPr>
                 <w:rFonts w:ascii="Arial" w:hAnsi="Arial" w:cs="Arial"/>
               </w:rPr>
-              <w:t>{res_turf_cover_var}</w:t>
+              <w:t>{</w:t>
+            </w:r>
+            <w:proofErr w:type="spellStart"/>
+            <w:proofErr w:type="gramStart"/>
+            <w:r>
+              <w:rPr>
+                <w:rFonts w:ascii="Arial" w:hAnsi="Arial" w:cs="Arial"/>
+              </w:rPr>
+              <w:t>res</w:t>
+            </w:r>
+            <w:proofErr w:type="gramEnd"/>
+            <w:r>
+              <w:rPr>
+                <w:rFonts w:ascii="Arial" w:hAnsi="Arial" w:cs="Arial"/>
+              </w:rPr>
+              <w:t>_turf_cover_var</w:t>
+            </w:r>
+            <w:proofErr w:type="spellEnd"/>
+            <w:r>
+              <w:rPr>
+                <w:rFonts w:ascii="Arial" w:hAnsi="Arial" w:cs="Arial"/>
+              </w:rPr>
+              <w:t>}</w:t>
             </w:r>
           </w:p>
         </w:tc>
@@ -5410,7 +7102,29 @@
               <w:rPr>
                 <w:rFonts w:ascii="Arial" w:hAnsi="Arial" w:cs="Arial"/>
               </w:rPr>
-              <w:t>{res_turf_cover_cmt}</w:t>
+              <w:t>{</w:t>
+            </w:r>
+            <w:proofErr w:type="spellStart"/>
+            <w:proofErr w:type="gramStart"/>
+            <w:r>
+              <w:rPr>
+                <w:rFonts w:ascii="Arial" w:hAnsi="Arial" w:cs="Arial"/>
+              </w:rPr>
+              <w:t>res</w:t>
+            </w:r>
+            <w:proofErr w:type="gramEnd"/>
+            <w:r>
+              <w:rPr>
+                <w:rFonts w:ascii="Arial" w:hAnsi="Arial" w:cs="Arial"/>
+              </w:rPr>
+              <w:t>_turf_cover_cmt</w:t>
+            </w:r>
+            <w:proofErr w:type="spellEnd"/>
+            <w:r>
+              <w:rPr>
+                <w:rFonts w:ascii="Arial" w:hAnsi="Arial" w:cs="Arial"/>
+              </w:rPr>
+              <w:t>}</w:t>
             </w:r>
           </w:p>
         </w:tc>
@@ -5471,7 +7185,29 @@
               <w:rPr>
                 <w:rFonts w:ascii="Arial" w:hAnsi="Arial" w:cs="Arial"/>
               </w:rPr>
-              <w:t>{res_turf_height_avg}</w:t>
+              <w:t>{</w:t>
+            </w:r>
+            <w:proofErr w:type="spellStart"/>
+            <w:proofErr w:type="gramStart"/>
+            <w:r>
+              <w:rPr>
+                <w:rFonts w:ascii="Arial" w:hAnsi="Arial" w:cs="Arial"/>
+              </w:rPr>
+              <w:t>res</w:t>
+            </w:r>
+            <w:proofErr w:type="gramEnd"/>
+            <w:r>
+              <w:rPr>
+                <w:rFonts w:ascii="Arial" w:hAnsi="Arial" w:cs="Arial"/>
+              </w:rPr>
+              <w:t>_turf_height_avg</w:t>
+            </w:r>
+            <w:proofErr w:type="spellEnd"/>
+            <w:r>
+              <w:rPr>
+                <w:rFonts w:ascii="Arial" w:hAnsi="Arial" w:cs="Arial"/>
+              </w:rPr>
+              <w:t>}</w:t>
             </w:r>
           </w:p>
         </w:tc>
@@ -5499,7 +7235,29 @@
               <w:rPr>
                 <w:rFonts w:ascii="Arial" w:hAnsi="Arial" w:cs="Arial"/>
               </w:rPr>
-              <w:t>{res_turf_height_var}</w:t>
+              <w:t>{</w:t>
+            </w:r>
+            <w:proofErr w:type="spellStart"/>
+            <w:proofErr w:type="gramStart"/>
+            <w:r>
+              <w:rPr>
+                <w:rFonts w:ascii="Arial" w:hAnsi="Arial" w:cs="Arial"/>
+              </w:rPr>
+              <w:t>res</w:t>
+            </w:r>
+            <w:proofErr w:type="gramEnd"/>
+            <w:r>
+              <w:rPr>
+                <w:rFonts w:ascii="Arial" w:hAnsi="Arial" w:cs="Arial"/>
+              </w:rPr>
+              <w:t>_turf_height_var</w:t>
+            </w:r>
+            <w:proofErr w:type="spellEnd"/>
+            <w:r>
+              <w:rPr>
+                <w:rFonts w:ascii="Arial" w:hAnsi="Arial" w:cs="Arial"/>
+              </w:rPr>
+              <w:t>}</w:t>
             </w:r>
           </w:p>
         </w:tc>
@@ -5527,7 +7285,29 @@
               <w:rPr>
                 <w:rFonts w:ascii="Arial" w:hAnsi="Arial" w:cs="Arial"/>
               </w:rPr>
-              <w:t>{res_turf_height_cmt}</w:t>
+              <w:t>{</w:t>
+            </w:r>
+            <w:proofErr w:type="spellStart"/>
+            <w:proofErr w:type="gramStart"/>
+            <w:r>
+              <w:rPr>
+                <w:rFonts w:ascii="Arial" w:hAnsi="Arial" w:cs="Arial"/>
+              </w:rPr>
+              <w:t>res</w:t>
+            </w:r>
+            <w:proofErr w:type="gramEnd"/>
+            <w:r>
+              <w:rPr>
+                <w:rFonts w:ascii="Arial" w:hAnsi="Arial" w:cs="Arial"/>
+              </w:rPr>
+              <w:t>_turf_height_cmt</w:t>
+            </w:r>
+            <w:proofErr w:type="spellEnd"/>
+            <w:r>
+              <w:rPr>
+                <w:rFonts w:ascii="Arial" w:hAnsi="Arial" w:cs="Arial"/>
+              </w:rPr>
+              <w:t>}</w:t>
             </w:r>
           </w:p>
         </w:tc>
@@ -5588,7 +7368,29 @@
               <w:rPr>
                 <w:rFonts w:ascii="Arial" w:hAnsi="Arial" w:cs="Arial"/>
               </w:rPr>
-              <w:t>{res_weed_avg}</w:t>
+              <w:t>{</w:t>
+            </w:r>
+            <w:proofErr w:type="spellStart"/>
+            <w:proofErr w:type="gramStart"/>
+            <w:r>
+              <w:rPr>
+                <w:rFonts w:ascii="Arial" w:hAnsi="Arial" w:cs="Arial"/>
+              </w:rPr>
+              <w:t>res</w:t>
+            </w:r>
+            <w:proofErr w:type="gramEnd"/>
+            <w:r>
+              <w:rPr>
+                <w:rFonts w:ascii="Arial" w:hAnsi="Arial" w:cs="Arial"/>
+              </w:rPr>
+              <w:t>_weed_avg</w:t>
+            </w:r>
+            <w:proofErr w:type="spellEnd"/>
+            <w:r>
+              <w:rPr>
+                <w:rFonts w:ascii="Arial" w:hAnsi="Arial" w:cs="Arial"/>
+              </w:rPr>
+              <w:t>}</w:t>
             </w:r>
           </w:p>
         </w:tc>
@@ -5616,7 +7418,29 @@
               <w:rPr>
                 <w:rFonts w:ascii="Arial" w:hAnsi="Arial" w:cs="Arial"/>
               </w:rPr>
-              <w:t>{res_weed_var}</w:t>
+              <w:t>{</w:t>
+            </w:r>
+            <w:proofErr w:type="spellStart"/>
+            <w:proofErr w:type="gramStart"/>
+            <w:r>
+              <w:rPr>
+                <w:rFonts w:ascii="Arial" w:hAnsi="Arial" w:cs="Arial"/>
+              </w:rPr>
+              <w:t>res</w:t>
+            </w:r>
+            <w:proofErr w:type="gramEnd"/>
+            <w:r>
+              <w:rPr>
+                <w:rFonts w:ascii="Arial" w:hAnsi="Arial" w:cs="Arial"/>
+              </w:rPr>
+              <w:t>_weed_var</w:t>
+            </w:r>
+            <w:proofErr w:type="spellEnd"/>
+            <w:r>
+              <w:rPr>
+                <w:rFonts w:ascii="Arial" w:hAnsi="Arial" w:cs="Arial"/>
+              </w:rPr>
+              <w:t>}</w:t>
             </w:r>
           </w:p>
         </w:tc>
@@ -5644,7 +7468,29 @@
               <w:rPr>
                 <w:rFonts w:ascii="Arial" w:hAnsi="Arial" w:cs="Arial"/>
               </w:rPr>
-              <w:t>{res_weed_cmt}</w:t>
+              <w:t>{</w:t>
+            </w:r>
+            <w:proofErr w:type="spellStart"/>
+            <w:proofErr w:type="gramStart"/>
+            <w:r>
+              <w:rPr>
+                <w:rFonts w:ascii="Arial" w:hAnsi="Arial" w:cs="Arial"/>
+              </w:rPr>
+              <w:t>res</w:t>
+            </w:r>
+            <w:proofErr w:type="gramEnd"/>
+            <w:r>
+              <w:rPr>
+                <w:rFonts w:ascii="Arial" w:hAnsi="Arial" w:cs="Arial"/>
+              </w:rPr>
+              <w:t>_weed_cmt</w:t>
+            </w:r>
+            <w:proofErr w:type="spellEnd"/>
+            <w:r>
+              <w:rPr>
+                <w:rFonts w:ascii="Arial" w:hAnsi="Arial" w:cs="Arial"/>
+              </w:rPr>
+              <w:t>}</w:t>
             </w:r>
           </w:p>
         </w:tc>
@@ -5705,7 +7551,29 @@
               <w:rPr>
                 <w:rFonts w:ascii="Arial" w:hAnsi="Arial" w:cs="Arial"/>
               </w:rPr>
-              <w:t>{res_infil_avg}</w:t>
+              <w:t>{</w:t>
+            </w:r>
+            <w:proofErr w:type="spellStart"/>
+            <w:proofErr w:type="gramStart"/>
+            <w:r>
+              <w:rPr>
+                <w:rFonts w:ascii="Arial" w:hAnsi="Arial" w:cs="Arial"/>
+              </w:rPr>
+              <w:t>res</w:t>
+            </w:r>
+            <w:proofErr w:type="gramEnd"/>
+            <w:r>
+              <w:rPr>
+                <w:rFonts w:ascii="Arial" w:hAnsi="Arial" w:cs="Arial"/>
+              </w:rPr>
+              <w:t>_infil_avg</w:t>
+            </w:r>
+            <w:proofErr w:type="spellEnd"/>
+            <w:r>
+              <w:rPr>
+                <w:rFonts w:ascii="Arial" w:hAnsi="Arial" w:cs="Arial"/>
+              </w:rPr>
+              <w:t>}</w:t>
             </w:r>
           </w:p>
         </w:tc>
@@ -5733,7 +7601,29 @@
               <w:rPr>
                 <w:rFonts w:ascii="Arial" w:hAnsi="Arial" w:cs="Arial"/>
               </w:rPr>
-              <w:t>{res_infil_var}</w:t>
+              <w:t>{</w:t>
+            </w:r>
+            <w:proofErr w:type="spellStart"/>
+            <w:proofErr w:type="gramStart"/>
+            <w:r>
+              <w:rPr>
+                <w:rFonts w:ascii="Arial" w:hAnsi="Arial" w:cs="Arial"/>
+              </w:rPr>
+              <w:t>res</w:t>
+            </w:r>
+            <w:proofErr w:type="gramEnd"/>
+            <w:r>
+              <w:rPr>
+                <w:rFonts w:ascii="Arial" w:hAnsi="Arial" w:cs="Arial"/>
+              </w:rPr>
+              <w:t>_infil_var</w:t>
+            </w:r>
+            <w:proofErr w:type="spellEnd"/>
+            <w:r>
+              <w:rPr>
+                <w:rFonts w:ascii="Arial" w:hAnsi="Arial" w:cs="Arial"/>
+              </w:rPr>
+              <w:t>}</w:t>
             </w:r>
           </w:p>
         </w:tc>
@@ -5761,7 +7651,29 @@
               <w:rPr>
                 <w:rFonts w:ascii="Arial" w:hAnsi="Arial" w:cs="Arial"/>
               </w:rPr>
-              <w:t>{res_infil_cmt}</w:t>
+              <w:t>{</w:t>
+            </w:r>
+            <w:proofErr w:type="spellStart"/>
+            <w:proofErr w:type="gramStart"/>
+            <w:r>
+              <w:rPr>
+                <w:rFonts w:ascii="Arial" w:hAnsi="Arial" w:cs="Arial"/>
+              </w:rPr>
+              <w:t>res</w:t>
+            </w:r>
+            <w:proofErr w:type="gramEnd"/>
+            <w:r>
+              <w:rPr>
+                <w:rFonts w:ascii="Arial" w:hAnsi="Arial" w:cs="Arial"/>
+              </w:rPr>
+              <w:t>_infil_cmt</w:t>
+            </w:r>
+            <w:proofErr w:type="spellEnd"/>
+            <w:r>
+              <w:rPr>
+                <w:rFonts w:ascii="Arial" w:hAnsi="Arial" w:cs="Arial"/>
+              </w:rPr>
+              <w:t>}</w:t>
             </w:r>
           </w:p>
         </w:tc>
@@ -5822,7 +7734,29 @@
               <w:rPr>
                 <w:rFonts w:ascii="Arial" w:hAnsi="Arial" w:cs="Arial"/>
               </w:rPr>
-              <w:t>{res_soil_avg}</w:t>
+              <w:t>{</w:t>
+            </w:r>
+            <w:proofErr w:type="spellStart"/>
+            <w:proofErr w:type="gramStart"/>
+            <w:r>
+              <w:rPr>
+                <w:rFonts w:ascii="Arial" w:hAnsi="Arial" w:cs="Arial"/>
+              </w:rPr>
+              <w:t>res</w:t>
+            </w:r>
+            <w:proofErr w:type="gramEnd"/>
+            <w:r>
+              <w:rPr>
+                <w:rFonts w:ascii="Arial" w:hAnsi="Arial" w:cs="Arial"/>
+              </w:rPr>
+              <w:t>_soil_avg</w:t>
+            </w:r>
+            <w:proofErr w:type="spellEnd"/>
+            <w:r>
+              <w:rPr>
+                <w:rFonts w:ascii="Arial" w:hAnsi="Arial" w:cs="Arial"/>
+              </w:rPr>
+              <w:t>}</w:t>
             </w:r>
           </w:p>
         </w:tc>
@@ -5850,7 +7784,29 @@
               <w:rPr>
                 <w:rFonts w:ascii="Arial" w:hAnsi="Arial" w:cs="Arial"/>
               </w:rPr>
-              <w:t>{res_soil_var}</w:t>
+              <w:t>{</w:t>
+            </w:r>
+            <w:proofErr w:type="spellStart"/>
+            <w:proofErr w:type="gramStart"/>
+            <w:r>
+              <w:rPr>
+                <w:rFonts w:ascii="Arial" w:hAnsi="Arial" w:cs="Arial"/>
+              </w:rPr>
+              <w:t>res</w:t>
+            </w:r>
+            <w:proofErr w:type="gramEnd"/>
+            <w:r>
+              <w:rPr>
+                <w:rFonts w:ascii="Arial" w:hAnsi="Arial" w:cs="Arial"/>
+              </w:rPr>
+              <w:t>_soil_var</w:t>
+            </w:r>
+            <w:proofErr w:type="spellEnd"/>
+            <w:r>
+              <w:rPr>
+                <w:rFonts w:ascii="Arial" w:hAnsi="Arial" w:cs="Arial"/>
+              </w:rPr>
+              <w:t>}</w:t>
             </w:r>
           </w:p>
         </w:tc>
@@ -5878,7 +7834,29 @@
               <w:rPr>
                 <w:rFonts w:ascii="Arial" w:hAnsi="Arial" w:cs="Arial"/>
               </w:rPr>
-              <w:t>{res_soil_cmt}</w:t>
+              <w:t>{</w:t>
+            </w:r>
+            <w:proofErr w:type="spellStart"/>
+            <w:proofErr w:type="gramStart"/>
+            <w:r>
+              <w:rPr>
+                <w:rFonts w:ascii="Arial" w:hAnsi="Arial" w:cs="Arial"/>
+              </w:rPr>
+              <w:t>res</w:t>
+            </w:r>
+            <w:proofErr w:type="gramEnd"/>
+            <w:r>
+              <w:rPr>
+                <w:rFonts w:ascii="Arial" w:hAnsi="Arial" w:cs="Arial"/>
+              </w:rPr>
+              <w:t>_soil_cmt</w:t>
+            </w:r>
+            <w:proofErr w:type="spellEnd"/>
+            <w:r>
+              <w:rPr>
+                <w:rFonts w:ascii="Arial" w:hAnsi="Arial" w:cs="Arial"/>
+              </w:rPr>
+              <w:t>}</w:t>
             </w:r>
           </w:p>
         </w:tc>
@@ -5939,7 +7917,29 @@
               <w:rPr>
                 <w:rFonts w:ascii="Arial" w:hAnsi="Arial" w:cs="Arial"/>
               </w:rPr>
-              <w:t>{res_shear_avg}</w:t>
+              <w:t>{</w:t>
+            </w:r>
+            <w:proofErr w:type="spellStart"/>
+            <w:proofErr w:type="gramStart"/>
+            <w:r>
+              <w:rPr>
+                <w:rFonts w:ascii="Arial" w:hAnsi="Arial" w:cs="Arial"/>
+              </w:rPr>
+              <w:t>res</w:t>
+            </w:r>
+            <w:proofErr w:type="gramEnd"/>
+            <w:r>
+              <w:rPr>
+                <w:rFonts w:ascii="Arial" w:hAnsi="Arial" w:cs="Arial"/>
+              </w:rPr>
+              <w:t>_shear_avg</w:t>
+            </w:r>
+            <w:proofErr w:type="spellEnd"/>
+            <w:r>
+              <w:rPr>
+                <w:rFonts w:ascii="Arial" w:hAnsi="Arial" w:cs="Arial"/>
+              </w:rPr>
+              <w:t>}</w:t>
             </w:r>
           </w:p>
         </w:tc>
@@ -5967,7 +7967,29 @@
               <w:rPr>
                 <w:rFonts w:ascii="Arial" w:hAnsi="Arial" w:cs="Arial"/>
               </w:rPr>
-              <w:t>{res_shear_var}</w:t>
+              <w:t>{</w:t>
+            </w:r>
+            <w:proofErr w:type="spellStart"/>
+            <w:proofErr w:type="gramStart"/>
+            <w:r>
+              <w:rPr>
+                <w:rFonts w:ascii="Arial" w:hAnsi="Arial" w:cs="Arial"/>
+              </w:rPr>
+              <w:t>res</w:t>
+            </w:r>
+            <w:proofErr w:type="gramEnd"/>
+            <w:r>
+              <w:rPr>
+                <w:rFonts w:ascii="Arial" w:hAnsi="Arial" w:cs="Arial"/>
+              </w:rPr>
+              <w:t>_shear_var</w:t>
+            </w:r>
+            <w:proofErr w:type="spellEnd"/>
+            <w:r>
+              <w:rPr>
+                <w:rFonts w:ascii="Arial" w:hAnsi="Arial" w:cs="Arial"/>
+              </w:rPr>
+              <w:t>}</w:t>
             </w:r>
           </w:p>
         </w:tc>
@@ -5995,7 +8017,29 @@
               <w:rPr>
                 <w:rFonts w:ascii="Arial" w:hAnsi="Arial" w:cs="Arial"/>
               </w:rPr>
-              <w:t>{res_shear_cmt}</w:t>
+              <w:t>{</w:t>
+            </w:r>
+            <w:proofErr w:type="spellStart"/>
+            <w:proofErr w:type="gramStart"/>
+            <w:r>
+              <w:rPr>
+                <w:rFonts w:ascii="Arial" w:hAnsi="Arial" w:cs="Arial"/>
+              </w:rPr>
+              <w:t>res</w:t>
+            </w:r>
+            <w:proofErr w:type="gramEnd"/>
+            <w:r>
+              <w:rPr>
+                <w:rFonts w:ascii="Arial" w:hAnsi="Arial" w:cs="Arial"/>
+              </w:rPr>
+              <w:t>_shear_cmt</w:t>
+            </w:r>
+            <w:proofErr w:type="spellEnd"/>
+            <w:r>
+              <w:rPr>
+                <w:rFonts w:ascii="Arial" w:hAnsi="Arial" w:cs="Arial"/>
+              </w:rPr>
+              <w:t>}</w:t>
             </w:r>
           </w:p>
         </w:tc>
@@ -6056,7 +8100,29 @@
               <w:rPr>
                 <w:rFonts w:ascii="Arial" w:hAnsi="Arial" w:cs="Arial"/>
               </w:rPr>
-              <w:t>{res_ndvi_avg}</w:t>
+              <w:t>{</w:t>
+            </w:r>
+            <w:proofErr w:type="spellStart"/>
+            <w:proofErr w:type="gramStart"/>
+            <w:r>
+              <w:rPr>
+                <w:rFonts w:ascii="Arial" w:hAnsi="Arial" w:cs="Arial"/>
+              </w:rPr>
+              <w:t>res</w:t>
+            </w:r>
+            <w:proofErr w:type="gramEnd"/>
+            <w:r>
+              <w:rPr>
+                <w:rFonts w:ascii="Arial" w:hAnsi="Arial" w:cs="Arial"/>
+              </w:rPr>
+              <w:t>_ndvi_avg</w:t>
+            </w:r>
+            <w:proofErr w:type="spellEnd"/>
+            <w:r>
+              <w:rPr>
+                <w:rFonts w:ascii="Arial" w:hAnsi="Arial" w:cs="Arial"/>
+              </w:rPr>
+              <w:t>}</w:t>
             </w:r>
           </w:p>
         </w:tc>
@@ -6084,7 +8150,29 @@
               <w:rPr>
                 <w:rFonts w:ascii="Arial" w:hAnsi="Arial" w:cs="Arial"/>
               </w:rPr>
-              <w:t>{res_ndvi_var}</w:t>
+              <w:t>{</w:t>
+            </w:r>
+            <w:proofErr w:type="spellStart"/>
+            <w:proofErr w:type="gramStart"/>
+            <w:r>
+              <w:rPr>
+                <w:rFonts w:ascii="Arial" w:hAnsi="Arial" w:cs="Arial"/>
+              </w:rPr>
+              <w:t>res</w:t>
+            </w:r>
+            <w:proofErr w:type="gramEnd"/>
+            <w:r>
+              <w:rPr>
+                <w:rFonts w:ascii="Arial" w:hAnsi="Arial" w:cs="Arial"/>
+              </w:rPr>
+              <w:t>_ndvi_var</w:t>
+            </w:r>
+            <w:proofErr w:type="spellEnd"/>
+            <w:r>
+              <w:rPr>
+                <w:rFonts w:ascii="Arial" w:hAnsi="Arial" w:cs="Arial"/>
+              </w:rPr>
+              <w:t>}</w:t>
             </w:r>
           </w:p>
         </w:tc>
@@ -6112,7 +8200,29 @@
               <w:rPr>
                 <w:rFonts w:ascii="Arial" w:hAnsi="Arial" w:cs="Arial"/>
               </w:rPr>
-              <w:t>{res_ndvi_cmt}</w:t>
+              <w:t>{</w:t>
+            </w:r>
+            <w:proofErr w:type="spellStart"/>
+            <w:proofErr w:type="gramStart"/>
+            <w:r>
+              <w:rPr>
+                <w:rFonts w:ascii="Arial" w:hAnsi="Arial" w:cs="Arial"/>
+              </w:rPr>
+              <w:t>res</w:t>
+            </w:r>
+            <w:proofErr w:type="gramEnd"/>
+            <w:r>
+              <w:rPr>
+                <w:rFonts w:ascii="Arial" w:hAnsi="Arial" w:cs="Arial"/>
+              </w:rPr>
+              <w:t>_ndvi_cmt</w:t>
+            </w:r>
+            <w:proofErr w:type="spellEnd"/>
+            <w:r>
+              <w:rPr>
+                <w:rFonts w:ascii="Arial" w:hAnsi="Arial" w:cs="Arial"/>
+              </w:rPr>
+              <w:t>}</w:t>
             </w:r>
           </w:p>
         </w:tc>
@@ -6173,7 +8283,29 @@
               <w:rPr>
                 <w:rFonts w:ascii="Arial" w:hAnsi="Arial" w:cs="Arial"/>
               </w:rPr>
-              <w:t>{res_clegg_avg}</w:t>
+              <w:t>{</w:t>
+            </w:r>
+            <w:proofErr w:type="spellStart"/>
+            <w:proofErr w:type="gramStart"/>
+            <w:r>
+              <w:rPr>
+                <w:rFonts w:ascii="Arial" w:hAnsi="Arial" w:cs="Arial"/>
+              </w:rPr>
+              <w:t>res</w:t>
+            </w:r>
+            <w:proofErr w:type="gramEnd"/>
+            <w:r>
+              <w:rPr>
+                <w:rFonts w:ascii="Arial" w:hAnsi="Arial" w:cs="Arial"/>
+              </w:rPr>
+              <w:t>_clegg_avg</w:t>
+            </w:r>
+            <w:proofErr w:type="spellEnd"/>
+            <w:r>
+              <w:rPr>
+                <w:rFonts w:ascii="Arial" w:hAnsi="Arial" w:cs="Arial"/>
+              </w:rPr>
+              <w:t>}</w:t>
             </w:r>
           </w:p>
         </w:tc>
@@ -6201,7 +8333,29 @@
               <w:rPr>
                 <w:rFonts w:ascii="Arial" w:hAnsi="Arial" w:cs="Arial"/>
               </w:rPr>
-              <w:t>{res_clegg_var}</w:t>
+              <w:t>{</w:t>
+            </w:r>
+            <w:proofErr w:type="spellStart"/>
+            <w:proofErr w:type="gramStart"/>
+            <w:r>
+              <w:rPr>
+                <w:rFonts w:ascii="Arial" w:hAnsi="Arial" w:cs="Arial"/>
+              </w:rPr>
+              <w:t>res</w:t>
+            </w:r>
+            <w:proofErr w:type="gramEnd"/>
+            <w:r>
+              <w:rPr>
+                <w:rFonts w:ascii="Arial" w:hAnsi="Arial" w:cs="Arial"/>
+              </w:rPr>
+              <w:t>_clegg_var</w:t>
+            </w:r>
+            <w:proofErr w:type="spellEnd"/>
+            <w:r>
+              <w:rPr>
+                <w:rFonts w:ascii="Arial" w:hAnsi="Arial" w:cs="Arial"/>
+              </w:rPr>
+              <w:t>}</w:t>
             </w:r>
           </w:p>
         </w:tc>
@@ -6229,7 +8383,29 @@
               <w:rPr>
                 <w:rFonts w:ascii="Arial" w:hAnsi="Arial" w:cs="Arial"/>
               </w:rPr>
-              <w:t>{res_clegg_cmt}</w:t>
+              <w:t>{</w:t>
+            </w:r>
+            <w:proofErr w:type="spellStart"/>
+            <w:proofErr w:type="gramStart"/>
+            <w:r>
+              <w:rPr>
+                <w:rFonts w:ascii="Arial" w:hAnsi="Arial" w:cs="Arial"/>
+              </w:rPr>
+              <w:t>res</w:t>
+            </w:r>
+            <w:proofErr w:type="gramEnd"/>
+            <w:r>
+              <w:rPr>
+                <w:rFonts w:ascii="Arial" w:hAnsi="Arial" w:cs="Arial"/>
+              </w:rPr>
+              <w:t>_clegg_cmt</w:t>
+            </w:r>
+            <w:proofErr w:type="spellEnd"/>
+            <w:r>
+              <w:rPr>
+                <w:rFonts w:ascii="Arial" w:hAnsi="Arial" w:cs="Arial"/>
+              </w:rPr>
+              <w:t>}</w:t>
             </w:r>
           </w:p>
         </w:tc>
@@ -6305,7 +8481,29 @@
               <w:rPr>
                 <w:rFonts w:ascii="Arial" w:hAnsi="Arial" w:cs="Arial"/>
               </w:rPr>
-              <w:t>{res_traction_avg}</w:t>
+              <w:t>{</w:t>
+            </w:r>
+            <w:proofErr w:type="spellStart"/>
+            <w:proofErr w:type="gramStart"/>
+            <w:r>
+              <w:rPr>
+                <w:rFonts w:ascii="Arial" w:hAnsi="Arial" w:cs="Arial"/>
+              </w:rPr>
+              <w:t>res</w:t>
+            </w:r>
+            <w:proofErr w:type="gramEnd"/>
+            <w:r>
+              <w:rPr>
+                <w:rFonts w:ascii="Arial" w:hAnsi="Arial" w:cs="Arial"/>
+              </w:rPr>
+              <w:t>_traction_avg</w:t>
+            </w:r>
+            <w:proofErr w:type="spellEnd"/>
+            <w:r>
+              <w:rPr>
+                <w:rFonts w:ascii="Arial" w:hAnsi="Arial" w:cs="Arial"/>
+              </w:rPr>
+              <w:t>}</w:t>
             </w:r>
           </w:p>
         </w:tc>
@@ -6333,7 +8531,29 @@
               <w:rPr>
                 <w:rFonts w:ascii="Arial" w:hAnsi="Arial" w:cs="Arial"/>
               </w:rPr>
-              <w:t>{res_traction_var}</w:t>
+              <w:t>{</w:t>
+            </w:r>
+            <w:proofErr w:type="spellStart"/>
+            <w:proofErr w:type="gramStart"/>
+            <w:r>
+              <w:rPr>
+                <w:rFonts w:ascii="Arial" w:hAnsi="Arial" w:cs="Arial"/>
+              </w:rPr>
+              <w:t>res</w:t>
+            </w:r>
+            <w:proofErr w:type="gramEnd"/>
+            <w:r>
+              <w:rPr>
+                <w:rFonts w:ascii="Arial" w:hAnsi="Arial" w:cs="Arial"/>
+              </w:rPr>
+              <w:t>_traction_var</w:t>
+            </w:r>
+            <w:proofErr w:type="spellEnd"/>
+            <w:r>
+              <w:rPr>
+                <w:rFonts w:ascii="Arial" w:hAnsi="Arial" w:cs="Arial"/>
+              </w:rPr>
+              <w:t>}</w:t>
             </w:r>
           </w:p>
         </w:tc>
@@ -6361,7 +8581,29 @@
               <w:rPr>
                 <w:rFonts w:ascii="Arial" w:hAnsi="Arial" w:cs="Arial"/>
               </w:rPr>
-              <w:t>{res_traction_cmt}</w:t>
+              <w:t>{</w:t>
+            </w:r>
+            <w:proofErr w:type="spellStart"/>
+            <w:proofErr w:type="gramStart"/>
+            <w:r>
+              <w:rPr>
+                <w:rFonts w:ascii="Arial" w:hAnsi="Arial" w:cs="Arial"/>
+              </w:rPr>
+              <w:t>res</w:t>
+            </w:r>
+            <w:proofErr w:type="gramEnd"/>
+            <w:r>
+              <w:rPr>
+                <w:rFonts w:ascii="Arial" w:hAnsi="Arial" w:cs="Arial"/>
+              </w:rPr>
+              <w:t>_traction_cmt</w:t>
+            </w:r>
+            <w:proofErr w:type="spellEnd"/>
+            <w:r>
+              <w:rPr>
+                <w:rFonts w:ascii="Arial" w:hAnsi="Arial" w:cs="Arial"/>
+              </w:rPr>
+              <w:t>}</w:t>
             </w:r>
           </w:p>
         </w:tc>
@@ -6394,7 +8636,23 @@
                 <w:rFonts w:ascii="Arial" w:hAnsi="Arial" w:cs="Arial"/>
                 <w:lang w:val="en-GB"/>
               </w:rPr>
-              <w:t>{#moisture_rows}{label}</w:t>
+              <w:t>{#moisture_</w:t>
+            </w:r>
+            <w:proofErr w:type="gramStart"/>
+            <w:r>
+              <w:rPr>
+                <w:rFonts w:ascii="Arial" w:hAnsi="Arial" w:cs="Arial"/>
+                <w:lang w:val="en-GB"/>
+              </w:rPr>
+              <w:t>rows}{</w:t>
+            </w:r>
+            <w:proofErr w:type="gramEnd"/>
+            <w:r>
+              <w:rPr>
+                <w:rFonts w:ascii="Arial" w:hAnsi="Arial" w:cs="Arial"/>
+                <w:lang w:val="en-GB"/>
+              </w:rPr>
+              <w:t>label}</w:t>
             </w:r>
           </w:p>
         </w:tc>
@@ -6422,7 +8680,23 @@
               <w:rPr>
                 <w:rFonts w:ascii="Arial" w:hAnsi="Arial" w:cs="Arial"/>
               </w:rPr>
-              <w:t>{avg}</w:t>
+              <w:t>{</w:t>
+            </w:r>
+            <w:proofErr w:type="spellStart"/>
+            <w:proofErr w:type="gramStart"/>
+            <w:r>
+              <w:rPr>
+                <w:rFonts w:ascii="Arial" w:hAnsi="Arial" w:cs="Arial"/>
+              </w:rPr>
+              <w:t>avg</w:t>
+            </w:r>
+            <w:proofErr w:type="spellEnd"/>
+            <w:proofErr w:type="gramEnd"/>
+            <w:r>
+              <w:rPr>
+                <w:rFonts w:ascii="Arial" w:hAnsi="Arial" w:cs="Arial"/>
+              </w:rPr>
+              <w:t>}</w:t>
             </w:r>
           </w:p>
         </w:tc>
@@ -6450,7 +8724,21 @@
               <w:rPr>
                 <w:rFonts w:ascii="Arial" w:hAnsi="Arial" w:cs="Arial"/>
               </w:rPr>
-              <w:t>{var}</w:t>
+              <w:t>{</w:t>
+            </w:r>
+            <w:proofErr w:type="gramStart"/>
+            <w:r>
+              <w:rPr>
+                <w:rFonts w:ascii="Arial" w:hAnsi="Arial" w:cs="Arial"/>
+              </w:rPr>
+              <w:t>var</w:t>
+            </w:r>
+            <w:proofErr w:type="gramEnd"/>
+            <w:r>
+              <w:rPr>
+                <w:rFonts w:ascii="Arial" w:hAnsi="Arial" w:cs="Arial"/>
+              </w:rPr>
+              <w:t>}</w:t>
             </w:r>
           </w:p>
         </w:tc>
@@ -6476,7 +8764,35 @@
               <w:rPr>
                 <w:rFonts w:ascii="Arial" w:hAnsi="Arial" w:cs="Arial"/>
               </w:rPr>
-              <w:t>{cmt}{/moisture_rows}</w:t>
+              <w:t>{</w:t>
+            </w:r>
+            <w:proofErr w:type="gramStart"/>
+            <w:r>
+              <w:rPr>
+                <w:rFonts w:ascii="Arial" w:hAnsi="Arial" w:cs="Arial"/>
+              </w:rPr>
+              <w:t>cmt</w:t>
+            </w:r>
+            <w:proofErr w:type="gramEnd"/>
+            <w:r>
+              <w:rPr>
+                <w:rFonts w:ascii="Arial" w:hAnsi="Arial" w:cs="Arial"/>
+              </w:rPr>
+              <w:t>}{/</w:t>
+            </w:r>
+            <w:proofErr w:type="spellStart"/>
+            <w:r>
+              <w:rPr>
+                <w:rFonts w:ascii="Arial" w:hAnsi="Arial" w:cs="Arial"/>
+              </w:rPr>
+              <w:t>moisture_rows</w:t>
+            </w:r>
+            <w:proofErr w:type="spellEnd"/>
+            <w:r>
+              <w:rPr>
+                <w:rFonts w:ascii="Arial" w:hAnsi="Arial" w:cs="Arial"/>
+              </w:rPr>
+              <w:t>}</w:t>
             </w:r>
           </w:p>
         </w:tc>
@@ -6501,7 +8817,6 @@
           <w:b/>
           <w:bCs/>
           <w:color w:val="FFFFFF"/>
-          <w:lang w:val="en-GB"/>
         </w:rPr>
         <w:lastRenderedPageBreak/>
         <w:t>I</w:t>
@@ -6512,52 +8827,175 @@
           <w:b/>
           <w:bCs/>
           <w:color w:val="FFFFFF"/>
-          <w:lang w:val="en-GB"/>
-        </w:rPr>
-        <w:t xml:space="preserve">. </w:t>
+        </w:rPr>
+        <w:t xml:space="preserve">. Test location </w:t>
       </w:r>
+      <w:proofErr w:type="spellStart"/>
       <w:r>
         <w:rPr>
           <w:rFonts w:ascii="Arial" w:hAnsi="Arial" w:cs="Arial"/>
           <w:b/>
           <w:bCs/>
           <w:color w:val="FFFFFF"/>
-          <w:lang w:val="en-GB"/>
-        </w:rPr>
-        <w:t>R</w:t>
+        </w:rPr>
+        <w:t>maps</w:t>
       </w:r>
-      <w:r>
-        <w:rPr>
-          <w:rFonts w:ascii="Arial" w:hAnsi="Arial" w:cs="Arial"/>
-          <w:b/>
-          <w:bCs/>
-          <w:color w:val="FFFFFF"/>
-          <w:lang w:val="en-GB"/>
-        </w:rPr>
-        <w:t>esults summary for pitch</w:t>
-      </w:r>
+      <w:proofErr w:type="spellEnd"/>
     </w:p>
     <w:p>
-      <w:pPr>
-        <w:pStyle w:val="Heading2"/>
-        <w:shd w:val="clear" w:color="auto" w:fill="3A4D2F"/>
-      </w:pPr>
+      <w:proofErr w:type="spellStart"/>
       <w:r>
         <w:rPr>
           <w:rFonts w:ascii="Arial" w:hAnsi="Arial" w:cs="Arial"/>
-          <w:b/>
-          <w:bCs/>
-          <w:color w:val="FFFFFF"/>
-        </w:rPr>
-        <w:t>APPENDIX J. Test location maps</w:t>
+        </w:rPr>
+        <w:t>Recorded</w:t>
       </w:r>
-    </w:p>
-    <w:p>
+      <w:proofErr w:type="spellEnd"/>
       <w:r>
         <w:rPr>
           <w:rFonts w:ascii="Arial" w:hAnsi="Arial" w:cs="Arial"/>
         </w:rPr>
-        <w:t>Recorded test positions for each metric (green = a reading was entered). Dots reflect where testing actually took place.</w:t>
+        <w:t xml:space="preserve"> test positions for </w:t>
+      </w:r>
+      <w:proofErr w:type="spellStart"/>
+      <w:r>
+        <w:rPr>
+          <w:rFonts w:ascii="Arial" w:hAnsi="Arial" w:cs="Arial"/>
+        </w:rPr>
+        <w:t>each</w:t>
+      </w:r>
+      <w:proofErr w:type="spellEnd"/>
+      <w:r>
+        <w:rPr>
+          <w:rFonts w:ascii="Arial" w:hAnsi="Arial" w:cs="Arial"/>
+        </w:rPr>
+        <w:t xml:space="preserve"> </w:t>
+      </w:r>
+      <w:proofErr w:type="spellStart"/>
+      <w:r>
+        <w:rPr>
+          <w:rFonts w:ascii="Arial" w:hAnsi="Arial" w:cs="Arial"/>
+        </w:rPr>
+        <w:t>metric</w:t>
+      </w:r>
+      <w:proofErr w:type="spellEnd"/>
+      <w:r>
+        <w:rPr>
+          <w:rFonts w:ascii="Arial" w:hAnsi="Arial" w:cs="Arial"/>
+        </w:rPr>
+        <w:t xml:space="preserve"> (green = a </w:t>
+      </w:r>
+      <w:proofErr w:type="spellStart"/>
+      <w:r>
+        <w:rPr>
+          <w:rFonts w:ascii="Arial" w:hAnsi="Arial" w:cs="Arial"/>
+        </w:rPr>
+        <w:t>reading</w:t>
+      </w:r>
+      <w:proofErr w:type="spellEnd"/>
+      <w:r>
+        <w:rPr>
+          <w:rFonts w:ascii="Arial" w:hAnsi="Arial" w:cs="Arial"/>
+        </w:rPr>
+        <w:t xml:space="preserve"> </w:t>
+      </w:r>
+      <w:proofErr w:type="spellStart"/>
+      <w:r>
+        <w:rPr>
+          <w:rFonts w:ascii="Arial" w:hAnsi="Arial" w:cs="Arial"/>
+        </w:rPr>
+        <w:t>was</w:t>
+      </w:r>
+      <w:proofErr w:type="spellEnd"/>
+      <w:r>
+        <w:rPr>
+          <w:rFonts w:ascii="Arial" w:hAnsi="Arial" w:cs="Arial"/>
+        </w:rPr>
+        <w:t xml:space="preserve"> </w:t>
+      </w:r>
+      <w:proofErr w:type="spellStart"/>
+      <w:r>
+        <w:rPr>
+          <w:rFonts w:ascii="Arial" w:hAnsi="Arial" w:cs="Arial"/>
+        </w:rPr>
+        <w:t>entered</w:t>
+      </w:r>
+      <w:proofErr w:type="spellEnd"/>
+      <w:r>
+        <w:rPr>
+          <w:rFonts w:ascii="Arial" w:hAnsi="Arial" w:cs="Arial"/>
+        </w:rPr>
+        <w:t xml:space="preserve">). Dots </w:t>
+      </w:r>
+      <w:proofErr w:type="spellStart"/>
+      <w:r>
+        <w:rPr>
+          <w:rFonts w:ascii="Arial" w:hAnsi="Arial" w:cs="Arial"/>
+        </w:rPr>
+        <w:t>reflect</w:t>
+      </w:r>
+      <w:proofErr w:type="spellEnd"/>
+      <w:r>
+        <w:rPr>
+          <w:rFonts w:ascii="Arial" w:hAnsi="Arial" w:cs="Arial"/>
+        </w:rPr>
+        <w:t xml:space="preserve"> </w:t>
+      </w:r>
+      <w:proofErr w:type="spellStart"/>
+      <w:r>
+        <w:rPr>
+          <w:rFonts w:ascii="Arial" w:hAnsi="Arial" w:cs="Arial"/>
+        </w:rPr>
+        <w:t>where</w:t>
+      </w:r>
+      <w:proofErr w:type="spellEnd"/>
+      <w:r>
+        <w:rPr>
+          <w:rFonts w:ascii="Arial" w:hAnsi="Arial" w:cs="Arial"/>
+        </w:rPr>
+        <w:t xml:space="preserve"> </w:t>
+      </w:r>
+      <w:proofErr w:type="spellStart"/>
+      <w:r>
+        <w:rPr>
+          <w:rFonts w:ascii="Arial" w:hAnsi="Arial" w:cs="Arial"/>
+        </w:rPr>
+        <w:t>testing</w:t>
+      </w:r>
+      <w:proofErr w:type="spellEnd"/>
+      <w:r>
+        <w:rPr>
+          <w:rFonts w:ascii="Arial" w:hAnsi="Arial" w:cs="Arial"/>
+        </w:rPr>
+        <w:t xml:space="preserve"> </w:t>
+      </w:r>
+      <w:proofErr w:type="spellStart"/>
+      <w:r>
+        <w:rPr>
+          <w:rFonts w:ascii="Arial" w:hAnsi="Arial" w:cs="Arial"/>
+        </w:rPr>
+        <w:t>actually</w:t>
+      </w:r>
+      <w:proofErr w:type="spellEnd"/>
+      <w:r>
+        <w:rPr>
+          <w:rFonts w:ascii="Arial" w:hAnsi="Arial" w:cs="Arial"/>
+        </w:rPr>
+        <w:t xml:space="preserve"> </w:t>
+      </w:r>
+      <w:proofErr w:type="spellStart"/>
+      <w:r>
+        <w:rPr>
+          <w:rFonts w:ascii="Arial" w:hAnsi="Arial" w:cs="Arial"/>
+        </w:rPr>
+        <w:t>took</w:t>
+      </w:r>
+      <w:proofErr w:type="spellEnd"/>
+      <w:r>
+        <w:rPr>
+          <w:rFonts w:ascii="Arial" w:hAnsi="Arial" w:cs="Arial"/>
+        </w:rPr>
+        <w:t xml:space="preserve"> place.</w:t>
       </w:r>
     </w:p>
     <w:p>
@@ -6568,7 +9006,21 @@
         <w:rPr>
           <w:rFonts w:ascii="Arial" w:hAnsi="Arial" w:cs="Arial"/>
         </w:rPr>
-        <w:t>{%test_maps}</w:t>
+        <w:t>{%</w:t>
+      </w:r>
+      <w:proofErr w:type="spellStart"/>
+      <w:r>
+        <w:rPr>
+          <w:rFonts w:ascii="Arial" w:hAnsi="Arial" w:cs="Arial"/>
+        </w:rPr>
+        <w:t>test_maps</w:t>
+      </w:r>
+      <w:proofErr w:type="spellEnd"/>
+      <w:r>
+        <w:rPr>
+          <w:rFonts w:ascii="Arial" w:hAnsi="Arial" w:cs="Arial"/>
+        </w:rPr>
+        <w:t>}</w:t>
       </w:r>
     </w:p>
     <w:p>
@@ -6593,7 +9045,56 @@
           <w:color w:val="FFFFFF"/>
         </w:rPr>
         <w:lastRenderedPageBreak/>
-        <w:t>APPENDIX K. Soil profile / thatch photos</w:t>
+        <w:t>J</w:t>
+      </w:r>
+      <w:r>
+        <w:rPr>
+          <w:rFonts w:ascii="Arial" w:hAnsi="Arial" w:cs="Arial"/>
+          <w:b/>
+          <w:bCs/>
+          <w:color w:val="FFFFFF"/>
+        </w:rPr>
+        <w:t xml:space="preserve">. </w:t>
+      </w:r>
+      <w:proofErr w:type="spellStart"/>
+      <w:r>
+        <w:rPr>
+          <w:rFonts w:ascii="Arial" w:hAnsi="Arial" w:cs="Arial"/>
+          <w:b/>
+          <w:bCs/>
+          <w:color w:val="FFFFFF"/>
+        </w:rPr>
+        <w:t>Soil</w:t>
+      </w:r>
+      <w:proofErr w:type="spellEnd"/>
+      <w:r>
+        <w:rPr>
+          <w:rFonts w:ascii="Arial" w:hAnsi="Arial" w:cs="Arial"/>
+          <w:b/>
+          <w:bCs/>
+          <w:color w:val="FFFFFF"/>
+        </w:rPr>
+        <w:t xml:space="preserve"> profile / </w:t>
+      </w:r>
+      <w:proofErr w:type="spellStart"/>
+      <w:r>
+        <w:rPr>
+          <w:rFonts w:ascii="Arial" w:hAnsi="Arial" w:cs="Arial"/>
+          <w:b/>
+          <w:bCs/>
+          <w:color w:val="FFFFFF"/>
+        </w:rPr>
+        <w:t>thatch</w:t>
+      </w:r>
+      <w:proofErr w:type="spellEnd"/>
+      <w:r>
+        <w:rPr>
+          <w:rFonts w:ascii="Arial" w:hAnsi="Arial" w:cs="Arial"/>
+          <w:b/>
+          <w:bCs/>
+          <w:color w:val="FFFFFF"/>
+        </w:rPr>
+        <w:t xml:space="preserve"> photos</w:t>
       </w:r>
     </w:p>
     <w:p>
@@ -6601,7 +9102,21 @@
         <w:rPr>
           <w:rFonts w:ascii="Arial" w:hAnsi="Arial" w:cs="Arial"/>
         </w:rPr>
-        <w:t>Thatch-depth observation photos, by test position.</w:t>
+        <w:t>Thatch-</w:t>
+      </w:r>
+      <w:proofErr w:type="spellStart"/>
+      <w:r>
+        <w:rPr>
+          <w:rFonts w:ascii="Arial" w:hAnsi="Arial" w:cs="Arial"/>
+        </w:rPr>
+        <w:t>depth</w:t>
+      </w:r>
+      <w:proofErr w:type="spellEnd"/>
+      <w:r>
+        <w:rPr>
+          <w:rFonts w:ascii="Arial" w:hAnsi="Arial" w:cs="Arial"/>
+        </w:rPr>
+        <w:t xml:space="preserve"> observation photos, by test position.</w:t>
       </w:r>
     </w:p>
     <w:p>
@@ -6612,7 +9127,21 @@
         <w:rPr>
           <w:rFonts w:ascii="Arial" w:hAnsi="Arial" w:cs="Arial"/>
         </w:rPr>
-        <w:t>{%soil_photos}</w:t>
+        <w:t>{%</w:t>
+      </w:r>
+      <w:proofErr w:type="spellStart"/>
+      <w:r>
+        <w:rPr>
+          <w:rFonts w:ascii="Arial" w:hAnsi="Arial" w:cs="Arial"/>
+        </w:rPr>
+        <w:t>soil_photos</w:t>
+      </w:r>
+      <w:proofErr w:type="spellEnd"/>
+      <w:r>
+        <w:rPr>
+          <w:rFonts w:ascii="Arial" w:hAnsi="Arial" w:cs="Arial"/>
+        </w:rPr>
+        <w:t>}</w:t>
       </w:r>
     </w:p>
     <w:p>
@@ -6620,7 +9149,21 @@
         <w:rPr>
           <w:rFonts w:ascii="Arial" w:hAnsi="Arial" w:cs="Arial"/>
         </w:rPr>
-        <w:t>{/has_soil_photos}</w:t>
+        <w:t>{/</w:t>
+      </w:r>
+      <w:proofErr w:type="spellStart"/>
+      <w:r>
+        <w:rPr>
+          <w:rFonts w:ascii="Arial" w:hAnsi="Arial" w:cs="Arial"/>
+        </w:rPr>
+        <w:t>has_soil_photos</w:t>
+      </w:r>
+      <w:proofErr w:type="spellEnd"/>
+      <w:r>
+        <w:rPr>
+          <w:rFonts w:ascii="Arial" w:hAnsi="Arial" w:cs="Arial"/>
+        </w:rPr>
+        <w:t>}</w:t>
       </w:r>
     </w:p>
     <w:sectPr>
@@ -8595,12 +11138,11 @@
 </file>
 
 <file path=customXml/item1.xml><?xml version="1.0" encoding="utf-8"?>
-<?mso-contentType ?>
-<FormTemplates xmlns="http://schemas.microsoft.com/sharepoint/v3/contenttype/forms">
-  <Display>DocumentLibraryForm</Display>
-  <Edit>DocumentLibraryForm</Edit>
-  <New>DocumentLibraryForm</New>
-</FormTemplates>
+<p:properties xmlns:p="http://schemas.microsoft.com/office/2006/metadata/properties" xmlns:xsi="http://www.w3.org/2001/XMLSchema-instance" xmlns:pc="http://schemas.microsoft.com/office/infopath/2007/PartnerControls">
+  <documentManagement>
+    <_activity xmlns="8effeac7-16f0-464c-bc18-884bedef63e5" xsi:nil="true"/>
+  </documentManagement>
+</p:properties>
 </file>
 
 <file path=customXml/item2.xml><?xml version="1.0" encoding="utf-8"?>
@@ -8798,17 +11340,20 @@
 </file>
 
 <file path=customXml/item3.xml><?xml version="1.0" encoding="utf-8"?>
-<p:properties xmlns:p="http://schemas.microsoft.com/office/2006/metadata/properties" xmlns:xsi="http://www.w3.org/2001/XMLSchema-instance" xmlns:pc="http://schemas.microsoft.com/office/infopath/2007/PartnerControls">
-  <documentManagement>
-    <_activity xmlns="8effeac7-16f0-464c-bc18-884bedef63e5" xsi:nil="true"/>
-  </documentManagement>
-</p:properties>
+<?mso-contentType ?>
+<FormTemplates xmlns="http://schemas.microsoft.com/sharepoint/v3/contenttype/forms">
+  <Display>DocumentLibraryForm</Display>
+  <Edit>DocumentLibraryForm</Edit>
+  <New>DocumentLibraryForm</New>
+</FormTemplates>
 </file>
 
 <file path=customXml/itemProps1.xml><?xml version="1.0" encoding="utf-8"?>
-<ds:datastoreItem xmlns:ds="http://schemas.openxmlformats.org/officeDocument/2006/customXml" ds:itemID="{3BF1BAB2-22FA-442B-99FF-843B87305738}">
+<ds:datastoreItem xmlns:ds="http://schemas.openxmlformats.org/officeDocument/2006/customXml" ds:itemID="{5FA3DFFD-4364-4458-91BC-F673386D6347}">
   <ds:schemaRefs>
-    <ds:schemaRef ds:uri="http://schemas.microsoft.com/sharepoint/v3/contenttype/forms"/>
+    <ds:schemaRef ds:uri="http://schemas.microsoft.com/office/2006/metadata/properties"/>
+    <ds:schemaRef ds:uri="http://schemas.microsoft.com/office/infopath/2007/PartnerControls"/>
+    <ds:schemaRef ds:uri="8effeac7-16f0-464c-bc18-884bedef63e5"/>
   </ds:schemaRefs>
 </ds:datastoreItem>
 </file>
@@ -8832,11 +11377,9 @@
 </file>
 
 <file path=customXml/itemProps3.xml><?xml version="1.0" encoding="utf-8"?>
-<ds:datastoreItem xmlns:ds="http://schemas.openxmlformats.org/officeDocument/2006/customXml" ds:itemID="{5FA3DFFD-4364-4458-91BC-F673386D6347}">
+<ds:datastoreItem xmlns:ds="http://schemas.openxmlformats.org/officeDocument/2006/customXml" ds:itemID="{3BF1BAB2-22FA-442B-99FF-843B87305738}">
   <ds:schemaRefs>
-    <ds:schemaRef ds:uri="http://schemas.microsoft.com/office/2006/metadata/properties"/>
-    <ds:schemaRef ds:uri="http://schemas.microsoft.com/office/infopath/2007/PartnerControls"/>
-    <ds:schemaRef ds:uri="8effeac7-16f0-464c-bc18-884bedef63e5"/>
+    <ds:schemaRef ds:uri="http://schemas.microsoft.com/sharepoint/v3/contenttype/forms"/>
   </ds:schemaRefs>
 </ds:datastoreItem>
 </file>
--- a/report_template.docx
+++ b/report_template.docx
@@ -7850,189 +7850,6 @@
                 <w:rFonts w:ascii="Arial" w:hAnsi="Arial" w:cs="Arial"/>
               </w:rPr>
               <w:t>_soil_cmt</w:t>
-            </w:r>
-            <w:proofErr w:type="spellEnd"/>
-            <w:r>
-              <w:rPr>
-                <w:rFonts w:ascii="Arial" w:hAnsi="Arial" w:cs="Arial"/>
-              </w:rPr>
-              <w:t>}</w:t>
-            </w:r>
-          </w:p>
-        </w:tc>
-      </w:tr>
-      <w:tr>
-        <w:trPr>
-          <w:trHeight w:val="732"/>
-        </w:trPr>
-        <w:tc>
-          <w:tcPr>
-            <w:tcW w:w="1793" w:type="dxa"/>
-            <w:tcBorders>
-              <w:top w:val="single" w:sz="4" w:space="0" w:color="auto"/>
-              <w:left w:val="single" w:sz="4" w:space="0" w:color="auto"/>
-              <w:bottom w:val="single" w:sz="4" w:space="0" w:color="auto"/>
-              <w:right w:val="single" w:sz="4" w:space="0" w:color="auto"/>
-            </w:tcBorders>
-            <w:vAlign w:val="center"/>
-          </w:tcPr>
-          <w:p>
-            <w:pPr>
-              <w:pStyle w:val="Heading2"/>
-              <w:rPr>
-                <w:rFonts w:ascii="Arial" w:hAnsi="Arial" w:cs="Arial"/>
-                <w:lang w:val="en-GB"/>
-              </w:rPr>
-            </w:pPr>
-            <w:r>
-              <w:rPr>
-                <w:rFonts w:ascii="Arial" w:hAnsi="Arial" w:cs="Arial"/>
-                <w:lang w:val="en-GB"/>
-              </w:rPr>
-              <w:t>Shear strength</w:t>
-            </w:r>
-          </w:p>
-        </w:tc>
-        <w:tc>
-          <w:tcPr>
-            <w:tcW w:w="2551" w:type="dxa"/>
-            <w:tcBorders>
-              <w:top w:val="single" w:sz="4" w:space="0" w:color="auto"/>
-              <w:left w:val="single" w:sz="4" w:space="0" w:color="auto"/>
-              <w:bottom w:val="single" w:sz="4" w:space="0" w:color="auto"/>
-              <w:right w:val="single" w:sz="4" w:space="0" w:color="auto"/>
-            </w:tcBorders>
-            <w:vAlign w:val="center"/>
-          </w:tcPr>
-          <w:p>
-            <w:pPr>
-              <w:pStyle w:val="Heading2"/>
-              <w:jc w:val="center"/>
-              <w:rPr>
-                <w:rFonts w:ascii="Arial" w:hAnsi="Arial" w:cs="Arial"/>
-                <w:lang w:val="en-GB"/>
-              </w:rPr>
-            </w:pPr>
-            <w:r>
-              <w:rPr>
-                <w:rFonts w:ascii="Arial" w:hAnsi="Arial" w:cs="Arial"/>
-              </w:rPr>
-              <w:t>{</w:t>
-            </w:r>
-            <w:proofErr w:type="spellStart"/>
-            <w:proofErr w:type="gramStart"/>
-            <w:r>
-              <w:rPr>
-                <w:rFonts w:ascii="Arial" w:hAnsi="Arial" w:cs="Arial"/>
-              </w:rPr>
-              <w:t>res</w:t>
-            </w:r>
-            <w:proofErr w:type="gramEnd"/>
-            <w:r>
-              <w:rPr>
-                <w:rFonts w:ascii="Arial" w:hAnsi="Arial" w:cs="Arial"/>
-              </w:rPr>
-              <w:t>_shear_avg</w:t>
-            </w:r>
-            <w:proofErr w:type="spellEnd"/>
-            <w:r>
-              <w:rPr>
-                <w:rFonts w:ascii="Arial" w:hAnsi="Arial" w:cs="Arial"/>
-              </w:rPr>
-              <w:t>}</w:t>
-            </w:r>
-          </w:p>
-        </w:tc>
-        <w:tc>
-          <w:tcPr>
-            <w:tcW w:w="2498" w:type="dxa"/>
-            <w:tcBorders>
-              <w:top w:val="single" w:sz="4" w:space="0" w:color="auto"/>
-              <w:left w:val="single" w:sz="4" w:space="0" w:color="auto"/>
-              <w:bottom w:val="single" w:sz="4" w:space="0" w:color="auto"/>
-              <w:right w:val="single" w:sz="4" w:space="0" w:color="auto"/>
-            </w:tcBorders>
-            <w:vAlign w:val="center"/>
-          </w:tcPr>
-          <w:p>
-            <w:pPr>
-              <w:pStyle w:val="Heading2"/>
-              <w:jc w:val="center"/>
-              <w:rPr>
-                <w:rFonts w:ascii="Arial" w:hAnsi="Arial" w:cs="Arial"/>
-                <w:lang w:val="en-GB"/>
-              </w:rPr>
-            </w:pPr>
-            <w:r>
-              <w:rPr>
-                <w:rFonts w:ascii="Arial" w:hAnsi="Arial" w:cs="Arial"/>
-              </w:rPr>
-              <w:t>{</w:t>
-            </w:r>
-            <w:proofErr w:type="spellStart"/>
-            <w:proofErr w:type="gramStart"/>
-            <w:r>
-              <w:rPr>
-                <w:rFonts w:ascii="Arial" w:hAnsi="Arial" w:cs="Arial"/>
-              </w:rPr>
-              <w:t>res</w:t>
-            </w:r>
-            <w:proofErr w:type="gramEnd"/>
-            <w:r>
-              <w:rPr>
-                <w:rFonts w:ascii="Arial" w:hAnsi="Arial" w:cs="Arial"/>
-              </w:rPr>
-              <w:t>_shear_var</w:t>
-            </w:r>
-            <w:proofErr w:type="spellEnd"/>
-            <w:r>
-              <w:rPr>
-                <w:rFonts w:ascii="Arial" w:hAnsi="Arial" w:cs="Arial"/>
-              </w:rPr>
-              <w:t>}</w:t>
-            </w:r>
-          </w:p>
-        </w:tc>
-        <w:tc>
-          <w:tcPr>
-            <w:tcW w:w="2651" w:type="dxa"/>
-            <w:tcBorders>
-              <w:top w:val="single" w:sz="4" w:space="0" w:color="auto"/>
-              <w:left w:val="single" w:sz="4" w:space="0" w:color="auto"/>
-              <w:bottom w:val="single" w:sz="4" w:space="0" w:color="auto"/>
-              <w:right w:val="single" w:sz="4" w:space="0" w:color="auto"/>
-            </w:tcBorders>
-            <w:vAlign w:val="center"/>
-          </w:tcPr>
-          <w:p>
-            <w:pPr>
-              <w:pStyle w:val="Heading2"/>
-              <w:jc w:val="center"/>
-              <w:rPr>
-                <w:rFonts w:ascii="Arial" w:hAnsi="Arial" w:cs="Arial"/>
-                <w:lang w:val="en-GB"/>
-              </w:rPr>
-            </w:pPr>
-            <w:r>
-              <w:rPr>
-                <w:rFonts w:ascii="Arial" w:hAnsi="Arial" w:cs="Arial"/>
-              </w:rPr>
-              <w:t>{</w:t>
-            </w:r>
-            <w:proofErr w:type="spellStart"/>
-            <w:proofErr w:type="gramStart"/>
-            <w:r>
-              <w:rPr>
-                <w:rFonts w:ascii="Arial" w:hAnsi="Arial" w:cs="Arial"/>
-              </w:rPr>
-              <w:t>res</w:t>
-            </w:r>
-            <w:proofErr w:type="gramEnd"/>
-            <w:r>
-              <w:rPr>
-                <w:rFonts w:ascii="Arial" w:hAnsi="Arial" w:cs="Arial"/>
-              </w:rPr>
-              <w:t>_shear_cmt</w:t>
             </w:r>
             <w:proofErr w:type="spellEnd"/>
             <w:r>
